--- a/paper/[Opt. Express] Design and Simulation of a Broadband Tunable Transmittance Optical Filter Using Sb2Se3 Phase Change Material.docx
+++ b/paper/[Opt. Express] Design and Simulation of a Broadband Tunable Transmittance Optical Filter Using Sb2Se3 Phase Change Material.docx
@@ -2101,13 +2101,7 @@
         <w:rPr>
           <w:rFonts w:cs="Times New Roman"/>
         </w:rPr>
-        <w:t>glass</w:t>
-      </w:r>
-      <w:r>
-        <w:rPr>
-          <w:rFonts w:cs="Times New Roman"/>
-        </w:rPr>
-        <w:t xml:space="preserve"> </w:t>
+        <w:t xml:space="preserve">glass </w:t>
       </w:r>
       <w:r>
         <w:rPr>
@@ -3058,6 +3052,11 @@
         <w:rPr>
           <w:rFonts w:cs="Times New Roman"/>
         </w:rPr>
+      </w:r>
+      <w:r>
+        <w:rPr>
+          <w:rFonts w:cs="Times New Roman"/>
+        </w:rPr>
         <w:fldChar w:fldCharType="separate"/>
       </w:r>
       <w:r>
@@ -3103,19 +3102,7 @@
         <w:rPr>
           <w:rFonts w:cs="Times New Roman"/>
         </w:rPr>
-        <w:t xml:space="preserve"> has a fast switching speed in a </w:t>
-      </w:r>
-      <w:r>
-        <w:rPr>
-          <w:rFonts w:cs="Times New Roman"/>
-        </w:rPr>
-        <w:t>microsecond range</w:t>
-      </w:r>
-      <w:r>
-        <w:rPr>
-          <w:rFonts w:cs="Times New Roman"/>
-        </w:rPr>
-        <w:t xml:space="preserve"> </w:t>
+        <w:t xml:space="preserve"> has a fast switching speed in a microsecond range </w:t>
       </w:r>
       <w:r>
         <w:rPr>
@@ -3278,6 +3265,11 @@
         <w:rPr>
           <w:rFonts w:cs="Times New Roman"/>
         </w:rPr>
+      </w:r>
+      <w:r>
+        <w:rPr>
+          <w:rFonts w:cs="Times New Roman"/>
+        </w:rPr>
         <w:fldChar w:fldCharType="separate"/>
       </w:r>
       <w:r>
@@ -3445,6 +3437,11 @@
           <w:rFonts w:cs="Times New Roman"/>
         </w:rPr>
         <w:fldChar w:fldCharType="end"/>
+      </w:r>
+      <w:r>
+        <w:rPr>
+          <w:rFonts w:cs="Times New Roman"/>
+        </w:rPr>
       </w:r>
       <w:r>
         <w:rPr>
@@ -4127,19 +4124,7 @@
         <w:rPr>
           <w:rFonts w:cs="Times New Roman"/>
         </w:rPr>
-        <w:t xml:space="preserve">. Both optical filter and optical limiter required maximize transmittance and zero reflectance in ON </w:t>
-      </w:r>
-      <w:r>
-        <w:rPr>
-          <w:rFonts w:cs="Times New Roman"/>
-        </w:rPr>
-        <w:t>mode and</w:t>
-      </w:r>
-      <w:r>
-        <w:rPr>
-          <w:rFonts w:cs="Times New Roman"/>
-        </w:rPr>
-        <w:t xml:space="preserve"> minimize transmittance in OFF mode for the best efficiency. But optical limiter further required absorptance in ON mode as a self-activating switching mechanism. The availability of these two switching mechanisms in switchable filter is beneficial because it eliminates the required absorptance in the operation bandwidth for inducing phase transition, which helps increase the efficiency of the design. The designs of these two type of devices can be a planar thin-film structure or a metasurfaces; planar structures are easier to design, optimize and fabricate, but metasurface structures offer more design flexibility </w:t>
+        <w:t xml:space="preserve">. Both optical filter and optical limiter required maximize transmittance and zero reflectance in ON mode and minimize transmittance in OFF mode for the best efficiency. But optical limiter further required absorptance in ON mode as a self-activating switching mechanism. The availability of these two switching mechanisms in switchable filter is beneficial because it eliminates the required absorptance in the operation bandwidth for inducing phase transition, which helps increase the efficiency of the design. The designs of these two type of devices can be a planar thin-film structure or a metasurfaces; planar structures are easier to design, optimize and fabricate, but metasurface structures offer more design flexibility </w:t>
       </w:r>
       <w:r>
         <w:rPr>
@@ -4563,6 +4548,11 @@
           <w:rFonts w:cs="Times New Roman"/>
         </w:rPr>
         <w:fldChar w:fldCharType="end"/>
+      </w:r>
+      <w:r>
+        <w:rPr>
+          <w:rFonts w:cs="Times New Roman"/>
+        </w:rPr>
       </w:r>
       <w:r>
         <w:rPr>
@@ -4746,6 +4736,11 @@
         <w:rPr>
           <w:rFonts w:cs="Times New Roman"/>
         </w:rPr>
+      </w:r>
+      <w:r>
+        <w:rPr>
+          <w:rFonts w:cs="Times New Roman"/>
+        </w:rPr>
         <w:fldChar w:fldCharType="separate"/>
       </w:r>
       <w:r>
@@ -5322,19 +5317,7 @@
         <w:rPr>
           <w:rFonts w:cs="Times New Roman"/>
         </w:rPr>
-        <w:t xml:space="preserve">). In amorphous phase (Fig. 1a), the refractive index increases from ~2.4 at 300 nm to a peak of ~4.0 at 600 nm and gradually decreases to a stable value of ~3.3 above 1200 nm, indicating a strong dispersion near the band edge of visible spectrum and a weaker dispersion in the NIR spectrum. The extinction coefficient starts from ~2.1 at 300 nm and dropped to zero at around 850 nm. In the crystalline phase (Fig. 1b), the refractive index at the UV wavelengths has around the same value as that of amorphous phase but reached a higher peak of ~5.1 at around 660 nm, it is then dropped to a stable of ~4.1 in the NIR spectrum. The k-index of crystalline phase peaked at around 3.1 in the near-UV spectrum and rapidly </w:t>
-      </w:r>
-      <w:r>
-        <w:rPr>
-          <w:rFonts w:cs="Times New Roman"/>
-        </w:rPr>
-        <w:t>approached</w:t>
-      </w:r>
-      <w:r>
-        <w:rPr>
-          <w:rFonts w:cs="Times New Roman"/>
-        </w:rPr>
-        <w:t xml:space="preserve"> zero above 900 nm.</w:t>
+        <w:t>). In amorphous phase (Fig. 1a), the refractive index increases from ~2.4 at 300 nm to a peak of ~4.0 at 600 nm and gradually decreases to a stable value of ~3.3 above 1200 nm, indicating a strong dispersion near the band edge of visible spectrum and a weaker dispersion in the NIR spectrum. The extinction coefficient starts from ~2.1 at 300 nm and dropped to zero at around 850 nm. In the crystalline phase (Fig. 1b), the refractive index at the UV wavelengths has around the same value as that of amorphous phase but reached a higher peak of ~5.1 at around 660 nm, it is then dropped to a stable of ~4.1 in the NIR spectrum. The k-index of crystalline phase peaked at around 3.1 in the near-UV spectrum and rapidly approached zero above 900 nm.</w:t>
       </w:r>
     </w:p>
     <w:p>
@@ -5358,8 +5341,8 @@
           <w:noProof/>
         </w:rPr>
         <w:drawing>
-          <wp:inline distT="0" distB="0" distL="0" distR="0" wp14:anchorId="6D427E9C" wp14:editId="3486A4E8">
-            <wp:extent cx="4574692" cy="2448000"/>
+          <wp:inline distT="0" distB="0" distL="0" distR="0" wp14:anchorId="6D427E9C" wp14:editId="57F467D7">
+            <wp:extent cx="4574691" cy="2448000"/>
             <wp:effectExtent l="0" t="0" r="0" b="0"/>
             <wp:docPr id="2128454173" name="Picture 22"/>
             <wp:cNvGraphicFramePr>
@@ -5381,7 +5364,7 @@
                   <pic:spPr>
                     <a:xfrm>
                       <a:off x="0" y="0"/>
-                      <a:ext cx="4574692" cy="2448000"/>
+                      <a:ext cx="4574691" cy="2448000"/>
                     </a:xfrm>
                     <a:prstGeom prst="rect">
                       <a:avLst/>
@@ -5735,19 +5718,7 @@
         <w:rPr>
           <w:rFonts w:cs="Times New Roman"/>
         </w:rPr>
-        <w:t xml:space="preserve"> in the ON </w:t>
-      </w:r>
-      <w:r>
-        <w:rPr>
-          <w:rFonts w:cs="Times New Roman"/>
-        </w:rPr>
-        <w:t>mode and</w:t>
-      </w:r>
-      <w:r>
-        <w:rPr>
-          <w:rFonts w:cs="Times New Roman"/>
-        </w:rPr>
-        <w:t xml:space="preserve"> then consider the reflectance contrast (</w:t>
+        <w:t xml:space="preserve"> in the ON mode and then consider the reflectance contrast (</w:t>
       </w:r>
       <w:r>
         <w:rPr>
@@ -9733,13 +9704,7 @@
         <w:rPr>
           <w:rFonts w:cs="Times New Roman"/>
         </w:rPr>
-        <w:t xml:space="preserve"> </w:t>
-      </w:r>
-      <w:r>
-        <w:rPr>
-          <w:rFonts w:cs="Times New Roman"/>
-        </w:rPr>
-        <w:t>(</w:t>
+        <w:t xml:space="preserve"> (</w:t>
       </w:r>
       <w:r>
         <w:rPr>
@@ -10102,8 +10067,8 @@
           <w:noProof/>
         </w:rPr>
         <w:drawing>
-          <wp:inline distT="0" distB="0" distL="0" distR="0" wp14:anchorId="61035A7B" wp14:editId="58946405">
-            <wp:extent cx="4022052" cy="2592000"/>
+          <wp:inline distT="0" distB="0" distL="0" distR="0" wp14:anchorId="61035A7B" wp14:editId="0692836A">
+            <wp:extent cx="3910328" cy="2520000"/>
             <wp:effectExtent l="0" t="0" r="0" b="0"/>
             <wp:docPr id="176978511" name="Picture 23"/>
             <wp:cNvGraphicFramePr>
@@ -10125,7 +10090,7 @@
                   <pic:spPr>
                     <a:xfrm>
                       <a:off x="0" y="0"/>
-                      <a:ext cx="4022052" cy="2592000"/>
+                      <a:ext cx="3910328" cy="2520000"/>
                     </a:xfrm>
                     <a:prstGeom prst="rect">
                       <a:avLst/>
@@ -12885,15 +12850,7 @@
           <w:i/>
           <w:iCs/>
         </w:rPr>
-        <w:t>λ</w:t>
-      </w:r>
-      <w:r>
-        <w:rPr>
-          <w:rFonts w:cs="Times New Roman"/>
-          <w:i/>
-          <w:iCs/>
-        </w:rPr>
-        <w:t xml:space="preserve"> </w:t>
+        <w:t xml:space="preserve">λ </w:t>
       </w:r>
       <w:r>
         <w:rPr>
@@ -16767,83 +16724,18 @@
         </w:rPr>
         <w:t xml:space="preserve"> </w:t>
       </w:r>
-      <m:oMath>
-        <m:r>
-          <w:rPr>
-            <w:rFonts w:ascii="Cambria Math" w:hAnsi="Cambria Math" w:cs="Times New Roman"/>
-          </w:rPr>
-          <m:t>(</m:t>
-        </m:r>
-        <m:f>
-          <m:fPr>
-            <m:ctrlPr>
-              <w:rPr>
-                <w:rFonts w:ascii="Cambria Math" w:hAnsi="Cambria Math" w:cs="Times New Roman"/>
-                <w:i/>
-              </w:rPr>
-            </m:ctrlPr>
-          </m:fPr>
-          <m:num>
-            <m:r>
-              <w:rPr>
-                <w:rFonts w:ascii="Cambria Math" w:hAnsi="Cambria Math" w:cs="Times New Roman"/>
-              </w:rPr>
-              <m:t>H</m:t>
-            </m:r>
-          </m:num>
-          <m:den>
-            <m:r>
-              <w:rPr>
-                <w:rFonts w:ascii="Cambria Math" w:hAnsi="Cambria Math" w:cs="Times New Roman"/>
-              </w:rPr>
-              <m:t>2</m:t>
-            </m:r>
-          </m:den>
-        </m:f>
-        <m:r>
-          <w:rPr>
-            <w:rFonts w:ascii="Cambria Math" w:hAnsi="Cambria Math" w:cs="Times New Roman"/>
-          </w:rPr>
-          <m:t>L</m:t>
-        </m:r>
-        <m:f>
-          <m:fPr>
-            <m:ctrlPr>
-              <w:rPr>
-                <w:rFonts w:ascii="Cambria Math" w:hAnsi="Cambria Math" w:cs="Times New Roman"/>
-                <w:i/>
-              </w:rPr>
-            </m:ctrlPr>
-          </m:fPr>
-          <m:num>
-            <m:r>
-              <w:rPr>
-                <w:rFonts w:ascii="Cambria Math" w:hAnsi="Cambria Math" w:cs="Times New Roman"/>
-              </w:rPr>
-              <m:t>H</m:t>
-            </m:r>
-          </m:num>
-          <m:den>
-            <m:r>
-              <w:rPr>
-                <w:rFonts w:ascii="Cambria Math" w:hAnsi="Cambria Math" w:cs="Times New Roman"/>
-              </w:rPr>
-              <m:t>2</m:t>
-            </m:r>
-          </m:den>
-        </m:f>
-        <m:r>
-          <w:rPr>
-            <w:rFonts w:ascii="Cambria Math" w:hAnsi="Cambria Math" w:cs="Times New Roman"/>
-          </w:rPr>
-          <m:t>)</m:t>
-        </m:r>
-      </m:oMath>
-      <w:r>
-        <w:rPr>
-          <w:rFonts w:cs="Times New Roman"/>
-        </w:rPr>
-        <w:t xml:space="preserve"> with number of unit cells (</w:t>
+      <w:r>
+        <w:rPr>
+          <w:rFonts w:cs="Times New Roman"/>
+          <w:lang w:bidi="th-TH"/>
+        </w:rPr>
+        <w:t>w</w:t>
+      </w:r>
+      <w:r>
+        <w:rPr>
+          <w:rFonts w:cs="Times New Roman"/>
+        </w:rPr>
+        <w:t>ith number of unit cells (</w:t>
       </w:r>
       <w:r>
         <w:rPr>
@@ -17132,6 +17024,7 @@
           <w:rFonts w:ascii="Times New Roman" w:hAnsi="Times New Roman" w:cs="Times New Roman"/>
           <w:noProof/>
         </w:rPr>
+        <w:lastRenderedPageBreak/>
         <w:drawing>
           <wp:inline distT="0" distB="0" distL="0" distR="0" wp14:anchorId="25F7F8C5" wp14:editId="4E4A8A8B">
             <wp:extent cx="4228578" cy="2520000"/>
@@ -17414,13 +17307,58 @@
           <w:rFonts w:cs="Times New Roman"/>
           <w:highlight w:val="yellow"/>
         </w:rPr>
-        <w:t>such as COMSOL</w:t>
-      </w:r>
-      <w:r>
-        <w:rPr>
-          <w:rFonts w:cs="Times New Roman"/>
-        </w:rPr>
-        <w:t xml:space="preserve"> would also be applicable.</w:t>
+        <w:t>s</w:t>
+      </w:r>
+      <w:r>
+        <w:rPr>
+          <w:rFonts w:cs="Times New Roman"/>
+          <w:highlight w:val="yellow"/>
+        </w:rPr>
+        <w:t>uch as COMSOL</w:t>
+      </w:r>
+      <w:r>
+        <w:rPr>
+          <w:rFonts w:cs="Times New Roman"/>
+          <w:highlight w:val="yellow"/>
+        </w:rPr>
+        <w:t>, or</w:t>
+      </w:r>
+      <w:r>
+        <w:rPr>
+          <w:rFonts w:cs="Times New Roman"/>
+        </w:rPr>
+        <w:t xml:space="preserve"> OpenFilters </w:t>
+      </w:r>
+      <w:r>
+        <w:rPr>
+          <w:rFonts w:cs="Times New Roman"/>
+        </w:rPr>
+        <w:fldChar w:fldCharType="begin"/>
+      </w:r>
+      <w:r>
+        <w:rPr>
+          <w:rFonts w:cs="Times New Roman"/>
+        </w:rPr>
+        <w:instrText xml:space="preserve"> ADDIN EN.CITE &lt;EndNote&gt;&lt;Cite&gt;&lt;Author&gt;Larouche&lt;/Author&gt;&lt;Year&gt;2008&lt;/Year&gt;&lt;RecNum&gt;101&lt;/RecNum&gt;&lt;DisplayText&gt;[32]&lt;/DisplayText&gt;&lt;record&gt;&lt;rec-number&gt;101&lt;/rec-number&gt;&lt;foreign-keys&gt;&lt;key app="EN" db-id="v920pft06rp9dbex2ap500x99x5rrtswxzss" timestamp="1776935415"&gt;101&lt;/key&gt;&lt;/foreign-keys&gt;&lt;ref-type name="Journal Article"&gt;17&lt;/ref-type&gt;&lt;contributors&gt;&lt;authors&gt;&lt;author&gt;Larouche, Stéphane&lt;/author&gt;&lt;author&gt;Martinu, Ludvik&lt;/author&gt;&lt;/authors&gt;&lt;/contributors&gt;&lt;titles&gt;&lt;title&gt;OpenFilters: open-source software for the design, optimization, and synthesis of optical filters&lt;/title&gt;&lt;secondary-title&gt;Applied Optics&lt;/secondary-title&gt;&lt;alt-title&gt;Appl. Opt.&lt;/alt-title&gt;&lt;/titles&gt;&lt;periodical&gt;&lt;full-title&gt;Applied Optics&lt;/full-title&gt;&lt;abbr-1&gt;Appl. Opt.&lt;/abbr-1&gt;&lt;/periodical&gt;&lt;alt-periodical&gt;&lt;full-title&gt;Applied Optics&lt;/full-title&gt;&lt;abbr-1&gt;Appl. Opt.&lt;/abbr-1&gt;&lt;/alt-periodical&gt;&lt;pages&gt;C219-C230&lt;/pages&gt;&lt;volume&gt;47&lt;/volume&gt;&lt;number&gt;13&lt;/number&gt;&lt;keywords&gt;&lt;keyword&gt;Thin films&lt;/keyword&gt;&lt;keyword&gt;Interference coatings&lt;/keyword&gt;&lt;keyword&gt;Multilayer design&lt;/keyword&gt;&lt;keyword&gt;Refinement and synthesis methods&lt;/keyword&gt;&lt;keyword&gt;Theory and design&lt;/keyword&gt;&lt;keyword&gt;Effective medium theory&lt;/keyword&gt;&lt;keyword&gt;Fourier transforms&lt;/keyword&gt;&lt;keyword&gt;Interference filters&lt;/keyword&gt;&lt;keyword&gt;Optical filters&lt;/keyword&gt;&lt;keyword&gt;Refractive index&lt;/keyword&gt;&lt;keyword&gt;Synthesis methods&lt;/keyword&gt;&lt;/keywords&gt;&lt;dates&gt;&lt;year&gt;2008&lt;/year&gt;&lt;pub-dates&gt;&lt;date&gt;2008/05/01&lt;/date&gt;&lt;/pub-dates&gt;&lt;/dates&gt;&lt;publisher&gt;Optica Publishing Group&lt;/publisher&gt;&lt;urls&gt;&lt;related-urls&gt;&lt;url&gt;https://opg.optica.org/ao/abstract.cfm?URI=ao-47-13-C219&lt;/url&gt;&lt;/related-urls&gt;&lt;/urls&gt;&lt;electronic-resource-num&gt;10.1364/AO.47.00C219&lt;/electronic-resource-num&gt;&lt;/record&gt;&lt;/Cite&gt;&lt;/EndNote&gt;</w:instrText>
+      </w:r>
+      <w:r>
+        <w:rPr>
+          <w:rFonts w:cs="Times New Roman"/>
+        </w:rPr>
+        <w:fldChar w:fldCharType="separate"/>
+      </w:r>
+      <w:r>
+        <w:rPr>
+          <w:rFonts w:cs="Times New Roman"/>
+          <w:noProof/>
+        </w:rPr>
+        <w:t>[32]</w:t>
+      </w:r>
+      <w:r>
+        <w:rPr>
+          <w:rFonts w:cs="Times New Roman"/>
+        </w:rPr>
+        <w:fldChar w:fldCharType="end"/>
       </w:r>
       <w:r>
         <w:rPr>
@@ -17432,6 +17370,24 @@
         <w:rPr>
           <w:rFonts w:cs="Times New Roman"/>
         </w:rPr>
+        <w:t>can also be used</w:t>
+      </w:r>
+      <w:r>
+        <w:rPr>
+          <w:rFonts w:cs="Times New Roman"/>
+        </w:rPr>
+        <w:t>.</w:t>
+      </w:r>
+      <w:r>
+        <w:rPr>
+          <w:rFonts w:cs="Times New Roman"/>
+        </w:rPr>
+        <w:t xml:space="preserve"> </w:t>
+      </w:r>
+      <w:r>
+        <w:rPr>
+          <w:rFonts w:cs="Times New Roman"/>
+        </w:rPr>
         <w:t>W</w:t>
       </w:r>
       <w:r>
@@ -17535,7 +17491,7 @@
         <w:rPr>
           <w:rFonts w:cs="Times New Roman"/>
         </w:rPr>
-        <w:instrText xml:space="preserve"> ADDIN EN.CITE &lt;EndNote&gt;&lt;Cite&gt;&lt;Author&gt;Karaman&lt;/Author&gt;&lt;Year&gt;2025&lt;/Year&gt;&lt;RecNum&gt;94&lt;/RecNum&gt;&lt;DisplayText&gt;[32]&lt;/DisplayText&gt;&lt;record&gt;&lt;rec-number&gt;94&lt;/rec-number&gt;&lt;foreign-keys&gt;&lt;key app="EN" db-id="v920pft06rp9dbex2ap500x99x5rrtswxzss" timestamp="1776336380"&gt;94&lt;/key&gt;&lt;/foreign-keys&gt;&lt;ref-type name="Journal Article"&gt;17&lt;/ref-type&gt;&lt;contributors&gt;&lt;authors&gt;&lt;author&gt;Karaman, Omer Can&lt;/author&gt;&lt;author&gt;Naidu, Gopal Narmada&lt;/author&gt;&lt;author&gt;Bowman, Alan R.&lt;/author&gt;&lt;author&gt;Dayi, Elif Nur&lt;/author&gt;&lt;author&gt;Tagliabue, Giulia&lt;/author&gt;&lt;/authors&gt;&lt;/contributors&gt;&lt;titles&gt;&lt;title&gt;Decoupling Optical and Thermal Dynamics in Dielectric Metasurfaces for Self-Encoded Photonic Control&lt;/title&gt;&lt;secondary-title&gt;Laser &amp;amp; Photonics Reviews&lt;/secondary-title&gt;&lt;/titles&gt;&lt;periodical&gt;&lt;full-title&gt;Laser &amp;amp; Photonics Reviews&lt;/full-title&gt;&lt;/periodical&gt;&lt;pages&gt;e01014&lt;/pages&gt;&lt;volume&gt;19&lt;/volume&gt;&lt;number&gt;24&lt;/number&gt;&lt;dates&gt;&lt;year&gt;2025&lt;/year&gt;&lt;/dates&gt;&lt;isbn&gt;1863-8880&lt;/isbn&gt;&lt;urls&gt;&lt;related-urls&gt;&lt;url&gt;https://onlinelibrary.wiley.com/doi/abs/10.1002/lpor.202501014&lt;/url&gt;&lt;/related-urls&gt;&lt;/urls&gt;&lt;electronic-resource-num&gt;https://doi.org/10.1002/lpor.202501014&lt;/electronic-resource-num&gt;&lt;/record&gt;&lt;/Cite&gt;&lt;/EndNote&gt;</w:instrText>
+        <w:instrText xml:space="preserve"> ADDIN EN.CITE &lt;EndNote&gt;&lt;Cite&gt;&lt;Author&gt;Karaman&lt;/Author&gt;&lt;Year&gt;2025&lt;/Year&gt;&lt;RecNum&gt;94&lt;/RecNum&gt;&lt;DisplayText&gt;[33]&lt;/DisplayText&gt;&lt;record&gt;&lt;rec-number&gt;94&lt;/rec-number&gt;&lt;foreign-keys&gt;&lt;key app="EN" db-id="v920pft06rp9dbex2ap500x99x5rrtswxzss" timestamp="1776336380"&gt;94&lt;/key&gt;&lt;/foreign-keys&gt;&lt;ref-type name="Journal Article"&gt;17&lt;/ref-type&gt;&lt;contributors&gt;&lt;authors&gt;&lt;author&gt;Karaman, Omer Can&lt;/author&gt;&lt;author&gt;Naidu, Gopal Narmada&lt;/author&gt;&lt;author&gt;Bowman, Alan R.&lt;/author&gt;&lt;author&gt;Dayi, Elif Nur&lt;/author&gt;&lt;author&gt;Tagliabue, Giulia&lt;/author&gt;&lt;/authors&gt;&lt;/contributors&gt;&lt;titles&gt;&lt;title&gt;Decoupling Optical and Thermal Dynamics in Dielectric Metasurfaces for Self-Encoded Photonic Control&lt;/title&gt;&lt;secondary-title&gt;Laser &amp;amp; Photonics Reviews&lt;/secondary-title&gt;&lt;/titles&gt;&lt;periodical&gt;&lt;full-title&gt;Laser &amp;amp; Photonics Reviews&lt;/full-title&gt;&lt;/periodical&gt;&lt;pages&gt;e01014&lt;/pages&gt;&lt;volume&gt;19&lt;/volume&gt;&lt;number&gt;24&lt;/number&gt;&lt;dates&gt;&lt;year&gt;2025&lt;/year&gt;&lt;/dates&gt;&lt;isbn&gt;1863-8880&lt;/isbn&gt;&lt;urls&gt;&lt;related-urls&gt;&lt;url&gt;https://onlinelibrary.wiley.com/doi/abs/10.1002/lpor.202501014&lt;/url&gt;&lt;/related-urls&gt;&lt;/urls&gt;&lt;electronic-resource-num&gt;https://doi.org/10.1002/lpor.202501014&lt;/electronic-resource-num&gt;&lt;/record&gt;&lt;/Cite&gt;&lt;/EndNote&gt;</w:instrText>
       </w:r>
       <w:r>
         <w:rPr>
@@ -17548,7 +17504,7 @@
           <w:rFonts w:cs="Times New Roman"/>
           <w:noProof/>
         </w:rPr>
-        <w:t>[32]</w:t>
+        <w:t>[33]</w:t>
       </w:r>
       <w:r>
         <w:rPr>
@@ -17881,7 +17837,7 @@
         <w:rPr>
           <w:rFonts w:cs="Times New Roman"/>
         </w:rPr>
-        <w:instrText xml:space="preserve"> ADDIN EN.CITE &lt;EndNote&gt;&lt;Cite&gt;&lt;Author&gt;Polyanskiy&lt;/Author&gt;&lt;Year&gt;2024&lt;/Year&gt;&lt;RecNum&gt;69&lt;/RecNum&gt;&lt;DisplayText&gt;[33]&lt;/DisplayText&gt;&lt;record&gt;&lt;rec-number&gt;69&lt;/rec-number&gt;&lt;foreign-keys&gt;&lt;key app="EN" db-id="v920pft06rp9dbex2ap500x99x5rrtswxzss" timestamp="1768215530" guid="51ad5c1f-6b8e-4d49-9eac-5ca2d206a442"&gt;69&lt;/key&gt;&lt;/foreign-keys&gt;&lt;ref-type name="Journal Article"&gt;17&lt;/ref-type&gt;&lt;contributors&gt;&lt;authors&gt;&lt;author&gt;Polyanskiy, Mikhail N.&lt;/author&gt;&lt;/authors&gt;&lt;/contributors&gt;&lt;titles&gt;&lt;title&gt;Refractiveindex.info database of optical constants&lt;/title&gt;&lt;secondary-title&gt;Scientific Data&lt;/secondary-title&gt;&lt;/titles&gt;&lt;periodical&gt;&lt;full-title&gt;Scientific Data&lt;/full-title&gt;&lt;/periodical&gt;&lt;pages&gt;94&lt;/pages&gt;&lt;volume&gt;11&lt;/volume&gt;&lt;number&gt;1&lt;/number&gt;&lt;dates&gt;&lt;year&gt;2024&lt;/year&gt;&lt;pub-dates&gt;&lt;date&gt;2024/01/18&lt;/date&gt;&lt;/pub-dates&gt;&lt;/dates&gt;&lt;isbn&gt;2052-4463&lt;/isbn&gt;&lt;urls&gt;&lt;related-urls&gt;&lt;url&gt;https://doi.org/10.1038/s41597-023-02898-2&lt;/url&gt;&lt;/related-urls&gt;&lt;/urls&gt;&lt;electronic-resource-num&gt;10.1038/s41597-023-02898-2&lt;/electronic-resource-num&gt;&lt;/record&gt;&lt;/Cite&gt;&lt;/EndNote&gt;</w:instrText>
+        <w:instrText xml:space="preserve"> ADDIN EN.CITE &lt;EndNote&gt;&lt;Cite&gt;&lt;Author&gt;Polyanskiy&lt;/Author&gt;&lt;Year&gt;2024&lt;/Year&gt;&lt;RecNum&gt;69&lt;/RecNum&gt;&lt;DisplayText&gt;[34]&lt;/DisplayText&gt;&lt;record&gt;&lt;rec-number&gt;69&lt;/rec-number&gt;&lt;foreign-keys&gt;&lt;key app="EN" db-id="v920pft06rp9dbex2ap500x99x5rrtswxzss" timestamp="1768215530" guid="51ad5c1f-6b8e-4d49-9eac-5ca2d206a442"&gt;69&lt;/key&gt;&lt;/foreign-keys&gt;&lt;ref-type name="Journal Article"&gt;17&lt;/ref-type&gt;&lt;contributors&gt;&lt;authors&gt;&lt;author&gt;Polyanskiy, Mikhail N.&lt;/author&gt;&lt;/authors&gt;&lt;/contributors&gt;&lt;titles&gt;&lt;title&gt;Refractiveindex.info database of optical constants&lt;/title&gt;&lt;secondary-title&gt;Scientific Data&lt;/secondary-title&gt;&lt;/titles&gt;&lt;periodical&gt;&lt;full-title&gt;Scientific Data&lt;/full-title&gt;&lt;/periodical&gt;&lt;pages&gt;94&lt;/pages&gt;&lt;volume&gt;11&lt;/volume&gt;&lt;number&gt;1&lt;/number&gt;&lt;dates&gt;&lt;year&gt;2024&lt;/year&gt;&lt;pub-dates&gt;&lt;date&gt;2024/01/18&lt;/date&gt;&lt;/pub-dates&gt;&lt;/dates&gt;&lt;isbn&gt;2052-4463&lt;/isbn&gt;&lt;urls&gt;&lt;related-urls&gt;&lt;url&gt;https://doi.org/10.1038/s41597-023-02898-2&lt;/url&gt;&lt;/related-urls&gt;&lt;/urls&gt;&lt;electronic-resource-num&gt;10.1038/s41597-023-02898-2&lt;/electronic-resource-num&gt;&lt;/record&gt;&lt;/Cite&gt;&lt;/EndNote&gt;</w:instrText>
       </w:r>
       <w:r>
         <w:rPr>
@@ -17894,7 +17850,7 @@
           <w:rFonts w:cs="Times New Roman"/>
           <w:noProof/>
         </w:rPr>
-        <w:t>[33]</w:t>
+        <w:t>[34]</w:t>
       </w:r>
       <w:r>
         <w:rPr>
@@ -18156,19 +18112,7 @@
         <w:rPr>
           <w:rFonts w:cs="Times New Roman"/>
         </w:rPr>
-        <w:t xml:space="preserve"> by minimizing the reflectance in ON </w:t>
-      </w:r>
-      <w:r>
-        <w:rPr>
-          <w:rFonts w:cs="Times New Roman"/>
-        </w:rPr>
-        <w:t>mode and</w:t>
-      </w:r>
-      <w:r>
-        <w:rPr>
-          <w:rFonts w:cs="Times New Roman"/>
-        </w:rPr>
-        <w:t xml:space="preserve"> maximize R in OFF mode.</w:t>
+        <w:t xml:space="preserve"> by minimizing the reflectance in ON mode and maximize R in OFF mode.</w:t>
       </w:r>
     </w:p>
     <w:p>
@@ -18449,6 +18393,11 @@
         <w:rPr>
           <w:rFonts w:cs="Times New Roman"/>
         </w:rPr>
+      </w:r>
+      <w:r>
+        <w:rPr>
+          <w:rFonts w:cs="Times New Roman"/>
+        </w:rPr>
         <w:fldChar w:fldCharType="separate"/>
       </w:r>
       <w:r>
@@ -19130,7 +19079,7 @@
         </w:rPr>
         <w:fldChar w:fldCharType="begin">
           <w:fldData xml:space="preserve">PEVuZE5vdGU+PENpdGU+PEF1dGhvcj5EZWxhbmV5PC9BdXRob3I+PFllYXI+MjAyMDwvWWVhcj48
-UmVjTnVtPjY0PC9SZWNOdW0+PERpc3BsYXlUZXh0PlsxOSwgMzRdPC9EaXNwbGF5VGV4dD48cmVj
+UmVjTnVtPjY0PC9SZWNOdW0+PERpc3BsYXlUZXh0PlsxOSwgMzVdPC9EaXNwbGF5VGV4dD48cmVj
 b3JkPjxyZWMtbnVtYmVyPjY0PC9yZWMtbnVtYmVyPjxmb3JlaWduLWtleXM+PGtleSBhcHA9IkVO
 IiBkYi1pZD0idjkyMHBmdDA2cnA5ZGJleDJhcDUwMHg5OXg1cnJ0c3d4enNzIiB0aW1lc3RhbXA9
 IjE3NjgwNTQwOTAiIGd1aWQ9ImIxNWI1NTUwLTQwZDctNGFkMi04MTgyLWNmNmY0ODZhNGY1MCI+
@@ -19192,7 +19141,7 @@
         </w:rPr>
         <w:fldChar w:fldCharType="begin">
           <w:fldData xml:space="preserve">PEVuZE5vdGU+PENpdGU+PEF1dGhvcj5EZWxhbmV5PC9BdXRob3I+PFllYXI+MjAyMDwvWWVhcj48
-UmVjTnVtPjY0PC9SZWNOdW0+PERpc3BsYXlUZXh0PlsxOSwgMzRdPC9EaXNwbGF5VGV4dD48cmVj
+UmVjTnVtPjY0PC9SZWNOdW0+PERpc3BsYXlUZXh0PlsxOSwgMzVdPC9EaXNwbGF5VGV4dD48cmVj
 b3JkPjxyZWMtbnVtYmVyPjY0PC9yZWMtbnVtYmVyPjxmb3JlaWduLWtleXM+PGtleSBhcHA9IkVO
 IiBkYi1pZD0idjkyMHBmdDA2cnA5ZGJleDJhcDUwMHg5OXg1cnJ0c3d4enNzIiB0aW1lc3RhbXA9
 IjE3NjgwNTQwOTAiIGd1aWQ9ImIxNWI1NTUwLTQwZDctNGFkMi04MTgyLWNmNmY0ODZhNGY1MCI+
@@ -19270,7 +19219,7 @@
           <w:rFonts w:cs="Times New Roman"/>
           <w:noProof/>
         </w:rPr>
-        <w:t>[19, 34]</w:t>
+        <w:t>[19, 35]</w:t>
       </w:r>
       <w:r>
         <w:rPr>
@@ -19585,7 +19534,7 @@
         </w:rPr>
         <w:fldChar w:fldCharType="begin">
           <w:fldData xml:space="preserve">PEVuZE5vdGU+PENpdGU+PEF1dGhvcj5MYXdzb248L0F1dGhvcj48WWVhcj4yMDIzPC9ZZWFyPjxS
-ZWNOdW0+NjA8L1JlY051bT48RGlzcGxheVRleHQ+WzIzLCAzNV08L0Rpc3BsYXlUZXh0PjxyZWNv
+ZWNOdW0+NjA8L1JlY051bT48RGlzcGxheVRleHQ+WzIzLCAzNl08L0Rpc3BsYXlUZXh0PjxyZWNv
 cmQ+PHJlYy1udW1iZXI+NjA8L3JlYy1udW1iZXI+PGZvcmVpZ24ta2V5cz48a2V5IGFwcD0iRU4i
 IGRiLWlkPSJ2OTIwcGZ0MDZycDlkYmV4MmFwNTAweDk5eDVycnRzd3h6c3MiIHRpbWVzdGFtcD0i
 MTc2ODA1MjkxMSIgZ3VpZD0iYzg5NTA2MDYtNGZkZC00MTFjLTk4ODItNDkyMzQxYWEwNWYzIj42
@@ -19637,7 +19586,7 @@
         </w:rPr>
         <w:fldChar w:fldCharType="begin">
           <w:fldData xml:space="preserve">PEVuZE5vdGU+PENpdGU+PEF1dGhvcj5MYXdzb248L0F1dGhvcj48WWVhcj4yMDIzPC9ZZWFyPjxS
-ZWNOdW0+NjA8L1JlY051bT48RGlzcGxheVRleHQ+WzIzLCAzNV08L0Rpc3BsYXlUZXh0PjxyZWNv
+ZWNOdW0+NjA8L1JlY051bT48RGlzcGxheVRleHQ+WzIzLCAzNl08L0Rpc3BsYXlUZXh0PjxyZWNv
 cmQ+PHJlYy1udW1iZXI+NjA8L3JlYy1udW1iZXI+PGZvcmVpZ24ta2V5cz48a2V5IGFwcD0iRU4i
 IGRiLWlkPSJ2OTIwcGZ0MDZycDlkYmV4MmFwNTAweDk5eDVycnRzd3h6c3MiIHRpbWVzdGFtcD0i
 MTc2ODA1MjkxMSIgZ3VpZD0iYzg5NTA2MDYtNGZkZC00MTFjLTk4ODItNDkyMzQxYWEwNWYzIj42
@@ -19705,7 +19654,7 @@
           <w:rFonts w:cs="Times New Roman"/>
           <w:noProof/>
         </w:rPr>
-        <w:t>[23, 35]</w:t>
+        <w:t>[23, 36]</w:t>
       </w:r>
       <w:r>
         <w:rPr>
@@ -19754,7 +19703,7 @@
         </w:rPr>
         <w:fldChar w:fldCharType="begin">
           <w:fldData xml:space="preserve">PEVuZE5vdGU+PENpdGU+PEF1dGhvcj5MYXdzb248L0F1dGhvcj48WWVhcj4yMDIzPC9ZZWFyPjxS
-ZWNOdW0+NjA8L1JlY051bT48RGlzcGxheVRleHQ+WzE5LCAyMywgMzQsIDM1XTwvRGlzcGxheVRl
+ZWNOdW0+NjA8L1JlY051bT48RGlzcGxheVRleHQ+WzE5LCAyMywgMzUsIDM2XTwvRGlzcGxheVRl
 eHQ+PHJlY29yZD48cmVjLW51bWJlcj42MDwvcmVjLW51bWJlcj48Zm9yZWlnbi1rZXlzPjxrZXkg
 YXBwPSJFTiIgZGItaWQ9InY5MjBwZnQwNnJwOWRiZXgyYXA1MDB4OTl4NXJydHN3eHpzcyIgdGlt
 ZXN0YW1wPSIxNzY4MDUyOTExIiBndWlkPSJjODk1MDYwNi00ZmRkLTQxMWMtOTg4Mi00OTIzNDFh
@@ -19853,7 +19802,7 @@
         </w:rPr>
         <w:fldChar w:fldCharType="begin">
           <w:fldData xml:space="preserve">PEVuZE5vdGU+PENpdGU+PEF1dGhvcj5MYXdzb248L0F1dGhvcj48WWVhcj4yMDIzPC9ZZWFyPjxS
-ZWNOdW0+NjA8L1JlY051bT48RGlzcGxheVRleHQ+WzE5LCAyMywgMzQsIDM1XTwvRGlzcGxheVRl
+ZWNOdW0+NjA8L1JlY051bT48RGlzcGxheVRleHQ+WzE5LCAyMywgMzUsIDM2XTwvRGlzcGxheVRl
 eHQ+PHJlY29yZD48cmVjLW51bWJlcj42MDwvcmVjLW51bWJlcj48Zm9yZWlnbi1rZXlzPjxrZXkg
 YXBwPSJFTiIgZGItaWQ9InY5MjBwZnQwNnJwOWRiZXgyYXA1MDB4OTl4NXJydHN3eHpzcyIgdGlt
 ZXN0YW1wPSIxNzY4MDUyOTExIiBndWlkPSJjODk1MDYwNi00ZmRkLTQxMWMtOTg4Mi00OTIzNDFh
@@ -19968,7 +19917,7 @@
           <w:rFonts w:cs="Times New Roman"/>
           <w:noProof/>
         </w:rPr>
-        <w:t>[19, 23, 34, 35]</w:t>
+        <w:t>[19, 23, 35, 36]</w:t>
       </w:r>
       <w:r>
         <w:rPr>
@@ -20360,13 +20309,7 @@
         <w:rPr>
           <w:rFonts w:cs="Times New Roman"/>
         </w:rPr>
-        <w:t xml:space="preserve"> = 0 </w:t>
-      </w:r>
-      <w:r>
-        <w:rPr>
-          <w:rFonts w:cs="Times New Roman"/>
-        </w:rPr>
-        <w:t xml:space="preserve"> (</w:t>
+        <w:t xml:space="preserve"> = 0  (</w:t>
       </w:r>
       <w:r>
         <w:rPr>
@@ -20414,15 +20357,7 @@
           <w:i/>
           <w:iCs/>
         </w:rPr>
-        <w:t>(0)</w:t>
-      </w:r>
-      <w:r>
-        <w:rPr>
-          <w:rFonts w:cs="Times New Roman"/>
-          <w:i/>
-          <w:iCs/>
-        </w:rPr>
-        <w:t xml:space="preserve"> - T</w:t>
+        <w:t>(0) - T</w:t>
       </w:r>
       <w:r>
         <w:rPr>
@@ -22085,25 +22020,7 @@
                 <w:bCs w:val="0"/>
                 <w:szCs w:val="16"/>
               </w:rPr>
-              <w:t>T</w:t>
-            </w:r>
-            <w:r>
-              <w:rPr>
-                <w:rFonts w:cs="Times New Roman"/>
-                <w:b w:val="0"/>
-                <w:bCs w:val="0"/>
-                <w:szCs w:val="16"/>
-              </w:rPr>
-              <w:t xml:space="preserve"> </w:t>
-            </w:r>
-            <w:r>
-              <w:rPr>
-                <w:rFonts w:cs="Times New Roman"/>
-                <w:b w:val="0"/>
-                <w:bCs w:val="0"/>
-                <w:szCs w:val="16"/>
-              </w:rPr>
-              <w:t>(OFF)</w:t>
+              <w:t>T (OFF)</w:t>
             </w:r>
             <w:r>
               <w:rPr>
@@ -25709,7 +25626,7 @@
           <w:i w:val="0"/>
           <w:iCs w:val="0"/>
         </w:rPr>
-        <w:t xml:space="preserve">) of </w:t>
+        <w:t xml:space="preserve">) </w:t>
       </w:r>
       <w:r>
         <w:rPr>
@@ -25718,7 +25635,14 @@
           <w:i w:val="0"/>
           <w:iCs w:val="0"/>
         </w:rPr>
-        <w:t xml:space="preserve">some </w:t>
+        <w:t xml:space="preserve">between a single-layer design and edge-filter designs with </w:t>
+      </w:r>
+      <w:r>
+        <w:rPr>
+          <w:rStyle w:val="Emphasis"/>
+          <w:rFonts w:cs="Times New Roman"/>
+        </w:rPr>
+        <w:t>N</w:t>
       </w:r>
       <w:r>
         <w:rPr>
@@ -25727,7 +25651,19 @@
           <w:i w:val="0"/>
           <w:iCs w:val="0"/>
         </w:rPr>
-        <w:t xml:space="preserve">designs </w:t>
+        <w:t xml:space="preserve"> </w:t>
+      </w:r>
+      <w:r>
+        <w:rPr>
+          <w:rFonts w:cs="Times New Roman"/>
+        </w:rPr>
+        <w:t>≤</w:t>
+      </w:r>
+      <w:r>
+        <w:rPr>
+          <w:rFonts w:cs="Times New Roman"/>
+        </w:rPr>
+        <w:t xml:space="preserve"> 6</w:t>
       </w:r>
       <w:r>
         <w:rPr>
@@ -25736,7 +25672,7 @@
           <w:i w:val="0"/>
           <w:iCs w:val="0"/>
         </w:rPr>
-        <w:t>found in</w:t>
+        <w:t xml:space="preserve"> </w:t>
       </w:r>
       <w:r>
         <w:rPr>
@@ -25745,7 +25681,7 @@
           <w:i w:val="0"/>
           <w:iCs w:val="0"/>
         </w:rPr>
-        <w:t xml:space="preserve"> Table 1, a single-layer and edge-filter designs with unit cell numbers ranging from 1 to 6. Even though edge-filter design with unit cell numbers ranging from 3 to 6 (in increasing order</w:t>
+        <w:t>found in</w:t>
       </w:r>
       <w:r>
         <w:rPr>
@@ -25754,7 +25690,7 @@
           <w:i w:val="0"/>
           <w:iCs w:val="0"/>
         </w:rPr>
-        <w:t xml:space="preserve"> of</w:t>
+        <w:t xml:space="preserve"> Table 1</w:t>
       </w:r>
       <w:r>
         <w:rPr>
@@ -25763,14 +25699,7 @@
           <w:i w:val="0"/>
           <w:iCs w:val="0"/>
         </w:rPr>
-        <w:t xml:space="preserve"> cyan, green, yellow, and orange) have similar transmittance contrast at the operating wavelength (black vertical line), when we take a look at the transmittance contrast across the spectrum, the increase in </w:t>
-      </w:r>
-      <w:r>
-        <w:rPr>
-          <w:rStyle w:val="Emphasis"/>
-          <w:rFonts w:cs="Times New Roman"/>
-        </w:rPr>
-        <w:t>N</w:t>
+        <w:t>.</w:t>
       </w:r>
       <w:r>
         <w:rPr>
@@ -25779,14 +25708,7 @@
           <w:i w:val="0"/>
           <w:iCs w:val="0"/>
         </w:rPr>
-        <w:t xml:space="preserve"> also broadens the spectral width of high </w:t>
-      </w:r>
-      <w:r>
-        <w:rPr>
-          <w:rStyle w:val="Emphasis"/>
-          <w:rFonts w:cs="Times New Roman"/>
-        </w:rPr>
-        <w:t xml:space="preserve">ΔT </w:t>
+        <w:t xml:space="preserve"> Even though edge-filter design</w:t>
       </w:r>
       <w:r>
         <w:rPr>
@@ -25795,7 +25717,118 @@
           <w:i w:val="0"/>
           <w:iCs w:val="0"/>
         </w:rPr>
-        <w:t xml:space="preserve">region. This effect should be considered if the device is intended to be operated in a broad spectrum. </w:t>
+        <w:t>s with</w:t>
+      </w:r>
+      <w:r>
+        <w:rPr>
+          <w:rStyle w:val="Emphasis"/>
+          <w:rFonts w:cs="Times New Roman"/>
+          <w:i w:val="0"/>
+          <w:iCs w:val="0"/>
+        </w:rPr>
+        <w:t xml:space="preserve"> </w:t>
+      </w:r>
+      <w:r>
+        <w:rPr>
+          <w:rStyle w:val="Emphasis"/>
+          <w:rFonts w:cs="Times New Roman"/>
+        </w:rPr>
+        <w:t>N</w:t>
+      </w:r>
+      <w:r>
+        <w:rPr>
+          <w:rStyle w:val="Emphasis"/>
+          <w:rFonts w:cs="Times New Roman"/>
+          <w:i w:val="0"/>
+          <w:iCs w:val="0"/>
+        </w:rPr>
+        <w:t xml:space="preserve"> from</w:t>
+      </w:r>
+      <w:r>
+        <w:rPr>
+          <w:rStyle w:val="Emphasis"/>
+          <w:rFonts w:cs="Times New Roman"/>
+          <w:i w:val="0"/>
+          <w:iCs w:val="0"/>
+        </w:rPr>
+        <w:t xml:space="preserve"> 3 to 6 (cyan, green, yellow, and orange</w:t>
+      </w:r>
+      <w:r>
+        <w:rPr>
+          <w:rStyle w:val="Emphasis"/>
+          <w:rFonts w:cs="Times New Roman"/>
+          <w:i w:val="0"/>
+          <w:iCs w:val="0"/>
+        </w:rPr>
+        <w:t>, in increasing order</w:t>
+      </w:r>
+      <w:r>
+        <w:rPr>
+          <w:rStyle w:val="Emphasis"/>
+          <w:rFonts w:cs="Times New Roman"/>
+          <w:i w:val="0"/>
+          <w:iCs w:val="0"/>
+        </w:rPr>
+        <w:t xml:space="preserve">) have similar transmittance contrast at the operating wavelength (black vertical line), </w:t>
+      </w:r>
+      <w:r>
+        <w:rPr>
+          <w:rStyle w:val="Emphasis"/>
+          <w:rFonts w:cs="Times New Roman"/>
+          <w:i w:val="0"/>
+          <w:iCs w:val="0"/>
+        </w:rPr>
+        <w:t xml:space="preserve">but </w:t>
+      </w:r>
+      <w:r>
+        <w:rPr>
+          <w:rStyle w:val="Emphasis"/>
+          <w:rFonts w:cs="Times New Roman"/>
+        </w:rPr>
+        <w:t>ΔT</w:t>
+      </w:r>
+      <w:r>
+        <w:rPr>
+          <w:rStyle w:val="Emphasis"/>
+          <w:rFonts w:cs="Times New Roman"/>
+          <w:i w:val="0"/>
+          <w:iCs w:val="0"/>
+        </w:rPr>
+        <w:t xml:space="preserve"> </w:t>
+      </w:r>
+      <w:r>
+        <w:rPr>
+          <w:rStyle w:val="Emphasis"/>
+          <w:rFonts w:cs="Times New Roman"/>
+          <w:i w:val="0"/>
+          <w:iCs w:val="0"/>
+        </w:rPr>
+        <w:t xml:space="preserve">is higher and more stable </w:t>
+      </w:r>
+      <w:r>
+        <w:rPr>
+          <w:rStyle w:val="Emphasis"/>
+          <w:rFonts w:cs="Times New Roman"/>
+          <w:i w:val="0"/>
+          <w:iCs w:val="0"/>
+        </w:rPr>
+        <w:t xml:space="preserve">with increasing number of </w:t>
+      </w:r>
+      <w:r>
+        <w:rPr>
+          <w:rStyle w:val="Emphasis"/>
+          <w:rFonts w:cs="Times New Roman"/>
+        </w:rPr>
+        <w:t>N</w:t>
+      </w:r>
+      <w:r>
+        <w:rPr>
+          <w:rStyle w:val="Emphasis"/>
+          <w:rFonts w:cs="Times New Roman"/>
+          <w:i w:val="0"/>
+          <w:iCs w:val="0"/>
+        </w:rPr>
+        <w:t>. This porperty should also be considered for broad spectrum operation.</w:t>
       </w:r>
     </w:p>
     <w:p>
@@ -25810,182 +25843,25 @@
       </w:pPr>
       <w:r>
         <w:rPr>
-          <w:rFonts w:cs="Times New Roman"/>
-        </w:rPr>
-        <w:t xml:space="preserve">Another two criteria that might be important considerations are the optical performances at different incident angles, and polarization mode (TE or TM). Figure </w:t>
-      </w:r>
-      <w:r>
-        <w:rPr>
-          <w:rFonts w:cs="Times New Roman"/>
-        </w:rPr>
-        <w:t>7</w:t>
-      </w:r>
-      <w:r>
-        <w:rPr>
-          <w:rFonts w:cs="Times New Roman"/>
-        </w:rPr>
-        <w:t xml:space="preserve"> shows the transmittance contrast of a 4-unit-cells and 5-unit-cells edge-filter designs with incident angles ranging from 0 to 90 degrees, and with either TE or TM polarized. For TE polarized light (Fig. </w:t>
-      </w:r>
-      <w:r>
-        <w:rPr>
-          <w:rFonts w:cs="Times New Roman"/>
-        </w:rPr>
-        <w:t>7</w:t>
-      </w:r>
-      <w:r>
-        <w:rPr>
-          <w:rFonts w:cs="Times New Roman"/>
-        </w:rPr>
-        <w:t xml:space="preserve">a and </w:t>
-      </w:r>
-      <w:r>
-        <w:rPr>
-          <w:rFonts w:cs="Times New Roman"/>
-        </w:rPr>
-        <w:t>7</w:t>
-      </w:r>
-      <w:r>
-        <w:rPr>
-          <w:rFonts w:cs="Times New Roman"/>
-        </w:rPr>
-        <w:t xml:space="preserve">c) the </w:t>
-      </w:r>
-      <w:r>
-        <w:rPr>
-          <w:rStyle w:val="Emphasis"/>
-          <w:rFonts w:cs="Times New Roman"/>
-        </w:rPr>
-        <w:t>ΔT</w:t>
-      </w:r>
-      <w:r>
-        <w:rPr>
-          <w:rFonts w:cs="Times New Roman"/>
-        </w:rPr>
-        <w:t xml:space="preserve"> remains higher than 80% for up to ~45°. And for TM polarized light (Fig. </w:t>
-      </w:r>
-      <w:r>
-        <w:rPr>
-          <w:rFonts w:cs="Times New Roman"/>
-        </w:rPr>
-        <w:t>7</w:t>
-      </w:r>
-      <w:r>
-        <w:rPr>
-          <w:rFonts w:cs="Times New Roman"/>
-        </w:rPr>
-        <w:t xml:space="preserve">b and </w:t>
-      </w:r>
-      <w:r>
-        <w:rPr>
-          <w:rFonts w:cs="Times New Roman"/>
-        </w:rPr>
-        <w:t>7</w:t>
-      </w:r>
-      <w:r>
-        <w:rPr>
-          <w:rFonts w:cs="Times New Roman"/>
-        </w:rPr>
-        <w:t xml:space="preserve">d) the high </w:t>
-      </w:r>
-      <w:r>
-        <w:rPr>
-          <w:rStyle w:val="Emphasis"/>
-          <w:rFonts w:cs="Times New Roman"/>
-        </w:rPr>
-        <w:t>ΔT</w:t>
-      </w:r>
-      <w:r>
-        <w:rPr>
-          <w:rFonts w:cs="Times New Roman"/>
-        </w:rPr>
-        <w:t xml:space="preserve"> region blue-shifted stronger and at lower </w:t>
-      </w:r>
-      <w:r>
-        <w:rPr>
-          <w:rFonts w:cs="Times New Roman"/>
-        </w:rPr>
-        <w:t xml:space="preserve">incident </w:t>
-      </w:r>
-      <w:r>
-        <w:rPr>
-          <w:rFonts w:cs="Times New Roman"/>
-        </w:rPr>
-        <w:t xml:space="preserve">angle than TE polarized light. </w:t>
-      </w:r>
-      <w:r>
-        <w:rPr>
-          <w:rFonts w:cs="Times New Roman"/>
-        </w:rPr>
-        <w:t>W</w:t>
-      </w:r>
-      <w:r>
-        <w:rPr>
-          <w:rFonts w:cs="Times New Roman"/>
-        </w:rPr>
-        <w:t xml:space="preserve">hen comparing </w:t>
-      </w:r>
-      <w:r>
-        <w:rPr>
-          <w:rFonts w:cs="Times New Roman"/>
-        </w:rPr>
-        <w:t xml:space="preserve">the </w:t>
-      </w:r>
-      <w:r>
-        <w:rPr>
-          <w:rFonts w:cs="Times New Roman"/>
-        </w:rPr>
-        <w:t xml:space="preserve">4-unit-cells to </w:t>
-      </w:r>
-      <w:r>
-        <w:rPr>
-          <w:rFonts w:cs="Times New Roman"/>
-        </w:rPr>
-        <w:t xml:space="preserve">the </w:t>
-      </w:r>
-      <w:r>
-        <w:rPr>
-          <w:rFonts w:cs="Times New Roman"/>
-        </w:rPr>
-        <w:t>5-unit-cells design, the spectral width and shifting angle are both comparable</w:t>
-      </w:r>
-      <w:r>
-        <w:rPr>
-          <w:rFonts w:cs="Times New Roman"/>
-        </w:rPr>
-        <w:t xml:space="preserve"> for each respective polarization modes</w:t>
-      </w:r>
-      <w:r>
-        <w:rPr>
-          <w:rFonts w:cs="Times New Roman"/>
-        </w:rPr>
-        <w:t xml:space="preserve">. But the 5-unit-cells design has a </w:t>
-      </w:r>
-      <w:r>
-        <w:rPr>
-          <w:rFonts w:cs="Times New Roman"/>
-        </w:rPr>
-        <w:t>wider high</w:t>
-      </w:r>
-      <w:r>
-        <w:rPr>
-          <w:rFonts w:cs="Times New Roman"/>
-        </w:rPr>
-        <w:t xml:space="preserve"> </w:t>
-      </w:r>
-      <w:r>
-        <w:rPr>
-          <w:rStyle w:val="Emphasis"/>
-          <w:rFonts w:cs="Times New Roman"/>
-        </w:rPr>
-        <w:t>ΔT</w:t>
-      </w:r>
-      <w:r>
-        <w:rPr>
           <w:rStyle w:val="Emphasis"/>
           <w:rFonts w:cs="Times New Roman"/>
           <w:i w:val="0"/>
           <w:iCs w:val="0"/>
         </w:rPr>
+        <w:t xml:space="preserve">Another two properties that might need to be considered are the optical performance at varying incident angle, the polarization mode of incident light (TE or TM). Figure 7 shows 4-unit-cells and 5-unit-cells designs with incident angle ranging from 0 to 90 degrees, and with polarization in TE (Fig. 7a and 7c) and TM (Fig. 7b and 7d). For both TE and TM polarized light, </w:t>
+      </w:r>
+      <w:r>
+        <w:rPr>
+          <w:rStyle w:val="Emphasis"/>
+          <w:rFonts w:cs="Times New Roman"/>
+        </w:rPr>
+        <w:t>ΔT</w:t>
+      </w:r>
+      <w:r>
+        <w:rPr>
+          <w:rStyle w:val="Emphasis"/>
+          <w:rFonts w:cs="Times New Roman"/>
+        </w:rPr>
         <w:t xml:space="preserve"> </w:t>
       </w:r>
       <w:r>
@@ -25995,7 +25871,21 @@
           <w:i w:val="0"/>
           <w:iCs w:val="0"/>
         </w:rPr>
-        <w:t xml:space="preserve">region </w:t>
+        <w:t>remains higher than 90% from 0° to ~30°, but TM polarization causes the high-</w:t>
+      </w:r>
+      <w:r>
+        <w:rPr>
+          <w:rStyle w:val="Emphasis"/>
+          <w:rFonts w:cs="Times New Roman"/>
+        </w:rPr>
+        <w:t>ΔT</w:t>
+      </w:r>
+      <w:r>
+        <w:rPr>
+          <w:rStyle w:val="Emphasis"/>
+          <w:rFonts w:cs="Times New Roman"/>
+        </w:rPr>
+        <w:t xml:space="preserve"> </w:t>
       </w:r>
       <w:r>
         <w:rPr>
@@ -26004,7 +25894,21 @@
           <w:i w:val="0"/>
           <w:iCs w:val="0"/>
         </w:rPr>
-        <w:t xml:space="preserve">for </w:t>
+        <w:t>region to blueshift greatly when increasing the incident angle. The spectral width of high-</w:t>
+      </w:r>
+      <w:r>
+        <w:rPr>
+          <w:rStyle w:val="Emphasis"/>
+          <w:rFonts w:cs="Times New Roman"/>
+        </w:rPr>
+        <w:t>ΔT</w:t>
+      </w:r>
+      <w:r>
+        <w:rPr>
+          <w:rStyle w:val="Emphasis"/>
+          <w:rFonts w:cs="Times New Roman"/>
+        </w:rPr>
+        <w:t xml:space="preserve"> </w:t>
       </w:r>
       <w:r>
         <w:rPr>
@@ -26013,7 +25917,14 @@
           <w:i w:val="0"/>
           <w:iCs w:val="0"/>
         </w:rPr>
-        <w:t xml:space="preserve">any </w:t>
+        <w:t xml:space="preserve">region in both designs are comparable, but 5-unit-cells design has a higher </w:t>
+      </w:r>
+      <w:r>
+        <w:rPr>
+          <w:rStyle w:val="Emphasis"/>
+          <w:rFonts w:cs="Times New Roman"/>
+        </w:rPr>
+        <w:t>ΔT</w:t>
       </w:r>
       <w:r>
         <w:rPr>
@@ -26022,7 +25933,7 @@
           <w:i w:val="0"/>
           <w:iCs w:val="0"/>
         </w:rPr>
-        <w:t xml:space="preserve">incident angle, indicating </w:t>
+        <w:t xml:space="preserve"> </w:t>
       </w:r>
       <w:r>
         <w:rPr>
@@ -26031,81 +25942,38 @@
           <w:i w:val="0"/>
           <w:iCs w:val="0"/>
         </w:rPr>
-        <w:t xml:space="preserve">it being a better </w:t>
-      </w:r>
-      <w:r>
-        <w:rPr>
-          <w:rStyle w:val="Emphasis"/>
-          <w:rFonts w:cs="Times New Roman"/>
-          <w:i w:val="0"/>
-          <w:iCs w:val="0"/>
-        </w:rPr>
-        <w:t>broadband, wide-angle optical devices.</w:t>
+        <w:t>across the spectrum, which indicates a better broadband, wide-angle, tunable optical device.</w:t>
       </w:r>
     </w:p>
     <w:p>
       <w:pPr>
         <w:pStyle w:val="10BodySubsequentParagraph"/>
         <w:rPr>
+          <w:rFonts w:cs="Times New Roman"/>
+        </w:rPr>
+      </w:pPr>
+      <w:r>
+        <w:rPr>
+          <w:rFonts w:cs="Times New Roman"/>
+        </w:rPr>
+        <w:t>With the reasons given above, we decided that 5-unit-cells, long-pass edge-filter design (Fig.6, yellow) has the best compromise between high optical performances, device size, and design complexity. This design has a broadband transmittance contrast between amorphous (ON mode) and crystalline phases (OFF mode), the FWHM of high-</w:t>
+      </w:r>
+      <w:r>
+        <w:rPr>
+          <w:rStyle w:val="Emphasis"/>
+          <w:rFonts w:cs="Times New Roman"/>
+        </w:rPr>
+        <w:t>ΔT</w:t>
+      </w:r>
+      <w:r>
+        <w:rPr>
           <w:rStyle w:val="Emphasis"/>
           <w:rFonts w:cs="Times New Roman"/>
           <w:i w:val="0"/>
           <w:iCs w:val="0"/>
         </w:rPr>
-      </w:pPr>
-      <w:r>
-        <w:rPr>
-          <w:rFonts w:cs="Times New Roman"/>
-        </w:rPr>
-        <w:t>With the above reasonings</w:t>
-      </w:r>
-      <w:r>
-        <w:rPr>
-          <w:rFonts w:cs="Times New Roman"/>
-        </w:rPr>
-        <w:t xml:space="preserve">, we decided that the 5-unit-cells long-pass edge-filter design (Fig. </w:t>
-      </w:r>
-      <w:r>
-        <w:rPr>
-          <w:rFonts w:cs="Times New Roman"/>
-        </w:rPr>
-        <w:t>6</w:t>
-      </w:r>
-      <w:r>
-        <w:rPr>
-          <w:rFonts w:cs="Times New Roman"/>
-        </w:rPr>
-        <w:t xml:space="preserve">, yellow) has the best </w:t>
-      </w:r>
-      <w:r>
-        <w:rPr>
-          <w:rFonts w:cs="Times New Roman"/>
-        </w:rPr>
-        <w:t>compromise</w:t>
-      </w:r>
-      <w:r>
-        <w:rPr>
-          <w:rFonts w:cs="Times New Roman"/>
-        </w:rPr>
-        <w:t xml:space="preserve"> between optical performances, device size and complexity for a broadband, wide-angle configuration.</w:t>
-      </w:r>
-      <w:r>
-        <w:rPr>
-          <w:rFonts w:cs="Times New Roman"/>
-        </w:rPr>
-        <w:t xml:space="preserve"> This design is going to be used as an example for the next section.</w:t>
-      </w:r>
-    </w:p>
-    <w:p>
-      <w:pPr>
-        <w:pStyle w:val="10BodySubsequentParagraph"/>
-        <w:rPr>
-          <w:rStyle w:val="Emphasis"/>
-          <w:rFonts w:cs="Times New Roman"/>
-          <w:i w:val="0"/>
-          <w:iCs w:val="0"/>
-        </w:rPr>
-      </w:pPr>
+        <w:t xml:space="preserve"> region is 197.0 nm. This design is going to be used as an example for the following sections.</w:t>
+      </w:r>
     </w:p>
     <w:p>
       <w:pPr>
@@ -26121,9 +25989,9 @@
         </w:rPr>
         <w:lastRenderedPageBreak/>
         <w:drawing>
-          <wp:inline distT="0" distB="0" distL="0" distR="0" wp14:anchorId="59E4E81C" wp14:editId="7B09CCBA">
-            <wp:extent cx="3721563" cy="2412000"/>
-            <wp:effectExtent l="0" t="0" r="0" b="7620"/>
+          <wp:inline distT="0" distB="0" distL="0" distR="0" wp14:anchorId="59E4E81C" wp14:editId="1719BEC3">
+            <wp:extent cx="3777109" cy="2448000"/>
+            <wp:effectExtent l="0" t="0" r="0" b="0"/>
             <wp:docPr id="1131159735" name="Picture 27"/>
             <wp:cNvGraphicFramePr>
               <a:graphicFrameLocks xmlns:a="http://schemas.openxmlformats.org/drawingml/2006/main" noChangeAspect="1"/>
@@ -26144,7 +26012,7 @@
                   <pic:spPr>
                     <a:xfrm>
                       <a:off x="0" y="0"/>
-                      <a:ext cx="3721563" cy="2412000"/>
+                      <a:ext cx="3777109" cy="2448000"/>
                     </a:xfrm>
                     <a:prstGeom prst="rect">
                       <a:avLst/>
@@ -26197,53 +26065,43 @@
         <w:rPr>
           <w:rFonts w:cs="Times New Roman"/>
         </w:rPr>
-        <w:t xml:space="preserve"> Transmittance contrast comparison of the design shown in Table 1. The reference wavelength (</w:t>
-      </w:r>
-      <w:r>
-        <w:rPr>
-          <w:rFonts w:cs="Times New Roman"/>
-          <w:i/>
-          <w:iCs/>
-        </w:rPr>
-        <w:t>λ</w:t>
-      </w:r>
-      <w:r>
-        <w:rPr>
-          <w:rFonts w:cs="Times New Roman"/>
-          <w:i/>
-          <w:iCs/>
-          <w:vertAlign w:val="subscript"/>
-        </w:rPr>
-        <w:t>0</w:t>
-      </w:r>
-      <w:r>
-        <w:rPr>
-          <w:rFonts w:cs="Times New Roman"/>
-        </w:rPr>
-        <w:t xml:space="preserve">) of the single-layer design is 1064 nm. All edge-filters designs have </w:t>
-      </w:r>
-      <w:r>
-        <w:rPr>
-          <w:rFonts w:cs="Times New Roman"/>
-          <w:i/>
-          <w:iCs/>
-        </w:rPr>
-        <w:t>λ</w:t>
-      </w:r>
-      <w:r>
-        <w:rPr>
-          <w:rFonts w:cs="Times New Roman"/>
-          <w:i/>
-          <w:iCs/>
-          <w:vertAlign w:val="subscript"/>
-        </w:rPr>
-        <w:t>0</w:t>
-      </w:r>
-      <w:r>
-        <w:rPr>
-          <w:rFonts w:cs="Times New Roman"/>
-          <w:i/>
-          <w:iCs/>
+        <w:t xml:space="preserve"> Transmittance contrast </w:t>
+      </w:r>
+      <w:r>
+        <w:rPr>
+          <w:rFonts w:cs="Times New Roman"/>
+        </w:rPr>
+        <w:t>(</w:t>
+      </w:r>
+      <w:r>
+        <w:rPr>
+          <w:rFonts w:cs="Times New Roman"/>
+          <w:i/>
+          <w:iCs/>
+        </w:rPr>
+        <w:t>ΔT</w:t>
+      </w:r>
+      <w:r>
+        <w:rPr>
+          <w:rFonts w:cs="Times New Roman"/>
+        </w:rPr>
+        <w:t xml:space="preserve">) </w:t>
+      </w:r>
+      <w:r>
+        <w:rPr>
+          <w:rFonts w:cs="Times New Roman"/>
+        </w:rPr>
+        <w:t>of</w:t>
+      </w:r>
+      <w:r>
+        <w:rPr>
+          <w:rFonts w:cs="Times New Roman"/>
+        </w:rPr>
+        <w:t xml:space="preserve"> a single-layer</w:t>
+      </w:r>
+      <w:r>
+        <w:rPr>
+          <w:rFonts w:cs="Times New Roman"/>
         </w:rPr>
         <w:t xml:space="preserve"> </w:t>
       </w:r>
@@ -26251,7 +26109,33 @@
         <w:rPr>
           <w:rFonts w:cs="Times New Roman"/>
         </w:rPr>
-        <w:t>= 750 nm.</w:t>
+        <w:t>and edge-filter designs with different number of unit cells (</w:t>
+      </w:r>
+      <w:r>
+        <w:rPr>
+          <w:rFonts w:cs="Times New Roman"/>
+          <w:i/>
+          <w:iCs/>
+        </w:rPr>
+        <w:t>N</w:t>
+      </w:r>
+      <w:r>
+        <w:rPr>
+          <w:rFonts w:cs="Times New Roman"/>
+        </w:rPr>
+        <w:t xml:space="preserve">). </w:t>
+      </w:r>
+      <w:r>
+        <w:rPr>
+          <w:rFonts w:cs="Times New Roman"/>
+        </w:rPr>
+        <w:t xml:space="preserve">The </w:t>
+      </w:r>
+      <w:r>
+        <w:rPr>
+          <w:rFonts w:cs="Times New Roman"/>
+        </w:rPr>
+        <w:t>vertical black line indicates the interested 1064 nm wavelength.</w:t>
       </w:r>
     </w:p>
     <w:p>
@@ -26272,9 +26156,9 @@
           <w:noProof/>
         </w:rPr>
         <w:drawing>
-          <wp:inline distT="0" distB="0" distL="0" distR="0" wp14:anchorId="1851DEC3" wp14:editId="2CB2C0D4">
-            <wp:extent cx="3509517" cy="4248000"/>
-            <wp:effectExtent l="0" t="0" r="0" b="635"/>
+          <wp:inline distT="0" distB="0" distL="0" distR="0" wp14:anchorId="1851DEC3" wp14:editId="6552EBB6">
+            <wp:extent cx="3539202" cy="4248000"/>
+            <wp:effectExtent l="0" t="0" r="4445" b="635"/>
             <wp:docPr id="645218441" name="Picture 28"/>
             <wp:cNvGraphicFramePr>
               <a:graphicFrameLocks xmlns:a="http://schemas.openxmlformats.org/drawingml/2006/main" noChangeAspect="1"/>
@@ -26286,8 +26170,811 @@
                     <pic:cNvPr id="645218441" name="Picture 645218441"/>
                     <pic:cNvPicPr/>
                   </pic:nvPicPr>
+                  <pic:blipFill rotWithShape="1">
+                    <a:blip r:embed="rId14"/>
+                    <a:srcRect t="839"/>
+                    <a:stretch>
+                      <a:fillRect/>
+                    </a:stretch>
+                  </pic:blipFill>
+                  <pic:spPr bwMode="auto">
+                    <a:xfrm>
+                      <a:off x="0" y="0"/>
+                      <a:ext cx="3539202" cy="4248000"/>
+                    </a:xfrm>
+                    <a:prstGeom prst="rect">
+                      <a:avLst/>
+                    </a:prstGeom>
+                    <a:ln>
+                      <a:noFill/>
+                    </a:ln>
+                    <a:extLst>
+                      <a:ext uri="{53640926-AAD7-44D8-BBD7-CCE9431645EC}">
+                        <a14:shadowObscured xmlns:a14="http://schemas.microsoft.com/office/drawing/2010/main"/>
+                      </a:ext>
+                    </a:extLst>
+                  </pic:spPr>
+                </pic:pic>
+              </a:graphicData>
+            </a:graphic>
+          </wp:inline>
+        </w:drawing>
+      </w:r>
+    </w:p>
+    <w:p>
+      <w:pPr>
+        <w:pStyle w:val="12FigureCaptionLong"/>
+        <w:rPr>
+          <w:rFonts w:cs="Times New Roman"/>
+        </w:rPr>
+      </w:pPr>
+      <w:r>
+        <w:rPr>
+          <w:rFonts w:cs="Times New Roman"/>
+          <w:b/>
+          <w:bCs/>
+        </w:rPr>
+        <w:t xml:space="preserve">Fig. </w:t>
+      </w:r>
+      <w:r>
+        <w:rPr>
+          <w:rFonts w:cs="Times New Roman"/>
+          <w:b/>
+          <w:bCs/>
+          <w:szCs w:val="20"/>
+          <w:lang w:bidi="th-TH"/>
+        </w:rPr>
+        <w:t>7</w:t>
+      </w:r>
+      <w:r>
+        <w:rPr>
+          <w:rFonts w:cs="Times New Roman"/>
+          <w:b/>
+          <w:bCs/>
+          <w:szCs w:val="20"/>
+          <w:cs/>
+          <w:lang w:bidi="th-TH"/>
+        </w:rPr>
+        <w:t>.</w:t>
+      </w:r>
+      <w:r>
+        <w:rPr>
+          <w:rFonts w:cs="Times New Roman"/>
+        </w:rPr>
+        <w:t xml:space="preserve"> </w:t>
+      </w:r>
+      <w:r>
+        <w:rPr>
+          <w:rFonts w:cs="Times New Roman"/>
+        </w:rPr>
+        <w:t>Transmittance</w:t>
+      </w:r>
+      <w:r>
+        <w:rPr>
+          <w:rFonts w:cs="Times New Roman"/>
+        </w:rPr>
+        <w:t xml:space="preserve"> contrast at </w:t>
+      </w:r>
+      <w:r>
+        <w:rPr>
+          <w:rFonts w:cs="Times New Roman"/>
+        </w:rPr>
+        <w:t>different</w:t>
+      </w:r>
+      <w:r>
+        <w:rPr>
+          <w:rFonts w:cs="Times New Roman"/>
+        </w:rPr>
+        <w:t xml:space="preserve"> incident angles and wavelengths of </w:t>
+      </w:r>
+      <w:r>
+        <w:rPr>
+          <w:rFonts w:cs="Times New Roman"/>
+        </w:rPr>
+        <w:t xml:space="preserve">4-unit-cells and 5-unit-cells edge-filter designs. </w:t>
+      </w:r>
+      <w:r>
+        <w:rPr>
+          <w:rFonts w:cs="Times New Roman"/>
+        </w:rPr>
+        <w:t>The polarizations of incident l</w:t>
+      </w:r>
+      <w:r>
+        <w:rPr>
+          <w:rFonts w:cs="Times New Roman"/>
+        </w:rPr>
+        <w:t>ight are</w:t>
+      </w:r>
+      <w:r>
+        <w:rPr>
+          <w:rFonts w:cs="Times New Roman"/>
+        </w:rPr>
+        <w:t xml:space="preserve"> </w:t>
+      </w:r>
+      <w:r>
+        <w:rPr>
+          <w:rFonts w:cs="Times New Roman"/>
+        </w:rPr>
+        <w:t>TE</w:t>
+      </w:r>
+      <w:r>
+        <w:rPr>
+          <w:rFonts w:cs="Times New Roman"/>
+        </w:rPr>
+        <w:t xml:space="preserve">  (a, c)</w:t>
+      </w:r>
+      <w:r>
+        <w:rPr>
+          <w:rFonts w:cs="Times New Roman"/>
+        </w:rPr>
+        <w:t xml:space="preserve"> and TM</w:t>
+      </w:r>
+      <w:r>
+        <w:rPr>
+          <w:rFonts w:cs="Times New Roman"/>
+        </w:rPr>
+        <w:t xml:space="preserve"> (b, d).</w:t>
+      </w:r>
+    </w:p>
+    <w:p>
+      <w:pPr>
+        <w:pStyle w:val="08SectionHeader2"/>
+        <w:rPr>
+          <w:rStyle w:val="Emphasis"/>
+          <w:rFonts w:ascii="Times New Roman" w:hAnsi="Times New Roman" w:cs="Times New Roman"/>
+          <w:i/>
+          <w:iCs w:val="0"/>
+        </w:rPr>
+      </w:pPr>
+      <w:r>
+        <w:rPr>
+          <w:rStyle w:val="Emphasis"/>
+          <w:rFonts w:ascii="Times New Roman" w:hAnsi="Times New Roman" w:cs="Times New Roman"/>
+          <w:i/>
+          <w:iCs w:val="0"/>
+          <w:highlight w:val="cyan"/>
+        </w:rPr>
+        <w:lastRenderedPageBreak/>
+        <w:t>4.2 Endurance simulation of 1064-nm optical filters(</w:t>
+      </w:r>
+      <w:r>
+        <w:rPr>
+          <w:rFonts w:ascii="Times New Roman" w:hAnsi="Times New Roman" w:cs="Times New Roman"/>
+          <w:highlight w:val="cyan"/>
+        </w:rPr>
+        <w:t xml:space="preserve"> </w:t>
+      </w:r>
+      <w:r>
+        <w:rPr>
+          <w:rStyle w:val="Emphasis"/>
+          <w:rFonts w:ascii="Times New Roman" w:hAnsi="Times New Roman" w:cs="Times New Roman"/>
+          <w:i/>
+          <w:iCs w:val="0"/>
+          <w:highlight w:val="cyan"/>
+        </w:rPr>
+        <w:t>check endurance of edge-filter.)</w:t>
+      </w:r>
+    </w:p>
+    <w:p>
+      <w:pPr>
+        <w:pStyle w:val="09BodyFirstParagraph"/>
+        <w:rPr>
+          <w:rStyle w:val="Emphasis"/>
+          <w:rFonts w:cs="Times New Roman"/>
+          <w:i w:val="0"/>
+          <w:iCs w:val="0"/>
+          <w:highlight w:val="yellow"/>
+        </w:rPr>
+      </w:pPr>
+      <w:r>
+        <w:rPr>
+          <w:rStyle w:val="Emphasis"/>
+          <w:rFonts w:cs="Times New Roman"/>
+          <w:i w:val="0"/>
+          <w:iCs w:val="0"/>
+          <w:highlight w:val="yellow"/>
+        </w:rPr>
+        <w:t>The optical endurance</w:t>
+      </w:r>
+      <w:r>
+        <w:rPr>
+          <w:rStyle w:val="Emphasis"/>
+          <w:rFonts w:cs="Times New Roman"/>
+          <w:i w:val="0"/>
+          <w:iCs w:val="0"/>
+          <w:highlight w:val="yellow"/>
+        </w:rPr>
+        <w:t xml:space="preserve"> </w:t>
+      </w:r>
+      <w:r>
+        <w:rPr>
+          <w:rFonts w:cs="Times New Roman"/>
+          <w:highlight w:val="yellow"/>
+        </w:rPr>
+        <w:t xml:space="preserve">comparison will be between </w:t>
+      </w:r>
+      <w:r>
+        <w:rPr>
+          <w:rFonts w:cs="Times New Roman"/>
+          <w:highlight w:val="yellow"/>
+        </w:rPr>
+        <w:t xml:space="preserve">the </w:t>
+      </w:r>
+      <w:r>
+        <w:rPr>
+          <w:rFonts w:cs="Times New Roman"/>
+          <w:highlight w:val="yellow"/>
+        </w:rPr>
+        <w:t xml:space="preserve">single-layer </w:t>
+      </w:r>
+      <w:r>
+        <w:rPr>
+          <w:rFonts w:cs="Times New Roman"/>
+          <w:highlight w:val="yellow"/>
+        </w:rPr>
+        <w:t xml:space="preserve">HWOT-thick </w:t>
+      </w:r>
+      <w:r>
+        <w:rPr>
+          <w:rFonts w:cs="Times New Roman"/>
+          <w:highlight w:val="yellow"/>
+        </w:rPr>
+        <w:t>Sb</w:t>
+      </w:r>
+      <w:r>
+        <w:rPr>
+          <w:rFonts w:cs="Times New Roman"/>
+          <w:highlight w:val="yellow"/>
+          <w:vertAlign w:val="subscript"/>
+        </w:rPr>
+        <w:t>2</w:t>
+      </w:r>
+      <w:r>
+        <w:rPr>
+          <w:rFonts w:cs="Times New Roman"/>
+          <w:highlight w:val="yellow"/>
+        </w:rPr>
+        <w:t>Se</w:t>
+      </w:r>
+      <w:r>
+        <w:rPr>
+          <w:rFonts w:cs="Times New Roman"/>
+          <w:highlight w:val="yellow"/>
+          <w:vertAlign w:val="subscript"/>
+        </w:rPr>
+        <w:t>3</w:t>
+      </w:r>
+      <w:r>
+        <w:rPr>
+          <w:rFonts w:cs="Times New Roman"/>
+          <w:highlight w:val="yellow"/>
+        </w:rPr>
+        <w:t xml:space="preserve"> design,</w:t>
+      </w:r>
+      <w:r>
+        <w:rPr>
+          <w:rFonts w:cs="Times New Roman"/>
+          <w:highlight w:val="yellow"/>
+        </w:rPr>
+        <w:t xml:space="preserve"> </w:t>
+      </w:r>
+      <w:r>
+        <w:rPr>
+          <w:rFonts w:cs="Times New Roman"/>
+          <w:highlight w:val="yellow"/>
+        </w:rPr>
+        <w:t xml:space="preserve">and long-pass edge-filter </w:t>
+      </w:r>
+      <w:r>
+        <w:rPr>
+          <w:rFonts w:cs="Times New Roman"/>
+          <w:highlight w:val="yellow"/>
+        </w:rPr>
+        <w:t xml:space="preserve">with </w:t>
+      </w:r>
+      <w:r>
+        <w:rPr>
+          <w:rFonts w:cs="Times New Roman"/>
+          <w:i/>
+          <w:iCs/>
+          <w:highlight w:val="yellow"/>
+        </w:rPr>
+        <w:t>N</w:t>
+      </w:r>
+      <w:r>
+        <w:rPr>
+          <w:rFonts w:cs="Times New Roman"/>
+          <w:highlight w:val="yellow"/>
+        </w:rPr>
+        <w:t xml:space="preserve"> = </w:t>
+      </w:r>
+      <w:r>
+        <w:rPr>
+          <w:rFonts w:cs="Times New Roman"/>
+          <w:highlight w:val="yellow"/>
+        </w:rPr>
+        <w:t xml:space="preserve">4 and </w:t>
+      </w:r>
+      <w:r>
+        <w:rPr>
+          <w:rFonts w:cs="Times New Roman"/>
+          <w:i/>
+          <w:iCs/>
+          <w:highlight w:val="yellow"/>
+        </w:rPr>
+        <w:t>N</w:t>
+      </w:r>
+      <w:r>
+        <w:rPr>
+          <w:rFonts w:cs="Times New Roman"/>
+          <w:highlight w:val="yellow"/>
+        </w:rPr>
+        <w:t xml:space="preserve"> = </w:t>
+      </w:r>
+      <w:r>
+        <w:rPr>
+          <w:rFonts w:cs="Times New Roman"/>
+          <w:highlight w:val="yellow"/>
+        </w:rPr>
+        <w:t>5</w:t>
+      </w:r>
+      <w:r>
+        <w:rPr>
+          <w:rFonts w:cs="Times New Roman"/>
+          <w:highlight w:val="yellow"/>
+        </w:rPr>
+        <w:t xml:space="preserve"> </w:t>
+      </w:r>
+      <w:r>
+        <w:rPr>
+          <w:rFonts w:cs="Times New Roman"/>
+          <w:highlight w:val="yellow"/>
+        </w:rPr>
+        <w:t>design</w:t>
+      </w:r>
+      <w:r>
+        <w:rPr>
+          <w:rFonts w:cs="Times New Roman"/>
+          <w:highlight w:val="yellow"/>
+        </w:rPr>
+        <w:t>s</w:t>
+      </w:r>
+      <w:r>
+        <w:rPr>
+          <w:rFonts w:cs="Times New Roman"/>
+          <w:highlight w:val="yellow"/>
+        </w:rPr>
+        <w:t>. Figure</w:t>
+      </w:r>
+      <w:r>
+        <w:rPr>
+          <w:rFonts w:cs="Times New Roman"/>
+          <w:highlight w:val="yellow"/>
+        </w:rPr>
+        <w:t>s</w:t>
+      </w:r>
+      <w:r>
+        <w:rPr>
+          <w:rFonts w:cs="Times New Roman"/>
+          <w:highlight w:val="yellow"/>
+        </w:rPr>
+        <w:t xml:space="preserve"> </w:t>
+      </w:r>
+      <w:r>
+        <w:rPr>
+          <w:rFonts w:cs="Times New Roman"/>
+          <w:highlight w:val="yellow"/>
+        </w:rPr>
+        <w:t>8(a-c)</w:t>
+      </w:r>
+      <w:r>
+        <w:rPr>
+          <w:rFonts w:cs="Times New Roman"/>
+          <w:highlight w:val="yellow"/>
+        </w:rPr>
+        <w:t xml:space="preserve"> shows the transmittance in amorphous </w:t>
+      </w:r>
+      <w:r>
+        <w:rPr>
+          <w:rFonts w:cs="Times New Roman"/>
+          <w:highlight w:val="yellow"/>
+        </w:rPr>
+        <w:t xml:space="preserve">(ON mode) </w:t>
+      </w:r>
+      <w:r>
+        <w:rPr>
+          <w:rFonts w:cs="Times New Roman"/>
+          <w:highlight w:val="yellow"/>
+        </w:rPr>
+        <w:t xml:space="preserve">or crystalline phases </w:t>
+      </w:r>
+      <w:r>
+        <w:rPr>
+          <w:rFonts w:cs="Times New Roman"/>
+          <w:highlight w:val="yellow"/>
+        </w:rPr>
+        <w:t>(OFF mode) after</w:t>
+      </w:r>
+      <w:r>
+        <w:rPr>
+          <w:rFonts w:cs="Times New Roman"/>
+          <w:highlight w:val="yellow"/>
+        </w:rPr>
+        <w:t xml:space="preserve"> phase switching cycle (</w:t>
+      </w:r>
+      <w:r>
+        <w:rPr>
+          <w:rFonts w:cs="Times New Roman"/>
+          <w:i/>
+          <w:iCs/>
+          <w:highlight w:val="yellow"/>
+        </w:rPr>
+        <w:t>C</w:t>
+      </w:r>
+      <w:r>
+        <w:rPr>
+          <w:rFonts w:cs="Times New Roman"/>
+          <w:highlight w:val="yellow"/>
+        </w:rPr>
+        <w:t xml:space="preserve">). </w:t>
+      </w:r>
+      <w:r>
+        <w:rPr>
+          <w:rStyle w:val="Emphasis"/>
+          <w:rFonts w:cs="Times New Roman"/>
+          <w:i w:val="0"/>
+          <w:iCs w:val="0"/>
+          <w:highlight w:val="yellow"/>
+        </w:rPr>
+        <w:t xml:space="preserve">For single-layer design (Fig. </w:t>
+      </w:r>
+      <w:r>
+        <w:rPr>
+          <w:rStyle w:val="Emphasis"/>
+          <w:rFonts w:cs="Times New Roman"/>
+          <w:i w:val="0"/>
+          <w:iCs w:val="0"/>
+          <w:highlight w:val="yellow"/>
+        </w:rPr>
+        <w:t>8</w:t>
+      </w:r>
+      <w:r>
+        <w:rPr>
+          <w:rStyle w:val="Emphasis"/>
+          <w:rFonts w:cs="Times New Roman"/>
+          <w:i w:val="0"/>
+          <w:iCs w:val="0"/>
+          <w:highlight w:val="yellow"/>
+        </w:rPr>
+        <w:t>a), the amorphous-phase transmittance stays high over most of the cycling window, whereas the crystalline-phase transmittance slowly decreases with cycling number</w:t>
+      </w:r>
+      <w:r>
+        <w:rPr>
+          <w:rStyle w:val="Emphasis"/>
+          <w:rFonts w:cs="Times New Roman"/>
+          <w:i w:val="0"/>
+          <w:iCs w:val="0"/>
+          <w:highlight w:val="yellow"/>
+        </w:rPr>
+        <w:t xml:space="preserve">. </w:t>
+      </w:r>
+      <w:r>
+        <w:rPr>
+          <w:rStyle w:val="Emphasis"/>
+          <w:rFonts w:cs="Times New Roman"/>
+          <w:i w:val="0"/>
+          <w:iCs w:val="0"/>
+          <w:highlight w:val="yellow"/>
+        </w:rPr>
+        <w:t xml:space="preserve">In the two-layers design (Fig. </w:t>
+      </w:r>
+      <w:r>
+        <w:rPr>
+          <w:rStyle w:val="Emphasis"/>
+          <w:rFonts w:cs="Times New Roman"/>
+          <w:i w:val="0"/>
+          <w:iCs w:val="0"/>
+          <w:highlight w:val="yellow"/>
+        </w:rPr>
+        <w:t>8</w:t>
+      </w:r>
+      <w:r>
+        <w:rPr>
+          <w:rStyle w:val="Emphasis"/>
+          <w:rFonts w:cs="Times New Roman"/>
+          <w:i w:val="0"/>
+          <w:iCs w:val="0"/>
+          <w:highlight w:val="yellow"/>
+        </w:rPr>
+        <w:t>b), the addition of TiO</w:t>
+      </w:r>
+      <w:r>
+        <w:rPr>
+          <w:rStyle w:val="Emphasis"/>
+          <w:rFonts w:cs="Times New Roman"/>
+          <w:i w:val="0"/>
+          <w:iCs w:val="0"/>
+          <w:highlight w:val="yellow"/>
+          <w:vertAlign w:val="subscript"/>
+        </w:rPr>
+        <w:t>2</w:t>
+      </w:r>
+      <w:r>
+        <w:rPr>
+          <w:rStyle w:val="Emphasis"/>
+          <w:rFonts w:cs="Times New Roman"/>
+          <w:i w:val="0"/>
+          <w:iCs w:val="0"/>
+          <w:highlight w:val="yellow"/>
+        </w:rPr>
+        <w:t xml:space="preserve"> layer slightly modifies the absolute transmittance levels but preserves the same qualitative trend of stable high-transmittance amorphous phase and slowly brightening crystalline phase. For the 5-unit-cells long-pass edge-filter design (Fig. </w:t>
+      </w:r>
+      <w:r>
+        <w:rPr>
+          <w:rStyle w:val="Emphasis"/>
+          <w:rFonts w:cs="Times New Roman"/>
+          <w:i w:val="0"/>
+          <w:iCs w:val="0"/>
+          <w:highlight w:val="yellow"/>
+        </w:rPr>
+        <w:t>8</w:t>
+      </w:r>
+      <w:r>
+        <w:rPr>
+          <w:rStyle w:val="Emphasis"/>
+          <w:rFonts w:cs="Times New Roman"/>
+          <w:i w:val="0"/>
+          <w:iCs w:val="0"/>
+          <w:highlight w:val="yellow"/>
+        </w:rPr>
+        <w:t xml:space="preserve">c), the transmittance of the crystalline phase increases over cycles instead, and both states show more pronounced evolution because </w:t>
+      </w:r>
+      <w:r>
+        <w:rPr>
+          <w:rStyle w:val="Emphasis"/>
+          <w:rFonts w:cs="Times New Roman"/>
+          <w:i w:val="0"/>
+          <w:iCs w:val="0"/>
+          <w:highlight w:val="yellow"/>
+        </w:rPr>
+        <w:t xml:space="preserve">a </w:t>
+      </w:r>
+      <w:r>
+        <w:rPr>
+          <w:rStyle w:val="Emphasis"/>
+          <w:rFonts w:cs="Times New Roman"/>
+          <w:i w:val="0"/>
+          <w:iCs w:val="0"/>
+          <w:highlight w:val="yellow"/>
+        </w:rPr>
+        <w:t>resonance design is more sensitive to small refractive index shift, yet the device still maintains a clear separation between amorphous and crystalline transmission after 1.5×10⁶ phase switching cycles.</w:t>
+      </w:r>
+    </w:p>
+    <w:p>
+      <w:pPr>
+        <w:pStyle w:val="10BodySubsequentParagraph"/>
+        <w:rPr>
+          <w:rStyle w:val="Emphasis"/>
+          <w:rFonts w:cs="Times New Roman"/>
+          <w:i w:val="0"/>
+          <w:iCs w:val="0"/>
+          <w:highlight w:val="yellow"/>
+        </w:rPr>
+      </w:pPr>
+      <w:r>
+        <w:rPr>
+          <w:rStyle w:val="Emphasis"/>
+          <w:rFonts w:cs="Times New Roman"/>
+          <w:i w:val="0"/>
+          <w:iCs w:val="0"/>
+          <w:highlight w:val="yellow"/>
+        </w:rPr>
+        <w:t>Figure</w:t>
+      </w:r>
+      <w:r>
+        <w:rPr>
+          <w:rStyle w:val="Emphasis"/>
+          <w:rFonts w:cs="Times New Roman"/>
+          <w:i w:val="0"/>
+          <w:iCs w:val="0"/>
+          <w:highlight w:val="yellow"/>
+        </w:rPr>
+        <w:t>s</w:t>
+      </w:r>
+      <w:r>
+        <w:rPr>
+          <w:rStyle w:val="Emphasis"/>
+          <w:rFonts w:cs="Times New Roman"/>
+          <w:i w:val="0"/>
+          <w:iCs w:val="0"/>
+          <w:highlight w:val="yellow"/>
+        </w:rPr>
+        <w:t xml:space="preserve"> </w:t>
+      </w:r>
+      <w:r>
+        <w:rPr>
+          <w:rStyle w:val="Emphasis"/>
+          <w:rFonts w:cs="Times New Roman"/>
+          <w:i w:val="0"/>
+          <w:iCs w:val="0"/>
+          <w:highlight w:val="yellow"/>
+        </w:rPr>
+        <w:t>8(d-f)</w:t>
+      </w:r>
+      <w:r>
+        <w:rPr>
+          <w:rStyle w:val="Emphasis"/>
+          <w:rFonts w:cs="Times New Roman"/>
+          <w:i w:val="0"/>
+          <w:iCs w:val="0"/>
+          <w:highlight w:val="yellow"/>
+        </w:rPr>
+        <w:t xml:space="preserve"> shows the transmittance contrast degradation</w:t>
+      </w:r>
+      <w:r>
+        <w:rPr>
+          <w:rStyle w:val="Emphasis"/>
+          <w:rFonts w:cs="Times New Roman"/>
+          <w:i w:val="0"/>
+          <w:iCs w:val="0"/>
+          <w:highlight w:val="yellow"/>
+        </w:rPr>
+        <w:t xml:space="preserve">, </w:t>
+      </w:r>
+      <w:r>
+        <w:rPr>
+          <w:rStyle w:val="Emphasis"/>
+          <w:rFonts w:cs="Times New Roman"/>
+          <w:i w:val="0"/>
+          <w:iCs w:val="0"/>
+          <w:highlight w:val="yellow"/>
+        </w:rPr>
+        <w:t>expressed as a percentage relative to the initial cycle (</w:t>
+      </w:r>
+      <w:r>
+        <w:rPr>
+          <w:rStyle w:val="Emphasis"/>
+          <w:rFonts w:cs="Times New Roman"/>
+          <w:highlight w:val="yellow"/>
+        </w:rPr>
+        <w:t>C</w:t>
+      </w:r>
+      <w:r>
+        <w:rPr>
+          <w:rStyle w:val="Emphasis"/>
+          <w:rFonts w:cs="Times New Roman"/>
+          <w:i w:val="0"/>
+          <w:iCs w:val="0"/>
+          <w:highlight w:val="yellow"/>
+        </w:rPr>
+        <w:t xml:space="preserve"> = 0). Surprisingly, both single-layer</w:t>
+      </w:r>
+      <w:r>
+        <w:rPr>
+          <w:rStyle w:val="Emphasis"/>
+          <w:rFonts w:cs="Times New Roman"/>
+          <w:i w:val="0"/>
+          <w:iCs w:val="0"/>
+          <w:highlight w:val="yellow"/>
+        </w:rPr>
+        <w:t xml:space="preserve"> (Fig. 8d)</w:t>
+      </w:r>
+      <w:r>
+        <w:rPr>
+          <w:rStyle w:val="Emphasis"/>
+          <w:rFonts w:cs="Times New Roman"/>
+          <w:i w:val="0"/>
+          <w:iCs w:val="0"/>
+          <w:highlight w:val="yellow"/>
+        </w:rPr>
+        <w:t xml:space="preserve"> and two-layers designs </w:t>
+      </w:r>
+      <w:r>
+        <w:rPr>
+          <w:rStyle w:val="Emphasis"/>
+          <w:rFonts w:cs="Times New Roman"/>
+          <w:i w:val="0"/>
+          <w:iCs w:val="0"/>
+          <w:highlight w:val="yellow"/>
+        </w:rPr>
+        <w:t xml:space="preserve">(Fig. 8e) </w:t>
+      </w:r>
+      <w:r>
+        <w:rPr>
+          <w:rStyle w:val="Emphasis"/>
+          <w:rFonts w:cs="Times New Roman"/>
+          <w:i w:val="0"/>
+          <w:iCs w:val="0"/>
+          <w:highlight w:val="yellow"/>
+        </w:rPr>
+        <w:t>show positive contrast degradation, especially as the simulations approach the end. This indicates that the modulating performance of these two designs improves with phase switching</w:t>
+      </w:r>
+      <w:r>
+        <w:rPr>
+          <w:rStyle w:val="Emphasis"/>
+          <w:rFonts w:cs="Times New Roman"/>
+          <w:i w:val="0"/>
+          <w:iCs w:val="0"/>
+          <w:highlight w:val="yellow"/>
+        </w:rPr>
+        <w:t xml:space="preserve"> cycles</w:t>
+      </w:r>
+      <w:r>
+        <w:rPr>
+          <w:rStyle w:val="Emphasis"/>
+          <w:rFonts w:cs="Times New Roman"/>
+          <w:i w:val="0"/>
+          <w:iCs w:val="0"/>
+          <w:highlight w:val="yellow"/>
+        </w:rPr>
+        <w:t xml:space="preserve">. </w:t>
+      </w:r>
+      <w:r>
+        <w:rPr>
+          <w:rStyle w:val="Emphasis"/>
+          <w:rFonts w:cs="Times New Roman"/>
+          <w:i w:val="0"/>
+          <w:iCs w:val="0"/>
+          <w:highlight w:val="yellow"/>
+        </w:rPr>
+        <w:t xml:space="preserve">But this is opposite for edge-filter design, where the transmittance contrast degradation is in negative, i.e., the modulating power decreases with switching cycles. </w:t>
+      </w:r>
+      <w:r>
+        <w:rPr>
+          <w:rStyle w:val="Emphasis"/>
+          <w:rFonts w:cs="Times New Roman"/>
+          <w:i w:val="0"/>
+          <w:iCs w:val="0"/>
+          <w:highlight w:val="yellow"/>
+        </w:rPr>
+        <w:t>The two-layers and edge-filter designs display much larger percentage degradations than the single-layer design, indicate that while resonant enhancement improves low-cycle performance, it also amplifies the impact of long-term drift in phase-change materials.</w:t>
+      </w:r>
+    </w:p>
+    <w:p>
+      <w:pPr>
+        <w:pStyle w:val="10BodySubsequentParagraph"/>
+        <w:rPr>
+          <w:rStyle w:val="Emphasis"/>
+          <w:rFonts w:cs="Times New Roman"/>
+          <w:i w:val="0"/>
+          <w:iCs w:val="0"/>
+          <w:highlight w:val="yellow"/>
+        </w:rPr>
+      </w:pPr>
+    </w:p>
+    <w:p>
+      <w:pPr>
+        <w:rPr>
+          <w:rStyle w:val="Emphasis"/>
+          <w:rFonts w:ascii="Times New Roman" w:hAnsi="Times New Roman" w:cs="Times New Roman"/>
+          <w:i w:val="0"/>
+          <w:iCs w:val="0"/>
+          <w:sz w:val="20"/>
+        </w:rPr>
+      </w:pPr>
+      <w:r>
+        <w:rPr>
+          <w:rFonts w:ascii="Times New Roman" w:hAnsi="Times New Roman" w:cs="Times New Roman"/>
+          <w:noProof/>
+          <w:sz w:val="20"/>
+        </w:rPr>
+        <w:drawing>
+          <wp:inline distT="0" distB="0" distL="0" distR="0" wp14:anchorId="25D34839" wp14:editId="524B7AA1">
+            <wp:extent cx="4791710" cy="3571240"/>
+            <wp:effectExtent l="0" t="0" r="8890" b="0"/>
+            <wp:docPr id="1350596765" name="Picture 1"/>
+            <wp:cNvGraphicFramePr>
+              <a:graphicFrameLocks xmlns:a="http://schemas.openxmlformats.org/drawingml/2006/main" noChangeAspect="1"/>
+            </wp:cNvGraphicFramePr>
+            <a:graphic xmlns:a="http://schemas.openxmlformats.org/drawingml/2006/main">
+              <a:graphicData uri="http://schemas.openxmlformats.org/drawingml/2006/picture">
+                <pic:pic xmlns:pic="http://schemas.openxmlformats.org/drawingml/2006/picture">
+                  <pic:nvPicPr>
+                    <pic:cNvPr id="1350596765" name="Picture 1350596765"/>
+                    <pic:cNvPicPr/>
+                  </pic:nvPicPr>
                   <pic:blipFill>
-                    <a:blip r:embed="rId14"/>
+                    <a:blip r:embed="rId15"/>
                     <a:stretch>
                       <a:fillRect/>
                     </a:stretch>
@@ -26295,7 +26982,7 @@
                   <pic:spPr>
                     <a:xfrm>
                       <a:off x="0" y="0"/>
-                      <a:ext cx="3509517" cy="4248000"/>
+                      <a:ext cx="4791710" cy="3571240"/>
                     </a:xfrm>
                     <a:prstGeom prst="rect">
                       <a:avLst/>
@@ -26331,18 +27018,7 @@
           <w:szCs w:val="20"/>
           <w:lang w:bidi="th-TH"/>
         </w:rPr>
-        <w:t>7</w:t>
-      </w:r>
-      <w:r>
-        <w:rPr>
-          <w:rFonts w:cs="Times New Roman"/>
-          <w:b/>
-          <w:bCs/>
-          <w:szCs w:val="20"/>
-          <w:cs/>
-          <w:lang w:bidi="th-TH"/>
-        </w:rPr>
-        <w:t>.</w:t>
+        <w:t>8.</w:t>
       </w:r>
       <w:r>
         <w:rPr>
@@ -26354,58 +27030,264 @@
         <w:rPr>
           <w:rFonts w:cs="Times New Roman"/>
         </w:rPr>
-        <w:t>Transmittance</w:t>
-      </w:r>
-      <w:r>
-        <w:rPr>
-          <w:rFonts w:cs="Times New Roman"/>
-        </w:rPr>
-        <w:t xml:space="preserve"> contrast at varying incident angles and wavelengths of the </w:t>
-      </w:r>
-      <w:r>
-        <w:rPr>
-          <w:rFonts w:cs="Times New Roman"/>
-        </w:rPr>
-        <w:t xml:space="preserve">4-unit-cells and 5-unit-cells edge-filter designs. </w:t>
-      </w:r>
-      <w:r>
-        <w:rPr>
-          <w:rFonts w:cs="Times New Roman"/>
-        </w:rPr>
-        <w:t>The polarizations of incident light are (a</w:t>
-      </w:r>
-      <w:r>
-        <w:rPr>
-          <w:rFonts w:cs="Times New Roman"/>
-        </w:rPr>
-        <w:t>, c</w:t>
-      </w:r>
-      <w:r>
-        <w:rPr>
-          <w:rFonts w:cs="Times New Roman"/>
-        </w:rPr>
-        <w:t xml:space="preserve">) </w:t>
-      </w:r>
-      <w:r>
-        <w:rPr>
-          <w:rFonts w:cs="Times New Roman"/>
+        <w:t xml:space="preserve">Endurance simulation </w:t>
+      </w:r>
+      <w:r>
+        <w:rPr>
+          <w:rFonts w:cs="Times New Roman"/>
+        </w:rPr>
+        <w:t xml:space="preserve">of tunable 1064-nm optical filter after </w:t>
+      </w:r>
+      <w:r>
+        <w:rPr>
+          <w:rFonts w:cs="Times New Roman"/>
+        </w:rPr>
+        <w:t>1.5×10⁶ phase switching cycles</w:t>
+      </w:r>
+      <w:r>
+        <w:rPr>
+          <w:rFonts w:cs="Times New Roman"/>
+        </w:rPr>
+        <w:t>. (a-c) The transmittance in ON mode (red) and OFF mode (blue) phases, (d-f) the transmittance contrast degradation, and (g-i) the ON mode insertion losses of each design.</w:t>
+      </w:r>
+    </w:p>
+    <w:p>
+      <w:pPr>
+        <w:pStyle w:val="10BodySubsequentParagraph"/>
+        <w:rPr>
+          <w:rStyle w:val="Emphasis"/>
+          <w:i w:val="0"/>
+          <w:iCs w:val="0"/>
           <w:highlight w:val="yellow"/>
         </w:rPr>
-        <w:t>TE and (b</w:t>
-      </w:r>
-      <w:r>
-        <w:rPr>
-          <w:rFonts w:cs="Times New Roman"/>
+      </w:pPr>
+      <w:r>
+        <w:rPr>
+          <w:rStyle w:val="Emphasis"/>
+          <w:rFonts w:cs="Times New Roman"/>
+          <w:i w:val="0"/>
+          <w:iCs w:val="0"/>
           <w:highlight w:val="yellow"/>
         </w:rPr>
-        <w:t>, d</w:t>
-      </w:r>
-      <w:r>
-        <w:rPr>
-          <w:rFonts w:cs="Times New Roman"/>
+        <w:lastRenderedPageBreak/>
+        <w:t xml:space="preserve">The insertion losses </w:t>
+      </w:r>
+      <w:r>
+        <w:rPr>
+          <w:rStyle w:val="Emphasis"/>
+          <w:rFonts w:cs="Times New Roman"/>
+          <w:i w:val="0"/>
+          <w:iCs w:val="0"/>
           <w:highlight w:val="yellow"/>
         </w:rPr>
-        <w:t>) TM.</w:t>
+        <w:t>in</w:t>
+      </w:r>
+      <w:r>
+        <w:rPr>
+          <w:rStyle w:val="Emphasis"/>
+          <w:rFonts w:cs="Times New Roman"/>
+          <w:i w:val="0"/>
+          <w:iCs w:val="0"/>
+          <w:highlight w:val="yellow"/>
+        </w:rPr>
+        <w:t xml:space="preserve"> the amorphous phase </w:t>
+      </w:r>
+      <w:r>
+        <w:rPr>
+          <w:rStyle w:val="Emphasis"/>
+          <w:rFonts w:cs="Times New Roman"/>
+          <w:i w:val="0"/>
+          <w:iCs w:val="0"/>
+          <w:highlight w:val="yellow"/>
+        </w:rPr>
+        <w:t xml:space="preserve">(ON mode) </w:t>
+      </w:r>
+      <w:r>
+        <w:rPr>
+          <w:rStyle w:val="Emphasis"/>
+          <w:rFonts w:cs="Times New Roman"/>
+          <w:i w:val="0"/>
+          <w:iCs w:val="0"/>
+          <w:highlight w:val="yellow"/>
+        </w:rPr>
+        <w:t xml:space="preserve">of the three designs as a function of switching cycle number are shown in Fig. </w:t>
+      </w:r>
+      <w:r>
+        <w:rPr>
+          <w:rStyle w:val="Emphasis"/>
+          <w:rFonts w:cs="Times New Roman"/>
+          <w:i w:val="0"/>
+          <w:iCs w:val="0"/>
+          <w:highlight w:val="yellow"/>
+        </w:rPr>
+        <w:t>8(g-i)</w:t>
+      </w:r>
+      <w:r>
+        <w:rPr>
+          <w:rStyle w:val="Emphasis"/>
+          <w:rFonts w:cs="Times New Roman"/>
+          <w:i w:val="0"/>
+          <w:iCs w:val="0"/>
+          <w:highlight w:val="yellow"/>
+        </w:rPr>
+        <w:t xml:space="preserve">. The insertion losses increase gradually with cycling number for every </w:t>
+      </w:r>
+      <w:r>
+        <w:rPr>
+          <w:rStyle w:val="Emphasis"/>
+          <w:rFonts w:cs="Times New Roman"/>
+          <w:i w:val="0"/>
+          <w:iCs w:val="0"/>
+          <w:highlight w:val="yellow"/>
+        </w:rPr>
+        <w:t>design</w:t>
+      </w:r>
+      <w:r>
+        <w:rPr>
+          <w:rStyle w:val="Emphasis"/>
+          <w:rFonts w:cs="Times New Roman"/>
+          <w:i w:val="0"/>
+          <w:iCs w:val="0"/>
+          <w:highlight w:val="yellow"/>
+        </w:rPr>
+        <w:t>;</w:t>
+      </w:r>
+      <w:r>
+        <w:rPr>
+          <w:rStyle w:val="Emphasis"/>
+          <w:rFonts w:cs="Times New Roman"/>
+          <w:i w:val="0"/>
+          <w:iCs w:val="0"/>
+          <w:highlight w:val="yellow"/>
+        </w:rPr>
+        <w:t xml:space="preserve"> this reflects the small but cumulative rise in absorption and scattering within Sb</w:t>
+      </w:r>
+      <w:r>
+        <w:rPr>
+          <w:rStyle w:val="Emphasis"/>
+          <w:rFonts w:cs="Times New Roman"/>
+          <w:i w:val="0"/>
+          <w:iCs w:val="0"/>
+          <w:highlight w:val="yellow"/>
+          <w:vertAlign w:val="subscript"/>
+        </w:rPr>
+        <w:t>2</w:t>
+      </w:r>
+      <w:r>
+        <w:rPr>
+          <w:rStyle w:val="Emphasis"/>
+          <w:rFonts w:cs="Times New Roman"/>
+          <w:i w:val="0"/>
+          <w:iCs w:val="0"/>
+          <w:highlight w:val="yellow"/>
+        </w:rPr>
+        <w:t>Se</w:t>
+      </w:r>
+      <w:r>
+        <w:rPr>
+          <w:rStyle w:val="Emphasis"/>
+          <w:rFonts w:cs="Times New Roman"/>
+          <w:i w:val="0"/>
+          <w:iCs w:val="0"/>
+          <w:highlight w:val="yellow"/>
+          <w:vertAlign w:val="subscript"/>
+        </w:rPr>
+        <w:t>3</w:t>
+      </w:r>
+      <w:r>
+        <w:rPr>
+          <w:rStyle w:val="Emphasis"/>
+          <w:rFonts w:cs="Times New Roman"/>
+          <w:i w:val="0"/>
+          <w:iCs w:val="0"/>
+          <w:highlight w:val="yellow"/>
+        </w:rPr>
+        <w:t xml:space="preserve">. </w:t>
+      </w:r>
+      <w:r>
+        <w:rPr>
+          <w:rStyle w:val="Emphasis"/>
+          <w:rFonts w:cs="Times New Roman"/>
+          <w:i w:val="0"/>
+          <w:iCs w:val="0"/>
+          <w:highlight w:val="yellow"/>
+        </w:rPr>
+        <w:t>But the insertion losses are still</w:t>
+      </w:r>
+      <w:r>
+        <w:rPr>
+          <w:rFonts w:cs="Times New Roman"/>
+          <w:highlight w:val="yellow"/>
+        </w:rPr>
+        <w:t xml:space="preserve"> within acceptable limits.</w:t>
+      </w:r>
+    </w:p>
+    <w:p>
+      <w:pPr>
+        <w:pStyle w:val="10BodySubsequentParagraph"/>
+        <w:rPr>
+          <w:rStyle w:val="Emphasis"/>
+          <w:rFonts w:cs="Times New Roman"/>
+          <w:i w:val="0"/>
+          <w:iCs w:val="0"/>
+        </w:rPr>
+      </w:pPr>
+      <w:r>
+        <w:rPr>
+          <w:rStyle w:val="Emphasis"/>
+          <w:rFonts w:cs="Times New Roman"/>
+          <w:i w:val="0"/>
+          <w:iCs w:val="0"/>
+          <w:highlight w:val="yellow"/>
+        </w:rPr>
+        <w:t xml:space="preserve">Endurance simulations, confirm that the devices remain functional for up to 1.5×10⁶ phase switching cycles, with a gradual but design-dependent degradation of both key figure of merits. Even so, the long-pass edge-filter design still has the </w:t>
+      </w:r>
+      <w:r>
+        <w:rPr>
+          <w:rStyle w:val="Emphasis"/>
+          <w:rFonts w:cs="Times New Roman"/>
+          <w:i w:val="0"/>
+          <w:iCs w:val="0"/>
+          <w:highlight w:val="yellow"/>
+        </w:rPr>
+        <w:t>highest</w:t>
+      </w:r>
+      <w:r>
+        <w:rPr>
+          <w:rStyle w:val="Emphasis"/>
+          <w:rFonts w:cs="Times New Roman"/>
+          <w:i w:val="0"/>
+          <w:iCs w:val="0"/>
+          <w:highlight w:val="yellow"/>
+        </w:rPr>
+        <w:t xml:space="preserve"> </w:t>
+      </w:r>
+      <w:r>
+        <w:rPr>
+          <w:rStyle w:val="Emphasis"/>
+          <w:rFonts w:cs="Times New Roman"/>
+          <w:highlight w:val="yellow"/>
+        </w:rPr>
+        <w:t>ΔT</w:t>
+      </w:r>
+      <w:r>
+        <w:rPr>
+          <w:rStyle w:val="Emphasis"/>
+          <w:rFonts w:cs="Times New Roman"/>
+          <w:i w:val="0"/>
+          <w:iCs w:val="0"/>
+          <w:highlight w:val="yellow"/>
+        </w:rPr>
+        <w:t xml:space="preserve"> after </w:t>
+      </w:r>
+      <w:r>
+        <w:rPr>
+          <w:rStyle w:val="Emphasis"/>
+          <w:rFonts w:cs="Times New Roman"/>
+          <w:i w:val="0"/>
+          <w:iCs w:val="0"/>
+        </w:rPr>
+        <w:t>a million cycles.</w:t>
       </w:r>
     </w:p>
     <w:p>
@@ -26426,8 +27308,7 @@
           <w:iCs w:val="0"/>
           <w:highlight w:val="cyan"/>
         </w:rPr>
-        <w:lastRenderedPageBreak/>
-        <w:t>4.2 Endurance simulation of 1064-nm optical filters</w:t>
+        <w:t>4.3</w:t>
       </w:r>
       <w:r>
         <w:rPr>
@@ -26437,14 +27318,6 @@
           <w:iCs w:val="0"/>
           <w:highlight w:val="cyan"/>
         </w:rPr>
-        <w:t>(</w:t>
-      </w:r>
-      <w:r>
-        <w:rPr>
-          <w:rStyle w:val="02Author-BOE"/>
-          <w:rFonts w:ascii="Times New Roman" w:hAnsi="Times New Roman" w:cs="Times New Roman"/>
-          <w:highlight w:val="cyan"/>
-        </w:rPr>
         <w:t xml:space="preserve"> </w:t>
       </w:r>
       <w:r>
@@ -26453,9 +27326,8 @@
           <w:rFonts w:ascii="Times New Roman" w:hAnsi="Times New Roman" w:cs="Times New Roman"/>
           <w:i/>
           <w:iCs w:val="0"/>
-          <w:highlight w:val="cyan"/>
-        </w:rPr>
-        <w:t>check endurance of edge-filter</w:t>
+        </w:rPr>
+        <w:t>Transmittance tunability</w:t>
       </w:r>
       <w:r>
         <w:rPr>
@@ -26463,43 +27335,35 @@
           <w:rFonts w:ascii="Times New Roman" w:hAnsi="Times New Roman" w:cs="Times New Roman"/>
           <w:i/>
           <w:iCs w:val="0"/>
-          <w:highlight w:val="cyan"/>
-        </w:rPr>
-        <w:t>.)</w:t>
+        </w:rPr>
+        <w:t xml:space="preserve"> and</w:t>
+      </w:r>
+      <w:r>
+        <w:rPr>
+          <w:rStyle w:val="Emphasis"/>
+          <w:rFonts w:ascii="Times New Roman" w:hAnsi="Times New Roman" w:cs="Times New Roman"/>
+          <w:i/>
+          <w:iCs w:val="0"/>
+        </w:rPr>
+        <w:t xml:space="preserve"> optimization.</w:t>
       </w:r>
     </w:p>
     <w:p>
       <w:pPr>
         <w:pStyle w:val="09BodyFirstParagraph"/>
         <w:rPr>
-          <w:rStyle w:val="Emphasis"/>
-          <w:rFonts w:cs="Times New Roman"/>
-          <w:i w:val="0"/>
-          <w:iCs w:val="0"/>
-          <w:highlight w:val="yellow"/>
+          <w:rFonts w:cs="Times New Roman"/>
         </w:rPr>
       </w:pPr>
       <w:r>
         <w:rPr>
-          <w:rStyle w:val="Emphasis"/>
-          <w:rFonts w:cs="Times New Roman"/>
-          <w:i w:val="0"/>
-          <w:iCs w:val="0"/>
-          <w:highlight w:val="yellow"/>
-        </w:rPr>
-        <w:t xml:space="preserve">In this section, the </w:t>
-      </w:r>
-      <w:r>
-        <w:rPr>
-          <w:rFonts w:cs="Times New Roman"/>
-          <w:highlight w:val="yellow"/>
-        </w:rPr>
-        <w:t>comparison will be between a single-layer Sb</w:t>
-      </w:r>
-      <w:r>
-        <w:rPr>
-          <w:rFonts w:cs="Times New Roman"/>
-          <w:highlight w:val="yellow"/>
+          <w:rFonts w:cs="Times New Roman"/>
+        </w:rPr>
+        <w:t>Edge-filter designs have multiple layers of Sb</w:t>
+      </w:r>
+      <w:r>
+        <w:rPr>
+          <w:rFonts w:cs="Times New Roman"/>
           <w:vertAlign w:val="subscript"/>
         </w:rPr>
         <w:t>2</w:t>
@@ -26507,14 +27371,12 @@
       <w:r>
         <w:rPr>
           <w:rFonts w:cs="Times New Roman"/>
-          <w:highlight w:val="yellow"/>
         </w:rPr>
         <w:t>Se</w:t>
       </w:r>
       <w:r>
         <w:rPr>
           <w:rFonts w:cs="Times New Roman"/>
-          <w:highlight w:val="yellow"/>
           <w:vertAlign w:val="subscript"/>
         </w:rPr>
         <w:t>3</w:t>
@@ -26522,14 +27384,12 @@
       <w:r>
         <w:rPr>
           <w:rFonts w:cs="Times New Roman"/>
-          <w:highlight w:val="yellow"/>
-        </w:rPr>
-        <w:t xml:space="preserve"> design, two-layer design (Sb</w:t>
-      </w:r>
-      <w:r>
-        <w:rPr>
-          <w:rFonts w:cs="Times New Roman"/>
-          <w:highlight w:val="yellow"/>
+        </w:rPr>
+        <w:t xml:space="preserve"> which complicates the phase switching setup. When laser induced heating is used as a switching method, the phase transition of every Sb</w:t>
+      </w:r>
+      <w:r>
+        <w:rPr>
+          <w:rFonts w:cs="Times New Roman"/>
           <w:vertAlign w:val="subscript"/>
         </w:rPr>
         <w:t>2</w:t>
@@ -26537,14 +27397,12 @@
       <w:r>
         <w:rPr>
           <w:rFonts w:cs="Times New Roman"/>
-          <w:highlight w:val="yellow"/>
         </w:rPr>
         <w:t>Se</w:t>
       </w:r>
       <w:r>
         <w:rPr>
           <w:rFonts w:cs="Times New Roman"/>
-          <w:highlight w:val="yellow"/>
           <w:vertAlign w:val="subscript"/>
         </w:rPr>
         <w:t>3</w:t>
@@ -26552,742 +27410,57 @@
       <w:r>
         <w:rPr>
           <w:rFonts w:cs="Times New Roman"/>
-          <w:highlight w:val="yellow"/>
-        </w:rPr>
-        <w:t>/TiO</w:t>
-      </w:r>
-      <w:r>
-        <w:rPr>
-          <w:rFonts w:cs="Times New Roman"/>
-          <w:highlight w:val="yellow"/>
-          <w:vertAlign w:val="subscript"/>
-        </w:rPr>
-        <w:t>2</w:t>
-      </w:r>
-      <w:r>
-        <w:rPr>
-          <w:rFonts w:cs="Times New Roman"/>
-          <w:highlight w:val="yellow"/>
-        </w:rPr>
-        <w:t>), and the long-pass edge-filter design (</w:t>
-      </w:r>
-      <w:r>
-        <w:rPr>
-          <w:rFonts w:cs="Times New Roman"/>
-          <w:i/>
-          <w:iCs/>
-          <w:highlight w:val="yellow"/>
-        </w:rPr>
-        <w:t>N</w:t>
-      </w:r>
-      <w:r>
-        <w:rPr>
-          <w:rFonts w:cs="Times New Roman"/>
-          <w:highlight w:val="yellow"/>
-        </w:rPr>
-        <w:t xml:space="preserve"> = 5). Figure 9 shows the transmittance of the device in amorphous or crystalline phases at phase switching cycle (</w:t>
-      </w:r>
-      <w:r>
-        <w:rPr>
-          <w:rFonts w:cs="Times New Roman"/>
-          <w:i/>
-          <w:iCs/>
-          <w:highlight w:val="yellow"/>
-        </w:rPr>
-        <w:t>C</w:t>
-      </w:r>
-      <w:r>
-        <w:rPr>
-          <w:rFonts w:cs="Times New Roman"/>
-          <w:highlight w:val="yellow"/>
-        </w:rPr>
-        <w:t xml:space="preserve">). </w:t>
-      </w:r>
-      <w:r>
-        <w:rPr>
-          <w:rStyle w:val="Emphasis"/>
-          <w:rFonts w:cs="Times New Roman"/>
-          <w:i w:val="0"/>
-          <w:iCs w:val="0"/>
-          <w:highlight w:val="yellow"/>
-        </w:rPr>
-        <w:t>For the single-layer design (Fig. 9a), the amorphous-phase transmittance stays high and nearly constant over most of the cycling window, whereas the crystalline-phase transmittance slowly decreases with cycling number, indicating a reduction of effective phase contrast in the film. In the two-layers design (Fig. 9b), the addition of TiO</w:t>
-      </w:r>
-      <w:r>
-        <w:rPr>
-          <w:rStyle w:val="Emphasis"/>
-          <w:rFonts w:cs="Times New Roman"/>
-          <w:i w:val="0"/>
-          <w:iCs w:val="0"/>
-          <w:highlight w:val="yellow"/>
-          <w:vertAlign w:val="subscript"/>
-        </w:rPr>
-        <w:t>2</w:t>
-      </w:r>
-      <w:r>
-        <w:rPr>
-          <w:rStyle w:val="Emphasis"/>
-          <w:rFonts w:cs="Times New Roman"/>
-          <w:i w:val="0"/>
-          <w:iCs w:val="0"/>
-          <w:highlight w:val="yellow"/>
-        </w:rPr>
-        <w:t xml:space="preserve"> layer slightly modifies the absolute transmittance levels but preserves the same qualitative trend of stable high-transmittance amorphous phase and slowly brightening crystalline phase. For the 5-unit-cells long-pass edge-filter design (Fig. 9c), the transmittance of the crystalline phase increases over cycles instead, and both states show more pronounced evolution because the resonance design is more sensitive to small refractive index shift, yet the device still maintains a clear separation between amorphous and crystalline transmission after enduring 1.5×10⁶ phase switching cycles.</w:t>
-      </w:r>
-    </w:p>
-    <w:p>
-      <w:pPr>
-        <w:rPr>
-          <w:rStyle w:val="Emphasis"/>
-          <w:rFonts w:ascii="Times New Roman" w:hAnsi="Times New Roman" w:cs="Times New Roman"/>
-          <w:i w:val="0"/>
-          <w:iCs w:val="0"/>
-          <w:sz w:val="20"/>
-          <w:highlight w:val="yellow"/>
-        </w:rPr>
-      </w:pPr>
-    </w:p>
-    <w:p>
-      <w:pPr>
-        <w:rPr>
-          <w:rStyle w:val="Emphasis"/>
-          <w:rFonts w:ascii="Times New Roman" w:hAnsi="Times New Roman" w:cs="Times New Roman"/>
-          <w:i w:val="0"/>
-          <w:iCs w:val="0"/>
-          <w:sz w:val="20"/>
-          <w:highlight w:val="yellow"/>
-        </w:rPr>
-      </w:pPr>
-      <w:r>
-        <w:rPr>
-          <w:rFonts w:ascii="Times New Roman" w:hAnsi="Times New Roman" w:cs="Times New Roman"/>
+        </w:rPr>
+        <w:t xml:space="preserve"> </w:t>
+      </w:r>
+      <w:proofErr w:type="gramStart"/>
+      <w:r>
+        <w:rPr>
+          <w:rFonts w:cs="Times New Roman"/>
+        </w:rPr>
+        <w:t>layers</w:t>
+      </w:r>
+      <w:proofErr w:type="gramEnd"/>
+      <w:r>
+        <w:rPr>
+          <w:rFonts w:cs="Times New Roman"/>
+        </w:rPr>
+        <w:t xml:space="preserve"> would not occur simultaneously, and the transmission will change in a gradual manner. This effect is </w:t>
+      </w:r>
+      <w:r>
+        <w:rPr>
+          <w:rFonts w:cs="Times New Roman"/>
+        </w:rPr>
+        <w:t>shown</w:t>
+      </w:r>
+      <w:r>
+        <w:rPr>
+          <w:rFonts w:cs="Times New Roman"/>
+        </w:rPr>
+        <w:t xml:space="preserve"> in </w:t>
+      </w:r>
+      <w:r>
+        <w:rPr>
+          <w:rFonts w:cs="Times New Roman"/>
+        </w:rPr>
+        <w:fldChar w:fldCharType="begin"/>
+      </w:r>
+      <w:r>
+        <w:rPr>
+          <w:rFonts w:cs="Times New Roman"/>
+        </w:rPr>
+        <w:instrText xml:space="preserve"> ADDIN EN.CITE &lt;EndNote&gt;&lt;Cite AuthorYear="1"&gt;&lt;Author&gt;Sarangan&lt;/Author&gt;&lt;Year&gt;2018&lt;/Year&gt;&lt;RecNum&gt;58&lt;/RecNum&gt;&lt;DisplayText&gt;Sarangan, et al. [3]&lt;/DisplayText&gt;&lt;record&gt;&lt;rec-number&gt;58&lt;/rec-number&gt;&lt;foreign-keys&gt;&lt;key app="EN" db-id="v920pft06rp9dbex2ap500x99x5rrtswxzss" timestamp="1768052832" guid="764f485b-7b33-40ca-84f4-64e260740b05"&gt;58&lt;/key&gt;&lt;/foreign-keys&gt;&lt;ref-type name="Journal Article"&gt;17&lt;/ref-type&gt;&lt;contributors&gt;&lt;authors&gt;&lt;author&gt;Sarangan, Andrew&lt;/author&gt;&lt;author&gt;Duran, Josh&lt;/author&gt;&lt;author&gt;Vasilyev, Vladimir&lt;/author&gt;&lt;author&gt;Limberopoulos, Nicholaos&lt;/author&gt;&lt;author&gt;Vitebskiy, Ilya&lt;/author&gt;&lt;author&gt;Anisimov, Igor&lt;/author&gt;&lt;/authors&gt;&lt;/contributors&gt;&lt;titles&gt;&lt;title&gt;Broadband Reflective Optical Limiter Using GST Phase Change Material&lt;/title&gt;&lt;secondary-title&gt;IEEE Photonics Journal&lt;/secondary-title&gt;&lt;/titles&gt;&lt;periodical&gt;&lt;full-title&gt;IEEE Photonics Journal&lt;/full-title&gt;&lt;/periodical&gt;&lt;pages&gt;1-9&lt;/pages&gt;&lt;volume&gt;10&lt;/volume&gt;&lt;number&gt;2&lt;/number&gt;&lt;section&gt;1&lt;/section&gt;&lt;keywords&gt;&lt;keyword&gt;Nonlinear optics&lt;/keyword&gt;&lt;keyword&gt;Annealing&lt;/keyword&gt;&lt;keyword&gt;Optical device fabrication&lt;/keyword&gt;&lt;keyword&gt;Optical sensors&lt;/keyword&gt;&lt;keyword&gt;Optical refraction&lt;/keyword&gt;&lt;keyword&gt;Optical materials&lt;/keyword&gt;&lt;keyword&gt;Phase change materials&lt;/keyword&gt;&lt;keyword&gt;Optical properties of photonic materials&lt;/keyword&gt;&lt;keyword&gt;multilayer interference coatings&lt;/keyword&gt;&lt;keyword&gt;fabrication and characterization&lt;/keyword&gt;&lt;keyword&gt;photonic bandgap structures&lt;/keyword&gt;&lt;/keywords&gt;&lt;dates&gt;&lt;year&gt;2018&lt;/year&gt;&lt;/dates&gt;&lt;isbn&gt;1943-0655&lt;/isbn&gt;&lt;urls&gt;&lt;related-urls&gt;&lt;url&gt;https://ieeexplore.ieee.org/ielx7/4563994/8302353/08265175.pdf?tp=&amp;amp;arnumber=8265175&amp;amp;isnumber=8302353&amp;amp;ref=&lt;/url&gt;&lt;/related-urls&gt;&lt;/urls&gt;&lt;electronic-resource-num&gt;10.1109/jphot.2018.2796448&lt;/electronic-resource-num&gt;&lt;/record&gt;&lt;/Cite&gt;&lt;/EndNote&gt;</w:instrText>
+      </w:r>
+      <w:r>
+        <w:rPr>
+          <w:rFonts w:cs="Times New Roman"/>
+        </w:rPr>
+        <w:fldChar w:fldCharType="separate"/>
+      </w:r>
+      <w:r>
+        <w:rPr>
+          <w:rFonts w:cs="Times New Roman"/>
           <w:noProof/>
-          <w:sz w:val="20"/>
-          <w:highlight w:val="yellow"/>
-        </w:rPr>
-        <w:drawing>
-          <wp:inline distT="0" distB="0" distL="0" distR="0" wp14:anchorId="6900B406" wp14:editId="73F8F91C">
-            <wp:extent cx="4791710" cy="1303020"/>
-            <wp:effectExtent l="0" t="0" r="8890" b="0"/>
-            <wp:docPr id="1075333068" name="Picture 15"/>
-            <wp:cNvGraphicFramePr>
-              <a:graphicFrameLocks xmlns:a="http://schemas.openxmlformats.org/drawingml/2006/main" noChangeAspect="1"/>
-            </wp:cNvGraphicFramePr>
-            <a:graphic xmlns:a="http://schemas.openxmlformats.org/drawingml/2006/main">
-              <a:graphicData uri="http://schemas.openxmlformats.org/drawingml/2006/picture">
-                <pic:pic xmlns:pic="http://schemas.openxmlformats.org/drawingml/2006/picture">
-                  <pic:nvPicPr>
-                    <pic:cNvPr id="1075333068" name="Picture 1075333068"/>
-                    <pic:cNvPicPr/>
-                  </pic:nvPicPr>
-                  <pic:blipFill rotWithShape="1">
-                    <a:blip r:embed="rId15"/>
-                    <a:srcRect t="10" b="10"/>
-                    <a:stretch>
-                      <a:fillRect/>
-                    </a:stretch>
-                  </pic:blipFill>
-                  <pic:spPr>
-                    <a:xfrm>
-                      <a:off x="0" y="0"/>
-                      <a:ext cx="4791710" cy="1303020"/>
-                    </a:xfrm>
-                    <a:prstGeom prst="rect">
-                      <a:avLst/>
-                    </a:prstGeom>
-                  </pic:spPr>
-                </pic:pic>
-              </a:graphicData>
-            </a:graphic>
-          </wp:inline>
-        </w:drawing>
-      </w:r>
-    </w:p>
-    <w:p>
-      <w:pPr>
-        <w:pStyle w:val="12FigureCaptionLong"/>
-        <w:rPr>
-          <w:rFonts w:cs="Times New Roman"/>
-          <w:highlight w:val="yellow"/>
-        </w:rPr>
-      </w:pPr>
-      <w:r>
-        <w:rPr>
-          <w:rFonts w:cs="Times New Roman"/>
-          <w:b/>
-          <w:bCs/>
-          <w:highlight w:val="yellow"/>
-        </w:rPr>
-        <w:t xml:space="preserve">Fig. </w:t>
-      </w:r>
-      <w:r>
-        <w:rPr>
-          <w:rFonts w:cs="Times New Roman"/>
-          <w:b/>
-          <w:bCs/>
-          <w:szCs w:val="20"/>
-          <w:highlight w:val="yellow"/>
-          <w:lang w:bidi="th-TH"/>
-        </w:rPr>
-        <w:t>9</w:t>
-      </w:r>
-      <w:r>
-        <w:rPr>
-          <w:rFonts w:cs="Times New Roman"/>
-          <w:b/>
-          <w:bCs/>
-          <w:szCs w:val="20"/>
-          <w:highlight w:val="yellow"/>
-          <w:cs/>
-          <w:lang w:bidi="th-TH"/>
-        </w:rPr>
-        <w:t>.</w:t>
-      </w:r>
-      <w:r>
-        <w:rPr>
-          <w:rFonts w:cs="Times New Roman"/>
-          <w:highlight w:val="yellow"/>
-        </w:rPr>
-        <w:t xml:space="preserve"> Transmittance simulation after 1.5×10⁶ phase switching cycles in the amorphous (red) and crystalline phases (blue) of (a) single-layer, (b) two-layer, and (c) 5-unit-cells edge-filter devices described in Table 1. Note the difference in y-axis scales of the three subfigures.</w:t>
-      </w:r>
-    </w:p>
-    <w:p>
-      <w:pPr>
-        <w:pStyle w:val="10BodySubsequentParagraph"/>
-        <w:rPr>
-          <w:rFonts w:cs="Times New Roman"/>
-          <w:highlight w:val="yellow"/>
-        </w:rPr>
-      </w:pPr>
-    </w:p>
-    <w:p>
-      <w:pPr>
-        <w:pStyle w:val="10BodySubsequentParagraph"/>
-        <w:rPr>
-          <w:rStyle w:val="Emphasis"/>
-          <w:rFonts w:cs="Times New Roman"/>
-          <w:i w:val="0"/>
-          <w:iCs w:val="0"/>
-          <w:highlight w:val="yellow"/>
-        </w:rPr>
-      </w:pPr>
-      <w:r>
-        <w:rPr>
-          <w:rStyle w:val="Emphasis"/>
-          <w:rFonts w:cs="Times New Roman"/>
-          <w:i w:val="0"/>
-          <w:iCs w:val="0"/>
-          <w:highlight w:val="yellow"/>
-        </w:rPr>
-        <w:t>Figure 10 shows the transmittance contrast degradation of the same three designs; the degradation is expressed as a percentage relative to the initial cycle (</w:t>
-      </w:r>
-      <w:r>
-        <w:rPr>
-          <w:rStyle w:val="Emphasis"/>
-          <w:rFonts w:cs="Times New Roman"/>
-          <w:highlight w:val="yellow"/>
-        </w:rPr>
-        <w:t>C</w:t>
-      </w:r>
-      <w:r>
-        <w:rPr>
-          <w:rStyle w:val="Emphasis"/>
-          <w:rFonts w:cs="Times New Roman"/>
-          <w:i w:val="0"/>
-          <w:iCs w:val="0"/>
-          <w:highlight w:val="yellow"/>
-        </w:rPr>
-        <w:t xml:space="preserve"> = 0). Surprisingly, both single-layer and two-layers designs show positive transmittance contrast degradation percentages, especially as the simulations approach the end. This indicates that the modulating performance of these two designs improves with phase switching. This is opposite of edge-filter design, where the contrast degradation is negative, so the modulating performance decreases with usage. The two-layers and edge-filter designs display much larger percentage degradations than the single-layer design, indicates that while resonant enhancement improves low-cycle performance, it also amplifies the impact of long-term drift in phase-change materials.</w:t>
-      </w:r>
-    </w:p>
-    <w:p>
-      <w:pPr>
-        <w:pStyle w:val="10BodySubsequentParagraph"/>
-        <w:rPr>
-          <w:rStyle w:val="Emphasis"/>
-          <w:rFonts w:cs="Times New Roman"/>
-          <w:i w:val="0"/>
-          <w:iCs w:val="0"/>
-          <w:highlight w:val="yellow"/>
-        </w:rPr>
-      </w:pPr>
-    </w:p>
-    <w:p>
-      <w:pPr>
-        <w:rPr>
-          <w:rStyle w:val="Emphasis"/>
-          <w:rFonts w:ascii="Times New Roman" w:hAnsi="Times New Roman" w:cs="Times New Roman"/>
-          <w:i w:val="0"/>
-          <w:iCs w:val="0"/>
-          <w:sz w:val="20"/>
-          <w:highlight w:val="yellow"/>
-        </w:rPr>
-      </w:pPr>
-      <w:r>
-        <w:rPr>
-          <w:rFonts w:ascii="Times New Roman" w:hAnsi="Times New Roman" w:cs="Times New Roman"/>
-          <w:noProof/>
-          <w:sz w:val="20"/>
-          <w:highlight w:val="yellow"/>
-        </w:rPr>
-        <w:drawing>
-          <wp:inline distT="0" distB="0" distL="0" distR="0" wp14:anchorId="78E2838E" wp14:editId="201E3D8E">
-            <wp:extent cx="4791710" cy="1308100"/>
-            <wp:effectExtent l="0" t="0" r="8890" b="6350"/>
-            <wp:docPr id="1031100892" name="Picture 16"/>
-            <wp:cNvGraphicFramePr>
-              <a:graphicFrameLocks xmlns:a="http://schemas.openxmlformats.org/drawingml/2006/main" noChangeAspect="1"/>
-            </wp:cNvGraphicFramePr>
-            <a:graphic xmlns:a="http://schemas.openxmlformats.org/drawingml/2006/main">
-              <a:graphicData uri="http://schemas.openxmlformats.org/drawingml/2006/picture">
-                <pic:pic xmlns:pic="http://schemas.openxmlformats.org/drawingml/2006/picture">
-                  <pic:nvPicPr>
-                    <pic:cNvPr id="1031100892" name="Picture 1031100892"/>
-                    <pic:cNvPicPr/>
-                  </pic:nvPicPr>
-                  <pic:blipFill>
-                    <a:blip r:embed="rId16"/>
-                    <a:stretch>
-                      <a:fillRect/>
-                    </a:stretch>
-                  </pic:blipFill>
-                  <pic:spPr>
-                    <a:xfrm>
-                      <a:off x="0" y="0"/>
-                      <a:ext cx="4791710" cy="1308100"/>
-                    </a:xfrm>
-                    <a:prstGeom prst="rect">
-                      <a:avLst/>
-                    </a:prstGeom>
-                  </pic:spPr>
-                </pic:pic>
-              </a:graphicData>
-            </a:graphic>
-          </wp:inline>
-        </w:drawing>
-      </w:r>
-    </w:p>
-    <w:p>
-      <w:pPr>
-        <w:pStyle w:val="12FigureCaptionLong"/>
-        <w:rPr>
-          <w:rFonts w:cs="Times New Roman"/>
-          <w:highlight w:val="yellow"/>
-        </w:rPr>
-      </w:pPr>
-      <w:r>
-        <w:rPr>
-          <w:rFonts w:cs="Times New Roman"/>
-          <w:b/>
-          <w:bCs/>
-          <w:highlight w:val="yellow"/>
-        </w:rPr>
-        <w:lastRenderedPageBreak/>
-        <w:t xml:space="preserve">Fig. </w:t>
-      </w:r>
-      <w:r>
-        <w:rPr>
-          <w:rFonts w:cs="Times New Roman"/>
-          <w:b/>
-          <w:bCs/>
-          <w:szCs w:val="20"/>
-          <w:highlight w:val="yellow"/>
-          <w:lang w:bidi="th-TH"/>
-        </w:rPr>
-        <w:t>10</w:t>
-      </w:r>
-      <w:r>
-        <w:rPr>
-          <w:rFonts w:cs="Times New Roman"/>
-          <w:b/>
-          <w:bCs/>
-          <w:szCs w:val="20"/>
-          <w:highlight w:val="yellow"/>
-          <w:cs/>
-          <w:lang w:bidi="th-TH"/>
-        </w:rPr>
-        <w:t>.</w:t>
-      </w:r>
-      <w:r>
-        <w:rPr>
-          <w:rFonts w:cs="Times New Roman"/>
-          <w:highlight w:val="yellow"/>
-        </w:rPr>
-        <w:t xml:space="preserve"> Transmittance contrast degradation after 1.5×10⁶ phase switching cycles of (a) single-layer, (b) two-layer, and (c) 5-unit-cells edge-filter devices. Note the difference in y-axis scales of the three subfigures.</w:t>
-      </w:r>
-    </w:p>
-    <w:p>
-      <w:pPr>
-        <w:pStyle w:val="10BodySubsequentParagraph"/>
-        <w:rPr>
-          <w:rFonts w:cs="Times New Roman"/>
-          <w:highlight w:val="yellow"/>
-        </w:rPr>
-      </w:pPr>
-    </w:p>
-    <w:p>
-      <w:pPr>
-        <w:pStyle w:val="10BodySubsequentParagraph"/>
-        <w:rPr>
-          <w:rFonts w:cs="Times New Roman"/>
-          <w:highlight w:val="yellow"/>
-        </w:rPr>
-      </w:pPr>
-      <w:r>
-        <w:rPr>
-          <w:rStyle w:val="Emphasis"/>
-          <w:rFonts w:cs="Times New Roman"/>
-          <w:i w:val="0"/>
-          <w:iCs w:val="0"/>
-          <w:highlight w:val="yellow"/>
-        </w:rPr>
-        <w:t xml:space="preserve">The insertion losses in the high-transmission amorphous phase of the three designs as a function of switching cycle number are shown in Fig. 11. The insertion losses increase gradually with cycling number for every </w:t>
-      </w:r>
-      <w:r>
-        <w:rPr>
-          <w:rStyle w:val="Emphasis"/>
-          <w:rFonts w:cs="Times New Roman"/>
-          <w:i w:val="0"/>
-          <w:iCs w:val="0"/>
-          <w:highlight w:val="yellow"/>
-        </w:rPr>
-        <w:t>design;</w:t>
-      </w:r>
-      <w:r>
-        <w:rPr>
-          <w:rStyle w:val="Emphasis"/>
-          <w:rFonts w:cs="Times New Roman"/>
-          <w:i w:val="0"/>
-          <w:iCs w:val="0"/>
-          <w:highlight w:val="yellow"/>
-        </w:rPr>
-        <w:t xml:space="preserve"> this reflects the small but cumulative rise in absorption and scattering within Sb</w:t>
-      </w:r>
-      <w:r>
-        <w:rPr>
-          <w:rStyle w:val="Emphasis"/>
-          <w:rFonts w:cs="Times New Roman"/>
-          <w:i w:val="0"/>
-          <w:iCs w:val="0"/>
-          <w:highlight w:val="yellow"/>
-          <w:vertAlign w:val="subscript"/>
-        </w:rPr>
-        <w:t>2</w:t>
-      </w:r>
-      <w:r>
-        <w:rPr>
-          <w:rStyle w:val="Emphasis"/>
-          <w:rFonts w:cs="Times New Roman"/>
-          <w:i w:val="0"/>
-          <w:iCs w:val="0"/>
-          <w:highlight w:val="yellow"/>
-        </w:rPr>
-        <w:t>Se</w:t>
-      </w:r>
-      <w:r>
-        <w:rPr>
-          <w:rStyle w:val="Emphasis"/>
-          <w:rFonts w:cs="Times New Roman"/>
-          <w:i w:val="0"/>
-          <w:iCs w:val="0"/>
-          <w:highlight w:val="yellow"/>
-          <w:vertAlign w:val="subscript"/>
-        </w:rPr>
-        <w:t>3</w:t>
-      </w:r>
-      <w:r>
-        <w:rPr>
-          <w:rStyle w:val="Emphasis"/>
-          <w:rFonts w:cs="Times New Roman"/>
-          <w:i w:val="0"/>
-          <w:iCs w:val="0"/>
-          <w:highlight w:val="yellow"/>
-        </w:rPr>
-        <w:t xml:space="preserve">. However, the overall insertion loss after enduring </w:t>
-      </w:r>
-      <w:r>
-        <w:rPr>
-          <w:rFonts w:cs="Times New Roman"/>
-          <w:highlight w:val="yellow"/>
-        </w:rPr>
-        <w:t>1.5×10⁶ cycles remain within acceptable limits.</w:t>
-      </w:r>
-    </w:p>
-    <w:p>
-      <w:pPr>
-        <w:rPr>
-          <w:rStyle w:val="Emphasis"/>
-          <w:rFonts w:ascii="Times New Roman" w:hAnsi="Times New Roman" w:cs="Times New Roman"/>
-          <w:i w:val="0"/>
-          <w:iCs w:val="0"/>
-          <w:sz w:val="20"/>
-          <w:highlight w:val="yellow"/>
-        </w:rPr>
-      </w:pPr>
-      <w:r>
-        <w:rPr>
-          <w:rFonts w:ascii="Times New Roman" w:hAnsi="Times New Roman" w:cs="Times New Roman"/>
-          <w:noProof/>
-          <w:sz w:val="20"/>
-          <w:highlight w:val="yellow"/>
-        </w:rPr>
-        <w:drawing>
-          <wp:inline distT="0" distB="0" distL="0" distR="0" wp14:anchorId="7A222853" wp14:editId="53608563">
-            <wp:extent cx="4791710" cy="1325880"/>
-            <wp:effectExtent l="0" t="0" r="8890" b="7620"/>
-            <wp:docPr id="229205719" name="Picture 17"/>
-            <wp:cNvGraphicFramePr>
-              <a:graphicFrameLocks xmlns:a="http://schemas.openxmlformats.org/drawingml/2006/main" noChangeAspect="1"/>
-            </wp:cNvGraphicFramePr>
-            <a:graphic xmlns:a="http://schemas.openxmlformats.org/drawingml/2006/main">
-              <a:graphicData uri="http://schemas.openxmlformats.org/drawingml/2006/picture">
-                <pic:pic xmlns:pic="http://schemas.openxmlformats.org/drawingml/2006/picture">
-                  <pic:nvPicPr>
-                    <pic:cNvPr id="229205719" name="Picture 229205719"/>
-                    <pic:cNvPicPr/>
-                  </pic:nvPicPr>
-                  <pic:blipFill>
-                    <a:blip r:embed="rId17"/>
-                    <a:stretch>
-                      <a:fillRect/>
-                    </a:stretch>
-                  </pic:blipFill>
-                  <pic:spPr>
-                    <a:xfrm>
-                      <a:off x="0" y="0"/>
-                      <a:ext cx="4791710" cy="1325880"/>
-                    </a:xfrm>
-                    <a:prstGeom prst="rect">
-                      <a:avLst/>
-                    </a:prstGeom>
-                  </pic:spPr>
-                </pic:pic>
-              </a:graphicData>
-            </a:graphic>
-          </wp:inline>
-        </w:drawing>
-      </w:r>
-    </w:p>
-    <w:p>
-      <w:pPr>
-        <w:pStyle w:val="12FigureCaptionLong"/>
-        <w:rPr>
-          <w:rFonts w:cs="Times New Roman"/>
-        </w:rPr>
-      </w:pPr>
-      <w:r>
-        <w:rPr>
-          <w:rFonts w:cs="Times New Roman"/>
-          <w:b/>
-          <w:bCs/>
-          <w:highlight w:val="yellow"/>
-        </w:rPr>
-        <w:t xml:space="preserve">Fig. </w:t>
-      </w:r>
-      <w:r>
-        <w:rPr>
-          <w:rFonts w:cs="Times New Roman"/>
-          <w:b/>
-          <w:bCs/>
-          <w:szCs w:val="20"/>
-          <w:highlight w:val="yellow"/>
-          <w:lang w:bidi="th-TH"/>
-        </w:rPr>
-        <w:t>11</w:t>
-      </w:r>
-      <w:r>
-        <w:rPr>
-          <w:rFonts w:cs="Times New Roman"/>
-          <w:b/>
-          <w:bCs/>
-          <w:szCs w:val="20"/>
-          <w:highlight w:val="yellow"/>
-          <w:cs/>
-          <w:lang w:bidi="th-TH"/>
-        </w:rPr>
-        <w:t>.</w:t>
-      </w:r>
-      <w:r>
-        <w:rPr>
-          <w:rFonts w:cs="Times New Roman"/>
-          <w:highlight w:val="yellow"/>
-        </w:rPr>
-        <w:t xml:space="preserve"> Insertion loss after 1.5×10⁶ phase switching cycles of (a) single-layer, (b) two-layer, and (c) 5-unit-cells edge-filter devices.</w:t>
-      </w:r>
-    </w:p>
-    <w:p>
-      <w:pPr>
-        <w:pStyle w:val="10BodySubsequentParagraph"/>
-        <w:rPr>
-          <w:rFonts w:cs="Times New Roman"/>
-        </w:rPr>
-      </w:pPr>
-    </w:p>
-    <w:p>
-      <w:pPr>
-        <w:pStyle w:val="10BodySubsequentParagraph"/>
-        <w:rPr>
-          <w:rStyle w:val="Emphasis"/>
-          <w:rFonts w:cs="Times New Roman"/>
-          <w:i w:val="0"/>
-          <w:iCs w:val="0"/>
-        </w:rPr>
-      </w:pPr>
-      <w:r>
-        <w:rPr>
-          <w:rStyle w:val="Emphasis"/>
-          <w:rFonts w:cs="Times New Roman"/>
-          <w:i w:val="0"/>
-          <w:iCs w:val="0"/>
-          <w:highlight w:val="yellow"/>
-        </w:rPr>
-        <w:t xml:space="preserve">Endurance simulations, as shown in figure 9-11, confirm that the devices remain functional for up to 1.5×10⁶ phase switching cycles, with a gradual but design-dependent degradation of both key figure of merits. Even so, the long-pass edge-filter design still has the best </w:t>
-      </w:r>
-      <w:r>
-        <w:rPr>
-          <w:rStyle w:val="Emphasis"/>
-          <w:rFonts w:cs="Times New Roman"/>
-          <w:highlight w:val="yellow"/>
-        </w:rPr>
-        <w:t>ΔT</w:t>
-      </w:r>
-      <w:r>
-        <w:rPr>
-          <w:rStyle w:val="Emphasis"/>
-          <w:rFonts w:cs="Times New Roman"/>
-          <w:i w:val="0"/>
-          <w:iCs w:val="0"/>
-          <w:highlight w:val="yellow"/>
-        </w:rPr>
-        <w:t xml:space="preserve"> after enduring more than a million cycles.</w:t>
-      </w:r>
-    </w:p>
-    <w:p>
-      <w:pPr>
-        <w:pStyle w:val="08SectionHeader2"/>
-        <w:rPr>
-          <w:rStyle w:val="Emphasis"/>
-          <w:rFonts w:ascii="Times New Roman" w:hAnsi="Times New Roman" w:cs="Times New Roman"/>
-          <w:i/>
-          <w:iCs w:val="0"/>
-        </w:rPr>
-      </w:pPr>
-      <w:r>
-        <w:rPr>
-          <w:rStyle w:val="Emphasis"/>
-          <w:rFonts w:ascii="Times New Roman" w:hAnsi="Times New Roman" w:cs="Times New Roman"/>
-          <w:i/>
-          <w:iCs w:val="0"/>
-          <w:highlight w:val="cyan"/>
-        </w:rPr>
-        <w:t>4.3 Limitation</w:t>
-      </w:r>
-      <w:r>
-        <w:rPr>
-          <w:rStyle w:val="Emphasis"/>
-          <w:rFonts w:ascii="Times New Roman" w:hAnsi="Times New Roman" w:cs="Times New Roman"/>
-          <w:i/>
-          <w:iCs w:val="0"/>
-        </w:rPr>
-        <w:t>s and future work suggestions</w:t>
-      </w:r>
-      <w:r>
-        <w:rPr>
-          <w:rStyle w:val="Emphasis"/>
-          <w:rFonts w:ascii="Times New Roman" w:hAnsi="Times New Roman" w:cs="Times New Roman"/>
-          <w:i/>
-          <w:iCs w:val="0"/>
-        </w:rPr>
-        <w:tab/>
-      </w:r>
-    </w:p>
-    <w:p>
-      <w:pPr>
-        <w:pStyle w:val="09BodyFirstParagraph"/>
-        <w:rPr>
-          <w:rFonts w:cs="Times New Roman"/>
-        </w:rPr>
-      </w:pPr>
-      <w:r>
-        <w:rPr>
-          <w:rFonts w:cs="Times New Roman"/>
-        </w:rPr>
-        <w:t>Edge-filter designs have multiple layers of Sb</w:t>
-      </w:r>
-      <w:r>
-        <w:rPr>
-          <w:rFonts w:cs="Times New Roman"/>
-          <w:vertAlign w:val="subscript"/>
-        </w:rPr>
-        <w:t>2</w:t>
-      </w:r>
-      <w:r>
-        <w:rPr>
-          <w:rFonts w:cs="Times New Roman"/>
-        </w:rPr>
-        <w:t>Se</w:t>
-      </w:r>
-      <w:r>
-        <w:rPr>
-          <w:rFonts w:cs="Times New Roman"/>
-          <w:vertAlign w:val="subscript"/>
-        </w:rPr>
-        <w:t>3</w:t>
-      </w:r>
-      <w:r>
-        <w:rPr>
-          <w:rFonts w:cs="Times New Roman"/>
-        </w:rPr>
-        <w:t xml:space="preserve"> which complicates the phase switching setup. When laser induced heating is used as a switching method, the phase transition of every Sb</w:t>
-      </w:r>
-      <w:r>
-        <w:rPr>
-          <w:rFonts w:cs="Times New Roman"/>
-          <w:vertAlign w:val="subscript"/>
-        </w:rPr>
-        <w:t>2</w:t>
-      </w:r>
-      <w:r>
-        <w:rPr>
-          <w:rFonts w:cs="Times New Roman"/>
-        </w:rPr>
-        <w:t>Se</w:t>
-      </w:r>
-      <w:r>
-        <w:rPr>
-          <w:rFonts w:cs="Times New Roman"/>
-          <w:vertAlign w:val="subscript"/>
-        </w:rPr>
-        <w:t>3</w:t>
-      </w:r>
-      <w:r>
-        <w:rPr>
-          <w:rFonts w:cs="Times New Roman"/>
-        </w:rPr>
-        <w:t xml:space="preserve"> layers would not occur simultaneously, and the transmission will change in a gradual manner. This effect is seen in </w:t>
-      </w:r>
-      <w:r>
-        <w:rPr>
-          <w:rFonts w:cs="Times New Roman"/>
-        </w:rPr>
-        <w:fldChar w:fldCharType="begin"/>
-      </w:r>
-      <w:r>
-        <w:rPr>
-          <w:rFonts w:cs="Times New Roman"/>
-        </w:rPr>
-        <w:instrText xml:space="preserve"> ADDIN EN.CITE &lt;EndNote&gt;&lt;Cite AuthorYear="1"&gt;&lt;Author&gt;Sarangan&lt;/Author&gt;&lt;Year&gt;2018&lt;/Year&gt;&lt;RecNum&gt;58&lt;/RecNum&gt;&lt;DisplayText&gt;Sarangan, et al. [3]&lt;/DisplayText&gt;&lt;record&gt;&lt;rec-number&gt;58&lt;/rec-number&gt;&lt;foreign-keys&gt;&lt;key app="EN" db-id="v920pft06rp9dbex2ap500x99x5rrtswxzss" timestamp="1768052832" guid="764f485b-7b33-40ca-84f4-64e260740b05"&gt;58&lt;/key&gt;&lt;/foreign-keys&gt;&lt;ref-type name="Journal Article"&gt;17&lt;/ref-type&gt;&lt;contributors&gt;&lt;authors&gt;&lt;author&gt;Sarangan, Andrew&lt;/author&gt;&lt;author&gt;Duran, Josh&lt;/author&gt;&lt;author&gt;Vasilyev, Vladimir&lt;/author&gt;&lt;author&gt;Limberopoulos, Nicholaos&lt;/author&gt;&lt;author&gt;Vitebskiy, Ilya&lt;/author&gt;&lt;author&gt;Anisimov, Igor&lt;/author&gt;&lt;/authors&gt;&lt;/contributors&gt;&lt;titles&gt;&lt;title&gt;Broadband Reflective Optical Limiter Using GST Phase Change Material&lt;/title&gt;&lt;secondary-title&gt;IEEE Photonics Journal&lt;/secondary-title&gt;&lt;/titles&gt;&lt;periodical&gt;&lt;full-title&gt;IEEE Photonics Journal&lt;/full-title&gt;&lt;/periodical&gt;&lt;pages&gt;1-9&lt;/pages&gt;&lt;volume&gt;10&lt;/volume&gt;&lt;number&gt;2&lt;/number&gt;&lt;section&gt;1&lt;/section&gt;&lt;keywords&gt;&lt;keyword&gt;Nonlinear optics&lt;/keyword&gt;&lt;keyword&gt;Annealing&lt;/keyword&gt;&lt;keyword&gt;Optical device fabrication&lt;/keyword&gt;&lt;keyword&gt;Optical sensors&lt;/keyword&gt;&lt;keyword&gt;Optical refraction&lt;/keyword&gt;&lt;keyword&gt;Optical materials&lt;/keyword&gt;&lt;keyword&gt;Phase change materials&lt;/keyword&gt;&lt;keyword&gt;Optical properties of photonic materials&lt;/keyword&gt;&lt;keyword&gt;multilayer interference coatings&lt;/keyword&gt;&lt;keyword&gt;fabrication and characterization&lt;/keyword&gt;&lt;keyword&gt;photonic bandgap structures&lt;/keyword&gt;&lt;/keywords&gt;&lt;dates&gt;&lt;year&gt;2018&lt;/year&gt;&lt;/dates&gt;&lt;isbn&gt;1943-0655&lt;/isbn&gt;&lt;urls&gt;&lt;related-urls&gt;&lt;url&gt;https://ieeexplore.ieee.org/ielx7/4563994/8302353/08265175.pdf?tp=&amp;amp;arnumber=8265175&amp;amp;isnumber=8302353&amp;amp;ref=&lt;/url&gt;&lt;/related-urls&gt;&lt;/urls&gt;&lt;electronic-resource-num&gt;10.1109/jphot.2018.2796448&lt;/electronic-resource-num&gt;&lt;/record&gt;&lt;/Cite&gt;&lt;/EndNote&gt;</w:instrText>
-      </w:r>
-      <w:r>
-        <w:rPr>
-          <w:rFonts w:cs="Times New Roman"/>
-        </w:rPr>
-        <w:fldChar w:fldCharType="separate"/>
-      </w:r>
-      <w:r>
-        <w:rPr>
-          <w:rFonts w:cs="Times New Roman"/>
-          <w:noProof/>
         </w:rPr>
         <w:t>Sarangan, et al. [3]</w:t>
       </w:r>
@@ -27301,7 +27474,25 @@
         <w:rPr>
           <w:rFonts w:cs="Times New Roman"/>
         </w:rPr>
-        <w:t xml:space="preserve">’s optical limiter, their device has a similar long-pass edge-filter </w:t>
+        <w:t>’s optical limiter, their device has a similar long-pass edge-filter</w:t>
+      </w:r>
+      <w:r>
+        <w:rPr>
+          <w:rFonts w:cs="Times New Roman"/>
+        </w:rPr>
+        <w:t xml:space="preserve"> </w:t>
+      </w:r>
+      <w:r>
+        <w:rPr>
+          <w:rFonts w:cs="Times New Roman"/>
+        </w:rPr>
+        <w:t>design</w:t>
+      </w:r>
+      <w:r>
+        <w:rPr>
+          <w:rFonts w:cs="Times New Roman"/>
+        </w:rPr>
+        <w:t xml:space="preserve"> </w:t>
       </w:r>
       <m:oMath>
         <m:sSup>
@@ -27402,7 +27593,7 @@
         <w:rPr>
           <w:rFonts w:cs="Times New Roman"/>
         </w:rPr>
-        <w:t xml:space="preserve"> design but their H layers are GST instead of Sb</w:t>
+        <w:t xml:space="preserve"> but H layers are GST instead of Sb</w:t>
       </w:r>
       <w:r>
         <w:rPr>
@@ -27428,7 +27619,7 @@
         <w:rPr>
           <w:rFonts w:cs="Times New Roman"/>
         </w:rPr>
-        <w:t>, and their L layers are SiO</w:t>
+        <w:t>, and L layers are SiO</w:t>
       </w:r>
       <w:r>
         <w:rPr>
@@ -27454,13 +27645,144 @@
         <w:rPr>
           <w:rFonts w:cs="Times New Roman"/>
         </w:rPr>
-        <w:t xml:space="preserve">. Their experimental result shows that the phase switching of GST layers happens layer-by-layer in an order that does not </w:t>
-      </w:r>
-      <w:r>
-        <w:rPr>
-          <w:rFonts w:cs="Times New Roman"/>
-        </w:rPr>
-        <w:t>necessarily</w:t>
+        <w:t>. Their experimental result shows that the phase switching of GST layers happens layer-by-layer in an order that is determined by the changes in optical field distribution and thermal crosstalk between layers</w:t>
+      </w:r>
+      <w:r>
+        <w:rPr>
+          <w:rFonts w:cs="Times New Roman"/>
+        </w:rPr>
+        <w:t>, which does not necessarily start from air-side to substrate-side</w:t>
+      </w:r>
+      <w:r>
+        <w:rPr>
+          <w:rFonts w:cs="Times New Roman"/>
+        </w:rPr>
+        <w:t xml:space="preserve">. </w:t>
+      </w:r>
+      <w:r>
+        <w:rPr>
+          <w:rFonts w:cs="Times New Roman"/>
+        </w:rPr>
+        <w:t>However,</w:t>
+      </w:r>
+      <w:r>
+        <w:rPr>
+          <w:rFonts w:cs="Times New Roman"/>
+        </w:rPr>
+        <w:t xml:space="preserve"> our device is intended to be used as a </w:t>
+      </w:r>
+      <w:r>
+        <w:rPr>
+          <w:rFonts w:cs="Times New Roman"/>
+        </w:rPr>
+        <w:t>transmittance tunable</w:t>
+      </w:r>
+      <w:r>
+        <w:rPr>
+          <w:rFonts w:cs="Times New Roman"/>
+        </w:rPr>
+        <w:t xml:space="preserve"> filter which does not require a fast switching speed, so electrical heating is </w:t>
+      </w:r>
+      <w:r>
+        <w:rPr>
+          <w:rFonts w:cs="Times New Roman"/>
+        </w:rPr>
+        <w:t>also a</w:t>
+      </w:r>
+      <w:r>
+        <w:rPr>
+          <w:rFonts w:cs="Times New Roman"/>
+        </w:rPr>
+        <w:t>vailable</w:t>
+      </w:r>
+      <w:r>
+        <w:rPr>
+          <w:rFonts w:cs="Times New Roman"/>
+        </w:rPr>
+        <w:t xml:space="preserve"> as an alternative phase switching method. The ability to manually control the phase of each Sb</w:t>
+      </w:r>
+      <w:r>
+        <w:rPr>
+          <w:rFonts w:cs="Times New Roman"/>
+          <w:vertAlign w:val="subscript"/>
+        </w:rPr>
+        <w:t>2</w:t>
+      </w:r>
+      <w:r>
+        <w:rPr>
+          <w:rFonts w:cs="Times New Roman"/>
+        </w:rPr>
+        <w:t>Se</w:t>
+      </w:r>
+      <w:r>
+        <w:rPr>
+          <w:rFonts w:cs="Times New Roman"/>
+          <w:vertAlign w:val="subscript"/>
+        </w:rPr>
+        <w:t>3</w:t>
+      </w:r>
+      <w:r>
+        <w:rPr>
+          <w:rFonts w:cs="Times New Roman"/>
+        </w:rPr>
+        <w:t xml:space="preserve"> layer will enable a </w:t>
+      </w:r>
+      <w:r>
+        <w:rPr>
+          <w:rFonts w:cs="Times New Roman"/>
+        </w:rPr>
+        <w:t xml:space="preserve">filter to have multiple transmittance value. Using </w:t>
+      </w:r>
+      <w:r>
+        <w:rPr>
+          <w:rFonts w:cs="Times New Roman"/>
+        </w:rPr>
+        <w:t xml:space="preserve">the 5-unit-cells edge-filter design described in Table 1, </w:t>
+      </w:r>
+      <w:r>
+        <w:rPr>
+          <w:rFonts w:cs="Times New Roman"/>
+        </w:rPr>
+        <w:t>which</w:t>
+      </w:r>
+      <w:r>
+        <w:rPr>
+          <w:rFonts w:cs="Times New Roman"/>
+        </w:rPr>
+        <w:t xml:space="preserve"> consists of 11 layers of Sb</w:t>
+      </w:r>
+      <w:r>
+        <w:rPr>
+          <w:rFonts w:cs="Times New Roman"/>
+          <w:vertAlign w:val="subscript"/>
+        </w:rPr>
+        <w:t>2</w:t>
+      </w:r>
+      <w:r>
+        <w:rPr>
+          <w:rFonts w:cs="Times New Roman"/>
+        </w:rPr>
+        <w:t>Se</w:t>
+      </w:r>
+      <w:r>
+        <w:rPr>
+          <w:rFonts w:cs="Times New Roman"/>
+          <w:vertAlign w:val="subscript"/>
+        </w:rPr>
+        <w:t>3</w:t>
+      </w:r>
+      <w:r>
+        <w:rPr>
+          <w:rFonts w:cs="Times New Roman"/>
+        </w:rPr>
+        <w:t xml:space="preserve"> and MgF</w:t>
+      </w:r>
+      <w:r>
+        <w:rPr>
+          <w:rFonts w:cs="Times New Roman"/>
+          <w:vertAlign w:val="subscript"/>
+        </w:rPr>
+        <w:t>2</w:t>
       </w:r>
       <w:r>
         <w:rPr>
@@ -27472,37 +27794,13 @@
         <w:rPr>
           <w:rFonts w:cs="Times New Roman"/>
         </w:rPr>
-        <w:t>start</w:t>
-      </w:r>
-      <w:r>
-        <w:rPr>
-          <w:rFonts w:cs="Times New Roman"/>
-        </w:rPr>
-        <w:t xml:space="preserve"> from air-side to substrate-</w:t>
-      </w:r>
-      <w:r>
-        <w:rPr>
-          <w:rFonts w:cs="Times New Roman"/>
-        </w:rPr>
-        <w:t>side but</w:t>
-      </w:r>
-      <w:r>
-        <w:rPr>
-          <w:rFonts w:cs="Times New Roman"/>
-        </w:rPr>
-        <w:t xml:space="preserve"> is determined by the changes in optical field distribution and thermal crosstalk between layers. But our device is intended to be </w:t>
-      </w:r>
-      <w:r>
-        <w:rPr>
-          <w:rFonts w:cs="Times New Roman"/>
-        </w:rPr>
-        <w:t>used</w:t>
-      </w:r>
-      <w:r>
-        <w:rPr>
-          <w:rFonts w:cs="Times New Roman"/>
-        </w:rPr>
-        <w:t xml:space="preserve"> as a switchable filter which does not require a fast switching speed, so electrical heating is viable as an alternative phase switching method. The ability to manually control the phase of each Sb</w:t>
+        <w:t>(</w:t>
+      </w:r>
+      <w:r>
+        <w:rPr>
+          <w:rFonts w:cs="Times New Roman"/>
+        </w:rPr>
+        <w:t>6 layers being Sb</w:t>
       </w:r>
       <w:r>
         <w:rPr>
@@ -27528,7 +27826,38 @@
         <w:rPr>
           <w:rFonts w:cs="Times New Roman"/>
         </w:rPr>
-        <w:t xml:space="preserve"> layer will enable a tunable filter. For the same 5-unit-cells edge-filter design described in Table 1, it consists of 11 layers of Sb</w:t>
+        <w:t>)</w:t>
+      </w:r>
+      <w:r>
+        <w:rPr>
+          <w:rFonts w:cs="Times New Roman"/>
+        </w:rPr>
+        <w:t>, there would be a total of 2</w:t>
+      </w:r>
+      <w:r>
+        <w:rPr>
+          <w:rFonts w:cs="Times New Roman"/>
+          <w:vertAlign w:val="superscript"/>
+        </w:rPr>
+        <w:t>6</w:t>
+      </w:r>
+      <w:r>
+        <w:rPr>
+          <w:rFonts w:cs="Times New Roman"/>
+        </w:rPr>
+        <w:t xml:space="preserve"> </w:t>
+      </w:r>
+      <w:r>
+        <w:rPr>
+          <w:rFonts w:cs="Times New Roman"/>
+        </w:rPr>
+        <w:t>configurations</w:t>
+      </w:r>
+      <w:r>
+        <w:rPr>
+          <w:rFonts w:cs="Times New Roman"/>
+        </w:rPr>
+        <w:t xml:space="preserve"> for Sb</w:t>
       </w:r>
       <w:r>
         <w:rPr>
@@ -27554,7 +27883,31 @@
         <w:rPr>
           <w:rFonts w:cs="Times New Roman"/>
         </w:rPr>
-        <w:t xml:space="preserve"> and MgF</w:t>
+        <w:t xml:space="preserve"> phases. </w:t>
+      </w:r>
+      <w:r>
+        <w:rPr>
+          <w:rFonts w:cs="Times New Roman"/>
+        </w:rPr>
+        <w:t xml:space="preserve">Figure </w:t>
+      </w:r>
+      <w:r>
+        <w:rPr>
+          <w:rFonts w:cs="Times New Roman"/>
+        </w:rPr>
+        <w:t>9</w:t>
+      </w:r>
+      <w:r>
+        <w:rPr>
+          <w:rFonts w:cs="Times New Roman"/>
+        </w:rPr>
+        <w:t xml:space="preserve"> </w:t>
+      </w:r>
+      <w:r>
+        <w:rPr>
+          <w:rFonts w:cs="Times New Roman"/>
+        </w:rPr>
+        <w:t>highlights some of these configurations, the legend denotes Sb</w:t>
       </w:r>
       <w:r>
         <w:rPr>
@@ -27567,38 +27920,70 @@
         <w:rPr>
           <w:rFonts w:cs="Times New Roman"/>
         </w:rPr>
-        <w:t>, 6 layers being Sb</w:t>
+        <w:t>Se</w:t>
       </w:r>
       <w:r>
         <w:rPr>
           <w:rFonts w:cs="Times New Roman"/>
           <w:vertAlign w:val="subscript"/>
         </w:rPr>
-        <w:t>2</w:t>
-      </w:r>
-      <w:r>
-        <w:rPr>
-          <w:rFonts w:cs="Times New Roman"/>
-        </w:rPr>
-        <w:t>Se</w:t>
-      </w:r>
-      <w:r>
-        <w:rPr>
-          <w:rFonts w:cs="Times New Roman"/>
+        <w:t>3</w:t>
+      </w:r>
+      <w:r>
+        <w:rPr>
+          <w:rFonts w:cs="Times New Roman"/>
+        </w:rPr>
+        <w:t xml:space="preserve"> in amorphous (a) or crystalline phase (c) and the ordering from left to right is </w:t>
+      </w:r>
+      <w:r>
+        <w:rPr>
+          <w:rFonts w:cs="Times New Roman"/>
+        </w:rPr>
+        <w:t>substrate to air side</w:t>
+      </w:r>
+      <w:r>
+        <w:rPr>
+          <w:rFonts w:cs="Times New Roman"/>
+        </w:rPr>
+        <w:t xml:space="preserve"> (</w:t>
+      </w:r>
+      <w:r>
+        <w:rPr>
+          <w:rFonts w:cs="Times New Roman"/>
+          <w:i/>
+          <w:iCs/>
+        </w:rPr>
+        <w:t>f</w:t>
+      </w:r>
+      <w:r>
+        <w:rPr>
+          <w:rFonts w:cs="Times New Roman"/>
+          <w:i/>
+          <w:iCs/>
           <w:vertAlign w:val="subscript"/>
         </w:rPr>
-        <w:t>3</w:t>
-      </w:r>
-      <w:r>
-        <w:rPr>
-          <w:rFonts w:cs="Times New Roman"/>
-        </w:rPr>
-        <w:t>, so there would be a total of 2</w:t>
-      </w:r>
-      <w:r>
-        <w:rPr>
-          <w:rFonts w:cs="Times New Roman"/>
-          <w:vertAlign w:val="superscript"/>
+        <w:t>1</w:t>
+      </w:r>
+      <w:r>
+        <w:rPr>
+          <w:rFonts w:cs="Times New Roman"/>
+        </w:rPr>
+        <w:t xml:space="preserve"> to </w:t>
+      </w:r>
+      <w:r>
+        <w:rPr>
+          <w:rFonts w:cs="Times New Roman"/>
+          <w:i/>
+          <w:iCs/>
+        </w:rPr>
+        <w:t>f</w:t>
+      </w:r>
+      <w:r>
+        <w:rPr>
+          <w:rFonts w:cs="Times New Roman"/>
+          <w:i/>
+          <w:iCs/>
+          <w:vertAlign w:val="subscript"/>
         </w:rPr>
         <w:t>6</w:t>
       </w:r>
@@ -27606,59 +27991,13 @@
         <w:rPr>
           <w:rFonts w:cs="Times New Roman"/>
         </w:rPr>
-        <w:t xml:space="preserve"> configuration of Sb</w:t>
-      </w:r>
-      <w:r>
-        <w:rPr>
-          <w:rFonts w:cs="Times New Roman"/>
-          <w:vertAlign w:val="subscript"/>
-        </w:rPr>
-        <w:t>2</w:t>
-      </w:r>
-      <w:r>
-        <w:rPr>
-          <w:rFonts w:cs="Times New Roman"/>
-        </w:rPr>
-        <w:t>Se</w:t>
-      </w:r>
-      <w:r>
-        <w:rPr>
-          <w:rFonts w:cs="Times New Roman"/>
-          <w:vertAlign w:val="subscript"/>
-        </w:rPr>
-        <w:t>3</w:t>
-      </w:r>
-      <w:r>
-        <w:rPr>
-          <w:rFonts w:cs="Times New Roman"/>
-        </w:rPr>
-        <w:t xml:space="preserve"> in amorphous or crystalline phases. Figure 12 shows some of the configuration, where the legends denote Sb</w:t>
-      </w:r>
-      <w:r>
-        <w:rPr>
-          <w:rFonts w:cs="Times New Roman"/>
-          <w:vertAlign w:val="subscript"/>
-        </w:rPr>
-        <w:t>2</w:t>
-      </w:r>
-      <w:r>
-        <w:rPr>
-          <w:rFonts w:cs="Times New Roman"/>
-        </w:rPr>
-        <w:t>Se</w:t>
-      </w:r>
-      <w:r>
-        <w:rPr>
-          <w:rFonts w:cs="Times New Roman"/>
-          <w:vertAlign w:val="subscript"/>
-        </w:rPr>
-        <w:t>3</w:t>
-      </w:r>
-      <w:r>
-        <w:rPr>
-          <w:rFonts w:cs="Times New Roman"/>
-        </w:rPr>
-        <w:t xml:space="preserve"> in amorphous (a) or crystalline (c) phases, and the ordering from left to right is substrate to air side. The transmittance at 1064 nm can be reduced from 93.4% in ON mode (solid black) in a gradual manner until it is reduced to 0% in OFF mode (dotted black).</w:t>
+        <w:t>)</w:t>
+      </w:r>
+      <w:r>
+        <w:rPr>
+          <w:rFonts w:cs="Times New Roman"/>
+        </w:rPr>
+        <w:t>. With the correct phase configuration, the transmittance can be gradually reduced from peak 93.4% to 0.0%.</w:t>
       </w:r>
     </w:p>
     <w:p>
@@ -27671,23 +28010,17 @@
     </w:p>
     <w:p>
       <w:pPr>
-        <w:pStyle w:val="10BodySubsequentParagraph"/>
-        <w:jc w:val="center"/>
-        <w:rPr>
-          <w:rFonts w:cs="Times New Roman"/>
-        </w:rPr>
+        <w:pStyle w:val="11Figure"/>
       </w:pPr>
       <w:r>
         <w:rPr>
-          <w:rFonts w:cs="Times New Roman"/>
           <w:noProof/>
         </w:rPr>
-        <w:lastRenderedPageBreak/>
         <w:drawing>
-          <wp:inline distT="0" distB="0" distL="0" distR="0" wp14:anchorId="5A7E27DC" wp14:editId="6F3D8381">
-            <wp:extent cx="3822424" cy="2448000"/>
-            <wp:effectExtent l="0" t="0" r="6985" b="0"/>
-            <wp:docPr id="2058730113" name="Picture 18"/>
+          <wp:inline distT="0" distB="0" distL="0" distR="0" wp14:anchorId="2864A226" wp14:editId="2A8F5C64">
+            <wp:extent cx="3972706" cy="2520000"/>
+            <wp:effectExtent l="0" t="0" r="8890" b="0"/>
+            <wp:docPr id="750556794" name="Picture 2"/>
             <wp:cNvGraphicFramePr>
               <a:graphicFrameLocks xmlns:a="http://schemas.openxmlformats.org/drawingml/2006/main" noChangeAspect="1"/>
             </wp:cNvGraphicFramePr>
@@ -27695,32 +28028,23 @@
               <a:graphicData uri="http://schemas.openxmlformats.org/drawingml/2006/picture">
                 <pic:pic xmlns:pic="http://schemas.openxmlformats.org/drawingml/2006/picture">
                   <pic:nvPicPr>
-                    <pic:cNvPr id="2058730113" name="Picture 2058730113"/>
+                    <pic:cNvPr id="750556794" name="Picture 750556794"/>
                     <pic:cNvPicPr/>
                   </pic:nvPicPr>
-                  <pic:blipFill rotWithShape="1">
-                    <a:blip r:embed="rId18"/>
-                    <a:srcRect t="5854"/>
+                  <pic:blipFill>
+                    <a:blip r:embed="rId16"/>
                     <a:stretch>
                       <a:fillRect/>
                     </a:stretch>
                   </pic:blipFill>
-                  <pic:spPr bwMode="auto">
+                  <pic:spPr>
                     <a:xfrm>
                       <a:off x="0" y="0"/>
-                      <a:ext cx="3822424" cy="2448000"/>
+                      <a:ext cx="3972706" cy="2520000"/>
                     </a:xfrm>
                     <a:prstGeom prst="rect">
                       <a:avLst/>
                     </a:prstGeom>
-                    <a:ln>
-                      <a:noFill/>
-                    </a:ln>
-                    <a:extLst>
-                      <a:ext uri="{53640926-AAD7-44D8-BBD7-CCE9431645EC}">
-                        <a14:shadowObscured xmlns:a14="http://schemas.microsoft.com/office/drawing/2010/main"/>
-                      </a:ext>
-                    </a:extLst>
                   </pic:spPr>
                 </pic:pic>
               </a:graphicData>
@@ -27752,7 +28076,7 @@
           <w:szCs w:val="20"/>
           <w:lang w:bidi="th-TH"/>
         </w:rPr>
-        <w:t>12</w:t>
+        <w:t>9</w:t>
       </w:r>
       <w:r>
         <w:rPr>
@@ -27769,19 +28093,7 @@
         <w:rPr>
           <w:rFonts w:cs="Times New Roman"/>
         </w:rPr>
-        <w:t xml:space="preserve"> Transmittance of the same five-unit-cells edge-filter design in 8 different </w:t>
-      </w:r>
-      <w:r>
-        <w:rPr>
-          <w:rFonts w:cs="Times New Roman"/>
-        </w:rPr>
-        <w:t>configurations</w:t>
-      </w:r>
-      <w:r>
-        <w:rPr>
-          <w:rFonts w:cs="Times New Roman"/>
-        </w:rPr>
-        <w:t>. Each Sb</w:t>
+        <w:t xml:space="preserve"> Transmittance of the five-unit-cells edge-filter design in 8 different configurations. Each Sb</w:t>
       </w:r>
       <w:r>
         <w:rPr>
@@ -27807,7 +28119,43 @@
         <w:rPr>
           <w:rFonts w:cs="Times New Roman"/>
         </w:rPr>
-        <w:t xml:space="preserve"> layer is in amorphous (a) or crystalline (c) phases, and the layouts from left to right are from substrate-side to air-side.</w:t>
+        <w:t xml:space="preserve"> layer is in amorphous (a) or crystalline (c) phases, </w:t>
+      </w:r>
+      <w:r>
+        <w:rPr>
+          <w:rFonts w:cs="Times New Roman"/>
+        </w:rPr>
+        <w:t xml:space="preserve">and </w:t>
+      </w:r>
+      <w:r>
+        <w:rPr>
+          <w:rFonts w:cs="Times New Roman"/>
+        </w:rPr>
+        <w:t xml:space="preserve">the </w:t>
+      </w:r>
+      <w:r>
+        <w:rPr>
+          <w:rFonts w:cs="Times New Roman"/>
+        </w:rPr>
+        <w:t>layout ordering</w:t>
+      </w:r>
+      <w:r>
+        <w:rPr>
+          <w:rFonts w:cs="Times New Roman"/>
+        </w:rPr>
+        <w:t xml:space="preserve"> from left to right </w:t>
+      </w:r>
+      <w:r>
+        <w:rPr>
+          <w:rFonts w:cs="Times New Roman"/>
+        </w:rPr>
+        <w:t>is</w:t>
+      </w:r>
+      <w:r>
+        <w:rPr>
+          <w:rFonts w:cs="Times New Roman"/>
+        </w:rPr>
+        <w:t xml:space="preserve"> substrate-side to air-side.</w:t>
       </w:r>
     </w:p>
     <w:p>
@@ -27822,12 +28170,18 @@
       <w:pPr>
         <w:pStyle w:val="10BodySubsequentParagraph"/>
         <w:rPr>
+          <w:rFonts w:cs="Times New Roman"/>
+        </w:rPr>
+      </w:pPr>
+      <w:r>
+        <w:rPr>
           <w:rStyle w:val="Emphasis"/>
           <w:rFonts w:cs="Times New Roman"/>
           <w:i w:val="0"/>
           <w:iCs w:val="0"/>
         </w:rPr>
-      </w:pPr>
+        <w:t xml:space="preserve">The peak transmittance contrast of each design shown in Fig. 6 </w:t>
+      </w:r>
       <w:r>
         <w:rPr>
           <w:rStyle w:val="Emphasis"/>
@@ -27835,14 +28189,7 @@
           <w:i w:val="0"/>
           <w:iCs w:val="0"/>
         </w:rPr>
-        <w:t xml:space="preserve">It can clearly be seen in Fig. 7 that not all edge-filter designs have the highest </w:t>
-      </w:r>
-      <w:r>
-        <w:rPr>
-          <w:rStyle w:val="Emphasis"/>
-          <w:rFonts w:cs="Times New Roman"/>
-        </w:rPr>
-        <w:t xml:space="preserve">ΔT </w:t>
+        <w:t xml:space="preserve">does not always be at the desired operating wavelength of 1064 nm. This is explained by the arbitrary selection of </w:t>
       </w:r>
       <w:r>
         <w:rPr>
@@ -27851,30 +28198,107 @@
           <w:i w:val="0"/>
           <w:iCs w:val="0"/>
         </w:rPr>
-        <w:t>at this wavelength. This can be explained by the selection of reference wavelength (</w:t>
-      </w:r>
-      <w:r>
-        <w:rPr>
-          <w:rFonts w:cs="Times New Roman"/>
-          <w:i/>
-          <w:iCs/>
-        </w:rPr>
-        <w:t>λ</w:t>
-      </w:r>
-      <w:r>
-        <w:rPr>
-          <w:rFonts w:cs="Times New Roman"/>
-          <w:i/>
-          <w:iCs/>
+        <w:lastRenderedPageBreak/>
+        <w:t xml:space="preserve">reference wavelength in edge-filter designs. An optimization algorithm can be used to improve the optical performance at the desired wavelength, a simple merit function found in OpenFilters </w:t>
+      </w:r>
+      <w:r>
+        <w:rPr>
+          <w:rFonts w:cs="Times New Roman"/>
+        </w:rPr>
+        <w:fldChar w:fldCharType="begin"/>
+      </w:r>
+      <w:r>
+        <w:rPr>
+          <w:rFonts w:cs="Times New Roman"/>
+        </w:rPr>
+        <w:instrText xml:space="preserve"> ADDIN EN.CITE &lt;EndNote&gt;&lt;Cite&gt;&lt;Author&gt;Larouche&lt;/Author&gt;&lt;Year&gt;2008&lt;/Year&gt;&lt;RecNum&gt;101&lt;/RecNum&gt;&lt;DisplayText&gt;[32]&lt;/DisplayText&gt;&lt;record&gt;&lt;rec-number&gt;101&lt;/rec-number&gt;&lt;foreign-keys&gt;&lt;key app="EN" db-id="v920pft06rp9dbex2ap500x99x5rrtswxzss" timestamp="1776935415"&gt;101&lt;/key&gt;&lt;/foreign-keys&gt;&lt;ref-type name="Journal Article"&gt;17&lt;/ref-type&gt;&lt;contributors&gt;&lt;authors&gt;&lt;author&gt;Larouche, Stéphane&lt;/author&gt;&lt;author&gt;Martinu, Ludvik&lt;/author&gt;&lt;/authors&gt;&lt;/contributors&gt;&lt;titles&gt;&lt;title&gt;OpenFilters: open-source software for the design, optimization, and synthesis of optical filters&lt;/title&gt;&lt;secondary-title&gt;Applied Optics&lt;/secondary-title&gt;&lt;alt-title&gt;Appl. Opt.&lt;/alt-title&gt;&lt;/titles&gt;&lt;periodical&gt;&lt;full-title&gt;Applied Optics&lt;/full-title&gt;&lt;abbr-1&gt;Appl. Opt.&lt;/abbr-1&gt;&lt;/periodical&gt;&lt;alt-periodical&gt;&lt;full-title&gt;Applied Optics&lt;/full-title&gt;&lt;abbr-1&gt;Appl. Opt.&lt;/abbr-1&gt;&lt;/alt-periodical&gt;&lt;pages&gt;C219-C230&lt;/pages&gt;&lt;volume&gt;47&lt;/volume&gt;&lt;number&gt;13&lt;/number&gt;&lt;keywords&gt;&lt;keyword&gt;Thin films&lt;/keyword&gt;&lt;keyword&gt;Interference coatings&lt;/keyword&gt;&lt;keyword&gt;Multilayer design&lt;/keyword&gt;&lt;keyword&gt;Refinement and synthesis methods&lt;/keyword&gt;&lt;keyword&gt;Theory and design&lt;/keyword&gt;&lt;keyword&gt;Effective medium theory&lt;/keyword&gt;&lt;keyword&gt;Fourier transforms&lt;/keyword&gt;&lt;keyword&gt;Interference filters&lt;/keyword&gt;&lt;keyword&gt;Optical filters&lt;/keyword&gt;&lt;keyword&gt;Refractive index&lt;/keyword&gt;&lt;keyword&gt;Synthesis methods&lt;/keyword&gt;&lt;/keywords&gt;&lt;dates&gt;&lt;year&gt;2008&lt;/year&gt;&lt;pub-dates&gt;&lt;date&gt;2008/05/01&lt;/date&gt;&lt;/pub-dates&gt;&lt;/dates&gt;&lt;publisher&gt;Optica Publishing Group&lt;/publisher&gt;&lt;urls&gt;&lt;related-urls&gt;&lt;url&gt;https://opg.optica.org/ao/abstract.cfm?URI=ao-47-13-C219&lt;/url&gt;&lt;/related-urls&gt;&lt;/urls&gt;&lt;electronic-resource-num&gt;10.1364/AO.47.00C219&lt;/electronic-resource-num&gt;&lt;/record&gt;&lt;/Cite&gt;&lt;/EndNote&gt;</w:instrText>
+      </w:r>
+      <w:r>
+        <w:rPr>
+          <w:rFonts w:cs="Times New Roman"/>
+        </w:rPr>
+        <w:fldChar w:fldCharType="separate"/>
+      </w:r>
+      <w:r>
+        <w:rPr>
+          <w:rFonts w:cs="Times New Roman"/>
+          <w:noProof/>
+        </w:rPr>
+        <w:t>[32]</w:t>
+      </w:r>
+      <w:r>
+        <w:rPr>
+          <w:rFonts w:cs="Times New Roman"/>
+        </w:rPr>
+        <w:fldChar w:fldCharType="end"/>
+      </w:r>
+      <w:r>
+        <w:rPr>
+          <w:rFonts w:cs="Times New Roman"/>
+        </w:rPr>
+        <w:t xml:space="preserve"> </w:t>
+      </w:r>
+      <w:r>
+        <w:rPr>
+          <w:rFonts w:cs="Times New Roman"/>
+        </w:rPr>
+        <w:t>is used as an example here. The optimization goal for the 5-unit-cells edge-filter design is to have a transmittance value of at least 97% from 1000 to 1200 nm in an interval of every 20 nm. The optimization took less than 5 seconds and the new design now required 304.2 nm of Sb</w:t>
+      </w:r>
+      <w:r>
+        <w:rPr>
+          <w:rFonts w:cs="Times New Roman"/>
           <w:vertAlign w:val="subscript"/>
         </w:rPr>
-        <w:t xml:space="preserve">0 </w:t>
-      </w:r>
-      <w:r>
-        <w:rPr>
-          <w:rFonts w:cs="Times New Roman"/>
-        </w:rPr>
-        <w:t>= 740 nm)</w:t>
+        <w:t>2</w:t>
+      </w:r>
+      <w:r>
+        <w:rPr>
+          <w:rFonts w:cs="Times New Roman"/>
+        </w:rPr>
+        <w:t>Se</w:t>
+      </w:r>
+      <w:r>
+        <w:rPr>
+          <w:rFonts w:cs="Times New Roman"/>
+          <w:vertAlign w:val="subscript"/>
+        </w:rPr>
+        <w:t>3</w:t>
+      </w:r>
+      <w:r>
+        <w:rPr>
+          <w:rFonts w:cs="Times New Roman"/>
+        </w:rPr>
+        <w:t>, 25% more than the original design, but the overall thickness is now 845.6 nm, 93% of the original (the actual thickness of each layer is shown in Table 2). Figure 10a shows the transmittance of the original (green) and optimized design (blue) in amorphous (solid) and crystalline phase (dotted).</w:t>
+      </w:r>
+      <w:r>
+        <w:rPr>
+          <w:rFonts w:cs="Times New Roman"/>
+        </w:rPr>
+        <w:t xml:space="preserve"> Overall, the optimized design has higher transmittance at the desired 1000 to 1200 nm spectrum, but the spectral profile has been blueshifted by a small amount. The transmittance contrast (Fig. 10b) of the optimized design is also higher at 1064 nm, 95.8% compared to 93.4% of the original</w:t>
+      </w:r>
+      <w:r>
+        <w:rPr>
+          <w:rFonts w:cs="Times New Roman"/>
+        </w:rPr>
+        <w:t>.</w:t>
+      </w:r>
+      <w:r>
+        <w:rPr>
+          <w:rFonts w:cs="Times New Roman"/>
+        </w:rPr>
+        <w:t xml:space="preserve"> </w:t>
+      </w:r>
+      <w:r>
+        <w:rPr>
+          <w:rFonts w:cs="Times New Roman"/>
+        </w:rPr>
+        <w:t>The</w:t>
+      </w:r>
+      <w:r>
+        <w:rPr>
+          <w:rFonts w:cs="Times New Roman"/>
+        </w:rPr>
+        <w:t xml:space="preserve"> </w:t>
       </w:r>
       <w:r>
         <w:rPr>
@@ -27883,13 +28307,7 @@
           <w:i w:val="0"/>
           <w:iCs w:val="0"/>
         </w:rPr>
-        <w:t xml:space="preserve"> which is done manually, so an optimization could be used to improve the optical performances.</w:t>
-      </w:r>
-      <w:r>
-        <w:rPr>
-          <w:rFonts w:cs="Times New Roman"/>
-        </w:rPr>
-        <w:t xml:space="preserve"> </w:t>
+        <w:t xml:space="preserve">transmittance contrast FWHM </w:t>
       </w:r>
       <w:r>
         <w:rPr>
@@ -27898,97 +28316,7 @@
           <w:i w:val="0"/>
           <w:iCs w:val="0"/>
         </w:rPr>
-        <w:t xml:space="preserve">A simple optimization scheme, such as merit function found in </w:t>
-      </w:r>
-      <w:r>
-        <w:rPr>
-          <w:rFonts w:cs="Times New Roman"/>
-        </w:rPr>
-        <w:t xml:space="preserve">OpenFilters </w:t>
-      </w:r>
-      <w:r>
-        <w:rPr>
-          <w:rFonts w:cs="Times New Roman"/>
-        </w:rPr>
-        <w:fldChar w:fldCharType="begin"/>
-      </w:r>
-      <w:r>
-        <w:rPr>
-          <w:rFonts w:cs="Times New Roman"/>
-        </w:rPr>
-        <w:instrText xml:space="preserve"> ADDIN EN.CITE &lt;EndNote&gt;&lt;Cite&gt;&lt;Author&gt;Larouche&lt;/Author&gt;&lt;Year&gt;2008&lt;/Year&gt;&lt;RecNum&gt;101&lt;/RecNum&gt;&lt;DisplayText&gt;[36]&lt;/DisplayText&gt;&lt;record&gt;&lt;rec-number&gt;101&lt;/rec-number&gt;&lt;foreign-keys&gt;&lt;key app="EN" db-id="v920pft06rp9dbex2ap500x99x5rrtswxzss" timestamp="1776935415"&gt;101&lt;/key&gt;&lt;/foreign-keys&gt;&lt;ref-type name="Journal Article"&gt;17&lt;/ref-type&gt;&lt;contributors&gt;&lt;authors&gt;&lt;author&gt;Larouche, Stéphane&lt;/author&gt;&lt;author&gt;Martinu, Ludvik&lt;/author&gt;&lt;/authors&gt;&lt;/contributors&gt;&lt;titles&gt;&lt;title&gt;OpenFilters: open-source software for the design, optimization, and synthesis of optical filters&lt;/title&gt;&lt;secondary-title&gt;Applied Optics&lt;/secondary-title&gt;&lt;alt-title&gt;Appl. Opt.&lt;/alt-title&gt;&lt;/titles&gt;&lt;periodical&gt;&lt;full-title&gt;Applied Optics&lt;/full-title&gt;&lt;abbr-1&gt;Appl. Opt.&lt;/abbr-1&gt;&lt;/periodical&gt;&lt;alt-periodical&gt;&lt;full-title&gt;Applied Optics&lt;/full-title&gt;&lt;abbr-1&gt;Appl. Opt.&lt;/abbr-1&gt;&lt;/alt-periodical&gt;&lt;pages&gt;C219-C230&lt;/pages&gt;&lt;volume&gt;47&lt;/volume&gt;&lt;number&gt;13&lt;/number&gt;&lt;keywords&gt;&lt;keyword&gt;Thin films&lt;/keyword&gt;&lt;keyword&gt;Interference coatings&lt;/keyword&gt;&lt;keyword&gt;Multilayer design&lt;/keyword&gt;&lt;keyword&gt;Refinement and synthesis methods&lt;/keyword&gt;&lt;keyword&gt;Theory and design&lt;/keyword&gt;&lt;keyword&gt;Effective medium theory&lt;/keyword&gt;&lt;keyword&gt;Fourier transforms&lt;/keyword&gt;&lt;keyword&gt;Interference filters&lt;/keyword&gt;&lt;keyword&gt;Optical filters&lt;/keyword&gt;&lt;keyword&gt;Refractive index&lt;/keyword&gt;&lt;keyword&gt;Synthesis methods&lt;/keyword&gt;&lt;/keywords&gt;&lt;dates&gt;&lt;year&gt;2008&lt;/year&gt;&lt;pub-dates&gt;&lt;date&gt;2008/05/01&lt;/date&gt;&lt;/pub-dates&gt;&lt;/dates&gt;&lt;publisher&gt;Optica Publishing Group&lt;/publisher&gt;&lt;urls&gt;&lt;related-urls&gt;&lt;url&gt;https://opg.optica.org/ao/abstract.cfm?URI=ao-47-13-C219&lt;/url&gt;&lt;/related-urls&gt;&lt;/urls&gt;&lt;electronic-resource-num&gt;10.1364/AO.47.00C219&lt;/electronic-resource-num&gt;&lt;/record&gt;&lt;/Cite&gt;&lt;/EndNote&gt;</w:instrText>
-      </w:r>
-      <w:r>
-        <w:rPr>
-          <w:rFonts w:cs="Times New Roman"/>
-        </w:rPr>
-        <w:fldChar w:fldCharType="separate"/>
-      </w:r>
-      <w:r>
-        <w:rPr>
-          <w:rFonts w:cs="Times New Roman"/>
-          <w:noProof/>
-        </w:rPr>
-        <w:t>[36]</w:t>
-      </w:r>
-      <w:r>
-        <w:rPr>
-          <w:rFonts w:cs="Times New Roman"/>
-        </w:rPr>
-        <w:fldChar w:fldCharType="end"/>
-      </w:r>
-      <w:r>
-        <w:rPr>
-          <w:rFonts w:cs="Times New Roman"/>
-        </w:rPr>
-        <w:t>, can be used to reduce the reflectance in the ON mode by changing the thickness of each layer. For example, we set the optimization goals for the 5-unit-cells edge-filter design to a transmittance of at least 97% in an interval of 20 nm starting from 1000 to 1200 nm. After less than 5 seconds of optimization, the new design now required 304.2 nm of Sb</w:t>
-      </w:r>
-      <w:r>
-        <w:rPr>
-          <w:rFonts w:cs="Times New Roman"/>
-          <w:vertAlign w:val="subscript"/>
-        </w:rPr>
-        <w:t>2</w:t>
-      </w:r>
-      <w:r>
-        <w:rPr>
-          <w:rFonts w:cs="Times New Roman"/>
-        </w:rPr>
-        <w:t>Se</w:t>
-      </w:r>
-      <w:r>
-        <w:rPr>
-          <w:rFonts w:cs="Times New Roman"/>
-          <w:vertAlign w:val="subscript"/>
-        </w:rPr>
-        <w:t>3</w:t>
-      </w:r>
-      <w:r>
-        <w:rPr>
-          <w:rFonts w:cs="Times New Roman"/>
-        </w:rPr>
-        <w:t>, 25% more than the originals, but overall thickness is 845.6 nm (93% of the original), the thickness comparison of each layer is shown in Table 2. Figure 13a shows the transmittance of 5-unit-cells edge-filter design after optimization (blue) compared to the original design (green), the optimized design has an overall higher transmittance from 1000 - 1200 nm, as targeted. But the spectral profile of the optimized design has been blue shifted by a small amount, and the transmittances outside the targeted area (</w:t>
-      </w:r>
-      <w:r>
-        <w:rPr>
-          <w:rFonts w:cs="Times New Roman"/>
-          <w:i/>
-          <w:iCs/>
-        </w:rPr>
-        <w:t>λ</w:t>
-      </w:r>
-      <w:r>
-        <w:rPr>
-          <w:rFonts w:cs="Times New Roman"/>
-        </w:rPr>
-        <w:t xml:space="preserve"> &gt; 1200 nm) decrease significantly. Figure 13b is the transmittance contrast of the original and optimized design, </w:t>
-      </w:r>
-      <w:r>
-        <w:rPr>
-          <w:rStyle w:val="Emphasis"/>
-          <w:rFonts w:cs="Times New Roman"/>
-        </w:rPr>
-        <w:t xml:space="preserve">ΔT </w:t>
+        <w:t xml:space="preserve">has also </w:t>
       </w:r>
       <w:r>
         <w:rPr>
@@ -27997,7 +28325,52 @@
           <w:i w:val="0"/>
           <w:iCs w:val="0"/>
         </w:rPr>
-        <w:t>of the optimized design at 1064 nm is now 95.8% (original: 93.4%), and the FWHM has slightly increased to 207.4 nm (original: 197.0 nm).</w:t>
+        <w:t>slightly</w:t>
+      </w:r>
+      <w:r>
+        <w:rPr>
+          <w:rStyle w:val="Emphasis"/>
+          <w:rFonts w:cs="Times New Roman"/>
+          <w:i w:val="0"/>
+          <w:iCs w:val="0"/>
+        </w:rPr>
+        <w:t xml:space="preserve"> widen to 207.4 nm </w:t>
+      </w:r>
+      <w:r>
+        <w:rPr>
+          <w:rStyle w:val="Emphasis"/>
+          <w:rFonts w:cs="Times New Roman"/>
+          <w:i w:val="0"/>
+          <w:iCs w:val="0"/>
+        </w:rPr>
+        <w:t xml:space="preserve">(original: </w:t>
+      </w:r>
+      <w:r>
+        <w:rPr>
+          <w:rStyle w:val="Emphasis"/>
+          <w:rFonts w:cs="Times New Roman"/>
+          <w:i w:val="0"/>
+          <w:iCs w:val="0"/>
+        </w:rPr>
+        <w:t>197.0 nm</w:t>
+      </w:r>
+      <w:r>
+        <w:rPr>
+          <w:rStyle w:val="Emphasis"/>
+          <w:rFonts w:cs="Times New Roman"/>
+          <w:i w:val="0"/>
+          <w:iCs w:val="0"/>
+        </w:rPr>
+        <w:t>)</w:t>
+      </w:r>
+      <w:r>
+        <w:rPr>
+          <w:rStyle w:val="Emphasis"/>
+          <w:rFonts w:cs="Times New Roman"/>
+          <w:i w:val="0"/>
+          <w:iCs w:val="0"/>
+        </w:rPr>
+        <w:t>.</w:t>
       </w:r>
     </w:p>
     <w:p>
@@ -29369,40 +29742,17 @@
     </w:p>
     <w:p>
       <w:pPr>
-        <w:pStyle w:val="26References"/>
-        <w:numPr>
-          <w:ilvl w:val="0"/>
-          <w:numId w:val="0"/>
-        </w:numPr>
-        <w:ind w:left="360"/>
-        <w:rPr>
-          <w:rFonts w:cs="Times New Roman"/>
-        </w:rPr>
+        <w:pStyle w:val="11Figure"/>
       </w:pPr>
-    </w:p>
-    <w:p>
-      <w:pPr>
-        <w:pStyle w:val="26References"/>
-        <w:numPr>
-          <w:ilvl w:val="0"/>
-          <w:numId w:val="0"/>
-        </w:numPr>
-        <w:ind w:left="360"/>
-        <w:rPr>
-          <w:rFonts w:cs="Times New Roman"/>
-        </w:rPr>
-      </w:pPr>
-      <w:r>
-        <w:rPr>
-          <w:rFonts w:cs="Times New Roman"/>
+      <w:r>
+        <w:rPr>
           <w:noProof/>
         </w:rPr>
-        <w:lastRenderedPageBreak/>
         <w:drawing>
-          <wp:inline distT="0" distB="0" distL="0" distR="0" wp14:anchorId="230C49B4" wp14:editId="7E78E850">
-            <wp:extent cx="4099558" cy="2448000"/>
+          <wp:inline distT="0" distB="0" distL="0" distR="0" wp14:anchorId="7D3E5DAA" wp14:editId="2EA3BF9F">
+            <wp:extent cx="4445049" cy="2520000"/>
             <wp:effectExtent l="0" t="0" r="0" b="0"/>
-            <wp:docPr id="1475009037" name="Picture 20"/>
+            <wp:docPr id="1534343560" name="Picture 3"/>
             <wp:cNvGraphicFramePr>
               <a:graphicFrameLocks xmlns:a="http://schemas.openxmlformats.org/drawingml/2006/main" noChangeAspect="1"/>
             </wp:cNvGraphicFramePr>
@@ -29410,11 +29760,11 @@
               <a:graphicData uri="http://schemas.openxmlformats.org/drawingml/2006/picture">
                 <pic:pic xmlns:pic="http://schemas.openxmlformats.org/drawingml/2006/picture">
                   <pic:nvPicPr>
-                    <pic:cNvPr id="1475009037" name="Picture 1475009037"/>
+                    <pic:cNvPr id="1534343560" name="Picture 1534343560"/>
                     <pic:cNvPicPr/>
                   </pic:nvPicPr>
                   <pic:blipFill>
-                    <a:blip r:embed="rId19"/>
+                    <a:blip r:embed="rId17"/>
                     <a:stretch>
                       <a:fillRect/>
                     </a:stretch>
@@ -29422,7 +29772,7 @@
                   <pic:spPr>
                     <a:xfrm>
                       <a:off x="0" y="0"/>
-                      <a:ext cx="4099558" cy="2448000"/>
+                      <a:ext cx="4445049" cy="2520000"/>
                     </a:xfrm>
                     <a:prstGeom prst="rect">
                       <a:avLst/>
@@ -29439,11 +29789,7 @@
       <w:pPr>
         <w:pStyle w:val="12FigureCaptionLong"/>
         <w:rPr>
-          <w:rStyle w:val="Emphasis"/>
-          <w:rFonts w:cs="Times New Roman"/>
-          <w:i w:val="0"/>
-          <w:iCs w:val="0"/>
-          <w:sz w:val="20"/>
+          <w:rFonts w:cs="Times New Roman"/>
         </w:rPr>
       </w:pPr>
       <w:r>
@@ -29462,7 +29808,17 @@
           <w:szCs w:val="20"/>
           <w:lang w:bidi="th-TH"/>
         </w:rPr>
-        <w:t>13</w:t>
+        <w:t>1</w:t>
+      </w:r>
+      <w:r>
+        <w:rPr>
+          <w:rFonts w:cs="Times New Roman"/>
+          <w:b/>
+          <w:bCs/>
+          <w:szCs w:val="20"/>
+          <w:lang w:bidi="th-TH"/>
+        </w:rPr>
+        <w:t>0</w:t>
       </w:r>
       <w:r>
         <w:rPr>
@@ -29479,15 +29835,13 @@
         <w:rPr>
           <w:rFonts w:cs="Times New Roman"/>
         </w:rPr>
-        <w:t xml:space="preserve"> (a) Comparison of transmittance of 5-unit-cells edge-filter designs before (green) and after optimization (blue). The optimized design has an overall higher transmittance in ON mode (solid) starting from around 900 to 1200 nm. (b) </w:t>
-      </w:r>
-      <w:r>
-        <w:rPr>
-          <w:rStyle w:val="Emphasis"/>
-          <w:rFonts w:cs="Times New Roman"/>
-          <w:sz w:val="20"/>
-        </w:rPr>
-        <w:t>ΔT</w:t>
+        <w:t xml:space="preserve"> </w:t>
+      </w:r>
+      <w:r>
+        <w:rPr>
+          <w:rFonts w:cs="Times New Roman"/>
+        </w:rPr>
+        <w:t xml:space="preserve">Transmittance comparison of 5-unit-cell edge-filter design before (green) and after (blue) optimization. (a) The transmittance in ON mode (solid) and OFF mode (dotted). (b) The </w:t>
       </w:r>
       <w:r>
         <w:rPr>
@@ -29495,9 +29849,53 @@
           <w:rFonts w:cs="Times New Roman"/>
           <w:i w:val="0"/>
           <w:iCs w:val="0"/>
-          <w:sz w:val="20"/>
-        </w:rPr>
-        <w:t xml:space="preserve"> comparison of the two designs, again, the optimized design has an overall higher contrast. </w:t>
+        </w:rPr>
+        <w:t>transmittance contrast (</w:t>
+      </w:r>
+      <w:r>
+        <w:rPr>
+          <w:rStyle w:val="Emphasis"/>
+          <w:rFonts w:cs="Times New Roman"/>
+        </w:rPr>
+        <w:t>ΔT</w:t>
+      </w:r>
+      <w:r>
+        <w:rPr>
+          <w:rStyle w:val="Emphasis"/>
+          <w:rFonts w:cs="Times New Roman"/>
+          <w:i w:val="0"/>
+          <w:iCs w:val="0"/>
+        </w:rPr>
+        <w:t>)</w:t>
+      </w:r>
+      <w:r>
+        <w:rPr>
+          <w:rFonts w:cs="Times New Roman"/>
+        </w:rPr>
+        <w:t>. An optimized design has higher optical performance from 900 to 1200 nm, but the high-</w:t>
+      </w:r>
+      <w:r>
+        <w:rPr>
+          <w:rStyle w:val="01Title"/>
+          <w:rFonts w:cs="Times New Roman"/>
+        </w:rPr>
+        <w:t xml:space="preserve"> </w:t>
+      </w:r>
+      <w:r>
+        <w:rPr>
+          <w:rStyle w:val="Emphasis"/>
+          <w:rFonts w:cs="Times New Roman"/>
+        </w:rPr>
+        <w:t>ΔT</w:t>
+      </w:r>
+      <w:r>
+        <w:rPr>
+          <w:rStyle w:val="Emphasis"/>
+          <w:rFonts w:cs="Times New Roman"/>
+          <w:i w:val="0"/>
+          <w:iCs w:val="0"/>
+        </w:rPr>
+        <w:t xml:space="preserve"> region has been blueshifted by a small amount.</w:t>
       </w:r>
     </w:p>
     <w:p>
@@ -29510,199 +29908,6 @@
     </w:p>
     <w:p>
       <w:pPr>
-        <w:pStyle w:val="10BodySubsequentParagraph"/>
-        <w:rPr>
-          <w:rFonts w:cs="Times New Roman"/>
-        </w:rPr>
-      </w:pPr>
-      <w:r>
-        <w:rPr>
-          <w:rStyle w:val="Emphasis"/>
-          <w:rFonts w:cs="Times New Roman"/>
-          <w:i w:val="0"/>
-          <w:iCs w:val="0"/>
-        </w:rPr>
-        <w:t>The backside reflection from the substrate-air layer (</w:t>
-      </w:r>
-      <w:r>
-        <w:rPr>
-          <w:rStyle w:val="Emphasis"/>
-          <w:rFonts w:cs="Times New Roman"/>
-        </w:rPr>
-        <w:t>R</w:t>
-      </w:r>
-      <w:r>
-        <w:rPr>
-          <w:rStyle w:val="Emphasis"/>
-          <w:rFonts w:cs="Times New Roman"/>
-          <w:vertAlign w:val="subscript"/>
-        </w:rPr>
-        <w:t>b</w:t>
-      </w:r>
-      <w:r>
-        <w:rPr>
-          <w:rStyle w:val="Emphasis"/>
-          <w:rFonts w:cs="Times New Roman"/>
-          <w:i w:val="0"/>
-          <w:iCs w:val="0"/>
-        </w:rPr>
-        <w:t xml:space="preserve">) creates a slight reflectance. </w:t>
-      </w:r>
-      <w:r>
-        <w:rPr>
-          <w:rStyle w:val="Emphasis"/>
-          <w:rFonts w:cs="Times New Roman"/>
-          <w:i w:val="0"/>
-          <w:iCs w:val="0"/>
-          <w:highlight w:val="yellow"/>
-        </w:rPr>
-        <w:t>A single layer of MgF</w:t>
-      </w:r>
-      <w:r>
-        <w:rPr>
-          <w:rStyle w:val="Emphasis"/>
-          <w:rFonts w:cs="Times New Roman"/>
-          <w:i w:val="0"/>
-          <w:iCs w:val="0"/>
-          <w:highlight w:val="yellow"/>
-          <w:vertAlign w:val="subscript"/>
-        </w:rPr>
-        <w:t>2</w:t>
-      </w:r>
-      <w:r>
-        <w:rPr>
-          <w:rStyle w:val="Emphasis"/>
-          <w:rFonts w:cs="Times New Roman"/>
-          <w:i w:val="0"/>
-          <w:iCs w:val="0"/>
-          <w:highlight w:val="yellow"/>
-        </w:rPr>
-        <w:t xml:space="preserve"> deposited on the bottom of the substrate can reduce this effect.</w:t>
-      </w:r>
-      <w:r>
-        <w:rPr>
-          <w:rStyle w:val="Emphasis"/>
-          <w:rFonts w:cs="Times New Roman"/>
-          <w:i w:val="0"/>
-          <w:iCs w:val="0"/>
-        </w:rPr>
-        <w:t xml:space="preserve"> This reflection can simply be reduced by applying a translucent adhesive tape to the bottom of the substrate, which create a scattering effect </w:t>
-      </w:r>
-      <w:r>
-        <w:rPr>
-          <w:rStyle w:val="Emphasis"/>
-          <w:rFonts w:cs="Times New Roman"/>
-          <w:i w:val="0"/>
-          <w:iCs w:val="0"/>
-        </w:rPr>
-        <w:fldChar w:fldCharType="begin"/>
-      </w:r>
-      <w:r>
-        <w:rPr>
-          <w:rStyle w:val="Emphasis"/>
-          <w:rFonts w:cs="Times New Roman"/>
-          <w:i w:val="0"/>
-          <w:iCs w:val="0"/>
-        </w:rPr>
-        <w:instrText xml:space="preserve"> ADDIN EN.CITE &lt;EndNote&gt;&lt;Cite&gt;&lt;Author&gt;Synowicki&lt;/Author&gt;&lt;Year&gt;2008&lt;/Year&gt;&lt;RecNum&gt;104&lt;/RecNum&gt;&lt;DisplayText&gt;[37]&lt;/DisplayText&gt;&lt;record&gt;&lt;rec-number&gt;104&lt;/rec-number&gt;&lt;foreign-keys&gt;&lt;key app="EN" db-id="v920pft06rp9dbex2ap500x99x5rrtswxzss" timestamp="1779361691"&gt;104&lt;/key&gt;&lt;/foreign-keys&gt;&lt;ref-type name="Journal Article"&gt;17&lt;/ref-type&gt;&lt;contributors&gt;&lt;authors&gt;&lt;author&gt;Synowicki, R.&lt;/author&gt;&lt;/authors&gt;&lt;/contributors&gt;&lt;titles&gt;&lt;title&gt;Suppression of backside reflections from transparent substrates&lt;/title&gt;&lt;secondary-title&gt;physica status solidi (c)&lt;/secondary-title&gt;&lt;/titles&gt;&lt;periodical&gt;&lt;full-title&gt;physica status solidi (c)&lt;/full-title&gt;&lt;/periodical&gt;&lt;pages&gt;1085-1088&lt;/pages&gt;&lt;volume&gt;5&lt;/volume&gt;&lt;dates&gt;&lt;year&gt;2008&lt;/year&gt;&lt;pub-dates&gt;&lt;date&gt;05/01&lt;/date&gt;&lt;/pub-dates&gt;&lt;/dates&gt;&lt;urls&gt;&lt;/urls&gt;&lt;electronic-resource-num&gt;10.1002/pssc.200777873&lt;/electronic-resource-num&gt;&lt;/record&gt;&lt;/Cite&gt;&lt;/EndNote&gt;</w:instrText>
-      </w:r>
-      <w:r>
-        <w:rPr>
-          <w:rStyle w:val="Emphasis"/>
-          <w:rFonts w:cs="Times New Roman"/>
-          <w:i w:val="0"/>
-          <w:iCs w:val="0"/>
-        </w:rPr>
-        <w:fldChar w:fldCharType="separate"/>
-      </w:r>
-      <w:r>
-        <w:rPr>
-          <w:rStyle w:val="Emphasis"/>
-          <w:rFonts w:cs="Times New Roman"/>
-          <w:i w:val="0"/>
-          <w:iCs w:val="0"/>
-          <w:noProof/>
-        </w:rPr>
-        <w:t>[37]</w:t>
-      </w:r>
-      <w:r>
-        <w:rPr>
-          <w:rStyle w:val="Emphasis"/>
-          <w:rFonts w:cs="Times New Roman"/>
-          <w:i w:val="0"/>
-          <w:iCs w:val="0"/>
-        </w:rPr>
-        <w:fldChar w:fldCharType="end"/>
-      </w:r>
-      <w:r>
-        <w:rPr>
-          <w:rStyle w:val="Emphasis"/>
-          <w:rFonts w:cs="Times New Roman"/>
-          <w:i w:val="0"/>
-          <w:iCs w:val="0"/>
-        </w:rPr>
-        <w:t>.</w:t>
-      </w:r>
-    </w:p>
-    <w:p>
-      <w:pPr>
-        <w:pStyle w:val="10BodySubsequentParagraph"/>
-        <w:rPr>
-          <w:rStyle w:val="Emphasis"/>
-          <w:rFonts w:cs="Times New Roman"/>
-          <w:i w:val="0"/>
-          <w:iCs w:val="0"/>
-          <w:cs/>
-        </w:rPr>
-      </w:pPr>
-      <w:r>
-        <w:rPr>
-          <w:rFonts w:cs="Times New Roman"/>
-        </w:rPr>
-        <w:t xml:space="preserve">Our work </w:t>
-      </w:r>
-      <w:r>
-        <w:rPr>
-          <w:rFonts w:cs="Times New Roman"/>
-          <w:lang w:bidi="th-TH"/>
-        </w:rPr>
-        <w:t xml:space="preserve">still </w:t>
-      </w:r>
-      <w:r>
-        <w:rPr>
-          <w:rFonts w:cs="Times New Roman"/>
-        </w:rPr>
-        <w:t>lacks thermal analysis and fabrication method, the former would determine the wavelength, intensity, and pulse duration of the laser used for phase switching. Our suggestion for future research would be on fabrication process and experiment on the phase switching method. The phase configuration and thickness optimization of each Sb</w:t>
-      </w:r>
-      <w:r>
-        <w:rPr>
-          <w:rFonts w:cs="Times New Roman"/>
-          <w:vertAlign w:val="subscript"/>
-        </w:rPr>
-        <w:t>2</w:t>
-      </w:r>
-      <w:r>
-        <w:rPr>
-          <w:rFonts w:cs="Times New Roman"/>
-        </w:rPr>
-        <w:t>Se</w:t>
-      </w:r>
-      <w:r>
-        <w:rPr>
-          <w:rFonts w:cs="Times New Roman"/>
-          <w:vertAlign w:val="subscript"/>
-        </w:rPr>
-        <w:t>3</w:t>
-      </w:r>
-      <w:r>
-        <w:rPr>
-          <w:rFonts w:cs="Times New Roman"/>
-        </w:rPr>
-        <w:t xml:space="preserve"> layer might also be an interesting topic.</w:t>
-      </w:r>
-    </w:p>
-    <w:p>
-      <w:pPr>
         <w:pStyle w:val="08SectionHeader1"/>
         <w:rPr>
           <w:rStyle w:val="Emphasis"/>
@@ -29758,7 +29963,79 @@
         <w:rPr>
           <w:rFonts w:cs="Times New Roman"/>
         </w:rPr>
-        <w:t xml:space="preserve"> can be used as a high-efficient, broadband, tunable optical filter in 1064 nm wavelength. Long-pass edge-filter design has the highest transmission contrast between amorphous and crystalline phases, with 5 unit-cells of Sb</w:t>
+        <w:t xml:space="preserve"> can be used as </w:t>
+      </w:r>
+      <w:r>
+        <w:rPr>
+          <w:rFonts w:cs="Times New Roman"/>
+        </w:rPr>
+        <w:t xml:space="preserve">PCMs for a </w:t>
+      </w:r>
+      <w:r>
+        <w:rPr>
+          <w:rFonts w:cs="Times New Roman"/>
+        </w:rPr>
+        <w:t xml:space="preserve">high-efficient, broadband, </w:t>
+      </w:r>
+      <w:r>
+        <w:rPr>
+          <w:rFonts w:cs="Times New Roman"/>
+        </w:rPr>
+        <w:t xml:space="preserve">transmittance </w:t>
+      </w:r>
+      <w:r>
+        <w:rPr>
+          <w:rFonts w:cs="Times New Roman"/>
+        </w:rPr>
+        <w:t>tunable</w:t>
+      </w:r>
+      <w:r>
+        <w:rPr>
+          <w:rFonts w:cs="Times New Roman"/>
+        </w:rPr>
+        <w:t xml:space="preserve">, </w:t>
+      </w:r>
+      <w:r>
+        <w:rPr>
+          <w:rFonts w:cs="Times New Roman"/>
+        </w:rPr>
+        <w:t>1064</w:t>
+      </w:r>
+      <w:r>
+        <w:rPr>
+          <w:rFonts w:cs="Times New Roman"/>
+        </w:rPr>
+        <w:t>-</w:t>
+      </w:r>
+      <w:r>
+        <w:rPr>
+          <w:rFonts w:cs="Times New Roman"/>
+        </w:rPr>
+        <w:t>nm</w:t>
+      </w:r>
+      <w:r>
+        <w:rPr>
+          <w:rFonts w:cs="Times New Roman"/>
+        </w:rPr>
+        <w:t xml:space="preserve"> optical filte</w:t>
+      </w:r>
+      <w:r>
+        <w:rPr>
+          <w:rFonts w:cs="Times New Roman"/>
+        </w:rPr>
+        <w:t>r</w:t>
+      </w:r>
+      <w:r>
+        <w:rPr>
+          <w:rFonts w:cs="Times New Roman"/>
+        </w:rPr>
+        <w:t xml:space="preserve">. </w:t>
+      </w:r>
+      <w:r>
+        <w:rPr>
+          <w:rFonts w:cs="Times New Roman"/>
+        </w:rPr>
+        <w:t>In our opinion, the long-pass edge-filter with 5-unit-cells has the best compromise between optical performance, size, and design complexity. This design required 6 layers of Sb</w:t>
       </w:r>
       <w:r>
         <w:rPr>
@@ -29784,7 +30061,7 @@
         <w:rPr>
           <w:rFonts w:cs="Times New Roman"/>
         </w:rPr>
-        <w:t xml:space="preserve"> and MgF</w:t>
+        <w:t xml:space="preserve"> and 5 layers of MgF</w:t>
       </w:r>
       <w:r>
         <w:rPr>
@@ -29797,11 +30074,102 @@
         <w:rPr>
           <w:rFonts w:cs="Times New Roman"/>
         </w:rPr>
-        <w:t xml:space="preserve"> having the best compromise between optical performances and fabrication difficulties. The design required 11 layers and is 912.6 nm thick, the transmittance contrast at 1064 nm is 93.4% with FWHM ~197 nm. After simulating</w:t>
-      </w:r>
-      <w:r>
-        <w:rPr>
-          <w:rFonts w:cs="Times New Roman"/>
+        <w:t xml:space="preserve"> and is overall 912.6 nm thick. </w:t>
+      </w:r>
+    </w:p>
+    <w:p>
+      <w:pPr>
+        <w:pStyle w:val="09BodyFirstParagraph"/>
+        <w:rPr>
+          <w:rFonts w:cs="Times New Roman"/>
+        </w:rPr>
+      </w:pPr>
+    </w:p>
+    <w:p>
+      <w:pPr>
+        <w:pStyle w:val="09BodyFirstParagraph"/>
+        <w:rPr>
+          <w:rFonts w:cs="Times New Roman"/>
+        </w:rPr>
+      </w:pPr>
+      <w:r>
+        <w:rPr>
+          <w:rFonts w:cs="Times New Roman"/>
+        </w:rPr>
+        <w:lastRenderedPageBreak/>
+        <w:t xml:space="preserve">The transmittance at 1064-nm in ON mode is 93.4% and 0.2% in OFF mode </w:t>
+      </w:r>
+      <w:r>
+        <w:rPr>
+          <w:rFonts w:cs="Times New Roman"/>
+        </w:rPr>
+        <w:t>(</w:t>
+      </w:r>
+      <w:r>
+        <w:rPr>
+          <w:rFonts w:cs="Times New Roman"/>
+          <w:i/>
+          <w:iCs/>
+        </w:rPr>
+        <w:t>ΔT</w:t>
+      </w:r>
+      <w:r>
+        <w:rPr>
+          <w:rFonts w:cs="Times New Roman"/>
+        </w:rPr>
+        <w:t xml:space="preserve"> </w:t>
+      </w:r>
+      <w:r>
+        <w:rPr>
+          <w:rFonts w:cs="Times New Roman"/>
+        </w:rPr>
+        <w:t xml:space="preserve">= </w:t>
+      </w:r>
+      <w:r>
+        <w:rPr>
+          <w:rFonts w:cs="Times New Roman"/>
+        </w:rPr>
+        <w:t>93.4%</w:t>
+      </w:r>
+      <w:r>
+        <w:rPr>
+          <w:rFonts w:cs="Times New Roman"/>
+        </w:rPr>
+        <w:t xml:space="preserve">), the FWHM of </w:t>
+      </w:r>
+      <w:r>
+        <w:rPr>
+          <w:rStyle w:val="Emphasis"/>
+          <w:rFonts w:cs="Times New Roman"/>
+        </w:rPr>
+        <w:t>ΔT</w:t>
+      </w:r>
+      <w:r>
+        <w:rPr>
+          <w:rStyle w:val="Emphasis"/>
+          <w:rFonts w:cs="Times New Roman"/>
+          <w:i w:val="0"/>
+          <w:iCs w:val="0"/>
+        </w:rPr>
+        <w:t xml:space="preserve"> around 200 nm</w:t>
+      </w:r>
+      <w:r>
+        <w:rPr>
+          <w:rFonts w:cs="Times New Roman"/>
+        </w:rPr>
+        <w:t xml:space="preserve">. </w:t>
+      </w:r>
+      <w:r>
+        <w:rPr>
+          <w:rFonts w:cs="Times New Roman"/>
+          <w:highlight w:val="yellow"/>
+        </w:rPr>
+        <w:t>The transmittance contrast degradation and insertion loss after simulating</w:t>
+      </w:r>
+      <w:r>
+        <w:rPr>
+          <w:rFonts w:cs="Times New Roman"/>
+          <w:highlight w:val="yellow"/>
           <w:cs/>
           <w:lang w:bidi="th-TH"/>
         </w:rPr>
@@ -29810,67 +30178,41 @@
       <w:r>
         <w:rPr>
           <w:rFonts w:cs="Times New Roman"/>
-          <w:lang w:bidi="th-TH"/>
-        </w:rPr>
-        <w:t>for</w:t>
-      </w:r>
-      <w:r>
-        <w:rPr>
-          <w:rFonts w:cs="Times New Roman"/>
-        </w:rPr>
-        <w:t xml:space="preserve"> 1.5×10⁶ phase switching cycles, the transmittance contrast degradation and insertion loss of this design are still within acceptable ranges. The use of multiple Sb</w:t>
-      </w:r>
-      <w:r>
-        <w:rPr>
-          <w:rFonts w:cs="Times New Roman"/>
-          <w:vertAlign w:val="subscript"/>
-        </w:rPr>
-        <w:t>2</w:t>
-      </w:r>
-      <w:r>
-        <w:rPr>
-          <w:rFonts w:cs="Times New Roman"/>
-        </w:rPr>
-        <w:t>Se</w:t>
-      </w:r>
-      <w:r>
-        <w:rPr>
-          <w:rFonts w:cs="Times New Roman"/>
-          <w:vertAlign w:val="subscript"/>
-        </w:rPr>
-        <w:t>3</w:t>
-      </w:r>
-      <w:r>
-        <w:rPr>
-          <w:rFonts w:cs="Times New Roman"/>
-        </w:rPr>
-        <w:t xml:space="preserve"> layers also allows for tunability, and an optimization of thickness via OpenFilters increases the transmittance contrast at the operating wavelengths of 900 to 1200 nm. This work highlights Sb</w:t>
-      </w:r>
-      <w:r>
-        <w:rPr>
-          <w:rFonts w:cs="Times New Roman"/>
-          <w:vertAlign w:val="subscript"/>
-        </w:rPr>
-        <w:t>2</w:t>
-      </w:r>
-      <w:r>
-        <w:rPr>
-          <w:rFonts w:cs="Times New Roman"/>
-        </w:rPr>
-        <w:t>Se</w:t>
-      </w:r>
-      <w:r>
-        <w:rPr>
-          <w:rFonts w:cs="Times New Roman"/>
-          <w:vertAlign w:val="subscript"/>
-        </w:rPr>
-        <w:t>3</w:t>
-      </w:r>
-      <w:r>
-        <w:rPr>
-          <w:rFonts w:cs="Times New Roman"/>
-        </w:rPr>
-        <w:t xml:space="preserve"> as a suitable phase change material for low-loss, high-endurance, tunable transmittance infrared optical filter.</w:t>
+          <w:highlight w:val="yellow"/>
+        </w:rPr>
+        <w:t xml:space="preserve">1.5×10⁶ phase switching cycles are </w:t>
+      </w:r>
+      <w:r>
+        <w:rPr>
+          <w:rFonts w:cs="Times New Roman"/>
+          <w:highlight w:val="yellow"/>
+        </w:rPr>
+        <w:t>with</w:t>
+      </w:r>
+      <w:r>
+        <w:rPr>
+          <w:rFonts w:cs="Times New Roman"/>
+          <w:highlight w:val="yellow"/>
+        </w:rPr>
+        <w:t>in acceptable range.</w:t>
+      </w:r>
+      <w:r>
+        <w:rPr>
+          <w:rFonts w:cs="Times New Roman"/>
+        </w:rPr>
+        <w:t xml:space="preserve"> </w:t>
+      </w:r>
+      <w:r>
+        <w:rPr>
+          <w:rFonts w:cs="Times New Roman"/>
+        </w:rPr>
+        <w:t xml:space="preserve">The </w:t>
+      </w:r>
+      <w:r>
+        <w:rPr>
+          <w:rFonts w:cs="Times New Roman"/>
+        </w:rPr>
+        <w:t>multilayer nature of edge-filter design enables the transmittance value to be modulated gradually, and using optimization algorithm found in OpenFilters, the optical performances from 900 to 1200 have been increased.</w:t>
       </w:r>
     </w:p>
     <w:p>
@@ -29915,31 +30257,7 @@
           <w:iCs w:val="0"/>
           <w:sz w:val="20"/>
         </w:rPr>
-        <w:t>School of Science, King Mongkut’s Institute of Technology Ladkrabang</w:t>
-      </w:r>
-      <w:r>
-        <w:rPr>
-          <w:rStyle w:val="Emphasis"/>
-          <w:rFonts w:ascii="Times New Roman" w:hAnsi="Times New Roman" w:cs="Times New Roman"/>
-          <w:b w:val="0"/>
-          <w:bCs/>
-          <w:i w:val="0"/>
-          <w:iCs w:val="0"/>
-          <w:sz w:val="20"/>
-        </w:rPr>
-        <w:t xml:space="preserve"> </w:t>
-      </w:r>
-      <w:r>
-        <w:rPr>
-          <w:rStyle w:val="Emphasis"/>
-          <w:rFonts w:ascii="Times New Roman" w:hAnsi="Times New Roman" w:cs="Times New Roman"/>
-          <w:b w:val="0"/>
-          <w:bCs/>
-          <w:i w:val="0"/>
-          <w:iCs w:val="0"/>
-          <w:sz w:val="20"/>
-        </w:rPr>
-        <w:t>(CN-1-2568-010).</w:t>
+        <w:t>School of Science, King Mongkut’s Institute of Technology Ladkrabang (CN-1-2568-010).</w:t>
       </w:r>
     </w:p>
     <w:p>
@@ -29976,7 +30294,76 @@
         <w:pStyle w:val="22DisclosuresSectionHeader"/>
         <w:rPr>
           <w:rFonts w:ascii="Times New Roman" w:hAnsi="Times New Roman" w:cs="Times New Roman"/>
-          <w:highlight w:val="yellow"/>
+        </w:rPr>
+      </w:pPr>
+      <w:r>
+        <w:rPr>
+          <w:rFonts w:ascii="Times New Roman" w:hAnsi="Times New Roman" w:cs="Times New Roman"/>
+          <w:bCs/>
+        </w:rPr>
+        <w:t>Data availability</w:t>
+      </w:r>
+      <w:r>
+        <w:rPr>
+          <w:rFonts w:ascii="Times New Roman" w:hAnsi="Times New Roman" w:cs="Times New Roman"/>
+          <w:bCs/>
+        </w:rPr>
+        <w:t>.</w:t>
+      </w:r>
+      <w:r>
+        <w:rPr>
+          <w:rFonts w:ascii="Times New Roman" w:hAnsi="Times New Roman" w:cs="Times New Roman"/>
+          <w:bCs/>
+        </w:rPr>
+        <w:t xml:space="preserve"> </w:t>
+      </w:r>
+      <w:r>
+        <w:rPr>
+          <w:rFonts w:ascii="Times New Roman" w:hAnsi="Times New Roman" w:cs="Times New Roman"/>
+          <w:b w:val="0"/>
+          <w:bCs/>
+        </w:rPr>
+        <w:t xml:space="preserve">Data underlying the results presented in this </w:t>
+      </w:r>
+      <w:r>
+        <w:rPr>
+          <w:rFonts w:ascii="Times New Roman" w:hAnsi="Times New Roman" w:cs="Times New Roman"/>
+          <w:b w:val="0"/>
+          <w:bCs/>
+        </w:rPr>
+        <w:t>paper</w:t>
+      </w:r>
+      <w:r>
+        <w:rPr>
+          <w:rFonts w:ascii="Times New Roman" w:hAnsi="Times New Roman" w:cs="Times New Roman"/>
+          <w:b w:val="0"/>
+          <w:bCs/>
+        </w:rPr>
+        <w:t xml:space="preserve"> </w:t>
+      </w:r>
+      <w:r>
+        <w:rPr>
+          <w:rFonts w:ascii="Times New Roman" w:hAnsi="Times New Roman" w:cs="Times New Roman"/>
+          <w:b w:val="0"/>
+          <w:bCs/>
+        </w:rPr>
+        <w:t>may</w:t>
+      </w:r>
+      <w:r>
+        <w:rPr>
+          <w:rFonts w:ascii="Times New Roman" w:hAnsi="Times New Roman" w:cs="Times New Roman"/>
+          <w:b w:val="0"/>
+          <w:bCs/>
+        </w:rPr>
+        <w:t xml:space="preserve"> be obtained from the corresponding author upon a reasonable request.</w:t>
+      </w:r>
+    </w:p>
+    <w:p>
+      <w:pPr>
+        <w:pStyle w:val="22DisclosuresSectionHeader"/>
+        <w:rPr>
+          <w:rFonts w:ascii="Times New Roman" w:hAnsi="Times New Roman" w:cs="Times New Roman"/>
+          <w:bCs/>
         </w:rPr>
       </w:pPr>
       <w:r>
@@ -29985,7 +30372,7 @@
           <w:bCs/>
           <w:highlight w:val="yellow"/>
         </w:rPr>
-        <w:t>Data availability</w:t>
+        <w:t>Declaration of generative AI and AI-assisted technologies in the manuscript preparation process</w:t>
       </w:r>
       <w:r>
         <w:rPr>
@@ -30010,7 +30397,7 @@
           <w:bCs/>
           <w:highlight w:val="yellow"/>
         </w:rPr>
-        <w:t xml:space="preserve">Data underlying the results presented in this </w:t>
+        <w:t xml:space="preserve">The authors used Gemini to check the logic and grammar of the manuscript, and Consensus </w:t>
       </w:r>
       <w:r>
         <w:rPr>
@@ -30019,7 +30406,7 @@
           <w:bCs/>
           <w:highlight w:val="yellow"/>
         </w:rPr>
-        <w:t>paper</w:t>
+        <w:t>was</w:t>
       </w:r>
       <w:r>
         <w:rPr>
@@ -30028,104 +30415,7 @@
           <w:bCs/>
           <w:highlight w:val="yellow"/>
         </w:rPr>
-        <w:t xml:space="preserve"> </w:t>
-      </w:r>
-      <w:r>
-        <w:rPr>
-          <w:rFonts w:ascii="Times New Roman" w:hAnsi="Times New Roman" w:cs="Times New Roman"/>
-          <w:b w:val="0"/>
-          <w:bCs/>
-          <w:highlight w:val="yellow"/>
-        </w:rPr>
-        <w:t>may</w:t>
-      </w:r>
-      <w:r>
-        <w:rPr>
-          <w:rFonts w:ascii="Times New Roman" w:hAnsi="Times New Roman" w:cs="Times New Roman"/>
-          <w:b w:val="0"/>
-          <w:bCs/>
-          <w:highlight w:val="yellow"/>
-        </w:rPr>
-        <w:t xml:space="preserve"> be obtained from the corresponding author upon a reasonable request.</w:t>
-      </w:r>
-    </w:p>
-    <w:p>
-      <w:pPr>
-        <w:pStyle w:val="22DisclosuresSectionHeader"/>
-        <w:rPr>
-          <w:rFonts w:ascii="Times New Roman" w:hAnsi="Times New Roman" w:cs="Times New Roman"/>
-          <w:bCs/>
-        </w:rPr>
-      </w:pPr>
-      <w:r>
-        <w:rPr>
-          <w:rFonts w:ascii="Times New Roman" w:hAnsi="Times New Roman" w:cs="Times New Roman"/>
-          <w:bCs/>
-          <w:highlight w:val="yellow"/>
-        </w:rPr>
-        <w:lastRenderedPageBreak/>
-        <w:t>Declaration of generative AI and AI-assisted technologies in the manuscript preparation process</w:t>
-      </w:r>
-      <w:r>
-        <w:rPr>
-          <w:rFonts w:ascii="Times New Roman" w:hAnsi="Times New Roman" w:cs="Times New Roman"/>
-          <w:bCs/>
-          <w:highlight w:val="yellow"/>
-        </w:rPr>
-        <w:t>.</w:t>
-      </w:r>
-      <w:r>
-        <w:rPr>
-          <w:rFonts w:ascii="Times New Roman" w:hAnsi="Times New Roman" w:cs="Times New Roman"/>
-          <w:bCs/>
-          <w:highlight w:val="yellow"/>
-        </w:rPr>
-        <w:t xml:space="preserve"> </w:t>
-      </w:r>
-      <w:r>
-        <w:rPr>
-          <w:rFonts w:ascii="Times New Roman" w:hAnsi="Times New Roman" w:cs="Times New Roman"/>
-          <w:b w:val="0"/>
-          <w:bCs/>
-          <w:highlight w:val="yellow"/>
-        </w:rPr>
-        <w:t xml:space="preserve">The authors used Gemini to check the logic and grammar of the manuscript, and Consensus </w:t>
-      </w:r>
-      <w:r>
-        <w:rPr>
-          <w:rFonts w:ascii="Times New Roman" w:hAnsi="Times New Roman" w:cs="Times New Roman"/>
-          <w:b w:val="0"/>
-          <w:bCs/>
-          <w:highlight w:val="yellow"/>
-        </w:rPr>
-        <w:t>was</w:t>
-      </w:r>
-      <w:r>
-        <w:rPr>
-          <w:rFonts w:ascii="Times New Roman" w:hAnsi="Times New Roman" w:cs="Times New Roman"/>
-          <w:b w:val="0"/>
-          <w:bCs/>
-          <w:highlight w:val="yellow"/>
-        </w:rPr>
-        <w:t xml:space="preserve"> used for the initial literature review. After using these tools, the authors reviewed and edited the content as needed and </w:t>
-      </w:r>
-      <w:r>
-        <w:rPr>
-          <w:rFonts w:ascii="Times New Roman" w:hAnsi="Times New Roman" w:cs="Times New Roman"/>
-          <w:b w:val="0"/>
-          <w:bCs/>
-          <w:highlight w:val="yellow"/>
-        </w:rPr>
-        <w:t>took</w:t>
-      </w:r>
-      <w:r>
-        <w:rPr>
-          <w:rFonts w:ascii="Times New Roman" w:hAnsi="Times New Roman" w:cs="Times New Roman"/>
-          <w:b w:val="0"/>
-          <w:bCs/>
-          <w:highlight w:val="yellow"/>
-        </w:rPr>
-        <w:t xml:space="preserve"> full responsibility for the content of the published article.</w:t>
+        <w:t xml:space="preserve"> used for the initial literature review. After using these tools, the authors reviewed and edited the content as needed and took full responsibility for the content of the published article.</w:t>
       </w:r>
     </w:p>
     <w:p>
@@ -30190,7 +30480,7 @@
       <w:r>
         <w:t xml:space="preserve">vol. 14, no. 6, p. 1259, 2023. [Online]. Available: </w:t>
       </w:r>
-      <w:hyperlink r:id="rId20" w:history="1">
+      <w:hyperlink r:id="rId18" w:history="1">
         <w:r>
           <w:rPr>
             <w:rStyle w:val="Hyperlink"/>
@@ -30343,7 +30633,7 @@
       <w:r>
         <w:t xml:space="preserve">vol. 15, no. 6, p. 2100001, 2021, doi: </w:t>
       </w:r>
-      <w:hyperlink r:id="rId21" w:history="1">
+      <w:hyperlink r:id="rId19" w:history="1">
         <w:r>
           <w:rPr>
             <w:rStyle w:val="Hyperlink"/>
@@ -30409,7 +30699,7 @@
       <w:r>
         <w:t xml:space="preserve">, 12–17 Sept. 2022 2022, pp. 148–150, doi: 10.1109/Metamaterials54993.2022.9920767. [Online]. Available: </w:t>
       </w:r>
-      <w:hyperlink r:id="rId22" w:history="1">
+      <w:hyperlink r:id="rId20" w:history="1">
         <w:r>
           <w:rPr>
             <w:rStyle w:val="Hyperlink"/>
@@ -30484,7 +30774,7 @@
       <w:r>
         <w:t xml:space="preserve">vol. 13, no. 2, p. 148, 2026. [Online]. Available: </w:t>
       </w:r>
-      <w:hyperlink r:id="rId23" w:history="1">
+      <w:hyperlink r:id="rId21" w:history="1">
         <w:r>
           <w:rPr>
             <w:rStyle w:val="Hyperlink"/>
@@ -30604,6 +30894,7 @@
         <w:ind w:left="720" w:hanging="720"/>
       </w:pPr>
       <w:r>
+        <w:lastRenderedPageBreak/>
         <w:t>[16]</w:t>
       </w:r>
       <w:r>
@@ -30628,7 +30919,7 @@
       <w:r>
         <w:t xml:space="preserve">vol. 18, p. 100364, 2023/06/01/ 2023, doi: </w:t>
       </w:r>
-      <w:hyperlink r:id="rId24" w:history="1">
+      <w:hyperlink r:id="rId22" w:history="1">
         <w:r>
           <w:rPr>
             <w:rStyle w:val="Hyperlink"/>
@@ -30749,7 +31040,7 @@
       <w:r>
         <w:t xml:space="preserve">vol. 150, p. 106907, 2022/11/01/ 2022, doi: </w:t>
       </w:r>
-      <w:hyperlink r:id="rId25" w:history="1">
+      <w:hyperlink r:id="rId23" w:history="1">
         <w:r>
           <w:rPr>
             <w:rStyle w:val="Hyperlink"/>
@@ -30768,7 +31059,6 @@
         <w:ind w:left="720" w:hanging="720"/>
       </w:pPr>
       <w:r>
-        <w:lastRenderedPageBreak/>
         <w:t>[21]</w:t>
       </w:r>
       <w:r>
@@ -30862,7 +31152,7 @@
       <w:r>
         <w:t xml:space="preserve">vol. 34, no. 14, p. 2310306, 2024, doi: </w:t>
       </w:r>
-      <w:hyperlink r:id="rId26" w:history="1">
+      <w:hyperlink r:id="rId24" w:history="1">
         <w:r>
           <w:rPr>
             <w:rStyle w:val="Hyperlink"/>
@@ -30942,7 +31232,7 @@
       <w:r>
         <w:t xml:space="preserve">vol. 421, pp. 424–429, 2017/11/01/ 2017, doi: </w:t>
       </w:r>
-      <w:hyperlink r:id="rId27" w:history="1">
+      <w:hyperlink r:id="rId25" w:history="1">
         <w:r>
           <w:rPr>
             <w:rStyle w:val="Hyperlink"/>
@@ -31063,7 +31353,7 @@
       <w:r>
         <w:t xml:space="preserve">vol. 763, p. 139568, 2022/12/01/ 2022, doi: </w:t>
       </w:r>
-      <w:hyperlink r:id="rId28" w:history="1">
+      <w:hyperlink r:id="rId26" w:history="1">
         <w:r>
           <w:rPr>
             <w:rStyle w:val="Hyperlink"/>
@@ -31086,6 +31376,29 @@
       </w:r>
       <w:r>
         <w:tab/>
+        <w:t xml:space="preserve">S. Larouche and L. Martinu, "OpenFilters: open-source software for the design, optimization, and synthesis of optical filters," </w:t>
+      </w:r>
+      <w:r>
+        <w:rPr>
+          <w:i/>
+        </w:rPr>
+        <w:t xml:space="preserve">Appl. Opt., </w:t>
+      </w:r>
+      <w:r>
+        <w:t>vol. 47, no. 13, pp. C219–C230, 2008/05/01 2008, doi: 10.1364/AO.47.00C219.</w:t>
+      </w:r>
+    </w:p>
+    <w:p>
+      <w:pPr>
+        <w:pStyle w:val="EndNoteBibliography"/>
+        <w:spacing w:after="0"/>
+        <w:ind w:left="720" w:hanging="720"/>
+      </w:pPr>
+      <w:r>
+        <w:t>[33]</w:t>
+      </w:r>
+      <w:r>
+        <w:tab/>
         <w:t xml:space="preserve">O. C. Karaman, G. N. Naidu, A. R. Bowman, E. N. Dayi, and G. Tagliabue, "Decoupling Optical and Thermal Dynamics in Dielectric Metasurfaces for Self-Encoded Photonic Control," </w:t>
       </w:r>
       <w:r>
@@ -31097,7 +31410,7 @@
       <w:r>
         <w:t xml:space="preserve">vol. 19, no. 24, p. e01014, 2025, doi: </w:t>
       </w:r>
-      <w:hyperlink r:id="rId29" w:history="1">
+      <w:hyperlink r:id="rId27" w:history="1">
         <w:r>
           <w:rPr>
             <w:rStyle w:val="Hyperlink"/>
@@ -31116,7 +31429,7 @@
         <w:ind w:left="720" w:hanging="720"/>
       </w:pPr>
       <w:r>
-        <w:t>[33]</w:t>
+        <w:t>[34]</w:t>
       </w:r>
       <w:r>
         <w:tab/>
@@ -31139,7 +31452,7 @@
         <w:ind w:left="720" w:hanging="720"/>
       </w:pPr>
       <w:r>
-        <w:t>[34]</w:t>
+        <w:t>[35]</w:t>
       </w:r>
       <w:r>
         <w:tab/>
@@ -31162,61 +31475,6 @@
       </w:r>
       <w:r>
         <w:t>vol. 12, no. 6, pp. 2145–2167, 2022/06/01 2022, doi: 10.1364/OME.456428.</w:t>
-      </w:r>
-    </w:p>
-    <w:p>
-      <w:pPr>
-        <w:pStyle w:val="EndNoteBibliography"/>
-        <w:spacing w:after="0"/>
-        <w:ind w:left="720" w:hanging="720"/>
-      </w:pPr>
-      <w:r>
-        <w:t>[35]</w:t>
-      </w:r>
-      <w:r>
-        <w:tab/>
-        <w:t>Y. Zhang</w:t>
-      </w:r>
-      <w:r>
-        <w:rPr>
-          <w:i/>
-        </w:rPr>
-        <w:t xml:space="preserve"> et al.</w:t>
-      </w:r>
-      <w:r>
-        <w:t xml:space="preserve">, "Myths and truths about optical phase change materials: A perspective," </w:t>
-      </w:r>
-      <w:r>
-        <w:rPr>
-          <w:i/>
-        </w:rPr>
-        <w:t xml:space="preserve">Applied Physics Letters, </w:t>
-      </w:r>
-      <w:r>
-        <w:t>vol. 118, no. 21, 2021, doi: 10.1063/5.0054114.</w:t>
-      </w:r>
-    </w:p>
-    <w:p>
-      <w:pPr>
-        <w:pStyle w:val="EndNoteBibliography"/>
-        <w:spacing w:after="0"/>
-        <w:ind w:left="720" w:hanging="720"/>
-      </w:pPr>
-      <w:r>
-        <w:t>[36]</w:t>
-      </w:r>
-      <w:r>
-        <w:tab/>
-        <w:t xml:space="preserve">S. Larouche and L. Martinu, "OpenFilters: open-source software for the design, optimization, and synthesis of optical filters," </w:t>
-      </w:r>
-      <w:r>
-        <w:rPr>
-          <w:i/>
-        </w:rPr>
-        <w:t xml:space="preserve">Appl. Opt., </w:t>
-      </w:r>
-      <w:r>
-        <w:t>vol. 47, no. 13, pp. C219–C230, 2008/05/01 2008, doi: 10.1364/AO.47.00C219.</w:t>
       </w:r>
     </w:p>
     <w:p>
@@ -31225,20 +31483,29 @@
         <w:ind w:left="720" w:hanging="720"/>
       </w:pPr>
       <w:r>
-        <w:t>[37]</w:t>
+        <w:t>[36]</w:t>
       </w:r>
       <w:r>
         <w:tab/>
-        <w:t xml:space="preserve">R. Synowicki, "Suppression of backside reflections from transparent substrates," </w:t>
-      </w:r>
-      <w:r>
-        <w:rPr>
-          <w:i/>
-        </w:rPr>
-        <w:t xml:space="preserve">physica status solidi (c), </w:t>
-      </w:r>
-      <w:r>
-        <w:t>vol. 5, pp. 1085–1088, 05/01 2008, doi: 10.1002/pssc.200777873.</w:t>
+        <w:t>Y. Zhang</w:t>
+      </w:r>
+      <w:r>
+        <w:rPr>
+          <w:i/>
+        </w:rPr>
+        <w:t xml:space="preserve"> et al.</w:t>
+      </w:r>
+      <w:r>
+        <w:t xml:space="preserve">, "Myths and truths about optical phase change materials: A perspective," </w:t>
+      </w:r>
+      <w:r>
+        <w:rPr>
+          <w:i/>
+        </w:rPr>
+        <w:t xml:space="preserve">Applied Physics Letters, </w:t>
+      </w:r>
+      <w:r>
+        <w:t>vol. 118, no. 21, 2021, doi: 10.1063/5.0054114.</w:t>
       </w:r>
     </w:p>
     <w:p>
@@ -34246,6 +34513,16 @@
       </w:tcPr>
     </w:tblStylePr>
   </w:style>
+  <w:style w:type="character" w:styleId="PlaceholderText">
+    <w:name w:val="Placeholder Text"/>
+    <w:basedOn w:val="DefaultParagraphFont"/>
+    <w:uiPriority w:val="99"/>
+    <w:semiHidden/>
+    <w:rsid w:val="00E94D32"/>
+    <w:rPr>
+      <w:color w:val="666666"/>
+    </w:rPr>
+  </w:style>
 </w:styles>
 </file>
 

--- a/paper/[Opt. Express] Design and Simulation of a Broadband Tunable Transmittance Optical Filter Using Sb2Se3 Phase Change Material.docx
+++ b/paper/[Opt. Express] Design and Simulation of a Broadband Tunable Transmittance Optical Filter Using Sb2Se3 Phase Change Material.docx
@@ -11,6 +11,130 @@
       </w:pPr>
       <w:r>
         <w:rPr>
+          <w:rStyle w:val="Emphasis"/>
+          <w:rFonts w:cs="Times New Roman"/>
+          <w:i w:val="0"/>
+          <w:iCs w:val="0"/>
+          <w:noProof/>
+        </w:rPr>
+        <mc:AlternateContent>
+          <mc:Choice Requires="wps">
+            <w:drawing>
+              <wp:anchor distT="45720" distB="45720" distL="114300" distR="114300" simplePos="0" relativeHeight="251659264" behindDoc="0" locked="0" layoutInCell="1" allowOverlap="1" wp14:anchorId="47919A1C" wp14:editId="77C0DC2B">
+                <wp:simplePos x="0" y="0"/>
+                <wp:positionH relativeFrom="column">
+                  <wp:posOffset>-1414145</wp:posOffset>
+                </wp:positionH>
+                <wp:positionV relativeFrom="paragraph">
+                  <wp:posOffset>-1156970</wp:posOffset>
+                </wp:positionV>
+                <wp:extent cx="1517650" cy="971550"/>
+                <wp:effectExtent l="0" t="0" r="25400" b="19050"/>
+                <wp:wrapNone/>
+                <wp:docPr id="217" name="Text Box 2"/>
+                <wp:cNvGraphicFramePr>
+                  <a:graphicFrameLocks xmlns:a="http://schemas.openxmlformats.org/drawingml/2006/main"/>
+                </wp:cNvGraphicFramePr>
+                <a:graphic xmlns:a="http://schemas.openxmlformats.org/drawingml/2006/main">
+                  <a:graphicData uri="http://schemas.microsoft.com/office/word/2010/wordprocessingShape">
+                    <wps:wsp>
+                      <wps:cNvSpPr txBox="1">
+                        <a:spLocks noChangeArrowheads="1"/>
+                      </wps:cNvSpPr>
+                      <wps:spPr bwMode="auto">
+                        <a:xfrm>
+                          <a:off x="0" y="0"/>
+                          <a:ext cx="1517650" cy="971550"/>
+                        </a:xfrm>
+                        <a:prstGeom prst="rect">
+                          <a:avLst/>
+                        </a:prstGeom>
+                        <a:ln>
+                          <a:headEnd/>
+                          <a:tailEnd/>
+                        </a:ln>
+                      </wps:spPr>
+                      <wps:style>
+                        <a:lnRef idx="2">
+                          <a:schemeClr val="accent5"/>
+                        </a:lnRef>
+                        <a:fillRef idx="1">
+                          <a:schemeClr val="lt1"/>
+                        </a:fillRef>
+                        <a:effectRef idx="0">
+                          <a:schemeClr val="accent5"/>
+                        </a:effectRef>
+                        <a:fontRef idx="minor">
+                          <a:schemeClr val="dk1"/>
+                        </a:fontRef>
+                      </wps:style>
+                      <wps:txbx>
+                        <w:txbxContent>
+                          <w:p>
+                            <w:r>
+                              <w:t>To do:</w:t>
+                            </w:r>
+                          </w:p>
+                          <w:p>
+                            <w:r>
+                              <w:t>1. reduce to 15 pages</w:t>
+                            </w:r>
+                          </w:p>
+                          <w:p>
+                            <w:r>
+                              <w:t>2. Section 4.2</w:t>
+                            </w:r>
+                          </w:p>
+                        </w:txbxContent>
+                      </wps:txbx>
+                      <wps:bodyPr rot="0" vert="horz" wrap="square" lIns="91440" tIns="45720" rIns="91440" bIns="45720" anchor="t" anchorCtr="0">
+                        <a:noAutofit/>
+                      </wps:bodyPr>
+                    </wps:wsp>
+                  </a:graphicData>
+                </a:graphic>
+                <wp14:sizeRelH relativeFrom="margin">
+                  <wp14:pctWidth>0</wp14:pctWidth>
+                </wp14:sizeRelH>
+                <wp14:sizeRelV relativeFrom="margin">
+                  <wp14:pctHeight>0</wp14:pctHeight>
+                </wp14:sizeRelV>
+              </wp:anchor>
+            </w:drawing>
+          </mc:Choice>
+          <mc:Fallback>
+            <w:pict>
+              <v:shapetype w14:anchorId="47919A1C" id="_x0000_t202" coordsize="21600,21600" o:spt="202" path="m,l,21600r21600,l21600,xe">
+                <v:stroke joinstyle="miter"/>
+                <v:path gradientshapeok="t" o:connecttype="rect"/>
+              </v:shapetype>
+              <v:shape id="Text Box 2" o:spid="_x0000_s1026" type="#_x0000_t202" style="position:absolute;margin-left:-111.35pt;margin-top:-91.1pt;width:119.5pt;height:76.5pt;z-index:251659264;visibility:visible;mso-wrap-style:square;mso-width-percent:0;mso-height-percent:0;mso-wrap-distance-left:9pt;mso-wrap-distance-top:3.6pt;mso-wrap-distance-right:9pt;mso-wrap-distance-bottom:3.6pt;mso-position-horizontal:absolute;mso-position-horizontal-relative:text;mso-position-vertical:absolute;mso-position-vertical-relative:text;mso-width-percent:0;mso-height-percent:0;mso-width-relative:margin;mso-height-relative:margin;v-text-anchor:top" o:gfxdata="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" fillcolor="white [3201]" strokecolor="#4bacc6 [3208]" strokeweight="2pt">
+                <v:textbox>
+                  <w:txbxContent>
+                    <w:p>
+                      <w:r>
+                        <w:t>To do:</w:t>
+                      </w:r>
+                    </w:p>
+                    <w:p>
+                      <w:r>
+                        <w:t>1. reduce to 15 pages</w:t>
+                      </w:r>
+                    </w:p>
+                    <w:p>
+                      <w:r>
+                        <w:t>2. Section 4.2</w:t>
+                      </w:r>
+                    </w:p>
+                  </w:txbxContent>
+                </v:textbox>
+              </v:shape>
+            </w:pict>
+          </mc:Fallback>
+        </mc:AlternateContent>
+      </w:r>
+      <w:r>
+        <w:rPr>
           <w:rFonts w:ascii="Times New Roman" w:hAnsi="Times New Roman" w:cs="Times New Roman"/>
         </w:rPr>
         <w:t xml:space="preserve">Design and </w:t>
@@ -50,6 +174,12 @@
           <w:rFonts w:ascii="Times New Roman" w:hAnsi="Times New Roman" w:cs="Times New Roman"/>
         </w:rPr>
         <w:t xml:space="preserve">unable </w:t>
+      </w:r>
+      <w:r>
+        <w:rPr>
+          <w:rFonts w:ascii="Times New Roman" w:hAnsi="Times New Roman" w:cs="Times New Roman"/>
+        </w:rPr>
+        <w:t xml:space="preserve"> </w:t>
       </w:r>
       <w:r>
         <w:rPr>
@@ -248,43 +378,34 @@
       <w:r>
         <w:rPr>
           <w:rFonts w:ascii="Times New Roman" w:hAnsi="Times New Roman" w:cs="Times New Roman"/>
-          <w:highlight w:val="yellow"/>
         </w:rPr>
         <w:t>Nathan Hagen,</w:t>
-      </w:r>
-      <w:r>
-        <w:rPr>
-          <w:rFonts w:ascii="Times New Roman" w:hAnsi="Times New Roman" w:cs="Times New Roman"/>
-          <w:highlight w:val="yellow"/>
-          <w:vertAlign w:val="superscript"/>
-        </w:rPr>
-        <w:t>4</w:t>
-      </w:r>
-      <w:r>
-        <w:rPr>
-          <w:rFonts w:ascii="Times New Roman" w:hAnsi="Times New Roman" w:cs="Times New Roman"/>
-        </w:rPr>
-        <w:t xml:space="preserve"> </w:t>
-      </w:r>
-      <w:r>
-        <w:rPr>
-          <w:rFonts w:ascii="Times New Roman" w:hAnsi="Times New Roman" w:cs="Times New Roman"/>
-        </w:rPr>
-        <w:t xml:space="preserve">and </w:t>
-      </w:r>
-      <w:bookmarkStart w:id="0" w:name="_Hlk173847223"/>
-      <w:r>
-        <w:rPr>
-          <w:rFonts w:ascii="Times New Roman" w:hAnsi="Times New Roman" w:cs="Times New Roman"/>
-        </w:rPr>
-        <w:t>Prathan Buranasiri</w:t>
       </w:r>
       <w:r>
         <w:rPr>
           <w:rFonts w:ascii="Times New Roman" w:hAnsi="Times New Roman" w:cs="Times New Roman"/>
           <w:vertAlign w:val="superscript"/>
         </w:rPr>
-        <w:t>,</w:t>
+        <w:t>4</w:t>
+      </w:r>
+      <w:r>
+        <w:rPr>
+          <w:rFonts w:ascii="Times New Roman" w:hAnsi="Times New Roman" w:cs="Times New Roman"/>
+        </w:rPr>
+        <w:t xml:space="preserve"> </w:t>
+      </w:r>
+      <w:r>
+        <w:rPr>
+          <w:rFonts w:ascii="Times New Roman" w:hAnsi="Times New Roman" w:cs="Times New Roman"/>
+        </w:rPr>
+        <w:t xml:space="preserve">and </w:t>
+      </w:r>
+      <w:bookmarkStart w:id="0" w:name="_Hlk173847223"/>
+      <w:r>
+        <w:rPr>
+          <w:rFonts w:ascii="Times New Roman" w:hAnsi="Times New Roman" w:cs="Times New Roman"/>
+        </w:rPr>
+        <w:t>Prathan Buranasiri</w:t>
       </w:r>
       <w:r>
         <w:rPr>
@@ -370,12 +491,13 @@
         <w:pStyle w:val="04Email"/>
         <w:rPr>
           <w:rFonts w:cs="Times New Roman"/>
+          <w:color w:val="auto"/>
         </w:rPr>
       </w:pPr>
       <w:r>
         <w:rPr>
           <w:rFonts w:cs="Times New Roman"/>
-          <w:highlight w:val="yellow"/>
+          <w:color w:val="auto"/>
           <w:vertAlign w:val="superscript"/>
         </w:rPr>
         <w:t>4</w:t>
@@ -383,9 +505,9 @@
       <w:r>
         <w:rPr>
           <w:rFonts w:cs="Times New Roman"/>
-          <w:highlight w:val="yellow"/>
-        </w:rPr>
-        <w:t xml:space="preserve"> XXX</w:t>
+          <w:color w:val="auto"/>
+        </w:rPr>
+        <w:t xml:space="preserve"> Center of Optical Research and Education &amp; School of Engineering, Utsunomiya University, Utsunomiya, Japan.</w:t>
       </w:r>
     </w:p>
     <w:p>
@@ -411,9 +533,6 @@
     <w:p>
       <w:pPr>
         <w:pStyle w:val="09BodyFirstParagraph"/>
-        <w:rPr>
-          <w:rFonts w:cs="Times New Roman"/>
-        </w:rPr>
       </w:pPr>
       <w:r>
         <w:rPr>
@@ -432,13 +551,159 @@
         <w:rPr>
           <w:rStyle w:val="06AbstractBodyChar"/>
         </w:rPr>
-        <w:t xml:space="preserve">We propose a switchable optical filter design using antimony triselenide (Sb2Se3) to operate around 1064-nm wavelength. Sb2Se3 is a phase change material (PCM) which has low absorption in infrared (IR) spectrum, has high and stable refractive index contrast between the two phases from visible through IR spectrum, and a high phase switching optical endurance in an order of 106 cycles. We give the reasoning for selecting long-pass edge filter design and compares its performance to other planar thin-film designs. At 1064-nm, the selected 5-unit-cells edge-filter design has an transmittance of 93.6% in amorphous phase and 0.2% in crystalline phase, a 93.4% transmittance contrast with ~200 nm FWHM, and has minimal degradation after enduring over 1.5×10⁶ phase switching cycles. We also show the tunability of this design and increase the optical performance across 900-1200 nm range using a simple optimization. </w:t>
+        <w:t xml:space="preserve">We propose a </w:t>
       </w:r>
       <w:r>
         <w:rPr>
           <w:rStyle w:val="06AbstractBodyChar"/>
         </w:rPr>
-        <w:t>Introduction</w:t>
+        <w:t>switchable</w:t>
+      </w:r>
+      <w:r>
+        <w:rPr>
+          <w:rStyle w:val="06AbstractBodyChar"/>
+        </w:rPr>
+        <w:t xml:space="preserve"> optical filter design to </w:t>
+      </w:r>
+      <w:r>
+        <w:rPr>
+          <w:rStyle w:val="06AbstractBodyChar"/>
+        </w:rPr>
+        <w:t xml:space="preserve">be </w:t>
+      </w:r>
+      <w:r>
+        <w:rPr>
+          <w:rStyle w:val="06AbstractBodyChar"/>
+        </w:rPr>
+        <w:t>operated</w:t>
+      </w:r>
+      <w:r>
+        <w:rPr>
+          <w:rStyle w:val="06AbstractBodyChar"/>
+        </w:rPr>
+        <w:t xml:space="preserve"> around 1064-nm wavelength</w:t>
+      </w:r>
+      <w:r>
+        <w:rPr>
+          <w:rStyle w:val="06AbstractBodyChar"/>
+        </w:rPr>
+        <w:t xml:space="preserve">s </w:t>
+      </w:r>
+      <w:r>
+        <w:rPr>
+          <w:rStyle w:val="06AbstractBodyChar"/>
+        </w:rPr>
+        <w:t>using antimony triselenide (Sb2Se3)</w:t>
+      </w:r>
+      <w:r>
+        <w:rPr>
+          <w:rStyle w:val="06AbstractBodyChar"/>
+        </w:rPr>
+        <w:t xml:space="preserve">. Sb2Se3 is a phase change material (PCM) which has low absorption in infrared (IR) spectrum, high and stable refractive index contrast between the two phases from visible through IR spectrum, and a high optical endurance in an order of 106 cycles. We give the reasoning for selecting long-pass edge filter design and compares its performance to other </w:t>
+      </w:r>
+      <w:r>
+        <w:rPr>
+          <w:rStyle w:val="06AbstractBodyChar"/>
+        </w:rPr>
+        <w:t xml:space="preserve">common </w:t>
+      </w:r>
+      <w:r>
+        <w:rPr>
+          <w:rStyle w:val="06AbstractBodyChar"/>
+        </w:rPr>
+        <w:t xml:space="preserve">planar thin-film designs. At 1064-nm, the selected 5-unit-cells edge-filter design has 93.6% </w:t>
+      </w:r>
+      <w:r>
+        <w:rPr>
+          <w:rStyle w:val="06AbstractBodyChar"/>
+        </w:rPr>
+        <w:t xml:space="preserve">transmittance </w:t>
+      </w:r>
+      <w:r>
+        <w:rPr>
+          <w:rStyle w:val="06AbstractBodyChar"/>
+        </w:rPr>
+        <w:t xml:space="preserve">in amorphous phase and 0.2% in crystalline phase, a 93.4% transmittance contrast with ~200 nm FWHM, </w:t>
+      </w:r>
+      <w:r>
+        <w:rPr>
+          <w:rStyle w:val="06AbstractBodyChar"/>
+        </w:rPr>
+        <w:t>with</w:t>
+      </w:r>
+      <w:r>
+        <w:rPr>
+          <w:rStyle w:val="06AbstractBodyChar"/>
+        </w:rPr>
+        <w:t xml:space="preserve"> minimal</w:t>
+      </w:r>
+      <w:r>
+        <w:rPr>
+          <w:rStyle w:val="06AbstractBodyChar"/>
+        </w:rPr>
+        <w:t xml:space="preserve"> optical</w:t>
+      </w:r>
+      <w:r>
+        <w:rPr>
+          <w:rStyle w:val="06AbstractBodyChar"/>
+        </w:rPr>
+        <w:t xml:space="preserve"> degradation after enduring over 1.5×10⁶ phase switching cycles. We also show the tunability of this design </w:t>
+      </w:r>
+      <w:r>
+        <w:rPr>
+          <w:rStyle w:val="06AbstractBodyChar"/>
+        </w:rPr>
+        <w:t xml:space="preserve">by phase transition of </w:t>
+      </w:r>
+      <w:r>
+        <w:rPr>
+          <w:rStyle w:val="06AbstractBodyChar"/>
+        </w:rPr>
+        <w:t>each Sb</w:t>
+      </w:r>
+      <w:r>
+        <w:rPr>
+          <w:rStyle w:val="06AbstractBodyChar"/>
+          <w:vertAlign w:val="subscript"/>
+        </w:rPr>
+        <w:t>2</w:t>
+      </w:r>
+      <w:r>
+        <w:rPr>
+          <w:rStyle w:val="06AbstractBodyChar"/>
+        </w:rPr>
+        <w:t>Se</w:t>
+      </w:r>
+      <w:r>
+        <w:rPr>
+          <w:rStyle w:val="06AbstractBodyChar"/>
+          <w:vertAlign w:val="subscript"/>
+        </w:rPr>
+        <w:t>3</w:t>
+      </w:r>
+      <w:r>
+        <w:rPr>
+          <w:rStyle w:val="06AbstractBodyChar"/>
+        </w:rPr>
+        <w:t xml:space="preserve"> </w:t>
+      </w:r>
+      <w:r>
+        <w:rPr>
+          <w:rStyle w:val="06AbstractBodyChar"/>
+        </w:rPr>
+        <w:t>layer and</w:t>
+      </w:r>
+      <w:r>
+        <w:rPr>
+          <w:rStyle w:val="06AbstractBodyChar"/>
+        </w:rPr>
+        <w:t xml:space="preserve"> increase the optical performance across 900-1200 nm range </w:t>
+      </w:r>
+      <w:r>
+        <w:rPr>
+          <w:rStyle w:val="06AbstractBodyChar"/>
+        </w:rPr>
+        <w:t>by optimizing each layer thickness.</w:t>
       </w:r>
     </w:p>
     <w:p>
@@ -2077,7 +2342,31 @@
         <w:rPr>
           <w:rFonts w:cs="Times New Roman"/>
         </w:rPr>
-        <w:t>. Non-volatile PCM can be turned back to its pre-transitioned phase by increasing the temperature to melting temperature and then quenched at a speed faster than the molecules can organize into crystal structure.</w:t>
+        <w:t xml:space="preserve">. Non-volatile PCM can be turned back to its pre-transitioned phase by melting </w:t>
+      </w:r>
+      <w:r>
+        <w:rPr>
+          <w:rFonts w:cs="Times New Roman"/>
+        </w:rPr>
+        <w:t>it</w:t>
+      </w:r>
+      <w:r>
+        <w:rPr>
+          <w:rFonts w:cs="Times New Roman"/>
+        </w:rPr>
+        <w:t xml:space="preserve"> and then quenched at a speed faster than the molecules can organize into </w:t>
+      </w:r>
+      <w:r>
+        <w:rPr>
+          <w:rFonts w:cs="Times New Roman"/>
+        </w:rPr>
+        <w:t>an orderly</w:t>
+      </w:r>
+      <w:r>
+        <w:rPr>
+          <w:rFonts w:cs="Times New Roman"/>
+        </w:rPr>
+        <w:t xml:space="preserve"> structure.</w:t>
       </w:r>
       <w:r>
         <w:rPr>
@@ -2089,7 +2378,31 @@
         <w:rPr>
           <w:rFonts w:cs="Times New Roman"/>
         </w:rPr>
-        <w:t xml:space="preserve">xamples of </w:t>
+        <w:t xml:space="preserve">xamples of non-volatile </w:t>
+      </w:r>
+      <w:r>
+        <w:rPr>
+          <w:rFonts w:cs="Times New Roman"/>
+        </w:rPr>
+        <w:t>PCMs</w:t>
+      </w:r>
+      <w:r>
+        <w:rPr>
+          <w:rFonts w:cs="Times New Roman"/>
+        </w:rPr>
+        <w:t xml:space="preserve"> </w:t>
+      </w:r>
+      <w:r>
+        <w:rPr>
+          <w:rFonts w:cs="Times New Roman"/>
+        </w:rPr>
+        <w:t>are</w:t>
+      </w:r>
+      <w:r>
+        <w:rPr>
+          <w:rFonts w:cs="Times New Roman"/>
+        </w:rPr>
+        <w:t xml:space="preserve"> </w:t>
       </w:r>
       <w:r>
         <w:rPr>
@@ -2101,19 +2414,13 @@
         <w:rPr>
           <w:rFonts w:cs="Times New Roman"/>
         </w:rPr>
-        <w:t xml:space="preserve">glass </w:t>
-      </w:r>
-      <w:r>
-        <w:rPr>
-          <w:rFonts w:cs="Times New Roman"/>
-        </w:rPr>
-        <w:t xml:space="preserve">non-volatile phase change materials </w:t>
-      </w:r>
-      <w:r>
-        <w:rPr>
-          <w:rFonts w:cs="Times New Roman"/>
-        </w:rPr>
-        <w:t>are</w:t>
+        <w:t>glass</w:t>
+      </w:r>
+      <w:r>
+        <w:rPr>
+          <w:rFonts w:cs="Times New Roman"/>
+        </w:rPr>
+        <w:t>es called</w:t>
       </w:r>
       <w:r>
         <w:rPr>
@@ -2158,7 +2465,19 @@
         <w:rPr>
           <w:rFonts w:cs="Times New Roman"/>
         </w:rPr>
-        <w:t xml:space="preserve"> (GST) or Ge</w:t>
+        <w:t xml:space="preserve"> (GST) </w:t>
+      </w:r>
+      <w:r>
+        <w:rPr>
+          <w:rFonts w:cs="Times New Roman"/>
+        </w:rPr>
+        <w:t>and</w:t>
+      </w:r>
+      <w:r>
+        <w:rPr>
+          <w:rFonts w:cs="Times New Roman"/>
+        </w:rPr>
+        <w:t xml:space="preserve"> Ge</w:t>
       </w:r>
       <w:r>
         <w:rPr>
@@ -2197,7 +2516,19 @@
         <w:rPr>
           <w:rFonts w:cs="Times New Roman"/>
         </w:rPr>
-        <w:t xml:space="preserve">Te  (GSST), with GST being one of the earliest and most studied PCM </w:t>
+        <w:t>Te  (GSST)</w:t>
+      </w:r>
+      <w:r>
+        <w:rPr>
+          <w:rFonts w:cs="Times New Roman"/>
+        </w:rPr>
+        <w:t>. GST is one of the earliest and most studied PCM</w:t>
+      </w:r>
+      <w:r>
+        <w:rPr>
+          <w:rFonts w:cs="Times New Roman"/>
+        </w:rPr>
+        <w:t xml:space="preserve"> </w:t>
       </w:r>
       <w:r>
         <w:rPr>
@@ -2234,7 +2565,19 @@
         <w:rPr>
           <w:rFonts w:cs="Times New Roman"/>
         </w:rPr>
-        <w:t xml:space="preserve">. GST has large refractive index contrast between amorphous and crystalline phases, low </w:t>
+        <w:t>.</w:t>
+      </w:r>
+      <w:r>
+        <w:rPr>
+          <w:rFonts w:cs="Times New Roman"/>
+        </w:rPr>
+        <w:t xml:space="preserve"> It has large refractive index contrast between amorphous and </w:t>
+      </w:r>
+      <w:r>
+        <w:rPr>
+          <w:rFonts w:cs="Times New Roman"/>
+        </w:rPr>
+        <w:t xml:space="preserve">crystalline phases, low </w:t>
       </w:r>
       <w:r>
         <w:rPr>
@@ -2291,7 +2634,19 @@
         <w:rPr>
           <w:rFonts w:cs="Times New Roman"/>
         </w:rPr>
-        <w:t xml:space="preserve">~145 °C for cubical phase, and </w:t>
+        <w:t xml:space="preserve">~145 °C </w:t>
+      </w:r>
+      <w:r>
+        <w:rPr>
+          <w:rFonts w:cs="Times New Roman"/>
+        </w:rPr>
+        <w:t>to</w:t>
+      </w:r>
+      <w:r>
+        <w:rPr>
+          <w:rFonts w:cs="Times New Roman"/>
+        </w:rPr>
+        <w:t xml:space="preserve"> cubical phase, and </w:t>
       </w:r>
       <w:r>
         <w:rPr>
@@ -2314,7 +2669,19 @@
         <w:rPr>
           <w:rFonts w:cs="Times New Roman"/>
         </w:rPr>
-        <w:t xml:space="preserve"> ~200 °C for hexagonal phase </w:t>
+        <w:t xml:space="preserve"> ~200 °C </w:t>
+      </w:r>
+      <w:r>
+        <w:rPr>
+          <w:rFonts w:cs="Times New Roman"/>
+        </w:rPr>
+        <w:t>to</w:t>
+      </w:r>
+      <w:r>
+        <w:rPr>
+          <w:rFonts w:cs="Times New Roman"/>
+        </w:rPr>
+        <w:t xml:space="preserve"> hexagonal phase </w:t>
       </w:r>
       <w:r>
         <w:rPr>
@@ -2489,7 +2856,19 @@
         <w:rPr>
           <w:rFonts w:cs="Times New Roman"/>
         </w:rPr>
-        <w:t>. GST drawback is its large extinction coefficient in both visible and IR spectra which causes high loss from absorption. Meanwhile, GSST (Ge</w:t>
+        <w:t xml:space="preserve">. GST drawback is its large extinction coefficient in both visible and IR spectra which causes high </w:t>
+      </w:r>
+      <w:r>
+        <w:rPr>
+          <w:rFonts w:cs="Times New Roman"/>
+        </w:rPr>
+        <w:t xml:space="preserve">optical </w:t>
+      </w:r>
+      <w:r>
+        <w:rPr>
+          <w:rFonts w:cs="Times New Roman"/>
+        </w:rPr>
+        <w:t>loss from absorption. Meanwhile, GSST (Ge</w:t>
       </w:r>
       <w:r>
         <w:rPr>
@@ -2541,14 +2920,38 @@
         <w:rPr>
           <w:rFonts w:cs="Times New Roman"/>
         </w:rPr>
-        <w:t xml:space="preserve">) which is a derivative of GST that substitutes some part of tellurium with </w:t>
+        <w:t>)</w:t>
+      </w:r>
+      <w:r>
+        <w:rPr>
+          <w:rFonts w:cs="Times New Roman"/>
+        </w:rPr>
+        <w:t>,</w:t>
+      </w:r>
+      <w:r>
+        <w:rPr>
+          <w:rFonts w:cs="Times New Roman"/>
+        </w:rPr>
+        <w:t xml:space="preserve"> which is a derivative of GST that substitutes </w:t>
       </w:r>
       <w:r>
         <w:rPr>
           <w:rFonts w:cs="Times New Roman"/>
         </w:rPr>
         <w:lastRenderedPageBreak/>
-        <w:t xml:space="preserve">selenium also has large refractive index contrast but has a lower extinction coefficiency which helps increase the optical efficiency. But GSST has a higher </w:t>
+        <w:t>some part of tellurium with selenium</w:t>
+      </w:r>
+      <w:r>
+        <w:rPr>
+          <w:rFonts w:cs="Times New Roman"/>
+        </w:rPr>
+        <w:t>,</w:t>
+      </w:r>
+      <w:r>
+        <w:rPr>
+          <w:rFonts w:cs="Times New Roman"/>
+        </w:rPr>
+        <w:t xml:space="preserve"> also has large refractive index contrast but has a lower extinction coefficiency which helps increase the optical efficiency. But GSST has a higher </w:t>
       </w:r>
       <w:r>
         <w:rPr>
@@ -2608,7 +3011,31 @@
         <w:rPr>
           <w:rFonts w:cs="Times New Roman"/>
         </w:rPr>
-        <w:t>. An example of volatile PCM is vanadium dioxide (VO</w:t>
+        <w:t xml:space="preserve">. </w:t>
+      </w:r>
+      <w:r>
+        <w:rPr>
+          <w:rFonts w:cs="Times New Roman"/>
+        </w:rPr>
+        <w:t>An</w:t>
+      </w:r>
+      <w:r>
+        <w:rPr>
+          <w:rFonts w:cs="Times New Roman"/>
+        </w:rPr>
+        <w:t xml:space="preserve"> example of volatile PCM</w:t>
+      </w:r>
+      <w:r>
+        <w:rPr>
+          <w:rFonts w:cs="Times New Roman"/>
+        </w:rPr>
+        <w:t xml:space="preserve"> is</w:t>
+      </w:r>
+      <w:r>
+        <w:rPr>
+          <w:rFonts w:cs="Times New Roman"/>
+        </w:rPr>
+        <w:t xml:space="preserve"> vanadium dioxide (VO</w:t>
       </w:r>
       <w:r>
         <w:rPr>
@@ -2621,43 +3048,54 @@
         <w:rPr>
           <w:rFonts w:cs="Times New Roman"/>
         </w:rPr>
-        <w:t>). In the past 10 years, VO</w:t>
-      </w:r>
-      <w:r>
-        <w:rPr>
-          <w:rFonts w:cs="Times New Roman"/>
+        <w:t>)</w:t>
+      </w:r>
+      <w:r>
+        <w:rPr>
+          <w:rFonts w:cs="Times New Roman"/>
+        </w:rPr>
+        <w:t xml:space="preserve">, which in the past 10 years has gathered attention as a volatile PCM with </w:t>
+      </w:r>
+      <w:r>
+        <w:rPr>
+          <w:rFonts w:cs="Times New Roman"/>
+          <w:i/>
+          <w:iCs/>
+        </w:rPr>
+        <w:t>T</w:t>
+      </w:r>
+      <w:r>
+        <w:rPr>
+          <w:rFonts w:cs="Times New Roman"/>
+          <w:i/>
+          <w:iCs/>
           <w:vertAlign w:val="subscript"/>
         </w:rPr>
-        <w:t>2</w:t>
-      </w:r>
-      <w:r>
-        <w:rPr>
-          <w:rFonts w:cs="Times New Roman"/>
-        </w:rPr>
-        <w:t xml:space="preserve"> has gathered attention as a volatile PCM with </w:t>
-      </w:r>
-      <w:r>
-        <w:rPr>
-          <w:rFonts w:cs="Times New Roman"/>
-          <w:i/>
-          <w:iCs/>
-        </w:rPr>
-        <w:t>T</w:t>
-      </w:r>
-      <w:r>
-        <w:rPr>
-          <w:rFonts w:cs="Times New Roman"/>
-          <w:i/>
-          <w:iCs/>
-          <w:vertAlign w:val="subscript"/>
-        </w:rPr>
         <w:t>trans</w:t>
       </w:r>
       <w:r>
         <w:rPr>
           <w:rFonts w:cs="Times New Roman"/>
         </w:rPr>
-        <w:t xml:space="preserve"> closest to room temperature at 68 °C; it also has a relatively large refractive index contrast starting from near-IR (NIR), with small extinction coefficient (</w:t>
+        <w:t xml:space="preserve"> closest to room temperature at 68 °</w:t>
+      </w:r>
+      <w:r>
+        <w:rPr>
+          <w:rFonts w:cs="Times New Roman"/>
+        </w:rPr>
+        <w:t>.</w:t>
+      </w:r>
+      <w:r>
+        <w:rPr>
+          <w:rFonts w:cs="Times New Roman"/>
+        </w:rPr>
+        <w:t xml:space="preserve"> I</w:t>
+      </w:r>
+      <w:r>
+        <w:rPr>
+          <w:rFonts w:cs="Times New Roman"/>
+        </w:rPr>
+        <w:t>t also has a relatively large refractive index contrast starting from near-IR (NIR), with small extinction coefficient (</w:t>
       </w:r>
       <w:r>
         <w:rPr>
@@ -2767,14 +3205,66 @@
       <w:r>
         <w:rPr>
           <w:rFonts w:cs="Times New Roman"/>
-          <w:highlight w:val="yellow"/>
-        </w:rPr>
-        <w:t>only one review paper related to photonic applications of Sb</w:t>
-      </w:r>
-      <w:r>
-        <w:rPr>
-          <w:rFonts w:cs="Times New Roman"/>
-          <w:highlight w:val="yellow"/>
+        </w:rPr>
+        <w:t>t</w:t>
+      </w:r>
+      <w:r>
+        <w:rPr>
+          <w:rFonts w:cs="Times New Roman"/>
+        </w:rPr>
+        <w:t xml:space="preserve">he initial research is </w:t>
+      </w:r>
+      <w:r>
+        <w:rPr>
+          <w:rFonts w:cs="Times New Roman"/>
+        </w:rPr>
+        <w:t>in</w:t>
+      </w:r>
+      <w:r>
+        <w:rPr>
+          <w:rFonts w:cs="Times New Roman"/>
+        </w:rPr>
+        <w:t xml:space="preserve"> solar-energy applications</w:t>
+      </w:r>
+      <w:r>
+        <w:rPr>
+          <w:rFonts w:cs="Times New Roman"/>
+        </w:rPr>
+        <w:t>.</w:t>
+      </w:r>
+      <w:r>
+        <w:rPr>
+          <w:rFonts w:cs="Times New Roman"/>
+        </w:rPr>
+        <w:t xml:space="preserve"> </w:t>
+      </w:r>
+      <w:r>
+        <w:rPr>
+          <w:rFonts w:cs="Times New Roman"/>
+        </w:rPr>
+        <w:t>B</w:t>
+      </w:r>
+      <w:r>
+        <w:rPr>
+          <w:rFonts w:cs="Times New Roman"/>
+        </w:rPr>
+        <w:t>ut</w:t>
+      </w:r>
+      <w:r>
+        <w:rPr>
+          <w:rFonts w:cs="Times New Roman"/>
+        </w:rPr>
+        <w:t xml:space="preserve"> recently,</w:t>
+      </w:r>
+      <w:r>
+        <w:rPr>
+          <w:rFonts w:cs="Times New Roman"/>
+        </w:rPr>
+        <w:t xml:space="preserve"> Sb</w:t>
+      </w:r>
+      <w:r>
+        <w:rPr>
+          <w:rFonts w:cs="Times New Roman"/>
           <w:vertAlign w:val="subscript"/>
         </w:rPr>
         <w:t>2</w:t>
@@ -2782,14 +3272,12 @@
       <w:r>
         <w:rPr>
           <w:rFonts w:cs="Times New Roman"/>
-          <w:highlight w:val="yellow"/>
         </w:rPr>
         <w:t>Se</w:t>
       </w:r>
       <w:r>
         <w:rPr>
           <w:rFonts w:cs="Times New Roman"/>
-          <w:highlight w:val="yellow"/>
           <w:vertAlign w:val="subscript"/>
         </w:rPr>
         <w:t>3</w:t>
@@ -2797,117 +3285,20 @@
       <w:r>
         <w:rPr>
           <w:rFonts w:cs="Times New Roman"/>
-          <w:highlight w:val="yellow"/>
-        </w:rPr>
-        <w:t xml:space="preserve"> existed</w:t>
-      </w:r>
-      <w:r>
-        <w:rPr>
-          <w:rFonts w:cs="Times New Roman"/>
-        </w:rPr>
-        <w:t xml:space="preserve"> </w:t>
-      </w:r>
-      <w:r>
-        <w:rPr>
-          <w:rFonts w:cs="Times New Roman"/>
-        </w:rPr>
-        <w:fldChar w:fldCharType="begin"/>
-      </w:r>
-      <w:r>
-        <w:rPr>
-          <w:rFonts w:cs="Times New Roman"/>
-        </w:rPr>
-        <w:instrText xml:space="preserve"> ADDIN EN.CITE &lt;EndNote&gt;&lt;Cite&gt;&lt;Author&gt;Chen&lt;/Author&gt;&lt;Year&gt;2024&lt;/Year&gt;&lt;RecNum&gt;54&lt;/RecNum&gt;&lt;DisplayText&gt;[22]&lt;/DisplayText&gt;&lt;record&gt;&lt;rec-number&gt;54&lt;/rec-number&gt;&lt;foreign-keys&gt;&lt;key app="EN" db-id="v920pft06rp9dbex2ap500x99x5rrtswxzss" timestamp="1768052660" guid="91547ba4-338b-4531-8ff3-2a8d6ee4d5f7"&gt;54&lt;/key&gt;&lt;/foreign-keys&gt;&lt;ref-type name="Journal Article"&gt;17&lt;/ref-type&gt;&lt;contributors&gt;&lt;authors&gt;&lt;author&gt;Chen, Xiaojun&lt;/author&gt;&lt;author&gt;Lin, Jiao&lt;/author&gt;&lt;author&gt;Wang, Ke&lt;/author&gt;&lt;/authors&gt;&lt;/contributors&gt;&lt;titles&gt;&lt;title&gt;A Review of Integrated Photonic Devices Using Sb2Se3&lt;/title&gt;&lt;secondary-title&gt;Advanced Physics Research&lt;/secondary-title&gt;&lt;/titles&gt;&lt;periodical&gt;&lt;full-title&gt;Advanced Physics Research&lt;/full-title&gt;&lt;/periodical&gt;&lt;pages&gt;2400080&lt;/pages&gt;&lt;volume&gt;4&lt;/volume&gt;&lt;number&gt;1&lt;/number&gt;&lt;dates&gt;&lt;year&gt;2024&lt;/year&gt;&lt;/dates&gt;&lt;isbn&gt;2751-1200&amp;#xD;2751-1200&lt;/isbn&gt;&lt;urls&gt;&lt;related-urls&gt;&lt;url&gt;https://advanced.onlinelibrary.wiley.com/doi/abs/10.1002/apxr.202400080&lt;/url&gt;&lt;/related-urls&gt;&lt;/urls&gt;&lt;electronic-resource-num&gt;10.1002/apxr.202400080&lt;/electronic-resource-num&gt;&lt;/record&gt;&lt;/Cite&gt;&lt;/EndNote&gt;</w:instrText>
-      </w:r>
-      <w:r>
-        <w:rPr>
-          <w:rFonts w:cs="Times New Roman"/>
-        </w:rPr>
-        <w:fldChar w:fldCharType="separate"/>
-      </w:r>
-      <w:r>
-        <w:rPr>
-          <w:rFonts w:cs="Times New Roman"/>
-          <w:noProof/>
-        </w:rPr>
-        <w:t>[22]</w:t>
-      </w:r>
-      <w:r>
-        <w:rPr>
-          <w:rFonts w:cs="Times New Roman"/>
-        </w:rPr>
-        <w:fldChar w:fldCharType="end"/>
-      </w:r>
-      <w:r>
-        <w:rPr>
-          <w:rFonts w:cs="Times New Roman"/>
-        </w:rPr>
-        <w:t xml:space="preserve">. </w:t>
-      </w:r>
-      <w:r>
-        <w:rPr>
-          <w:rFonts w:cs="Times New Roman"/>
-          <w:highlight w:val="cyan"/>
-        </w:rPr>
-        <w:t>(recheck claims whether it’s still true).</w:t>
-      </w:r>
-      <w:r>
-        <w:rPr>
-          <w:rFonts w:cs="Times New Roman"/>
-        </w:rPr>
-        <w:t xml:space="preserve"> The initial research on Sb</w:t>
-      </w:r>
-      <w:r>
-        <w:rPr>
-          <w:rFonts w:cs="Times New Roman"/>
-          <w:vertAlign w:val="subscript"/>
-        </w:rPr>
-        <w:t>2</w:t>
-      </w:r>
-      <w:r>
-        <w:rPr>
-          <w:rFonts w:cs="Times New Roman"/>
-        </w:rPr>
-        <w:t>Se</w:t>
-      </w:r>
-      <w:r>
-        <w:rPr>
-          <w:rFonts w:cs="Times New Roman"/>
-          <w:vertAlign w:val="subscript"/>
-        </w:rPr>
-        <w:t>3</w:t>
-      </w:r>
-      <w:r>
-        <w:rPr>
-          <w:rFonts w:cs="Times New Roman"/>
-        </w:rPr>
-        <w:t xml:space="preserve"> is in solar-energy applications, but Sb</w:t>
-      </w:r>
-      <w:r>
-        <w:rPr>
-          <w:rFonts w:cs="Times New Roman"/>
-          <w:vertAlign w:val="subscript"/>
-        </w:rPr>
-        <w:t>2</w:t>
-      </w:r>
-      <w:r>
-        <w:rPr>
-          <w:rFonts w:cs="Times New Roman"/>
-        </w:rPr>
-        <w:t>Se</w:t>
-      </w:r>
-      <w:r>
-        <w:rPr>
-          <w:rFonts w:cs="Times New Roman"/>
-          <w:vertAlign w:val="subscript"/>
-        </w:rPr>
-        <w:t>3</w:t>
-      </w:r>
-      <w:r>
-        <w:rPr>
-          <w:rFonts w:cs="Times New Roman"/>
-        </w:rPr>
-        <w:t xml:space="preserve"> has recently gathered interest as a non-volatile PCM for photonic applications because of its near-zero extinction coefficient in the near-IR and IR spectra, its extinction coefficients are also lower than GST in the visible spectrum for both amorphous and crystalline phases, it has a high and stable refractive index contrast from visible to infrared spectra, and the transition temperature of Sb</w:t>
+        </w:rPr>
+        <w:t xml:space="preserve"> has gathered interest as a non-volatile PCM for photonic applications because of its near-zero </w:t>
+      </w:r>
+      <w:r>
+        <w:rPr>
+          <w:rFonts w:cs="Times New Roman"/>
+        </w:rPr>
+        <w:t>absorption</w:t>
+      </w:r>
+      <w:r>
+        <w:rPr>
+          <w:rFonts w:cs="Times New Roman"/>
+        </w:rPr>
+        <w:t xml:space="preserve"> in the near-IR and IR spectra, high and stable refractive index contrast from visible to infrared spectra, and the transition temperature of Sb</w:t>
       </w:r>
       <w:r>
         <w:rPr>
@@ -3076,7 +3467,19 @@
         <w:rPr>
           <w:rFonts w:cs="Times New Roman"/>
         </w:rPr>
-        <w:t>. Sb</w:t>
+        <w:t xml:space="preserve">. </w:t>
+      </w:r>
+      <w:r>
+        <w:rPr>
+          <w:rFonts w:cs="Times New Roman"/>
+        </w:rPr>
+        <w:t xml:space="preserve">Aside from these, </w:t>
+      </w:r>
+      <w:r>
+        <w:rPr>
+          <w:rFonts w:cs="Times New Roman"/>
+        </w:rPr>
+        <w:t>Sb</w:t>
       </w:r>
       <w:r>
         <w:rPr>
@@ -3102,7 +3505,31 @@
         <w:rPr>
           <w:rFonts w:cs="Times New Roman"/>
         </w:rPr>
-        <w:t xml:space="preserve"> has a fast switching speed in a microsecond range </w:t>
+        <w:t xml:space="preserve"> </w:t>
+      </w:r>
+      <w:r>
+        <w:rPr>
+          <w:rFonts w:cs="Times New Roman"/>
+        </w:rPr>
+        <w:t xml:space="preserve">also </w:t>
+      </w:r>
+      <w:r>
+        <w:rPr>
+          <w:rFonts w:cs="Times New Roman"/>
+        </w:rPr>
+        <w:t xml:space="preserve">has a fast </w:t>
+      </w:r>
+      <w:r>
+        <w:rPr>
+          <w:rFonts w:cs="Times New Roman"/>
+        </w:rPr>
+        <w:t>phase-</w:t>
+      </w:r>
+      <w:r>
+        <w:rPr>
+          <w:rFonts w:cs="Times New Roman"/>
+        </w:rPr>
+        <w:t xml:space="preserve">switching speed in a microsecond range </w:t>
       </w:r>
       <w:r>
         <w:rPr>
@@ -3289,7 +3716,13 @@
         <w:rPr>
           <w:rFonts w:cs="Times New Roman"/>
         </w:rPr>
-        <w:t>. Its phase-switching endurance is also high, with experimental demonstrations showing that it can reach as high as 10</w:t>
+        <w:t>, and i</w:t>
+      </w:r>
+      <w:r>
+        <w:rPr>
+          <w:rFonts w:cs="Times New Roman"/>
+        </w:rPr>
+        <w:t>ts phase-switching endurance is also high, with experimental demonstrations showing that it can reach as high as 10</w:t>
       </w:r>
       <w:r>
         <w:rPr>
@@ -3315,7 +3748,7 @@
         <w:rPr>
           <w:rFonts w:cs="Times New Roman"/>
         </w:rPr>
-        <w:t xml:space="preserve"> cycles with an optimized laser schemes for phase transition </w:t>
+        <w:t xml:space="preserve"> cycles </w:t>
       </w:r>
       <w:r>
         <w:rPr>
@@ -3492,7 +3925,19 @@
         <w:rPr>
           <w:rFonts w:cs="Times New Roman"/>
         </w:rPr>
-        <w:t xml:space="preserve"> an attractive material for low-loss, reconfigurable optical switch or optical circuit that are used in optical waveguide </w:t>
+        <w:t xml:space="preserve"> an attractive material for low-loss, reconfigurable optical switch or optical circuit that </w:t>
+      </w:r>
+      <w:r>
+        <w:rPr>
+          <w:rFonts w:cs="Times New Roman"/>
+        </w:rPr>
+        <w:t>can be</w:t>
+      </w:r>
+      <w:r>
+        <w:rPr>
+          <w:rFonts w:cs="Times New Roman"/>
+        </w:rPr>
+        <w:t xml:space="preserve"> used in optical waveguide </w:t>
       </w:r>
       <w:r>
         <w:rPr>
@@ -4427,14 +4872,19 @@
         <w:rPr>
           <w:rFonts w:cs="Times New Roman"/>
         </w:rPr>
-        <w:t xml:space="preserve">) is an orthorhombic chalcogenide non-volatile phase change material (PCM) characterized by quasi-one-dimensional ribbons. While its amorphous state consists of a disordered network of distorted motifs, crystallization restores long-range order </w:t>
-      </w:r>
-      <w:r>
-        <w:rPr>
-          <w:rFonts w:cs="Times New Roman"/>
-        </w:rPr>
-        <w:lastRenderedPageBreak/>
-        <w:t xml:space="preserve">along the ribbon direction. This thermally driven transition can be triggered by nanosecond to microsecond optical or electrical pulses </w:t>
+        <w:t xml:space="preserve">) is an orthorhombic chalcogenide non-volatile phase change material (PCM) characterized by quasi-one-dimensional ribbons. While its amorphous </w:t>
+      </w:r>
+      <w:r>
+        <w:rPr>
+          <w:rFonts w:cs="Times New Roman"/>
+        </w:rPr>
+        <w:t>phase</w:t>
+      </w:r>
+      <w:r>
+        <w:rPr>
+          <w:rFonts w:cs="Times New Roman"/>
+        </w:rPr>
+        <w:t xml:space="preserve"> consists of a disordered network of distorted motifs, crystallization restores long-range order along the ribbon direction. This thermally driven transition can be triggered by nanosecond to microsecond optical or electrical pulses </w:t>
       </w:r>
       <w:r>
         <w:rPr>
@@ -4577,7 +5027,13 @@
         <w:rPr>
           <w:rFonts w:cs="Times New Roman"/>
         </w:rPr>
-        <w:t>. This reversible process supports high endurance, with optical switching reaching 10</w:t>
+        <w:t xml:space="preserve">, the process is reversible and have high endurance, </w:t>
+      </w:r>
+      <w:r>
+        <w:rPr>
+          <w:rFonts w:cs="Times New Roman"/>
+        </w:rPr>
+        <w:t>with optical switching reaching 10</w:t>
       </w:r>
       <w:r>
         <w:rPr>
@@ -4603,7 +5059,192 @@
         <w:rPr>
           <w:rFonts w:cs="Times New Roman"/>
         </w:rPr>
-        <w:t xml:space="preserve">cycles. As an optical device, the material enables repeatable toggling between high and low transmission modes, provided the local heating stays below the melting or ablation threshold </w:t>
+        <w:t>cycles</w:t>
+      </w:r>
+      <w:r>
+        <w:rPr>
+          <w:rFonts w:cs="Times New Roman"/>
+        </w:rPr>
+        <w:t xml:space="preserve"> </w:t>
+      </w:r>
+      <w:r>
+        <w:rPr>
+          <w:rFonts w:cs="Times New Roman"/>
+        </w:rPr>
+        <w:fldChar w:fldCharType="begin">
+          <w:fldData xml:space="preserve">PEVuZE5vdGU+PENpdGU+PEF1dGhvcj5BbGFtPC9BdXRob3I+PFllYXI+MjAyNDwvWWVhcj48UmVj
+TnVtPjgwPC9SZWNOdW0+PERpc3BsYXlUZXh0PlsyMywgMjRdPC9EaXNwbGF5VGV4dD48cmVjb3Jk
+PjxyZWMtbnVtYmVyPjgwPC9yZWMtbnVtYmVyPjxmb3JlaWduLWtleXM+PGtleSBhcHA9IkVOIiBk
+Yi1pZD0idjkyMHBmdDA2cnA5ZGJleDJhcDUwMHg5OXg1cnJ0c3d4enNzIiB0aW1lc3RhbXA9IjE3
+NzM4MzAwMjkiPjgwPC9rZXk+PC9mb3JlaWduLWtleXM+PHJlZi10eXBlIG5hbWU9IkpvdXJuYWwg
+QXJ0aWNsZSI+MTc8L3JlZi10eXBlPjxjb250cmlidXRvcnM+PGF1dGhvcnM+PGF1dGhvcj5BbGFt
+LCBNZCBTaGFoPC9hdXRob3I+PGF1dGhvcj5MYWluZywgUnlhbjwvYXV0aG9yPjxhdXRob3I+Qm9s
+YXRiZWssIFpoYW5pYmVrPC9hdXRob3I+PGF1dGhvcj5IZWVua2VuZGEsIFJlbW9uYTwvYXV0aG9y
+PjxhdXRob3I+R25hd2FsaSwgUnVkcmE8L2F1dGhvcj48YXV0aG9yPlBheW5lLCBUYW1hcmEgRS48
+L2F1dGhvcj48YXV0aG9yPlNhcmFuZ2FuLCBBbmRyZXc8L2F1dGhvcj48YXV0aG9yPkhlbmRyaWNr
+c29uLCBKb3NodWEgUi48L2F1dGhvcj48YXV0aG9yPkFnaGEsIEltYWQ8L2F1dGhvcj48L2F1dGhv
+cnM+PC9jb250cmlidXRvcnM+PHRpdGxlcz48dGl0bGU+RmFzdCBDeWNsaW5nIFNwZWVkIHdpdGgg
+TXVsdGltaWxsaW9uIEN5Y2xpbmcgRW5kdXJhbmNlIG9mIFVsdHJhLUxvdyBMb3NzIFBoYXNlIENo
+YW5nZSBNYXRlcmlhbCAoU2IyU2UzKSBieSBFbmdpbmVlcmVkIExhc2VyIFB1bHNlIElycmFkaWF0
+aW9uPC90aXRsZT48c2Vjb25kYXJ5LXRpdGxlPkFkdmFuY2VkIEZ1bmN0aW9uYWwgTWF0ZXJpYWxz
+PC9zZWNvbmRhcnktdGl0bGU+PC90aXRsZXM+PHBlcmlvZGljYWw+PGZ1bGwtdGl0bGU+QWR2YW5j
+ZWQgRnVuY3Rpb25hbCBNYXRlcmlhbHM8L2Z1bGwtdGl0bGU+PC9wZXJpb2RpY2FsPjxwYWdlcz4y
+MzEwMzA2PC9wYWdlcz48dm9sdW1lPjM0PC92b2x1bWU+PG51bWJlcj4xNDwvbnVtYmVyPjxkYXRl
+cz48eWVhcj4yMDI0PC95ZWFyPjwvZGF0ZXM+PGlzYm4+MTYxNi0zMDFYPC9pc2JuPjx1cmxzPjxy
+ZWxhdGVkLXVybHM+PHVybD5odHRwczovL2FkdmFuY2VkLm9ubGluZWxpYnJhcnkud2lsZXkuY29t
+L2RvaS9hYnMvMTAuMTAwMi9hZGZtLjIwMjMxMDMwNjwvdXJsPjwvcmVsYXRlZC11cmxzPjwvdXJs
+cz48ZWxlY3Ryb25pYy1yZXNvdXJjZS1udW0+aHR0cHM6Ly9kb2kub3JnLzEwLjEwMDIvYWRmbS4y
+MDIzMTAzMDY8L2VsZWN0cm9uaWMtcmVzb3VyY2UtbnVtPjwvcmVjb3JkPjwvQ2l0ZT48Q2l0ZT48
+QXV0aG9yPkxhd3NvbjwvQXV0aG9yPjxZZWFyPjIwMjM8L1llYXI+PFJlY051bT42MDwvUmVjTnVt
+PjxyZWNvcmQ+PHJlYy1udW1iZXI+NjA8L3JlYy1udW1iZXI+PGZvcmVpZ24ta2V5cz48a2V5IGFw
+cD0iRU4iIGRiLWlkPSJ2OTIwcGZ0MDZycDlkYmV4MmFwNTAweDk5eDVycnRzd3h6c3MiIHRpbWVz
+dGFtcD0iMTc2ODA1MjkxMSIgZ3VpZD0iYzg5NTA2MDYtNGZkZC00MTFjLTk4ODItNDkyMzQxYWEw
+NWYzIj42MDwva2V5PjwvZm9yZWlnbi1rZXlzPjxyZWYtdHlwZSBuYW1lPSJKb3VybmFsIEFydGlj
+bGUiPjE3PC9yZWYtdHlwZT48Y29udHJpYnV0b3JzPjxhdXRob3JzPjxhdXRob3I+TGF3c29uLCBE
+YW5pZWw8L2F1dGhvcj48YXV0aG9yPkJsdW5kZWxsLCBTb3BoaWU8L2F1dGhvcj48YXV0aG9yPkVi
+ZXJ0LCBNYXJ0aW48L2F1dGhvcj48YXV0aG9yPk11c2tlbnMsIE90dG8gTC48L2F1dGhvcj48YXV0
+aG9yPlplaW1wZWtpcywgSW9hbm5pczwvYXV0aG9yPjwvYXV0aG9ycz48L2NvbnRyaWJ1dG9ycz48
+dGl0bGVzPjx0aXRsZT5PcHRpY2FsIHN3aXRjaGluZyBiZXlvbmQgYSBtaWxsaW9uIGN5Y2xlcyBv
+ZiBsb3ctbG9zcyBwaGFzZSBjaGFuZ2UgbWF0ZXJpYWwgU2IyU2UzPC90aXRsZT48c2Vjb25kYXJ5
+LXRpdGxlPk9wdGljYWwgTWF0ZXJpYWxzIEV4cHJlc3M8L3NlY29uZGFyeS10aXRsZT48L3RpdGxl
+cz48cGVyaW9kaWNhbD48ZnVsbC10aXRsZT5PcHRpY2FsIE1hdGVyaWFscyBFeHByZXNzPC9mdWxs
+LXRpdGxlPjxhYmJyLTE+T3B0LiBNYXRlci4gRXhwcmVzczwvYWJici0xPjwvcGVyaW9kaWNhbD48
+dm9sdW1lPjE0PC92b2x1bWU+PG51bWJlcj4xPC9udW1iZXI+PHNlY3Rpb24+MjI8L3NlY3Rpb24+
+PGRhdGVzPjx5ZWFyPjIwMjM8L3llYXI+PC9kYXRlcz48aXNibj4yMTU5LTM5MzA8L2lzYm4+PHVy
+bHM+PC91cmxzPjxlbGVjdHJvbmljLXJlc291cmNlLW51bT4xMC4xMzY0L29tZS41MDk0MzQ8L2Vs
+ZWN0cm9uaWMtcmVzb3VyY2UtbnVtPjwvcmVjb3JkPjwvQ2l0ZT48L0VuZE5vdGU+
+</w:fldData>
+        </w:fldChar>
+      </w:r>
+      <w:r>
+        <w:rPr>
+          <w:rFonts w:cs="Times New Roman"/>
+        </w:rPr>
+        <w:instrText xml:space="preserve"> ADDIN EN.CITE </w:instrText>
+      </w:r>
+      <w:r>
+        <w:rPr>
+          <w:rFonts w:cs="Times New Roman"/>
+        </w:rPr>
+        <w:fldChar w:fldCharType="begin">
+          <w:fldData xml:space="preserve">PEVuZE5vdGU+PENpdGU+PEF1dGhvcj5BbGFtPC9BdXRob3I+PFllYXI+MjAyNDwvWWVhcj48UmVj
+TnVtPjgwPC9SZWNOdW0+PERpc3BsYXlUZXh0PlsyMywgMjRdPC9EaXNwbGF5VGV4dD48cmVjb3Jk
+PjxyZWMtbnVtYmVyPjgwPC9yZWMtbnVtYmVyPjxmb3JlaWduLWtleXM+PGtleSBhcHA9IkVOIiBk
+Yi1pZD0idjkyMHBmdDA2cnA5ZGJleDJhcDUwMHg5OXg1cnJ0c3d4enNzIiB0aW1lc3RhbXA9IjE3
+NzM4MzAwMjkiPjgwPC9rZXk+PC9mb3JlaWduLWtleXM+PHJlZi10eXBlIG5hbWU9IkpvdXJuYWwg
+QXJ0aWNsZSI+MTc8L3JlZi10eXBlPjxjb250cmlidXRvcnM+PGF1dGhvcnM+PGF1dGhvcj5BbGFt
+LCBNZCBTaGFoPC9hdXRob3I+PGF1dGhvcj5MYWluZywgUnlhbjwvYXV0aG9yPjxhdXRob3I+Qm9s
+YXRiZWssIFpoYW5pYmVrPC9hdXRob3I+PGF1dGhvcj5IZWVua2VuZGEsIFJlbW9uYTwvYXV0aG9y
+PjxhdXRob3I+R25hd2FsaSwgUnVkcmE8L2F1dGhvcj48YXV0aG9yPlBheW5lLCBUYW1hcmEgRS48
+L2F1dGhvcj48YXV0aG9yPlNhcmFuZ2FuLCBBbmRyZXc8L2F1dGhvcj48YXV0aG9yPkhlbmRyaWNr
+c29uLCBKb3NodWEgUi48L2F1dGhvcj48YXV0aG9yPkFnaGEsIEltYWQ8L2F1dGhvcj48L2F1dGhv
+cnM+PC9jb250cmlidXRvcnM+PHRpdGxlcz48dGl0bGU+RmFzdCBDeWNsaW5nIFNwZWVkIHdpdGgg
+TXVsdGltaWxsaW9uIEN5Y2xpbmcgRW5kdXJhbmNlIG9mIFVsdHJhLUxvdyBMb3NzIFBoYXNlIENo
+YW5nZSBNYXRlcmlhbCAoU2IyU2UzKSBieSBFbmdpbmVlcmVkIExhc2VyIFB1bHNlIElycmFkaWF0
+aW9uPC90aXRsZT48c2Vjb25kYXJ5LXRpdGxlPkFkdmFuY2VkIEZ1bmN0aW9uYWwgTWF0ZXJpYWxz
+PC9zZWNvbmRhcnktdGl0bGU+PC90aXRsZXM+PHBlcmlvZGljYWw+PGZ1bGwtdGl0bGU+QWR2YW5j
+ZWQgRnVuY3Rpb25hbCBNYXRlcmlhbHM8L2Z1bGwtdGl0bGU+PC9wZXJpb2RpY2FsPjxwYWdlcz4y
+MzEwMzA2PC9wYWdlcz48dm9sdW1lPjM0PC92b2x1bWU+PG51bWJlcj4xNDwvbnVtYmVyPjxkYXRl
+cz48eWVhcj4yMDI0PC95ZWFyPjwvZGF0ZXM+PGlzYm4+MTYxNi0zMDFYPC9pc2JuPjx1cmxzPjxy
+ZWxhdGVkLXVybHM+PHVybD5odHRwczovL2FkdmFuY2VkLm9ubGluZWxpYnJhcnkud2lsZXkuY29t
+L2RvaS9hYnMvMTAuMTAwMi9hZGZtLjIwMjMxMDMwNjwvdXJsPjwvcmVsYXRlZC11cmxzPjwvdXJs
+cz48ZWxlY3Ryb25pYy1yZXNvdXJjZS1udW0+aHR0cHM6Ly9kb2kub3JnLzEwLjEwMDIvYWRmbS4y
+MDIzMTAzMDY8L2VsZWN0cm9uaWMtcmVzb3VyY2UtbnVtPjwvcmVjb3JkPjwvQ2l0ZT48Q2l0ZT48
+QXV0aG9yPkxhd3NvbjwvQXV0aG9yPjxZZWFyPjIwMjM8L1llYXI+PFJlY051bT42MDwvUmVjTnVt
+PjxyZWNvcmQ+PHJlYy1udW1iZXI+NjA8L3JlYy1udW1iZXI+PGZvcmVpZ24ta2V5cz48a2V5IGFw
+cD0iRU4iIGRiLWlkPSJ2OTIwcGZ0MDZycDlkYmV4MmFwNTAweDk5eDVycnRzd3h6c3MiIHRpbWVz
+dGFtcD0iMTc2ODA1MjkxMSIgZ3VpZD0iYzg5NTA2MDYtNGZkZC00MTFjLTk4ODItNDkyMzQxYWEw
+NWYzIj42MDwva2V5PjwvZm9yZWlnbi1rZXlzPjxyZWYtdHlwZSBuYW1lPSJKb3VybmFsIEFydGlj
+bGUiPjE3PC9yZWYtdHlwZT48Y29udHJpYnV0b3JzPjxhdXRob3JzPjxhdXRob3I+TGF3c29uLCBE
+YW5pZWw8L2F1dGhvcj48YXV0aG9yPkJsdW5kZWxsLCBTb3BoaWU8L2F1dGhvcj48YXV0aG9yPkVi
+ZXJ0LCBNYXJ0aW48L2F1dGhvcj48YXV0aG9yPk11c2tlbnMsIE90dG8gTC48L2F1dGhvcj48YXV0
+aG9yPlplaW1wZWtpcywgSW9hbm5pczwvYXV0aG9yPjwvYXV0aG9ycz48L2NvbnRyaWJ1dG9ycz48
+dGl0bGVzPjx0aXRsZT5PcHRpY2FsIHN3aXRjaGluZyBiZXlvbmQgYSBtaWxsaW9uIGN5Y2xlcyBv
+ZiBsb3ctbG9zcyBwaGFzZSBjaGFuZ2UgbWF0ZXJpYWwgU2IyU2UzPC90aXRsZT48c2Vjb25kYXJ5
+LXRpdGxlPk9wdGljYWwgTWF0ZXJpYWxzIEV4cHJlc3M8L3NlY29uZGFyeS10aXRsZT48L3RpdGxl
+cz48cGVyaW9kaWNhbD48ZnVsbC10aXRsZT5PcHRpY2FsIE1hdGVyaWFscyBFeHByZXNzPC9mdWxs
+LXRpdGxlPjxhYmJyLTE+T3B0LiBNYXRlci4gRXhwcmVzczwvYWJici0xPjwvcGVyaW9kaWNhbD48
+dm9sdW1lPjE0PC92b2x1bWU+PG51bWJlcj4xPC9udW1iZXI+PHNlY3Rpb24+MjI8L3NlY3Rpb24+
+PGRhdGVzPjx5ZWFyPjIwMjM8L3llYXI+PC9kYXRlcz48aXNibj4yMTU5LTM5MzA8L2lzYm4+PHVy
+bHM+PC91cmxzPjxlbGVjdHJvbmljLXJlc291cmNlLW51bT4xMC4xMzY0L29tZS41MDk0MzQ8L2Vs
+ZWN0cm9uaWMtcmVzb3VyY2UtbnVtPjwvcmVjb3JkPjwvQ2l0ZT48L0VuZE5vdGU+
+</w:fldData>
+        </w:fldChar>
+      </w:r>
+      <w:r>
+        <w:rPr>
+          <w:rFonts w:cs="Times New Roman"/>
+        </w:rPr>
+        <w:instrText xml:space="preserve"> ADDIN EN.CITE.DATA </w:instrText>
+      </w:r>
+      <w:r>
+        <w:rPr>
+          <w:rFonts w:cs="Times New Roman"/>
+        </w:rPr>
+      </w:r>
+      <w:r>
+        <w:rPr>
+          <w:rFonts w:cs="Times New Roman"/>
+        </w:rPr>
+        <w:fldChar w:fldCharType="end"/>
+      </w:r>
+      <w:r>
+        <w:rPr>
+          <w:rFonts w:cs="Times New Roman"/>
+        </w:rPr>
+        <w:fldChar w:fldCharType="separate"/>
+      </w:r>
+      <w:r>
+        <w:rPr>
+          <w:rFonts w:cs="Times New Roman"/>
+          <w:noProof/>
+        </w:rPr>
+        <w:t>[23, 24]</w:t>
+      </w:r>
+      <w:r>
+        <w:rPr>
+          <w:rFonts w:cs="Times New Roman"/>
+        </w:rPr>
+        <w:fldChar w:fldCharType="end"/>
+      </w:r>
+      <w:r>
+        <w:rPr>
+          <w:rFonts w:cs="Times New Roman"/>
+        </w:rPr>
+        <w:t xml:space="preserve">. As an optical device, </w:t>
+      </w:r>
+      <w:r>
+        <w:rPr>
+          <w:rFonts w:cs="Times New Roman"/>
+        </w:rPr>
+        <w:lastRenderedPageBreak/>
+        <w:t>Sb</w:t>
+      </w:r>
+      <w:r>
+        <w:rPr>
+          <w:rFonts w:cs="Times New Roman"/>
+          <w:vertAlign w:val="subscript"/>
+        </w:rPr>
+        <w:t>2</w:t>
+      </w:r>
+      <w:r>
+        <w:rPr>
+          <w:rFonts w:cs="Times New Roman"/>
+        </w:rPr>
+        <w:t>Se</w:t>
+      </w:r>
+      <w:r>
+        <w:rPr>
+          <w:rFonts w:cs="Times New Roman"/>
+          <w:vertAlign w:val="subscript"/>
+        </w:rPr>
+        <w:t>3</w:t>
+      </w:r>
+      <w:r>
+        <w:rPr>
+          <w:rFonts w:cs="Times New Roman"/>
+        </w:rPr>
+        <w:t xml:space="preserve"> enables repeatable toggling between high and low transmission modes, provided the local heating stays below the melting or ablation threshold </w:t>
       </w:r>
       <w:r>
         <w:rPr>
@@ -5178,7 +5819,62 @@
         <w:rPr>
           <w:rFonts w:cs="Times New Roman"/>
         </w:rPr>
-        <w:t xml:space="preserve"> over the spectral range of interest. But in this work, a linear interpolation is used since all the dataset used have the measurement interval of less than 4 nm. The complex refractive index at 1064 nm are: </w:t>
+        <w:t xml:space="preserve"> over the spectral range of interest. But in this work, a linear interpolation is used since all the dataset used have the measurement interval of less than 4 nm. Figure 1 shows their </w:t>
+      </w:r>
+      <w:r>
+        <w:rPr>
+          <w:rFonts w:cs="Times New Roman"/>
+        </w:rPr>
+        <w:t>complex refractive indices</w:t>
+      </w:r>
+      <w:r>
+        <w:rPr>
+          <w:rFonts w:cs="Times New Roman"/>
+        </w:rPr>
+        <w:t xml:space="preserve"> from 300 to 1700 nm using dataset from </w:t>
+      </w:r>
+      <w:r>
+        <w:rPr>
+          <w:rFonts w:cs="Times New Roman"/>
+        </w:rPr>
+        <w:fldChar w:fldCharType="begin"/>
+      </w:r>
+      <w:r>
+        <w:rPr>
+          <w:rFonts w:cs="Times New Roman"/>
+        </w:rPr>
+        <w:instrText xml:space="preserve"> ADDIN EN.CITE &lt;EndNote&gt;&lt;Cite AuthorYear="1"&gt;&lt;Author&gt;Delaney&lt;/Author&gt;&lt;Year&gt;2020&lt;/Year&gt;&lt;RecNum&gt;64&lt;/RecNum&gt;&lt;DisplayText&gt;Delaney, et al. [19]&lt;/DisplayText&gt;&lt;record&gt;&lt;rec-number&gt;64&lt;/rec-number&gt;&lt;foreign-keys&gt;&lt;key app="EN" db-id="v920pft06rp9dbex2ap500x99x5rrtswxzss" timestamp="1768054090" guid="b15b5550-40d7-4ad2-8182-cf6f486a4f50"&gt;64&lt;/key&gt;&lt;/foreign-keys&gt;&lt;ref-type name="Journal Article"&gt;17&lt;/ref-type&gt;&lt;contributors&gt;&lt;authors&gt;&lt;author&gt;Delaney, Matthew&lt;/author&gt;&lt;author&gt;Zeimpekis, Ioannis&lt;/author&gt;&lt;author&gt;Lawson, Daniel&lt;/author&gt;&lt;author&gt;Hewak, Daniel W.&lt;/author&gt;&lt;author&gt;Muskens, Otto L.&lt;/author&gt;&lt;/authors&gt;&lt;/contributors&gt;&lt;titles&gt;&lt;title&gt;A New Family of Ultralow Loss Reversible Phase‐Change Materials for Photonic Integrated Circuits: Sb2S3 and Sb2Se3&lt;/title&gt;&lt;secondary-title&gt;Advanced Functional Materials&lt;/secondary-title&gt;&lt;/titles&gt;&lt;periodical&gt;&lt;full-title&gt;Advanced Functional Materials&lt;/full-title&gt;&lt;/periodical&gt;&lt;volume&gt;30&lt;/volume&gt;&lt;number&gt;36&lt;/number&gt;&lt;dates&gt;&lt;year&gt;2020&lt;/year&gt;&lt;/dates&gt;&lt;isbn&gt;1616-301X&amp;#xD;1616-3028&lt;/isbn&gt;&lt;urls&gt;&lt;/urls&gt;&lt;electronic-resource-num&gt;10.1002/adfm.202002447&lt;/electronic-resource-num&gt;&lt;/record&gt;&lt;/Cite&gt;&lt;/EndNote&gt;</w:instrText>
+      </w:r>
+      <w:r>
+        <w:rPr>
+          <w:rFonts w:cs="Times New Roman"/>
+        </w:rPr>
+        <w:fldChar w:fldCharType="separate"/>
+      </w:r>
+      <w:r>
+        <w:rPr>
+          <w:rFonts w:cs="Times New Roman"/>
+          <w:noProof/>
+        </w:rPr>
+        <w:t>Delaney, et al. [19]</w:t>
+      </w:r>
+      <w:r>
+        <w:rPr>
+          <w:rFonts w:cs="Times New Roman"/>
+        </w:rPr>
+        <w:fldChar w:fldCharType="end"/>
+      </w:r>
+      <w:r>
+        <w:rPr>
+          <w:rFonts w:cs="Times New Roman"/>
+        </w:rPr>
+        <w:t>, its</w:t>
+      </w:r>
+      <w:r>
+        <w:rPr>
+          <w:rFonts w:cs="Times New Roman"/>
+        </w:rPr>
+        <w:t xml:space="preserve"> complex refractive index at 1064 nm are: </w:t>
       </w:r>
       <w:r>
         <w:rPr>
@@ -5240,56 +5936,25 @@
         <w:rPr>
           <w:rFonts w:cs="Times New Roman"/>
         </w:rPr>
-        <w:t xml:space="preserve">4.308 + 0.010i. Figure 1 shows their </w:t>
-      </w:r>
-      <w:r>
-        <w:rPr>
-          <w:rFonts w:cs="Times New Roman"/>
-        </w:rPr>
-        <w:t>complex refractive indices</w:t>
-      </w:r>
-      <w:r>
-        <w:rPr>
-          <w:rFonts w:cs="Times New Roman"/>
-        </w:rPr>
-        <w:t xml:space="preserve"> from 300 to 1700 nm using dataset from </w:t>
-      </w:r>
-      <w:r>
-        <w:rPr>
-          <w:rFonts w:cs="Times New Roman"/>
-        </w:rPr>
-        <w:fldChar w:fldCharType="begin"/>
-      </w:r>
-      <w:r>
-        <w:rPr>
-          <w:rFonts w:cs="Times New Roman"/>
-        </w:rPr>
-        <w:instrText xml:space="preserve"> ADDIN EN.CITE &lt;EndNote&gt;&lt;Cite AuthorYear="1"&gt;&lt;Author&gt;Delaney&lt;/Author&gt;&lt;Year&gt;2020&lt;/Year&gt;&lt;RecNum&gt;64&lt;/RecNum&gt;&lt;DisplayText&gt;Delaney, et al. [19]&lt;/DisplayText&gt;&lt;record&gt;&lt;rec-number&gt;64&lt;/rec-number&gt;&lt;foreign-keys&gt;&lt;key app="EN" db-id="v920pft06rp9dbex2ap500x99x5rrtswxzss" timestamp="1768054090" guid="b15b5550-40d7-4ad2-8182-cf6f486a4f50"&gt;64&lt;/key&gt;&lt;/foreign-keys&gt;&lt;ref-type name="Journal Article"&gt;17&lt;/ref-type&gt;&lt;contributors&gt;&lt;authors&gt;&lt;author&gt;Delaney, Matthew&lt;/author&gt;&lt;author&gt;Zeimpekis, Ioannis&lt;/author&gt;&lt;author&gt;Lawson, Daniel&lt;/author&gt;&lt;author&gt;Hewak, Daniel W.&lt;/author&gt;&lt;author&gt;Muskens, Otto L.&lt;/author&gt;&lt;/authors&gt;&lt;/contributors&gt;&lt;titles&gt;&lt;title&gt;A New Family of Ultralow Loss Reversible Phase‐Change Materials for Photonic Integrated Circuits: Sb2S3 and Sb2Se3&lt;/title&gt;&lt;secondary-title&gt;Advanced Functional Materials&lt;/secondary-title&gt;&lt;/titles&gt;&lt;periodical&gt;&lt;full-title&gt;Advanced Functional Materials&lt;/full-title&gt;&lt;/periodical&gt;&lt;volume&gt;30&lt;/volume&gt;&lt;number&gt;36&lt;/number&gt;&lt;dates&gt;&lt;year&gt;2020&lt;/year&gt;&lt;/dates&gt;&lt;isbn&gt;1616-301X&amp;#xD;1616-3028&lt;/isbn&gt;&lt;urls&gt;&lt;/urls&gt;&lt;electronic-resource-num&gt;10.1002/adfm.202002447&lt;/electronic-resource-num&gt;&lt;/record&gt;&lt;/Cite&gt;&lt;/EndNote&gt;</w:instrText>
-      </w:r>
-      <w:r>
-        <w:rPr>
-          <w:rFonts w:cs="Times New Roman"/>
-        </w:rPr>
-        <w:fldChar w:fldCharType="separate"/>
-      </w:r>
-      <w:r>
-        <w:rPr>
-          <w:rFonts w:cs="Times New Roman"/>
-          <w:noProof/>
-        </w:rPr>
-        <w:t>Delaney, et al. [19]</w:t>
-      </w:r>
-      <w:r>
-        <w:rPr>
-          <w:rFonts w:cs="Times New Roman"/>
-        </w:rPr>
-        <w:fldChar w:fldCharType="end"/>
-      </w:r>
-      <w:r>
-        <w:rPr>
-          <w:rFonts w:cs="Times New Roman"/>
-        </w:rPr>
-        <w:t>. Blue lines represent real refractive index (</w:t>
+        <w:t>4.308 + 0.010i.</w:t>
+      </w:r>
+      <w:r>
+        <w:rPr>
+          <w:rFonts w:cs="Times New Roman"/>
+        </w:rPr>
+        <w:t xml:space="preserve"> </w:t>
+      </w:r>
+      <w:r>
+        <w:rPr>
+          <w:rFonts w:cs="Times New Roman"/>
+        </w:rPr>
+        <w:t>The b</w:t>
+      </w:r>
+      <w:r>
+        <w:rPr>
+          <w:rFonts w:cs="Times New Roman"/>
+        </w:rPr>
+        <w:t>lue lines represent real refractive index (</w:t>
       </w:r>
       <w:r>
         <w:rPr>
@@ -5408,7 +6073,19 @@
         <w:rPr>
           <w:rFonts w:cs="Times New Roman"/>
         </w:rPr>
-        <w:t xml:space="preserve">raphs are plotted from experimental data from </w:t>
+        <w:t xml:space="preserve">raphs are plotted from experimental data </w:t>
+      </w:r>
+      <w:r>
+        <w:rPr>
+          <w:rFonts w:cs="Times New Roman"/>
+        </w:rPr>
+        <w:t>of</w:t>
+      </w:r>
+      <w:r>
+        <w:rPr>
+          <w:rFonts w:cs="Times New Roman"/>
+        </w:rPr>
+        <w:t xml:space="preserve"> </w:t>
       </w:r>
       <w:r>
         <w:rPr>
@@ -5561,14 +6238,7 @@
         <w:rPr>
           <w:rFonts w:cs="Times New Roman"/>
         </w:rPr>
-        <w:t xml:space="preserve"> starting from NIR wavelengths enable a </w:t>
-      </w:r>
-      <w:r>
-        <w:rPr>
-          <w:rFonts w:cs="Times New Roman"/>
-        </w:rPr>
-        <w:lastRenderedPageBreak/>
-        <w:t xml:space="preserve">device to operate in two modes with little to no optical loss, stable </w:t>
+        <w:t xml:space="preserve"> starting from NIR wavelengths enable a device to operate in two modes with little to no optical loss, stable </w:t>
       </w:r>
       <w:r>
         <w:rPr>
@@ -5596,6 +6266,7 @@
         <w:rPr>
           <w:rFonts w:ascii="Times New Roman" w:hAnsi="Times New Roman" w:cs="Times New Roman"/>
         </w:rPr>
+        <w:lastRenderedPageBreak/>
         <w:t>2.2 Single-layer antireflection design</w:t>
       </w:r>
     </w:p>
@@ -8243,7 +8914,6 @@
           <w:rFonts w:cs="Times New Roman"/>
           <w:vertAlign w:val="subscript"/>
         </w:rPr>
-        <w:lastRenderedPageBreak/>
         <w:tab/>
       </w:r>
       <m:oMath>
@@ -8859,6 +9529,7 @@
           <w:rFonts w:cs="Times New Roman"/>
           <w:vertAlign w:val="subscript"/>
         </w:rPr>
+        <w:lastRenderedPageBreak/>
         <w:tab/>
       </w:r>
       <m:oMath>
@@ -10245,7 +10916,6 @@
         <w:rPr>
           <w:rFonts w:cs="Times New Roman"/>
         </w:rPr>
-        <w:lastRenderedPageBreak/>
         <w:t xml:space="preserve">A two-layer </w:t>
       </w:r>
       <w:r>
@@ -10298,6 +10968,7 @@
         <w:rPr>
           <w:rFonts w:cs="Times New Roman"/>
         </w:rPr>
+        <w:lastRenderedPageBreak/>
         <w:tab/>
       </w:r>
       <m:oMath>
@@ -14925,14 +15596,7 @@
         <w:rPr>
           <w:rFonts w:cs="Times New Roman"/>
         </w:rPr>
-        <w:t xml:space="preserve"> </w:t>
-      </w:r>
-      <w:r>
-        <w:rPr>
-          <w:rFonts w:cs="Times New Roman"/>
-        </w:rPr>
-        <w:lastRenderedPageBreak/>
-        <w:t xml:space="preserve">(i.e., 1400 nm and longer) is lower than that of a single </w:t>
+        <w:t xml:space="preserve"> (i.e., 1400 nm and longer) is lower than that of a single </w:t>
       </w:r>
       <w:r>
         <w:rPr>
@@ -15255,7 +15919,14 @@
         <w:rPr>
           <w:rFonts w:cs="Times New Roman"/>
         </w:rPr>
-        <w:t xml:space="preserve"> so that the ideal top layer calculated from Eq. 16 have </w:t>
+        <w:t xml:space="preserve"> so </w:t>
+      </w:r>
+      <w:r>
+        <w:rPr>
+          <w:rFonts w:cs="Times New Roman"/>
+        </w:rPr>
+        <w:lastRenderedPageBreak/>
+        <w:t xml:space="preserve">that the ideal top layer calculated from Eq. 16 have </w:t>
       </w:r>
       <w:r>
         <w:rPr>
@@ -19212,6 +19883,11 @@
         <w:rPr>
           <w:rFonts w:cs="Times New Roman"/>
         </w:rPr>
+      </w:r>
+      <w:r>
+        <w:rPr>
+          <w:rFonts w:cs="Times New Roman"/>
+        </w:rPr>
         <w:fldChar w:fldCharType="separate"/>
       </w:r>
       <w:r>
@@ -19642,6 +20318,11 @@
           <w:rFonts w:cs="Times New Roman"/>
         </w:rPr>
         <w:fldChar w:fldCharType="end"/>
+      </w:r>
+      <w:r>
+        <w:rPr>
+          <w:rFonts w:cs="Times New Roman"/>
+        </w:rPr>
       </w:r>
       <w:r>
         <w:rPr>
@@ -19910,6 +20591,11 @@
         <w:rPr>
           <w:rFonts w:cs="Times New Roman"/>
         </w:rPr>
+      </w:r>
+      <w:r>
+        <w:rPr>
+          <w:rFonts w:cs="Times New Roman"/>
+        </w:rPr>
         <w:fldChar w:fldCharType="separate"/>
       </w:r>
       <w:r>
@@ -20043,7 +20729,19 @@
         <w:rPr>
           <w:rFonts w:cs="Times New Roman"/>
         </w:rPr>
-        <w:t xml:space="preserve">egradation is defined as the reduction in transmittance contrast after </w:t>
+        <w:t xml:space="preserve">egradation is defined as the </w:t>
+      </w:r>
+      <w:r>
+        <w:rPr>
+          <w:rFonts w:cs="Times New Roman"/>
+        </w:rPr>
+        <w:t>change</w:t>
+      </w:r>
+      <w:r>
+        <w:rPr>
+          <w:rFonts w:cs="Times New Roman"/>
+        </w:rPr>
+        <w:t xml:space="preserve"> in transmittance contrast after </w:t>
       </w:r>
       <w:r>
         <w:rPr>
@@ -20057,7 +20755,7 @@
         <w:rPr>
           <w:rFonts w:cs="Times New Roman"/>
         </w:rPr>
-        <w:t xml:space="preserve"> cycles, as in:</w:t>
+        <w:t xml:space="preserve"> cycles:</w:t>
       </w:r>
     </w:p>
     <w:p>
@@ -20381,6 +21079,34 @@
           <w:rFonts w:cs="Times New Roman"/>
         </w:rPr>
         <w:t>)</w:t>
+      </w:r>
+      <w:r>
+        <w:rPr>
+          <w:rFonts w:cs="Times New Roman"/>
+        </w:rPr>
+        <w:t xml:space="preserve">. A negative </w:t>
+      </w:r>
+      <w:r>
+        <w:rPr>
+          <w:rFonts w:cs="Times New Roman"/>
+          <w:i/>
+          <w:iCs/>
+        </w:rPr>
+        <w:t>D</w:t>
+      </w:r>
+      <w:r>
+        <w:rPr>
+          <w:rFonts w:cs="Times New Roman"/>
+          <w:i/>
+          <w:iCs/>
+        </w:rPr>
+        <w:t xml:space="preserve"> </w:t>
+      </w:r>
+      <w:r>
+        <w:rPr>
+          <w:rFonts w:cs="Times New Roman"/>
+        </w:rPr>
+        <w:t>indicates a decrease in contrast.</w:t>
       </w:r>
     </w:p>
     <w:p>
@@ -24170,12 +24896,14 @@
               <w:rPr>
                 <w:rFonts w:cs="Times New Roman"/>
                 <w:szCs w:val="16"/>
+                <w:highlight w:val="yellow"/>
               </w:rPr>
             </w:pPr>
             <w:r>
               <w:rPr>
                 <w:rFonts w:cs="Times New Roman"/>
                 <w:szCs w:val="16"/>
+                <w:highlight w:val="yellow"/>
               </w:rPr>
               <w:t>0.9</w:t>
             </w:r>
@@ -24503,12 +25231,14 @@
               <w:rPr>
                 <w:rFonts w:cs="Times New Roman"/>
                 <w:szCs w:val="16"/>
+                <w:highlight w:val="yellow"/>
               </w:rPr>
             </w:pPr>
             <w:r>
               <w:rPr>
                 <w:rFonts w:cs="Times New Roman"/>
                 <w:szCs w:val="16"/>
+                <w:highlight w:val="yellow"/>
               </w:rPr>
               <w:t>0.2</w:t>
             </w:r>
@@ -26363,391 +27093,732 @@
           <w:rFonts w:cs="Times New Roman"/>
           <w:i w:val="0"/>
           <w:iCs w:val="0"/>
-          <w:highlight w:val="yellow"/>
         </w:rPr>
       </w:pPr>
       <w:r>
         <w:rPr>
           <w:rStyle w:val="Emphasis"/>
           <w:rFonts w:cs="Times New Roman"/>
+          <w:i w:val="0"/>
+          <w:iCs w:val="0"/>
+        </w:rPr>
+        <w:t>Endur</w:t>
+      </w:r>
+      <w:r>
+        <w:rPr>
+          <w:rStyle w:val="Emphasis"/>
+          <w:rFonts w:cs="Times New Roman"/>
+          <w:i w:val="0"/>
+          <w:iCs w:val="0"/>
+        </w:rPr>
+        <w:t xml:space="preserve">ance testing </w:t>
+      </w:r>
+      <w:r>
+        <w:rPr>
+          <w:rStyle w:val="Emphasis"/>
+          <w:rFonts w:cs="Times New Roman"/>
+          <w:i w:val="0"/>
+          <w:iCs w:val="0"/>
+        </w:rPr>
+        <w:t>of the single-layer HWOT-thick Sb</w:t>
+      </w:r>
+      <w:r>
+        <w:rPr>
+          <w:rStyle w:val="Emphasis"/>
+          <w:rFonts w:cs="Times New Roman"/>
+          <w:i w:val="0"/>
+          <w:iCs w:val="0"/>
+          <w:vertAlign w:val="subscript"/>
+        </w:rPr>
+        <w:t>2</w:t>
+      </w:r>
+      <w:r>
+        <w:rPr>
+          <w:rStyle w:val="Emphasis"/>
+          <w:rFonts w:cs="Times New Roman"/>
+          <w:i w:val="0"/>
+          <w:iCs w:val="0"/>
+        </w:rPr>
+        <w:t>Se</w:t>
+      </w:r>
+      <w:r>
+        <w:rPr>
+          <w:rStyle w:val="Emphasis"/>
+          <w:rFonts w:cs="Times New Roman"/>
+          <w:i w:val="0"/>
+          <w:iCs w:val="0"/>
+          <w:vertAlign w:val="subscript"/>
+        </w:rPr>
+        <w:t>3</w:t>
+      </w:r>
+      <w:r>
+        <w:rPr>
+          <w:rStyle w:val="Emphasis"/>
+          <w:rFonts w:cs="Times New Roman"/>
+          <w:i w:val="0"/>
+          <w:iCs w:val="0"/>
+        </w:rPr>
+        <w:t xml:space="preserve"> design, 4-unit-cells </w:t>
+      </w:r>
+      <w:r>
+        <w:rPr>
+          <w:rStyle w:val="Emphasis"/>
+          <w:rFonts w:cs="Times New Roman"/>
+          <w:i w:val="0"/>
+          <w:iCs w:val="0"/>
+        </w:rPr>
+        <w:t xml:space="preserve">design </w:t>
+      </w:r>
+      <w:r>
+        <w:rPr>
+          <w:rStyle w:val="Emphasis"/>
+          <w:rFonts w:cs="Times New Roman"/>
+          <w:i w:val="0"/>
+          <w:iCs w:val="0"/>
+        </w:rPr>
+        <w:t xml:space="preserve">and 5-unit-cells designs at 1064 nm demonstrated that all three resonant optical filters remain operational after </w:t>
+      </w:r>
+      <w:r>
+        <w:rPr>
+          <w:rStyle w:val="Emphasis"/>
+          <w:rFonts w:cs="Times New Roman"/>
+          <w:i w:val="0"/>
+          <w:iCs w:val="0"/>
+        </w:rPr>
+        <w:t>1.5</w:t>
+      </w:r>
+      <w:r>
+        <w:rPr>
+          <w:rStyle w:val="Emphasis"/>
+          <w:rFonts w:cs="Times New Roman"/>
+          <w:i w:val="0"/>
+          <w:iCs w:val="0"/>
+        </w:rPr>
+        <w:t>×10⁶</w:t>
+      </w:r>
+      <w:r>
+        <w:rPr>
+          <w:rStyle w:val="Emphasis"/>
+          <w:rFonts w:cs="Times New Roman"/>
+          <w:i w:val="0"/>
+          <w:iCs w:val="0"/>
+        </w:rPr>
+        <w:t xml:space="preserve"> phase switching cycles, with design-dependent degradation of their transmission metrics. For the single-layer device, the amorphous phase transmittance</w:t>
+      </w:r>
+      <w:r>
+        <w:rPr>
+          <w:rStyle w:val="Emphasis"/>
+          <w:rFonts w:cs="Times New Roman"/>
+          <w:i w:val="0"/>
+          <w:iCs w:val="0"/>
+        </w:rPr>
+        <w:t xml:space="preserve"> (ON mode)</w:t>
+      </w:r>
+      <w:r>
+        <w:rPr>
+          <w:rStyle w:val="Emphasis"/>
+          <w:rFonts w:cs="Times New Roman"/>
+          <w:i w:val="0"/>
+          <w:iCs w:val="0"/>
+        </w:rPr>
+        <w:t xml:space="preserve"> stays close to its initial high value while the crystalline phase transmittance</w:t>
+      </w:r>
+      <w:r>
+        <w:rPr>
+          <w:rStyle w:val="Emphasis"/>
+          <w:rFonts w:cs="Times New Roman"/>
+          <w:i w:val="0"/>
+          <w:iCs w:val="0"/>
+        </w:rPr>
+        <w:t xml:space="preserve"> (OFF mode)</w:t>
+      </w:r>
+      <w:r>
+        <w:rPr>
+          <w:rStyle w:val="Emphasis"/>
+          <w:rFonts w:cs="Times New Roman"/>
+          <w:i w:val="0"/>
+          <w:iCs w:val="0"/>
+        </w:rPr>
+        <w:t xml:space="preserve"> changes</w:t>
+      </w:r>
+      <w:r>
+        <w:rPr>
+          <w:rStyle w:val="Emphasis"/>
+          <w:rFonts w:cs="Times New Roman"/>
+          <w:i w:val="0"/>
+          <w:iCs w:val="0"/>
+        </w:rPr>
+        <w:t xml:space="preserve"> </w:t>
+      </w:r>
+      <w:r>
+        <w:rPr>
+          <w:rStyle w:val="Emphasis"/>
+          <w:rFonts w:cs="Times New Roman"/>
+          <w:i w:val="0"/>
+          <w:iCs w:val="0"/>
+        </w:rPr>
+        <w:t>modestly</w:t>
+      </w:r>
+      <w:r>
+        <w:rPr>
+          <w:rStyle w:val="Emphasis"/>
+          <w:rFonts w:cs="Times New Roman"/>
+          <w:i w:val="0"/>
+          <w:iCs w:val="0"/>
+        </w:rPr>
+        <w:t xml:space="preserve"> (Fig. 8a)</w:t>
+      </w:r>
+      <w:r>
+        <w:rPr>
+          <w:rStyle w:val="Emphasis"/>
+          <w:rFonts w:cs="Times New Roman"/>
+          <w:i w:val="0"/>
+          <w:iCs w:val="0"/>
+        </w:rPr>
+        <w:t>.</w:t>
+      </w:r>
+      <w:r>
+        <w:rPr>
+          <w:rStyle w:val="Emphasis"/>
+          <w:rFonts w:cs="Times New Roman"/>
+          <w:i w:val="0"/>
+          <w:iCs w:val="0"/>
+        </w:rPr>
+        <w:t xml:space="preserve"> Also, the corresponding percentage </w:t>
+      </w:r>
+      <w:r>
+        <w:rPr>
+          <w:rStyle w:val="Emphasis"/>
+          <w:rFonts w:cs="Times New Roman"/>
+          <w:i w:val="0"/>
+          <w:iCs w:val="0"/>
+        </w:rPr>
+        <w:t xml:space="preserve">transmittance </w:t>
+      </w:r>
+      <w:r>
+        <w:rPr>
+          <w:rStyle w:val="Emphasis"/>
+          <w:rFonts w:cs="Times New Roman"/>
+          <w:i w:val="0"/>
+          <w:iCs w:val="0"/>
+        </w:rPr>
+        <w:t>contrast degradation</w:t>
+      </w:r>
+      <w:r>
+        <w:rPr>
+          <w:rStyle w:val="Emphasis"/>
+          <w:rFonts w:cs="Times New Roman"/>
+          <w:i w:val="0"/>
+          <w:iCs w:val="0"/>
+        </w:rPr>
+        <w:t xml:space="preserve"> (Fig. 8d)</w:t>
+      </w:r>
+      <w:r>
+        <w:rPr>
+          <w:rStyle w:val="Emphasis"/>
+          <w:rFonts w:cs="Times New Roman"/>
+          <w:i w:val="0"/>
+          <w:iCs w:val="0"/>
+        </w:rPr>
+        <w:t xml:space="preserve"> and insertion loss</w:t>
+      </w:r>
+      <w:r>
+        <w:rPr>
+          <w:rStyle w:val="Emphasis"/>
+          <w:rFonts w:cs="Times New Roman"/>
+          <w:i w:val="0"/>
+          <w:iCs w:val="0"/>
+        </w:rPr>
+        <w:t xml:space="preserve"> (Fig. 8g)</w:t>
+      </w:r>
+      <w:r>
+        <w:rPr>
+          <w:rStyle w:val="Emphasis"/>
+          <w:rFonts w:cs="Times New Roman"/>
+          <w:i w:val="0"/>
+          <w:iCs w:val="0"/>
+        </w:rPr>
+        <w:t xml:space="preserve"> in amorphous phase increase slowly</w:t>
+      </w:r>
+      <w:r>
+        <w:rPr>
+          <w:rStyle w:val="Emphasis"/>
+          <w:rFonts w:cs="Times New Roman"/>
+          <w:i w:val="0"/>
+          <w:iCs w:val="0"/>
+        </w:rPr>
+        <w:t>.</w:t>
+      </w:r>
+      <w:r>
+        <w:rPr>
+          <w:rStyle w:val="Emphasis"/>
+          <w:rFonts w:cs="Times New Roman"/>
+          <w:i w:val="0"/>
+          <w:iCs w:val="0"/>
+        </w:rPr>
+        <w:t xml:space="preserve"> These confirm that the single-layer design </w:t>
+      </w:r>
+      <w:r>
+        <w:rPr>
+          <w:rStyle w:val="Emphasis"/>
+          <w:rFonts w:cs="Times New Roman"/>
+          <w:i w:val="0"/>
+          <w:iCs w:val="0"/>
+        </w:rPr>
+        <w:t xml:space="preserve">is robust against </w:t>
+      </w:r>
+      <w:r>
+        <w:rPr>
+          <w:rStyle w:val="Emphasis"/>
+          <w:rFonts w:cs="Times New Roman"/>
+          <w:i w:val="0"/>
+          <w:iCs w:val="0"/>
+        </w:rPr>
+        <w:t xml:space="preserve">repeated switching with only minor deterioration of </w:t>
+      </w:r>
+      <w:r>
+        <w:rPr>
+          <w:rStyle w:val="Emphasis"/>
+          <w:rFonts w:cs="Times New Roman"/>
+          <w:i w:val="0"/>
+          <w:iCs w:val="0"/>
+        </w:rPr>
+        <w:t xml:space="preserve">reducing </w:t>
+      </w:r>
+      <w:r>
+        <w:rPr>
+          <w:rStyle w:val="Emphasis"/>
+          <w:rFonts w:cs="Times New Roman"/>
+          <w:i w:val="0"/>
+          <w:iCs w:val="0"/>
+        </w:rPr>
+        <w:t>amorphous phase</w:t>
+      </w:r>
+      <w:r>
+        <w:rPr>
+          <w:rStyle w:val="Emphasis"/>
+          <w:rFonts w:cs="Times New Roman"/>
+          <w:i w:val="0"/>
+          <w:iCs w:val="0"/>
+        </w:rPr>
+        <w:t xml:space="preserve"> transmittance.</w:t>
+      </w:r>
+      <w:r>
+        <w:rPr>
+          <w:rStyle w:val="Emphasis"/>
+          <w:rFonts w:cs="Times New Roman"/>
+          <w:i w:val="0"/>
+          <w:iCs w:val="0"/>
+        </w:rPr>
+        <w:t xml:space="preserve"> </w:t>
+      </w:r>
+      <w:r>
+        <w:rPr>
+          <w:rStyle w:val="Emphasis"/>
+          <w:i w:val="0"/>
+          <w:iCs w:val="0"/>
+          <w:lang w:bidi="th-TH"/>
+        </w:rPr>
+        <w:t>In</w:t>
+      </w:r>
+      <w:r>
+        <w:rPr>
+          <w:rStyle w:val="Emphasis"/>
+          <w:i w:val="0"/>
+          <w:iCs w:val="0"/>
+          <w:lang w:bidi="th-TH"/>
+        </w:rPr>
+        <w:t xml:space="preserve"> the 4-unit-cells edge filter design, the amorphous </w:t>
+      </w:r>
+      <w:r>
+        <w:rPr>
+          <w:rStyle w:val="Emphasis"/>
+          <w:i w:val="0"/>
+          <w:iCs w:val="0"/>
+          <w:lang w:bidi="th-TH"/>
+        </w:rPr>
+        <w:t xml:space="preserve">phase </w:t>
+      </w:r>
+      <w:r>
+        <w:rPr>
+          <w:rStyle w:val="Emphasis"/>
+          <w:i w:val="0"/>
+          <w:iCs w:val="0"/>
+          <w:lang w:bidi="th-TH"/>
+        </w:rPr>
+        <w:t>transmittance also remains high but the crystalline transmittance exhibits</w:t>
+      </w:r>
+      <w:r>
+        <w:rPr>
+          <w:rStyle w:val="Emphasis"/>
+          <w:i w:val="0"/>
+          <w:iCs w:val="0"/>
+          <w:lang w:bidi="th-TH"/>
+        </w:rPr>
+        <w:t xml:space="preserve"> slight increase</w:t>
+      </w:r>
+      <w:r>
+        <w:rPr>
+          <w:rStyle w:val="Emphasis"/>
+          <w:i w:val="0"/>
+          <w:iCs w:val="0"/>
+          <w:lang w:bidi="th-TH"/>
+        </w:rPr>
+        <w:t xml:space="preserve"> (Fig. 8b)</w:t>
+      </w:r>
+      <w:r>
+        <w:rPr>
+          <w:rStyle w:val="Emphasis"/>
+          <w:i w:val="0"/>
+          <w:iCs w:val="0"/>
+          <w:lang w:bidi="th-TH"/>
+        </w:rPr>
+        <w:t xml:space="preserve">. </w:t>
+      </w:r>
+      <w:r>
+        <w:rPr>
+          <w:rStyle w:val="Emphasis"/>
+          <w:i w:val="0"/>
+          <w:iCs w:val="0"/>
+          <w:lang w:bidi="th-TH"/>
+        </w:rPr>
+        <w:t>Which</w:t>
+      </w:r>
+      <w:r>
+        <w:rPr>
+          <w:rStyle w:val="Emphasis"/>
+          <w:i w:val="0"/>
+          <w:iCs w:val="0"/>
+          <w:lang w:bidi="th-TH"/>
+        </w:rPr>
+        <w:t xml:space="preserve"> </w:t>
+      </w:r>
+      <w:r>
+        <w:rPr>
+          <w:rStyle w:val="Emphasis"/>
+          <w:i w:val="0"/>
+          <w:iCs w:val="0"/>
+          <w:lang w:bidi="th-TH"/>
+        </w:rPr>
+        <w:t xml:space="preserve">cause </w:t>
+      </w:r>
+      <w:r>
+        <w:rPr>
+          <w:rStyle w:val="Emphasis"/>
+          <w:i w:val="0"/>
+          <w:iCs w:val="0"/>
+          <w:lang w:bidi="th-TH"/>
+        </w:rPr>
+        <w:t>the contrast degradation</w:t>
+      </w:r>
+      <w:r>
+        <w:rPr>
+          <w:rStyle w:val="Emphasis"/>
+          <w:i w:val="0"/>
+          <w:iCs w:val="0"/>
+          <w:lang w:bidi="th-TH"/>
+        </w:rPr>
+        <w:t xml:space="preserve">, shown in Fig. 8e, </w:t>
+      </w:r>
+      <w:r>
+        <w:rPr>
+          <w:rStyle w:val="Emphasis"/>
+          <w:i w:val="0"/>
+          <w:iCs w:val="0"/>
+          <w:lang w:bidi="th-TH"/>
+        </w:rPr>
+        <w:t xml:space="preserve">to has a </w:t>
+      </w:r>
+      <w:r>
+        <w:rPr>
+          <w:rStyle w:val="Emphasis"/>
+          <w:i w:val="0"/>
+          <w:iCs w:val="0"/>
+          <w:lang w:bidi="th-TH"/>
+        </w:rPr>
+        <w:t xml:space="preserve">noticeably larger </w:t>
+      </w:r>
+      <w:r>
+        <w:rPr>
+          <w:rStyle w:val="Emphasis"/>
+          <w:i w:val="0"/>
+          <w:iCs w:val="0"/>
+          <w:lang w:bidi="th-TH"/>
+        </w:rPr>
+        <w:t xml:space="preserve">change </w:t>
+      </w:r>
+      <w:r>
+        <w:rPr>
+          <w:rStyle w:val="Emphasis"/>
+          <w:i w:val="0"/>
+          <w:iCs w:val="0"/>
+          <w:lang w:bidi="th-TH"/>
+        </w:rPr>
+        <w:t xml:space="preserve">than the single-layer design, </w:t>
+      </w:r>
+      <w:r>
+        <w:rPr>
+          <w:rStyle w:val="Emphasis"/>
+          <w:i w:val="0"/>
+          <w:iCs w:val="0"/>
+          <w:lang w:bidi="th-TH"/>
+        </w:rPr>
+        <w:t>which reflects the higher sensitivity of resonant edge to small changes in Sb</w:t>
+      </w:r>
+      <w:r>
+        <w:rPr>
+          <w:rStyle w:val="Emphasis"/>
+          <w:i w:val="0"/>
+          <w:iCs w:val="0"/>
+          <w:vertAlign w:val="subscript"/>
+          <w:lang w:bidi="th-TH"/>
+        </w:rPr>
+        <w:t>2</w:t>
+      </w:r>
+      <w:r>
+        <w:rPr>
+          <w:rStyle w:val="Emphasis"/>
+          <w:i w:val="0"/>
+          <w:iCs w:val="0"/>
+          <w:lang w:bidi="th-TH"/>
+        </w:rPr>
+        <w:t>Se</w:t>
+      </w:r>
+      <w:r>
+        <w:rPr>
+          <w:rStyle w:val="Emphasis"/>
+          <w:i w:val="0"/>
+          <w:iCs w:val="0"/>
+          <w:vertAlign w:val="subscript"/>
+          <w:lang w:bidi="th-TH"/>
+        </w:rPr>
+        <w:t>3</w:t>
+      </w:r>
+      <w:r>
+        <w:rPr>
+          <w:rStyle w:val="Emphasis"/>
+          <w:i w:val="0"/>
+          <w:iCs w:val="0"/>
+          <w:lang w:bidi="th-TH"/>
+        </w:rPr>
+        <w:t xml:space="preserve"> refractive index.</w:t>
+      </w:r>
+      <w:r>
+        <w:rPr>
+          <w:rStyle w:val="Emphasis"/>
+          <w:i w:val="0"/>
+          <w:iCs w:val="0"/>
+          <w:lang w:bidi="th-TH"/>
+        </w:rPr>
+        <w:t xml:space="preserve"> The insertion loss of amorphous phase </w:t>
+      </w:r>
+      <w:r>
+        <w:rPr>
+          <w:rStyle w:val="Emphasis"/>
+          <w:i w:val="0"/>
+          <w:iCs w:val="0"/>
+          <w:lang w:bidi="th-TH"/>
+        </w:rPr>
+        <w:t xml:space="preserve">(Fig. 8h) </w:t>
+      </w:r>
+      <w:r>
+        <w:rPr>
+          <w:rStyle w:val="Emphasis"/>
+          <w:i w:val="0"/>
+          <w:iCs w:val="0"/>
+          <w:lang w:bidi="th-TH"/>
+        </w:rPr>
+        <w:t xml:space="preserve">also increase more rapidly, </w:t>
+      </w:r>
+      <w:r>
+        <w:rPr>
+          <w:rStyle w:val="Emphasis"/>
+          <w:i w:val="0"/>
+          <w:iCs w:val="0"/>
+          <w:lang w:bidi="th-TH"/>
+        </w:rPr>
+        <w:t>which consists of</w:t>
+      </w:r>
+      <w:r>
+        <w:rPr>
+          <w:rStyle w:val="Emphasis"/>
+          <w:i w:val="0"/>
+          <w:iCs w:val="0"/>
+          <w:lang w:bidi="th-TH"/>
+        </w:rPr>
+        <w:t xml:space="preserve"> a </w:t>
+      </w:r>
+      <w:r>
+        <w:rPr>
+          <w:rStyle w:val="Emphasis"/>
           <w:i w:val="0"/>
           <w:iCs w:val="0"/>
           <w:highlight w:val="yellow"/>
-        </w:rPr>
-        <w:t>The optical endurance</w:t>
+          <w:lang w:bidi="th-TH"/>
+        </w:rPr>
+        <w:t>stronger field confinement and longer effective optical path within the lossy material</w:t>
       </w:r>
       <w:r>
         <w:rPr>
           <w:rStyle w:val="Emphasis"/>
-          <w:rFonts w:cs="Times New Roman"/>
           <w:i w:val="0"/>
           <w:iCs w:val="0"/>
-          <w:highlight w:val="yellow"/>
-        </w:rPr>
-        <w:t xml:space="preserve"> </w:t>
-      </w:r>
-      <w:r>
-        <w:rPr>
-          <w:rFonts w:cs="Times New Roman"/>
-          <w:highlight w:val="yellow"/>
-        </w:rPr>
-        <w:t xml:space="preserve">comparison will be between </w:t>
-      </w:r>
-      <w:r>
-        <w:rPr>
-          <w:rFonts w:cs="Times New Roman"/>
-          <w:highlight w:val="yellow"/>
-        </w:rPr>
-        <w:t xml:space="preserve">the </w:t>
-      </w:r>
-      <w:r>
-        <w:rPr>
-          <w:rFonts w:cs="Times New Roman"/>
-          <w:highlight w:val="yellow"/>
-        </w:rPr>
-        <w:t xml:space="preserve">single-layer </w:t>
-      </w:r>
-      <w:r>
-        <w:rPr>
-          <w:rFonts w:cs="Times New Roman"/>
-          <w:highlight w:val="yellow"/>
-        </w:rPr>
-        <w:t xml:space="preserve">HWOT-thick </w:t>
-      </w:r>
-      <w:r>
-        <w:rPr>
-          <w:rFonts w:cs="Times New Roman"/>
-          <w:highlight w:val="yellow"/>
-        </w:rPr>
-        <w:t>Sb</w:t>
-      </w:r>
-      <w:r>
-        <w:rPr>
-          <w:rFonts w:cs="Times New Roman"/>
-          <w:highlight w:val="yellow"/>
-          <w:vertAlign w:val="subscript"/>
-        </w:rPr>
-        <w:t>2</w:t>
-      </w:r>
-      <w:r>
-        <w:rPr>
-          <w:rFonts w:cs="Times New Roman"/>
-          <w:highlight w:val="yellow"/>
-        </w:rPr>
-        <w:t>Se</w:t>
-      </w:r>
-      <w:r>
-        <w:rPr>
-          <w:rFonts w:cs="Times New Roman"/>
-          <w:highlight w:val="yellow"/>
-          <w:vertAlign w:val="subscript"/>
-        </w:rPr>
-        <w:t>3</w:t>
-      </w:r>
-      <w:r>
-        <w:rPr>
-          <w:rFonts w:cs="Times New Roman"/>
-          <w:highlight w:val="yellow"/>
-        </w:rPr>
-        <w:t xml:space="preserve"> design,</w:t>
-      </w:r>
-      <w:r>
-        <w:rPr>
-          <w:rFonts w:cs="Times New Roman"/>
-          <w:highlight w:val="yellow"/>
-        </w:rPr>
-        <w:t xml:space="preserve"> </w:t>
-      </w:r>
-      <w:r>
-        <w:rPr>
-          <w:rFonts w:cs="Times New Roman"/>
-          <w:highlight w:val="yellow"/>
-        </w:rPr>
-        <w:t xml:space="preserve">and long-pass edge-filter </w:t>
-      </w:r>
-      <w:r>
-        <w:rPr>
-          <w:rFonts w:cs="Times New Roman"/>
-          <w:highlight w:val="yellow"/>
-        </w:rPr>
-        <w:t xml:space="preserve">with </w:t>
-      </w:r>
-      <w:r>
-        <w:rPr>
-          <w:rFonts w:cs="Times New Roman"/>
-          <w:i/>
-          <w:iCs/>
-          <w:highlight w:val="yellow"/>
-        </w:rPr>
-        <w:t>N</w:t>
-      </w:r>
-      <w:r>
-        <w:rPr>
-          <w:rFonts w:cs="Times New Roman"/>
-          <w:highlight w:val="yellow"/>
-        </w:rPr>
-        <w:t xml:space="preserve"> = </w:t>
-      </w:r>
-      <w:r>
-        <w:rPr>
-          <w:rFonts w:cs="Times New Roman"/>
-          <w:highlight w:val="yellow"/>
-        </w:rPr>
-        <w:t xml:space="preserve">4 and </w:t>
-      </w:r>
-      <w:r>
-        <w:rPr>
-          <w:rFonts w:cs="Times New Roman"/>
-          <w:i/>
-          <w:iCs/>
-          <w:highlight w:val="yellow"/>
-        </w:rPr>
-        <w:t>N</w:t>
-      </w:r>
-      <w:r>
-        <w:rPr>
-          <w:rFonts w:cs="Times New Roman"/>
-          <w:highlight w:val="yellow"/>
-        </w:rPr>
-        <w:t xml:space="preserve"> = </w:t>
-      </w:r>
-      <w:r>
-        <w:rPr>
-          <w:rFonts w:cs="Times New Roman"/>
-          <w:highlight w:val="yellow"/>
-        </w:rPr>
-        <w:t>5</w:t>
-      </w:r>
-      <w:r>
-        <w:rPr>
-          <w:rFonts w:cs="Times New Roman"/>
-          <w:highlight w:val="yellow"/>
-        </w:rPr>
-        <w:t xml:space="preserve"> </w:t>
-      </w:r>
-      <w:r>
-        <w:rPr>
-          <w:rFonts w:cs="Times New Roman"/>
-          <w:highlight w:val="yellow"/>
-        </w:rPr>
-        <w:t>design</w:t>
-      </w:r>
-      <w:r>
-        <w:rPr>
-          <w:rFonts w:cs="Times New Roman"/>
-          <w:highlight w:val="yellow"/>
-        </w:rPr>
-        <w:t>s</w:t>
-      </w:r>
-      <w:r>
-        <w:rPr>
-          <w:rFonts w:cs="Times New Roman"/>
-          <w:highlight w:val="yellow"/>
-        </w:rPr>
-        <w:t>. Figure</w:t>
-      </w:r>
-      <w:r>
-        <w:rPr>
-          <w:rFonts w:cs="Times New Roman"/>
-          <w:highlight w:val="yellow"/>
-        </w:rPr>
-        <w:t>s</w:t>
-      </w:r>
-      <w:r>
-        <w:rPr>
-          <w:rFonts w:cs="Times New Roman"/>
-          <w:highlight w:val="yellow"/>
-        </w:rPr>
-        <w:t xml:space="preserve"> </w:t>
-      </w:r>
-      <w:r>
-        <w:rPr>
-          <w:rFonts w:cs="Times New Roman"/>
-          <w:highlight w:val="yellow"/>
-        </w:rPr>
-        <w:t>8(a-c)</w:t>
-      </w:r>
-      <w:r>
-        <w:rPr>
-          <w:rFonts w:cs="Times New Roman"/>
-          <w:highlight w:val="yellow"/>
-        </w:rPr>
-        <w:t xml:space="preserve"> shows the transmittance in amorphous </w:t>
-      </w:r>
-      <w:r>
-        <w:rPr>
-          <w:rFonts w:cs="Times New Roman"/>
-          <w:highlight w:val="yellow"/>
-        </w:rPr>
-        <w:t xml:space="preserve">(ON mode) </w:t>
-      </w:r>
-      <w:r>
-        <w:rPr>
-          <w:rFonts w:cs="Times New Roman"/>
-          <w:highlight w:val="yellow"/>
-        </w:rPr>
-        <w:t xml:space="preserve">or crystalline phases </w:t>
-      </w:r>
-      <w:r>
-        <w:rPr>
-          <w:rFonts w:cs="Times New Roman"/>
-          <w:highlight w:val="yellow"/>
-        </w:rPr>
-        <w:t>(OFF mode) after</w:t>
-      </w:r>
-      <w:r>
-        <w:rPr>
-          <w:rFonts w:cs="Times New Roman"/>
-          <w:highlight w:val="yellow"/>
-        </w:rPr>
-        <w:t xml:space="preserve"> phase switching cycle (</w:t>
-      </w:r>
-      <w:r>
-        <w:rPr>
-          <w:rFonts w:cs="Times New Roman"/>
-          <w:i/>
-          <w:iCs/>
-          <w:highlight w:val="yellow"/>
-        </w:rPr>
-        <w:t>C</w:t>
-      </w:r>
-      <w:r>
-        <w:rPr>
-          <w:rFonts w:cs="Times New Roman"/>
-          <w:highlight w:val="yellow"/>
-        </w:rPr>
-        <w:t xml:space="preserve">). </w:t>
+          <w:lang w:bidi="th-TH"/>
+        </w:rPr>
+        <w:t xml:space="preserve">. </w:t>
       </w:r>
       <w:r>
         <w:rPr>
           <w:rStyle w:val="Emphasis"/>
-          <w:rFonts w:cs="Times New Roman"/>
           <w:i w:val="0"/>
           <w:iCs w:val="0"/>
-          <w:highlight w:val="yellow"/>
-        </w:rPr>
-        <w:t xml:space="preserve">For single-layer design (Fig. </w:t>
+          <w:lang w:bidi="th-TH"/>
+        </w:rPr>
+        <w:t>The</w:t>
       </w:r>
       <w:r>
         <w:rPr>
           <w:rStyle w:val="Emphasis"/>
-          <w:rFonts w:cs="Times New Roman"/>
           <w:i w:val="0"/>
           <w:iCs w:val="0"/>
-          <w:highlight w:val="yellow"/>
-        </w:rPr>
-        <w:t>8</w:t>
+          <w:lang w:bidi="th-TH"/>
+        </w:rPr>
+        <w:t xml:space="preserve"> 5-unit-cells </w:t>
       </w:r>
       <w:r>
         <w:rPr>
           <w:rStyle w:val="Emphasis"/>
-          <w:rFonts w:cs="Times New Roman"/>
           <w:i w:val="0"/>
           <w:iCs w:val="0"/>
-          <w:highlight w:val="yellow"/>
-        </w:rPr>
-        <w:t>a), the amorphous-phase transmittance stays high over most of the cycling window, whereas the crystalline-phase transmittance slowly decreases with cycling number</w:t>
+          <w:lang w:bidi="th-TH"/>
+        </w:rPr>
+        <w:t>structure</w:t>
       </w:r>
       <w:r>
         <w:rPr>
           <w:rStyle w:val="Emphasis"/>
-          <w:rFonts w:cs="Times New Roman"/>
           <w:i w:val="0"/>
           <w:iCs w:val="0"/>
-          <w:highlight w:val="yellow"/>
-        </w:rPr>
-        <w:t xml:space="preserve">. </w:t>
+          <w:lang w:bidi="th-TH"/>
+        </w:rPr>
+        <w:t xml:space="preserve"> further accentuates these trends: its crystalline-phase transmittance</w:t>
       </w:r>
       <w:r>
         <w:rPr>
           <w:rStyle w:val="Emphasis"/>
-          <w:rFonts w:cs="Times New Roman"/>
           <w:i w:val="0"/>
           <w:iCs w:val="0"/>
-          <w:highlight w:val="yellow"/>
-        </w:rPr>
-        <w:t xml:space="preserve">In the two-layers design (Fig. </w:t>
+          <w:lang w:bidi="th-TH"/>
+        </w:rPr>
+        <w:t xml:space="preserve"> (Fig. 8c)</w:t>
       </w:r>
       <w:r>
         <w:rPr>
           <w:rStyle w:val="Emphasis"/>
-          <w:rFonts w:cs="Times New Roman"/>
           <w:i w:val="0"/>
           <w:iCs w:val="0"/>
-          <w:highlight w:val="yellow"/>
-        </w:rPr>
-        <w:t>8</w:t>
+          <w:lang w:bidi="th-TH"/>
+        </w:rPr>
+        <w:t xml:space="preserve"> and transmittance contrast </w:t>
       </w:r>
       <w:r>
         <w:rPr>
           <w:rStyle w:val="Emphasis"/>
-          <w:rFonts w:cs="Times New Roman"/>
           <w:i w:val="0"/>
           <w:iCs w:val="0"/>
-          <w:highlight w:val="yellow"/>
-        </w:rPr>
-        <w:t>b), the addition of TiO</w:t>
+          <w:lang w:bidi="th-TH"/>
+        </w:rPr>
+        <w:t>degradation (Fig. 8f)</w:t>
       </w:r>
       <w:r>
         <w:rPr>
           <w:rStyle w:val="Emphasis"/>
-          <w:rFonts w:cs="Times New Roman"/>
           <w:i w:val="0"/>
           <w:iCs w:val="0"/>
-          <w:highlight w:val="yellow"/>
-          <w:vertAlign w:val="subscript"/>
-        </w:rPr>
-        <w:t>2</w:t>
+          <w:lang w:bidi="th-TH"/>
+        </w:rPr>
+        <w:t xml:space="preserve"> </w:t>
       </w:r>
       <w:r>
         <w:rPr>
           <w:rStyle w:val="Emphasis"/>
-          <w:rFonts w:cs="Times New Roman"/>
           <w:i w:val="0"/>
           <w:iCs w:val="0"/>
-          <w:highlight w:val="yellow"/>
-        </w:rPr>
-        <w:t xml:space="preserve"> layer slightly modifies the absolute transmittance levels but preserves the same qualitative trend of stable high-transmittance amorphous phase and slowly brightening crystalline phase. For the 5-unit-cells long-pass edge-filter design (Fig. </w:t>
+          <w:lang w:bidi="th-TH"/>
+        </w:rPr>
+        <w:t>have the largest change among the three designs</w:t>
       </w:r>
       <w:r>
         <w:rPr>
           <w:rStyle w:val="Emphasis"/>
-          <w:rFonts w:cs="Times New Roman"/>
           <w:i w:val="0"/>
           <w:iCs w:val="0"/>
-          <w:highlight w:val="yellow"/>
-        </w:rPr>
-        <w:t>8</w:t>
+          <w:lang w:bidi="th-TH"/>
+        </w:rPr>
+        <w:t xml:space="preserve">, </w:t>
       </w:r>
       <w:r>
         <w:rPr>
           <w:rStyle w:val="Emphasis"/>
-          <w:rFonts w:cs="Times New Roman"/>
           <w:i w:val="0"/>
           <w:iCs w:val="0"/>
-          <w:highlight w:val="yellow"/>
-        </w:rPr>
-        <w:t xml:space="preserve">c), the transmittance of the crystalline phase increases over cycles instead, and both states show more pronounced evolution because </w:t>
+          <w:lang w:bidi="th-TH"/>
+        </w:rPr>
+        <w:t>and</w:t>
       </w:r>
       <w:r>
         <w:rPr>
           <w:rStyle w:val="Emphasis"/>
-          <w:rFonts w:cs="Times New Roman"/>
           <w:i w:val="0"/>
           <w:iCs w:val="0"/>
-          <w:highlight w:val="yellow"/>
-        </w:rPr>
-        <w:t xml:space="preserve">a </w:t>
+          <w:lang w:bidi="th-TH"/>
+        </w:rPr>
+        <w:t xml:space="preserve"> </w:t>
       </w:r>
       <w:r>
         <w:rPr>
           <w:rStyle w:val="Emphasis"/>
-          <w:rFonts w:cs="Times New Roman"/>
           <w:i w:val="0"/>
           <w:iCs w:val="0"/>
-          <w:highlight w:val="yellow"/>
-        </w:rPr>
-        <w:t>resonance design is more sensitive to small refractive index shift, yet the device still maintains a clear separation between amorphous and crystalline transmission after 1.5×10⁶ phase switching cycles.</w:t>
+          <w:lang w:bidi="th-TH"/>
+        </w:rPr>
+        <w:t>its</w:t>
+      </w:r>
+      <w:r>
+        <w:rPr>
+          <w:rStyle w:val="Emphasis"/>
+          <w:i w:val="0"/>
+          <w:iCs w:val="0"/>
+          <w:lang w:bidi="th-TH"/>
+        </w:rPr>
+        <w:t xml:space="preserve"> insertion loss </w:t>
+      </w:r>
+      <w:r>
+        <w:rPr>
+          <w:rStyle w:val="Emphasis"/>
+          <w:i w:val="0"/>
+          <w:iCs w:val="0"/>
+          <w:lang w:bidi="th-TH"/>
+        </w:rPr>
+        <w:t xml:space="preserve">(Fig. 8i) </w:t>
+      </w:r>
+      <w:r>
+        <w:rPr>
+          <w:rStyle w:val="Emphasis"/>
+          <w:i w:val="0"/>
+          <w:iCs w:val="0"/>
+          <w:lang w:bidi="th-TH"/>
+        </w:rPr>
+        <w:t>also shows the largest cumulative increase.</w:t>
+      </w:r>
+      <w:r>
+        <w:rPr>
+          <w:rStyle w:val="Emphasis"/>
+          <w:i w:val="0"/>
+          <w:iCs w:val="0"/>
+          <w:lang w:bidi="th-TH"/>
+        </w:rPr>
+        <w:t xml:space="preserve"> </w:t>
       </w:r>
     </w:p>
     <w:p>
@@ -26755,119 +27826,109 @@
         <w:pStyle w:val="10BodySubsequentParagraph"/>
         <w:rPr>
           <w:rStyle w:val="Emphasis"/>
-          <w:rFonts w:cs="Times New Roman"/>
           <w:i w:val="0"/>
           <w:iCs w:val="0"/>
-          <w:highlight w:val="yellow"/>
+          <w:lang w:bidi="th-TH"/>
         </w:rPr>
       </w:pPr>
       <w:r>
         <w:rPr>
           <w:rStyle w:val="Emphasis"/>
-          <w:rFonts w:cs="Times New Roman"/>
           <w:i w:val="0"/>
           <w:iCs w:val="0"/>
-          <w:highlight w:val="yellow"/>
-        </w:rPr>
-        <w:t>Figure</w:t>
+          <w:lang w:bidi="th-TH"/>
+        </w:rPr>
+        <w:t>These results highlight the expected trade-off between high initial optical performance and endurance robustness: increasing cavity complexity and Q-factor enhances on-resonance modulation but also amplifies the impact of endurance-induced index drift and loss in Sb</w:t>
       </w:r>
       <w:r>
         <w:rPr>
           <w:rStyle w:val="Emphasis"/>
-          <w:rFonts w:cs="Times New Roman"/>
           <w:i w:val="0"/>
           <w:iCs w:val="0"/>
-          <w:highlight w:val="yellow"/>
-        </w:rPr>
-        <w:t>s</w:t>
+          <w:vertAlign w:val="subscript"/>
+          <w:lang w:bidi="th-TH"/>
+        </w:rPr>
+        <w:t>2</w:t>
       </w:r>
       <w:r>
         <w:rPr>
           <w:rStyle w:val="Emphasis"/>
-          <w:rFonts w:cs="Times New Roman"/>
           <w:i w:val="0"/>
           <w:iCs w:val="0"/>
-          <w:highlight w:val="yellow"/>
-        </w:rPr>
-        <w:t xml:space="preserve"> </w:t>
+          <w:lang w:bidi="th-TH"/>
+        </w:rPr>
+        <w:t>Se</w:t>
       </w:r>
       <w:r>
         <w:rPr>
           <w:rStyle w:val="Emphasis"/>
-          <w:rFonts w:cs="Times New Roman"/>
           <w:i w:val="0"/>
           <w:iCs w:val="0"/>
-          <w:highlight w:val="yellow"/>
-        </w:rPr>
-        <w:t>8(d-f)</w:t>
+          <w:vertAlign w:val="subscript"/>
+          <w:lang w:bidi="th-TH"/>
+        </w:rPr>
+        <w:t>3</w:t>
       </w:r>
       <w:r>
         <w:rPr>
           <w:rStyle w:val="Emphasis"/>
-          <w:rFonts w:cs="Times New Roman"/>
           <w:i w:val="0"/>
           <w:iCs w:val="0"/>
-          <w:highlight w:val="yellow"/>
-        </w:rPr>
-        <w:t xml:space="preserve"> shows the transmittance contrast degradation</w:t>
+          <w:lang w:bidi="th-TH"/>
+        </w:rPr>
+        <w:t xml:space="preserve">. </w:t>
       </w:r>
       <w:r>
         <w:rPr>
           <w:rStyle w:val="Emphasis"/>
-          <w:rFonts w:cs="Times New Roman"/>
           <w:i w:val="0"/>
           <w:iCs w:val="0"/>
-          <w:highlight w:val="yellow"/>
-        </w:rPr>
-        <w:t xml:space="preserve">, </w:t>
+          <w:lang w:bidi="th-TH"/>
+        </w:rPr>
+        <w:t>A</w:t>
       </w:r>
       <w:r>
         <w:rPr>
           <w:rStyle w:val="Emphasis"/>
-          <w:rFonts w:cs="Times New Roman"/>
           <w:i w:val="0"/>
           <w:iCs w:val="0"/>
-          <w:highlight w:val="yellow"/>
-        </w:rPr>
-        <w:t>expressed as a percentage relative to the initial cycle (</w:t>
+          <w:lang w:bidi="th-TH"/>
+        </w:rPr>
+        <w:t xml:space="preserve"> simpler single-layer stack provide better long-term stability, whereas resonant designs require tighter control of material and thermal cycling conditions. Even so, </w:t>
       </w:r>
       <w:r>
         <w:rPr>
           <w:rStyle w:val="Emphasis"/>
-          <w:rFonts w:cs="Times New Roman"/>
-          <w:highlight w:val="yellow"/>
-        </w:rPr>
-        <w:t>C</w:t>
-      </w:r>
-      <w:r>
-        <w:rPr>
-          <w:rStyle w:val="Emphasis"/>
-          <w:rFonts w:cs="Times New Roman"/>
           <w:i w:val="0"/>
           <w:iCs w:val="0"/>
-          <w:highlight w:val="yellow"/>
-        </w:rPr>
-        <w:t xml:space="preserve"> = 0). Surprisingly, both single-layer</w:t>
+          <w:lang w:bidi="th-TH"/>
+        </w:rPr>
+        <w:t xml:space="preserve">both long-pass edge-filter designs still has a higher </w:t>
       </w:r>
       <w:r>
         <w:rPr>
           <w:rStyle w:val="Emphasis"/>
-          <w:rFonts w:cs="Times New Roman"/>
+          <w:lang w:bidi="th-TH"/>
+        </w:rPr>
+        <w:t>ΔT</w:t>
+      </w:r>
+      <w:r>
+        <w:rPr>
+          <w:rStyle w:val="Emphasis"/>
           <w:i w:val="0"/>
           <w:iCs w:val="0"/>
-          <w:highlight w:val="yellow"/>
-        </w:rPr>
-        <w:t xml:space="preserve"> (Fig. 8d)</w:t>
+          <w:lang w:bidi="th-TH"/>
+        </w:rPr>
+        <w:t xml:space="preserve"> </w:t>
       </w:r>
       <w:r>
         <w:rPr>
           <w:rStyle w:val="Emphasis"/>
-          <w:rFonts w:cs="Times New Roman"/>
           <w:i w:val="0"/>
           <w:iCs w:val="0"/>
-          <w:highlight w:val="yellow"/>
-        </w:rPr>
-        <w:t xml:space="preserve"> and two-layers designs </w:t>
+          <w:lang w:bidi="th-TH"/>
+        </w:rPr>
+        <w:t xml:space="preserve">after </w:t>
       </w:r>
       <w:r>
         <w:rPr>
@@ -26875,9 +27936,8 @@
           <w:rFonts w:cs="Times New Roman"/>
           <w:i w:val="0"/>
           <w:iCs w:val="0"/>
-          <w:highlight w:val="yellow"/>
-        </w:rPr>
-        <w:t xml:space="preserve">(Fig. 8e) </w:t>
+        </w:rPr>
+        <w:t>1.5</w:t>
       </w:r>
       <w:r>
         <w:rPr>
@@ -26885,9 +27945,8 @@
           <w:rFonts w:cs="Times New Roman"/>
           <w:i w:val="0"/>
           <w:iCs w:val="0"/>
-          <w:highlight w:val="yellow"/>
-        </w:rPr>
-        <w:t>show positive contrast degradation, especially as the simulations approach the end. This indicates that the modulating performance of these two designs improves with phase switching</w:t>
+        </w:rPr>
+        <w:t>×10⁶</w:t>
       </w:r>
       <w:r>
         <w:rPr>
@@ -26895,9 +27954,8 @@
           <w:rFonts w:cs="Times New Roman"/>
           <w:i w:val="0"/>
           <w:iCs w:val="0"/>
-          <w:highlight w:val="yellow"/>
-        </w:rPr>
-        <w:t xml:space="preserve"> cycles</w:t>
+        </w:rPr>
+        <w:t xml:space="preserve"> cycle</w:t>
       </w:r>
       <w:r>
         <w:rPr>
@@ -26905,30 +27963,38 @@
           <w:rFonts w:cs="Times New Roman"/>
           <w:i w:val="0"/>
           <w:iCs w:val="0"/>
-          <w:highlight w:val="yellow"/>
-        </w:rPr>
-        <w:t xml:space="preserve">. </w:t>
+        </w:rPr>
+        <w:t>s</w:t>
       </w:r>
       <w:r>
         <w:rPr>
           <w:rStyle w:val="Emphasis"/>
-          <w:rFonts w:cs="Times New Roman"/>
           <w:i w:val="0"/>
           <w:iCs w:val="0"/>
-          <w:highlight w:val="yellow"/>
-        </w:rPr>
-        <w:t xml:space="preserve">But this is opposite for edge-filter design, where the transmittance contrast degradation is in negative, i.e., the modulating power decreases with switching cycles. </w:t>
+          <w:lang w:bidi="th-TH"/>
+        </w:rPr>
+        <w:t xml:space="preserve"> </w:t>
       </w:r>
       <w:r>
         <w:rPr>
           <w:rStyle w:val="Emphasis"/>
-          <w:rFonts w:cs="Times New Roman"/>
           <w:i w:val="0"/>
           <w:iCs w:val="0"/>
-          <w:highlight w:val="yellow"/>
-        </w:rPr>
-        <w:t>The two-layers and edge-filter designs display much larger percentage degradations than the single-layer design, indicate that while resonant enhancement improves low-cycle performance, it also amplifies the impact of long-term drift in phase-change materials.</w:t>
-      </w:r>
+          <w:lang w:bidi="th-TH"/>
+        </w:rPr>
+        <w:t>than the single-layer design.</w:t>
+      </w:r>
+    </w:p>
+    <w:p>
+      <w:pPr>
+        <w:pStyle w:val="10BodySubsequentParagraph"/>
+        <w:rPr>
+          <w:rStyle w:val="Emphasis"/>
+          <w:i w:val="0"/>
+          <w:iCs w:val="0"/>
+          <w:lang w:bidi="th-TH"/>
+        </w:rPr>
+      </w:pPr>
     </w:p>
     <w:p>
       <w:pPr>
@@ -26959,10 +28025,10 @@
           <w:sz w:val="20"/>
         </w:rPr>
         <w:drawing>
-          <wp:inline distT="0" distB="0" distL="0" distR="0" wp14:anchorId="25D34839" wp14:editId="524B7AA1">
-            <wp:extent cx="4791710" cy="3571240"/>
-            <wp:effectExtent l="0" t="0" r="8890" b="0"/>
-            <wp:docPr id="1350596765" name="Picture 1"/>
+          <wp:inline distT="0" distB="0" distL="0" distR="0" wp14:anchorId="64D53C20" wp14:editId="742FE6AF">
+            <wp:extent cx="4791710" cy="3618901"/>
+            <wp:effectExtent l="0" t="0" r="8890" b="635"/>
+            <wp:docPr id="347325510" name="Picture 1"/>
             <wp:cNvGraphicFramePr>
               <a:graphicFrameLocks xmlns:a="http://schemas.openxmlformats.org/drawingml/2006/main" noChangeAspect="1"/>
             </wp:cNvGraphicFramePr>
@@ -26970,23 +28036,32 @@
               <a:graphicData uri="http://schemas.openxmlformats.org/drawingml/2006/picture">
                 <pic:pic xmlns:pic="http://schemas.openxmlformats.org/drawingml/2006/picture">
                   <pic:nvPicPr>
-                    <pic:cNvPr id="1350596765" name="Picture 1350596765"/>
+                    <pic:cNvPr id="347325510" name="Picture 347325510"/>
                     <pic:cNvPicPr/>
                   </pic:nvPicPr>
-                  <pic:blipFill>
+                  <pic:blipFill rotWithShape="1">
                     <a:blip r:embed="rId15"/>
+                    <a:srcRect t="868"/>
                     <a:stretch>
                       <a:fillRect/>
                     </a:stretch>
                   </pic:blipFill>
-                  <pic:spPr>
+                  <pic:spPr bwMode="auto">
                     <a:xfrm>
                       <a:off x="0" y="0"/>
-                      <a:ext cx="4791710" cy="3571240"/>
+                      <a:ext cx="4791710" cy="3618901"/>
                     </a:xfrm>
                     <a:prstGeom prst="rect">
                       <a:avLst/>
                     </a:prstGeom>
+                    <a:ln>
+                      <a:noFill/>
+                    </a:ln>
+                    <a:extLst>
+                      <a:ext uri="{53640926-AAD7-44D8-BBD7-CCE9431645EC}">
+                        <a14:shadowObscured xmlns:a14="http://schemas.microsoft.com/office/drawing/2010/main"/>
+                      </a:ext>
+                    </a:extLst>
                   </pic:spPr>
                 </pic:pic>
               </a:graphicData>
@@ -27008,6 +28083,7 @@
           <w:b/>
           <w:bCs/>
         </w:rPr>
+        <w:lastRenderedPageBreak/>
         <w:t xml:space="preserve">Fig. </w:t>
       </w:r>
       <w:r>
@@ -27050,245 +28126,17 @@
         </w:rPr>
         <w:t>. (a-c) The transmittance in ON mode (red) and OFF mode (blue) phases, (d-f) the transmittance contrast degradation, and (g-i) the ON mode insertion losses of each design.</w:t>
       </w:r>
+      <w:r>
+        <w:rPr>
+          <w:rFonts w:cs="Times New Roman"/>
+        </w:rPr>
+        <w:t xml:space="preserve"> Note the different y-axis scales.</w:t>
+      </w:r>
     </w:p>
     <w:p>
       <w:pPr>
         <w:pStyle w:val="10BodySubsequentParagraph"/>
-        <w:rPr>
-          <w:rStyle w:val="Emphasis"/>
-          <w:i w:val="0"/>
-          <w:iCs w:val="0"/>
-          <w:highlight w:val="yellow"/>
-        </w:rPr>
       </w:pPr>
-      <w:r>
-        <w:rPr>
-          <w:rStyle w:val="Emphasis"/>
-          <w:rFonts w:cs="Times New Roman"/>
-          <w:i w:val="0"/>
-          <w:iCs w:val="0"/>
-          <w:highlight w:val="yellow"/>
-        </w:rPr>
-        <w:lastRenderedPageBreak/>
-        <w:t xml:space="preserve">The insertion losses </w:t>
-      </w:r>
-      <w:r>
-        <w:rPr>
-          <w:rStyle w:val="Emphasis"/>
-          <w:rFonts w:cs="Times New Roman"/>
-          <w:i w:val="0"/>
-          <w:iCs w:val="0"/>
-          <w:highlight w:val="yellow"/>
-        </w:rPr>
-        <w:t>in</w:t>
-      </w:r>
-      <w:r>
-        <w:rPr>
-          <w:rStyle w:val="Emphasis"/>
-          <w:rFonts w:cs="Times New Roman"/>
-          <w:i w:val="0"/>
-          <w:iCs w:val="0"/>
-          <w:highlight w:val="yellow"/>
-        </w:rPr>
-        <w:t xml:space="preserve"> the amorphous phase </w:t>
-      </w:r>
-      <w:r>
-        <w:rPr>
-          <w:rStyle w:val="Emphasis"/>
-          <w:rFonts w:cs="Times New Roman"/>
-          <w:i w:val="0"/>
-          <w:iCs w:val="0"/>
-          <w:highlight w:val="yellow"/>
-        </w:rPr>
-        <w:t xml:space="preserve">(ON mode) </w:t>
-      </w:r>
-      <w:r>
-        <w:rPr>
-          <w:rStyle w:val="Emphasis"/>
-          <w:rFonts w:cs="Times New Roman"/>
-          <w:i w:val="0"/>
-          <w:iCs w:val="0"/>
-          <w:highlight w:val="yellow"/>
-        </w:rPr>
-        <w:t xml:space="preserve">of the three designs as a function of switching cycle number are shown in Fig. </w:t>
-      </w:r>
-      <w:r>
-        <w:rPr>
-          <w:rStyle w:val="Emphasis"/>
-          <w:rFonts w:cs="Times New Roman"/>
-          <w:i w:val="0"/>
-          <w:iCs w:val="0"/>
-          <w:highlight w:val="yellow"/>
-        </w:rPr>
-        <w:t>8(g-i)</w:t>
-      </w:r>
-      <w:r>
-        <w:rPr>
-          <w:rStyle w:val="Emphasis"/>
-          <w:rFonts w:cs="Times New Roman"/>
-          <w:i w:val="0"/>
-          <w:iCs w:val="0"/>
-          <w:highlight w:val="yellow"/>
-        </w:rPr>
-        <w:t xml:space="preserve">. The insertion losses increase gradually with cycling number for every </w:t>
-      </w:r>
-      <w:r>
-        <w:rPr>
-          <w:rStyle w:val="Emphasis"/>
-          <w:rFonts w:cs="Times New Roman"/>
-          <w:i w:val="0"/>
-          <w:iCs w:val="0"/>
-          <w:highlight w:val="yellow"/>
-        </w:rPr>
-        <w:t>design</w:t>
-      </w:r>
-      <w:r>
-        <w:rPr>
-          <w:rStyle w:val="Emphasis"/>
-          <w:rFonts w:cs="Times New Roman"/>
-          <w:i w:val="0"/>
-          <w:iCs w:val="0"/>
-          <w:highlight w:val="yellow"/>
-        </w:rPr>
-        <w:t>;</w:t>
-      </w:r>
-      <w:r>
-        <w:rPr>
-          <w:rStyle w:val="Emphasis"/>
-          <w:rFonts w:cs="Times New Roman"/>
-          <w:i w:val="0"/>
-          <w:iCs w:val="0"/>
-          <w:highlight w:val="yellow"/>
-        </w:rPr>
-        <w:t xml:space="preserve"> this reflects the small but cumulative rise in absorption and scattering within Sb</w:t>
-      </w:r>
-      <w:r>
-        <w:rPr>
-          <w:rStyle w:val="Emphasis"/>
-          <w:rFonts w:cs="Times New Roman"/>
-          <w:i w:val="0"/>
-          <w:iCs w:val="0"/>
-          <w:highlight w:val="yellow"/>
-          <w:vertAlign w:val="subscript"/>
-        </w:rPr>
-        <w:t>2</w:t>
-      </w:r>
-      <w:r>
-        <w:rPr>
-          <w:rStyle w:val="Emphasis"/>
-          <w:rFonts w:cs="Times New Roman"/>
-          <w:i w:val="0"/>
-          <w:iCs w:val="0"/>
-          <w:highlight w:val="yellow"/>
-        </w:rPr>
-        <w:t>Se</w:t>
-      </w:r>
-      <w:r>
-        <w:rPr>
-          <w:rStyle w:val="Emphasis"/>
-          <w:rFonts w:cs="Times New Roman"/>
-          <w:i w:val="0"/>
-          <w:iCs w:val="0"/>
-          <w:highlight w:val="yellow"/>
-          <w:vertAlign w:val="subscript"/>
-        </w:rPr>
-        <w:t>3</w:t>
-      </w:r>
-      <w:r>
-        <w:rPr>
-          <w:rStyle w:val="Emphasis"/>
-          <w:rFonts w:cs="Times New Roman"/>
-          <w:i w:val="0"/>
-          <w:iCs w:val="0"/>
-          <w:highlight w:val="yellow"/>
-        </w:rPr>
-        <w:t xml:space="preserve">. </w:t>
-      </w:r>
-      <w:r>
-        <w:rPr>
-          <w:rStyle w:val="Emphasis"/>
-          <w:rFonts w:cs="Times New Roman"/>
-          <w:i w:val="0"/>
-          <w:iCs w:val="0"/>
-          <w:highlight w:val="yellow"/>
-        </w:rPr>
-        <w:t>But the insertion losses are still</w:t>
-      </w:r>
-      <w:r>
-        <w:rPr>
-          <w:rFonts w:cs="Times New Roman"/>
-          <w:highlight w:val="yellow"/>
-        </w:rPr>
-        <w:t xml:space="preserve"> within acceptable limits.</w:t>
-      </w:r>
-    </w:p>
-    <w:p>
-      <w:pPr>
-        <w:pStyle w:val="10BodySubsequentParagraph"/>
-        <w:rPr>
-          <w:rStyle w:val="Emphasis"/>
-          <w:rFonts w:cs="Times New Roman"/>
-          <w:i w:val="0"/>
-          <w:iCs w:val="0"/>
-        </w:rPr>
-      </w:pPr>
-      <w:r>
-        <w:rPr>
-          <w:rStyle w:val="Emphasis"/>
-          <w:rFonts w:cs="Times New Roman"/>
-          <w:i w:val="0"/>
-          <w:iCs w:val="0"/>
-          <w:highlight w:val="yellow"/>
-        </w:rPr>
-        <w:t xml:space="preserve">Endurance simulations, confirm that the devices remain functional for up to 1.5×10⁶ phase switching cycles, with a gradual but design-dependent degradation of both key figure of merits. Even so, the long-pass edge-filter design still has the </w:t>
-      </w:r>
-      <w:r>
-        <w:rPr>
-          <w:rStyle w:val="Emphasis"/>
-          <w:rFonts w:cs="Times New Roman"/>
-          <w:i w:val="0"/>
-          <w:iCs w:val="0"/>
-          <w:highlight w:val="yellow"/>
-        </w:rPr>
-        <w:t>highest</w:t>
-      </w:r>
-      <w:r>
-        <w:rPr>
-          <w:rStyle w:val="Emphasis"/>
-          <w:rFonts w:cs="Times New Roman"/>
-          <w:i w:val="0"/>
-          <w:iCs w:val="0"/>
-          <w:highlight w:val="yellow"/>
-        </w:rPr>
-        <w:t xml:space="preserve"> </w:t>
-      </w:r>
-      <w:r>
-        <w:rPr>
-          <w:rStyle w:val="Emphasis"/>
-          <w:rFonts w:cs="Times New Roman"/>
-          <w:highlight w:val="yellow"/>
-        </w:rPr>
-        <w:t>ΔT</w:t>
-      </w:r>
-      <w:r>
-        <w:rPr>
-          <w:rStyle w:val="Emphasis"/>
-          <w:rFonts w:cs="Times New Roman"/>
-          <w:i w:val="0"/>
-          <w:iCs w:val="0"/>
-          <w:highlight w:val="yellow"/>
-        </w:rPr>
-        <w:t xml:space="preserve"> after </w:t>
-      </w:r>
-      <w:r>
-        <w:rPr>
-          <w:rStyle w:val="Emphasis"/>
-          <w:rFonts w:cs="Times New Roman"/>
-          <w:i w:val="0"/>
-          <w:iCs w:val="0"/>
-        </w:rPr>
-        <w:t>a million cycles.</w:t>
-      </w:r>
     </w:p>
     <w:p>
       <w:pPr>
@@ -27306,7 +28154,6 @@
           <w:rFonts w:ascii="Times New Roman" w:hAnsi="Times New Roman" w:cs="Times New Roman"/>
           <w:i/>
           <w:iCs w:val="0"/>
-          <w:highlight w:val="cyan"/>
         </w:rPr>
         <w:t>4.3</w:t>
       </w:r>
@@ -27316,7 +28163,6 @@
           <w:rFonts w:ascii="Times New Roman" w:hAnsi="Times New Roman" w:cs="Times New Roman"/>
           <w:i/>
           <w:iCs w:val="0"/>
-          <w:highlight w:val="cyan"/>
         </w:rPr>
         <w:t xml:space="preserve"> </w:t>
       </w:r>
@@ -27413,14 +28259,12 @@
         </w:rPr>
         <w:t xml:space="preserve"> </w:t>
       </w:r>
-      <w:proofErr w:type="gramStart"/>
-      <w:r>
-        <w:rPr>
-          <w:rFonts w:cs="Times New Roman"/>
-        </w:rPr>
-        <w:t>layers</w:t>
-      </w:r>
-      <w:proofErr w:type="gramEnd"/>
+      <w:r>
+        <w:rPr>
+          <w:rFonts w:cs="Times New Roman"/>
+        </w:rPr>
+        <w:t>layer</w:t>
+      </w:r>
       <w:r>
         <w:rPr>
           <w:rFonts w:cs="Times New Roman"/>
@@ -28189,22 +29033,13 @@
           <w:i w:val="0"/>
           <w:iCs w:val="0"/>
         </w:rPr>
-        <w:t xml:space="preserve">does not always be at the desired operating wavelength of 1064 nm. This is explained by the arbitrary selection of </w:t>
-      </w:r>
-      <w:r>
-        <w:rPr>
-          <w:rStyle w:val="Emphasis"/>
-          <w:rFonts w:cs="Times New Roman"/>
-          <w:i w:val="0"/>
-          <w:iCs w:val="0"/>
+        <w:t xml:space="preserve">does not always be at the desired operating wavelength of 1064 nm. This is explained by the arbitrary selection of reference wavelength in edge-filter designs. An optimization algorithm can be used to improve the optical performance at the desired wavelength, a simple merit function found in OpenFilters </w:t>
+      </w:r>
+      <w:r>
+        <w:rPr>
+          <w:rFonts w:cs="Times New Roman"/>
         </w:rPr>
         <w:lastRenderedPageBreak/>
-        <w:t xml:space="preserve">reference wavelength in edge-filter designs. An optimization algorithm can be used to improve the optical performance at the desired wavelength, a simple merit function found in OpenFilters </w:t>
-      </w:r>
-      <w:r>
-        <w:rPr>
-          <w:rFonts w:cs="Times New Roman"/>
-        </w:rPr>
         <w:fldChar w:fldCharType="begin"/>
       </w:r>
       <w:r>
@@ -29876,7 +30711,6 @@
       </w:r>
       <w:r>
         <w:rPr>
-          <w:rStyle w:val="01Title"/>
           <w:rFonts w:cs="Times New Roman"/>
         </w:rPr>
         <w:t xml:space="preserve"> </w:t>
@@ -29963,7 +30797,19 @@
         <w:rPr>
           <w:rFonts w:cs="Times New Roman"/>
         </w:rPr>
-        <w:t xml:space="preserve"> can be used as </w:t>
+        <w:t xml:space="preserve"> </w:t>
+      </w:r>
+      <w:r>
+        <w:rPr>
+          <w:rFonts w:cs="Times New Roman"/>
+        </w:rPr>
+        <w:t>is a suitable</w:t>
+      </w:r>
+      <w:r>
+        <w:rPr>
+          <w:rFonts w:cs="Times New Roman"/>
+        </w:rPr>
+        <w:t xml:space="preserve"> </w:t>
       </w:r>
       <w:r>
         <w:rPr>
@@ -29999,25 +30845,7 @@
         <w:rPr>
           <w:rFonts w:cs="Times New Roman"/>
         </w:rPr>
-        <w:t>1064</w:t>
-      </w:r>
-      <w:r>
-        <w:rPr>
-          <w:rFonts w:cs="Times New Roman"/>
-        </w:rPr>
-        <w:t>-</w:t>
-      </w:r>
-      <w:r>
-        <w:rPr>
-          <w:rFonts w:cs="Times New Roman"/>
-        </w:rPr>
-        <w:t>nm</w:t>
-      </w:r>
-      <w:r>
-        <w:rPr>
-          <w:rFonts w:cs="Times New Roman"/>
-        </w:rPr>
-        <w:t xml:space="preserve"> optical filte</w:t>
+        <w:t>optical filte</w:t>
       </w:r>
       <w:r>
         <w:rPr>
@@ -30029,6 +30857,12 @@
         <w:rPr>
           <w:rFonts w:cs="Times New Roman"/>
         </w:rPr>
+        <w:t xml:space="preserve"> operating around 1064 nm wavelengths</w:t>
+      </w:r>
+      <w:r>
+        <w:rPr>
+          <w:rFonts w:cs="Times New Roman"/>
+        </w:rPr>
         <w:t xml:space="preserve">. </w:t>
       </w:r>
       <w:r>
@@ -30074,30 +30908,7 @@
         <w:rPr>
           <w:rFonts w:cs="Times New Roman"/>
         </w:rPr>
-        <w:t xml:space="preserve"> and is overall 912.6 nm thick. </w:t>
-      </w:r>
-    </w:p>
-    <w:p>
-      <w:pPr>
-        <w:pStyle w:val="09BodyFirstParagraph"/>
-        <w:rPr>
-          <w:rFonts w:cs="Times New Roman"/>
-        </w:rPr>
-      </w:pPr>
-    </w:p>
-    <w:p>
-      <w:pPr>
-        <w:pStyle w:val="09BodyFirstParagraph"/>
-        <w:rPr>
-          <w:rFonts w:cs="Times New Roman"/>
-        </w:rPr>
-      </w:pPr>
-      <w:r>
-        <w:rPr>
-          <w:rFonts w:cs="Times New Roman"/>
-        </w:rPr>
-        <w:lastRenderedPageBreak/>
-        <w:t xml:space="preserve">The transmittance at 1064-nm in ON mode is 93.4% and 0.2% in OFF mode </w:t>
+        <w:t xml:space="preserve"> and is overall 912.6 nm thick. The transmittance at 1064-nm in ON mode is 93.4% and 0.2% in OFF mode </w:t>
       </w:r>
       <w:r>
         <w:rPr>
@@ -30151,7 +30962,25 @@
           <w:i w:val="0"/>
           <w:iCs w:val="0"/>
         </w:rPr>
-        <w:t xml:space="preserve"> around 200 nm</w:t>
+        <w:t xml:space="preserve"> </w:t>
+      </w:r>
+      <w:r>
+        <w:rPr>
+          <w:rStyle w:val="Emphasis"/>
+          <w:rFonts w:cs="Times New Roman"/>
+          <w:i w:val="0"/>
+          <w:iCs w:val="0"/>
+        </w:rPr>
+        <w:t xml:space="preserve">is </w:t>
+      </w:r>
+      <w:r>
+        <w:rPr>
+          <w:rStyle w:val="Emphasis"/>
+          <w:rFonts w:cs="Times New Roman"/>
+          <w:i w:val="0"/>
+          <w:iCs w:val="0"/>
+        </w:rPr>
+        <w:t>around 200 nm</w:t>
       </w:r>
       <w:r>
         <w:rPr>
@@ -30180,21 +31009,35 @@
           <w:rFonts w:cs="Times New Roman"/>
           <w:highlight w:val="yellow"/>
         </w:rPr>
-        <w:t xml:space="preserve">1.5×10⁶ phase switching cycles are </w:t>
+        <w:t xml:space="preserve">1.5×10⁶ phase </w:t>
       </w:r>
       <w:r>
         <w:rPr>
           <w:rFonts w:cs="Times New Roman"/>
           <w:highlight w:val="yellow"/>
         </w:rPr>
-        <w:t>with</w:t>
+        <w:t>changing</w:t>
       </w:r>
       <w:r>
         <w:rPr>
           <w:rFonts w:cs="Times New Roman"/>
           <w:highlight w:val="yellow"/>
         </w:rPr>
-        <w:t>in acceptable range.</w:t>
+        <w:t xml:space="preserve"> cycles are within acceptable range</w:t>
+      </w:r>
+      <w:r>
+        <w:rPr>
+          <w:rFonts w:cs="Times New Roman"/>
+          <w:highlight w:val="yellow"/>
+        </w:rPr>
+        <w:t>s</w:t>
+      </w:r>
+      <w:r>
+        <w:rPr>
+          <w:rFonts w:cs="Times New Roman"/>
+          <w:highlight w:val="yellow"/>
+        </w:rPr>
+        <w:t>.</w:t>
       </w:r>
       <w:r>
         <w:rPr>
@@ -30212,7 +31055,26 @@
         <w:rPr>
           <w:rFonts w:cs="Times New Roman"/>
         </w:rPr>
-        <w:t>multilayer nature of edge-filter design enables the transmittance value to be modulated gradually, and using optimization algorithm found in OpenFilters, the optical performances from 900 to 1200 have been increased.</w:t>
+        <w:t xml:space="preserve">multilayer nature of edge-filter design enables the transmittance value to be modulated </w:t>
+      </w:r>
+      <w:r>
+        <w:rPr>
+          <w:rFonts w:cs="Times New Roman"/>
+        </w:rPr>
+        <w:lastRenderedPageBreak/>
+        <w:t xml:space="preserve">gradually, and using optimization </w:t>
+      </w:r>
+      <w:r>
+        <w:rPr>
+          <w:rFonts w:cs="Times New Roman"/>
+        </w:rPr>
+        <w:t>algorithm in</w:t>
+      </w:r>
+      <w:r>
+        <w:rPr>
+          <w:rFonts w:cs="Times New Roman"/>
+        </w:rPr>
+        <w:t xml:space="preserve"> OpenFilters, the optical performances from 900 to 1200 have been increased.</w:t>
       </w:r>
     </w:p>
     <w:p>
@@ -30370,7 +31232,6 @@
         <w:rPr>
           <w:rFonts w:ascii="Times New Roman" w:hAnsi="Times New Roman" w:cs="Times New Roman"/>
           <w:bCs/>
-          <w:highlight w:val="yellow"/>
         </w:rPr>
         <w:t>Declaration of generative AI and AI-assisted technologies in the manuscript preparation process</w:t>
       </w:r>
@@ -30378,7 +31239,6 @@
         <w:rPr>
           <w:rFonts w:ascii="Times New Roman" w:hAnsi="Times New Roman" w:cs="Times New Roman"/>
           <w:bCs/>
-          <w:highlight w:val="yellow"/>
         </w:rPr>
         <w:t>.</w:t>
       </w:r>
@@ -30386,7 +31246,6 @@
         <w:rPr>
           <w:rFonts w:ascii="Times New Roman" w:hAnsi="Times New Roman" w:cs="Times New Roman"/>
           <w:bCs/>
-          <w:highlight w:val="yellow"/>
         </w:rPr>
         <w:t xml:space="preserve"> </w:t>
       </w:r>
@@ -30395,7 +31254,6 @@
           <w:rFonts w:ascii="Times New Roman" w:hAnsi="Times New Roman" w:cs="Times New Roman"/>
           <w:b w:val="0"/>
           <w:bCs/>
-          <w:highlight w:val="yellow"/>
         </w:rPr>
         <w:t xml:space="preserve">The authors used Gemini to check the logic and grammar of the manuscript, and Consensus </w:t>
       </w:r>
@@ -30404,7 +31262,6 @@
           <w:rFonts w:ascii="Times New Roman" w:hAnsi="Times New Roman" w:cs="Times New Roman"/>
           <w:b w:val="0"/>
           <w:bCs/>
-          <w:highlight w:val="yellow"/>
         </w:rPr>
         <w:t>was</w:t>
       </w:r>
@@ -30413,7 +31270,6 @@
           <w:rFonts w:ascii="Times New Roman" w:hAnsi="Times New Roman" w:cs="Times New Roman"/>
           <w:b w:val="0"/>
           <w:bCs/>
-          <w:highlight w:val="yellow"/>
         </w:rPr>
         <w:t xml:space="preserve"> used for the initial literature review. After using these tools, the authors reviewed and edited the content as needed and took full responsibility for the content of the published article.</w:t>
       </w:r>
@@ -30894,7 +31750,6 @@
         <w:ind w:left="720" w:hanging="720"/>
       </w:pPr>
       <w:r>
-        <w:lastRenderedPageBreak/>
         <w:t>[16]</w:t>
       </w:r>
       <w:r>
@@ -30938,6 +31793,7 @@
         <w:ind w:left="720" w:hanging="720"/>
       </w:pPr>
       <w:r>
+        <w:lastRenderedPageBreak/>
         <w:t>[17]</w:t>
       </w:r>
       <w:r>
@@ -34523,6 +35379,16 @@
       <w:color w:val="666666"/>
     </w:rPr>
   </w:style>
+  <w:style w:type="paragraph" w:styleId="Revision">
+    <w:name w:val="Revision"/>
+    <w:hidden/>
+    <w:uiPriority w:val="99"/>
+    <w:semiHidden/>
+    <w:rsid w:val="00364123"/>
+    <w:pPr>
+      <w:spacing w:after="0" w:line="240" w:lineRule="auto"/>
+    </w:pPr>
+  </w:style>
 </w:styles>
 </file>
 

--- a/paper/[Opt. Express] Design and Simulation of a Broadband Tunable Transmittance Optical Filter Using Sb2Se3 Phase Change Material.docx
+++ b/paper/[Opt. Express] Design and Simulation of a Broadband Tunable Transmittance Optical Filter Using Sb2Se3 Phase Change Material.docx
@@ -9,130 +9,6 @@
           <w:rFonts w:ascii="Times New Roman" w:hAnsi="Times New Roman" w:cs="Times New Roman"/>
         </w:rPr>
       </w:pPr>
-      <w:r>
-        <w:rPr>
-          <w:rStyle w:val="Emphasis"/>
-          <w:rFonts w:cs="Times New Roman"/>
-          <w:i w:val="0"/>
-          <w:iCs w:val="0"/>
-          <w:noProof/>
-        </w:rPr>
-        <mc:AlternateContent>
-          <mc:Choice Requires="wps">
-            <w:drawing>
-              <wp:anchor distT="45720" distB="45720" distL="114300" distR="114300" simplePos="0" relativeHeight="251659264" behindDoc="0" locked="0" layoutInCell="1" allowOverlap="1" wp14:anchorId="47919A1C" wp14:editId="77C0DC2B">
-                <wp:simplePos x="0" y="0"/>
-                <wp:positionH relativeFrom="column">
-                  <wp:posOffset>-1414145</wp:posOffset>
-                </wp:positionH>
-                <wp:positionV relativeFrom="paragraph">
-                  <wp:posOffset>-1156970</wp:posOffset>
-                </wp:positionV>
-                <wp:extent cx="1517650" cy="971550"/>
-                <wp:effectExtent l="0" t="0" r="25400" b="19050"/>
-                <wp:wrapNone/>
-                <wp:docPr id="217" name="Text Box 2"/>
-                <wp:cNvGraphicFramePr>
-                  <a:graphicFrameLocks xmlns:a="http://schemas.openxmlformats.org/drawingml/2006/main"/>
-                </wp:cNvGraphicFramePr>
-                <a:graphic xmlns:a="http://schemas.openxmlformats.org/drawingml/2006/main">
-                  <a:graphicData uri="http://schemas.microsoft.com/office/word/2010/wordprocessingShape">
-                    <wps:wsp>
-                      <wps:cNvSpPr txBox="1">
-                        <a:spLocks noChangeArrowheads="1"/>
-                      </wps:cNvSpPr>
-                      <wps:spPr bwMode="auto">
-                        <a:xfrm>
-                          <a:off x="0" y="0"/>
-                          <a:ext cx="1517650" cy="971550"/>
-                        </a:xfrm>
-                        <a:prstGeom prst="rect">
-                          <a:avLst/>
-                        </a:prstGeom>
-                        <a:ln>
-                          <a:headEnd/>
-                          <a:tailEnd/>
-                        </a:ln>
-                      </wps:spPr>
-                      <wps:style>
-                        <a:lnRef idx="2">
-                          <a:schemeClr val="accent5"/>
-                        </a:lnRef>
-                        <a:fillRef idx="1">
-                          <a:schemeClr val="lt1"/>
-                        </a:fillRef>
-                        <a:effectRef idx="0">
-                          <a:schemeClr val="accent5"/>
-                        </a:effectRef>
-                        <a:fontRef idx="minor">
-                          <a:schemeClr val="dk1"/>
-                        </a:fontRef>
-                      </wps:style>
-                      <wps:txbx>
-                        <w:txbxContent>
-                          <w:p>
-                            <w:r>
-                              <w:t>To do:</w:t>
-                            </w:r>
-                          </w:p>
-                          <w:p>
-                            <w:r>
-                              <w:t>1. reduce to 15 pages</w:t>
-                            </w:r>
-                          </w:p>
-                          <w:p>
-                            <w:r>
-                              <w:t>2. Section 4.2</w:t>
-                            </w:r>
-                          </w:p>
-                        </w:txbxContent>
-                      </wps:txbx>
-                      <wps:bodyPr rot="0" vert="horz" wrap="square" lIns="91440" tIns="45720" rIns="91440" bIns="45720" anchor="t" anchorCtr="0">
-                        <a:noAutofit/>
-                      </wps:bodyPr>
-                    </wps:wsp>
-                  </a:graphicData>
-                </a:graphic>
-                <wp14:sizeRelH relativeFrom="margin">
-                  <wp14:pctWidth>0</wp14:pctWidth>
-                </wp14:sizeRelH>
-                <wp14:sizeRelV relativeFrom="margin">
-                  <wp14:pctHeight>0</wp14:pctHeight>
-                </wp14:sizeRelV>
-              </wp:anchor>
-            </w:drawing>
-          </mc:Choice>
-          <mc:Fallback>
-            <w:pict>
-              <v:shapetype w14:anchorId="47919A1C" id="_x0000_t202" coordsize="21600,21600" o:spt="202" path="m,l,21600r21600,l21600,xe">
-                <v:stroke joinstyle="miter"/>
-                <v:path gradientshapeok="t" o:connecttype="rect"/>
-              </v:shapetype>
-              <v:shape id="Text Box 2" o:spid="_x0000_s1026" type="#_x0000_t202" style="position:absolute;margin-left:-111.35pt;margin-top:-91.1pt;width:119.5pt;height:76.5pt;z-index:251659264;visibility:visible;mso-wrap-style:square;mso-width-percent:0;mso-height-percent:0;mso-wrap-distance-left:9pt;mso-wrap-distance-top:3.6pt;mso-wrap-distance-right:9pt;mso-wrap-distance-bottom:3.6pt;mso-position-horizontal:absolute;mso-position-horizontal-relative:text;mso-position-vertical:absolute;mso-position-vertical-relative:text;mso-width-percent:0;mso-height-percent:0;mso-width-relative:margin;mso-height-relative:margin;v-text-anchor:top" o:gfxdata="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" fillcolor="white [3201]" strokecolor="#4bacc6 [3208]" strokeweight="2pt">
-                <v:textbox>
-                  <w:txbxContent>
-                    <w:p>
-                      <w:r>
-                        <w:t>To do:</w:t>
-                      </w:r>
-                    </w:p>
-                    <w:p>
-                      <w:r>
-                        <w:t>1. reduce to 15 pages</w:t>
-                      </w:r>
-                    </w:p>
-                    <w:p>
-                      <w:r>
-                        <w:t>2. Section 4.2</w:t>
-                      </w:r>
-                    </w:p>
-                  </w:txbxContent>
-                </v:textbox>
-              </v:shape>
-            </w:pict>
-          </mc:Fallback>
-        </mc:AlternateContent>
-      </w:r>
       <w:r>
         <w:rPr>
           <w:rFonts w:ascii="Times New Roman" w:hAnsi="Times New Roman" w:cs="Times New Roman"/>
@@ -2414,13 +2290,7 @@
         <w:rPr>
           <w:rFonts w:cs="Times New Roman"/>
         </w:rPr>
-        <w:t>glass</w:t>
-      </w:r>
-      <w:r>
-        <w:rPr>
-          <w:rFonts w:cs="Times New Roman"/>
-        </w:rPr>
-        <w:t>es called</w:t>
+        <w:t>glasses called</w:t>
       </w:r>
       <w:r>
         <w:rPr>
@@ -5187,6 +5057,11 @@
           <w:rFonts w:cs="Times New Roman"/>
         </w:rPr>
         <w:fldChar w:fldCharType="end"/>
+      </w:r>
+      <w:r>
+        <w:rPr>
+          <w:rFonts w:cs="Times New Roman"/>
+        </w:rPr>
       </w:r>
       <w:r>
         <w:rPr>
@@ -10053,7 +9928,13 @@
         <w:rPr>
           <w:rFonts w:cs="Times New Roman"/>
         </w:rPr>
-        <w:t xml:space="preserve"> refractive index is higher than substrate (silica; SiO</w:t>
+        <w:t xml:space="preserve"> refractive index is higher than </w:t>
+      </w:r>
+      <w:r>
+        <w:rPr>
+          <w:rFonts w:cs="Times New Roman"/>
+        </w:rPr>
+        <w:t>substrate (silica; SiO</w:t>
       </w:r>
       <w:r>
         <w:rPr>
@@ -10281,13 +10162,7 @@
         <w:rPr>
           <w:rFonts w:cs="Times New Roman"/>
         </w:rPr>
-        <w:t>/</w:t>
-      </w:r>
-      <w:r>
-        <w:rPr>
-          <w:rFonts w:cs="Times New Roman"/>
-        </w:rPr>
-        <w:t>2)</w:t>
+        <w:t>/2)</w:t>
       </w:r>
       <w:r>
         <w:rPr>
@@ -10307,31 +10182,23 @@
         <w:rPr>
           <w:rFonts w:cs="Times New Roman"/>
         </w:rPr>
+        <w:t xml:space="preserve"> or an absentee layer</w:t>
+      </w:r>
+      <w:r>
+        <w:rPr>
+          <w:rFonts w:cs="Times New Roman"/>
+        </w:rPr>
+        <w:t>.</w:t>
+      </w:r>
+      <w:r>
+        <w:rPr>
+          <w:rFonts w:cs="Times New Roman"/>
+        </w:rPr>
         <w:t xml:space="preserve"> </w:t>
       </w:r>
       <w:r>
         <w:rPr>
           <w:rFonts w:cs="Times New Roman"/>
-          <w:highlight w:val="yellow"/>
-        </w:rPr>
-        <w:t>or an absentee layer</w:t>
-      </w:r>
-      <w:r>
-        <w:rPr>
-          <w:rFonts w:cs="Times New Roman"/>
-          <w:highlight w:val="yellow"/>
-        </w:rPr>
-        <w:t>.</w:t>
-      </w:r>
-      <w:r>
-        <w:rPr>
-          <w:rFonts w:cs="Times New Roman"/>
-        </w:rPr>
-        <w:t xml:space="preserve"> </w:t>
-      </w:r>
-      <w:r>
-        <w:rPr>
-          <w:rFonts w:cs="Times New Roman"/>
         </w:rPr>
         <w:t xml:space="preserve">As an example, at the reference wavelength </w:t>
       </w:r>
@@ -10398,13 +10265,7 @@
         <w:rPr>
           <w:rFonts w:cs="Times New Roman"/>
         </w:rPr>
-        <w:t xml:space="preserve"> = 1.46</w:t>
-      </w:r>
-      <w:r>
-        <w:rPr>
-          <w:rFonts w:cs="Times New Roman"/>
-        </w:rPr>
-        <w:t>)</w:t>
+        <w:t xml:space="preserve"> = 1.46)</w:t>
       </w:r>
       <w:r>
         <w:rPr>
@@ -17916,7 +17777,13 @@
         <w:rPr>
           <w:rFonts w:cs="Times New Roman"/>
         </w:rPr>
-        <w:t>In this work, we use transfer matrix method (TMM) of Fresnel equation to calculate the transmittance, absorptance and reflectance of every designs, the simulation</w:t>
+        <w:t xml:space="preserve">In this work, we use transfer matrix method (TMM) of </w:t>
+      </w:r>
+      <w:r>
+        <w:rPr>
+          <w:rFonts w:cs="Times New Roman"/>
+        </w:rPr>
+        <w:t>Fresnel equation to calculate the transmittance, absorptance and reflectance of every designs, the simulation</w:t>
       </w:r>
       <w:r>
         <w:rPr>
@@ -17965,40 +17832,284 @@
         <w:rPr>
           <w:rFonts w:cs="Times New Roman"/>
         </w:rPr>
+        <w:t>, although a simulation software such as COMSOL</w:t>
+      </w:r>
+      <w:r>
+        <w:rPr>
+          <w:rFonts w:cs="Times New Roman"/>
+        </w:rPr>
+        <w:t xml:space="preserve">, or OpenFilters </w:t>
+      </w:r>
+      <w:r>
+        <w:rPr>
+          <w:rFonts w:cs="Times New Roman"/>
+        </w:rPr>
+        <w:fldChar w:fldCharType="begin"/>
+      </w:r>
+      <w:r>
+        <w:rPr>
+          <w:rFonts w:cs="Times New Roman"/>
+        </w:rPr>
+        <w:instrText xml:space="preserve"> ADDIN EN.CITE &lt;EndNote&gt;&lt;Cite&gt;&lt;Author&gt;Larouche&lt;/Author&gt;&lt;Year&gt;2008&lt;/Year&gt;&lt;RecNum&gt;101&lt;/RecNum&gt;&lt;DisplayText&gt;[32]&lt;/DisplayText&gt;&lt;record&gt;&lt;rec-number&gt;101&lt;/rec-number&gt;&lt;foreign-keys&gt;&lt;key app="EN" db-id="v920pft06rp9dbex2ap500x99x5rrtswxzss" timestamp="1776935415"&gt;101&lt;/key&gt;&lt;/foreign-keys&gt;&lt;ref-type name="Journal Article"&gt;17&lt;/ref-type&gt;&lt;contributors&gt;&lt;authors&gt;&lt;author&gt;Larouche, Stéphane&lt;/author&gt;&lt;author&gt;Martinu, Ludvik&lt;/author&gt;&lt;/authors&gt;&lt;/contributors&gt;&lt;titles&gt;&lt;title&gt;OpenFilters: open-source software for the design, optimization, and synthesis of optical filters&lt;/title&gt;&lt;secondary-title&gt;Applied Optics&lt;/secondary-title&gt;&lt;alt-title&gt;Appl. Opt.&lt;/alt-title&gt;&lt;/titles&gt;&lt;periodical&gt;&lt;full-title&gt;Applied Optics&lt;/full-title&gt;&lt;abbr-1&gt;Appl. Opt.&lt;/abbr-1&gt;&lt;/periodical&gt;&lt;alt-periodical&gt;&lt;full-title&gt;Applied Optics&lt;/full-title&gt;&lt;abbr-1&gt;Appl. Opt.&lt;/abbr-1&gt;&lt;/alt-periodical&gt;&lt;pages&gt;C219-C230&lt;/pages&gt;&lt;volume&gt;47&lt;/volume&gt;&lt;number&gt;13&lt;/number&gt;&lt;keywords&gt;&lt;keyword&gt;Thin films&lt;/keyword&gt;&lt;keyword&gt;Interference coatings&lt;/keyword&gt;&lt;keyword&gt;Multilayer design&lt;/keyword&gt;&lt;keyword&gt;Refinement and synthesis methods&lt;/keyword&gt;&lt;keyword&gt;Theory and design&lt;/keyword&gt;&lt;keyword&gt;Effective medium theory&lt;/keyword&gt;&lt;keyword&gt;Fourier transforms&lt;/keyword&gt;&lt;keyword&gt;Interference filters&lt;/keyword&gt;&lt;keyword&gt;Optical filters&lt;/keyword&gt;&lt;keyword&gt;Refractive index&lt;/keyword&gt;&lt;keyword&gt;Synthesis methods&lt;/keyword&gt;&lt;/keywords&gt;&lt;dates&gt;&lt;year&gt;2008&lt;/year&gt;&lt;pub-dates&gt;&lt;date&gt;2008/05/01&lt;/date&gt;&lt;/pub-dates&gt;&lt;/dates&gt;&lt;publisher&gt;Optica Publishing Group&lt;/publisher&gt;&lt;urls&gt;&lt;related-urls&gt;&lt;url&gt;https://opg.optica.org/ao/abstract.cfm?URI=ao-47-13-C219&lt;/url&gt;&lt;/related-urls&gt;&lt;/urls&gt;&lt;electronic-resource-num&gt;10.1364/AO.47.00C219&lt;/electronic-resource-num&gt;&lt;/record&gt;&lt;/Cite&gt;&lt;/EndNote&gt;</w:instrText>
+      </w:r>
+      <w:r>
+        <w:rPr>
+          <w:rFonts w:cs="Times New Roman"/>
+        </w:rPr>
+        <w:fldChar w:fldCharType="separate"/>
+      </w:r>
+      <w:r>
+        <w:rPr>
+          <w:rFonts w:cs="Times New Roman"/>
+          <w:noProof/>
+        </w:rPr>
+        <w:t>[32]</w:t>
+      </w:r>
+      <w:r>
+        <w:rPr>
+          <w:rFonts w:cs="Times New Roman"/>
+        </w:rPr>
+        <w:fldChar w:fldCharType="end"/>
+      </w:r>
+      <w:r>
+        <w:rPr>
+          <w:rFonts w:cs="Times New Roman"/>
+        </w:rPr>
+        <w:t xml:space="preserve"> </w:t>
+      </w:r>
+      <w:r>
+        <w:rPr>
+          <w:rFonts w:cs="Times New Roman"/>
+        </w:rPr>
+        <w:t>can also be used</w:t>
+      </w:r>
+      <w:r>
+        <w:rPr>
+          <w:rFonts w:cs="Times New Roman"/>
+        </w:rPr>
+        <w:t xml:space="preserve">. </w:t>
+      </w:r>
+      <w:r>
+        <w:rPr>
+          <w:rFonts w:cs="Times New Roman"/>
+        </w:rPr>
+        <w:t>W</w:t>
+      </w:r>
+      <w:r>
+        <w:rPr>
+          <w:rFonts w:cs="Times New Roman"/>
+        </w:rPr>
+        <w:t>e use 3-mm thick silica (SiO</w:t>
+      </w:r>
+      <w:r>
+        <w:rPr>
+          <w:rFonts w:cs="Times New Roman"/>
+          <w:vertAlign w:val="subscript"/>
+        </w:rPr>
+        <w:t>2</w:t>
+      </w:r>
+      <w:r>
+        <w:rPr>
+          <w:rFonts w:cs="Times New Roman"/>
+        </w:rPr>
+        <w:t>) as substrate (</w:t>
+      </w:r>
+      <w:r>
+        <w:rPr>
+          <w:rFonts w:cs="Times New Roman"/>
+          <w:i/>
+          <w:iCs/>
+        </w:rPr>
+        <w:t>n</w:t>
+      </w:r>
+      <w:r>
+        <w:rPr>
+          <w:rFonts w:cs="Times New Roman"/>
+          <w:i/>
+          <w:iCs/>
+          <w:vertAlign w:val="subscript"/>
+        </w:rPr>
+        <w:t>s</w:t>
+      </w:r>
+      <w:r>
+        <w:rPr>
+          <w:rFonts w:cs="Times New Roman"/>
+        </w:rPr>
+        <w:t xml:space="preserve"> = 1.47) </w:t>
+      </w:r>
+      <w:r>
+        <w:rPr>
+          <w:rFonts w:cs="Times New Roman"/>
+        </w:rPr>
+        <w:fldChar w:fldCharType="begin"/>
+      </w:r>
+      <w:r>
+        <w:rPr>
+          <w:rFonts w:cs="Times New Roman"/>
+        </w:rPr>
+        <w:instrText xml:space="preserve"> ADDIN EN.CITE &lt;EndNote&gt;&lt;Cite&gt;&lt;Author&gt;Franta&lt;/Author&gt;&lt;Year&gt;2016&lt;/Year&gt;&lt;RecNum&gt;97&lt;/RecNum&gt;&lt;DisplayText&gt;[26]&lt;/DisplayText&gt;&lt;record&gt;&lt;rec-number&gt;97&lt;/rec-number&gt;&lt;foreign-keys&gt;&lt;key app="EN" db-id="v920pft06rp9dbex2ap500x99x5rrtswxzss" timestamp="1776660410"&gt;97&lt;/key&gt;&lt;/foreign-keys&gt;&lt;ref-type name="Book"&gt;6&lt;/ref-type&gt;&lt;contributors&gt;&lt;authors&gt;&lt;author&gt;Franta, Daniel&lt;/author&gt;&lt;author&gt;Nečas, David&lt;/author&gt;&lt;author&gt;Ohlídal, Ivan&lt;/author&gt;&lt;author&gt;Giglia, Angelo&lt;/author&gt;&lt;/authors&gt;&lt;/contributors&gt;&lt;titles&gt;&lt;title&gt;Optical characterization of SiO2 thin films using universal dispersion model over wide spectral range&lt;/title&gt;&lt;secondary-title&gt;SPIE Photonics Europe&lt;/secondary-title&gt;&lt;/titles&gt;&lt;volume&gt;9890&lt;/volume&gt;&lt;section&gt;EPE&lt;/section&gt;&lt;dates&gt;&lt;year&gt;2016&lt;/year&gt;&lt;/dates&gt;&lt;publisher&gt;SPIE&lt;/publisher&gt;&lt;urls&gt;&lt;related-urls&gt;&lt;url&gt;https://doi.org/10.1117/12.2227580&lt;/url&gt;&lt;/related-urls&gt;&lt;/urls&gt;&lt;/record&gt;&lt;/Cite&gt;&lt;/EndNote&gt;</w:instrText>
+      </w:r>
+      <w:r>
+        <w:rPr>
+          <w:rFonts w:cs="Times New Roman"/>
+        </w:rPr>
+        <w:fldChar w:fldCharType="separate"/>
+      </w:r>
+      <w:r>
+        <w:rPr>
+          <w:rFonts w:cs="Times New Roman"/>
+          <w:noProof/>
+        </w:rPr>
+        <w:t>[26]</w:t>
+      </w:r>
+      <w:r>
+        <w:rPr>
+          <w:rFonts w:cs="Times New Roman"/>
+        </w:rPr>
+        <w:fldChar w:fldCharType="end"/>
+      </w:r>
+      <w:r>
+        <w:rPr>
+          <w:rFonts w:cs="Times New Roman"/>
+        </w:rPr>
+        <w:t xml:space="preserve">, and </w:t>
+      </w:r>
+      <w:r>
+        <w:rPr>
+          <w:rFonts w:cs="Times New Roman"/>
+        </w:rPr>
+        <w:t xml:space="preserve">also </w:t>
+      </w:r>
+      <w:r>
+        <w:rPr>
+          <w:rFonts w:cs="Times New Roman"/>
+        </w:rPr>
+        <w:t xml:space="preserve">calculate the backside reflection from substrate-air layer on the other side. The high-index layers (H) are Si </w:t>
+      </w:r>
+      <w:r>
+        <w:rPr>
+          <w:rFonts w:cs="Times New Roman"/>
+        </w:rPr>
+        <w:fldChar w:fldCharType="begin"/>
+      </w:r>
+      <w:r>
+        <w:rPr>
+          <w:rFonts w:cs="Times New Roman"/>
+        </w:rPr>
+        <w:instrText xml:space="preserve"> ADDIN EN.CITE &lt;EndNote&gt;&lt;Cite&gt;&lt;Author&gt;Karaman&lt;/Author&gt;&lt;Year&gt;2025&lt;/Year&gt;&lt;RecNum&gt;94&lt;/RecNum&gt;&lt;DisplayText&gt;[33]&lt;/DisplayText&gt;&lt;record&gt;&lt;rec-number&gt;94&lt;/rec-number&gt;&lt;foreign-keys&gt;&lt;key app="EN" db-id="v920pft06rp9dbex2ap500x99x5rrtswxzss" timestamp="1776336380"&gt;94&lt;/key&gt;&lt;/foreign-keys&gt;&lt;ref-type name="Journal Article"&gt;17&lt;/ref-type&gt;&lt;contributors&gt;&lt;authors&gt;&lt;author&gt;Karaman, Omer Can&lt;/author&gt;&lt;author&gt;Naidu, Gopal Narmada&lt;/author&gt;&lt;author&gt;Bowman, Alan R.&lt;/author&gt;&lt;author&gt;Dayi, Elif Nur&lt;/author&gt;&lt;author&gt;Tagliabue, Giulia&lt;/author&gt;&lt;/authors&gt;&lt;/contributors&gt;&lt;titles&gt;&lt;title&gt;Decoupling Optical and Thermal Dynamics in Dielectric Metasurfaces for Self-Encoded Photonic Control&lt;/title&gt;&lt;secondary-title&gt;Laser &amp;amp; Photonics Reviews&lt;/secondary-title&gt;&lt;/titles&gt;&lt;periodical&gt;&lt;full-title&gt;Laser &amp;amp; Photonics Reviews&lt;/full-title&gt;&lt;/periodical&gt;&lt;pages&gt;e01014&lt;/pages&gt;&lt;volume&gt;19&lt;/volume&gt;&lt;number&gt;24&lt;/number&gt;&lt;dates&gt;&lt;year&gt;2025&lt;/year&gt;&lt;/dates&gt;&lt;isbn&gt;1863-8880&lt;/isbn&gt;&lt;urls&gt;&lt;related-urls&gt;&lt;url&gt;https://onlinelibrary.wiley.com/doi/abs/10.1002/lpor.202501014&lt;/url&gt;&lt;/related-urls&gt;&lt;/urls&gt;&lt;electronic-resource-num&gt;https://doi.org/10.1002/lpor.202501014&lt;/electronic-resource-num&gt;&lt;/record&gt;&lt;/Cite&gt;&lt;/EndNote&gt;</w:instrText>
+      </w:r>
+      <w:r>
+        <w:rPr>
+          <w:rFonts w:cs="Times New Roman"/>
+        </w:rPr>
+        <w:fldChar w:fldCharType="separate"/>
+      </w:r>
+      <w:r>
+        <w:rPr>
+          <w:rFonts w:cs="Times New Roman"/>
+          <w:noProof/>
+        </w:rPr>
+        <w:t>[33]</w:t>
+      </w:r>
+      <w:r>
+        <w:rPr>
+          <w:rFonts w:cs="Times New Roman"/>
+        </w:rPr>
+        <w:fldChar w:fldCharType="end"/>
+      </w:r>
+      <w:r>
+        <w:rPr>
+          <w:rFonts w:cs="Times New Roman"/>
+        </w:rPr>
+        <w:t>, TiO</w:t>
+      </w:r>
+      <w:r>
+        <w:rPr>
+          <w:rFonts w:cs="Times New Roman"/>
+          <w:vertAlign w:val="subscript"/>
+        </w:rPr>
+        <w:t>2</w:t>
+      </w:r>
+      <w:r>
+        <w:rPr>
+          <w:rFonts w:cs="Times New Roman"/>
+        </w:rPr>
+        <w:t xml:space="preserve"> </w:t>
+      </w:r>
+      <w:r>
+        <w:rPr>
+          <w:rFonts w:cs="Times New Roman"/>
+        </w:rPr>
+        <w:fldChar w:fldCharType="begin"/>
+      </w:r>
+      <w:r>
+        <w:rPr>
+          <w:rFonts w:cs="Times New Roman"/>
+        </w:rPr>
+        <w:instrText xml:space="preserve"> ADDIN EN.CITE &lt;EndNote&gt;&lt;Cite&gt;&lt;Author&gt;Zhukovsky&lt;/Author&gt;&lt;Year&gt;2015&lt;/Year&gt;&lt;RecNum&gt;90&lt;/RecNum&gt;&lt;DisplayText&gt;[28]&lt;/DisplayText&gt;&lt;record&gt;&lt;rec-number&gt;90&lt;/rec-number&gt;&lt;foreign-keys&gt;&lt;key app="EN" db-id="v920pft06rp9dbex2ap500x99x5rrtswxzss" timestamp="1775120793"&gt;90&lt;/key&gt;&lt;/foreign-keys&gt;&lt;ref-type name="Journal Article"&gt;17&lt;/ref-type&gt;&lt;contributors&gt;&lt;authors&gt;&lt;author&gt;Zhukovsky, Sergei V.&lt;/author&gt;&lt;author&gt;Andryieuski, Andrei&lt;/author&gt;&lt;author&gt;Takayama, Osamu&lt;/author&gt;&lt;author&gt;Shkondin, Evgeniy&lt;/author&gt;&lt;author&gt;Malureanu, Radu&lt;/author&gt;&lt;author&gt;Jensen, Flemming&lt;/author&gt;&lt;author&gt;Lavrinenko, Andrei V.&lt;/author&gt;&lt;/authors&gt;&lt;/contributors&gt;&lt;titles&gt;&lt;title&gt;Experimental Demonstration of Effective Medium Approximation Breakdown in Deeply Subwavelength All-Dielectric Multilayers&lt;/title&gt;&lt;secondary-title&gt;Physical Review Letters&lt;/secondary-title&gt;&lt;/titles&gt;&lt;periodical&gt;&lt;full-title&gt;Physical Review Letters&lt;/full-title&gt;&lt;/periodical&gt;&lt;pages&gt;177402&lt;/pages&gt;&lt;volume&gt;115&lt;/volume&gt;&lt;number&gt;17&lt;/number&gt;&lt;dates&gt;&lt;year&gt;2015&lt;/year&gt;&lt;pub-dates&gt;&lt;date&gt;10/23/&lt;/date&gt;&lt;/pub-dates&gt;&lt;/dates&gt;&lt;publisher&gt;American Physical Society&lt;/publisher&gt;&lt;urls&gt;&lt;related-urls&gt;&lt;url&gt;https://link.aps.org/doi/10.1103/PhysRevLett.115.177402&lt;/url&gt;&lt;/related-urls&gt;&lt;/urls&gt;&lt;electronic-resource-num&gt;10.1103/PhysRevLett.115.177402&lt;/electronic-resource-num&gt;&lt;/record&gt;&lt;/Cite&gt;&lt;/EndNote&gt;</w:instrText>
+      </w:r>
+      <w:r>
+        <w:rPr>
+          <w:rFonts w:cs="Times New Roman"/>
+        </w:rPr>
+        <w:fldChar w:fldCharType="separate"/>
+      </w:r>
+      <w:r>
+        <w:rPr>
+          <w:rFonts w:cs="Times New Roman"/>
+          <w:noProof/>
+        </w:rPr>
+        <w:t>[28]</w:t>
+      </w:r>
+      <w:r>
+        <w:rPr>
+          <w:rFonts w:cs="Times New Roman"/>
+        </w:rPr>
+        <w:fldChar w:fldCharType="end"/>
+      </w:r>
+      <w:r>
+        <w:rPr>
+          <w:rFonts w:cs="Times New Roman"/>
+        </w:rPr>
         <w:t xml:space="preserve">, </w:t>
       </w:r>
       <w:r>
         <w:rPr>
           <w:rFonts w:cs="Times New Roman"/>
         </w:rPr>
-        <w:t xml:space="preserve">although a simulation software </w:t>
-      </w:r>
-      <w:r>
-        <w:rPr>
-          <w:rFonts w:cs="Times New Roman"/>
-          <w:highlight w:val="yellow"/>
-        </w:rPr>
-        <w:t>s</w:t>
-      </w:r>
-      <w:r>
-        <w:rPr>
-          <w:rFonts w:cs="Times New Roman"/>
-          <w:highlight w:val="yellow"/>
-        </w:rPr>
-        <w:t>uch as COMSOL</w:t>
-      </w:r>
-      <w:r>
-        <w:rPr>
-          <w:rFonts w:cs="Times New Roman"/>
-          <w:highlight w:val="yellow"/>
-        </w:rPr>
-        <w:t>, or</w:t>
-      </w:r>
-      <w:r>
-        <w:rPr>
-          <w:rFonts w:cs="Times New Roman"/>
-        </w:rPr>
-        <w:t xml:space="preserve"> OpenFilters </w:t>
+        <w:t>and</w:t>
+      </w:r>
+      <w:r>
+        <w:rPr>
+          <w:rFonts w:cs="Times New Roman"/>
+        </w:rPr>
+        <w:t xml:space="preserve"> Si</w:t>
+      </w:r>
+      <w:r>
+        <w:rPr>
+          <w:rFonts w:cs="Times New Roman"/>
+          <w:vertAlign w:val="subscript"/>
+        </w:rPr>
+        <w:t>3</w:t>
+      </w:r>
+      <w:r>
+        <w:rPr>
+          <w:rFonts w:cs="Times New Roman"/>
+        </w:rPr>
+        <w:t>N</w:t>
+      </w:r>
+      <w:r>
+        <w:rPr>
+          <w:rFonts w:cs="Times New Roman"/>
+          <w:vertAlign w:val="subscript"/>
+        </w:rPr>
+        <w:t>4</w:t>
+      </w:r>
+      <w:r>
+        <w:rPr>
+          <w:rFonts w:cs="Times New Roman"/>
+        </w:rPr>
+        <w:t xml:space="preserve"> </w:t>
       </w:r>
       <w:r>
         <w:rPr>
@@ -18010,7 +18121,7 @@
         <w:rPr>
           <w:rFonts w:cs="Times New Roman"/>
         </w:rPr>
-        <w:instrText xml:space="preserve"> ADDIN EN.CITE &lt;EndNote&gt;&lt;Cite&gt;&lt;Author&gt;Larouche&lt;/Author&gt;&lt;Year&gt;2008&lt;/Year&gt;&lt;RecNum&gt;101&lt;/RecNum&gt;&lt;DisplayText&gt;[32]&lt;/DisplayText&gt;&lt;record&gt;&lt;rec-number&gt;101&lt;/rec-number&gt;&lt;foreign-keys&gt;&lt;key app="EN" db-id="v920pft06rp9dbex2ap500x99x5rrtswxzss" timestamp="1776935415"&gt;101&lt;/key&gt;&lt;/foreign-keys&gt;&lt;ref-type name="Journal Article"&gt;17&lt;/ref-type&gt;&lt;contributors&gt;&lt;authors&gt;&lt;author&gt;Larouche, Stéphane&lt;/author&gt;&lt;author&gt;Martinu, Ludvik&lt;/author&gt;&lt;/authors&gt;&lt;/contributors&gt;&lt;titles&gt;&lt;title&gt;OpenFilters: open-source software for the design, optimization, and synthesis of optical filters&lt;/title&gt;&lt;secondary-title&gt;Applied Optics&lt;/secondary-title&gt;&lt;alt-title&gt;Appl. Opt.&lt;/alt-title&gt;&lt;/titles&gt;&lt;periodical&gt;&lt;full-title&gt;Applied Optics&lt;/full-title&gt;&lt;abbr-1&gt;Appl. Opt.&lt;/abbr-1&gt;&lt;/periodical&gt;&lt;alt-periodical&gt;&lt;full-title&gt;Applied Optics&lt;/full-title&gt;&lt;abbr-1&gt;Appl. Opt.&lt;/abbr-1&gt;&lt;/alt-periodical&gt;&lt;pages&gt;C219-C230&lt;/pages&gt;&lt;volume&gt;47&lt;/volume&gt;&lt;number&gt;13&lt;/number&gt;&lt;keywords&gt;&lt;keyword&gt;Thin films&lt;/keyword&gt;&lt;keyword&gt;Interference coatings&lt;/keyword&gt;&lt;keyword&gt;Multilayer design&lt;/keyword&gt;&lt;keyword&gt;Refinement and synthesis methods&lt;/keyword&gt;&lt;keyword&gt;Theory and design&lt;/keyword&gt;&lt;keyword&gt;Effective medium theory&lt;/keyword&gt;&lt;keyword&gt;Fourier transforms&lt;/keyword&gt;&lt;keyword&gt;Interference filters&lt;/keyword&gt;&lt;keyword&gt;Optical filters&lt;/keyword&gt;&lt;keyword&gt;Refractive index&lt;/keyword&gt;&lt;keyword&gt;Synthesis methods&lt;/keyword&gt;&lt;/keywords&gt;&lt;dates&gt;&lt;year&gt;2008&lt;/year&gt;&lt;pub-dates&gt;&lt;date&gt;2008/05/01&lt;/date&gt;&lt;/pub-dates&gt;&lt;/dates&gt;&lt;publisher&gt;Optica Publishing Group&lt;/publisher&gt;&lt;urls&gt;&lt;related-urls&gt;&lt;url&gt;https://opg.optica.org/ao/abstract.cfm?URI=ao-47-13-C219&lt;/url&gt;&lt;/related-urls&gt;&lt;/urls&gt;&lt;electronic-resource-num&gt;10.1364/AO.47.00C219&lt;/electronic-resource-num&gt;&lt;/record&gt;&lt;/Cite&gt;&lt;/EndNote&gt;</w:instrText>
+        <w:instrText xml:space="preserve"> ADDIN EN.CITE &lt;EndNote&gt;&lt;Cite&gt;&lt;Author&gt;Beliaev&lt;/Author&gt;&lt;Year&gt;2022&lt;/Year&gt;&lt;RecNum&gt;70&lt;/RecNum&gt;&lt;DisplayText&gt;[31]&lt;/DisplayText&gt;&lt;record&gt;&lt;rec-number&gt;70&lt;/rec-number&gt;&lt;foreign-keys&gt;&lt;key app="EN" db-id="v920pft06rp9dbex2ap500x99x5rrtswxzss" timestamp="1768215795" guid="3f7419e0-798c-4593-84cf-4bf61aaacb06"&gt;70&lt;/key&gt;&lt;/foreign-keys&gt;&lt;ref-type name="Journal Article"&gt;17&lt;/ref-type&gt;&lt;contributors&gt;&lt;authors&gt;&lt;author&gt;Beliaev, Leonid Yu&lt;/author&gt;&lt;author&gt;Shkondin, Evgeniy&lt;/author&gt;&lt;author&gt;Lavrinenko, Andrei V.&lt;/author&gt;&lt;author&gt;Takayama, Osamu&lt;/author&gt;&lt;/authors&gt;&lt;/contributors&gt;&lt;titles&gt;&lt;title&gt;Optical, structural and composition properties of silicon nitride films deposited by reactive radio-frequency sputtering, low pressure and plasma-enhanced chemical vapor deposition&lt;/title&gt;&lt;secondary-title&gt;Thin Solid Films&lt;/secondary-title&gt;&lt;/titles&gt;&lt;periodical&gt;&lt;full-title&gt;Thin Solid Films&lt;/full-title&gt;&lt;/periodical&gt;&lt;pages&gt;139568&lt;/pages&gt;&lt;volume&gt;763&lt;/volume&gt;&lt;keywords&gt;&lt;keyword&gt;Silicon nitride&lt;/keyword&gt;&lt;keyword&gt;Ellipsometry&lt;/keyword&gt;&lt;keyword&gt;Chemical vapor deposition&lt;/keyword&gt;&lt;keyword&gt;Sputtering&lt;/keyword&gt;&lt;keyword&gt;Optical characterization&lt;/keyword&gt;&lt;keyword&gt;Thin film&lt;/keyword&gt;&lt;/keywords&gt;&lt;dates&gt;&lt;year&gt;2022&lt;/year&gt;&lt;pub-dates&gt;&lt;date&gt;2022/12/01/&lt;/date&gt;&lt;/pub-dates&gt;&lt;/dates&gt;&lt;isbn&gt;0040-6090&lt;/isbn&gt;&lt;urls&gt;&lt;related-urls&gt;&lt;url&gt;https://www.sciencedirect.com/science/article/pii/S0040609022004710&lt;/url&gt;&lt;/related-urls&gt;&lt;/urls&gt;&lt;electronic-resource-num&gt;https://doi.org/10.1016/j.tsf.2022.139568&lt;/electronic-resource-num&gt;&lt;/record&gt;&lt;/Cite&gt;&lt;/EndNote&gt;</w:instrText>
       </w:r>
       <w:r>
         <w:rPr>
@@ -18023,7 +18134,7 @@
           <w:rFonts w:cs="Times New Roman"/>
           <w:noProof/>
         </w:rPr>
-        <w:t>[32]</w:t>
+        <w:t>[31]</w:t>
       </w:r>
       <w:r>
         <w:rPr>
@@ -18035,290 +18146,19 @@
         <w:rPr>
           <w:rFonts w:cs="Times New Roman"/>
         </w:rPr>
-        <w:t xml:space="preserve"> </w:t>
-      </w:r>
-      <w:r>
-        <w:rPr>
-          <w:rFonts w:cs="Times New Roman"/>
-        </w:rPr>
-        <w:t>can also be used</w:t>
-      </w:r>
-      <w:r>
-        <w:rPr>
-          <w:rFonts w:cs="Times New Roman"/>
-        </w:rPr>
-        <w:t>.</w:t>
-      </w:r>
-      <w:r>
-        <w:rPr>
-          <w:rFonts w:cs="Times New Roman"/>
-        </w:rPr>
-        <w:t xml:space="preserve"> </w:t>
-      </w:r>
-      <w:r>
-        <w:rPr>
-          <w:rFonts w:cs="Times New Roman"/>
-        </w:rPr>
-        <w:t>W</w:t>
-      </w:r>
-      <w:r>
-        <w:rPr>
-          <w:rFonts w:cs="Times New Roman"/>
-        </w:rPr>
-        <w:t>e use 3-mm thick silica (SiO</w:t>
-      </w:r>
-      <w:r>
-        <w:rPr>
-          <w:rFonts w:cs="Times New Roman"/>
-          <w:vertAlign w:val="subscript"/>
-        </w:rPr>
-        <w:t>2</w:t>
-      </w:r>
-      <w:r>
-        <w:rPr>
-          <w:rFonts w:cs="Times New Roman"/>
-        </w:rPr>
-        <w:t>) as substrate (</w:t>
-      </w:r>
-      <w:r>
-        <w:rPr>
-          <w:rFonts w:cs="Times New Roman"/>
-          <w:i/>
-          <w:iCs/>
-        </w:rPr>
-        <w:t>n</w:t>
-      </w:r>
-      <w:r>
-        <w:rPr>
-          <w:rFonts w:cs="Times New Roman"/>
-          <w:i/>
-          <w:iCs/>
-          <w:vertAlign w:val="subscript"/>
-        </w:rPr>
-        <w:t>s</w:t>
-      </w:r>
-      <w:r>
-        <w:rPr>
-          <w:rFonts w:cs="Times New Roman"/>
-        </w:rPr>
-        <w:t xml:space="preserve"> = 1.47) </w:t>
-      </w:r>
-      <w:r>
-        <w:rPr>
-          <w:rFonts w:cs="Times New Roman"/>
-        </w:rPr>
-        <w:fldChar w:fldCharType="begin"/>
-      </w:r>
-      <w:r>
-        <w:rPr>
-          <w:rFonts w:cs="Times New Roman"/>
-        </w:rPr>
-        <w:instrText xml:space="preserve"> ADDIN EN.CITE &lt;EndNote&gt;&lt;Cite&gt;&lt;Author&gt;Franta&lt;/Author&gt;&lt;Year&gt;2016&lt;/Year&gt;&lt;RecNum&gt;97&lt;/RecNum&gt;&lt;DisplayText&gt;[26]&lt;/DisplayText&gt;&lt;record&gt;&lt;rec-number&gt;97&lt;/rec-number&gt;&lt;foreign-keys&gt;&lt;key app="EN" db-id="v920pft06rp9dbex2ap500x99x5rrtswxzss" timestamp="1776660410"&gt;97&lt;/key&gt;&lt;/foreign-keys&gt;&lt;ref-type name="Book"&gt;6&lt;/ref-type&gt;&lt;contributors&gt;&lt;authors&gt;&lt;author&gt;Franta, Daniel&lt;/author&gt;&lt;author&gt;Nečas, David&lt;/author&gt;&lt;author&gt;Ohlídal, Ivan&lt;/author&gt;&lt;author&gt;Giglia, Angelo&lt;/author&gt;&lt;/authors&gt;&lt;/contributors&gt;&lt;titles&gt;&lt;title&gt;Optical characterization of SiO2 thin films using universal dispersion model over wide spectral range&lt;/title&gt;&lt;secondary-title&gt;SPIE Photonics Europe&lt;/secondary-title&gt;&lt;/titles&gt;&lt;volume&gt;9890&lt;/volume&gt;&lt;section&gt;EPE&lt;/section&gt;&lt;dates&gt;&lt;year&gt;2016&lt;/year&gt;&lt;/dates&gt;&lt;publisher&gt;SPIE&lt;/publisher&gt;&lt;urls&gt;&lt;related-urls&gt;&lt;url&gt;https://doi.org/10.1117/12.2227580&lt;/url&gt;&lt;/related-urls&gt;&lt;/urls&gt;&lt;/record&gt;&lt;/Cite&gt;&lt;/EndNote&gt;</w:instrText>
-      </w:r>
-      <w:r>
-        <w:rPr>
-          <w:rFonts w:cs="Times New Roman"/>
-        </w:rPr>
-        <w:fldChar w:fldCharType="separate"/>
-      </w:r>
-      <w:r>
-        <w:rPr>
-          <w:rFonts w:cs="Times New Roman"/>
-          <w:noProof/>
-        </w:rPr>
-        <w:t>[26]</w:t>
-      </w:r>
-      <w:r>
-        <w:rPr>
-          <w:rFonts w:cs="Times New Roman"/>
-        </w:rPr>
-        <w:fldChar w:fldCharType="end"/>
-      </w:r>
-      <w:r>
-        <w:rPr>
-          <w:rFonts w:cs="Times New Roman"/>
-        </w:rPr>
-        <w:t xml:space="preserve">, and </w:t>
-      </w:r>
-      <w:r>
-        <w:rPr>
-          <w:rFonts w:cs="Times New Roman"/>
-        </w:rPr>
-        <w:t xml:space="preserve">also </w:t>
-      </w:r>
-      <w:r>
-        <w:rPr>
-          <w:rFonts w:cs="Times New Roman"/>
-        </w:rPr>
-        <w:t xml:space="preserve">calculate the backside reflection from substrate-air layer on the other side. The high-index layers (H) are Si </w:t>
-      </w:r>
-      <w:r>
-        <w:rPr>
-          <w:rFonts w:cs="Times New Roman"/>
-        </w:rPr>
-        <w:fldChar w:fldCharType="begin"/>
-      </w:r>
-      <w:r>
-        <w:rPr>
-          <w:rFonts w:cs="Times New Roman"/>
-        </w:rPr>
-        <w:instrText xml:space="preserve"> ADDIN EN.CITE &lt;EndNote&gt;&lt;Cite&gt;&lt;Author&gt;Karaman&lt;/Author&gt;&lt;Year&gt;2025&lt;/Year&gt;&lt;RecNum&gt;94&lt;/RecNum&gt;&lt;DisplayText&gt;[33]&lt;/DisplayText&gt;&lt;record&gt;&lt;rec-number&gt;94&lt;/rec-number&gt;&lt;foreign-keys&gt;&lt;key app="EN" db-id="v920pft06rp9dbex2ap500x99x5rrtswxzss" timestamp="1776336380"&gt;94&lt;/key&gt;&lt;/foreign-keys&gt;&lt;ref-type name="Journal Article"&gt;17&lt;/ref-type&gt;&lt;contributors&gt;&lt;authors&gt;&lt;author&gt;Karaman, Omer Can&lt;/author&gt;&lt;author&gt;Naidu, Gopal Narmada&lt;/author&gt;&lt;author&gt;Bowman, Alan R.&lt;/author&gt;&lt;author&gt;Dayi, Elif Nur&lt;/author&gt;&lt;author&gt;Tagliabue, Giulia&lt;/author&gt;&lt;/authors&gt;&lt;/contributors&gt;&lt;titles&gt;&lt;title&gt;Decoupling Optical and Thermal Dynamics in Dielectric Metasurfaces for Self-Encoded Photonic Control&lt;/title&gt;&lt;secondary-title&gt;Laser &amp;amp; Photonics Reviews&lt;/secondary-title&gt;&lt;/titles&gt;&lt;periodical&gt;&lt;full-title&gt;Laser &amp;amp; Photonics Reviews&lt;/full-title&gt;&lt;/periodical&gt;&lt;pages&gt;e01014&lt;/pages&gt;&lt;volume&gt;19&lt;/volume&gt;&lt;number&gt;24&lt;/number&gt;&lt;dates&gt;&lt;year&gt;2025&lt;/year&gt;&lt;/dates&gt;&lt;isbn&gt;1863-8880&lt;/isbn&gt;&lt;urls&gt;&lt;related-urls&gt;&lt;url&gt;https://onlinelibrary.wiley.com/doi/abs/10.1002/lpor.202501014&lt;/url&gt;&lt;/related-urls&gt;&lt;/urls&gt;&lt;electronic-resource-num&gt;https://doi.org/10.1002/lpor.202501014&lt;/electronic-resource-num&gt;&lt;/record&gt;&lt;/Cite&gt;&lt;/EndNote&gt;</w:instrText>
-      </w:r>
-      <w:r>
-        <w:rPr>
-          <w:rFonts w:cs="Times New Roman"/>
-        </w:rPr>
-        <w:fldChar w:fldCharType="separate"/>
-      </w:r>
-      <w:r>
-        <w:rPr>
-          <w:rFonts w:cs="Times New Roman"/>
-          <w:noProof/>
-        </w:rPr>
-        <w:t>[33]</w:t>
-      </w:r>
-      <w:r>
-        <w:rPr>
-          <w:rFonts w:cs="Times New Roman"/>
-        </w:rPr>
-        <w:fldChar w:fldCharType="end"/>
-      </w:r>
-      <w:r>
-        <w:rPr>
-          <w:rFonts w:cs="Times New Roman"/>
-        </w:rPr>
-        <w:t>, TiO</w:t>
-      </w:r>
-      <w:r>
-        <w:rPr>
-          <w:rFonts w:cs="Times New Roman"/>
-          <w:vertAlign w:val="subscript"/>
-        </w:rPr>
-        <w:t>2</w:t>
-      </w:r>
-      <w:r>
-        <w:rPr>
-          <w:rFonts w:cs="Times New Roman"/>
-        </w:rPr>
-        <w:t xml:space="preserve"> </w:t>
-      </w:r>
-      <w:r>
-        <w:rPr>
-          <w:rFonts w:cs="Times New Roman"/>
-        </w:rPr>
-        <w:fldChar w:fldCharType="begin"/>
-      </w:r>
-      <w:r>
-        <w:rPr>
-          <w:rFonts w:cs="Times New Roman"/>
-        </w:rPr>
-        <w:instrText xml:space="preserve"> ADDIN EN.CITE &lt;EndNote&gt;&lt;Cite&gt;&lt;Author&gt;Zhukovsky&lt;/Author&gt;&lt;Year&gt;2015&lt;/Year&gt;&lt;RecNum&gt;90&lt;/RecNum&gt;&lt;DisplayText&gt;[28]&lt;/DisplayText&gt;&lt;record&gt;&lt;rec-number&gt;90&lt;/rec-number&gt;&lt;foreign-keys&gt;&lt;key app="EN" db-id="v920pft06rp9dbex2ap500x99x5rrtswxzss" timestamp="1775120793"&gt;90&lt;/key&gt;&lt;/foreign-keys&gt;&lt;ref-type name="Journal Article"&gt;17&lt;/ref-type&gt;&lt;contributors&gt;&lt;authors&gt;&lt;author&gt;Zhukovsky, Sergei V.&lt;/author&gt;&lt;author&gt;Andryieuski, Andrei&lt;/author&gt;&lt;author&gt;Takayama, Osamu&lt;/author&gt;&lt;author&gt;Shkondin, Evgeniy&lt;/author&gt;&lt;author&gt;Malureanu, Radu&lt;/author&gt;&lt;author&gt;Jensen, Flemming&lt;/author&gt;&lt;author&gt;Lavrinenko, Andrei V.&lt;/author&gt;&lt;/authors&gt;&lt;/contributors&gt;&lt;titles&gt;&lt;title&gt;Experimental Demonstration of Effective Medium Approximation Breakdown in Deeply Subwavelength All-Dielectric Multilayers&lt;/title&gt;&lt;secondary-title&gt;Physical Review Letters&lt;/secondary-title&gt;&lt;/titles&gt;&lt;periodical&gt;&lt;full-title&gt;Physical Review Letters&lt;/full-title&gt;&lt;/periodical&gt;&lt;pages&gt;177402&lt;/pages&gt;&lt;volume&gt;115&lt;/volume&gt;&lt;number&gt;17&lt;/number&gt;&lt;dates&gt;&lt;year&gt;2015&lt;/year&gt;&lt;pub-dates&gt;&lt;date&gt;10/23/&lt;/date&gt;&lt;/pub-dates&gt;&lt;/dates&gt;&lt;publisher&gt;American Physical Society&lt;/publisher&gt;&lt;urls&gt;&lt;related-urls&gt;&lt;url&gt;https://link.aps.org/doi/10.1103/PhysRevLett.115.177402&lt;/url&gt;&lt;/related-urls&gt;&lt;/urls&gt;&lt;electronic-resource-num&gt;10.1103/PhysRevLett.115.177402&lt;/electronic-resource-num&gt;&lt;/record&gt;&lt;/Cite&gt;&lt;/EndNote&gt;</w:instrText>
-      </w:r>
-      <w:r>
-        <w:rPr>
-          <w:rFonts w:cs="Times New Roman"/>
-        </w:rPr>
-        <w:fldChar w:fldCharType="separate"/>
-      </w:r>
-      <w:r>
-        <w:rPr>
-          <w:rFonts w:cs="Times New Roman"/>
-          <w:noProof/>
-        </w:rPr>
-        <w:t>[28]</w:t>
-      </w:r>
-      <w:r>
-        <w:rPr>
-          <w:rFonts w:cs="Times New Roman"/>
-        </w:rPr>
-        <w:fldChar w:fldCharType="end"/>
-      </w:r>
-      <w:r>
-        <w:rPr>
-          <w:rFonts w:cs="Times New Roman"/>
-        </w:rPr>
-        <w:t xml:space="preserve">, </w:t>
-      </w:r>
-      <w:r>
-        <w:rPr>
-          <w:rFonts w:cs="Times New Roman"/>
-        </w:rPr>
-        <w:t>and</w:t>
-      </w:r>
-      <w:r>
-        <w:rPr>
-          <w:rFonts w:cs="Times New Roman"/>
-        </w:rPr>
-        <w:t xml:space="preserve"> Si</w:t>
-      </w:r>
-      <w:r>
-        <w:rPr>
-          <w:rFonts w:cs="Times New Roman"/>
-          <w:vertAlign w:val="subscript"/>
-        </w:rPr>
-        <w:t>3</w:t>
-      </w:r>
-      <w:r>
-        <w:rPr>
-          <w:rFonts w:cs="Times New Roman"/>
-        </w:rPr>
-        <w:t>N</w:t>
-      </w:r>
-      <w:r>
-        <w:rPr>
-          <w:rFonts w:cs="Times New Roman"/>
-          <w:vertAlign w:val="subscript"/>
-        </w:rPr>
-        <w:t>4</w:t>
-      </w:r>
-      <w:r>
-        <w:rPr>
-          <w:rFonts w:cs="Times New Roman"/>
-        </w:rPr>
-        <w:t xml:space="preserve"> </w:t>
-      </w:r>
-      <w:r>
-        <w:rPr>
-          <w:rFonts w:cs="Times New Roman"/>
-        </w:rPr>
-        <w:fldChar w:fldCharType="begin"/>
-      </w:r>
-      <w:r>
-        <w:rPr>
-          <w:rFonts w:cs="Times New Roman"/>
-        </w:rPr>
-        <w:instrText xml:space="preserve"> ADDIN EN.CITE &lt;EndNote&gt;&lt;Cite&gt;&lt;Author&gt;Beliaev&lt;/Author&gt;&lt;Year&gt;2022&lt;/Year&gt;&lt;RecNum&gt;70&lt;/RecNum&gt;&lt;DisplayText&gt;[31]&lt;/DisplayText&gt;&lt;record&gt;&lt;rec-number&gt;70&lt;/rec-number&gt;&lt;foreign-keys&gt;&lt;key app="EN" db-id="v920pft06rp9dbex2ap500x99x5rrtswxzss" timestamp="1768215795" guid="3f7419e0-798c-4593-84cf-4bf61aaacb06"&gt;70&lt;/key&gt;&lt;/foreign-keys&gt;&lt;ref-type name="Journal Article"&gt;17&lt;/ref-type&gt;&lt;contributors&gt;&lt;authors&gt;&lt;author&gt;Beliaev, Leonid Yu&lt;/author&gt;&lt;author&gt;Shkondin, Evgeniy&lt;/author&gt;&lt;author&gt;Lavrinenko, Andrei V.&lt;/author&gt;&lt;author&gt;Takayama, Osamu&lt;/author&gt;&lt;/authors&gt;&lt;/contributors&gt;&lt;titles&gt;&lt;title&gt;Optical, structural and composition properties of silicon nitride films deposited by reactive radio-frequency sputtering, low pressure and plasma-enhanced chemical vapor deposition&lt;/title&gt;&lt;secondary-title&gt;Thin Solid Films&lt;/secondary-title&gt;&lt;/titles&gt;&lt;periodical&gt;&lt;full-title&gt;Thin Solid Films&lt;/full-title&gt;&lt;/periodical&gt;&lt;pages&gt;139568&lt;/pages&gt;&lt;volume&gt;763&lt;/volume&gt;&lt;keywords&gt;&lt;keyword&gt;Silicon nitride&lt;/keyword&gt;&lt;keyword&gt;Ellipsometry&lt;/keyword&gt;&lt;keyword&gt;Chemical vapor deposition&lt;/keyword&gt;&lt;keyword&gt;Sputtering&lt;/keyword&gt;&lt;keyword&gt;Optical characterization&lt;/keyword&gt;&lt;keyword&gt;Thin film&lt;/keyword&gt;&lt;/keywords&gt;&lt;dates&gt;&lt;year&gt;2022&lt;/year&gt;&lt;pub-dates&gt;&lt;date&gt;2022/12/01/&lt;/date&gt;&lt;/pub-dates&gt;&lt;/dates&gt;&lt;isbn&gt;0040-6090&lt;/isbn&gt;&lt;urls&gt;&lt;related-urls&gt;&lt;url&gt;https://www.sciencedirect.com/science/article/pii/S0040609022004710&lt;/url&gt;&lt;/related-urls&gt;&lt;/urls&gt;&lt;electronic-resource-num&gt;https://doi.org/10.1016/j.tsf.2022.139568&lt;/electronic-resource-num&gt;&lt;/record&gt;&lt;/Cite&gt;&lt;/EndNote&gt;</w:instrText>
-      </w:r>
-      <w:r>
-        <w:rPr>
-          <w:rFonts w:cs="Times New Roman"/>
-        </w:rPr>
-        <w:fldChar w:fldCharType="separate"/>
-      </w:r>
-      <w:r>
-        <w:rPr>
-          <w:rFonts w:cs="Times New Roman"/>
-          <w:noProof/>
-        </w:rPr>
-        <w:t>[31]</w:t>
-      </w:r>
-      <w:r>
-        <w:rPr>
-          <w:rFonts w:cs="Times New Roman"/>
-        </w:rPr>
-        <w:fldChar w:fldCharType="end"/>
-      </w:r>
-      <w:r>
-        <w:rPr>
-          <w:rFonts w:cs="Times New Roman"/>
-        </w:rPr>
         <w:t>, t</w:t>
       </w:r>
       <w:r>
         <w:rPr>
           <w:rFonts w:cs="Times New Roman"/>
         </w:rPr>
-        <w:t>heir refractive indices at 1064 nm are 3.56, 2.31, and 2.00, respectively. The low-index layers (L) are Al</w:t>
+        <w:t>heir refractive</w:t>
+      </w:r>
+      <w:r>
+        <w:rPr>
+          <w:rFonts w:cs="Times New Roman"/>
+        </w:rPr>
+        <w:t xml:space="preserve"> indices at 1064 nm are 3.56, 2.31, and 2.00, respectively. The low-index layers (L) are Al</w:t>
       </w:r>
       <w:r>
         <w:rPr>
@@ -24896,14 +24736,12 @@
               <w:rPr>
                 <w:rFonts w:cs="Times New Roman"/>
                 <w:szCs w:val="16"/>
-                <w:highlight w:val="yellow"/>
               </w:rPr>
             </w:pPr>
             <w:r>
               <w:rPr>
                 <w:rFonts w:cs="Times New Roman"/>
                 <w:szCs w:val="16"/>
-                <w:highlight w:val="yellow"/>
               </w:rPr>
               <w:t>0.9</w:t>
             </w:r>
@@ -25231,14 +25069,12 @@
               <w:rPr>
                 <w:rFonts w:cs="Times New Roman"/>
                 <w:szCs w:val="16"/>
-                <w:highlight w:val="yellow"/>
               </w:rPr>
             </w:pPr>
             <w:r>
               <w:rPr>
                 <w:rFonts w:cs="Times New Roman"/>
                 <w:szCs w:val="16"/>
-                <w:highlight w:val="yellow"/>
               </w:rPr>
               <w:t>0.2</w:t>
             </w:r>
@@ -27062,7 +26898,6 @@
           <w:rFonts w:ascii="Times New Roman" w:hAnsi="Times New Roman" w:cs="Times New Roman"/>
           <w:i/>
           <w:iCs w:val="0"/>
-          <w:highlight w:val="cyan"/>
         </w:rPr>
         <w:lastRenderedPageBreak/>
         <w:t>4.2 Endurance simulation of 1064-nm optical filters(</w:t>
@@ -27070,7 +26905,6 @@
       <w:r>
         <w:rPr>
           <w:rFonts w:ascii="Times New Roman" w:hAnsi="Times New Roman" w:cs="Times New Roman"/>
-          <w:highlight w:val="cyan"/>
         </w:rPr>
         <w:t xml:space="preserve"> </w:t>
       </w:r>
@@ -27080,7 +26914,6 @@
           <w:rFonts w:ascii="Times New Roman" w:hAnsi="Times New Roman" w:cs="Times New Roman"/>
           <w:i/>
           <w:iCs w:val="0"/>
-          <w:highlight w:val="cyan"/>
         </w:rPr>
         <w:t>check endurance of edge-filter.)</w:t>
       </w:r>
@@ -27102,16 +26935,7 @@
           <w:i w:val="0"/>
           <w:iCs w:val="0"/>
         </w:rPr>
-        <w:t>Endur</w:t>
-      </w:r>
-      <w:r>
-        <w:rPr>
-          <w:rStyle w:val="Emphasis"/>
-          <w:rFonts w:cs="Times New Roman"/>
-          <w:i w:val="0"/>
-          <w:iCs w:val="0"/>
-        </w:rPr>
-        <w:t xml:space="preserve">ance testing </w:t>
+        <w:t xml:space="preserve">Endurance testing </w:t>
       </w:r>
       <w:r>
         <w:rPr>
@@ -27185,25 +27009,7 @@
           <w:i w:val="0"/>
           <w:iCs w:val="0"/>
         </w:rPr>
-        <w:t>1.5</w:t>
-      </w:r>
-      <w:r>
-        <w:rPr>
-          <w:rStyle w:val="Emphasis"/>
-          <w:rFonts w:cs="Times New Roman"/>
-          <w:i w:val="0"/>
-          <w:iCs w:val="0"/>
-        </w:rPr>
-        <w:t>×10⁶</w:t>
-      </w:r>
-      <w:r>
-        <w:rPr>
-          <w:rStyle w:val="Emphasis"/>
-          <w:rFonts w:cs="Times New Roman"/>
-          <w:i w:val="0"/>
-          <w:iCs w:val="0"/>
-        </w:rPr>
-        <w:t xml:space="preserve"> phase switching cycles, with design-dependent degradation of their transmission metrics. For the single-layer device, the amorphous phase transmittance</w:t>
+        <w:t>1.5×10⁶ phase switching cycles, with design-dependent degradation of their transmission metrics. For the single-layer device, the amorphous phase transmittance</w:t>
       </w:r>
       <w:r>
         <w:rPr>
@@ -27554,16 +27360,7 @@
           <w:iCs w:val="0"/>
           <w:lang w:bidi="th-TH"/>
         </w:rPr>
-        <w:t xml:space="preserve">than the single-layer design, </w:t>
-      </w:r>
-      <w:r>
-        <w:rPr>
-          <w:rStyle w:val="Emphasis"/>
-          <w:i w:val="0"/>
-          <w:iCs w:val="0"/>
-          <w:lang w:bidi="th-TH"/>
-        </w:rPr>
-        <w:t>which reflects the higher sensitivity of resonant edge to small changes in Sb</w:t>
+        <w:t>than the single-layer design, which reflects the higher sensitivity of resonant edge to small changes in Sb</w:t>
       </w:r>
       <w:r>
         <w:rPr>
@@ -27601,7 +27398,7 @@
           <w:iCs w:val="0"/>
           <w:lang w:bidi="th-TH"/>
         </w:rPr>
-        <w:t xml:space="preserve"> refractive index.</w:t>
+        <w:t xml:space="preserve"> refractive index. The insertion loss of amorphous phase </w:t>
       </w:r>
       <w:r>
         <w:rPr>
@@ -27610,7 +27407,7 @@
           <w:iCs w:val="0"/>
           <w:lang w:bidi="th-TH"/>
         </w:rPr>
-        <w:t xml:space="preserve"> The insertion loss of amorphous phase </w:t>
+        <w:t xml:space="preserve">(Fig. 8h) </w:t>
       </w:r>
       <w:r>
         <w:rPr>
@@ -27619,7 +27416,7 @@
           <w:iCs w:val="0"/>
           <w:lang w:bidi="th-TH"/>
         </w:rPr>
-        <w:t xml:space="preserve">(Fig. 8h) </w:t>
+        <w:t xml:space="preserve">also increase more rapidly, </w:t>
       </w:r>
       <w:r>
         <w:rPr>
@@ -27628,7 +27425,7 @@
           <w:iCs w:val="0"/>
           <w:lang w:bidi="th-TH"/>
         </w:rPr>
-        <w:t xml:space="preserve">also increase more rapidly, </w:t>
+        <w:t>which consists of</w:t>
       </w:r>
       <w:r>
         <w:rPr>
@@ -27637,7 +27434,7 @@
           <w:iCs w:val="0"/>
           <w:lang w:bidi="th-TH"/>
         </w:rPr>
-        <w:t>which consists of</w:t>
+        <w:t xml:space="preserve"> a stronger field confinement and longer effective optical path within the lossy material</w:t>
       </w:r>
       <w:r>
         <w:rPr>
@@ -27646,17 +27443,7 @@
           <w:iCs w:val="0"/>
           <w:lang w:bidi="th-TH"/>
         </w:rPr>
-        <w:t xml:space="preserve"> a </w:t>
-      </w:r>
-      <w:r>
-        <w:rPr>
-          <w:rStyle w:val="Emphasis"/>
-          <w:i w:val="0"/>
-          <w:iCs w:val="0"/>
-          <w:highlight w:val="yellow"/>
-          <w:lang w:bidi="th-TH"/>
-        </w:rPr>
-        <w:t>stronger field confinement and longer effective optical path within the lossy material</w:t>
+        <w:t xml:space="preserve">. </w:t>
       </w:r>
       <w:r>
         <w:rPr>
@@ -27665,7 +27452,7 @@
           <w:iCs w:val="0"/>
           <w:lang w:bidi="th-TH"/>
         </w:rPr>
-        <w:t xml:space="preserve">. </w:t>
+        <w:t>The</w:t>
       </w:r>
       <w:r>
         <w:rPr>
@@ -27674,7 +27461,7 @@
           <w:iCs w:val="0"/>
           <w:lang w:bidi="th-TH"/>
         </w:rPr>
-        <w:t>The</w:t>
+        <w:t xml:space="preserve"> 5-unit</w:t>
       </w:r>
       <w:r>
         <w:rPr>
@@ -27683,7 +27470,7 @@
           <w:iCs w:val="0"/>
           <w:lang w:bidi="th-TH"/>
         </w:rPr>
-        <w:t xml:space="preserve"> 5-unit-cells </w:t>
+        <w:t xml:space="preserve">-cells </w:t>
       </w:r>
       <w:r>
         <w:rPr>
@@ -27955,16 +27742,7 @@
           <w:i w:val="0"/>
           <w:iCs w:val="0"/>
         </w:rPr>
-        <w:t xml:space="preserve"> cycle</w:t>
-      </w:r>
-      <w:r>
-        <w:rPr>
-          <w:rStyle w:val="Emphasis"/>
-          <w:rFonts w:cs="Times New Roman"/>
-          <w:i w:val="0"/>
-          <w:iCs w:val="0"/>
-        </w:rPr>
-        <w:t>s</w:t>
+        <w:t xml:space="preserve"> cycles</w:t>
       </w:r>
       <w:r>
         <w:rPr>
@@ -30986,19 +30764,11 @@
         <w:rPr>
           <w:rFonts w:cs="Times New Roman"/>
         </w:rPr>
-        <w:t xml:space="preserve">. </w:t>
-      </w:r>
-      <w:r>
-        <w:rPr>
-          <w:rFonts w:cs="Times New Roman"/>
-          <w:highlight w:val="yellow"/>
-        </w:rPr>
-        <w:t>The transmittance contrast degradation and insertion loss after simulating</w:t>
-      </w:r>
-      <w:r>
-        <w:rPr>
-          <w:rFonts w:cs="Times New Roman"/>
-          <w:highlight w:val="yellow"/>
+        <w:t>. The transmittance contrast degradation and insertion loss after simulating</w:t>
+      </w:r>
+      <w:r>
+        <w:rPr>
+          <w:rFonts w:cs="Times New Roman"/>
           <w:cs/>
           <w:lang w:bidi="th-TH"/>
         </w:rPr>
@@ -31007,49 +30777,44 @@
       <w:r>
         <w:rPr>
           <w:rFonts w:cs="Times New Roman"/>
-          <w:highlight w:val="yellow"/>
         </w:rPr>
         <w:t xml:space="preserve">1.5×10⁶ phase </w:t>
       </w:r>
       <w:r>
         <w:rPr>
           <w:rFonts w:cs="Times New Roman"/>
-          <w:highlight w:val="yellow"/>
         </w:rPr>
         <w:t>changing</w:t>
       </w:r>
       <w:r>
         <w:rPr>
           <w:rFonts w:cs="Times New Roman"/>
-          <w:highlight w:val="yellow"/>
         </w:rPr>
         <w:t xml:space="preserve"> cycles are within acceptable range</w:t>
       </w:r>
       <w:r>
         <w:rPr>
           <w:rFonts w:cs="Times New Roman"/>
-          <w:highlight w:val="yellow"/>
         </w:rPr>
         <w:t>s</w:t>
       </w:r>
       <w:r>
         <w:rPr>
           <w:rFonts w:cs="Times New Roman"/>
-          <w:highlight w:val="yellow"/>
-        </w:rPr>
-        <w:t>.</w:t>
+        </w:rPr>
+        <w:t xml:space="preserve">. </w:t>
+      </w:r>
+      <w:r>
+        <w:rPr>
+          <w:rFonts w:cs="Times New Roman"/>
+        </w:rPr>
+        <w:t>The</w:t>
       </w:r>
       <w:r>
         <w:rPr>
           <w:rFonts w:cs="Times New Roman"/>
         </w:rPr>
         <w:t xml:space="preserve"> </w:t>
-      </w:r>
-      <w:r>
-        <w:rPr>
-          <w:rFonts w:cs="Times New Roman"/>
-        </w:rPr>
-        <w:t xml:space="preserve">The </w:t>
       </w:r>
       <w:r>
         <w:rPr>
@@ -34316,6 +34081,7 @@
   <w:style w:type="character" w:default="1" w:styleId="DefaultParagraphFont">
     <w:name w:val="Default Paragraph Font"/>
     <w:uiPriority w:val="1"/>
+    <w:semiHidden/>
     <w:unhideWhenUsed/>
   </w:style>
   <w:style w:type="table" w:default="1" w:styleId="TableNormal">

--- a/paper/[Opt. Express] Design and Simulation of a Broadband Tunable Transmittance Optical Filter Using Sb2Se3 Phase Change Material.docx
+++ b/paper/[Opt. Express] Design and Simulation of a Broadband Tunable Transmittance Optical Filter Using Sb2Se3 Phase Change Material.docx
@@ -6,164 +6,164 @@
       <w:pPr>
         <w:pStyle w:val="01Title"/>
         <w:rPr>
-          <w:rFonts w:ascii="Times New Roman" w:hAnsi="Times New Roman" w:cs="Times New Roman"/>
+          <w:rFonts w:cs="Arial"/>
         </w:rPr>
       </w:pPr>
       <w:r>
         <w:rPr>
-          <w:rFonts w:ascii="Times New Roman" w:hAnsi="Times New Roman" w:cs="Times New Roman"/>
+          <w:rFonts w:cs="Arial"/>
         </w:rPr>
         <w:t xml:space="preserve">Design and </w:t>
       </w:r>
       <w:r>
         <w:rPr>
-          <w:rFonts w:ascii="Times New Roman" w:hAnsi="Times New Roman" w:cs="Times New Roman"/>
+          <w:rFonts w:cs="Arial"/>
         </w:rPr>
         <w:t>s</w:t>
       </w:r>
       <w:r>
         <w:rPr>
-          <w:rFonts w:ascii="Times New Roman" w:hAnsi="Times New Roman" w:cs="Times New Roman"/>
+          <w:rFonts w:cs="Arial"/>
         </w:rPr>
         <w:t xml:space="preserve">imulation of a </w:t>
       </w:r>
       <w:r>
         <w:rPr>
-          <w:rFonts w:ascii="Times New Roman" w:hAnsi="Times New Roman" w:cs="Times New Roman"/>
+          <w:rFonts w:cs="Arial"/>
         </w:rPr>
         <w:t>b</w:t>
       </w:r>
       <w:r>
         <w:rPr>
-          <w:rFonts w:ascii="Times New Roman" w:hAnsi="Times New Roman" w:cs="Times New Roman"/>
+          <w:rFonts w:cs="Arial"/>
         </w:rPr>
         <w:t xml:space="preserve">roadband </w:t>
       </w:r>
       <w:r>
         <w:rPr>
-          <w:rFonts w:ascii="Times New Roman" w:hAnsi="Times New Roman" w:cs="Times New Roman"/>
+          <w:rFonts w:cs="Arial"/>
         </w:rPr>
         <w:t>t</w:t>
       </w:r>
       <w:r>
         <w:rPr>
-          <w:rFonts w:ascii="Times New Roman" w:hAnsi="Times New Roman" w:cs="Times New Roman"/>
+          <w:rFonts w:cs="Arial"/>
         </w:rPr>
         <w:t xml:space="preserve">unable </w:t>
       </w:r>
       <w:r>
         <w:rPr>
-          <w:rFonts w:ascii="Times New Roman" w:hAnsi="Times New Roman" w:cs="Times New Roman"/>
+          <w:rFonts w:cs="Arial"/>
         </w:rPr>
         <w:t xml:space="preserve"> </w:t>
       </w:r>
       <w:r>
         <w:rPr>
-          <w:rFonts w:ascii="Times New Roman" w:hAnsi="Times New Roman" w:cs="Times New Roman"/>
+          <w:rFonts w:cs="Arial"/>
         </w:rPr>
         <w:t>t</w:t>
       </w:r>
       <w:r>
         <w:rPr>
-          <w:rFonts w:ascii="Times New Roman" w:hAnsi="Times New Roman" w:cs="Times New Roman"/>
+          <w:rFonts w:cs="Arial"/>
         </w:rPr>
         <w:t xml:space="preserve">ransmittance </w:t>
       </w:r>
       <w:r>
         <w:rPr>
-          <w:rFonts w:ascii="Times New Roman" w:hAnsi="Times New Roman" w:cs="Times New Roman"/>
+          <w:rFonts w:cs="Arial"/>
         </w:rPr>
         <w:t>o</w:t>
       </w:r>
       <w:r>
         <w:rPr>
-          <w:rFonts w:ascii="Times New Roman" w:hAnsi="Times New Roman" w:cs="Times New Roman"/>
+          <w:rFonts w:cs="Arial"/>
         </w:rPr>
         <w:t xml:space="preserve">ptical </w:t>
       </w:r>
       <w:r>
         <w:rPr>
-          <w:rFonts w:ascii="Times New Roman" w:hAnsi="Times New Roman" w:cs="Times New Roman"/>
+          <w:rFonts w:cs="Arial"/>
         </w:rPr>
         <w:t>f</w:t>
       </w:r>
       <w:r>
         <w:rPr>
-          <w:rFonts w:ascii="Times New Roman" w:hAnsi="Times New Roman" w:cs="Times New Roman"/>
+          <w:rFonts w:cs="Arial"/>
         </w:rPr>
         <w:t xml:space="preserve">ilter </w:t>
       </w:r>
       <w:r>
         <w:rPr>
-          <w:rFonts w:ascii="Times New Roman" w:hAnsi="Times New Roman" w:cs="Times New Roman"/>
+          <w:rFonts w:cs="Arial"/>
         </w:rPr>
         <w:t>u</w:t>
       </w:r>
       <w:r>
         <w:rPr>
-          <w:rFonts w:ascii="Times New Roman" w:hAnsi="Times New Roman" w:cs="Times New Roman"/>
+          <w:rFonts w:cs="Arial"/>
         </w:rPr>
         <w:t>sing Sb</w:t>
       </w:r>
       <w:r>
         <w:rPr>
-          <w:rFonts w:ascii="Times New Roman" w:hAnsi="Times New Roman" w:cs="Times New Roman"/>
+          <w:rFonts w:cs="Arial"/>
           <w:vertAlign w:val="subscript"/>
         </w:rPr>
         <w:t>2</w:t>
       </w:r>
       <w:r>
         <w:rPr>
-          <w:rFonts w:ascii="Times New Roman" w:hAnsi="Times New Roman" w:cs="Times New Roman"/>
+          <w:rFonts w:cs="Arial"/>
         </w:rPr>
         <w:t>Se</w:t>
       </w:r>
       <w:r>
         <w:rPr>
-          <w:rFonts w:ascii="Times New Roman" w:hAnsi="Times New Roman" w:cs="Times New Roman"/>
+          <w:rFonts w:cs="Arial"/>
           <w:vertAlign w:val="subscript"/>
         </w:rPr>
         <w:t>3</w:t>
       </w:r>
       <w:r>
         <w:rPr>
-          <w:rFonts w:ascii="Times New Roman" w:hAnsi="Times New Roman" w:cs="Times New Roman"/>
+          <w:rFonts w:cs="Arial"/>
         </w:rPr>
         <w:t xml:space="preserve"> </w:t>
       </w:r>
       <w:r>
         <w:rPr>
-          <w:rFonts w:ascii="Times New Roman" w:hAnsi="Times New Roman" w:cs="Times New Roman"/>
+          <w:rFonts w:cs="Arial"/>
         </w:rPr>
         <w:t>p</w:t>
       </w:r>
       <w:r>
         <w:rPr>
-          <w:rFonts w:ascii="Times New Roman" w:hAnsi="Times New Roman" w:cs="Times New Roman"/>
+          <w:rFonts w:cs="Arial"/>
         </w:rPr>
         <w:t xml:space="preserve">hase </w:t>
       </w:r>
       <w:r>
         <w:rPr>
-          <w:rFonts w:ascii="Times New Roman" w:hAnsi="Times New Roman" w:cs="Times New Roman"/>
+          <w:rFonts w:cs="Arial"/>
         </w:rPr>
         <w:t>c</w:t>
       </w:r>
       <w:r>
         <w:rPr>
-          <w:rFonts w:ascii="Times New Roman" w:hAnsi="Times New Roman" w:cs="Times New Roman"/>
+          <w:rFonts w:cs="Arial"/>
         </w:rPr>
         <w:t xml:space="preserve">hange </w:t>
       </w:r>
       <w:r>
         <w:rPr>
-          <w:rFonts w:ascii="Times New Roman" w:hAnsi="Times New Roman" w:cs="Times New Roman"/>
+          <w:rFonts w:cs="Arial"/>
         </w:rPr>
         <w:t>m</w:t>
       </w:r>
       <w:r>
         <w:rPr>
-          <w:rFonts w:ascii="Times New Roman" w:hAnsi="Times New Roman" w:cs="Times New Roman"/>
+          <w:rFonts w:cs="Arial"/>
         </w:rPr>
         <w:t>aterial</w:t>
       </w:r>
@@ -172,82 +172,136 @@
       <w:pPr>
         <w:pStyle w:val="02Author"/>
         <w:rPr>
-          <w:rFonts w:ascii="Times New Roman" w:hAnsi="Times New Roman" w:cs="Times New Roman"/>
+          <w:rFonts w:cs="Arial"/>
           <w:vertAlign w:val="superscript"/>
         </w:rPr>
       </w:pPr>
       <w:r>
         <w:rPr>
-          <w:rFonts w:ascii="Times New Roman" w:hAnsi="Times New Roman" w:cs="Times New Roman"/>
-        </w:rPr>
-        <w:t>Surawut Wicharn,</w:t>
-      </w:r>
-      <w:r>
-        <w:rPr>
-          <w:rFonts w:ascii="Times New Roman" w:hAnsi="Times New Roman" w:cs="Times New Roman"/>
+          <w:rFonts w:cs="Arial"/>
+        </w:rPr>
+        <w:t>Chettanat Padungatthakij,</w:t>
+      </w:r>
+      <w:r>
+        <w:rPr>
+          <w:rFonts w:cs="Arial"/>
           <w:vertAlign w:val="superscript"/>
         </w:rPr>
         <w:t>1</w:t>
       </w:r>
       <w:r>
         <w:rPr>
-          <w:rFonts w:ascii="Times New Roman" w:hAnsi="Times New Roman" w:cs="Times New Roman"/>
-        </w:rPr>
-        <w:t xml:space="preserve"> Chettanat Padungatthakij,</w:t>
-      </w:r>
-      <w:r>
-        <w:rPr>
-          <w:rFonts w:ascii="Times New Roman" w:hAnsi="Times New Roman" w:cs="Times New Roman"/>
+          <w:rFonts w:cs="Arial"/>
           <w:vertAlign w:val="superscript"/>
         </w:rPr>
+        <w:t>,</w:t>
+      </w:r>
+      <w:r>
+        <w:rPr>
+          <w:rFonts w:cs="Arial"/>
+          <w:vertAlign w:val="superscript"/>
+        </w:rPr>
+        <w:t>†</w:t>
+      </w:r>
+      <w:r>
+        <w:rPr>
+          <w:rFonts w:cs="Arial"/>
+        </w:rPr>
+        <w:t xml:space="preserve"> </w:t>
+      </w:r>
+      <w:bookmarkStart w:id="0" w:name="_Hlk173847223"/>
+      <w:r>
+        <w:rPr>
+          <w:rFonts w:cs="Arial"/>
+        </w:rPr>
+        <w:t>Prathan Buranasiri</w:t>
+      </w:r>
+      <w:r>
+        <w:rPr>
+          <w:rFonts w:cs="Arial"/>
+        </w:rPr>
+        <w:t>,</w:t>
+      </w:r>
+      <w:r>
+        <w:rPr>
+          <w:rFonts w:cs="Arial"/>
+          <w:vertAlign w:val="superscript"/>
+        </w:rPr>
+        <w:t>1,</w:t>
+      </w:r>
+      <w:bookmarkEnd w:id="0"/>
+      <w:r>
+        <w:rPr>
+          <w:rFonts w:cs="Arial"/>
+          <w:vertAlign w:val="superscript"/>
+        </w:rPr>
         <w:t>2</w:t>
       </w:r>
       <w:r>
         <w:rPr>
-          <w:rFonts w:ascii="Times New Roman" w:hAnsi="Times New Roman" w:cs="Times New Roman"/>
-        </w:rPr>
-        <w:t xml:space="preserve"> Suebtarkul Suchat</w:t>
-      </w:r>
-      <w:r>
-        <w:rPr>
-          <w:rFonts w:ascii="Times New Roman" w:hAnsi="Times New Roman" w:cs="Times New Roman"/>
+          <w:rFonts w:cs="Arial"/>
+          <w:vertAlign w:val="superscript"/>
         </w:rPr>
         <w:t>,</w:t>
       </w:r>
       <w:r>
         <w:rPr>
-          <w:rFonts w:ascii="Times New Roman" w:hAnsi="Times New Roman" w:cs="Times New Roman"/>
+          <w:rFonts w:cs="Arial"/>
           <w:vertAlign w:val="superscript"/>
         </w:rPr>
+        <w:t>†</w:t>
+      </w:r>
+      <w:r>
+        <w:rPr>
+          <w:rFonts w:cs="Arial"/>
+        </w:rPr>
+        <w:t xml:space="preserve"> </w:t>
+      </w:r>
+      <w:r>
+        <w:rPr>
+          <w:rFonts w:cs="Arial"/>
+        </w:rPr>
+        <w:t>Suebtarkul Suchat,</w:t>
+      </w:r>
+      <w:r>
+        <w:rPr>
+          <w:rFonts w:cs="Arial"/>
+          <w:vertAlign w:val="superscript"/>
+        </w:rPr>
         <w:t>3</w:t>
       </w:r>
       <w:r>
         <w:rPr>
-          <w:rFonts w:ascii="Times New Roman" w:hAnsi="Times New Roman" w:cs="Times New Roman"/>
-        </w:rPr>
-        <w:t xml:space="preserve"> and </w:t>
-      </w:r>
-      <w:bookmarkStart w:id="0" w:name="_Hlk173847223"/>
-      <w:r>
-        <w:rPr>
-          <w:rFonts w:ascii="Times New Roman" w:hAnsi="Times New Roman" w:cs="Times New Roman"/>
-        </w:rPr>
-        <w:t>Prathan Buranasiri</w:t>
-      </w:r>
-      <w:r>
-        <w:rPr>
-          <w:rFonts w:ascii="Times New Roman" w:hAnsi="Times New Roman" w:cs="Times New Roman"/>
+          <w:rFonts w:cs="Arial"/>
           <w:vertAlign w:val="superscript"/>
         </w:rPr>
-        <w:t>2,</w:t>
-      </w:r>
-      <w:bookmarkEnd w:id="0"/>
-      <w:r>
-        <w:rPr>
-          <w:rFonts w:ascii="Times New Roman" w:hAnsi="Times New Roman" w:cs="Times New Roman"/>
+        <w:t xml:space="preserve"> </w:t>
+      </w:r>
+      <w:r>
+        <w:rPr>
+          <w:rFonts w:cs="Arial"/>
+        </w:rPr>
+        <w:t xml:space="preserve">and </w:t>
+      </w:r>
+      <w:r>
+        <w:rPr>
+          <w:rFonts w:cs="Arial"/>
+        </w:rPr>
+        <w:t>Surawut Wicharn</w:t>
+      </w:r>
+      <w:r>
+        <w:rPr>
+          <w:rFonts w:cs="Arial"/>
           <w:vertAlign w:val="superscript"/>
         </w:rPr>
-        <w:t>*</w:t>
+        <w:t>4</w:t>
+      </w:r>
+      <w:r>
+        <w:rPr>
+          <w:rFonts w:cs="Arial"/>
+          <w:vertAlign w:val="superscript"/>
+        </w:rPr>
+        <w:t>,*</w:t>
       </w:r>
     </w:p>
     <w:p>
@@ -268,7 +322,58 @@
         <w:rPr>
           <w:rFonts w:cs="Times New Roman"/>
         </w:rPr>
-        <w:t xml:space="preserve"> Department of Physics, Faculty of Science, Srinakharinwirot University, Bangkok, Thailand</w:t>
+        <w:t>Artificial Intelligence Photonics Advanced Research Laboratory</w:t>
+      </w:r>
+      <w:r>
+        <w:rPr>
+          <w:rFonts w:cs="Times New Roman"/>
+        </w:rPr>
+        <w:t xml:space="preserve">, </w:t>
+      </w:r>
+      <w:r>
+        <w:rPr>
+          <w:rFonts w:cs="Times New Roman"/>
+        </w:rPr>
+        <w:t>Department</w:t>
+      </w:r>
+      <w:r>
+        <w:rPr>
+          <w:rFonts w:cs="Times New Roman"/>
+        </w:rPr>
+        <w:t xml:space="preserve"> of Physics, School of Science, King Mongkut’s Institute of Technology Ladkrabang, Bangkok</w:t>
+      </w:r>
+      <w:r>
+        <w:rPr>
+          <w:rFonts w:cs="Times New Roman"/>
+        </w:rPr>
+        <w:t xml:space="preserve"> 10520</w:t>
+      </w:r>
+      <w:r>
+        <w:rPr>
+          <w:rFonts w:cs="Times New Roman"/>
+        </w:rPr>
+        <w:t>, Thailand</w:t>
+      </w:r>
+    </w:p>
+    <w:p>
+      <w:pPr>
+        <w:pStyle w:val="04Email"/>
+        <w:rPr>
+          <w:color w:val="auto"/>
+        </w:rPr>
+      </w:pPr>
+      <w:r>
+        <w:rPr>
+          <w:color w:val="auto"/>
+          <w:vertAlign w:val="superscript"/>
+        </w:rPr>
+        <w:t>2</w:t>
+      </w:r>
+      <w:r>
+        <w:rPr>
+          <w:color w:val="auto"/>
+        </w:rPr>
+        <w:t>Electronic and Optoelectronic Device Research Unit, School of Science, King Mongkut’s Institute of Technology Ladkrabang, Bangkok 10520, Thailand</w:t>
       </w:r>
     </w:p>
     <w:p>
@@ -283,13 +388,25 @@
           <w:rFonts w:cs="Times New Roman"/>
           <w:vertAlign w:val="superscript"/>
         </w:rPr>
-        <w:t>2</w:t>
-      </w:r>
-      <w:r>
-        <w:rPr>
-          <w:rFonts w:cs="Times New Roman"/>
-        </w:rPr>
-        <w:t xml:space="preserve"> Department of Physics, School of Science, King Mongkut’s Institute of Technology Ladkrabang, Bangkok, Thailand</w:t>
+        <w:t>3</w:t>
+      </w:r>
+      <w:r>
+        <w:rPr>
+          <w:rFonts w:cs="Times New Roman"/>
+        </w:rPr>
+        <w:t>Department of Physics, Faculty of Science, Srinakharinwirot University, Bangkok</w:t>
+      </w:r>
+      <w:r>
+        <w:rPr>
+          <w:rFonts w:cs="Times New Roman"/>
+        </w:rPr>
+        <w:t xml:space="preserve"> 10110</w:t>
+      </w:r>
+      <w:r>
+        <w:rPr>
+          <w:rFonts w:cs="Times New Roman"/>
+        </w:rPr>
+        <w:t>, Thailand</w:t>
       </w:r>
     </w:p>
     <w:p>
@@ -304,13 +421,42 @@
           <w:rFonts w:cs="Times New Roman"/>
           <w:vertAlign w:val="superscript"/>
         </w:rPr>
-        <w:t>3</w:t>
-      </w:r>
-      <w:r>
-        <w:rPr>
-          <w:rFonts w:cs="Times New Roman"/>
-        </w:rPr>
-        <w:t xml:space="preserve"> Department of Physics, Faculty of Science and Technology, Phranakhon Rajabhat University, Bangkok, Thailand.</w:t>
+        <w:t>4</w:t>
+      </w:r>
+      <w:r>
+        <w:rPr>
+          <w:rFonts w:cs="Times New Roman"/>
+        </w:rPr>
+        <w:t>Department of Physics, Faculty of Science and Technology, Phranakhon Rajabhat University, Bangkok</w:t>
+      </w:r>
+      <w:r>
+        <w:rPr>
+          <w:rFonts w:cs="Times New Roman"/>
+        </w:rPr>
+        <w:t xml:space="preserve"> 10220</w:t>
+      </w:r>
+      <w:r>
+        <w:rPr>
+          <w:rFonts w:cs="Times New Roman"/>
+        </w:rPr>
+        <w:t>, Thailand</w:t>
+      </w:r>
+    </w:p>
+    <w:p>
+      <w:pPr>
+        <w:pStyle w:val="03AuthorAffiliation"/>
+      </w:pPr>
+      <w:bookmarkStart w:id="1" w:name="_Hlk173847279"/>
+      <w:r>
+        <w:rPr>
+          <w:rFonts w:cs="Arial"/>
+          <w:vertAlign w:val="superscript"/>
+        </w:rPr>
+        <w:t>†</w:t>
+      </w:r>
+      <w:bookmarkEnd w:id="1"/>
+      <w:r>
+        <w:t>These authors contributed equally.</w:t>
       </w:r>
     </w:p>
     <w:p>
@@ -330,7 +476,7 @@
         <w:rPr>
           <w:rFonts w:cs="Times New Roman"/>
         </w:rPr>
-        <w:t>prathan.bu@kmitl.ac.th</w:t>
+        <w:t>surawutw@g.swu.ac.th</w:t>
       </w:r>
     </w:p>
     <w:p>
@@ -2572,7 +2718,15 @@
           <w:rFonts w:eastAsia="MS Mincho" w:cs="Times New Roman"/>
           <w:color w:val="000000"/>
         </w:rPr>
-        <w:t xml:space="preserve">the metallic phase (hot state) </w:t>
+        <w:t xml:space="preserve">the metallic phase </w:t>
+      </w:r>
+      <w:r>
+        <w:rPr>
+          <w:rFonts w:eastAsia="MS Mincho" w:cs="Times New Roman"/>
+          <w:color w:val="000000"/>
+        </w:rPr>
+        <w:lastRenderedPageBreak/>
+        <w:t xml:space="preserve">(hot state) </w:t>
       </w:r>
       <w:r>
         <w:rPr>
@@ -3044,14 +3198,7 @@
         <w:rPr>
           <w:rFonts w:cs="Times New Roman"/>
         </w:rPr>
-        <w:t xml:space="preserve"> </w:t>
-      </w:r>
-      <w:r>
-        <w:rPr>
-          <w:rFonts w:cs="Times New Roman"/>
-        </w:rPr>
-        <w:lastRenderedPageBreak/>
-        <w:t>when compared to other non-volatile PCM</w:t>
+        <w:t xml:space="preserve"> when compared to other non-volatile PCM</w:t>
       </w:r>
       <w:r>
         <w:rPr>
@@ -6361,6 +6508,7 @@
         <w:rPr>
           <w:rFonts w:cs="Times New Roman"/>
         </w:rPr>
+        <w:lastRenderedPageBreak/>
         <w:t xml:space="preserve">where </w:t>
       </w:r>
       <w:r>
@@ -6542,14 +6690,7 @@
         <w:rPr>
           <w:rFonts w:cs="Times New Roman"/>
         </w:rPr>
-        <w:t xml:space="preserve"> over the spectral range of interest. However, in this work, </w:t>
-      </w:r>
-      <w:r>
-        <w:rPr>
-          <w:rFonts w:cs="Times New Roman"/>
-        </w:rPr>
-        <w:lastRenderedPageBreak/>
-        <w:t xml:space="preserve">linear interpolation </w:t>
+        <w:t xml:space="preserve"> over the spectral range of interest. However, in this work, linear interpolation </w:t>
       </w:r>
       <w:r>
         <w:rPr>
@@ -7500,7 +7641,14 @@
         <w:rPr>
           <w:rFonts w:cs="Times New Roman"/>
         </w:rPr>
-        <w:t xml:space="preserve">film layer deposited on </w:t>
+        <w:t xml:space="preserve">film layer </w:t>
+      </w:r>
+      <w:r>
+        <w:rPr>
+          <w:rFonts w:cs="Times New Roman"/>
+        </w:rPr>
+        <w:lastRenderedPageBreak/>
+        <w:t xml:space="preserve">deposited on </w:t>
       </w:r>
       <w:r>
         <w:rPr>
@@ -7569,14 +7717,7 @@
         <w:rPr>
           <w:rFonts w:cs="Times New Roman"/>
         </w:rPr>
-        <w:t xml:space="preserve">) and the top interface </w:t>
-      </w:r>
-      <w:r>
-        <w:rPr>
-          <w:rFonts w:cs="Times New Roman"/>
-        </w:rPr>
-        <w:lastRenderedPageBreak/>
-        <w:t xml:space="preserve">between </w:t>
+        <w:t xml:space="preserve">) and the top interface between </w:t>
       </w:r>
       <w:r>
         <w:rPr>
@@ -9326,21 +9467,14 @@
           <w:rFonts w:eastAsia="MS Mincho" w:cs="Times New Roman"/>
           <w:color w:val="000000"/>
         </w:rPr>
-        <w:t>the phase thickness which is related to optical thickness (</w:t>
+        <w:t>the phase thickness which is related to optical thickness</w:t>
       </w:r>
       <w:r>
         <w:rPr>
           <w:rFonts w:cs="Times New Roman"/>
           <w:lang w:bidi="th-TH"/>
         </w:rPr>
-        <w:t>OT</w:t>
-      </w:r>
-      <w:r>
-        <w:rPr>
-          <w:rFonts w:cs="Times New Roman"/>
-          <w:lang w:bidi="th-TH"/>
-        </w:rPr>
-        <w:t xml:space="preserve">) and physical thickness </w:t>
+        <w:t xml:space="preserve"> and physical thickness </w:t>
       </w:r>
       <w:r>
         <w:rPr>
@@ -10346,7 +10480,7 @@
                 </m:sSub>
               </m:e>
             </m:d>
-            <w:bookmarkStart w:id="1" w:name="_Hlk234148607"/>
+            <w:bookmarkStart w:id="2" w:name="_Hlk234148607"/>
             <m:r>
               <m:rPr>
                 <m:sty m:val="p"/>
@@ -10357,7 +10491,7 @@
               </w:rPr>
               <m:t>-</m:t>
             </m:r>
-            <w:bookmarkEnd w:id="1"/>
+            <w:bookmarkEnd w:id="2"/>
             <m:d>
               <m:dPr>
                 <m:ctrlPr>
@@ -10788,13 +10922,13 @@
         <w:rPr>
           <w:rFonts w:cs="Times New Roman"/>
         </w:rPr>
-        <w:t>the required refractive ind</w:t>
-      </w:r>
-      <w:r>
-        <w:rPr>
-          <w:rFonts w:cs="Times New Roman"/>
-        </w:rPr>
-        <w:t>ex</w:t>
+        <w:t>the refractive ind</w:t>
+      </w:r>
+      <w:r>
+        <w:rPr>
+          <w:rFonts w:cs="Times New Roman"/>
+        </w:rPr>
+        <w:t>ices</w:t>
       </w:r>
       <w:r>
         <w:rPr>
@@ -11218,6 +11352,1037 @@
     </w:p>
     <w:p>
       <w:pPr>
+        <w:pStyle w:val="10BodySubsequentParagraph"/>
+        <w:rPr>
+          <w:rFonts w:cs="Times New Roman"/>
+        </w:rPr>
+      </w:pPr>
+      <w:r>
+        <w:rPr>
+          <w:rFonts w:cs="Times New Roman"/>
+        </w:rPr>
+        <w:lastRenderedPageBreak/>
+        <w:t xml:space="preserve">These two conditions limit </w:t>
+      </w:r>
+      <w:r>
+        <w:rPr>
+          <w:rFonts w:cs="Times New Roman"/>
+        </w:rPr>
+        <w:t xml:space="preserve">material selections </w:t>
+      </w:r>
+      <w:r>
+        <w:rPr>
+          <w:rFonts w:cs="Times New Roman"/>
+        </w:rPr>
+        <w:t>for a</w:t>
+      </w:r>
+      <w:r>
+        <w:rPr>
+          <w:rFonts w:cs="Times New Roman"/>
+        </w:rPr>
+        <w:t xml:space="preserve"> perfect</w:t>
+      </w:r>
+      <w:r>
+        <w:rPr>
+          <w:rFonts w:cs="Times New Roman"/>
+        </w:rPr>
+        <w:t xml:space="preserve"> </w:t>
+      </w:r>
+      <w:r>
+        <w:rPr>
+          <w:rFonts w:cs="Times New Roman"/>
+        </w:rPr>
+        <w:t>antireflection</w:t>
+      </w:r>
+      <w:r>
+        <w:rPr>
+          <w:rFonts w:cs="Times New Roman"/>
+        </w:rPr>
+        <w:t>,</w:t>
+      </w:r>
+      <w:r>
+        <w:rPr>
+          <w:rFonts w:cs="Times New Roman"/>
+        </w:rPr>
+        <w:t xml:space="preserve"> since</w:t>
+      </w:r>
+      <w:r>
+        <w:rPr>
+          <w:rFonts w:cs="Times New Roman"/>
+        </w:rPr>
+        <w:t xml:space="preserve"> there is only one ideal refractive </w:t>
+      </w:r>
+      <w:r>
+        <w:rPr>
+          <w:rFonts w:cs="Times New Roman"/>
+        </w:rPr>
+        <w:t>index</w:t>
+      </w:r>
+      <w:r>
+        <w:rPr>
+          <w:rFonts w:cs="Times New Roman"/>
+        </w:rPr>
+        <w:t xml:space="preserve"> (</w:t>
+      </w:r>
+      <w:r>
+        <w:rPr>
+          <w:rFonts w:cs="Times New Roman"/>
+          <w:i/>
+          <w:iCs/>
+        </w:rPr>
+        <w:t>n</w:t>
+      </w:r>
+      <w:r>
+        <w:rPr>
+          <w:rFonts w:cs="Times New Roman"/>
+          <w:i/>
+          <w:iCs/>
+          <w:vertAlign w:val="subscript"/>
+        </w:rPr>
+        <w:t>ideal</w:t>
+      </w:r>
+      <w:r>
+        <w:rPr>
+          <w:rFonts w:cs="Times New Roman"/>
+        </w:rPr>
+        <w:t>)</w:t>
+      </w:r>
+      <w:r>
+        <w:rPr>
+          <w:rFonts w:cs="Times New Roman"/>
+        </w:rPr>
+        <w:t xml:space="preserve"> for each </w:t>
+      </w:r>
+      <w:r>
+        <w:rPr>
+          <w:rFonts w:cs="Times New Roman"/>
+          <w:i/>
+          <w:iCs/>
+        </w:rPr>
+        <w:t>n</w:t>
+      </w:r>
+      <w:r>
+        <w:rPr>
+          <w:rFonts w:cs="Times New Roman"/>
+          <w:i/>
+          <w:iCs/>
+          <w:vertAlign w:val="subscript"/>
+        </w:rPr>
+        <w:t>s</w:t>
+      </w:r>
+      <w:r>
+        <w:rPr>
+          <w:rFonts w:cs="Times New Roman"/>
+        </w:rPr>
+        <w:t xml:space="preserve">. </w:t>
+      </w:r>
+      <w:r>
+        <w:rPr>
+          <w:rFonts w:cs="Times New Roman"/>
+        </w:rPr>
+        <w:t>The refractive index of Sb</w:t>
+      </w:r>
+      <w:r>
+        <w:rPr>
+          <w:rFonts w:cs="Times New Roman"/>
+          <w:vertAlign w:val="subscript"/>
+        </w:rPr>
+        <w:t>2</w:t>
+      </w:r>
+      <w:r>
+        <w:rPr>
+          <w:rFonts w:cs="Times New Roman"/>
+        </w:rPr>
+        <w:t>Se</w:t>
+      </w:r>
+      <w:r>
+        <w:rPr>
+          <w:rFonts w:cs="Times New Roman"/>
+          <w:vertAlign w:val="subscript"/>
+        </w:rPr>
+        <w:t>3</w:t>
+      </w:r>
+      <w:r>
+        <w:rPr>
+          <w:rFonts w:cs="Times New Roman"/>
+        </w:rPr>
+        <w:t xml:space="preserve"> </w:t>
+      </w:r>
+      <w:r>
+        <w:rPr>
+          <w:rFonts w:cs="Times New Roman"/>
+        </w:rPr>
+        <w:t>is</w:t>
+      </w:r>
+      <w:r>
+        <w:rPr>
+          <w:rFonts w:cs="Times New Roman"/>
+        </w:rPr>
+        <w:t xml:space="preserve"> higher than </w:t>
+      </w:r>
+      <w:r>
+        <w:rPr>
+          <w:rFonts w:eastAsia="MS Mincho" w:cs="Times New Roman"/>
+          <w:color w:val="000000"/>
+        </w:rPr>
+        <w:t xml:space="preserve">that of </w:t>
+      </w:r>
+      <w:r>
+        <w:rPr>
+          <w:rFonts w:cs="Times New Roman"/>
+        </w:rPr>
+        <w:t>substrate (silica; SiO</w:t>
+      </w:r>
+      <w:r>
+        <w:rPr>
+          <w:rFonts w:cs="Times New Roman"/>
+          <w:vertAlign w:val="subscript"/>
+        </w:rPr>
+        <w:t>2</w:t>
+      </w:r>
+      <w:r>
+        <w:rPr>
+          <w:rFonts w:cs="Times New Roman"/>
+        </w:rPr>
+        <w:t xml:space="preserve">) at every wavelength. </w:t>
+      </w:r>
+      <w:r>
+        <w:rPr>
+          <w:rFonts w:cs="Times New Roman"/>
+        </w:rPr>
+        <w:t>So, if Sb</w:t>
+      </w:r>
+      <w:r>
+        <w:rPr>
+          <w:rFonts w:cs="Times New Roman"/>
+          <w:vertAlign w:val="subscript"/>
+        </w:rPr>
+        <w:t>2</w:t>
+      </w:r>
+      <w:r>
+        <w:rPr>
+          <w:rFonts w:cs="Times New Roman"/>
+        </w:rPr>
+        <w:t>Se</w:t>
+      </w:r>
+      <w:r>
+        <w:rPr>
+          <w:rFonts w:cs="Times New Roman"/>
+          <w:vertAlign w:val="subscript"/>
+        </w:rPr>
+        <w:t>3</w:t>
+      </w:r>
+      <w:r>
+        <w:rPr>
+          <w:rFonts w:cs="Times New Roman"/>
+        </w:rPr>
+        <w:t xml:space="preserve"> is QWOT</w:t>
+      </w:r>
+      <w:r>
+        <w:rPr>
+          <w:rFonts w:cs="Times New Roman"/>
+        </w:rPr>
+        <w:t xml:space="preserve">, the </w:t>
+      </w:r>
+      <w:r>
+        <w:rPr>
+          <w:rFonts w:cs="Times New Roman"/>
+        </w:rPr>
+        <w:t xml:space="preserve">reflection </w:t>
+      </w:r>
+      <w:r>
+        <w:rPr>
+          <w:rFonts w:cs="Times New Roman"/>
+        </w:rPr>
+        <w:t xml:space="preserve">from </w:t>
+      </w:r>
+      <w:r>
+        <w:rPr>
+          <w:rFonts w:cs="Times New Roman"/>
+        </w:rPr>
+        <w:t>R</w:t>
+      </w:r>
+      <w:r>
+        <w:rPr>
+          <w:rFonts w:cs="Times New Roman"/>
+          <w:vertAlign w:val="subscript"/>
+        </w:rPr>
+        <w:t>1</w:t>
+      </w:r>
+      <w:r>
+        <w:rPr>
+          <w:rFonts w:cs="Times New Roman"/>
+        </w:rPr>
+        <w:t xml:space="preserve"> </w:t>
+      </w:r>
+      <w:r>
+        <w:rPr>
+          <w:rFonts w:cs="Times New Roman"/>
+        </w:rPr>
+        <w:t xml:space="preserve">still </w:t>
+      </w:r>
+      <w:r>
+        <w:rPr>
+          <w:rFonts w:cs="Times New Roman"/>
+        </w:rPr>
+        <w:t xml:space="preserve">travels 2QWOT (π radian) further than </w:t>
+      </w:r>
+      <w:r>
+        <w:rPr>
+          <w:rFonts w:cs="Times New Roman"/>
+          <w:i/>
+          <w:iCs/>
+        </w:rPr>
+        <w:t>R</w:t>
+      </w:r>
+      <w:r>
+        <w:rPr>
+          <w:rFonts w:cs="Times New Roman"/>
+          <w:vertAlign w:val="subscript"/>
+        </w:rPr>
+        <w:t>2</w:t>
+      </w:r>
+      <w:r>
+        <w:rPr>
+          <w:rFonts w:cs="Times New Roman"/>
+        </w:rPr>
+        <w:t xml:space="preserve"> but only </w:t>
+      </w:r>
+      <w:r>
+        <w:rPr>
+          <w:rFonts w:cs="Times New Roman"/>
+          <w:i/>
+          <w:iCs/>
+        </w:rPr>
+        <w:t>R</w:t>
+      </w:r>
+      <w:r>
+        <w:rPr>
+          <w:rFonts w:cs="Times New Roman"/>
+          <w:vertAlign w:val="subscript"/>
+        </w:rPr>
+        <w:t>2</w:t>
+      </w:r>
+      <w:r>
+        <w:rPr>
+          <w:rFonts w:cs="Times New Roman"/>
+        </w:rPr>
+        <w:t xml:space="preserve"> has its phase shifted </w:t>
+      </w:r>
+      <w:r>
+        <w:rPr>
+          <w:rFonts w:cs="Times New Roman"/>
+        </w:rPr>
+        <w:t xml:space="preserve">by π radian </w:t>
+      </w:r>
+      <w:r>
+        <w:rPr>
+          <w:rFonts w:cs="Times New Roman"/>
+        </w:rPr>
+        <w:t>during reflection</w:t>
+      </w:r>
+      <w:r>
+        <w:rPr>
+          <w:rFonts w:cs="Times New Roman"/>
+        </w:rPr>
+        <w:t xml:space="preserve">, </w:t>
+      </w:r>
+      <w:r>
+        <w:rPr>
+          <w:rFonts w:cs="Times New Roman"/>
+        </w:rPr>
+        <w:t xml:space="preserve">so the two </w:t>
+      </w:r>
+      <w:r>
+        <w:rPr>
+          <w:rFonts w:cs="Times New Roman"/>
+          <w:i/>
+          <w:iCs/>
+        </w:rPr>
+        <w:t>R</w:t>
+      </w:r>
+      <w:r>
+        <w:rPr>
+          <w:rFonts w:cs="Times New Roman"/>
+        </w:rPr>
+        <w:t>’</w:t>
+      </w:r>
+      <w:r>
+        <w:rPr>
+          <w:rFonts w:cs="Times New Roman"/>
+        </w:rPr>
+        <w:t xml:space="preserve">s have a phase difference of </w:t>
+      </w:r>
+      <w:r>
+        <w:rPr>
+          <w:rFonts w:cs="Times New Roman"/>
+        </w:rPr>
+        <w:t>0</w:t>
+      </w:r>
+      <w:r>
+        <w:rPr>
+          <w:rFonts w:cs="Times New Roman"/>
+        </w:rPr>
+        <w:t xml:space="preserve"> rad</w:t>
+      </w:r>
+      <w:r>
+        <w:rPr>
+          <w:rFonts w:cs="Times New Roman"/>
+        </w:rPr>
+        <w:t xml:space="preserve">ian, a </w:t>
+      </w:r>
+      <w:r>
+        <w:rPr>
+          <w:rFonts w:cs="Times New Roman"/>
+        </w:rPr>
+        <w:t>constructive interference.</w:t>
+      </w:r>
+      <w:r>
+        <w:rPr>
+          <w:rFonts w:cs="Times New Roman"/>
+        </w:rPr>
+        <w:t xml:space="preserve"> </w:t>
+      </w:r>
+      <w:r>
+        <w:rPr>
+          <w:rFonts w:cs="Times New Roman"/>
+        </w:rPr>
+        <w:t xml:space="preserve">To </w:t>
+      </w:r>
+      <w:r>
+        <w:rPr>
+          <w:rFonts w:cs="Times New Roman"/>
+        </w:rPr>
+        <w:t>minimize reflection</w:t>
+      </w:r>
+      <w:r>
+        <w:rPr>
+          <w:rFonts w:cs="Times New Roman"/>
+        </w:rPr>
+        <w:t xml:space="preserve">, </w:t>
+      </w:r>
+      <w:r>
+        <w:rPr>
+          <w:rFonts w:eastAsia="MS Mincho" w:cs="Times New Roman"/>
+          <w:color w:val="000000"/>
+        </w:rPr>
+        <w:t>the Sb</w:t>
+      </w:r>
+      <w:r>
+        <w:rPr>
+          <w:rFonts w:cs="Times New Roman"/>
+          <w:vertAlign w:val="subscript"/>
+        </w:rPr>
+        <w:t>2</w:t>
+      </w:r>
+      <w:r>
+        <w:rPr>
+          <w:rFonts w:cs="Times New Roman"/>
+        </w:rPr>
+        <w:t>Se</w:t>
+      </w:r>
+      <w:r>
+        <w:rPr>
+          <w:rFonts w:cs="Times New Roman"/>
+          <w:vertAlign w:val="subscript"/>
+        </w:rPr>
+        <w:t>3</w:t>
+      </w:r>
+      <w:r>
+        <w:rPr>
+          <w:rFonts w:cs="Times New Roman"/>
+        </w:rPr>
+        <w:t xml:space="preserve"> thickness can be increased to twice the QWOT (</w:t>
+      </w:r>
+      <w:r>
+        <w:rPr>
+          <w:rFonts w:cs="Times New Roman"/>
+          <w:i/>
+          <w:iCs/>
+        </w:rPr>
+        <w:t>OT</w:t>
+      </w:r>
+      <w:r>
+        <w:rPr>
+          <w:rFonts w:cs="Times New Roman"/>
+        </w:rPr>
+        <w:t xml:space="preserve"> = </w:t>
+      </w:r>
+      <w:r>
+        <w:rPr>
+          <w:rFonts w:cs="Times New Roman"/>
+          <w:i/>
+          <w:iCs/>
+        </w:rPr>
+        <w:t>λ</w:t>
+      </w:r>
+      <w:r>
+        <w:rPr>
+          <w:rFonts w:cs="Times New Roman"/>
+        </w:rPr>
+        <w:t>/2)</w:t>
+      </w:r>
+      <w:r>
+        <w:rPr>
+          <w:rFonts w:cs="Times New Roman"/>
+          <w:i/>
+          <w:iCs/>
+        </w:rPr>
+        <w:t xml:space="preserve">, </w:t>
+      </w:r>
+      <w:r>
+        <w:rPr>
+          <w:rFonts w:cs="Times New Roman"/>
+        </w:rPr>
+        <w:t xml:space="preserve">this is called </w:t>
+      </w:r>
+      <w:r>
+        <w:rPr>
+          <w:rFonts w:eastAsia="MS Mincho" w:cs="Times New Roman"/>
+          <w:color w:val="000000"/>
+        </w:rPr>
+        <w:t>half-wave optical thickness (HWOT)</w:t>
+      </w:r>
+      <w:r>
+        <w:rPr>
+          <w:rFonts w:cs="Times New Roman"/>
+        </w:rPr>
+        <w:t xml:space="preserve"> and is equivalent to </w:t>
+      </w:r>
+      <w:r>
+        <w:rPr>
+          <w:rFonts w:cs="Times New Roman"/>
+        </w:rPr>
+        <w:t>an absentee layer</w:t>
+      </w:r>
+      <w:r>
+        <w:rPr>
+          <w:rFonts w:cs="Times New Roman"/>
+        </w:rPr>
+        <w:t>.</w:t>
+      </w:r>
+      <w:r>
+        <w:rPr>
+          <w:rFonts w:cs="Times New Roman"/>
+        </w:rPr>
+        <w:t xml:space="preserve"> </w:t>
+      </w:r>
+      <w:r>
+        <w:rPr>
+          <w:rFonts w:cs="Times New Roman"/>
+        </w:rPr>
+        <w:t xml:space="preserve">For example, at the reference wavelength </w:t>
+      </w:r>
+      <w:r>
+        <w:rPr>
+          <w:rFonts w:cs="Times New Roman"/>
+          <w:i/>
+          <w:iCs/>
+        </w:rPr>
+        <w:t>λ</w:t>
+      </w:r>
+      <w:r>
+        <w:rPr>
+          <w:rFonts w:cs="Times New Roman"/>
+          <w:i/>
+          <w:iCs/>
+          <w:vertAlign w:val="subscript"/>
+        </w:rPr>
+        <w:t>0</w:t>
+      </w:r>
+      <w:r>
+        <w:rPr>
+          <w:rFonts w:cs="Times New Roman"/>
+        </w:rPr>
+        <w:t xml:space="preserve"> = 1064 nm, if we use 3-mm-thick SiO</w:t>
+      </w:r>
+      <w:r>
+        <w:rPr>
+          <w:rFonts w:cs="Times New Roman"/>
+          <w:vertAlign w:val="subscript"/>
+        </w:rPr>
+        <w:t>2</w:t>
+      </w:r>
+      <w:r>
+        <w:rPr>
+          <w:rFonts w:cs="Times New Roman"/>
+        </w:rPr>
+        <w:t xml:space="preserve"> as </w:t>
+      </w:r>
+      <w:r>
+        <w:rPr>
+          <w:rFonts w:eastAsia="MS Mincho" w:cs="Times New Roman"/>
+          <w:color w:val="000000"/>
+        </w:rPr>
+        <w:t>the substrate</w:t>
+      </w:r>
+      <w:r>
+        <w:rPr>
+          <w:rFonts w:cs="Times New Roman"/>
+        </w:rPr>
+        <w:t xml:space="preserve"> (</w:t>
+      </w:r>
+      <w:r>
+        <w:rPr>
+          <w:rFonts w:cs="Times New Roman"/>
+          <w:i/>
+          <w:iCs/>
+        </w:rPr>
+        <w:t>n</w:t>
+      </w:r>
+      <w:r>
+        <w:rPr>
+          <w:rFonts w:cs="Times New Roman"/>
+          <w:i/>
+          <w:iCs/>
+          <w:vertAlign w:val="subscript"/>
+        </w:rPr>
+        <w:t>s</w:t>
+      </w:r>
+      <w:r>
+        <w:rPr>
+          <w:rFonts w:cs="Times New Roman"/>
+        </w:rPr>
+        <w:t xml:space="preserve"> = 1.46)</w:t>
+      </w:r>
+      <w:r>
+        <w:rPr>
+          <w:rFonts w:cs="Times New Roman"/>
+        </w:rPr>
+        <w:t xml:space="preserve"> </w:t>
+      </w:r>
+      <w:r>
+        <w:rPr>
+          <w:rFonts w:cs="Times New Roman"/>
+        </w:rPr>
+        <w:fldChar w:fldCharType="begin"/>
+      </w:r>
+      <w:r>
+        <w:rPr>
+          <w:rFonts w:cs="Times New Roman"/>
+        </w:rPr>
+        <w:instrText xml:space="preserve"> ADDIN EN.CITE &lt;EndNote&gt;&lt;Cite&gt;&lt;Author&gt;Franta&lt;/Author&gt;&lt;Year&gt;2016&lt;/Year&gt;&lt;RecNum&gt;97&lt;/RecNum&gt;&lt;DisplayText&gt;[24]&lt;/DisplayText&gt;&lt;record&gt;&lt;rec-number&gt;97&lt;/rec-number&gt;&lt;foreign-keys&gt;&lt;key app="EN" db-id="v920pft06rp9dbex2ap500x99x5rrtswxzss" timestamp="1776660410"&gt;97&lt;/key&gt;&lt;/foreign-keys&gt;&lt;ref-type name="Book"&gt;6&lt;/ref-type&gt;&lt;contributors&gt;&lt;authors&gt;&lt;author&gt;Franta, Daniel&lt;/author&gt;&lt;author&gt;Nečas, David&lt;/author&gt;&lt;author&gt;Ohlídal, Ivan&lt;/author&gt;&lt;author&gt;Giglia, Angelo&lt;/author&gt;&lt;/authors&gt;&lt;/contributors&gt;&lt;titles&gt;&lt;title&gt;Optical characterization of SiO2 thin films using universal dispersion model over wide spectral range&lt;/title&gt;&lt;secondary-title&gt;SPIE Photonics Europe&lt;/secondary-title&gt;&lt;/titles&gt;&lt;volume&gt;9890&lt;/volume&gt;&lt;section&gt;EPE&lt;/section&gt;&lt;dates&gt;&lt;year&gt;2016&lt;/year&gt;&lt;/dates&gt;&lt;publisher&gt;SPIE&lt;/publisher&gt;&lt;urls&gt;&lt;related-urls&gt;&lt;url&gt;https://doi.org/10.1117/12.2227580&lt;/url&gt;&lt;/related-urls&gt;&lt;/urls&gt;&lt;/record&gt;&lt;/Cite&gt;&lt;/EndNote&gt;</w:instrText>
+      </w:r>
+      <w:r>
+        <w:rPr>
+          <w:rFonts w:cs="Times New Roman"/>
+        </w:rPr>
+        <w:fldChar w:fldCharType="separate"/>
+      </w:r>
+      <w:r>
+        <w:rPr>
+          <w:rFonts w:cs="Times New Roman"/>
+          <w:noProof/>
+        </w:rPr>
+        <w:t>[24]</w:t>
+      </w:r>
+      <w:r>
+        <w:rPr>
+          <w:rFonts w:cs="Times New Roman"/>
+        </w:rPr>
+        <w:fldChar w:fldCharType="end"/>
+      </w:r>
+      <w:r>
+        <w:rPr>
+          <w:rFonts w:cs="Times New Roman"/>
+        </w:rPr>
+        <w:t xml:space="preserve">, the ideal QWOT-film thickness is calculated from Eq.10 to </w:t>
+      </w:r>
+      <w:r>
+        <w:rPr>
+          <w:rFonts w:cs="Times New Roman"/>
+        </w:rPr>
+        <w:t xml:space="preserve">be </w:t>
+      </w:r>
+      <w:r>
+        <w:rPr>
+          <w:rFonts w:cs="Times New Roman"/>
+          <w:i/>
+          <w:iCs/>
+        </w:rPr>
+        <w:t>n</w:t>
+      </w:r>
+      <w:r>
+        <w:rPr>
+          <w:rFonts w:cs="Times New Roman"/>
+          <w:i/>
+          <w:iCs/>
+          <w:vertAlign w:val="subscript"/>
+        </w:rPr>
+        <w:t>ideal</w:t>
+      </w:r>
+      <w:r>
+        <w:rPr>
+          <w:rFonts w:cs="Times New Roman"/>
+        </w:rPr>
+        <w:t xml:space="preserve"> = </w:t>
+      </w:r>
+      <w:r>
+        <w:rPr>
+          <w:rFonts w:cs="Times New Roman"/>
+        </w:rPr>
+        <w:t>1</w:t>
+      </w:r>
+      <w:r>
+        <w:rPr>
+          <w:rFonts w:cs="Times New Roman"/>
+        </w:rPr>
+        <w:t xml:space="preserve">.21. </w:t>
+      </w:r>
+      <w:r>
+        <w:rPr>
+          <w:rFonts w:cs="Times New Roman"/>
+        </w:rPr>
+        <w:t>The</w:t>
+      </w:r>
+      <w:r>
+        <w:rPr>
+          <w:rFonts w:cs="Times New Roman"/>
+        </w:rPr>
+        <w:t xml:space="preserve"> material with the closest refractive index is MgF</w:t>
+      </w:r>
+      <w:r>
+        <w:rPr>
+          <w:rFonts w:cs="Times New Roman"/>
+          <w:vertAlign w:val="subscript"/>
+        </w:rPr>
+        <w:t>2</w:t>
+      </w:r>
+      <w:r>
+        <w:rPr>
+          <w:rFonts w:cs="Times New Roman"/>
+        </w:rPr>
+        <w:t xml:space="preserve"> </w:t>
+      </w:r>
+      <w:r>
+        <w:rPr>
+          <w:rFonts w:cs="Times New Roman"/>
+        </w:rPr>
+        <w:t>(</w:t>
+      </w:r>
+      <w:r>
+        <w:rPr>
+          <w:rFonts w:cs="Times New Roman"/>
+          <w:i/>
+          <w:iCs/>
+        </w:rPr>
+        <w:t>n</w:t>
+      </w:r>
+      <w:r>
+        <w:rPr>
+          <w:rFonts w:cs="Times New Roman"/>
+          <w:i/>
+          <w:iCs/>
+          <w:vertAlign w:val="subscript"/>
+        </w:rPr>
+        <w:t>MgF2</w:t>
+      </w:r>
+      <w:r>
+        <w:rPr>
+          <w:rFonts w:cs="Times New Roman"/>
+        </w:rPr>
+        <w:t xml:space="preserve"> = 1.38</w:t>
+      </w:r>
+      <w:r>
+        <w:rPr>
+          <w:rFonts w:cs="Times New Roman"/>
+        </w:rPr>
+        <w:t>)</w:t>
+      </w:r>
+      <w:r>
+        <w:rPr>
+          <w:rFonts w:cs="Times New Roman"/>
+        </w:rPr>
+        <w:t xml:space="preserve"> </w:t>
+      </w:r>
+      <w:r>
+        <w:rPr>
+          <w:rFonts w:cs="Times New Roman"/>
+        </w:rPr>
+        <w:fldChar w:fldCharType="begin"/>
+      </w:r>
+      <w:r>
+        <w:rPr>
+          <w:rFonts w:cs="Times New Roman"/>
+        </w:rPr>
+        <w:instrText xml:space="preserve"> ADDIN EN.CITE &lt;EndNote&gt;&lt;Cite&gt;&lt;Author&gt;Franta&lt;/Author&gt;&lt;Year&gt;2017&lt;/Year&gt;&lt;RecNum&gt;87&lt;/RecNum&gt;&lt;DisplayText&gt;[25]&lt;/DisplayText&gt;&lt;record&gt;&lt;rec-number&gt;87&lt;/rec-number&gt;&lt;foreign-keys&gt;&lt;key app="EN" db-id="v920pft06rp9dbex2ap500x99x5rrtswxzss" timestamp="1774444072"&gt;87&lt;/key&gt;&lt;/foreign-keys&gt;&lt;ref-type name="Journal Article"&gt;17&lt;/ref-type&gt;&lt;contributors&gt;&lt;authors&gt;&lt;author&gt;Franta, Daniel&lt;/author&gt;&lt;author&gt;Nečas, David&lt;/author&gt;&lt;author&gt;Giglia, Angelo&lt;/author&gt;&lt;author&gt;Franta, Pavel&lt;/author&gt;&lt;author&gt;Ohlídal, Ivan&lt;/author&gt;&lt;/authors&gt;&lt;/contributors&gt;&lt;titles&gt;&lt;title&gt;Universal dispersion model for characterization of optical thin films over wide spectral range: Application to magnesium fluoride&lt;/title&gt;&lt;secondary-title&gt;Applied Surface Science&lt;/secondary-title&gt;&lt;/titles&gt;&lt;periodical&gt;&lt;full-title&gt;Applied Surface Science&lt;/full-title&gt;&lt;/periodical&gt;&lt;pages&gt;424-429&lt;/pages&gt;&lt;volume&gt;421&lt;/volume&gt;&lt;keywords&gt;&lt;keyword&gt;Optical constants&lt;/keyword&gt;&lt;keyword&gt;Ellipsometry&lt;/keyword&gt;&lt;keyword&gt;Spectrophotometry&lt;/keyword&gt;&lt;keyword&gt;Sum rule&lt;/keyword&gt;&lt;/keywords&gt;&lt;dates&gt;&lt;year&gt;2017&lt;/year&gt;&lt;pub-dates&gt;&lt;date&gt;2017/11/01/&lt;/date&gt;&lt;/pub-dates&gt;&lt;/dates&gt;&lt;isbn&gt;0169-4332&lt;/isbn&gt;&lt;urls&gt;&lt;related-urls&gt;&lt;url&gt;https://www.sciencedirect.com/science/article/pii/S016943321632030X&lt;/url&gt;&lt;/related-urls&gt;&lt;/urls&gt;&lt;electronic-resource-num&gt;https://doi.org/10.1016/j.apsusc.2016.09.149&lt;/electronic-resource-num&gt;&lt;/record&gt;&lt;/Cite&gt;&lt;/EndNote&gt;</w:instrText>
+      </w:r>
+      <w:r>
+        <w:rPr>
+          <w:rFonts w:cs="Times New Roman"/>
+        </w:rPr>
+        <w:fldChar w:fldCharType="separate"/>
+      </w:r>
+      <w:r>
+        <w:rPr>
+          <w:rFonts w:cs="Times New Roman"/>
+          <w:noProof/>
+        </w:rPr>
+        <w:t>[25]</w:t>
+      </w:r>
+      <w:r>
+        <w:rPr>
+          <w:rFonts w:cs="Times New Roman"/>
+        </w:rPr>
+        <w:fldChar w:fldCharType="end"/>
+      </w:r>
+      <w:r>
+        <w:rPr>
+          <w:rFonts w:cs="Times New Roman"/>
+        </w:rPr>
+        <w:t>. A</w:t>
+      </w:r>
+      <w:r>
+        <w:rPr>
+          <w:rFonts w:cs="Times New Roman"/>
+        </w:rPr>
+        <w:t xml:space="preserve"> slight difference from </w:t>
+      </w:r>
+      <w:r>
+        <w:rPr>
+          <w:rFonts w:eastAsia="MS Mincho" w:cs="Times New Roman"/>
+          <w:color w:val="000000"/>
+        </w:rPr>
+        <w:t xml:space="preserve">ideal value </w:t>
+      </w:r>
+      <w:r>
+        <w:rPr>
+          <w:rFonts w:cs="Times New Roman"/>
+        </w:rPr>
+        <w:t>cause</w:t>
+      </w:r>
+      <w:r>
+        <w:rPr>
+          <w:rFonts w:cs="Times New Roman"/>
+        </w:rPr>
+        <w:t>s</w:t>
+      </w:r>
+      <w:r>
+        <w:rPr>
+          <w:rFonts w:cs="Times New Roman"/>
+        </w:rPr>
+        <w:t xml:space="preserve"> the reflection to be </w:t>
+      </w:r>
+      <w:r>
+        <w:rPr>
+          <w:rFonts w:cs="Times New Roman"/>
+        </w:rPr>
+        <w:t xml:space="preserve">slightly </w:t>
+      </w:r>
+      <w:r>
+        <w:rPr>
+          <w:rFonts w:cs="Times New Roman"/>
+        </w:rPr>
+        <w:t>higher</w:t>
+      </w:r>
+      <w:r>
+        <w:rPr>
+          <w:rFonts w:cs="Times New Roman"/>
+        </w:rPr>
+        <w:t xml:space="preserve">, </w:t>
+      </w:r>
+      <w:r>
+        <w:rPr>
+          <w:rFonts w:cs="Times New Roman"/>
+        </w:rPr>
+        <w:t xml:space="preserve">as illustrated in Fig. </w:t>
+      </w:r>
+      <w:r>
+        <w:rPr>
+          <w:rFonts w:cs="Times New Roman"/>
+        </w:rPr>
+        <w:t>2</w:t>
+      </w:r>
+      <w:r>
+        <w:rPr>
+          <w:rFonts w:cs="Times New Roman"/>
+        </w:rPr>
+        <w:t>.</w:t>
+      </w:r>
+      <w:r>
+        <w:rPr>
+          <w:rFonts w:cs="Times New Roman"/>
+        </w:rPr>
+        <w:t xml:space="preserve"> </w:t>
+      </w:r>
+      <w:r>
+        <w:rPr>
+          <w:rFonts w:cs="Times New Roman"/>
+        </w:rPr>
+        <w:t xml:space="preserve">The reflectance of </w:t>
+      </w:r>
+      <w:r>
+        <w:rPr>
+          <w:rFonts w:eastAsia="MS Mincho" w:cs="Times New Roman"/>
+          <w:color w:val="000000"/>
+        </w:rPr>
+        <w:t>the Sb</w:t>
+      </w:r>
+      <w:r>
+        <w:rPr>
+          <w:rFonts w:cs="Times New Roman"/>
+          <w:vertAlign w:val="subscript"/>
+        </w:rPr>
+        <w:t>2</w:t>
+      </w:r>
+      <w:r>
+        <w:rPr>
+          <w:rFonts w:cs="Times New Roman"/>
+        </w:rPr>
+        <w:t>Se</w:t>
+      </w:r>
+      <w:r>
+        <w:rPr>
+          <w:rFonts w:cs="Times New Roman"/>
+          <w:vertAlign w:val="subscript"/>
+        </w:rPr>
+        <w:t>3</w:t>
+      </w:r>
+      <w:r>
+        <w:rPr>
+          <w:rFonts w:cs="Times New Roman"/>
+        </w:rPr>
+        <w:t xml:space="preserve"> (blue) is the highest</w:t>
+      </w:r>
+      <w:r>
+        <w:rPr>
+          <w:rFonts w:cs="Times New Roman"/>
+        </w:rPr>
+        <w:t>, at 6.5%,</w:t>
+      </w:r>
+      <w:r>
+        <w:rPr>
+          <w:rFonts w:cs="Times New Roman"/>
+        </w:rPr>
+        <w:t xml:space="preserve"> because </w:t>
+      </w:r>
+      <w:r>
+        <w:rPr>
+          <w:rFonts w:cs="Times New Roman"/>
+        </w:rPr>
+        <w:t>the PCM layer is</w:t>
+      </w:r>
+      <w:r>
+        <w:rPr>
+          <w:rFonts w:cs="Times New Roman"/>
+        </w:rPr>
+        <w:t xml:space="preserve"> </w:t>
+      </w:r>
+      <w:r>
+        <w:rPr>
+          <w:rFonts w:cs="Times New Roman"/>
+        </w:rPr>
+        <w:t>an absentee layer</w:t>
+      </w:r>
+      <w:r>
+        <w:rPr>
+          <w:rFonts w:cs="Times New Roman"/>
+        </w:rPr>
+        <w:t xml:space="preserve">, </w:t>
+      </w:r>
+      <w:r>
+        <w:rPr>
+          <w:rFonts w:eastAsia="MS Mincho" w:cs="Times New Roman"/>
+          <w:color w:val="000000"/>
+        </w:rPr>
+        <w:t xml:space="preserve">so the reflection is </w:t>
+      </w:r>
+      <w:r>
+        <w:rPr>
+          <w:rFonts w:cs="Times New Roman"/>
+        </w:rPr>
+        <w:t xml:space="preserve">equivalent </w:t>
+      </w:r>
+      <w:r>
+        <w:rPr>
+          <w:rFonts w:cs="Times New Roman"/>
+        </w:rPr>
+        <w:t xml:space="preserve">to </w:t>
+      </w:r>
+      <w:r>
+        <w:rPr>
+          <w:rFonts w:cs="Times New Roman"/>
+        </w:rPr>
+        <w:t xml:space="preserve">a standalone </w:t>
+      </w:r>
+      <w:r>
+        <w:rPr>
+          <w:rFonts w:cs="Times New Roman"/>
+        </w:rPr>
+        <w:t>3-mm SiO</w:t>
+      </w:r>
+      <w:r>
+        <w:rPr>
+          <w:rFonts w:cs="Times New Roman"/>
+          <w:vertAlign w:val="subscript"/>
+        </w:rPr>
+        <w:t>2</w:t>
+      </w:r>
+      <w:r>
+        <w:rPr>
+          <w:rFonts w:cs="Times New Roman"/>
+        </w:rPr>
+        <w:t xml:space="preserve"> substrate. </w:t>
+      </w:r>
+      <w:r>
+        <w:rPr>
+          <w:rFonts w:cs="Times New Roman"/>
+        </w:rPr>
+        <w:t>An ideal film</w:t>
+      </w:r>
+      <w:r>
+        <w:rPr>
+          <w:rFonts w:cs="Times New Roman"/>
+        </w:rPr>
+        <w:t xml:space="preserve"> (red)</w:t>
+      </w:r>
+      <w:r>
+        <w:rPr>
+          <w:rFonts w:cs="Times New Roman"/>
+        </w:rPr>
+        <w:t xml:space="preserve"> </w:t>
+      </w:r>
+      <w:r>
+        <w:rPr>
+          <w:rFonts w:cs="Times New Roman"/>
+        </w:rPr>
+        <w:t>still</w:t>
+      </w:r>
+      <w:r>
+        <w:rPr>
+          <w:rFonts w:cs="Times New Roman"/>
+        </w:rPr>
+        <w:t xml:space="preserve"> </w:t>
+      </w:r>
+      <w:r>
+        <w:rPr>
+          <w:rFonts w:cs="Times New Roman"/>
+        </w:rPr>
+        <w:t>exhibits small reflectance</w:t>
+      </w:r>
+      <w:r>
+        <w:rPr>
+          <w:rFonts w:cs="Times New Roman"/>
+        </w:rPr>
+        <w:t xml:space="preserve"> because </w:t>
+      </w:r>
+      <w:r>
+        <w:rPr>
+          <w:rFonts w:cs="Times New Roman"/>
+        </w:rPr>
+        <w:t xml:space="preserve">of the reflection in the substrate-air layer in the back. </w:t>
+      </w:r>
+    </w:p>
+    <w:p>
+      <w:pPr>
+        <w:pStyle w:val="10BodySubsequentParagraph"/>
+        <w:rPr>
+          <w:rFonts w:cs="Times New Roman"/>
+        </w:rPr>
+      </w:pPr>
+    </w:p>
+    <w:p>
+      <w:pPr>
         <w:pStyle w:val="11Figure"/>
         <w:rPr>
           <w:rFonts w:cs="Times New Roman"/>
@@ -11228,9 +12393,8 @@
           <w:rFonts w:cs="Times New Roman"/>
           <w:noProof/>
         </w:rPr>
-        <w:lastRenderedPageBreak/>
         <w:drawing>
-          <wp:inline distT="0" distB="0" distL="0" distR="0" wp14:anchorId="73CE744B" wp14:editId="54229A4B">
+          <wp:inline distT="0" distB="0" distL="0" distR="0" wp14:anchorId="0A15BFDD" wp14:editId="7F6E2AB8">
             <wp:extent cx="4791710" cy="2750185"/>
             <wp:effectExtent l="0" t="0" r="8890" b="0"/>
             <wp:docPr id="1289119766" name="Picture 10"/>
@@ -11313,19 +12477,7 @@
         <w:rPr>
           <w:rFonts w:cs="Times New Roman"/>
         </w:rPr>
-        <w:t xml:space="preserve">Reflectance of a </w:t>
-      </w:r>
-      <w:r>
-        <w:rPr>
-          <w:rFonts w:cs="Times New Roman"/>
-        </w:rPr>
-        <w:t>single-layer designs with different film index.</w:t>
-      </w:r>
-      <w:r>
-        <w:rPr>
-          <w:rFonts w:cs="Times New Roman"/>
-        </w:rPr>
-        <w:t xml:space="preserve"> At 1064 nm (black, vertical line), HWOT-thick Sb</w:t>
+        <w:t>Reflectance of a single-layer designs with different film index. At 1064 nm (black, vertical line), HWOT-thick Sb</w:t>
       </w:r>
       <w:r>
         <w:rPr>
@@ -11351,19 +12503,7 @@
         <w:rPr>
           <w:rFonts w:cs="Times New Roman"/>
         </w:rPr>
-        <w:t xml:space="preserve"> (blue) has the </w:t>
-      </w:r>
-      <w:r>
-        <w:rPr>
-          <w:rFonts w:cs="Times New Roman"/>
-        </w:rPr>
-        <w:t>highest</w:t>
-      </w:r>
-      <w:r>
-        <w:rPr>
-          <w:rFonts w:cs="Times New Roman"/>
-        </w:rPr>
-        <w:t xml:space="preserve"> reflectance </w:t>
+        <w:t xml:space="preserve"> (blue) has the highest reflectance </w:t>
       </w:r>
       <w:r>
         <w:rPr>
@@ -11404,31 +12544,7 @@
         <w:rPr>
           <w:rFonts w:cs="Times New Roman"/>
         </w:rPr>
-        <w:t xml:space="preserve"> = 5.0%</w:t>
-      </w:r>
-      <w:r>
-        <w:rPr>
-          <w:rFonts w:cs="Times New Roman"/>
-        </w:rPr>
-        <w:t>. A</w:t>
-      </w:r>
-      <w:r>
-        <w:rPr>
-          <w:rFonts w:cs="Times New Roman"/>
-        </w:rPr>
-        <w:t xml:space="preserve">n </w:t>
-      </w:r>
-      <w:r>
-        <w:rPr>
-          <w:rFonts w:cs="Times New Roman"/>
-        </w:rPr>
-        <w:t xml:space="preserve">ideal QWOT-thick film </w:t>
-      </w:r>
-      <w:r>
-        <w:rPr>
-          <w:rFonts w:cs="Times New Roman"/>
-        </w:rPr>
-        <w:t xml:space="preserve">with </w:t>
+        <w:t xml:space="preserve"> = 5.0%. An ideal QWOT-thick film with </w:t>
       </w:r>
       <w:r>
         <w:rPr>
@@ -11451,25 +12567,7 @@
         <w:rPr>
           <w:rFonts w:cs="Times New Roman"/>
         </w:rPr>
-        <w:t xml:space="preserve"> = 1.21 (</w:t>
-      </w:r>
-      <w:r>
-        <w:rPr>
-          <w:rFonts w:cs="Times New Roman"/>
-        </w:rPr>
-        <w:t>red</w:t>
-      </w:r>
-      <w:r>
-        <w:rPr>
-          <w:rFonts w:cs="Times New Roman"/>
-        </w:rPr>
-        <w:t xml:space="preserve">) </w:t>
-      </w:r>
-      <w:r>
-        <w:rPr>
-          <w:rFonts w:cs="Times New Roman"/>
-        </w:rPr>
-        <w:t xml:space="preserve">has the lowest reflectance, </w:t>
+        <w:t xml:space="preserve"> = 1.21 (red) has the lowest reflectance, </w:t>
       </w:r>
       <w:r>
         <w:rPr>
@@ -11491,1030 +12589,10 @@
         <w:pStyle w:val="10BodySubsequentParagraph"/>
         <w:rPr>
           <w:rFonts w:cs="Times New Roman"/>
+          <w:sz w:val="16"/>
+          <w:szCs w:val="20"/>
         </w:rPr>
       </w:pPr>
-    </w:p>
-    <w:p>
-      <w:pPr>
-        <w:pStyle w:val="10BodySubsequentParagraph"/>
-        <w:rPr>
-          <w:rFonts w:cs="Times New Roman"/>
-        </w:rPr>
-      </w:pPr>
-      <w:r>
-        <w:rPr>
-          <w:rFonts w:cs="Times New Roman"/>
-        </w:rPr>
-        <w:t xml:space="preserve">These two conditions limit </w:t>
-      </w:r>
-      <w:r>
-        <w:rPr>
-          <w:rFonts w:cs="Times New Roman"/>
-        </w:rPr>
-        <w:t xml:space="preserve">material selections </w:t>
-      </w:r>
-      <w:r>
-        <w:rPr>
-          <w:rFonts w:cs="Times New Roman"/>
-        </w:rPr>
-        <w:t>for a</w:t>
-      </w:r>
-      <w:r>
-        <w:rPr>
-          <w:rFonts w:cs="Times New Roman"/>
-        </w:rPr>
-        <w:t xml:space="preserve"> perfect</w:t>
-      </w:r>
-      <w:r>
-        <w:rPr>
-          <w:rFonts w:cs="Times New Roman"/>
-        </w:rPr>
-        <w:t xml:space="preserve"> </w:t>
-      </w:r>
-      <w:r>
-        <w:rPr>
-          <w:rFonts w:cs="Times New Roman"/>
-        </w:rPr>
-        <w:t>antireflection</w:t>
-      </w:r>
-      <w:r>
-        <w:rPr>
-          <w:rFonts w:cs="Times New Roman"/>
-        </w:rPr>
-        <w:t>,</w:t>
-      </w:r>
-      <w:r>
-        <w:rPr>
-          <w:rFonts w:cs="Times New Roman"/>
-        </w:rPr>
-        <w:t xml:space="preserve"> since</w:t>
-      </w:r>
-      <w:r>
-        <w:rPr>
-          <w:rFonts w:cs="Times New Roman"/>
-        </w:rPr>
-        <w:t xml:space="preserve"> there is only one ideal refractive </w:t>
-      </w:r>
-      <w:r>
-        <w:rPr>
-          <w:rFonts w:cs="Times New Roman"/>
-        </w:rPr>
-        <w:t>index</w:t>
-      </w:r>
-      <w:r>
-        <w:rPr>
-          <w:rFonts w:cs="Times New Roman"/>
-        </w:rPr>
-        <w:t xml:space="preserve"> (</w:t>
-      </w:r>
-      <w:r>
-        <w:rPr>
-          <w:rFonts w:cs="Times New Roman"/>
-          <w:i/>
-          <w:iCs/>
-        </w:rPr>
-        <w:t>n</w:t>
-      </w:r>
-      <w:r>
-        <w:rPr>
-          <w:rFonts w:cs="Times New Roman"/>
-          <w:i/>
-          <w:iCs/>
-          <w:vertAlign w:val="subscript"/>
-        </w:rPr>
-        <w:t>ideal</w:t>
-      </w:r>
-      <w:r>
-        <w:rPr>
-          <w:rFonts w:cs="Times New Roman"/>
-        </w:rPr>
-        <w:t>)</w:t>
-      </w:r>
-      <w:r>
-        <w:rPr>
-          <w:rFonts w:cs="Times New Roman"/>
-        </w:rPr>
-        <w:t xml:space="preserve"> for each </w:t>
-      </w:r>
-      <w:r>
-        <w:rPr>
-          <w:rFonts w:cs="Times New Roman"/>
-          <w:i/>
-          <w:iCs/>
-        </w:rPr>
-        <w:t>n</w:t>
-      </w:r>
-      <w:r>
-        <w:rPr>
-          <w:rFonts w:cs="Times New Roman"/>
-          <w:i/>
-          <w:iCs/>
-          <w:vertAlign w:val="subscript"/>
-        </w:rPr>
-        <w:t>s</w:t>
-      </w:r>
-      <w:r>
-        <w:rPr>
-          <w:rFonts w:cs="Times New Roman"/>
-        </w:rPr>
-        <w:t xml:space="preserve">. </w:t>
-      </w:r>
-      <w:r>
-        <w:rPr>
-          <w:rFonts w:cs="Times New Roman"/>
-        </w:rPr>
-        <w:t>The refractive index of Sb</w:t>
-      </w:r>
-      <w:r>
-        <w:rPr>
-          <w:rFonts w:cs="Times New Roman"/>
-          <w:vertAlign w:val="subscript"/>
-        </w:rPr>
-        <w:t>2</w:t>
-      </w:r>
-      <w:r>
-        <w:rPr>
-          <w:rFonts w:cs="Times New Roman"/>
-        </w:rPr>
-        <w:t>Se</w:t>
-      </w:r>
-      <w:r>
-        <w:rPr>
-          <w:rFonts w:cs="Times New Roman"/>
-          <w:vertAlign w:val="subscript"/>
-        </w:rPr>
-        <w:t>3</w:t>
-      </w:r>
-      <w:r>
-        <w:rPr>
-          <w:rFonts w:cs="Times New Roman"/>
-        </w:rPr>
-        <w:t xml:space="preserve"> </w:t>
-      </w:r>
-      <w:r>
-        <w:rPr>
-          <w:rFonts w:cs="Times New Roman"/>
-        </w:rPr>
-        <w:t>is</w:t>
-      </w:r>
-      <w:r>
-        <w:rPr>
-          <w:rFonts w:cs="Times New Roman"/>
-        </w:rPr>
-        <w:t xml:space="preserve"> higher than </w:t>
-      </w:r>
-      <w:r>
-        <w:rPr>
-          <w:rFonts w:eastAsia="MS Mincho" w:cs="Times New Roman"/>
-          <w:color w:val="000000"/>
-        </w:rPr>
-        <w:t xml:space="preserve">that of </w:t>
-      </w:r>
-      <w:r>
-        <w:rPr>
-          <w:rFonts w:cs="Times New Roman"/>
-        </w:rPr>
-        <w:t>substrate (silica; SiO</w:t>
-      </w:r>
-      <w:r>
-        <w:rPr>
-          <w:rFonts w:cs="Times New Roman"/>
-          <w:vertAlign w:val="subscript"/>
-        </w:rPr>
-        <w:t>2</w:t>
-      </w:r>
-      <w:r>
-        <w:rPr>
-          <w:rFonts w:cs="Times New Roman"/>
-        </w:rPr>
-        <w:t xml:space="preserve">) at every wavelength. </w:t>
-      </w:r>
-      <w:r>
-        <w:rPr>
-          <w:rFonts w:cs="Times New Roman"/>
-        </w:rPr>
-        <w:t>So, if Sb</w:t>
-      </w:r>
-      <w:r>
-        <w:rPr>
-          <w:rFonts w:cs="Times New Roman"/>
-          <w:vertAlign w:val="subscript"/>
-        </w:rPr>
-        <w:t>2</w:t>
-      </w:r>
-      <w:r>
-        <w:rPr>
-          <w:rFonts w:cs="Times New Roman"/>
-        </w:rPr>
-        <w:t>Se</w:t>
-      </w:r>
-      <w:r>
-        <w:rPr>
-          <w:rFonts w:cs="Times New Roman"/>
-          <w:vertAlign w:val="subscript"/>
-        </w:rPr>
-        <w:t>3</w:t>
-      </w:r>
-      <w:r>
-        <w:rPr>
-          <w:rFonts w:cs="Times New Roman"/>
-        </w:rPr>
-        <w:t xml:space="preserve"> is QWOT</w:t>
-      </w:r>
-      <w:r>
-        <w:rPr>
-          <w:rFonts w:cs="Times New Roman"/>
-        </w:rPr>
-        <w:t xml:space="preserve">, the </w:t>
-      </w:r>
-      <w:r>
-        <w:rPr>
-          <w:rFonts w:cs="Times New Roman"/>
-        </w:rPr>
-        <w:t xml:space="preserve">reflection </w:t>
-      </w:r>
-      <w:r>
-        <w:rPr>
-          <w:rFonts w:cs="Times New Roman"/>
-        </w:rPr>
-        <w:t xml:space="preserve">from </w:t>
-      </w:r>
-      <w:r>
-        <w:rPr>
-          <w:rFonts w:cs="Times New Roman"/>
-        </w:rPr>
-        <w:t>R</w:t>
-      </w:r>
-      <w:r>
-        <w:rPr>
-          <w:rFonts w:cs="Times New Roman"/>
-          <w:vertAlign w:val="subscript"/>
-        </w:rPr>
-        <w:t>1</w:t>
-      </w:r>
-      <w:r>
-        <w:rPr>
-          <w:rFonts w:cs="Times New Roman"/>
-        </w:rPr>
-        <w:t xml:space="preserve"> </w:t>
-      </w:r>
-      <w:r>
-        <w:rPr>
-          <w:rFonts w:cs="Times New Roman"/>
-        </w:rPr>
-        <w:t xml:space="preserve">still </w:t>
-      </w:r>
-      <w:r>
-        <w:rPr>
-          <w:rFonts w:cs="Times New Roman"/>
-        </w:rPr>
-        <w:t xml:space="preserve">travels 2QWOT (π radian) further than </w:t>
-      </w:r>
-      <w:r>
-        <w:rPr>
-          <w:rFonts w:cs="Times New Roman"/>
-          <w:i/>
-          <w:iCs/>
-        </w:rPr>
-        <w:t>R</w:t>
-      </w:r>
-      <w:r>
-        <w:rPr>
-          <w:rFonts w:cs="Times New Roman"/>
-          <w:vertAlign w:val="subscript"/>
-        </w:rPr>
-        <w:t>2</w:t>
-      </w:r>
-      <w:r>
-        <w:rPr>
-          <w:rFonts w:cs="Times New Roman"/>
-        </w:rPr>
-        <w:t xml:space="preserve"> but only </w:t>
-      </w:r>
-      <w:r>
-        <w:rPr>
-          <w:rFonts w:cs="Times New Roman"/>
-          <w:i/>
-          <w:iCs/>
-        </w:rPr>
-        <w:t>R</w:t>
-      </w:r>
-      <w:r>
-        <w:rPr>
-          <w:rFonts w:cs="Times New Roman"/>
-          <w:vertAlign w:val="subscript"/>
-        </w:rPr>
-        <w:t>2</w:t>
-      </w:r>
-      <w:r>
-        <w:rPr>
-          <w:rFonts w:cs="Times New Roman"/>
-        </w:rPr>
-        <w:t xml:space="preserve"> has its phase shifted </w:t>
-      </w:r>
-      <w:r>
-        <w:rPr>
-          <w:rFonts w:cs="Times New Roman"/>
-        </w:rPr>
-        <w:t xml:space="preserve">by π radian </w:t>
-      </w:r>
-      <w:r>
-        <w:rPr>
-          <w:rFonts w:cs="Times New Roman"/>
-        </w:rPr>
-        <w:t>during reflection</w:t>
-      </w:r>
-      <w:r>
-        <w:rPr>
-          <w:rFonts w:cs="Times New Roman"/>
-        </w:rPr>
-        <w:t xml:space="preserve">, </w:t>
-      </w:r>
-      <w:r>
-        <w:rPr>
-          <w:rFonts w:cs="Times New Roman"/>
-        </w:rPr>
-        <w:t xml:space="preserve">so the two </w:t>
-      </w:r>
-      <w:r>
-        <w:rPr>
-          <w:rFonts w:cs="Times New Roman"/>
-          <w:i/>
-          <w:iCs/>
-        </w:rPr>
-        <w:t>R</w:t>
-      </w:r>
-      <w:r>
-        <w:rPr>
-          <w:rFonts w:cs="Times New Roman"/>
-        </w:rPr>
-        <w:t>’</w:t>
-      </w:r>
-      <w:r>
-        <w:rPr>
-          <w:rFonts w:cs="Times New Roman"/>
-        </w:rPr>
-        <w:t xml:space="preserve">s have a phase difference of </w:t>
-      </w:r>
-      <w:r>
-        <w:rPr>
-          <w:rFonts w:cs="Times New Roman"/>
-        </w:rPr>
-        <w:t>0</w:t>
-      </w:r>
-      <w:r>
-        <w:rPr>
-          <w:rFonts w:cs="Times New Roman"/>
-        </w:rPr>
-        <w:t xml:space="preserve"> rad</w:t>
-      </w:r>
-      <w:r>
-        <w:rPr>
-          <w:rFonts w:cs="Times New Roman"/>
-        </w:rPr>
-        <w:t xml:space="preserve">ian, a </w:t>
-      </w:r>
-      <w:r>
-        <w:rPr>
-          <w:rFonts w:cs="Times New Roman"/>
-        </w:rPr>
-        <w:t>constructive interference.</w:t>
-      </w:r>
-      <w:r>
-        <w:rPr>
-          <w:rFonts w:cs="Times New Roman"/>
-        </w:rPr>
-        <w:t xml:space="preserve"> </w:t>
-      </w:r>
-      <w:r>
-        <w:rPr>
-          <w:rFonts w:cs="Times New Roman"/>
-        </w:rPr>
-        <w:t xml:space="preserve">To </w:t>
-      </w:r>
-      <w:r>
-        <w:rPr>
-          <w:rFonts w:cs="Times New Roman"/>
-        </w:rPr>
-        <w:t>minimize reflection</w:t>
-      </w:r>
-      <w:r>
-        <w:rPr>
-          <w:rFonts w:cs="Times New Roman"/>
-        </w:rPr>
-        <w:t xml:space="preserve">, </w:t>
-      </w:r>
-      <w:r>
-        <w:rPr>
-          <w:rFonts w:eastAsia="MS Mincho" w:cs="Times New Roman"/>
-          <w:color w:val="000000"/>
-        </w:rPr>
-        <w:t>the Sb</w:t>
-      </w:r>
-      <w:r>
-        <w:rPr>
-          <w:rFonts w:cs="Times New Roman"/>
-          <w:vertAlign w:val="subscript"/>
-        </w:rPr>
-        <w:t>2</w:t>
-      </w:r>
-      <w:r>
-        <w:rPr>
-          <w:rFonts w:cs="Times New Roman"/>
-        </w:rPr>
-        <w:t>Se</w:t>
-      </w:r>
-      <w:r>
-        <w:rPr>
-          <w:rFonts w:cs="Times New Roman"/>
-          <w:vertAlign w:val="subscript"/>
-        </w:rPr>
-        <w:t>3</w:t>
-      </w:r>
-      <w:r>
-        <w:rPr>
-          <w:rFonts w:cs="Times New Roman"/>
-        </w:rPr>
-        <w:t xml:space="preserve"> thickness can be increased to twice the QWOT (</w:t>
-      </w:r>
-      <w:r>
-        <w:rPr>
-          <w:rFonts w:cs="Times New Roman"/>
-          <w:i/>
-          <w:iCs/>
-        </w:rPr>
-        <w:t>OT</w:t>
-      </w:r>
-      <w:r>
-        <w:rPr>
-          <w:rFonts w:cs="Times New Roman"/>
-        </w:rPr>
-        <w:t xml:space="preserve"> = </w:t>
-      </w:r>
-      <w:r>
-        <w:rPr>
-          <w:rFonts w:cs="Times New Roman"/>
-          <w:i/>
-          <w:iCs/>
-        </w:rPr>
-        <w:t>λ</w:t>
-      </w:r>
-      <w:r>
-        <w:rPr>
-          <w:rFonts w:cs="Times New Roman"/>
-        </w:rPr>
-        <w:t>/2)</w:t>
-      </w:r>
-      <w:r>
-        <w:rPr>
-          <w:rFonts w:cs="Times New Roman"/>
-          <w:i/>
-          <w:iCs/>
-        </w:rPr>
-        <w:t xml:space="preserve">, </w:t>
-      </w:r>
-      <w:r>
-        <w:rPr>
-          <w:rFonts w:cs="Times New Roman"/>
-        </w:rPr>
-        <w:t xml:space="preserve">this is called </w:t>
-      </w:r>
-      <w:r>
-        <w:rPr>
-          <w:rFonts w:eastAsia="MS Mincho" w:cs="Times New Roman"/>
-          <w:color w:val="000000"/>
-        </w:rPr>
-        <w:t>half-wave optical thickness (HWOT)</w:t>
-      </w:r>
-      <w:r>
-        <w:rPr>
-          <w:rFonts w:cs="Times New Roman"/>
-        </w:rPr>
-        <w:t xml:space="preserve"> and is equivalent to </w:t>
-      </w:r>
-      <w:r>
-        <w:rPr>
-          <w:rFonts w:cs="Times New Roman"/>
-        </w:rPr>
-        <w:t>an absentee layer</w:t>
-      </w:r>
-      <w:r>
-        <w:rPr>
-          <w:rFonts w:cs="Times New Roman"/>
-        </w:rPr>
-        <w:t>.</w:t>
-      </w:r>
-      <w:r>
-        <w:rPr>
-          <w:rFonts w:cs="Times New Roman"/>
-        </w:rPr>
-        <w:t xml:space="preserve"> </w:t>
-      </w:r>
-      <w:r>
-        <w:rPr>
-          <w:rFonts w:cs="Times New Roman"/>
-        </w:rPr>
-        <w:t xml:space="preserve">For example, at the reference wavelength </w:t>
-      </w:r>
-      <w:r>
-        <w:rPr>
-          <w:rFonts w:cs="Times New Roman"/>
-          <w:i/>
-          <w:iCs/>
-        </w:rPr>
-        <w:t>λ</w:t>
-      </w:r>
-      <w:r>
-        <w:rPr>
-          <w:rFonts w:cs="Times New Roman"/>
-          <w:i/>
-          <w:iCs/>
-          <w:vertAlign w:val="subscript"/>
-        </w:rPr>
-        <w:t>0</w:t>
-      </w:r>
-      <w:r>
-        <w:rPr>
-          <w:rFonts w:cs="Times New Roman"/>
-        </w:rPr>
-        <w:t xml:space="preserve"> = 1064 nm, if we use 3-mm-thick SiO</w:t>
-      </w:r>
-      <w:r>
-        <w:rPr>
-          <w:rFonts w:cs="Times New Roman"/>
-          <w:vertAlign w:val="subscript"/>
-        </w:rPr>
-        <w:t>2</w:t>
-      </w:r>
-      <w:r>
-        <w:rPr>
-          <w:rFonts w:cs="Times New Roman"/>
-        </w:rPr>
-        <w:t xml:space="preserve"> as </w:t>
-      </w:r>
-      <w:r>
-        <w:rPr>
-          <w:rFonts w:eastAsia="MS Mincho" w:cs="Times New Roman"/>
-          <w:color w:val="000000"/>
-        </w:rPr>
-        <w:t>the substrate</w:t>
-      </w:r>
-      <w:r>
-        <w:rPr>
-          <w:rFonts w:cs="Times New Roman"/>
-        </w:rPr>
-        <w:t xml:space="preserve"> (</w:t>
-      </w:r>
-      <w:r>
-        <w:rPr>
-          <w:rFonts w:cs="Times New Roman"/>
-          <w:i/>
-          <w:iCs/>
-        </w:rPr>
-        <w:t>n</w:t>
-      </w:r>
-      <w:r>
-        <w:rPr>
-          <w:rFonts w:cs="Times New Roman"/>
-          <w:i/>
-          <w:iCs/>
-          <w:vertAlign w:val="subscript"/>
-        </w:rPr>
-        <w:t>s</w:t>
-      </w:r>
-      <w:r>
-        <w:rPr>
-          <w:rFonts w:cs="Times New Roman"/>
-        </w:rPr>
-        <w:t xml:space="preserve"> = 1.46)</w:t>
-      </w:r>
-      <w:r>
-        <w:rPr>
-          <w:rFonts w:cs="Times New Roman"/>
-        </w:rPr>
-        <w:t xml:space="preserve"> </w:t>
-      </w:r>
-      <w:r>
-        <w:rPr>
-          <w:rFonts w:cs="Times New Roman"/>
-        </w:rPr>
-        <w:fldChar w:fldCharType="begin"/>
-      </w:r>
-      <w:r>
-        <w:rPr>
-          <w:rFonts w:cs="Times New Roman"/>
-        </w:rPr>
-        <w:instrText xml:space="preserve"> ADDIN EN.CITE &lt;EndNote&gt;&lt;Cite&gt;&lt;Author&gt;Franta&lt;/Author&gt;&lt;Year&gt;2016&lt;/Year&gt;&lt;RecNum&gt;97&lt;/RecNum&gt;&lt;DisplayText&gt;[24]&lt;/DisplayText&gt;&lt;record&gt;&lt;rec-number&gt;97&lt;/rec-number&gt;&lt;foreign-keys&gt;&lt;key app="EN" db-id="v920pft06rp9dbex2ap500x99x5rrtswxzss" timestamp="1776660410"&gt;97&lt;/key&gt;&lt;/foreign-keys&gt;&lt;ref-type name="Book"&gt;6&lt;/ref-type&gt;&lt;contributors&gt;&lt;authors&gt;&lt;author&gt;Franta, Daniel&lt;/author&gt;&lt;author&gt;Nečas, David&lt;/author&gt;&lt;author&gt;Ohlídal, Ivan&lt;/author&gt;&lt;author&gt;Giglia, Angelo&lt;/author&gt;&lt;/authors&gt;&lt;/contributors&gt;&lt;titles&gt;&lt;title&gt;Optical characterization of SiO2 thin films using universal dispersion model over wide spectral range&lt;/title&gt;&lt;secondary-title&gt;SPIE Photonics Europe&lt;/secondary-title&gt;&lt;/titles&gt;&lt;volume&gt;9890&lt;/volume&gt;&lt;section&gt;EPE&lt;/section&gt;&lt;dates&gt;&lt;year&gt;2016&lt;/year&gt;&lt;/dates&gt;&lt;publisher&gt;SPIE&lt;/publisher&gt;&lt;urls&gt;&lt;related-urls&gt;&lt;url&gt;https://doi.org/10.1117/12.2227580&lt;/url&gt;&lt;/related-urls&gt;&lt;/urls&gt;&lt;/record&gt;&lt;/Cite&gt;&lt;/EndNote&gt;</w:instrText>
-      </w:r>
-      <w:r>
-        <w:rPr>
-          <w:rFonts w:cs="Times New Roman"/>
-        </w:rPr>
-        <w:fldChar w:fldCharType="separate"/>
-      </w:r>
-      <w:r>
-        <w:rPr>
-          <w:rFonts w:cs="Times New Roman"/>
-          <w:noProof/>
-        </w:rPr>
-        <w:t>[24]</w:t>
-      </w:r>
-      <w:r>
-        <w:rPr>
-          <w:rFonts w:cs="Times New Roman"/>
-        </w:rPr>
-        <w:fldChar w:fldCharType="end"/>
-      </w:r>
-      <w:r>
-        <w:rPr>
-          <w:rFonts w:cs="Times New Roman"/>
-        </w:rPr>
-        <w:t xml:space="preserve">, the ideal QWOT-film thickness is calculated from Eq.10 to </w:t>
-      </w:r>
-      <w:r>
-        <w:rPr>
-          <w:rFonts w:cs="Times New Roman"/>
-        </w:rPr>
-        <w:t xml:space="preserve">be </w:t>
-      </w:r>
-      <w:r>
-        <w:rPr>
-          <w:rFonts w:cs="Times New Roman"/>
-          <w:i/>
-          <w:iCs/>
-        </w:rPr>
-        <w:t>n</w:t>
-      </w:r>
-      <w:r>
-        <w:rPr>
-          <w:rFonts w:cs="Times New Roman"/>
-          <w:i/>
-          <w:iCs/>
-          <w:vertAlign w:val="subscript"/>
-        </w:rPr>
-        <w:t>ideal</w:t>
-      </w:r>
-      <w:r>
-        <w:rPr>
-          <w:rFonts w:cs="Times New Roman"/>
-        </w:rPr>
-        <w:t xml:space="preserve"> = </w:t>
-      </w:r>
-      <w:r>
-        <w:rPr>
-          <w:rFonts w:cs="Times New Roman"/>
-        </w:rPr>
-        <w:t>1</w:t>
-      </w:r>
-      <w:r>
-        <w:rPr>
-          <w:rFonts w:cs="Times New Roman"/>
-        </w:rPr>
-        <w:t xml:space="preserve">.21. </w:t>
-      </w:r>
-      <w:r>
-        <w:rPr>
-          <w:rFonts w:cs="Times New Roman"/>
-        </w:rPr>
-        <w:t>The</w:t>
-      </w:r>
-      <w:r>
-        <w:rPr>
-          <w:rFonts w:cs="Times New Roman"/>
-        </w:rPr>
-        <w:t xml:space="preserve"> material with the closest refractive index is MgF</w:t>
-      </w:r>
-      <w:r>
-        <w:rPr>
-          <w:rFonts w:cs="Times New Roman"/>
-          <w:vertAlign w:val="subscript"/>
-        </w:rPr>
-        <w:t>2</w:t>
-      </w:r>
-      <w:r>
-        <w:rPr>
-          <w:rFonts w:cs="Times New Roman"/>
-        </w:rPr>
-        <w:t xml:space="preserve"> </w:t>
-      </w:r>
-      <w:r>
-        <w:rPr>
-          <w:rFonts w:cs="Times New Roman"/>
-        </w:rPr>
-        <w:t>(</w:t>
-      </w:r>
-      <w:r>
-        <w:rPr>
-          <w:rFonts w:cs="Times New Roman"/>
-          <w:i/>
-          <w:iCs/>
-        </w:rPr>
-        <w:t>n</w:t>
-      </w:r>
-      <w:r>
-        <w:rPr>
-          <w:rFonts w:cs="Times New Roman"/>
-          <w:i/>
-          <w:iCs/>
-          <w:vertAlign w:val="subscript"/>
-        </w:rPr>
-        <w:t>MgF2</w:t>
-      </w:r>
-      <w:r>
-        <w:rPr>
-          <w:rFonts w:cs="Times New Roman"/>
-        </w:rPr>
-        <w:t xml:space="preserve"> = 1.38</w:t>
-      </w:r>
-      <w:r>
-        <w:rPr>
-          <w:rFonts w:cs="Times New Roman"/>
-        </w:rPr>
-        <w:t>)</w:t>
-      </w:r>
-      <w:r>
-        <w:rPr>
-          <w:rFonts w:cs="Times New Roman"/>
-        </w:rPr>
-        <w:t xml:space="preserve"> </w:t>
-      </w:r>
-      <w:r>
-        <w:rPr>
-          <w:rFonts w:cs="Times New Roman"/>
-        </w:rPr>
-        <w:fldChar w:fldCharType="begin"/>
-      </w:r>
-      <w:r>
-        <w:rPr>
-          <w:rFonts w:cs="Times New Roman"/>
-        </w:rPr>
-        <w:instrText xml:space="preserve"> ADDIN EN.CITE &lt;EndNote&gt;&lt;Cite&gt;&lt;Author&gt;Franta&lt;/Author&gt;&lt;Year&gt;2017&lt;/Year&gt;&lt;RecNum&gt;87&lt;/RecNum&gt;&lt;DisplayText&gt;[25]&lt;/DisplayText&gt;&lt;record&gt;&lt;rec-number&gt;87&lt;/rec-number&gt;&lt;foreign-keys&gt;&lt;key app="EN" db-id="v920pft06rp9dbex2ap500x99x5rrtswxzss" timestamp="1774444072"&gt;87&lt;/key&gt;&lt;/foreign-keys&gt;&lt;ref-type name="Journal Article"&gt;17&lt;/ref-type&gt;&lt;contributors&gt;&lt;authors&gt;&lt;author&gt;Franta, Daniel&lt;/author&gt;&lt;author&gt;Nečas, David&lt;/author&gt;&lt;author&gt;Giglia, Angelo&lt;/author&gt;&lt;author&gt;Franta, Pavel&lt;/author&gt;&lt;author&gt;Ohlídal, Ivan&lt;/author&gt;&lt;/authors&gt;&lt;/contributors&gt;&lt;titles&gt;&lt;title&gt;Universal dispersion model for characterization of optical thin films over wide spectral range: Application to magnesium fluoride&lt;/title&gt;&lt;secondary-title&gt;Applied Surface Science&lt;/secondary-title&gt;&lt;/titles&gt;&lt;periodical&gt;&lt;full-title&gt;Applied Surface Science&lt;/full-title&gt;&lt;/periodical&gt;&lt;pages&gt;424-429&lt;/pages&gt;&lt;volume&gt;421&lt;/volume&gt;&lt;keywords&gt;&lt;keyword&gt;Optical constants&lt;/keyword&gt;&lt;keyword&gt;Ellipsometry&lt;/keyword&gt;&lt;keyword&gt;Spectrophotometry&lt;/keyword&gt;&lt;keyword&gt;Sum rule&lt;/keyword&gt;&lt;/keywords&gt;&lt;dates&gt;&lt;year&gt;2017&lt;/year&gt;&lt;pub-dates&gt;&lt;date&gt;2017/11/01/&lt;/date&gt;&lt;/pub-dates&gt;&lt;/dates&gt;&lt;isbn&gt;0169-4332&lt;/isbn&gt;&lt;urls&gt;&lt;related-urls&gt;&lt;url&gt;https://www.sciencedirect.com/science/article/pii/S016943321632030X&lt;/url&gt;&lt;/related-urls&gt;&lt;/urls&gt;&lt;electronic-resource-num&gt;https://doi.org/10.1016/j.apsusc.2016.09.149&lt;/electronic-resource-num&gt;&lt;/record&gt;&lt;/Cite&gt;&lt;/EndNote&gt;</w:instrText>
-      </w:r>
-      <w:r>
-        <w:rPr>
-          <w:rFonts w:cs="Times New Roman"/>
-        </w:rPr>
-        <w:fldChar w:fldCharType="separate"/>
-      </w:r>
-      <w:r>
-        <w:rPr>
-          <w:rFonts w:cs="Times New Roman"/>
-          <w:noProof/>
-        </w:rPr>
-        <w:t>[25]</w:t>
-      </w:r>
-      <w:r>
-        <w:rPr>
-          <w:rFonts w:cs="Times New Roman"/>
-        </w:rPr>
-        <w:fldChar w:fldCharType="end"/>
-      </w:r>
-      <w:r>
-        <w:rPr>
-          <w:rFonts w:cs="Times New Roman"/>
-        </w:rPr>
-        <w:t>. A</w:t>
-      </w:r>
-      <w:r>
-        <w:rPr>
-          <w:rFonts w:cs="Times New Roman"/>
-        </w:rPr>
-        <w:t xml:space="preserve"> slight difference from </w:t>
-      </w:r>
-      <w:r>
-        <w:rPr>
-          <w:rFonts w:eastAsia="MS Mincho" w:cs="Times New Roman"/>
-          <w:color w:val="000000"/>
-        </w:rPr>
-        <w:t xml:space="preserve">ideal value </w:t>
-      </w:r>
-      <w:r>
-        <w:rPr>
-          <w:rFonts w:cs="Times New Roman"/>
-        </w:rPr>
-        <w:t>cause</w:t>
-      </w:r>
-      <w:r>
-        <w:rPr>
-          <w:rFonts w:cs="Times New Roman"/>
-        </w:rPr>
-        <w:t>s</w:t>
-      </w:r>
-      <w:r>
-        <w:rPr>
-          <w:rFonts w:cs="Times New Roman"/>
-        </w:rPr>
-        <w:t xml:space="preserve"> the reflection to be </w:t>
-      </w:r>
-      <w:r>
-        <w:rPr>
-          <w:rFonts w:cs="Times New Roman"/>
-        </w:rPr>
-        <w:t xml:space="preserve">slightly </w:t>
-      </w:r>
-      <w:r>
-        <w:rPr>
-          <w:rFonts w:cs="Times New Roman"/>
-        </w:rPr>
-        <w:t>higher</w:t>
-      </w:r>
-      <w:r>
-        <w:rPr>
-          <w:rFonts w:cs="Times New Roman"/>
-        </w:rPr>
-        <w:t xml:space="preserve">, </w:t>
-      </w:r>
-      <w:r>
-        <w:rPr>
-          <w:rFonts w:cs="Times New Roman"/>
-        </w:rPr>
-        <w:t xml:space="preserve">as illustrated in Fig. </w:t>
-      </w:r>
-      <w:r>
-        <w:rPr>
-          <w:rFonts w:cs="Times New Roman"/>
-        </w:rPr>
-        <w:t>2</w:t>
-      </w:r>
-      <w:r>
-        <w:rPr>
-          <w:rFonts w:cs="Times New Roman"/>
-        </w:rPr>
-        <w:t>.</w:t>
-      </w:r>
-      <w:r>
-        <w:rPr>
-          <w:rFonts w:cs="Times New Roman"/>
-        </w:rPr>
-        <w:t xml:space="preserve"> </w:t>
-      </w:r>
-      <w:r>
-        <w:rPr>
-          <w:rFonts w:cs="Times New Roman"/>
-        </w:rPr>
-        <w:t xml:space="preserve">The reflectance of </w:t>
-      </w:r>
-      <w:r>
-        <w:rPr>
-          <w:rFonts w:eastAsia="MS Mincho" w:cs="Times New Roman"/>
-          <w:color w:val="000000"/>
-        </w:rPr>
-        <w:t>the Sb</w:t>
-      </w:r>
-      <w:r>
-        <w:rPr>
-          <w:rFonts w:cs="Times New Roman"/>
-          <w:vertAlign w:val="subscript"/>
-        </w:rPr>
-        <w:t>2</w:t>
-      </w:r>
-      <w:r>
-        <w:rPr>
-          <w:rFonts w:cs="Times New Roman"/>
-        </w:rPr>
-        <w:t>Se</w:t>
-      </w:r>
-      <w:r>
-        <w:rPr>
-          <w:rFonts w:cs="Times New Roman"/>
-          <w:vertAlign w:val="subscript"/>
-        </w:rPr>
-        <w:t>3</w:t>
-      </w:r>
-      <w:r>
-        <w:rPr>
-          <w:rFonts w:cs="Times New Roman"/>
-        </w:rPr>
-        <w:t xml:space="preserve"> (blue) is the highest</w:t>
-      </w:r>
-      <w:r>
-        <w:rPr>
-          <w:rFonts w:cs="Times New Roman"/>
-        </w:rPr>
-        <w:t>, at 6.5%,</w:t>
-      </w:r>
-      <w:r>
-        <w:rPr>
-          <w:rFonts w:cs="Times New Roman"/>
-        </w:rPr>
-        <w:t xml:space="preserve"> because </w:t>
-      </w:r>
-      <w:r>
-        <w:rPr>
-          <w:rFonts w:cs="Times New Roman"/>
-        </w:rPr>
-        <w:t>the PCM layer is</w:t>
-      </w:r>
-      <w:r>
-        <w:rPr>
-          <w:rFonts w:cs="Times New Roman"/>
-        </w:rPr>
-        <w:t xml:space="preserve"> </w:t>
-      </w:r>
-      <w:r>
-        <w:rPr>
-          <w:rFonts w:cs="Times New Roman"/>
-        </w:rPr>
-        <w:t>an absentee layer</w:t>
-      </w:r>
-      <w:r>
-        <w:rPr>
-          <w:rFonts w:cs="Times New Roman"/>
-        </w:rPr>
-        <w:t xml:space="preserve">, </w:t>
-      </w:r>
-      <w:r>
-        <w:rPr>
-          <w:rFonts w:eastAsia="MS Mincho" w:cs="Times New Roman"/>
-          <w:color w:val="000000"/>
-        </w:rPr>
-        <w:t xml:space="preserve">so the reflection is </w:t>
-      </w:r>
-      <w:r>
-        <w:rPr>
-          <w:rFonts w:cs="Times New Roman"/>
-        </w:rPr>
-        <w:t xml:space="preserve">equivalent </w:t>
-      </w:r>
-      <w:r>
-        <w:rPr>
-          <w:rFonts w:cs="Times New Roman"/>
-        </w:rPr>
-        <w:t xml:space="preserve">to </w:t>
-      </w:r>
-      <w:r>
-        <w:rPr>
-          <w:rFonts w:cs="Times New Roman"/>
-        </w:rPr>
-        <w:t xml:space="preserve">a standalone </w:t>
-      </w:r>
-      <w:r>
-        <w:rPr>
-          <w:rFonts w:cs="Times New Roman"/>
-        </w:rPr>
-        <w:t>3-mm SiO</w:t>
-      </w:r>
-      <w:r>
-        <w:rPr>
-          <w:rFonts w:cs="Times New Roman"/>
-          <w:vertAlign w:val="subscript"/>
-        </w:rPr>
-        <w:t>2</w:t>
-      </w:r>
-      <w:r>
-        <w:rPr>
-          <w:rFonts w:cs="Times New Roman"/>
-        </w:rPr>
-        <w:t xml:space="preserve"> substrate. </w:t>
-      </w:r>
-      <w:r>
-        <w:rPr>
-          <w:rFonts w:cs="Times New Roman"/>
-        </w:rPr>
-        <w:t>An ideal film</w:t>
-      </w:r>
-      <w:r>
-        <w:rPr>
-          <w:rFonts w:cs="Times New Roman"/>
-        </w:rPr>
-        <w:t xml:space="preserve"> (red)</w:t>
-      </w:r>
-      <w:r>
-        <w:rPr>
-          <w:rFonts w:cs="Times New Roman"/>
-        </w:rPr>
-        <w:t xml:space="preserve"> </w:t>
-      </w:r>
-      <w:r>
-        <w:rPr>
-          <w:rFonts w:cs="Times New Roman"/>
-        </w:rPr>
-        <w:t>still</w:t>
-      </w:r>
-      <w:r>
-        <w:rPr>
-          <w:rFonts w:cs="Times New Roman"/>
-        </w:rPr>
-        <w:t xml:space="preserve"> </w:t>
-      </w:r>
-      <w:r>
-        <w:rPr>
-          <w:rFonts w:cs="Times New Roman"/>
-        </w:rPr>
-        <w:t>exhibits small reflectance</w:t>
-      </w:r>
-      <w:r>
-        <w:rPr>
-          <w:rFonts w:cs="Times New Roman"/>
-        </w:rPr>
-        <w:t xml:space="preserve"> because </w:t>
-      </w:r>
-      <w:r>
-        <w:rPr>
-          <w:rFonts w:cs="Times New Roman"/>
-        </w:rPr>
-        <w:t xml:space="preserve">of the reflection in the substrate-air layer in the back. </w:t>
-      </w:r>
     </w:p>
     <w:p>
       <w:pPr>
@@ -18263,9 +18341,9 @@
         </w:rPr>
         <w:lastRenderedPageBreak/>
         <w:drawing>
-          <wp:inline distT="0" distB="0" distL="0" distR="0" wp14:anchorId="273F5945" wp14:editId="61C816E1">
-            <wp:extent cx="4791108" cy="2665730"/>
-            <wp:effectExtent l="0" t="0" r="9525" b="1270"/>
+          <wp:inline distT="0" distB="0" distL="0" distR="0" wp14:anchorId="273F5945" wp14:editId="64309C01">
+            <wp:extent cx="4791600" cy="2739903"/>
+            <wp:effectExtent l="0" t="0" r="0" b="3810"/>
             <wp:docPr id="917782522" name="Picture 9"/>
             <wp:cNvGraphicFramePr>
               <a:graphicFrameLocks xmlns:a="http://schemas.openxmlformats.org/drawingml/2006/main" noChangeAspect="1"/>
@@ -18285,7 +18363,7 @@
                         </a:ext>
                       </a:extLst>
                     </a:blip>
-                    <a:srcRect t="1118" b="1"/>
+                    <a:srcRect t="1119" r="2697"/>
                     <a:stretch>
                       <a:fillRect/>
                     </a:stretch>
@@ -18293,7 +18371,7 @@
                   <pic:spPr bwMode="auto">
                     <a:xfrm>
                       <a:off x="0" y="0"/>
-                      <a:ext cx="4791710" cy="2666065"/>
+                      <a:ext cx="4791600" cy="2739903"/>
                     </a:xfrm>
                     <a:prstGeom prst="rect">
                       <a:avLst/>
@@ -18437,19 +18515,7 @@
         <w:rPr>
           <w:rFonts w:cs="Times New Roman"/>
         </w:rPr>
-        <w:t xml:space="preserve">have similar reflectance at </w:t>
-      </w:r>
-      <w:r>
-        <w:rPr>
-          <w:rFonts w:cs="Times New Roman"/>
-        </w:rPr>
-        <w:t>~</w:t>
-      </w:r>
-      <w:r>
-        <w:rPr>
-          <w:rFonts w:cs="Times New Roman"/>
-        </w:rPr>
-        <w:t>6.5</w:t>
+        <w:t>have similar reflectance at 6.5</w:t>
       </w:r>
       <w:r>
         <w:rPr>
@@ -19553,88 +19619,21 @@
           <w:rFonts w:cs="Times New Roman"/>
           <w:szCs w:val="16"/>
         </w:rPr>
-        <w:t xml:space="preserve"> Reflectance </w:t>
+        <w:t xml:space="preserve"> Reflectance</w:t>
       </w:r>
       <w:r>
         <w:rPr>
           <w:rFonts w:cs="Times New Roman"/>
           <w:szCs w:val="16"/>
         </w:rPr>
-        <w:t>of the same designs shown in Fig. 3 before (solid) and after (dotted) phase transition. (a) Single-layer (blue) and two-layer design (green). (b) Three-layer designs with Sb</w:t>
+        <w:t xml:space="preserve"> of the designs shown in Fig. 3 before (solid) and after (dotted) phase transition. The single-layer design has the highest reflectance contrast </w:t>
       </w:r>
       <w:r>
         <w:rPr>
           <w:rFonts w:cs="Times New Roman"/>
           <w:szCs w:val="16"/>
-          <w:vertAlign w:val="subscript"/>
-        </w:rPr>
-        <w:t>2</w:t>
-      </w:r>
-      <w:r>
-        <w:rPr>
-          <w:rFonts w:cs="Times New Roman"/>
-          <w:szCs w:val="16"/>
-        </w:rPr>
-        <w:t>Se</w:t>
-      </w:r>
-      <w:r>
-        <w:rPr>
-          <w:rFonts w:cs="Times New Roman"/>
-          <w:szCs w:val="16"/>
-          <w:vertAlign w:val="subscript"/>
-        </w:rPr>
-        <w:t xml:space="preserve">3 </w:t>
-      </w:r>
-      <w:r>
-        <w:rPr>
-          <w:rFonts w:cs="Times New Roman"/>
-          <w:szCs w:val="16"/>
-        </w:rPr>
-        <w:t>as the bottom layer (orange) and Sb</w:t>
-      </w:r>
-      <w:r>
-        <w:rPr>
-          <w:rFonts w:cs="Times New Roman"/>
-          <w:szCs w:val="16"/>
-          <w:vertAlign w:val="subscript"/>
-        </w:rPr>
-        <w:t>2</w:t>
-      </w:r>
-      <w:r>
-        <w:rPr>
-          <w:rFonts w:cs="Times New Roman"/>
-          <w:szCs w:val="16"/>
-        </w:rPr>
-        <w:t>Se</w:t>
-      </w:r>
-      <w:r>
-        <w:rPr>
-          <w:rFonts w:cs="Times New Roman"/>
-          <w:szCs w:val="16"/>
-          <w:vertAlign w:val="subscript"/>
-        </w:rPr>
-        <w:t>3</w:t>
-      </w:r>
-      <w:r>
-        <w:rPr>
-          <w:rFonts w:cs="Times New Roman"/>
-          <w:szCs w:val="16"/>
-        </w:rPr>
-        <w:t xml:space="preserve"> as middle layer (red). </w:t>
-      </w:r>
-      <w:r>
-        <w:rPr>
-          <w:rFonts w:cs="Times New Roman"/>
-          <w:szCs w:val="16"/>
-        </w:rPr>
-        <w:t>The s</w:t>
-      </w:r>
-      <w:r>
-        <w:rPr>
-          <w:rFonts w:cs="Times New Roman"/>
-          <w:szCs w:val="16"/>
-        </w:rPr>
-        <w:t xml:space="preserve">ingle-layer design has the highest reflectance contrast. The vertical black lines indicate </w:t>
+        </w:rPr>
+        <w:t>(</w:t>
       </w:r>
       <w:r>
         <w:rPr>
@@ -19643,26 +19642,82 @@
           <w:iCs/>
           <w:szCs w:val="16"/>
         </w:rPr>
-        <w:t>λ</w:t>
+        <w:t>ΔR</w:t>
       </w:r>
       <w:r>
         <w:rPr>
           <w:rFonts w:cs="Times New Roman"/>
           <w:szCs w:val="16"/>
         </w:rPr>
-        <w:t xml:space="preserve"> </w:t>
-      </w:r>
-      <w:r>
-        <w:rPr>
-          <w:rFonts w:cs="Times New Roman"/>
+        <w:t xml:space="preserve"> = </w:t>
+      </w:r>
+      <w:r>
+        <w:rPr>
+          <w:rFonts w:cs="Times New Roman"/>
+          <w:i/>
+          <w:iCs/>
           <w:szCs w:val="16"/>
         </w:rPr>
-        <w:t>= 1064 nm.</w:t>
+        <w:t>R</w:t>
+      </w:r>
+      <w:r>
+        <w:rPr>
+          <w:rFonts w:cs="Times New Roman"/>
+          <w:i/>
+          <w:iCs/>
+          <w:szCs w:val="16"/>
+          <w:vertAlign w:val="subscript"/>
+        </w:rPr>
+        <w:t>a</w:t>
+      </w:r>
+      <w:r>
+        <w:rPr>
+          <w:rFonts w:cs="Times New Roman"/>
+          <w:szCs w:val="16"/>
+        </w:rPr>
+        <w:t xml:space="preserve"> – </w:t>
+      </w:r>
+      <w:r>
+        <w:rPr>
+          <w:rFonts w:cs="Times New Roman"/>
+          <w:i/>
+          <w:iCs/>
+          <w:szCs w:val="16"/>
+        </w:rPr>
+        <w:t>R</w:t>
+      </w:r>
+      <w:r>
+        <w:rPr>
+          <w:rFonts w:cs="Times New Roman"/>
+          <w:i/>
+          <w:iCs/>
+          <w:szCs w:val="16"/>
+          <w:vertAlign w:val="subscript"/>
+        </w:rPr>
+        <w:t>c</w:t>
+      </w:r>
+      <w:r>
+        <w:rPr>
+          <w:rFonts w:cs="Times New Roman"/>
+          <w:szCs w:val="16"/>
+        </w:rPr>
+        <w:t>)</w:t>
+      </w:r>
+      <w:r>
+        <w:rPr>
+          <w:rFonts w:cs="Times New Roman"/>
+          <w:szCs w:val="16"/>
+        </w:rPr>
+        <w:t xml:space="preserve"> of 55.0%.</w:t>
       </w:r>
     </w:p>
     <w:p>
       <w:pPr>
         <w:pStyle w:val="10BodySubsequentParagraph"/>
+        <w:rPr>
+          <w:sz w:val="16"/>
+          <w:szCs w:val="16"/>
+        </w:rPr>
       </w:pPr>
     </w:p>
     <w:p>
@@ -20305,6 +20360,8 @@
         <w:jc w:val="center"/>
         <w:rPr>
           <w:rFonts w:ascii="Times New Roman" w:hAnsi="Times New Roman" w:cs="Times New Roman"/>
+          <w:sz w:val="16"/>
+          <w:szCs w:val="16"/>
         </w:rPr>
       </w:pPr>
     </w:p>
@@ -20321,10 +20378,10 @@
           <w:noProof/>
         </w:rPr>
         <w:drawing>
-          <wp:inline distT="0" distB="0" distL="0" distR="0" wp14:anchorId="2DE30FB7" wp14:editId="64C882DB">
-            <wp:extent cx="4790440" cy="2437303"/>
-            <wp:effectExtent l="0" t="0" r="0" b="1270"/>
-            <wp:docPr id="938372295" name="Picture 11"/>
+          <wp:inline distT="0" distB="0" distL="0" distR="0" wp14:anchorId="76C7A5AB" wp14:editId="2EC150C5">
+            <wp:extent cx="4791710" cy="2494915"/>
+            <wp:effectExtent l="0" t="0" r="8890" b="635"/>
+            <wp:docPr id="1266114344" name="Picture 21"/>
             <wp:cNvGraphicFramePr>
               <a:graphicFrameLocks xmlns:a="http://schemas.openxmlformats.org/drawingml/2006/main" noChangeAspect="1"/>
             </wp:cNvGraphicFramePr>
@@ -20332,10 +20389,10 @@
               <a:graphicData uri="http://schemas.openxmlformats.org/drawingml/2006/picture">
                 <pic:pic xmlns:pic="http://schemas.openxmlformats.org/drawingml/2006/picture">
                   <pic:nvPicPr>
-                    <pic:cNvPr id="938372295" name="Picture 938372295"/>
+                    <pic:cNvPr id="1266114344" name="Picture 1266114344"/>
                     <pic:cNvPicPr/>
                   </pic:nvPicPr>
-                  <pic:blipFill rotWithShape="1">
+                  <pic:blipFill>
                     <a:blip r:embed="rId10" cstate="print">
                       <a:extLst>
                         <a:ext uri="{28A0092B-C50C-407E-A947-70E740481C1C}">
@@ -20343,27 +20400,18 @@
                         </a:ext>
                       </a:extLst>
                     </a:blip>
-                    <a:srcRect t="1429" b="856"/>
                     <a:stretch>
                       <a:fillRect/>
                     </a:stretch>
                   </pic:blipFill>
-                  <pic:spPr bwMode="auto">
+                  <pic:spPr>
                     <a:xfrm>
                       <a:off x="0" y="0"/>
-                      <a:ext cx="4791710" cy="2437949"/>
+                      <a:ext cx="4791710" cy="2494915"/>
                     </a:xfrm>
                     <a:prstGeom prst="rect">
                       <a:avLst/>
                     </a:prstGeom>
-                    <a:ln>
-                      <a:noFill/>
-                    </a:ln>
-                    <a:extLst>
-                      <a:ext uri="{53640926-AAD7-44D8-BBD7-CCE9431645EC}">
-                        <a14:shadowObscured xmlns:a14="http://schemas.microsoft.com/office/drawing/2010/main"/>
-                      </a:ext>
-                    </a:extLst>
                   </pic:spPr>
                 </pic:pic>
               </a:graphicData>
@@ -20385,7 +20433,6 @@
           <w:b/>
           <w:bCs/>
         </w:rPr>
-        <w:lastRenderedPageBreak/>
         <w:t xml:space="preserve">Fig. </w:t>
       </w:r>
       <w:r>
@@ -20487,7 +20534,19 @@
         <w:rPr>
           <w:rFonts w:cs="Times New Roman"/>
         </w:rPr>
-        <w:t xml:space="preserve">AR region. (b) When devices are in crystalline phase (OFF mode), the wavelength </w:t>
+        <w:t xml:space="preserve">AR region. (b) When devices are </w:t>
+      </w:r>
+      <w:r>
+        <w:rPr>
+          <w:rFonts w:cs="Times New Roman"/>
+        </w:rPr>
+        <w:t>changed to</w:t>
+      </w:r>
+      <w:r>
+        <w:rPr>
+          <w:rFonts w:cs="Times New Roman"/>
+        </w:rPr>
+        <w:t xml:space="preserve"> crystalline phase (OFF mode), the wavelength </w:t>
       </w:r>
       <w:r>
         <w:rPr>
@@ -20525,6 +20584,7 @@
         <w:rPr>
           <w:rFonts w:ascii="Times New Roman" w:hAnsi="Times New Roman" w:cs="Times New Roman"/>
         </w:rPr>
+        <w:lastRenderedPageBreak/>
         <w:t>Methods</w:t>
       </w:r>
     </w:p>
@@ -23536,7 +23596,6 @@
         <w:rPr>
           <w:rFonts w:cs="Times New Roman"/>
         </w:rPr>
-        <w:lastRenderedPageBreak/>
         <w:t>Optical endurance can be quantified using the following metrics</w:t>
       </w:r>
       <w:r>
@@ -23907,6 +23966,7 @@
         <w:rPr>
           <w:rFonts w:cs="Times New Roman"/>
         </w:rPr>
+        <w:lastRenderedPageBreak/>
         <w:t xml:space="preserve">where </w:t>
       </w:r>
       <w:r>
@@ -24479,7 +24539,8 @@
       <w:pPr>
         <w:pStyle w:val="09BodyFirstParagraph"/>
         <w:rPr>
-          <w:rFonts w:cs="Times New Roman"/>
+          <w:rFonts w:eastAsia="MS Mincho" w:cs="Times New Roman"/>
+          <w:color w:val="000000"/>
         </w:rPr>
       </w:pPr>
       <w:r>
@@ -25252,14 +25313,14 @@
         <w:tblLook w:val="06A0" w:firstRow="1" w:lastRow="0" w:firstColumn="1" w:lastColumn="0" w:noHBand="1" w:noVBand="1"/>
       </w:tblPr>
       <w:tblGrid>
-        <w:gridCol w:w="1098"/>
+        <w:gridCol w:w="1100"/>
         <w:gridCol w:w="1637"/>
         <w:gridCol w:w="777"/>
         <w:gridCol w:w="981"/>
         <w:gridCol w:w="984"/>
         <w:gridCol w:w="702"/>
         <w:gridCol w:w="798"/>
-        <w:gridCol w:w="569"/>
+        <w:gridCol w:w="567"/>
       </w:tblGrid>
       <w:tr>
         <w:trPr>
@@ -25269,7 +25330,7 @@
         <w:tc>
           <w:tcPr>
             <w:cnfStyle w:val="001000000000" w:firstRow="0" w:lastRow="0" w:firstColumn="1" w:lastColumn="0" w:oddVBand="0" w:evenVBand="0" w:oddHBand="0" w:evenHBand="0" w:firstRowFirstColumn="0" w:firstRowLastColumn="0" w:lastRowFirstColumn="0" w:lastRowLastColumn="0"/>
-            <w:tcW w:w="727" w:type="pct"/>
+            <w:tcW w:w="728" w:type="pct"/>
             <w:tcBorders>
               <w:top w:val="single" w:sz="8" w:space="0" w:color="000000" w:themeColor="text1"/>
               <w:bottom w:val="single" w:sz="8" w:space="0" w:color="000000" w:themeColor="text1"/>
@@ -25599,7 +25660,7 @@
         </w:tc>
         <w:tc>
           <w:tcPr>
-            <w:tcW w:w="378" w:type="pct"/>
+            <w:tcW w:w="377" w:type="pct"/>
             <w:tcBorders>
               <w:top w:val="single" w:sz="8" w:space="0" w:color="000000" w:themeColor="text1"/>
               <w:bottom w:val="single" w:sz="8" w:space="0" w:color="000000" w:themeColor="text1"/>
@@ -25653,7 +25714,7 @@
         <w:tc>
           <w:tcPr>
             <w:cnfStyle w:val="001000000000" w:firstRow="0" w:lastRow="0" w:firstColumn="1" w:lastColumn="0" w:oddVBand="0" w:evenVBand="0" w:oddHBand="0" w:evenHBand="0" w:firstRowFirstColumn="0" w:firstRowLastColumn="0" w:lastRowFirstColumn="0" w:lastRowLastColumn="0"/>
-            <w:tcW w:w="727" w:type="pct"/>
+            <w:tcW w:w="728" w:type="pct"/>
             <w:tcBorders>
               <w:top w:val="single" w:sz="8" w:space="0" w:color="000000" w:themeColor="text1"/>
             </w:tcBorders>
@@ -25842,7 +25903,7 @@
         </w:tc>
         <w:tc>
           <w:tcPr>
-            <w:tcW w:w="378" w:type="pct"/>
+            <w:tcW w:w="377" w:type="pct"/>
             <w:tcBorders>
               <w:top w:val="single" w:sz="8" w:space="0" w:color="000000" w:themeColor="text1"/>
             </w:tcBorders>
@@ -25875,7 +25936,7 @@
         <w:tc>
           <w:tcPr>
             <w:cnfStyle w:val="001000000000" w:firstRow="0" w:lastRow="0" w:firstColumn="1" w:lastColumn="0" w:oddVBand="0" w:evenVBand="0" w:oddHBand="0" w:evenHBand="0" w:firstRowFirstColumn="0" w:firstRowLastColumn="0" w:lastRowFirstColumn="0" w:lastRowLastColumn="0"/>
-            <w:tcW w:w="727" w:type="pct"/>
+            <w:tcW w:w="728" w:type="pct"/>
             <w:vAlign w:val="center"/>
           </w:tcPr>
           <w:p>
@@ -26043,7 +26104,7 @@
         </w:tc>
         <w:tc>
           <w:tcPr>
-            <w:tcW w:w="378" w:type="pct"/>
+            <w:tcW w:w="377" w:type="pct"/>
             <w:vAlign w:val="center"/>
           </w:tcPr>
           <w:p>
@@ -26074,7 +26135,7 @@
         <w:tc>
           <w:tcPr>
             <w:cnfStyle w:val="001000000000" w:firstRow="0" w:lastRow="0" w:firstColumn="1" w:lastColumn="0" w:oddVBand="0" w:evenVBand="0" w:oddHBand="0" w:evenHBand="0" w:firstRowFirstColumn="0" w:firstRowLastColumn="0" w:lastRowFirstColumn="0" w:lastRowLastColumn="0"/>
-            <w:tcW w:w="727" w:type="pct"/>
+            <w:tcW w:w="728" w:type="pct"/>
             <w:vAlign w:val="center"/>
           </w:tcPr>
           <w:p>
@@ -26242,7 +26303,7 @@
         </w:tc>
         <w:tc>
           <w:tcPr>
-            <w:tcW w:w="378" w:type="pct"/>
+            <w:tcW w:w="377" w:type="pct"/>
             <w:vAlign w:val="center"/>
           </w:tcPr>
           <w:p>
@@ -26272,7 +26333,7 @@
         <w:tc>
           <w:tcPr>
             <w:cnfStyle w:val="001000000000" w:firstRow="0" w:lastRow="0" w:firstColumn="1" w:lastColumn="0" w:oddVBand="0" w:evenVBand="0" w:oddHBand="0" w:evenHBand="0" w:firstRowFirstColumn="0" w:firstRowLastColumn="0" w:lastRowFirstColumn="0" w:lastRowLastColumn="0"/>
-            <w:tcW w:w="727" w:type="pct"/>
+            <w:tcW w:w="728" w:type="pct"/>
             <w:vAlign w:val="center"/>
           </w:tcPr>
           <w:p>
@@ -26440,7 +26501,7 @@
         </w:tc>
         <w:tc>
           <w:tcPr>
-            <w:tcW w:w="378" w:type="pct"/>
+            <w:tcW w:w="377" w:type="pct"/>
             <w:vAlign w:val="center"/>
           </w:tcPr>
           <w:p>
@@ -26470,7 +26531,7 @@
         <w:tc>
           <w:tcPr>
             <w:cnfStyle w:val="001000000000" w:firstRow="0" w:lastRow="0" w:firstColumn="1" w:lastColumn="0" w:oddVBand="0" w:evenVBand="0" w:oddHBand="0" w:evenHBand="0" w:firstRowFirstColumn="0" w:firstRowLastColumn="0" w:lastRowFirstColumn="0" w:lastRowLastColumn="0"/>
-            <w:tcW w:w="727" w:type="pct"/>
+            <w:tcW w:w="728" w:type="pct"/>
             <w:vAlign w:val="center"/>
           </w:tcPr>
           <w:p>
@@ -26760,7 +26821,7 @@
         </w:tc>
         <w:tc>
           <w:tcPr>
-            <w:tcW w:w="378" w:type="pct"/>
+            <w:tcW w:w="377" w:type="pct"/>
             <w:vAlign w:val="center"/>
           </w:tcPr>
           <w:p>
@@ -26790,7 +26851,7 @@
         <w:tc>
           <w:tcPr>
             <w:cnfStyle w:val="001000000000" w:firstRow="0" w:lastRow="0" w:firstColumn="1" w:lastColumn="0" w:oddVBand="0" w:evenVBand="0" w:oddHBand="0" w:evenHBand="0" w:firstRowFirstColumn="0" w:firstRowLastColumn="0" w:lastRowFirstColumn="0" w:lastRowLastColumn="0"/>
-            <w:tcW w:w="727" w:type="pct"/>
+            <w:tcW w:w="728" w:type="pct"/>
             <w:vAlign w:val="center"/>
           </w:tcPr>
           <w:p>
@@ -27081,7 +27142,7 @@
         </w:tc>
         <w:tc>
           <w:tcPr>
-            <w:tcW w:w="378" w:type="pct"/>
+            <w:tcW w:w="377" w:type="pct"/>
             <w:vAlign w:val="center"/>
           </w:tcPr>
           <w:p>
@@ -27111,7 +27172,7 @@
         <w:tc>
           <w:tcPr>
             <w:cnfStyle w:val="001000000000" w:firstRow="0" w:lastRow="0" w:firstColumn="1" w:lastColumn="0" w:oddVBand="0" w:evenVBand="0" w:oddHBand="0" w:evenHBand="0" w:firstRowFirstColumn="0" w:firstRowLastColumn="0" w:lastRowFirstColumn="0" w:lastRowLastColumn="0"/>
-            <w:tcW w:w="727" w:type="pct"/>
+            <w:tcW w:w="728" w:type="pct"/>
             <w:vAlign w:val="center"/>
           </w:tcPr>
           <w:p>
@@ -27399,7 +27460,7 @@
         </w:tc>
         <w:tc>
           <w:tcPr>
-            <w:tcW w:w="378" w:type="pct"/>
+            <w:tcW w:w="377" w:type="pct"/>
             <w:vAlign w:val="center"/>
           </w:tcPr>
           <w:p>
@@ -27429,7 +27490,7 @@
         <w:tc>
           <w:tcPr>
             <w:cnfStyle w:val="001000000000" w:firstRow="0" w:lastRow="0" w:firstColumn="1" w:lastColumn="0" w:oddVBand="0" w:evenVBand="0" w:oddHBand="0" w:evenHBand="0" w:firstRowFirstColumn="0" w:firstRowLastColumn="0" w:lastRowFirstColumn="0" w:lastRowLastColumn="0"/>
-            <w:tcW w:w="727" w:type="pct"/>
+            <w:tcW w:w="728" w:type="pct"/>
             <w:vAlign w:val="center"/>
           </w:tcPr>
           <w:p>
@@ -27720,7 +27781,7 @@
         </w:tc>
         <w:tc>
           <w:tcPr>
-            <w:tcW w:w="378" w:type="pct"/>
+            <w:tcW w:w="377" w:type="pct"/>
             <w:vAlign w:val="center"/>
           </w:tcPr>
           <w:p>
@@ -27750,7 +27811,7 @@
         <w:tc>
           <w:tcPr>
             <w:cnfStyle w:val="001000000000" w:firstRow="0" w:lastRow="0" w:firstColumn="1" w:lastColumn="0" w:oddVBand="0" w:evenVBand="0" w:oddHBand="0" w:evenHBand="0" w:firstRowFirstColumn="0" w:firstRowLastColumn="0" w:lastRowFirstColumn="0" w:lastRowLastColumn="0"/>
-            <w:tcW w:w="727" w:type="pct"/>
+            <w:tcW w:w="728" w:type="pct"/>
             <w:vAlign w:val="center"/>
           </w:tcPr>
           <w:p>
@@ -28051,7 +28112,7 @@
         </w:tc>
         <w:tc>
           <w:tcPr>
-            <w:tcW w:w="378" w:type="pct"/>
+            <w:tcW w:w="377" w:type="pct"/>
             <w:vAlign w:val="center"/>
           </w:tcPr>
           <w:p>
@@ -28081,7 +28142,7 @@
         <w:tc>
           <w:tcPr>
             <w:cnfStyle w:val="001000000000" w:firstRow="0" w:lastRow="0" w:firstColumn="1" w:lastColumn="0" w:oddVBand="0" w:evenVBand="0" w:oddHBand="0" w:evenHBand="0" w:firstRowFirstColumn="0" w:firstRowLastColumn="0" w:lastRowFirstColumn="0" w:lastRowLastColumn="0"/>
-            <w:tcW w:w="727" w:type="pct"/>
+            <w:tcW w:w="728" w:type="pct"/>
             <w:vAlign w:val="center"/>
           </w:tcPr>
           <w:p>
@@ -28099,7 +28160,6 @@
                 <w:bCs w:val="0"/>
                 <w:szCs w:val="16"/>
               </w:rPr>
-              <w:lastRenderedPageBreak/>
               <w:t>Edge filter</w:t>
             </w:r>
           </w:p>
@@ -28391,7 +28451,7 @@
         </w:tc>
         <w:tc>
           <w:tcPr>
-            <w:tcW w:w="378" w:type="pct"/>
+            <w:tcW w:w="377" w:type="pct"/>
             <w:vAlign w:val="center"/>
           </w:tcPr>
           <w:p>
@@ -28421,7 +28481,7 @@
         <w:tc>
           <w:tcPr>
             <w:cnfStyle w:val="001000000000" w:firstRow="0" w:lastRow="0" w:firstColumn="1" w:lastColumn="0" w:oddVBand="0" w:evenVBand="0" w:oddHBand="0" w:evenHBand="0" w:firstRowFirstColumn="0" w:firstRowLastColumn="0" w:lastRowFirstColumn="0" w:lastRowLastColumn="0"/>
-            <w:tcW w:w="727" w:type="pct"/>
+            <w:tcW w:w="728" w:type="pct"/>
             <w:vAlign w:val="center"/>
           </w:tcPr>
           <w:p>
@@ -28731,7 +28791,7 @@
         </w:tc>
         <w:tc>
           <w:tcPr>
-            <w:tcW w:w="378" w:type="pct"/>
+            <w:tcW w:w="377" w:type="pct"/>
             <w:vAlign w:val="center"/>
           </w:tcPr>
           <w:p>
@@ -28750,345 +28810,6 @@
                 <w:szCs w:val="16"/>
               </w:rPr>
               <w:t>95.1</w:t>
-            </w:r>
-          </w:p>
-        </w:tc>
-      </w:tr>
-      <w:tr>
-        <w:trPr>
-          <w:trHeight w:val="340"/>
-        </w:trPr>
-        <w:tc>
-          <w:tcPr>
-            <w:cnfStyle w:val="001000000000" w:firstRow="0" w:lastRow="0" w:firstColumn="1" w:lastColumn="0" w:oddVBand="0" w:evenVBand="0" w:oddHBand="0" w:evenHBand="0" w:firstRowFirstColumn="0" w:firstRowLastColumn="0" w:lastRowFirstColumn="0" w:lastRowLastColumn="0"/>
-            <w:tcW w:w="727" w:type="pct"/>
-            <w:vAlign w:val="center"/>
-          </w:tcPr>
-          <w:p>
-            <w:pPr>
-              <w:pStyle w:val="15TableBody"/>
-              <w:rPr>
-                <w:rFonts w:cs="Times New Roman"/>
-                <w:szCs w:val="16"/>
-              </w:rPr>
-            </w:pPr>
-            <w:r>
-              <w:rPr>
-                <w:rFonts w:cs="Times New Roman"/>
-                <w:b w:val="0"/>
-                <w:bCs w:val="0"/>
-                <w:szCs w:val="16"/>
-              </w:rPr>
-              <w:t>Edge filter</w:t>
-            </w:r>
-          </w:p>
-        </w:tc>
-        <w:tc>
-          <w:tcPr>
-            <w:tcW w:w="1085" w:type="pct"/>
-            <w:vAlign w:val="center"/>
-          </w:tcPr>
-          <w:p>
-            <w:pPr>
-              <w:pStyle w:val="15TableBody"/>
-              <w:jc w:val="center"/>
-              <w:cnfStyle w:val="000000000000" w:firstRow="0" w:lastRow="0" w:firstColumn="0" w:lastColumn="0" w:oddVBand="0" w:evenVBand="0" w:oddHBand="0" w:evenHBand="0" w:firstRowFirstColumn="0" w:firstRowLastColumn="0" w:lastRowFirstColumn="0" w:lastRowLastColumn="0"/>
-              <w:rPr>
-                <w:rFonts w:eastAsia="Yu Gothic" w:cs="Times New Roman"/>
-                <w:iCs/>
-                <w:szCs w:val="16"/>
-              </w:rPr>
-            </w:pPr>
-            <m:oMathPara>
-              <m:oMath>
-                <m:sSup>
-                  <m:sSupPr>
-                    <m:ctrlPr>
-                      <w:rPr>
-                        <w:rFonts w:ascii="Cambria Math" w:hAnsi="Cambria Math" w:cs="Times New Roman"/>
-                        <w:iCs/>
-                        <w:szCs w:val="16"/>
-                      </w:rPr>
-                    </m:ctrlPr>
-                  </m:sSupPr>
-                  <m:e>
-                    <m:r>
-                      <m:rPr>
-                        <m:sty m:val="p"/>
-                      </m:rPr>
-                      <w:rPr>
-                        <w:rFonts w:ascii="Cambria Math" w:hAnsi="Cambria Math" w:cs="Times New Roman"/>
-                        <w:szCs w:val="16"/>
-                      </w:rPr>
-                      <m:t>(</m:t>
-                    </m:r>
-                    <m:f>
-                      <m:fPr>
-                        <m:ctrlPr>
-                          <w:rPr>
-                            <w:rFonts w:ascii="Cambria Math" w:hAnsi="Cambria Math" w:cs="Times New Roman"/>
-                            <w:iCs/>
-                            <w:szCs w:val="16"/>
-                          </w:rPr>
-                        </m:ctrlPr>
-                      </m:fPr>
-                      <m:num>
-                        <m:r>
-                          <m:rPr>
-                            <m:sty m:val="p"/>
-                          </m:rPr>
-                          <w:rPr>
-                            <w:rFonts w:ascii="Cambria Math" w:hAnsi="Cambria Math" w:cs="Times New Roman"/>
-                            <w:szCs w:val="16"/>
-                          </w:rPr>
-                          <m:t>SbSe</m:t>
-                        </m:r>
-                      </m:num>
-                      <m:den>
-                        <m:r>
-                          <m:rPr>
-                            <m:sty m:val="p"/>
-                          </m:rPr>
-                          <w:rPr>
-                            <w:rFonts w:ascii="Cambria Math" w:hAnsi="Cambria Math" w:cs="Times New Roman"/>
-                            <w:szCs w:val="16"/>
-                          </w:rPr>
-                          <m:t>2</m:t>
-                        </m:r>
-                      </m:den>
-                    </m:f>
-                    <m:r>
-                      <m:rPr>
-                        <m:sty m:val="p"/>
-                      </m:rPr>
-                      <w:rPr>
-                        <w:rFonts w:ascii="Cambria Math" w:hAnsi="Cambria Math" w:cs="Times New Roman"/>
-                        <w:szCs w:val="16"/>
-                      </w:rPr>
-                      <m:t>/MgF/</m:t>
-                    </m:r>
-                    <m:f>
-                      <m:fPr>
-                        <m:ctrlPr>
-                          <w:rPr>
-                            <w:rFonts w:ascii="Cambria Math" w:hAnsi="Cambria Math" w:cs="Times New Roman"/>
-                            <w:iCs/>
-                            <w:szCs w:val="16"/>
-                          </w:rPr>
-                        </m:ctrlPr>
-                      </m:fPr>
-                      <m:num>
-                        <m:r>
-                          <m:rPr>
-                            <m:sty m:val="p"/>
-                          </m:rPr>
-                          <w:rPr>
-                            <w:rFonts w:ascii="Cambria Math" w:hAnsi="Cambria Math" w:cs="Times New Roman"/>
-                            <w:szCs w:val="16"/>
-                          </w:rPr>
-                          <m:t>SbSe</m:t>
-                        </m:r>
-                      </m:num>
-                      <m:den>
-                        <m:r>
-                          <m:rPr>
-                            <m:sty m:val="p"/>
-                          </m:rPr>
-                          <w:rPr>
-                            <w:rFonts w:ascii="Cambria Math" w:hAnsi="Cambria Math" w:cs="Times New Roman"/>
-                            <w:szCs w:val="16"/>
-                          </w:rPr>
-                          <m:t>2</m:t>
-                        </m:r>
-                      </m:den>
-                    </m:f>
-                    <m:r>
-                      <m:rPr>
-                        <m:sty m:val="p"/>
-                      </m:rPr>
-                      <w:rPr>
-                        <w:rFonts w:ascii="Cambria Math" w:hAnsi="Cambria Math" w:cs="Times New Roman"/>
-                        <w:szCs w:val="16"/>
-                      </w:rPr>
-                      <m:t>)</m:t>
-                    </m:r>
-                  </m:e>
-                  <m:sup>
-                    <m:r>
-                      <m:rPr>
-                        <m:sty m:val="p"/>
-                      </m:rPr>
-                      <w:rPr>
-                        <w:rFonts w:ascii="Cambria Math" w:hAnsi="Cambria Math" w:cs="Times New Roman"/>
-                        <w:szCs w:val="16"/>
-                      </w:rPr>
-                      <m:t>8</m:t>
-                    </m:r>
-                  </m:sup>
-                </m:sSup>
-              </m:oMath>
-            </m:oMathPara>
-          </w:p>
-        </w:tc>
-        <w:tc>
-          <w:tcPr>
-            <w:tcW w:w="515" w:type="pct"/>
-            <w:vAlign w:val="center"/>
-          </w:tcPr>
-          <w:p>
-            <w:pPr>
-              <w:pStyle w:val="15TableBody"/>
-              <w:jc w:val="right"/>
-              <w:cnfStyle w:val="000000000000" w:firstRow="0" w:lastRow="0" w:firstColumn="0" w:lastColumn="0" w:oddVBand="0" w:evenVBand="0" w:oddHBand="0" w:evenHBand="0" w:firstRowFirstColumn="0" w:firstRowLastColumn="0" w:lastRowFirstColumn="0" w:lastRowLastColumn="0"/>
-              <w:rPr>
-                <w:rFonts w:cs="Times New Roman"/>
-                <w:szCs w:val="16"/>
-                <w:lang w:bidi="th-TH"/>
-              </w:rPr>
-            </w:pPr>
-            <w:r>
-              <w:rPr>
-                <w:rFonts w:cs="Times New Roman"/>
-                <w:szCs w:val="16"/>
-                <w:lang w:bidi="th-TH"/>
-              </w:rPr>
-              <w:t>17</w:t>
-            </w:r>
-          </w:p>
-        </w:tc>
-        <w:tc>
-          <w:tcPr>
-            <w:tcW w:w="650" w:type="pct"/>
-            <w:vAlign w:val="center"/>
-          </w:tcPr>
-          <w:p>
-            <w:pPr>
-              <w:pStyle w:val="15TableBody"/>
-              <w:jc w:val="right"/>
-              <w:cnfStyle w:val="000000000000" w:firstRow="0" w:lastRow="0" w:firstColumn="0" w:lastColumn="0" w:oddVBand="0" w:evenVBand="0" w:oddHBand="0" w:evenHBand="0" w:firstRowFirstColumn="0" w:firstRowLastColumn="0" w:lastRowFirstColumn="0" w:lastRowLastColumn="0"/>
-              <w:rPr>
-                <w:rFonts w:cs="Times New Roman"/>
-                <w:szCs w:val="16"/>
-              </w:rPr>
-            </w:pPr>
-            <w:r>
-              <w:rPr>
-                <w:rFonts w:cs="Times New Roman"/>
-                <w:szCs w:val="16"/>
-              </w:rPr>
-              <w:t>388.1</w:t>
-            </w:r>
-          </w:p>
-        </w:tc>
-        <w:tc>
-          <w:tcPr>
-            <w:tcW w:w="652" w:type="pct"/>
-            <w:vAlign w:val="center"/>
-          </w:tcPr>
-          <w:p>
-            <w:pPr>
-              <w:pStyle w:val="15TableBody"/>
-              <w:jc w:val="right"/>
-              <w:cnfStyle w:val="000000000000" w:firstRow="0" w:lastRow="0" w:firstColumn="0" w:lastColumn="0" w:oddVBand="0" w:evenVBand="0" w:oddHBand="0" w:evenHBand="0" w:firstRowFirstColumn="0" w:firstRowLastColumn="0" w:lastRowFirstColumn="0" w:lastRowLastColumn="0"/>
-              <w:rPr>
-                <w:rFonts w:cs="Times New Roman"/>
-                <w:szCs w:val="16"/>
-              </w:rPr>
-            </w:pPr>
-            <w:r>
-              <w:rPr>
-                <w:rFonts w:cs="Times New Roman"/>
-                <w:szCs w:val="16"/>
-              </w:rPr>
-              <w:t>1</w:t>
-            </w:r>
-            <w:r>
-              <w:rPr>
-                <w:rFonts w:cs="Times New Roman"/>
-                <w:szCs w:val="16"/>
-              </w:rPr>
-              <w:t>,</w:t>
-            </w:r>
-            <w:r>
-              <w:rPr>
-                <w:rFonts w:cs="Times New Roman"/>
-                <w:szCs w:val="16"/>
-              </w:rPr>
-              <w:t>460.2</w:t>
-            </w:r>
-          </w:p>
-        </w:tc>
-        <w:tc>
-          <w:tcPr>
-            <w:tcW w:w="465" w:type="pct"/>
-            <w:vAlign w:val="center"/>
-          </w:tcPr>
-          <w:p>
-            <w:pPr>
-              <w:pStyle w:val="15TableBody"/>
-              <w:jc w:val="right"/>
-              <w:cnfStyle w:val="000000000000" w:firstRow="0" w:lastRow="0" w:firstColumn="0" w:lastColumn="0" w:oddVBand="0" w:evenVBand="0" w:oddHBand="0" w:evenHBand="0" w:firstRowFirstColumn="0" w:firstRowLastColumn="0" w:lastRowFirstColumn="0" w:lastRowLastColumn="0"/>
-              <w:rPr>
-                <w:rFonts w:cs="Times New Roman"/>
-                <w:szCs w:val="16"/>
-              </w:rPr>
-            </w:pPr>
-            <w:r>
-              <w:rPr>
-                <w:rFonts w:cs="Times New Roman"/>
-                <w:szCs w:val="16"/>
-              </w:rPr>
-              <w:t>94.4</w:t>
-            </w:r>
-          </w:p>
-        </w:tc>
-        <w:tc>
-          <w:tcPr>
-            <w:tcW w:w="529" w:type="pct"/>
-            <w:vAlign w:val="center"/>
-          </w:tcPr>
-          <w:p>
-            <w:pPr>
-              <w:pStyle w:val="15TableBody"/>
-              <w:jc w:val="right"/>
-              <w:cnfStyle w:val="000000000000" w:firstRow="0" w:lastRow="0" w:firstColumn="0" w:lastColumn="0" w:oddVBand="0" w:evenVBand="0" w:oddHBand="0" w:evenHBand="0" w:firstRowFirstColumn="0" w:firstRowLastColumn="0" w:lastRowFirstColumn="0" w:lastRowLastColumn="0"/>
-              <w:rPr>
-                <w:rFonts w:cs="Times New Roman"/>
-                <w:szCs w:val="16"/>
-                <w:lang w:bidi="th-TH"/>
-              </w:rPr>
-            </w:pPr>
-            <w:r>
-              <w:rPr>
-                <w:rFonts w:cs="Times New Roman"/>
-                <w:szCs w:val="16"/>
-                <w:lang w:bidi="th-TH"/>
-              </w:rPr>
-              <w:t>0.0</w:t>
-            </w:r>
-          </w:p>
-        </w:tc>
-        <w:tc>
-          <w:tcPr>
-            <w:tcW w:w="378" w:type="pct"/>
-            <w:vAlign w:val="center"/>
-          </w:tcPr>
-          <w:p>
-            <w:pPr>
-              <w:pStyle w:val="15TableBody"/>
-              <w:jc w:val="right"/>
-              <w:cnfStyle w:val="000000000000" w:firstRow="0" w:lastRow="0" w:firstColumn="0" w:lastColumn="0" w:oddVBand="0" w:evenVBand="0" w:oddHBand="0" w:evenHBand="0" w:firstRowFirstColumn="0" w:firstRowLastColumn="0" w:lastRowFirstColumn="0" w:lastRowLastColumn="0"/>
-              <w:rPr>
-                <w:rFonts w:cs="Times New Roman"/>
-                <w:szCs w:val="16"/>
-              </w:rPr>
-            </w:pPr>
-            <w:r>
-              <w:rPr>
-                <w:rFonts w:cs="Times New Roman"/>
-                <w:szCs w:val="16"/>
-              </w:rPr>
-              <w:t>94.4</w:t>
             </w:r>
           </w:p>
         </w:tc>
@@ -29097,6 +28818,11 @@
     <w:p>
       <w:pPr>
         <w:pStyle w:val="10BodySubsequentParagraph"/>
+      </w:pPr>
+    </w:p>
+    <w:p>
+      <w:pPr>
+        <w:pStyle w:val="10BodySubsequentParagraph"/>
         <w:rPr>
           <w:rStyle w:val="Emphasis"/>
           <w:rFonts w:cs="Times New Roman"/>
@@ -29105,6 +28831,7 @@
         </w:rPr>
       </w:pPr>
       <w:r>
+        <w:lastRenderedPageBreak/>
         <w:t xml:space="preserve">In </w:t>
       </w:r>
       <w:r>
@@ -29138,16 +28865,16 @@
         <w:t>N</w:t>
       </w:r>
       <w:r>
-        <w:t xml:space="preserve"> </w:t>
-      </w:r>
-      <w:r>
-        <w:t xml:space="preserve">(Fig. </w:t>
+        <w:t xml:space="preserve">, as previously shown in </w:t>
+      </w:r>
+      <w:r>
+        <w:t xml:space="preserve">Fig. </w:t>
       </w:r>
       <w:r>
         <w:t>5</w:t>
       </w:r>
       <w:r>
-        <w:t xml:space="preserve">b),  with </w:t>
+        <w:t xml:space="preserve">b,  with </w:t>
       </w:r>
       <w:r>
         <w:rPr>
@@ -30137,15 +29864,7 @@
           <w:rFonts w:eastAsia="MS Mincho" w:cs="Times New Roman"/>
           <w:color w:val="000000"/>
         </w:rPr>
-        <w:t xml:space="preserve">the amorphous (ON </w:t>
-      </w:r>
-      <w:r>
-        <w:rPr>
-          <w:rFonts w:eastAsia="MS Mincho" w:cs="Times New Roman"/>
-          <w:color w:val="000000"/>
-        </w:rPr>
-        <w:lastRenderedPageBreak/>
-        <w:t>mode) and the crystalline phases (OFF mode), and the FWHM of high-</w:t>
+        <w:t>the amorphous (ON mode) and the crystalline phases (OFF mode), and the FWHM of high-</w:t>
       </w:r>
       <w:r>
         <w:rPr>
@@ -30181,6 +29900,7 @@
           <w:rFonts w:cs="Times New Roman"/>
           <w:noProof/>
         </w:rPr>
+        <w:lastRenderedPageBreak/>
         <w:drawing>
           <wp:inline distT="0" distB="0" distL="0" distR="0" wp14:anchorId="313019C6" wp14:editId="458E6FA9">
             <wp:extent cx="4791710" cy="4697095"/>
@@ -30485,7 +30205,7 @@
           <w:i w:val="0"/>
           <w:iCs w:val="0"/>
         </w:rPr>
-        <w:t>, 4-</w:t>
+        <w:t>, and 5-</w:t>
       </w:r>
       <w:r>
         <w:rPr>
@@ -30503,7 +30223,7 @@
           <w:i w:val="0"/>
           <w:iCs w:val="0"/>
         </w:rPr>
-        <w:t>, and 5-</w:t>
+        <w:t xml:space="preserve"> edge-filter designs demonstrated that all three resonant optical filters remain operational up to </w:t>
       </w:r>
       <w:r>
         <w:rPr>
@@ -30512,7 +30232,7 @@
           <w:i w:val="0"/>
           <w:iCs w:val="0"/>
         </w:rPr>
-        <w:t>unit-cell</w:t>
+        <w:t>1.5×10⁶ phase switching cycles</w:t>
       </w:r>
       <w:r>
         <w:rPr>
@@ -30521,9 +30241,8 @@
           <w:i w:val="0"/>
           <w:iCs w:val="0"/>
         </w:rPr>
-        <w:t xml:space="preserve"> edge-filter designs demonstrated that all three resonant optical filters remain </w:t>
-      </w:r>
-      <w:commentRangeStart w:id="2"/>
+        <w:t xml:space="preserve">, with design-dependent degradation of their transmittance metrics. For the single-layer design, </w:t>
+      </w:r>
       <w:r>
         <w:rPr>
           <w:rStyle w:val="Emphasis"/>
@@ -30531,17 +30250,7 @@
           <w:i w:val="0"/>
           <w:iCs w:val="0"/>
         </w:rPr>
-        <w:t xml:space="preserve">operational </w:t>
-      </w:r>
-      <w:commentRangeEnd w:id="2"/>
-      <w:r>
-        <w:rPr>
-          <w:rStyle w:val="CommentReference"/>
-          <w:rFonts w:cs="Times New Roman"/>
-          <w:sz w:val="20"/>
-          <w:szCs w:val="22"/>
-        </w:rPr>
-        <w:commentReference w:id="2"/>
+        <w:t xml:space="preserve">both </w:t>
       </w:r>
       <w:r>
         <w:rPr>
@@ -30550,7 +30259,22 @@
           <w:i w:val="0"/>
           <w:iCs w:val="0"/>
         </w:rPr>
-        <w:t xml:space="preserve">up to </w:t>
+        <w:t>the amorphous (</w:t>
+      </w:r>
+      <w:r>
+        <w:rPr>
+          <w:rStyle w:val="Emphasis"/>
+          <w:rFonts w:cs="Times New Roman"/>
+        </w:rPr>
+        <w:t>T</w:t>
+      </w:r>
+      <w:r>
+        <w:rPr>
+          <w:rStyle w:val="Emphasis"/>
+          <w:rFonts w:cs="Times New Roman"/>
+          <w:vertAlign w:val="subscript"/>
+        </w:rPr>
+        <w:t>a</w:t>
       </w:r>
       <w:r>
         <w:rPr>
@@ -30559,7 +30283,7 @@
           <w:i w:val="0"/>
           <w:iCs w:val="0"/>
         </w:rPr>
-        <w:t>1.5×10⁶ phase switching cycles</w:t>
+        <w:t xml:space="preserve">) </w:t>
       </w:r>
       <w:r>
         <w:rPr>
@@ -30568,7 +30292,22 @@
           <w:i w:val="0"/>
           <w:iCs w:val="0"/>
         </w:rPr>
-        <w:t xml:space="preserve">, with design-dependent degradation of their transmittance metrics. For the single-layer design, </w:t>
+        <w:t>and crystalline phases transmittance (</w:t>
+      </w:r>
+      <w:r>
+        <w:rPr>
+          <w:rStyle w:val="Emphasis"/>
+          <w:rFonts w:cs="Times New Roman"/>
+        </w:rPr>
+        <w:t>T</w:t>
+      </w:r>
+      <w:r>
+        <w:rPr>
+          <w:rStyle w:val="Emphasis"/>
+          <w:rFonts w:cs="Times New Roman"/>
+          <w:vertAlign w:val="subscript"/>
+        </w:rPr>
+        <w:t>c</w:t>
       </w:r>
       <w:r>
         <w:rPr>
@@ -30577,7 +30316,7 @@
           <w:i w:val="0"/>
           <w:iCs w:val="0"/>
         </w:rPr>
-        <w:t xml:space="preserve">both </w:t>
+        <w:t>)</w:t>
       </w:r>
       <w:r>
         <w:rPr>
@@ -30586,14 +30325,14 @@
           <w:i w:val="0"/>
           <w:iCs w:val="0"/>
         </w:rPr>
-        <w:t>the amorphous (</w:t>
+        <w:t xml:space="preserve"> decrease modestly (Fig. 8a). And both the corresponding percentage transmittance contrast degradation (</w:t>
       </w:r>
       <w:r>
         <w:rPr>
           <w:rStyle w:val="Emphasis"/>
           <w:rFonts w:cs="Times New Roman"/>
         </w:rPr>
-        <w:t>T</w:t>
+        <w:t>D</w:t>
       </w:r>
       <w:r>
         <w:rPr>
@@ -30601,7 +30340,7 @@
           <w:rFonts w:cs="Times New Roman"/>
           <w:vertAlign w:val="subscript"/>
         </w:rPr>
-        <w:t>a</w:t>
+        <w:t>pct</w:t>
       </w:r>
       <w:r>
         <w:rPr>
@@ -30610,7 +30349,14 @@
           <w:i w:val="0"/>
           <w:iCs w:val="0"/>
         </w:rPr>
-        <w:t xml:space="preserve">) </w:t>
+        <w:t>) and insertion loss (</w:t>
+      </w:r>
+      <w:r>
+        <w:rPr>
+          <w:rStyle w:val="Emphasis"/>
+          <w:rFonts w:cs="Times New Roman"/>
+        </w:rPr>
+        <w:t>IL</w:t>
       </w:r>
       <w:r>
         <w:rPr>
@@ -30619,22 +30365,7 @@
           <w:i w:val="0"/>
           <w:iCs w:val="0"/>
         </w:rPr>
-        <w:t>and crystalline phases transmittance (</w:t>
-      </w:r>
-      <w:r>
-        <w:rPr>
-          <w:rStyle w:val="Emphasis"/>
-          <w:rFonts w:cs="Times New Roman"/>
-        </w:rPr>
-        <w:t>T</w:t>
-      </w:r>
-      <w:r>
-        <w:rPr>
-          <w:rStyle w:val="Emphasis"/>
-          <w:rFonts w:cs="Times New Roman"/>
-          <w:vertAlign w:val="subscript"/>
-        </w:rPr>
-        <w:t>c</w:t>
+        <w:t xml:space="preserve">) also decrease with cycling number, </w:t>
       </w:r>
       <w:r>
         <w:rPr>
@@ -30643,7 +30374,7 @@
           <w:i w:val="0"/>
           <w:iCs w:val="0"/>
         </w:rPr>
-        <w:t>)</w:t>
+        <w:t xml:space="preserve">as shown in </w:t>
       </w:r>
       <w:r>
         <w:rPr>
@@ -30652,22 +30383,7 @@
           <w:i w:val="0"/>
           <w:iCs w:val="0"/>
         </w:rPr>
-        <w:t xml:space="preserve"> decrease modestly (Fig. 8a). And both the corresponding percentage transmittance contrast degradation (</w:t>
-      </w:r>
-      <w:r>
-        <w:rPr>
-          <w:rStyle w:val="Emphasis"/>
-          <w:rFonts w:cs="Times New Roman"/>
-        </w:rPr>
-        <w:t>D</w:t>
-      </w:r>
-      <w:r>
-        <w:rPr>
-          <w:rStyle w:val="Emphasis"/>
-          <w:rFonts w:cs="Times New Roman"/>
-          <w:vertAlign w:val="subscript"/>
-        </w:rPr>
-        <w:t>pct</w:t>
+        <w:t>Fig. 8</w:t>
       </w:r>
       <w:r>
         <w:rPr>
@@ -30676,14 +30392,7 @@
           <w:i w:val="0"/>
           <w:iCs w:val="0"/>
         </w:rPr>
-        <w:t>) and insertion loss (</w:t>
-      </w:r>
-      <w:r>
-        <w:rPr>
-          <w:rStyle w:val="Emphasis"/>
-          <w:rFonts w:cs="Times New Roman"/>
-        </w:rPr>
-        <w:t>IL</w:t>
+        <w:t>c</w:t>
       </w:r>
       <w:r>
         <w:rPr>
@@ -30692,22 +30401,7 @@
           <w:i w:val="0"/>
           <w:iCs w:val="0"/>
         </w:rPr>
-        <w:t xml:space="preserve">) also decrease with cycling number, Fig. 8d and 8g, respectively. In the 4-unit-cell edge-filter design, the </w:t>
-      </w:r>
-      <w:r>
-        <w:rPr>
-          <w:rStyle w:val="Emphasis"/>
-          <w:rFonts w:cs="Times New Roman"/>
-        </w:rPr>
-        <w:t>T</w:t>
-      </w:r>
-      <w:r>
-        <w:rPr>
-          <w:rStyle w:val="Emphasis"/>
-          <w:rFonts w:cs="Times New Roman"/>
-          <w:vertAlign w:val="subscript"/>
-        </w:rPr>
-        <w:t>a</w:t>
+        <w:t xml:space="preserve"> and 8</w:t>
       </w:r>
       <w:r>
         <w:rPr>
@@ -30716,22 +30410,7 @@
           <w:i w:val="0"/>
           <w:iCs w:val="0"/>
         </w:rPr>
-        <w:t xml:space="preserve"> and insertion loss decrease less than in the single layer design, but its </w:t>
-      </w:r>
-      <w:r>
-        <w:rPr>
-          <w:rStyle w:val="Emphasis"/>
-          <w:rFonts w:cs="Times New Roman"/>
-        </w:rPr>
-        <w:t>T</w:t>
-      </w:r>
-      <w:r>
-        <w:rPr>
-          <w:rStyle w:val="Emphasis"/>
-          <w:rFonts w:cs="Times New Roman"/>
-          <w:vertAlign w:val="subscript"/>
-        </w:rPr>
-        <w:t>c</w:t>
+        <w:t>e</w:t>
       </w:r>
       <w:r>
         <w:rPr>
@@ -30740,7 +30419,7 @@
           <w:i w:val="0"/>
           <w:iCs w:val="0"/>
         </w:rPr>
-        <w:t xml:space="preserve"> increased slightly. This cause</w:t>
+        <w:t xml:space="preserve">, respectively. </w:t>
       </w:r>
       <w:r>
         <w:rPr>
@@ -30749,7 +30428,7 @@
           <w:i w:val="0"/>
           <w:iCs w:val="0"/>
         </w:rPr>
-        <w:t>s</w:t>
+        <w:t>For the</w:t>
       </w:r>
       <w:r>
         <w:rPr>
@@ -30758,7 +30437,7 @@
           <w:i w:val="0"/>
           <w:iCs w:val="0"/>
         </w:rPr>
-        <w:t xml:space="preserve"> the contrast degradation to become two times larger</w:t>
+        <w:t xml:space="preserve"> 5-</w:t>
       </w:r>
       <w:r>
         <w:rPr>
@@ -30767,7 +30446,7 @@
           <w:i w:val="0"/>
           <w:iCs w:val="0"/>
         </w:rPr>
-        <w:t xml:space="preserve"> (Fig. 8e)</w:t>
+        <w:t>unit-cell</w:t>
       </w:r>
       <w:r>
         <w:rPr>
@@ -30776,7 +30455,7 @@
           <w:i w:val="0"/>
           <w:iCs w:val="0"/>
         </w:rPr>
-        <w:t>. The 5-</w:t>
+        <w:t xml:space="preserve"> edge-filter design</w:t>
       </w:r>
       <w:r>
         <w:rPr>
@@ -30785,7 +30464,22 @@
           <w:i w:val="0"/>
           <w:iCs w:val="0"/>
         </w:rPr>
-        <w:t>unit-cell</w:t>
+        <w:t xml:space="preserve">, the </w:t>
+      </w:r>
+      <w:r>
+        <w:rPr>
+          <w:rStyle w:val="Emphasis"/>
+          <w:rFonts w:cs="Times New Roman"/>
+        </w:rPr>
+        <w:t>T</w:t>
+      </w:r>
+      <w:r>
+        <w:rPr>
+          <w:rStyle w:val="Emphasis"/>
+          <w:rFonts w:cs="Times New Roman"/>
+          <w:vertAlign w:val="subscript"/>
+        </w:rPr>
+        <w:t>a</w:t>
       </w:r>
       <w:r>
         <w:rPr>
@@ -30794,22 +30488,7 @@
           <w:i w:val="0"/>
           <w:iCs w:val="0"/>
         </w:rPr>
-        <w:t xml:space="preserve"> edge-filter design further accentuates these trends: its </w:t>
-      </w:r>
-      <w:r>
-        <w:rPr>
-          <w:rStyle w:val="Emphasis"/>
-          <w:rFonts w:cs="Times New Roman"/>
-          <w:rPrChange w:id="3" w:author="nh" w:date="2026-07-05T13:20:00Z" w16du:dateUtc="2026-07-05T04:20:00Z">
-            <w:rPr>
-              <w:rStyle w:val="Emphasis"/>
-              <w:rFonts w:cs="Times New Roman"/>
-              <w:i w:val="0"/>
-              <w:iCs w:val="0"/>
-            </w:rPr>
-          </w:rPrChange>
-        </w:rPr>
-        <w:t>T</w:t>
+        <w:t xml:space="preserve"> and insertion loss decrease </w:t>
       </w:r>
       <w:r>
         <w:rPr>
@@ -30817,9 +30496,8 @@
           <w:rFonts w:cs="Times New Roman"/>
           <w:i w:val="0"/>
           <w:iCs w:val="0"/>
-          <w:vertAlign w:val="subscript"/>
-        </w:rPr>
-        <w:t>a</w:t>
+        </w:rPr>
+        <w:t>at a rate slower</w:t>
       </w:r>
       <w:r>
         <w:rPr>
@@ -30828,7 +30506,22 @@
           <w:i w:val="0"/>
           <w:iCs w:val="0"/>
         </w:rPr>
-        <w:t xml:space="preserve"> and IL decrease more than 4-</w:t>
+        <w:t xml:space="preserve"> than in the single layer design, but its </w:t>
+      </w:r>
+      <w:r>
+        <w:rPr>
+          <w:rStyle w:val="Emphasis"/>
+          <w:rFonts w:cs="Times New Roman"/>
+        </w:rPr>
+        <w:t>T</w:t>
+      </w:r>
+      <w:r>
+        <w:rPr>
+          <w:rStyle w:val="Emphasis"/>
+          <w:rFonts w:cs="Times New Roman"/>
+          <w:vertAlign w:val="subscript"/>
+        </w:rPr>
+        <w:t>c</w:t>
       </w:r>
       <w:r>
         <w:rPr>
@@ -30837,7 +30530,7 @@
           <w:i w:val="0"/>
           <w:iCs w:val="0"/>
         </w:rPr>
-        <w:t>unit-cell</w:t>
+        <w:t xml:space="preserve"> increased slightly.</w:t>
       </w:r>
       <w:r>
         <w:rPr>
@@ -30846,86 +30539,7 @@
           <w:i w:val="0"/>
           <w:iCs w:val="0"/>
         </w:rPr>
-        <w:t xml:space="preserve"> design, but still </w:t>
-      </w:r>
-      <w:r>
-        <w:rPr>
-          <w:rStyle w:val="Emphasis"/>
-          <w:rFonts w:cs="Times New Roman"/>
-          <w:i w:val="0"/>
-          <w:iCs w:val="0"/>
-        </w:rPr>
-        <w:lastRenderedPageBreak/>
-        <w:t>less than a single-layer design</w:t>
-      </w:r>
-      <w:r>
-        <w:rPr>
-          <w:rStyle w:val="Emphasis"/>
-          <w:rFonts w:cs="Times New Roman"/>
-          <w:i w:val="0"/>
-          <w:iCs w:val="0"/>
-        </w:rPr>
-        <w:t>,</w:t>
-      </w:r>
-      <w:r>
-        <w:rPr>
-          <w:rStyle w:val="Emphasis"/>
-          <w:rFonts w:cs="Times New Roman"/>
-          <w:i w:val="0"/>
-          <w:iCs w:val="0"/>
-        </w:rPr>
-        <w:t xml:space="preserve"> </w:t>
-      </w:r>
-      <w:r>
-        <w:rPr>
-          <w:rStyle w:val="Emphasis"/>
-          <w:rFonts w:cs="Times New Roman"/>
-          <w:i w:val="0"/>
-          <w:iCs w:val="0"/>
-        </w:rPr>
-        <w:t>w</w:t>
-      </w:r>
-      <w:r>
-        <w:rPr>
-          <w:rStyle w:val="Emphasis"/>
-          <w:rFonts w:cs="Times New Roman"/>
-          <w:i w:val="0"/>
-          <w:iCs w:val="0"/>
-        </w:rPr>
-        <w:t xml:space="preserve">hile its </w:t>
-      </w:r>
-      <w:r>
-        <w:rPr>
-          <w:rStyle w:val="Emphasis"/>
-          <w:rFonts w:cs="Times New Roman"/>
-        </w:rPr>
-        <w:t>D</w:t>
-      </w:r>
-      <w:r>
-        <w:rPr>
-          <w:rStyle w:val="Emphasis"/>
-          <w:rFonts w:cs="Times New Roman"/>
-          <w:vertAlign w:val="subscript"/>
-        </w:rPr>
-        <w:t>pct</w:t>
-      </w:r>
-      <w:r>
-        <w:rPr>
-          <w:rStyle w:val="Emphasis"/>
-          <w:rFonts w:cs="Times New Roman"/>
-          <w:i w:val="0"/>
-          <w:iCs w:val="0"/>
-        </w:rPr>
-        <w:t xml:space="preserve"> is now three times larger than the single-layer design (</w:t>
-      </w:r>
-      <w:r>
-        <w:rPr>
-          <w:rStyle w:val="Emphasis"/>
-          <w:rFonts w:cs="Times New Roman"/>
-          <w:i w:val="0"/>
-          <w:iCs w:val="0"/>
-        </w:rPr>
-        <w:t>Fig. 8f).</w:t>
+        <w:t xml:space="preserve"> This causes the contrast degradation to become three times larger (Fig. 8d)</w:t>
       </w:r>
     </w:p>
     <w:p>
@@ -30948,7 +30562,7 @@
         <w:t xml:space="preserve">results confirm that </w:t>
       </w:r>
       <w:r>
-        <w:t>designs with multiple layers</w:t>
+        <w:t>design with multiple layers</w:t>
       </w:r>
       <w:r>
         <w:t xml:space="preserve"> of Sb</w:t>
@@ -30970,9 +30584,6 @@
       </w:r>
       <w:r>
         <w:t xml:space="preserve"> </w:t>
-      </w:r>
-      <w:r>
-        <w:t xml:space="preserve">should </w:t>
       </w:r>
       <w:r>
         <w:t>have</w:t>
@@ -31087,6 +30698,7 @@
         <w:rPr>
           <w:rFonts w:cs="Times New Roman"/>
         </w:rPr>
+        <w:lastRenderedPageBreak/>
         <w:t>Overall</w:t>
       </w:r>
       <w:r>
@@ -31188,7 +30800,7 @@
                     <pic:cNvPicPr/>
                   </pic:nvPicPr>
                   <pic:blipFill>
-                    <a:blip r:embed="rId17" cstate="print">
+                    <a:blip r:embed="rId13" cstate="print">
                       <a:extLst>
                         <a:ext uri="{28A0092B-C50C-407E-A947-70E740481C1C}">
                           <a14:useLocalDpi xmlns:a14="http://schemas.microsoft.com/office/drawing/2010/main" val="0"/>
@@ -31256,7 +30868,7 @@
         <w:rPr>
           <w:rFonts w:cs="Times New Roman"/>
         </w:rPr>
-        <w:t>ndurance at 1064 nm of the single-layer, 4-</w:t>
+        <w:t>ndurance at 1064 nm of the single-layer, and 5-</w:t>
       </w:r>
       <w:r>
         <w:rPr>
@@ -31268,18 +30880,6 @@
         <w:rPr>
           <w:rFonts w:cs="Times New Roman"/>
         </w:rPr>
-        <w:t xml:space="preserve"> edge-filter, and 5-</w:t>
-      </w:r>
-      <w:r>
-        <w:rPr>
-          <w:rFonts w:cs="Times New Roman"/>
-        </w:rPr>
-        <w:t>unit-cell</w:t>
-      </w:r>
-      <w:r>
-        <w:rPr>
-          <w:rFonts w:cs="Times New Roman"/>
-        </w:rPr>
         <w:t xml:space="preserve"> edge-filter designs after </w:t>
       </w:r>
       <w:r>
@@ -31310,8 +30910,55 @@
         <w:rPr>
           <w:rFonts w:cs="Times New Roman"/>
         </w:rPr>
-        <w:t xml:space="preserve"> (a-c) Transmittance in amorphous (red) and crystalline phases (blue). (d-f) The percentage transmittance contrast degradation relative to the initial value. (g-i) Insertion loss in amorphous phase, expressed in dB.</w:t>
-      </w:r>
+        <w:t xml:space="preserve"> (a</w:t>
+      </w:r>
+      <w:r>
+        <w:rPr>
+          <w:rFonts w:cs="Times New Roman"/>
+        </w:rPr>
+        <w:t>,b</w:t>
+      </w:r>
+      <w:r>
+        <w:rPr>
+          <w:rFonts w:cs="Times New Roman"/>
+        </w:rPr>
+        <w:t>) Transmittance in amorphous (red) and crystalline phases (blue). (</w:t>
+      </w:r>
+      <w:r>
+        <w:rPr>
+          <w:rFonts w:cs="Times New Roman"/>
+        </w:rPr>
+        <w:t>c,d</w:t>
+      </w:r>
+      <w:r>
+        <w:rPr>
+          <w:rFonts w:cs="Times New Roman"/>
+        </w:rPr>
+        <w:t>) The percentage transmittance contrast degradation relative to the initial value. (</w:t>
+      </w:r>
+      <w:r>
+        <w:rPr>
+          <w:rFonts w:cs="Times New Roman"/>
+        </w:rPr>
+        <w:t>e,f</w:t>
+      </w:r>
+      <w:r>
+        <w:rPr>
+          <w:rFonts w:cs="Times New Roman"/>
+        </w:rPr>
+        <w:t>) Insertion loss in amorphous phase, expressed in dB.</w:t>
+      </w:r>
+      <w:r>
+        <w:rPr>
+          <w:rFonts w:cs="Times New Roman"/>
+        </w:rPr>
+        <w:t xml:space="preserve"> Note a different y-axis scales.</w:t>
+      </w:r>
+    </w:p>
+    <w:p>
+      <w:pPr>
+        <w:pStyle w:val="10BodySubsequentParagraph"/>
+      </w:pPr>
     </w:p>
     <w:p>
       <w:pPr>
@@ -31330,7 +30977,6 @@
           <w:i/>
           <w:iCs w:val="0"/>
         </w:rPr>
-        <w:lastRenderedPageBreak/>
         <w:t>4.3</w:t>
       </w:r>
       <w:r>
@@ -31485,6 +31131,7 @@
         <w:rPr>
           <w:rFonts w:cs="Times New Roman"/>
         </w:rPr>
+        <w:lastRenderedPageBreak/>
         <w:t>shown</w:t>
       </w:r>
       <w:r>
@@ -32226,7 +31873,7 @@
                     <pic:cNvPicPr/>
                   </pic:nvPicPr>
                   <pic:blipFill>
-                    <a:blip r:embed="rId18" cstate="print">
+                    <a:blip r:embed="rId14" cstate="print">
                       <a:extLst>
                         <a:ext uri="{28A0092B-C50C-407E-A947-70E740481C1C}">
                           <a14:useLocalDpi xmlns:a14="http://schemas.microsoft.com/office/drawing/2010/main" val="0"/>
@@ -32548,14 +32195,7 @@
         <w:rPr>
           <w:rFonts w:cs="Times New Roman"/>
         </w:rPr>
-        <w:t xml:space="preserve">, 25% </w:t>
-      </w:r>
-      <w:r>
-        <w:rPr>
-          <w:rFonts w:cs="Times New Roman"/>
-        </w:rPr>
-        <w:lastRenderedPageBreak/>
-        <w:t xml:space="preserve">more than the </w:t>
+        <w:t xml:space="preserve">, 25% more than the </w:t>
       </w:r>
       <w:r>
         <w:rPr>
@@ -32637,7 +32277,14 @@
         <w:rPr>
           <w:rFonts w:cs="Times New Roman"/>
         </w:rPr>
-        <w:t>in the desired 1000 to 1200 nm spectrum, but the spectral profile has been blue</w:t>
+        <w:t xml:space="preserve">in the desired 1000 to </w:t>
+      </w:r>
+      <w:r>
+        <w:rPr>
+          <w:rFonts w:cs="Times New Roman"/>
+        </w:rPr>
+        <w:lastRenderedPageBreak/>
+        <w:t>1200 nm spectrum, but the spectral profile has been blue</w:t>
       </w:r>
       <w:r>
         <w:rPr>
@@ -32796,14 +32443,6 @@
         </w:rPr>
         <w:t>.</w:t>
       </w:r>
-    </w:p>
-    <w:p>
-      <w:pPr>
-        <w:pStyle w:val="10BodySubsequentParagraph"/>
-        <w:rPr>
-          <w:rFonts w:cs="Times New Roman"/>
-        </w:rPr>
-      </w:pPr>
     </w:p>
     <w:p>
       <w:pPr>
@@ -34139,6 +33778,8 @@
         <w:ind w:left="360"/>
         <w:rPr>
           <w:rFonts w:cs="Times New Roman"/>
+          <w:sz w:val="20"/>
+          <w:szCs w:val="28"/>
         </w:rPr>
       </w:pPr>
     </w:p>
@@ -34166,7 +33807,7 @@
                     <pic:cNvPicPr/>
                   </pic:nvPicPr>
                   <pic:blipFill>
-                    <a:blip r:embed="rId19" cstate="print">
+                    <a:blip r:embed="rId15" cstate="print">
                       <a:extLst>
                         <a:ext uri="{28A0092B-C50C-407E-A947-70E740481C1C}">
                           <a14:useLocalDpi xmlns:a14="http://schemas.microsoft.com/office/drawing/2010/main" val="0"/>
@@ -34605,7 +34246,6 @@
           <w:iCs w:val="0"/>
           <w:sz w:val="20"/>
         </w:rPr>
-        <w:lastRenderedPageBreak/>
         <w:t>Funding:</w:t>
       </w:r>
       <w:r>
@@ -34687,6 +34327,11 @@
     <w:p>
       <w:pPr>
         <w:pStyle w:val="09BodyFirstParagraph"/>
+        <w:rPr>
+          <w:sz w:val="16"/>
+          <w:szCs w:val="16"/>
+          <w:highlight w:val="yellow"/>
+        </w:rPr>
       </w:pPr>
       <w:r>
         <w:rPr>
@@ -34703,25 +34348,8 @@
         <w:rPr>
           <w:sz w:val="16"/>
           <w:szCs w:val="16"/>
-          <w:highlight w:val="yellow"/>
-        </w:rPr>
-        <w:t xml:space="preserve">We would like to thank Nathan Hagen for providing grammar and format </w:t>
-      </w:r>
-      <w:r>
-        <w:rPr>
-          <w:sz w:val="16"/>
-          <w:szCs w:val="16"/>
-          <w:highlight w:val="yellow"/>
-        </w:rPr>
-        <w:t>corrections</w:t>
-      </w:r>
-      <w:r>
-        <w:rPr>
-          <w:sz w:val="16"/>
-          <w:szCs w:val="16"/>
-          <w:highlight w:val="yellow"/>
-        </w:rPr>
-        <w:t>.</w:t>
+        </w:rPr>
+        <w:t>The authors greatly appreciate the discussion, grammar and format suggestions from Nathan Hagen, Center for Optical Research and Education, Utsunomiya University, Japan.</w:t>
       </w:r>
     </w:p>
     <w:p>
@@ -34769,6 +34397,7 @@
           <w:rFonts w:ascii="Times New Roman" w:hAnsi="Times New Roman" w:cs="Times New Roman"/>
           <w:bCs/>
         </w:rPr>
+        <w:lastRenderedPageBreak/>
         <w:t>Data availability</w:t>
       </w:r>
       <w:r>
@@ -35006,44 +34635,6 @@
       </w:pPr>
       <w:r>
         <w:t>References</w:t>
-      </w:r>
-    </w:p>
-    <w:commentRangeStart w:id="4"/>
-    <w:commentRangeStart w:id="5"/>
-    <w:commentRangeStart w:id="6"/>
-    <w:commentRangeStart w:id="7"/>
-    <w:commentRangeStart w:id="8"/>
-    <w:commentRangeStart w:id="9"/>
-    <w:p>
-      <w:pPr>
-        <w:pStyle w:val="EndNoteBibliography"/>
-        <w:spacing w:after="0"/>
-        <w:ind w:left="720" w:hanging="720"/>
-      </w:pPr>
-      <w:r>
-        <w:fldChar w:fldCharType="begin"/>
-      </w:r>
-      <w:r>
-        <w:instrText xml:space="preserve"> ADDIN EN.REFLIST </w:instrText>
-      </w:r>
-      <w:r>
-        <w:fldChar w:fldCharType="separate"/>
-      </w:r>
-      <w:r>
-        <w:t>1.</w:t>
-      </w:r>
-      <w:r>
-        <w:tab/>
-        <w:t xml:space="preserve">K. Matuszek, et al., "Phase Change Materials for Renewable Energy Storage at Intermediate Temperatures," Chemical Reviews </w:t>
-      </w:r>
-      <w:r>
-        <w:rPr>
-          <w:b/>
-        </w:rPr>
-        <w:t>123</w:t>
-      </w:r>
-      <w:r>
-        <w:t>, 491–514 (2023).</w:t>
       </w:r>
     </w:p>
     <w:p>
@@ -35053,20 +34644,29 @@
         <w:ind w:left="720" w:hanging="720"/>
       </w:pPr>
       <w:r>
-        <w:t>2.</w:t>
+        <w:fldChar w:fldCharType="begin"/>
+      </w:r>
+      <w:r>
+        <w:instrText xml:space="preserve"> ADDIN EN.REFLIST </w:instrText>
+      </w:r>
+      <w:r>
+        <w:fldChar w:fldCharType="separate"/>
+      </w:r>
+      <w:r>
+        <w:t>1.</w:t>
       </w:r>
       <w:r>
         <w:tab/>
-        <w:t xml:space="preserve">R. Matos and N. Pala, "A Review of Phase-Change Materials and Their Potential for Reconfigurable Intelligent Surfaces," Micromachines </w:t>
+        <w:t xml:space="preserve">K. Matuszek, et al., "Phase Change Materials for Renewable Energy Storage at Intermediate Temperatures," Chemical Reviews </w:t>
       </w:r>
       <w:r>
         <w:rPr>
           <w:b/>
         </w:rPr>
-        <w:t>14</w:t>
-      </w:r>
-      <w:r>
-        <w:t>, 1259 (2023).</w:t>
+        <w:t>123</w:t>
+      </w:r>
+      <w:r>
+        <w:t>, 491–514 (2023).</w:t>
       </w:r>
     </w:p>
     <w:p>
@@ -35076,20 +34676,20 @@
         <w:ind w:left="720" w:hanging="720"/>
       </w:pPr>
       <w:r>
-        <w:t>3.</w:t>
+        <w:t>2.</w:t>
       </w:r>
       <w:r>
         <w:tab/>
-        <w:t xml:space="preserve">A. Sarangan, et al., "Broadband Reflective Optical Limiter Using GST Phase Change Material," IEEE Photonics Journal </w:t>
+        <w:t xml:space="preserve">R. Matos and N. Pala, "A Review of Phase-Change Materials and Their Potential for Reconfigurable Intelligent Surfaces," Micromachines </w:t>
       </w:r>
       <w:r>
         <w:rPr>
           <w:b/>
         </w:rPr>
-        <w:t>10</w:t>
-      </w:r>
-      <w:r>
-        <w:t>, 1–9 (2018).</w:t>
+        <w:t>14</w:t>
+      </w:r>
+      <w:r>
+        <w:t>, 1259 (2023).</w:t>
       </w:r>
     </w:p>
     <w:p>
@@ -35099,20 +34699,20 @@
         <w:ind w:left="720" w:hanging="720"/>
       </w:pPr>
       <w:r>
-        <w:t>4.</w:t>
+        <w:t>3.</w:t>
       </w:r>
       <w:r>
         <w:tab/>
-        <w:t xml:space="preserve">K. Aryana, et al., "Optical and thermal properties of Ge2Sb2Te5, Sb2Se3, and Sb2S3 for reconfigurable photonic devices [Invited]," Opt. Mater. Express </w:t>
+        <w:t xml:space="preserve">A. Sarangan, et al., "Broadband Reflective Optical Limiter Using GST Phase Change Material," IEEE Photonics Journal </w:t>
       </w:r>
       <w:r>
         <w:rPr>
           <w:b/>
         </w:rPr>
-        <w:t>13</w:t>
-      </w:r>
-      <w:r>
-        <w:t>(2023).</w:t>
+        <w:t>10</w:t>
+      </w:r>
+      <w:r>
+        <w:t>, 1–9 (2018).</w:t>
       </w:r>
     </w:p>
     <w:p>
@@ -35122,20 +34722,20 @@
         <w:ind w:left="720" w:hanging="720"/>
       </w:pPr>
       <w:r>
-        <w:t>5.</w:t>
+        <w:t>4.</w:t>
       </w:r>
       <w:r>
         <w:tab/>
-        <w:t xml:space="preserve">W. Jia, et al., "Unique prospects of phase change material Sb2Se3 for ultra-compact reconfigurable nanophotonic devices," Opt. Mater. Express </w:t>
+        <w:t xml:space="preserve">K. Aryana, et al., "Optical and thermal properties of Ge2Sb2Te5, Sb2Se3, and Sb2S3 for reconfigurable photonic devices [Invited]," Opt. Mater. Express </w:t>
       </w:r>
       <w:r>
         <w:rPr>
           <w:b/>
         </w:rPr>
-        <w:t>11</w:t>
-      </w:r>
-      <w:r>
-        <w:t>, 3007–3014 (2021).</w:t>
+        <w:t>13</w:t>
+      </w:r>
+      <w:r>
+        <w:t>(2023).</w:t>
       </w:r>
     </w:p>
     <w:p>
@@ -35145,20 +34745,20 @@
         <w:ind w:left="720" w:hanging="720"/>
       </w:pPr>
       <w:r>
-        <w:t>6.</w:t>
+        <w:t>5.</w:t>
       </w:r>
       <w:r>
         <w:tab/>
-        <w:t xml:space="preserve">S. Blundell, et al., "Ultracompact Programmable Silicon Photonics Using Layers of Low-Loss Phase-Change Material Sb2Se3 of Increasing Thickness," ACS Photonics </w:t>
+        <w:t xml:space="preserve">W. Jia, et al., "Unique prospects of phase change material Sb2Se3 for ultra-compact reconfigurable nanophotonic devices," Opt. Mater. Express </w:t>
       </w:r>
       <w:r>
         <w:rPr>
           <w:b/>
         </w:rPr>
-        <w:t>12</w:t>
-      </w:r>
-      <w:r>
-        <w:t>, 1382–1391 (2025).</w:t>
+        <w:t>11</w:t>
+      </w:r>
+      <w:r>
+        <w:t>, 3007–3014 (2021).</w:t>
       </w:r>
     </w:p>
     <w:p>
@@ -35168,20 +34768,20 @@
         <w:ind w:left="720" w:hanging="720"/>
       </w:pPr>
       <w:r>
-        <w:t>7.</w:t>
+        <w:t>6.</w:t>
       </w:r>
       <w:r>
         <w:tab/>
-        <w:t xml:space="preserve">C. Wan, et al., "Ultrathin Broadband Reflective Optical Limiter," Laser &amp; Photonics Reviews </w:t>
+        <w:t xml:space="preserve">S. Blundell, et al., "Ultracompact Programmable Silicon Photonics Using Layers of Low-Loss Phase-Change Material Sb2Se3 of Increasing Thickness," ACS Photonics </w:t>
       </w:r>
       <w:r>
         <w:rPr>
           <w:b/>
         </w:rPr>
-        <w:t>15</w:t>
-      </w:r>
-      <w:r>
-        <w:t>, 2100001 (2021).</w:t>
+        <w:t>12</w:t>
+      </w:r>
+      <w:r>
+        <w:t>, 1382–1391 (2025).</w:t>
       </w:r>
     </w:p>
     <w:p>
@@ -35191,20 +34791,20 @@
         <w:ind w:left="720" w:hanging="720"/>
       </w:pPr>
       <w:r>
-        <w:t>8.</w:t>
+        <w:t>7.</w:t>
       </w:r>
       <w:r>
         <w:tab/>
-        <w:t xml:space="preserve">A. Tognazzi, et al., "Opto-thermal dynamics of thin-film optical limiters based on the VO2 phase transition," Opt. Mater. Express </w:t>
+        <w:t xml:space="preserve">C. Wan, et al., "Ultrathin Broadband Reflective Optical Limiter," Laser &amp; Photonics Reviews </w:t>
       </w:r>
       <w:r>
         <w:rPr>
           <w:b/>
         </w:rPr>
-        <w:t>13</w:t>
-      </w:r>
-      <w:r>
-        <w:t>, 41–52 (2023).</w:t>
+        <w:t>15</w:t>
+      </w:r>
+      <w:r>
+        <w:t>, 2100001 (2021).</w:t>
       </w:r>
     </w:p>
     <w:p>
@@ -35214,11 +34814,11 @@
         <w:ind w:left="720" w:hanging="720"/>
       </w:pPr>
       <w:r>
-        <w:t>9.</w:t>
+        <w:t>8.</w:t>
       </w:r>
       <w:r>
         <w:tab/>
-        <w:t xml:space="preserve">Y. Li, et al., "An Adaptive Optical Limiter Based on a VO2/GaN Thin Film for Infrared Lasers," Photonics </w:t>
+        <w:t xml:space="preserve">A. Tognazzi, et al., "Opto-thermal dynamics of thin-film optical limiters based on the VO2 phase transition," Opt. Mater. Express </w:t>
       </w:r>
       <w:r>
         <w:rPr>
@@ -35227,7 +34827,7 @@
         <w:t>13</w:t>
       </w:r>
       <w:r>
-        <w:t>, 148 (2026).</w:t>
+        <w:t>, 41–52 (2023).</w:t>
       </w:r>
     </w:p>
     <w:p>
@@ -35237,20 +34837,20 @@
         <w:ind w:left="720" w:hanging="720"/>
       </w:pPr>
       <w:r>
-        <w:t>10.</w:t>
+        <w:t>9.</w:t>
       </w:r>
       <w:r>
         <w:tab/>
-        <w:t xml:space="preserve">Y. Zhang, et al., "Broadband transparent optical phase change materials for high-performance nonvolatile photonics," Nature Communications </w:t>
+        <w:t xml:space="preserve">Y. Li, et al., "An Adaptive Optical Limiter Based on a VO2/GaN Thin Film for Infrared Lasers," Photonics </w:t>
       </w:r>
       <w:r>
         <w:rPr>
           <w:b/>
         </w:rPr>
-        <w:t>10</w:t>
-      </w:r>
-      <w:r>
-        <w:t>, 4279 (2019).</w:t>
+        <w:t>13</w:t>
+      </w:r>
+      <w:r>
+        <w:t>, 148 (2026).</w:t>
       </w:r>
     </w:p>
     <w:p>
@@ -35260,20 +34860,20 @@
         <w:ind w:left="720" w:hanging="720"/>
       </w:pPr>
       <w:r>
-        <w:t>11.</w:t>
+        <w:t>10.</w:t>
       </w:r>
       <w:r>
         <w:tab/>
-        <w:t xml:space="preserve">H. Li, et al., "Ultra-compact, ultra-low-loss and broadband 2 x 2 nonvolatile optical switch based on Sb(2)Se(3) phase change material," Opt Express </w:t>
+        <w:t xml:space="preserve">Y. Zhang, et al., "Broadband transparent optical phase change materials for high-performance nonvolatile photonics," Nature Communications </w:t>
       </w:r>
       <w:r>
         <w:rPr>
           <w:b/>
         </w:rPr>
-        <w:t>32</w:t>
-      </w:r>
-      <w:r>
-        <w:t>, 35287–35297 (2024).</w:t>
+        <w:t>10</w:t>
+      </w:r>
+      <w:r>
+        <w:t>, 4279 (2019).</w:t>
       </w:r>
     </w:p>
     <w:p>
@@ -35283,20 +34883,20 @@
         <w:ind w:left="720" w:hanging="720"/>
       </w:pPr>
       <w:r>
-        <w:t>12.</w:t>
+        <w:t>11.</w:t>
       </w:r>
       <w:r>
         <w:tab/>
-        <w:t xml:space="preserve">R. Heenkenda, et al., "Tunable optical filter using phase change materials for smart IR night vision applications," Opt. Express </w:t>
+        <w:t xml:space="preserve">H. Li, et al., "Ultra-compact, ultra-low-loss and broadband 2 x 2 nonvolatile optical switch based on Sb(2)Se(3) phase change material," Opt Express </w:t>
       </w:r>
       <w:r>
         <w:rPr>
           <w:b/>
         </w:rPr>
-        <w:t>29</w:t>
-      </w:r>
-      <w:r>
-        <w:t>, 33795–33803 (2021).</w:t>
+        <w:t>32</w:t>
+      </w:r>
+      <w:r>
+        <w:t>, 35287–35297 (2024).</w:t>
       </w:r>
     </w:p>
     <w:p>
@@ -35306,20 +34906,20 @@
         <w:ind w:left="720" w:hanging="720"/>
       </w:pPr>
       <w:r>
-        <w:t>13.</w:t>
+        <w:t>12.</w:t>
       </w:r>
       <w:r>
         <w:tab/>
-        <w:t xml:space="preserve">D. d. Ceglia, et al., "Tunable Filters for Visible Light Based on Resonant VO2 Planar Thin Films," in </w:t>
-      </w:r>
-      <w:r>
-        <w:rPr>
-          <w:i/>
-        </w:rPr>
-        <w:t>2020 22nd International Conference on Transparent Optical Networks (ICTON)</w:t>
-      </w:r>
-      <w:r>
-        <w:t>, 2020), 1–4.</w:t>
+        <w:t xml:space="preserve">R. Heenkenda, et al., "Tunable optical filter using phase change materials for smart IR night vision applications," Opt. Express </w:t>
+      </w:r>
+      <w:r>
+        <w:rPr>
+          <w:b/>
+        </w:rPr>
+        <w:t>29</w:t>
+      </w:r>
+      <w:r>
+        <w:t>, 33795–33803 (2021).</w:t>
       </w:r>
     </w:p>
     <w:p>
@@ -35329,20 +34929,20 @@
         <w:ind w:left="720" w:hanging="720"/>
       </w:pPr>
       <w:r>
-        <w:t>14.</w:t>
+        <w:t>13.</w:t>
       </w:r>
       <w:r>
         <w:tab/>
-        <w:t xml:space="preserve">Y.-S. Huang, et al., "Tunable structural transmissive color in fano-resonant optical coatings employing phase-change materials," Materials Today Advances </w:t>
-      </w:r>
-      <w:r>
-        <w:rPr>
-          <w:b/>
-        </w:rPr>
-        <w:t>18</w:t>
-      </w:r>
-      <w:r>
-        <w:t>, 100364 (2023).</w:t>
+        <w:t xml:space="preserve">D. d. Ceglia, et al., "Tunable Filters for Visible Light Based on Resonant VO2 Planar Thin Films," in </w:t>
+      </w:r>
+      <w:r>
+        <w:rPr>
+          <w:i/>
+        </w:rPr>
+        <w:t>2020 22nd International Conference on Transparent Optical Networks (ICTON)</w:t>
+      </w:r>
+      <w:r>
+        <w:t>, 2020), 1–4.</w:t>
       </w:r>
     </w:p>
     <w:p>
@@ -35352,20 +34952,20 @@
         <w:ind w:left="720" w:hanging="720"/>
       </w:pPr>
       <w:r>
-        <w:t>15.</w:t>
+        <w:t>14.</w:t>
       </w:r>
       <w:r>
         <w:tab/>
-        <w:t xml:space="preserve">M. Cui, et al., "Tunable multi-channel optical filter based on the near-infrared ultralow-loss phase change material Sb2Se3," Opt. Express </w:t>
+        <w:t xml:space="preserve">Y.-S. Huang, et al., "Tunable structural transmissive color in fano-resonant optical coatings employing phase-change materials," Materials Today Advances </w:t>
       </w:r>
       <w:r>
         <w:rPr>
           <w:b/>
         </w:rPr>
-        <w:t>34</w:t>
-      </w:r>
-      <w:r>
-        <w:t>, 7378–7387 (2026).</w:t>
+        <w:t>18</w:t>
+      </w:r>
+      <w:r>
+        <w:t>, 100364 (2023).</w:t>
       </w:r>
     </w:p>
     <w:p>
@@ -35375,20 +34975,20 @@
         <w:ind w:left="720" w:hanging="720"/>
       </w:pPr>
       <w:r>
-        <w:t>16.</w:t>
+        <w:t>15.</w:t>
       </w:r>
       <w:r>
         <w:tab/>
-        <w:t xml:space="preserve">X. Tian and Z.-Y. Li, "An Optically-Triggered Switchable Mid-Infrared Perfect Absorber Based on Phase-Change Material of Vanadium Dioxide," Plasmonics </w:t>
+        <w:t xml:space="preserve">M. Cui, et al., "Tunable multi-channel optical filter based on the near-infrared ultralow-loss phase change material Sb2Se3," Opt. Express </w:t>
       </w:r>
       <w:r>
         <w:rPr>
           <w:b/>
         </w:rPr>
-        <w:t>13</w:t>
-      </w:r>
-      <w:r>
-        <w:t>, 1393–1402 (2018).</w:t>
+        <w:t>34</w:t>
+      </w:r>
+      <w:r>
+        <w:t>, 7378–7387 (2026).</w:t>
       </w:r>
     </w:p>
     <w:p>
@@ -35398,20 +34998,20 @@
         <w:ind w:left="720" w:hanging="720"/>
       </w:pPr>
       <w:r>
-        <w:t>17.</w:t>
+        <w:t>16.</w:t>
       </w:r>
       <w:r>
         <w:tab/>
-        <w:t xml:space="preserve">C. Liu, et al., "Tunable nonlinear optical absorption in amorphous and crystalline Sb2Se3 thin films," Journal of Alloys and Compounds </w:t>
+        <w:t xml:space="preserve">X. Tian and Z.-Y. Li, "An Optically-Triggered Switchable Mid-Infrared Perfect Absorber Based on Phase-Change Material of Vanadium Dioxide," Plasmonics </w:t>
       </w:r>
       <w:r>
         <w:rPr>
           <w:b/>
         </w:rPr>
-        <w:t>791</w:t>
-      </w:r>
-      <w:r>
-        <w:t>, 753–760 (2019).</w:t>
+        <w:t>13</w:t>
+      </w:r>
+      <w:r>
+        <w:t>, 1393–1402 (2018).</w:t>
       </w:r>
     </w:p>
     <w:p>
@@ -35421,20 +35021,20 @@
         <w:ind w:left="720" w:hanging="720"/>
       </w:pPr>
       <w:r>
-        <w:t>18.</w:t>
+        <w:t>17.</w:t>
       </w:r>
       <w:r>
         <w:tab/>
-        <w:t xml:space="preserve">M. Delaney, et al., "A New Family of Ultralow Loss Reversible Phase‐Change Materials for Photonic Integrated Circuits: Sb2S3 and Sb2Se3," Advanced Functional Materials </w:t>
+        <w:t xml:space="preserve">C. Liu, et al., "Tunable nonlinear optical absorption in amorphous and crystalline Sb2Se3 thin films," Journal of Alloys and Compounds </w:t>
       </w:r>
       <w:r>
         <w:rPr>
           <w:b/>
         </w:rPr>
-        <w:t>30</w:t>
-      </w:r>
-      <w:r>
-        <w:t>(2020).</w:t>
+        <w:t>791</w:t>
+      </w:r>
+      <w:r>
+        <w:t>, 753–760 (2019).</w:t>
       </w:r>
     </w:p>
     <w:p>
@@ -35444,20 +35044,20 @@
         <w:ind w:left="720" w:hanging="720"/>
       </w:pPr>
       <w:r>
-        <w:t>19.</w:t>
+        <w:t>18.</w:t>
       </w:r>
       <w:r>
         <w:tab/>
-        <w:t xml:space="preserve">A. A. Burtsev, et al., "Physical properties’ temperature dynamics of GeTe, Ge2Sb2Te5 and Ge2Sb2Se4Te1 phase change materials," Materials Science in Semiconductor Processing </w:t>
+        <w:t xml:space="preserve">M. Delaney, et al., "A New Family of Ultralow Loss Reversible Phase‐Change Materials for Photonic Integrated Circuits: Sb2S3 and Sb2Se3," Advanced Functional Materials </w:t>
       </w:r>
       <w:r>
         <w:rPr>
           <w:b/>
         </w:rPr>
-        <w:t>150</w:t>
-      </w:r>
-      <w:r>
-        <w:t>, 106907 (2022).</w:t>
+        <w:t>30</w:t>
+      </w:r>
+      <w:r>
+        <w:t>(2020).</w:t>
       </w:r>
     </w:p>
     <w:p>
@@ -35467,20 +35067,20 @@
         <w:ind w:left="720" w:hanging="720"/>
       </w:pPr>
       <w:r>
-        <w:t>20.</w:t>
+        <w:t>19.</w:t>
       </w:r>
       <w:r>
         <w:tab/>
-        <w:t xml:space="preserve">X. Chen, et al., "A Review of Integrated Photonic Devices Using Sb2Se3," Advanced Physics Research </w:t>
+        <w:t xml:space="preserve">A. A. Burtsev, et al., "Physical properties’ temperature dynamics of GeTe, Ge2Sb2Te5 and Ge2Sb2Se4Te1 phase change materials," Materials Science in Semiconductor Processing </w:t>
       </w:r>
       <w:r>
         <w:rPr>
           <w:b/>
         </w:rPr>
-        <w:t>4</w:t>
-      </w:r>
-      <w:r>
-        <w:t>, 2400080 (2024).</w:t>
+        <w:t>150</w:t>
+      </w:r>
+      <w:r>
+        <w:t>, 106907 (2022).</w:t>
       </w:r>
     </w:p>
     <w:p>
@@ -35490,20 +35090,20 @@
         <w:ind w:left="720" w:hanging="720"/>
       </w:pPr>
       <w:r>
-        <w:t>21.</w:t>
+        <w:t>20.</w:t>
       </w:r>
       <w:r>
         <w:tab/>
-        <w:t xml:space="preserve">D. Lawson, et al., "Optical switching beyond a million cycles of low-loss phase change material Sb2Se3," Opt. Mater. Express </w:t>
+        <w:t xml:space="preserve">X. Chen, et al., "A Review of Integrated Photonic Devices Using Sb2Se3," Advanced Physics Research </w:t>
       </w:r>
       <w:r>
         <w:rPr>
           <w:b/>
         </w:rPr>
-        <w:t>14</w:t>
-      </w:r>
-      <w:r>
-        <w:t>(2023).</w:t>
+        <w:t>4</w:t>
+      </w:r>
+      <w:r>
+        <w:t>, 2400080 (2024).</w:t>
       </w:r>
     </w:p>
     <w:p>
@@ -35513,20 +35113,20 @@
         <w:ind w:left="720" w:hanging="720"/>
       </w:pPr>
       <w:r>
-        <w:t>22.</w:t>
+        <w:t>21.</w:t>
       </w:r>
       <w:r>
         <w:tab/>
-        <w:t xml:space="preserve">M. S. Alam, et al., "Fast Cycling Speed with Multimillion Cycling Endurance of Ultra-Low Loss Phase Change Material (Sb2Se3) by Engineered Laser Pulse Irradiation," Advanced Functional Materials </w:t>
+        <w:t xml:space="preserve">D. Lawson, et al., "Optical switching beyond a million cycles of low-loss phase change material Sb2Se3," Opt. Mater. Express </w:t>
       </w:r>
       <w:r>
         <w:rPr>
           <w:b/>
         </w:rPr>
-        <w:t>34</w:t>
-      </w:r>
-      <w:r>
-        <w:t>, 2310306 (2024).</w:t>
+        <w:t>14</w:t>
+      </w:r>
+      <w:r>
+        <w:t>(2023).</w:t>
       </w:r>
     </w:p>
     <w:p>
@@ -35536,20 +35136,20 @@
         <w:ind w:left="720" w:hanging="720"/>
       </w:pPr>
       <w:r>
-        <w:t>23.</w:t>
+        <w:t>22.</w:t>
       </w:r>
       <w:r>
         <w:tab/>
-        <w:t xml:space="preserve">A. Sarangan, </w:t>
-      </w:r>
-      <w:r>
-        <w:rPr>
-          <w:i/>
-        </w:rPr>
-        <w:t>Optical Thin Film Design,</w:t>
-      </w:r>
-      <w:r>
-        <w:t xml:space="preserve"> 1st Edition ed. (CRC Press, Boca Raton, 2020).</w:t>
+        <w:t xml:space="preserve">M. S. Alam, et al., "Fast Cycling Speed with Multimillion Cycling Endurance of Ultra-Low Loss Phase Change Material (Sb2Se3) by Engineered Laser Pulse Irradiation," Advanced Functional Materials </w:t>
+      </w:r>
+      <w:r>
+        <w:rPr>
+          <w:b/>
+        </w:rPr>
+        <w:t>34</w:t>
+      </w:r>
+      <w:r>
+        <w:t>, 2310306 (2024).</w:t>
       </w:r>
     </w:p>
     <w:p>
@@ -35559,20 +35159,20 @@
         <w:ind w:left="720" w:hanging="720"/>
       </w:pPr>
       <w:r>
-        <w:t>24.</w:t>
+        <w:t>23.</w:t>
       </w:r>
       <w:r>
         <w:tab/>
-        <w:t xml:space="preserve">D. Franta, et al., </w:t>
+        <w:t xml:space="preserve">A. Sarangan, </w:t>
       </w:r>
       <w:r>
         <w:rPr>
           <w:i/>
         </w:rPr>
-        <w:t>Optical characterization of SiO2 thin films using universal dispersion model over wide spectral range</w:t>
-      </w:r>
-      <w:r>
-        <w:t>, SPIE Photonics Europe (SPIE, 2016), Vol. 9890.</w:t>
+        <w:t>Optical Thin Film Design,</w:t>
+      </w:r>
+      <w:r>
+        <w:t xml:space="preserve"> 1st Edition ed. (CRC Press, Boca Raton, 2020).</w:t>
       </w:r>
     </w:p>
     <w:p>
@@ -35582,21 +35182,20 @@
         <w:ind w:left="720" w:hanging="720"/>
       </w:pPr>
       <w:r>
-        <w:lastRenderedPageBreak/>
-        <w:t>25.</w:t>
+        <w:t>24.</w:t>
       </w:r>
       <w:r>
         <w:tab/>
-        <w:t xml:space="preserve">D. Franta, et al., "Universal dispersion model for characterization of optical thin films over wide spectral range: Application to magnesium fluoride," Applied Surface Science </w:t>
-      </w:r>
-      <w:r>
-        <w:rPr>
-          <w:b/>
-        </w:rPr>
-        <w:t>421</w:t>
-      </w:r>
-      <w:r>
-        <w:t>, 424–429 (2017).</w:t>
+        <w:t xml:space="preserve">D. Franta, et al., </w:t>
+      </w:r>
+      <w:r>
+        <w:rPr>
+          <w:i/>
+        </w:rPr>
+        <w:t>Optical characterization of SiO2 thin films using universal dispersion model over wide spectral range</w:t>
+      </w:r>
+      <w:r>
+        <w:t>, SPIE Photonics Europe (SPIE, 2016), Vol. 9890.</w:t>
       </w:r>
     </w:p>
     <w:p>
@@ -35606,20 +35205,20 @@
         <w:ind w:left="720" w:hanging="720"/>
       </w:pPr>
       <w:r>
-        <w:t>26.</w:t>
+        <w:t>25.</w:t>
       </w:r>
       <w:r>
         <w:tab/>
-        <w:t xml:space="preserve">S. V. Zhukovsky, et al., "Experimental Demonstration of Effective Medium Approximation Breakdown in Deeply Subwavelength All-Dielectric Multilayers," Physical Review Letters </w:t>
+        <w:t xml:space="preserve">D. Franta, et al., "Universal dispersion model for characterization of optical thin films over wide spectral range: Application to magnesium fluoride," Applied Surface Science </w:t>
       </w:r>
       <w:r>
         <w:rPr>
           <w:b/>
         </w:rPr>
-        <w:t>115</w:t>
-      </w:r>
-      <w:r>
-        <w:t>, 177402 (2015).</w:t>
+        <w:t>421</w:t>
+      </w:r>
+      <w:r>
+        <w:t>, 424–429 (2017).</w:t>
       </w:r>
     </w:p>
     <w:p>
@@ -35629,20 +35228,20 @@
         <w:ind w:left="720" w:hanging="720"/>
       </w:pPr>
       <w:r>
-        <w:t>27.</w:t>
+        <w:t>26.</w:t>
       </w:r>
       <w:r>
         <w:tab/>
-        <w:t xml:space="preserve">Y. Li, et al., "Preparation of mechanically stable triple-layer interference broadband antireflective coatings with self-cleaning property by sol–gel technique," RSC Advances </w:t>
+        <w:t xml:space="preserve">S. V. Zhukovsky, et al., "Experimental Demonstration of Effective Medium Approximation Breakdown in Deeply Subwavelength All-Dielectric Multilayers," Physical Review Letters </w:t>
       </w:r>
       <w:r>
         <w:rPr>
           <w:b/>
         </w:rPr>
-        <w:t>7</w:t>
-      </w:r>
-      <w:r>
-        <w:t>, 14660–14668 (2017).</w:t>
+        <w:t>115</w:t>
+      </w:r>
+      <w:r>
+        <w:t>, 177402 (2015).</w:t>
       </w:r>
     </w:p>
     <w:p>
@@ -35652,6 +35251,30 @@
         <w:ind w:left="720" w:hanging="720"/>
       </w:pPr>
       <w:r>
+        <w:t>27.</w:t>
+      </w:r>
+      <w:r>
+        <w:tab/>
+        <w:t xml:space="preserve">Y. Li, et al., "Preparation of mechanically stable triple-layer interference broadband antireflective coatings with self-cleaning property by sol–gel technique," RSC Advances </w:t>
+      </w:r>
+      <w:r>
+        <w:rPr>
+          <w:b/>
+        </w:rPr>
+        <w:t>7</w:t>
+      </w:r>
+      <w:r>
+        <w:t>, 14660–14668 (2017).</w:t>
+      </w:r>
+    </w:p>
+    <w:p>
+      <w:pPr>
+        <w:pStyle w:val="EndNoteBibliography"/>
+        <w:spacing w:after="0"/>
+        <w:ind w:left="720" w:hanging="720"/>
+      </w:pPr>
+      <w:r>
+        <w:lastRenderedPageBreak/>
         <w:t>28.</w:t>
       </w:r>
       <w:r>
@@ -35801,60 +35424,6 @@
         </w:rPr>
         <w:fldChar w:fldCharType="end"/>
       </w:r>
-      <w:commentRangeEnd w:id="9"/>
-      <w:r>
-        <w:rPr>
-          <w:rStyle w:val="CommentReference"/>
-          <w:rFonts w:cs="Times New Roman"/>
-          <w:szCs w:val="22"/>
-        </w:rPr>
-        <w:commentReference w:id="9"/>
-      </w:r>
-      <w:commentRangeEnd w:id="8"/>
-      <w:r>
-        <w:rPr>
-          <w:rStyle w:val="CommentReference"/>
-          <w:rFonts w:cs="Times New Roman"/>
-          <w:szCs w:val="22"/>
-        </w:rPr>
-        <w:commentReference w:id="8"/>
-      </w:r>
-      <w:commentRangeEnd w:id="7"/>
-      <w:r>
-        <w:rPr>
-          <w:rStyle w:val="CommentReference"/>
-          <w:rFonts w:cs="Times New Roman"/>
-          <w:szCs w:val="22"/>
-        </w:rPr>
-        <w:commentReference w:id="7"/>
-      </w:r>
-      <w:commentRangeEnd w:id="6"/>
-      <w:r>
-        <w:rPr>
-          <w:rStyle w:val="CommentReference"/>
-          <w:rFonts w:cs="Times New Roman"/>
-          <w:szCs w:val="22"/>
-        </w:rPr>
-        <w:commentReference w:id="6"/>
-      </w:r>
-      <w:commentRangeEnd w:id="5"/>
-      <w:r>
-        <w:rPr>
-          <w:rStyle w:val="CommentReference"/>
-          <w:rFonts w:cs="Times New Roman"/>
-          <w:szCs w:val="22"/>
-        </w:rPr>
-        <w:commentReference w:id="5"/>
-      </w:r>
-      <w:commentRangeEnd w:id="4"/>
-      <w:r>
-        <w:rPr>
-          <w:rStyle w:val="CommentReference"/>
-          <w:rFonts w:cs="Times New Roman"/>
-          <w:szCs w:val="22"/>
-        </w:rPr>
-        <w:commentReference w:id="4"/>
-      </w:r>
     </w:p>
     <w:sectPr>
       <w:pgSz w:w="12240" w:h="15840" w:code="1"/>
@@ -35864,192 +35433,6 @@
     </w:sectPr>
   </w:body>
 </w:document>
-</file>
-
-<file path=word/comments.xml><?xml version="1.0" encoding="utf-8"?>
-<w:comments xmlns:wpc="http://schemas.microsoft.com/office/word/2010/wordprocessingCanvas" xmlns:cx="http://schemas.microsoft.com/office/drawing/2014/chartex" xmlns:cx1="http://schemas.microsoft.com/office/drawing/2015/9/8/chartex" xmlns:cx2="http://schemas.microsoft.com/office/drawing/2015/10/21/chartex" xmlns:cx3="http://schemas.microsoft.com/office/drawing/2016/5/9/chartex" xmlns:cx4="http://schemas.microsoft.com/office/drawing/2016/5/10/chartex" xmlns:cx5="http://schemas.microsoft.com/office/drawing/2016/5/11/chartex" xmlns:cx6="http://schemas.microsoft.com/office/drawing/2016/5/12/chartex" xmlns:cx7="http://schemas.microsoft.com/office/drawing/2016/5/13/chartex" xmlns:cx8="http://schemas.microsoft.com/office/drawing/2016/5/14/chartex" xmlns:mc="http://schemas.openxmlformats.org/markup-compatibility/2006" xmlns:aink="http://schemas.microsoft.com/office/drawing/2016/ink" xmlns:am3d="http://schemas.microsoft.com/office/drawing/2017/model3d" xmlns:o="urn:schemas-microsoft-com:office:office" xmlns:oel="http://schemas.microsoft.com/office/2019/extlst" xmlns:r="http://schemas.openxmlformats.org/officeDocument/2006/relationships" xmlns:m="http://schemas.openxmlformats.org/officeDocument/2006/math" xmlns:v="urn:schemas-microsoft-com:vml" xmlns:wp14="http://schemas.microsoft.com/office/word/2010/wordprocessingDrawing" xmlns:wp="http://schemas.openxmlformats.org/drawingml/2006/wordprocessingDrawing" xmlns:w10="urn:schemas-microsoft-com:office:word" xmlns:w="http://schemas.openxmlformats.org/wordprocessingml/2006/main" xmlns:w14="http://schemas.microsoft.com/office/word/2010/wordml" xmlns:w15="http://schemas.microsoft.com/office/word/2012/wordml" xmlns:w16cex="http://schemas.microsoft.com/office/word/2018/wordml/cex" xmlns:w16cid="http://schemas.microsoft.com/office/word/2016/wordml/cid" xmlns:w16="http://schemas.microsoft.com/office/word/2018/wordml" xmlns:w16du="http://schemas.microsoft.com/office/word/2023/wordml/word16du" xmlns:w16sdtdh="http://schemas.microsoft.com/office/word/2020/wordml/sdtdatahash" xmlns:w16sdtfl="http://schemas.microsoft.com/office/word/2024/wordml/sdtformatlock" xmlns:w16se="http://schemas.microsoft.com/office/word/2015/wordml/symex" xmlns:wpg="http://schemas.microsoft.com/office/word/2010/wordprocessingGroup" xmlns:wpi="http://schemas.microsoft.com/office/word/2010/wordprocessingInk" xmlns:wne="http://schemas.microsoft.com/office/word/2006/wordml" xmlns:wps="http://schemas.microsoft.com/office/word/2010/wordprocessingShape" mc:Ignorable="w14 w15 w16se w16cid w16 w16cex w16sdtdh w16sdtfl w16du wp14">
-  <w:comment w:id="2" w:author="nh" w:date="2026-07-05T13:19:00Z" w:initials="n">
-    <w:p>
-      <w:pPr>
-        <w:pStyle w:val="CommentText"/>
-      </w:pPr>
-      <w:r>
-        <w:rPr>
-          <w:rStyle w:val="CommentReference"/>
-        </w:rPr>
-        <w:annotationRef/>
-      </w:r>
-      <w:r>
-        <w:rPr>
-          <w:noProof/>
-        </w:rPr>
-        <w:t>What does "operational" mean in the context of a simulation? Do you maybe mean that the simulated performance does not drop below some specified threshold?</w:t>
-      </w:r>
-    </w:p>
-  </w:comment>
-  <w:comment w:id="9" w:author="nh" w:date="2026-07-05T13:29:00Z" w:initials="n">
-    <w:p>
-      <w:pPr>
-        <w:pStyle w:val="CommentText"/>
-      </w:pPr>
-      <w:r>
-        <w:rPr>
-          <w:rStyle w:val="CommentReference"/>
-        </w:rPr>
-        <w:annotationRef/>
-      </w:r>
-      <w:r>
-        <w:rPr>
-          <w:noProof/>
-        </w:rPr>
-        <w:t>page number?</w:t>
-      </w:r>
-    </w:p>
-  </w:comment>
-  <w:comment w:id="8" w:author="nh" w:date="2026-07-05T13:28:00Z" w:initials="n">
-    <w:p>
-      <w:pPr>
-        <w:pStyle w:val="CommentText"/>
-      </w:pPr>
-      <w:r>
-        <w:rPr>
-          <w:rStyle w:val="CommentReference"/>
-        </w:rPr>
-        <w:annotationRef/>
-      </w:r>
-      <w:r>
-        <w:rPr>
-          <w:noProof/>
-        </w:rPr>
-        <w:t>page number?</w:t>
-      </w:r>
-    </w:p>
-  </w:comment>
-  <w:comment w:id="7" w:author="nh" w:date="2026-07-05T13:28:00Z" w:initials="n">
-    <w:p>
-      <w:pPr>
-        <w:pStyle w:val="CommentText"/>
-      </w:pPr>
-      <w:r>
-        <w:rPr>
-          <w:rStyle w:val="CommentReference"/>
-        </w:rPr>
-        <w:annotationRef/>
-      </w:r>
-      <w:r>
-        <w:rPr>
-          <w:noProof/>
-        </w:rPr>
-        <w:t>page number?</w:t>
-      </w:r>
-    </w:p>
-  </w:comment>
-  <w:comment w:id="6" w:author="nh" w:date="2026-07-05T13:27:00Z" w:initials="n">
-    <w:p>
-      <w:pPr>
-        <w:pStyle w:val="CommentText"/>
-      </w:pPr>
-      <w:r>
-        <w:rPr>
-          <w:rStyle w:val="CommentReference"/>
-        </w:rPr>
-        <w:annotationRef/>
-      </w:r>
-      <w:r>
-        <w:rPr>
-          <w:noProof/>
-        </w:rPr>
-        <w:t>page number?</w:t>
-      </w:r>
-    </w:p>
-  </w:comment>
-  <w:comment w:id="5" w:author="nh" w:date="2026-07-05T13:27:00Z" w:initials="n">
-    <w:p>
-      <w:pPr>
-        <w:pStyle w:val="CommentText"/>
-      </w:pPr>
-      <w:r>
-        <w:rPr>
-          <w:rStyle w:val="CommentReference"/>
-        </w:rPr>
-        <w:annotationRef/>
-      </w:r>
-      <w:r>
-        <w:rPr>
-          <w:noProof/>
-        </w:rPr>
-        <w:t xml:space="preserve"> page number?</w:t>
-      </w:r>
-    </w:p>
-  </w:comment>
-  <w:comment w:id="4" w:author="nh" w:date="2026-07-05T13:25:00Z" w:initials="n">
-    <w:p>
-      <w:pPr>
-        <w:pStyle w:val="CommentText"/>
-      </w:pPr>
-      <w:r>
-        <w:rPr>
-          <w:rStyle w:val="CommentReference"/>
-        </w:rPr>
-        <w:annotationRef/>
-      </w:r>
-      <w:r>
-        <w:rPr>
-          <w:noProof/>
-        </w:rPr>
-        <w:t>Many of the references use a style where every main word is capitalized, whereas many other references use "sentence case" where only the first word is capitalized. I generally prefer the latter, but the main thing is to be consistent and change all of the references to use one style.</w:t>
-      </w:r>
-    </w:p>
-  </w:comment>
-</w:comments>
-</file>
-
-<file path=word/commentsExtended.xml><?xml version="1.0" encoding="utf-8"?>
-<w15:commentsEx xmlns:wpc="http://schemas.microsoft.com/office/word/2010/wordprocessingCanvas" xmlns:cx="http://schemas.microsoft.com/office/drawing/2014/chartex" xmlns:cx1="http://schemas.microsoft.com/office/drawing/2015/9/8/chartex" xmlns:cx2="http://schemas.microsoft.com/office/drawing/2015/10/21/chartex" xmlns:cx3="http://schemas.microsoft.com/office/drawing/2016/5/9/chartex" xmlns:cx4="http://schemas.microsoft.com/office/drawing/2016/5/10/chartex" xmlns:cx5="http://schemas.microsoft.com/office/drawing/2016/5/11/chartex" xmlns:cx6="http://schemas.microsoft.com/office/drawing/2016/5/12/chartex" xmlns:cx7="http://schemas.microsoft.com/office/drawing/2016/5/13/chartex" xmlns:cx8="http://schemas.microsoft.com/office/drawing/2016/5/14/chartex" xmlns:mc="http://schemas.openxmlformats.org/markup-compatibility/2006" xmlns:aink="http://schemas.microsoft.com/office/drawing/2016/ink" xmlns:am3d="http://schemas.microsoft.com/office/drawing/2017/model3d" xmlns:o="urn:schemas-microsoft-com:office:office" xmlns:oel="http://schemas.microsoft.com/office/2019/extlst" xmlns:r="http://schemas.openxmlformats.org/officeDocument/2006/relationships" xmlns:m="http://schemas.openxmlformats.org/officeDocument/2006/math" xmlns:v="urn:schemas-microsoft-com:vml" xmlns:wp14="http://schemas.microsoft.com/office/word/2010/wordprocessingDrawing" xmlns:wp="http://schemas.openxmlformats.org/drawingml/2006/wordprocessingDrawing" xmlns:w10="urn:schemas-microsoft-com:office:word" xmlns:w="http://schemas.openxmlformats.org/wordprocessingml/2006/main" xmlns:w14="http://schemas.microsoft.com/office/word/2010/wordml" xmlns:w15="http://schemas.microsoft.com/office/word/2012/wordml" xmlns:w16cex="http://schemas.microsoft.com/office/word/2018/wordml/cex" xmlns:w16cid="http://schemas.microsoft.com/office/word/2016/wordml/cid" xmlns:w16="http://schemas.microsoft.com/office/word/2018/wordml" xmlns:w16du="http://schemas.microsoft.com/office/word/2023/wordml/word16du" xmlns:w16sdtdh="http://schemas.microsoft.com/office/word/2020/wordml/sdtdatahash" xmlns:w16sdtfl="http://schemas.microsoft.com/office/word/2024/wordml/sdtformatlock" xmlns:w16se="http://schemas.microsoft.com/office/word/2015/wordml/symex" xmlns:wpg="http://schemas.microsoft.com/office/word/2010/wordprocessingGroup" xmlns:wpi="http://schemas.microsoft.com/office/word/2010/wordprocessingInk" xmlns:wne="http://schemas.microsoft.com/office/word/2006/wordml" xmlns:wps="http://schemas.microsoft.com/office/word/2010/wordprocessingShape" mc:Ignorable="w14 w15 w16se w16cid w16 w16cex w16sdtdh w16sdtfl w16du wp14">
-  <w15:commentEx w15:paraId="15E78A1C" w15:done="1"/>
-  <w15:commentEx w15:paraId="1A2451D6" w15:done="0"/>
-  <w15:commentEx w15:paraId="13F7DF66" w15:done="0"/>
-  <w15:commentEx w15:paraId="345C6892" w15:done="0"/>
-  <w15:commentEx w15:paraId="7B76CABF" w15:done="0"/>
-  <w15:commentEx w15:paraId="163CC7CC" w15:done="0"/>
-  <w15:commentEx w15:paraId="1053D12A" w15:done="0"/>
-</w15:commentsEx>
-</file>
-
-<file path=word/commentsExtensible.xml><?xml version="1.0" encoding="utf-8"?>
-<w16cex:commentsExtensible xmlns:wpc="http://schemas.microsoft.com/office/word/2010/wordprocessingCanvas" xmlns:cx="http://schemas.microsoft.com/office/drawing/2014/chartex" xmlns:cx1="http://schemas.microsoft.com/office/drawing/2015/9/8/chartex" xmlns:cx2="http://schemas.microsoft.com/office/drawing/2015/10/21/chartex" xmlns:cx3="http://schemas.microsoft.com/office/drawing/2016/5/9/chartex" xmlns:cx4="http://schemas.microsoft.com/office/drawing/2016/5/10/chartex" xmlns:cx5="http://schemas.microsoft.com/office/drawing/2016/5/11/chartex" xmlns:cx6="http://schemas.microsoft.com/office/drawing/2016/5/12/chartex" xmlns:cx7="http://schemas.microsoft.com/office/drawing/2016/5/13/chartex" xmlns:cx8="http://schemas.microsoft.com/office/drawing/2016/5/14/chartex" xmlns:cr="http://schemas.microsoft.com/office/comments/2020/reactions" xmlns:mc="http://schemas.openxmlformats.org/markup-compatibility/2006" xmlns:aink="http://schemas.microsoft.com/office/drawing/2016/ink" xmlns:am3d="http://schemas.microsoft.com/office/drawing/2017/model3d" xmlns:o="urn:schemas-microsoft-com:office:office" xmlns:oel="http://schemas.microsoft.com/office/2019/extlst" xmlns:r="http://schemas.openxmlformats.org/officeDocument/2006/relationships" xmlns:m="http://schemas.openxmlformats.org/officeDocument/2006/math" xmlns:v="urn:schemas-microsoft-com:vml" xmlns:wp14="http://schemas.microsoft.com/office/word/2010/wordprocessingDrawing" xmlns:wp="http://schemas.openxmlformats.org/drawingml/2006/wordprocessingDrawing" xmlns:w10="urn:schemas-microsoft-com:office:word" xmlns:w="http://schemas.openxmlformats.org/wordprocessingml/2006/main" xmlns:w14="http://schemas.microsoft.com/office/word/2010/wordml" xmlns:w15="http://schemas.microsoft.com/office/word/2012/wordml" xmlns:w16cex="http://schemas.microsoft.com/office/word/2018/wordml/cex" xmlns:w16cid="http://schemas.microsoft.com/office/word/2016/wordml/cid" xmlns:w16="http://schemas.microsoft.com/office/word/2018/wordml" xmlns:w16du="http://schemas.microsoft.com/office/word/2023/wordml/word16du" xmlns:w16sdtdh="http://schemas.microsoft.com/office/word/2020/wordml/sdtdatahash" xmlns:w16sdtfl="http://schemas.microsoft.com/office/word/2024/wordml/sdtformatlock" xmlns:w16se="http://schemas.microsoft.com/office/word/2015/wordml/symex" xmlns:wpg="http://schemas.microsoft.com/office/word/2010/wordprocessingGroup" xmlns:wpi="http://schemas.microsoft.com/office/word/2010/wordprocessingInk" xmlns:wne="http://schemas.microsoft.com/office/word/2006/wordml" xmlns:wps="http://schemas.microsoft.com/office/word/2010/wordprocessingShape" mc:Ignorable="w14 w15 w16se w16cid w16 w16cex w16sdtdh w16sdtfl cr w16du wp14">
-  <w16cex:commentExtensible w16cex:durableId="29B203FF" w16cex:dateUtc="2026-07-05T04:19:00Z">
-    <w16cex:extLst>
-      <w16:ext w16:uri="{CE6994B0-6A32-4C9F-8C6B-6E91EDA988CE}">
-        <cr:reactions xmlns:cr="http://schemas.microsoft.com/office/comments/2020/reactions">
-          <cr:reaction reactionType="1">
-            <cr:reactionInfo dateUtc="2026-07-06T10:41:39Z">
-              <cr:user userId="ebfe893c39462592" userProvider="Windows Live" userName="Chettanat Padungatthakij"/>
-            </cr:reactionInfo>
-          </cr:reaction>
-        </cr:reactions>
-      </w16:ext>
-    </w16cex:extLst>
-  </w16cex:commentExtensible>
-  <w16cex:commentExtensible w16cex:durableId="6018AF0F" w16cex:dateUtc="2026-07-05T04:29:00Z"/>
-  <w16cex:commentExtensible w16cex:durableId="60E770CD" w16cex:dateUtc="2026-07-05T04:28:00Z"/>
-  <w16cex:commentExtensible w16cex:durableId="2AB30B21" w16cex:dateUtc="2026-07-05T04:28:00Z"/>
-  <w16cex:commentExtensible w16cex:durableId="1C874ED2" w16cex:dateUtc="2026-07-05T04:27:00Z"/>
-  <w16cex:commentExtensible w16cex:durableId="6027C746" w16cex:dateUtc="2026-07-05T04:27:00Z"/>
-  <w16cex:commentExtensible w16cex:durableId="65586184" w16cex:dateUtc="2026-07-05T04:25:00Z"/>
-</w16cex:commentsExtensible>
-</file>
-
-<file path=word/commentsIds.xml><?xml version="1.0" encoding="utf-8"?>
-<w16cid:commentsIds xmlns:wpc="http://schemas.microsoft.com/office/word/2010/wordprocessingCanvas" xmlns:cx="http://schemas.microsoft.com/office/drawing/2014/chartex" xmlns:cx1="http://schemas.microsoft.com/office/drawing/2015/9/8/chartex" xmlns:cx2="http://schemas.microsoft.com/office/drawing/2015/10/21/chartex" xmlns:cx3="http://schemas.microsoft.com/office/drawing/2016/5/9/chartex" xmlns:cx4="http://schemas.microsoft.com/office/drawing/2016/5/10/chartex" xmlns:cx5="http://schemas.microsoft.com/office/drawing/2016/5/11/chartex" xmlns:cx6="http://schemas.microsoft.com/office/drawing/2016/5/12/chartex" xmlns:cx7="http://schemas.microsoft.com/office/drawing/2016/5/13/chartex" xmlns:cx8="http://schemas.microsoft.com/office/drawing/2016/5/14/chartex" xmlns:mc="http://schemas.openxmlformats.org/markup-compatibility/2006" xmlns:aink="http://schemas.microsoft.com/office/drawing/2016/ink" xmlns:am3d="http://schemas.microsoft.com/office/drawing/2017/model3d" xmlns:o="urn:schemas-microsoft-com:office:office" xmlns:oel="http://schemas.microsoft.com/office/2019/extlst" xmlns:r="http://schemas.openxmlformats.org/officeDocument/2006/relationships" xmlns:m="http://schemas.openxmlformats.org/officeDocument/2006/math" xmlns:v="urn:schemas-microsoft-com:vml" xmlns:wp14="http://schemas.microsoft.com/office/word/2010/wordprocessingDrawing" xmlns:wp="http://schemas.openxmlformats.org/drawingml/2006/wordprocessingDrawing" xmlns:w10="urn:schemas-microsoft-com:office:word" xmlns:w="http://schemas.openxmlformats.org/wordprocessingml/2006/main" xmlns:w14="http://schemas.microsoft.com/office/word/2010/wordml" xmlns:w15="http://schemas.microsoft.com/office/word/2012/wordml" xmlns:w16cex="http://schemas.microsoft.com/office/word/2018/wordml/cex" xmlns:w16cid="http://schemas.microsoft.com/office/word/2016/wordml/cid" xmlns:w16="http://schemas.microsoft.com/office/word/2018/wordml" xmlns:w16du="http://schemas.microsoft.com/office/word/2023/wordml/word16du" xmlns:w16sdtdh="http://schemas.microsoft.com/office/word/2020/wordml/sdtdatahash" xmlns:w16sdtfl="http://schemas.microsoft.com/office/word/2024/wordml/sdtformatlock" xmlns:w16se="http://schemas.microsoft.com/office/word/2015/wordml/symex" xmlns:wpg="http://schemas.microsoft.com/office/word/2010/wordprocessingGroup" xmlns:wpi="http://schemas.microsoft.com/office/word/2010/wordprocessingInk" xmlns:wne="http://schemas.microsoft.com/office/word/2006/wordml" xmlns:wps="http://schemas.microsoft.com/office/word/2010/wordprocessingShape" mc:Ignorable="w14 w15 w16se w16cid w16 w16cex w16sdtdh w16sdtfl w16du wp14">
-  <w16cid:commentId w16cid:paraId="15E78A1C" w16cid:durableId="29B203FF"/>
-  <w16cid:commentId w16cid:paraId="1A2451D6" w16cid:durableId="6018AF0F"/>
-  <w16cid:commentId w16cid:paraId="13F7DF66" w16cid:durableId="60E770CD"/>
-  <w16cid:commentId w16cid:paraId="345C6892" w16cid:durableId="2AB30B21"/>
-  <w16cid:commentId w16cid:paraId="7B76CABF" w16cid:durableId="1C874ED2"/>
-  <w16cid:commentId w16cid:paraId="163CC7CC" w16cid:durableId="6027C746"/>
-  <w16cid:commentId w16cid:paraId="1053D12A" w16cid:durableId="65586184"/>
-</w16cid:commentsIds>
 </file>
 
 <file path=word/numbering.xml><?xml version="1.0" encoding="utf-8"?>
@@ -37452,14 +36835,6 @@
     <w:abstractNumId w:val="10"/>
   </w:num>
 </w:numbering>
-</file>
-
-<file path=word/people.xml><?xml version="1.0" encoding="utf-8"?>
-<w15:people xmlns:wpc="http://schemas.microsoft.com/office/word/2010/wordprocessingCanvas" xmlns:cx="http://schemas.microsoft.com/office/drawing/2014/chartex" xmlns:cx1="http://schemas.microsoft.com/office/drawing/2015/9/8/chartex" xmlns:cx2="http://schemas.microsoft.com/office/drawing/2015/10/21/chartex" xmlns:cx3="http://schemas.microsoft.com/office/drawing/2016/5/9/chartex" xmlns:cx4="http://schemas.microsoft.com/office/drawing/2016/5/10/chartex" xmlns:cx5="http://schemas.microsoft.com/office/drawing/2016/5/11/chartex" xmlns:cx6="http://schemas.microsoft.com/office/drawing/2016/5/12/chartex" xmlns:cx7="http://schemas.microsoft.com/office/drawing/2016/5/13/chartex" xmlns:cx8="http://schemas.microsoft.com/office/drawing/2016/5/14/chartex" xmlns:mc="http://schemas.openxmlformats.org/markup-compatibility/2006" xmlns:aink="http://schemas.microsoft.com/office/drawing/2016/ink" xmlns:am3d="http://schemas.microsoft.com/office/drawing/2017/model3d" xmlns:o="urn:schemas-microsoft-com:office:office" xmlns:oel="http://schemas.microsoft.com/office/2019/extlst" xmlns:r="http://schemas.openxmlformats.org/officeDocument/2006/relationships" xmlns:m="http://schemas.openxmlformats.org/officeDocument/2006/math" xmlns:v="urn:schemas-microsoft-com:vml" xmlns:wp14="http://schemas.microsoft.com/office/word/2010/wordprocessingDrawing" xmlns:wp="http://schemas.openxmlformats.org/drawingml/2006/wordprocessingDrawing" xmlns:w10="urn:schemas-microsoft-com:office:word" xmlns:w="http://schemas.openxmlformats.org/wordprocessingml/2006/main" xmlns:w14="http://schemas.microsoft.com/office/word/2010/wordml" xmlns:w15="http://schemas.microsoft.com/office/word/2012/wordml" xmlns:w16cex="http://schemas.microsoft.com/office/word/2018/wordml/cex" xmlns:w16cid="http://schemas.microsoft.com/office/word/2016/wordml/cid" xmlns:w16="http://schemas.microsoft.com/office/word/2018/wordml" xmlns:w16du="http://schemas.microsoft.com/office/word/2023/wordml/word16du" xmlns:w16sdtdh="http://schemas.microsoft.com/office/word/2020/wordml/sdtdatahash" xmlns:w16sdtfl="http://schemas.microsoft.com/office/word/2024/wordml/sdtformatlock" xmlns:w16se="http://schemas.microsoft.com/office/word/2015/wordml/symex" xmlns:wpg="http://schemas.microsoft.com/office/word/2010/wordprocessingGroup" xmlns:wpi="http://schemas.microsoft.com/office/word/2010/wordprocessingInk" xmlns:wne="http://schemas.microsoft.com/office/word/2006/wordml" xmlns:wps="http://schemas.microsoft.com/office/word/2010/wordprocessingShape" mc:Ignorable="w14 w15 w16se w16cid w16 w16cex w16sdtdh w16sdtfl w16du wp14">
-  <w15:person w15:author="nh">
-    <w15:presenceInfo w15:providerId="None" w15:userId="nh"/>
-  </w15:person>
-</w15:people>
 </file>
 
 <file path=word/styles.xml><?xml version="1.0" encoding="utf-8"?>

--- a/paper/[Opt. Express] Design and Simulation of a Broadband Tunable Transmittance Optical Filter Using Sb2Se3 Phase Change Material.docx
+++ b/paper/[Opt. Express] Design and Simulation of a Broadband Tunable Transmittance Optical Filter Using Sb2Se3 Phase Change Material.docx
@@ -187,121 +187,86 @@
           <w:rFonts w:cs="Arial"/>
           <w:vertAlign w:val="superscript"/>
         </w:rPr>
-        <w:t>1</w:t>
+        <w:t>1,†</w:t>
+      </w:r>
+      <w:r>
+        <w:rPr>
+          <w:rFonts w:cs="Arial"/>
+        </w:rPr>
+        <w:t xml:space="preserve"> </w:t>
+      </w:r>
+      <w:bookmarkStart w:id="0" w:name="_Hlk173847223"/>
+      <w:r>
+        <w:rPr>
+          <w:rFonts w:cs="Arial"/>
+        </w:rPr>
+        <w:t>Prathan Buranasiri</w:t>
+      </w:r>
+      <w:r>
+        <w:rPr>
+          <w:rFonts w:cs="Arial"/>
+        </w:rPr>
+        <w:t>,</w:t>
       </w:r>
       <w:r>
         <w:rPr>
           <w:rFonts w:cs="Arial"/>
           <w:vertAlign w:val="superscript"/>
         </w:rPr>
-        <w:t>,</w:t>
-      </w:r>
+        <w:t>1,</w:t>
+      </w:r>
+      <w:bookmarkEnd w:id="0"/>
       <w:r>
         <w:rPr>
           <w:rFonts w:cs="Arial"/>
           <w:vertAlign w:val="superscript"/>
         </w:rPr>
-        <w:t>†</w:t>
-      </w:r>
-      <w:r>
-        <w:rPr>
-          <w:rFonts w:cs="Arial"/>
-        </w:rPr>
-        <w:t xml:space="preserve"> </w:t>
-      </w:r>
-      <w:bookmarkStart w:id="0" w:name="_Hlk173847223"/>
-      <w:r>
-        <w:rPr>
-          <w:rFonts w:cs="Arial"/>
-        </w:rPr>
-        <w:t>Prathan Buranasiri</w:t>
-      </w:r>
-      <w:r>
-        <w:rPr>
-          <w:rFonts w:cs="Arial"/>
-        </w:rPr>
-        <w:t>,</w:t>
+        <w:t>2,</w:t>
       </w:r>
       <w:r>
         <w:rPr>
           <w:rFonts w:cs="Arial"/>
           <w:vertAlign w:val="superscript"/>
         </w:rPr>
-        <w:t>1,</w:t>
-      </w:r>
-      <w:bookmarkEnd w:id="0"/>
+        <w:t>†</w:t>
+      </w:r>
+      <w:r>
+        <w:rPr>
+          <w:rFonts w:cs="Arial"/>
+        </w:rPr>
+        <w:t xml:space="preserve"> </w:t>
+      </w:r>
+      <w:r>
+        <w:rPr>
+          <w:rFonts w:cs="Arial"/>
+        </w:rPr>
+        <w:t>Suebtarkul Suchat,</w:t>
+      </w:r>
       <w:r>
         <w:rPr>
           <w:rFonts w:cs="Arial"/>
           <w:vertAlign w:val="superscript"/>
         </w:rPr>
-        <w:t>2</w:t>
+        <w:t xml:space="preserve">3 </w:t>
+      </w:r>
+      <w:r>
+        <w:rPr>
+          <w:rFonts w:cs="Arial"/>
+        </w:rPr>
+        <w:t xml:space="preserve">and </w:t>
+      </w:r>
+      <w:r>
+        <w:rPr>
+          <w:rFonts w:cs="Arial"/>
+        </w:rPr>
+        <w:t>Surawut Wicharn</w:t>
       </w:r>
       <w:r>
         <w:rPr>
           <w:rFonts w:cs="Arial"/>
           <w:vertAlign w:val="superscript"/>
         </w:rPr>
-        <w:t>,</w:t>
-      </w:r>
-      <w:r>
-        <w:rPr>
-          <w:rFonts w:cs="Arial"/>
-          <w:vertAlign w:val="superscript"/>
-        </w:rPr>
-        <w:t>†</w:t>
-      </w:r>
-      <w:r>
-        <w:rPr>
-          <w:rFonts w:cs="Arial"/>
-        </w:rPr>
-        <w:t xml:space="preserve"> </w:t>
-      </w:r>
-      <w:r>
-        <w:rPr>
-          <w:rFonts w:cs="Arial"/>
-        </w:rPr>
-        <w:t>Suebtarkul Suchat,</w:t>
-      </w:r>
-      <w:r>
-        <w:rPr>
-          <w:rFonts w:cs="Arial"/>
-          <w:vertAlign w:val="superscript"/>
-        </w:rPr>
-        <w:t>3</w:t>
-      </w:r>
-      <w:r>
-        <w:rPr>
-          <w:rFonts w:cs="Arial"/>
-          <w:vertAlign w:val="superscript"/>
-        </w:rPr>
-        <w:t xml:space="preserve"> </w:t>
-      </w:r>
-      <w:r>
-        <w:rPr>
-          <w:rFonts w:cs="Arial"/>
-        </w:rPr>
-        <w:t xml:space="preserve">and </w:t>
-      </w:r>
-      <w:r>
-        <w:rPr>
-          <w:rFonts w:cs="Arial"/>
-        </w:rPr>
-        <w:t>Surawut Wicharn</w:t>
-      </w:r>
-      <w:r>
-        <w:rPr>
-          <w:rFonts w:cs="Arial"/>
-          <w:vertAlign w:val="superscript"/>
-        </w:rPr>
-        <w:t>4</w:t>
-      </w:r>
-      <w:r>
-        <w:rPr>
-          <w:rFonts w:cs="Arial"/>
-          <w:vertAlign w:val="superscript"/>
-        </w:rPr>
-        <w:t>,*</w:t>
+        <w:t>4,*</w:t>
       </w:r>
     </w:p>
     <w:p>
@@ -380,49 +345,66 @@
       <w:pPr>
         <w:pStyle w:val="03AuthorAffiliation"/>
         <w:rPr>
+          <w:del w:id="1" w:author="Chettanat Padungatthakij" w:date="2026-07-07T10:52:00Z" w16du:dateUtc="2026-07-07T03:52:00Z"/>
           <w:rFonts w:cs="Times New Roman"/>
         </w:rPr>
       </w:pPr>
-      <w:r>
-        <w:rPr>
-          <w:rFonts w:cs="Times New Roman"/>
-          <w:vertAlign w:val="superscript"/>
-        </w:rPr>
-        <w:t>3</w:t>
-      </w:r>
-      <w:r>
-        <w:rPr>
-          <w:rFonts w:cs="Times New Roman"/>
-        </w:rPr>
-        <w:t>Department of Physics, Faculty of Science, Srinakharinwirot University, Bangkok</w:t>
-      </w:r>
-      <w:r>
-        <w:rPr>
-          <w:rFonts w:cs="Times New Roman"/>
-        </w:rPr>
-        <w:t xml:space="preserve"> 10110</w:t>
-      </w:r>
-      <w:r>
-        <w:rPr>
-          <w:rFonts w:cs="Times New Roman"/>
-        </w:rPr>
-        <w:t>, Thailand</w:t>
-      </w:r>
+      <w:del w:id="2" w:author="Chettanat Padungatthakij" w:date="2026-07-07T10:52:00Z" w16du:dateUtc="2026-07-07T03:52:00Z">
+        <w:r>
+          <w:rPr>
+            <w:rFonts w:cs="Times New Roman"/>
+            <w:vertAlign w:val="superscript"/>
+          </w:rPr>
+          <w:delText>3</w:delText>
+        </w:r>
+        <w:r>
+          <w:rPr>
+            <w:rFonts w:cs="Times New Roman"/>
+          </w:rPr>
+          <w:delText>Department of Physics, Faculty of Science, Srinakharinwirot University, Bangkok</w:delText>
+        </w:r>
+        <w:r>
+          <w:rPr>
+            <w:rFonts w:cs="Times New Roman"/>
+          </w:rPr>
+          <w:delText xml:space="preserve"> 10110</w:delText>
+        </w:r>
+        <w:r>
+          <w:rPr>
+            <w:rFonts w:cs="Times New Roman"/>
+          </w:rPr>
+          <w:delText>, Thailand</w:delText>
+        </w:r>
+      </w:del>
     </w:p>
     <w:p>
       <w:pPr>
         <w:pStyle w:val="03AuthorAffiliation"/>
         <w:rPr>
-          <w:rFonts w:cs="Times New Roman"/>
+          <w:ins w:id="3" w:author="Chettanat Padungatthakij" w:date="2026-07-07T10:52:00Z" w16du:dateUtc="2026-07-07T03:52:00Z"/>
+          <w:lang w:bidi="th-TH"/>
         </w:rPr>
       </w:pPr>
-      <w:r>
-        <w:rPr>
-          <w:rFonts w:cs="Times New Roman"/>
-          <w:vertAlign w:val="superscript"/>
-        </w:rPr>
-        <w:t>4</w:t>
-      </w:r>
+      <w:ins w:id="4" w:author="Chettanat Padungatthakij" w:date="2026-07-07T10:52:00Z" w16du:dateUtc="2026-07-07T03:52:00Z">
+        <w:r>
+          <w:rPr>
+            <w:rFonts w:hint="cs"/>
+            <w:vertAlign w:val="superscript"/>
+            <w:cs/>
+            <w:lang w:bidi="th-TH"/>
+          </w:rPr>
+          <w:t>3</w:t>
+        </w:r>
+      </w:ins>
+      <w:del w:id="5" w:author="Chettanat Padungatthakij" w:date="2026-07-07T10:52:00Z" w16du:dateUtc="2026-07-07T03:52:00Z">
+        <w:r>
+          <w:rPr>
+            <w:rFonts w:cs="Times New Roman"/>
+            <w:vertAlign w:val="superscript"/>
+          </w:rPr>
+          <w:delText>4</w:delText>
+        </w:r>
+      </w:del>
       <w:r>
         <w:rPr>
           <w:rFonts w:cs="Times New Roman"/>
@@ -441,12 +423,56 @@
         </w:rPr>
         <w:t>, Thailand</w:t>
       </w:r>
+    </w:p>
+    <w:p>
+      <w:pPr>
+        <w:pStyle w:val="03AuthorAffiliation"/>
+        <w:rPr>
+          <w:rFonts w:hint="cs"/>
+          <w:cs/>
+          <w:lang w:bidi="th-TH"/>
+          <w:rPrChange w:id="6" w:author="Chettanat Padungatthakij" w:date="2026-07-07T10:52:00Z" w16du:dateUtc="2026-07-07T03:52:00Z">
+            <w:rPr>
+              <w:rFonts w:cs="Times New Roman"/>
+            </w:rPr>
+          </w:rPrChange>
+        </w:rPr>
+      </w:pPr>
+      <w:ins w:id="7" w:author="Chettanat Padungatthakij" w:date="2026-07-07T10:52:00Z" w16du:dateUtc="2026-07-07T03:52:00Z">
+        <w:r>
+          <w:rPr>
+            <w:rFonts w:hint="cs"/>
+            <w:vertAlign w:val="superscript"/>
+            <w:cs/>
+            <w:lang w:bidi="th-TH"/>
+          </w:rPr>
+          <w:t>4</w:t>
+        </w:r>
+        <w:r>
+          <w:rPr>
+            <w:rFonts w:cs="Times New Roman"/>
+          </w:rPr>
+          <w:t>Department of Physics, Faculty of Science, Srinakharinwirot University, Bangkok</w:t>
+        </w:r>
+        <w:r>
+          <w:rPr>
+            <w:rFonts w:cs="Times New Roman"/>
+          </w:rPr>
+          <w:t xml:space="preserve"> 10110</w:t>
+        </w:r>
+        <w:r>
+          <w:rPr>
+            <w:rFonts w:cs="Times New Roman"/>
+          </w:rPr>
+          <w:t>, Thailand</w:t>
+        </w:r>
+      </w:ins>
     </w:p>
     <w:p>
       <w:pPr>
         <w:pStyle w:val="03AuthorAffiliation"/>
       </w:pPr>
-      <w:bookmarkStart w:id="1" w:name="_Hlk173847279"/>
+      <w:bookmarkStart w:id="8" w:name="_Hlk173847279"/>
       <w:r>
         <w:rPr>
           <w:rFonts w:cs="Arial"/>
@@ -454,7 +480,7 @@
         </w:rPr>
         <w:t>†</w:t>
       </w:r>
-      <w:bookmarkEnd w:id="1"/>
+      <w:bookmarkEnd w:id="8"/>
       <w:r>
         <w:t>These authors contributed equally.</w:t>
       </w:r>
@@ -2663,7 +2689,14 @@
         <w:rPr>
           <w:rFonts w:cs="Times New Roman"/>
         </w:rPr>
-        <w:t xml:space="preserve"> in the insulating phase (cold state)</w:t>
+        <w:t xml:space="preserve"> in </w:t>
+      </w:r>
+      <w:r>
+        <w:rPr>
+          <w:rFonts w:cs="Times New Roman"/>
+        </w:rPr>
+        <w:lastRenderedPageBreak/>
+        <w:t>the insulating phase (cold state)</w:t>
       </w:r>
       <w:r>
         <w:rPr>
@@ -2718,15 +2751,7 @@
           <w:rFonts w:eastAsia="MS Mincho" w:cs="Times New Roman"/>
           <w:color w:val="000000"/>
         </w:rPr>
-        <w:t xml:space="preserve">the metallic phase </w:t>
-      </w:r>
-      <w:r>
-        <w:rPr>
-          <w:rFonts w:eastAsia="MS Mincho" w:cs="Times New Roman"/>
-          <w:color w:val="000000"/>
-        </w:rPr>
-        <w:lastRenderedPageBreak/>
-        <w:t xml:space="preserve">(hot state) </w:t>
+        <w:t xml:space="preserve">the metallic phase (hot state) </w:t>
       </w:r>
       <w:r>
         <w:rPr>
@@ -7129,10 +7154,16 @@
       <w:r>
         <w:rPr>
           <w:rFonts w:cs="Times New Roman"/>
+        </w:rPr>
+        <w:t>Δ</w:t>
+      </w:r>
+      <w:r>
+        <w:rPr>
+          <w:rFonts w:cs="Times New Roman"/>
           <w:i/>
           <w:iCs/>
         </w:rPr>
-        <w:t>Δn = n</w:t>
+        <w:t>n = n</w:t>
       </w:r>
       <w:r>
         <w:rPr>
@@ -7228,10 +7259,16 @@
       <w:r>
         <w:rPr>
           <w:rFonts w:cs="Times New Roman"/>
+        </w:rPr>
+        <w:t>Δ</w:t>
+      </w:r>
+      <w:r>
+        <w:rPr>
+          <w:rFonts w:cs="Times New Roman"/>
           <w:i/>
           <w:iCs/>
         </w:rPr>
-        <w:t>Δn</w:t>
+        <w:t>n</w:t>
       </w:r>
       <w:r>
         <w:rPr>
@@ -7263,16 +7300,28 @@
       <w:r>
         <w:rPr>
           <w:rFonts w:cs="Times New Roman"/>
+        </w:rPr>
+        <w:t>Δ</w:t>
+      </w:r>
+      <w:r>
+        <w:rPr>
+          <w:rFonts w:cs="Times New Roman"/>
           <w:i/>
           <w:iCs/>
         </w:rPr>
-        <w:t>Δn</w:t>
-      </w:r>
-      <w:r>
-        <w:rPr>
-          <w:rFonts w:cs="Times New Roman"/>
-        </w:rPr>
-        <w:t xml:space="preserve"> also helps with broadband designs.</w:t>
+        <w:t>n</w:t>
+      </w:r>
+      <w:r>
+        <w:rPr>
+          <w:rFonts w:cs="Times New Roman"/>
+        </w:rPr>
+        <w:t xml:space="preserve"> </w:t>
+      </w:r>
+      <w:r>
+        <w:rPr>
+          <w:rFonts w:cs="Times New Roman"/>
+        </w:rPr>
+        <w:t>also helps with broadband designs.</w:t>
       </w:r>
     </w:p>
     <w:p>
@@ -7348,7 +7397,9 @@
       <w:pPr>
         <w:pStyle w:val="12FigureCaptionLong"/>
         <w:rPr>
-          <w:rFonts w:cs="Times New Roman"/>
+          <w:rFonts w:hint="cs"/>
+          <w:cs/>
+          <w:lang w:bidi="th-TH"/>
         </w:rPr>
       </w:pPr>
       <w:r>
@@ -7587,8 +7638,6 @@
       <w:r>
         <w:rPr>
           <w:rFonts w:cs="Times New Roman"/>
-          <w:i/>
-          <w:iCs/>
         </w:rPr>
         <w:t>Δ</w:t>
       </w:r>
@@ -9523,8 +9572,6 @@
       <w:r>
         <w:rPr>
           <w:rFonts w:cs="Times New Roman"/>
-          <w:i/>
-          <w:iCs/>
           <w:vertAlign w:val="subscript"/>
         </w:rPr>
         <w:t xml:space="preserve">0 </w:t>
@@ -10480,7 +10527,7 @@
                 </m:sSub>
               </m:e>
             </m:d>
-            <w:bookmarkStart w:id="2" w:name="_Hlk234148607"/>
+            <w:bookmarkStart w:id="9" w:name="_Hlk234148607"/>
             <m:r>
               <m:rPr>
                 <m:sty m:val="p"/>
@@ -10491,7 +10538,7 @@
               </w:rPr>
               <m:t>-</m:t>
             </m:r>
-            <w:bookmarkEnd w:id="2"/>
+            <w:bookmarkEnd w:id="9"/>
             <m:d>
               <m:dPr>
                 <m:ctrlPr>
@@ -11884,43 +11931,113 @@
       <w:r>
         <w:rPr>
           <w:rFonts w:cs="Times New Roman"/>
+          <w:vertAlign w:val="subscript"/>
+        </w:rPr>
+        <w:t>0</w:t>
+      </w:r>
+      <w:r>
+        <w:rPr>
+          <w:rFonts w:cs="Times New Roman"/>
+        </w:rPr>
+        <w:t xml:space="preserve"> = 1064 nm, if we use 3-mm-thick SiO</w:t>
+      </w:r>
+      <w:r>
+        <w:rPr>
+          <w:rFonts w:cs="Times New Roman"/>
+          <w:vertAlign w:val="subscript"/>
+        </w:rPr>
+        <w:t>2</w:t>
+      </w:r>
+      <w:r>
+        <w:rPr>
+          <w:rFonts w:cs="Times New Roman"/>
+        </w:rPr>
+        <w:t xml:space="preserve"> as </w:t>
+      </w:r>
+      <w:r>
+        <w:rPr>
+          <w:rFonts w:eastAsia="MS Mincho" w:cs="Times New Roman"/>
+          <w:color w:val="000000"/>
+        </w:rPr>
+        <w:t>the substrate</w:t>
+      </w:r>
+      <w:r>
+        <w:rPr>
+          <w:rFonts w:cs="Times New Roman"/>
+        </w:rPr>
+        <w:t xml:space="preserve"> (</w:t>
+      </w:r>
+      <w:r>
+        <w:rPr>
+          <w:rFonts w:cs="Times New Roman"/>
+          <w:i/>
+          <w:iCs/>
+        </w:rPr>
+        <w:t>n</w:t>
+      </w:r>
+      <w:r>
+        <w:rPr>
+          <w:rFonts w:cs="Times New Roman"/>
           <w:i/>
           <w:iCs/>
           <w:vertAlign w:val="subscript"/>
         </w:rPr>
-        <w:t>0</w:t>
-      </w:r>
-      <w:r>
-        <w:rPr>
-          <w:rFonts w:cs="Times New Roman"/>
-        </w:rPr>
-        <w:t xml:space="preserve"> = 1064 nm, if we use 3-mm-thick SiO</w:t>
-      </w:r>
-      <w:r>
-        <w:rPr>
-          <w:rFonts w:cs="Times New Roman"/>
-          <w:vertAlign w:val="subscript"/>
-        </w:rPr>
-        <w:t>2</w:t>
-      </w:r>
-      <w:r>
-        <w:rPr>
-          <w:rFonts w:cs="Times New Roman"/>
-        </w:rPr>
-        <w:t xml:space="preserve"> as </w:t>
-      </w:r>
-      <w:r>
-        <w:rPr>
-          <w:rFonts w:eastAsia="MS Mincho" w:cs="Times New Roman"/>
-          <w:color w:val="000000"/>
-        </w:rPr>
-        <w:t>the substrate</w:t>
-      </w:r>
-      <w:r>
-        <w:rPr>
-          <w:rFonts w:cs="Times New Roman"/>
-        </w:rPr>
-        <w:t xml:space="preserve"> (</w:t>
+        <w:t>s</w:t>
+      </w:r>
+      <w:r>
+        <w:rPr>
+          <w:rFonts w:cs="Times New Roman"/>
+        </w:rPr>
+        <w:t xml:space="preserve"> = 1.46)</w:t>
+      </w:r>
+      <w:r>
+        <w:rPr>
+          <w:rFonts w:cs="Times New Roman"/>
+        </w:rPr>
+        <w:t xml:space="preserve"> </w:t>
+      </w:r>
+      <w:r>
+        <w:rPr>
+          <w:rFonts w:cs="Times New Roman"/>
+        </w:rPr>
+        <w:fldChar w:fldCharType="begin"/>
+      </w:r>
+      <w:r>
+        <w:rPr>
+          <w:rFonts w:cs="Times New Roman"/>
+        </w:rPr>
+        <w:instrText xml:space="preserve"> ADDIN EN.CITE &lt;EndNote&gt;&lt;Cite&gt;&lt;Author&gt;Franta&lt;/Author&gt;&lt;Year&gt;2016&lt;/Year&gt;&lt;RecNum&gt;97&lt;/RecNum&gt;&lt;DisplayText&gt;[24]&lt;/DisplayText&gt;&lt;record&gt;&lt;rec-number&gt;97&lt;/rec-number&gt;&lt;foreign-keys&gt;&lt;key app="EN" db-id="v920pft06rp9dbex2ap500x99x5rrtswxzss" timestamp="1776660410"&gt;97&lt;/key&gt;&lt;/foreign-keys&gt;&lt;ref-type name="Book"&gt;6&lt;/ref-type&gt;&lt;contributors&gt;&lt;authors&gt;&lt;author&gt;Franta, Daniel&lt;/author&gt;&lt;author&gt;Nečas, David&lt;/author&gt;&lt;author&gt;Ohlídal, Ivan&lt;/author&gt;&lt;author&gt;Giglia, Angelo&lt;/author&gt;&lt;/authors&gt;&lt;/contributors&gt;&lt;titles&gt;&lt;title&gt;Optical characterization of SiO2 thin films using universal dispersion model over wide spectral range&lt;/title&gt;&lt;secondary-title&gt;SPIE Photonics Europe&lt;/secondary-title&gt;&lt;/titles&gt;&lt;volume&gt;9890&lt;/volume&gt;&lt;section&gt;EPE&lt;/section&gt;&lt;dates&gt;&lt;year&gt;2016&lt;/year&gt;&lt;/dates&gt;&lt;publisher&gt;SPIE&lt;/publisher&gt;&lt;urls&gt;&lt;related-urls&gt;&lt;url&gt;https://doi.org/10.1117/12.2227580&lt;/url&gt;&lt;/related-urls&gt;&lt;/urls&gt;&lt;/record&gt;&lt;/Cite&gt;&lt;/EndNote&gt;</w:instrText>
+      </w:r>
+      <w:r>
+        <w:rPr>
+          <w:rFonts w:cs="Times New Roman"/>
+        </w:rPr>
+        <w:fldChar w:fldCharType="separate"/>
+      </w:r>
+      <w:r>
+        <w:rPr>
+          <w:rFonts w:cs="Times New Roman"/>
+          <w:noProof/>
+        </w:rPr>
+        <w:t>[24]</w:t>
+      </w:r>
+      <w:r>
+        <w:rPr>
+          <w:rFonts w:cs="Times New Roman"/>
+        </w:rPr>
+        <w:fldChar w:fldCharType="end"/>
+      </w:r>
+      <w:r>
+        <w:rPr>
+          <w:rFonts w:cs="Times New Roman"/>
+        </w:rPr>
+        <w:t xml:space="preserve">, the ideal QWOT-film thickness is calculated from Eq.10 to </w:t>
+      </w:r>
+      <w:r>
+        <w:rPr>
+          <w:rFonts w:cs="Times New Roman"/>
+        </w:rPr>
+        <w:t xml:space="preserve">be </w:t>
       </w:r>
       <w:r>
         <w:rPr>
@@ -11937,13 +12054,44 @@
           <w:iCs/>
           <w:vertAlign w:val="subscript"/>
         </w:rPr>
-        <w:t>s</w:t>
-      </w:r>
-      <w:r>
-        <w:rPr>
-          <w:rFonts w:cs="Times New Roman"/>
-        </w:rPr>
-        <w:t xml:space="preserve"> = 1.46)</w:t>
+        <w:t>ideal</w:t>
+      </w:r>
+      <w:r>
+        <w:rPr>
+          <w:rFonts w:cs="Times New Roman"/>
+        </w:rPr>
+        <w:t xml:space="preserve"> = </w:t>
+      </w:r>
+      <w:r>
+        <w:rPr>
+          <w:rFonts w:cs="Times New Roman"/>
+        </w:rPr>
+        <w:t>1</w:t>
+      </w:r>
+      <w:r>
+        <w:rPr>
+          <w:rFonts w:cs="Times New Roman"/>
+        </w:rPr>
+        <w:t xml:space="preserve">.21. </w:t>
+      </w:r>
+      <w:r>
+        <w:rPr>
+          <w:rFonts w:cs="Times New Roman"/>
+        </w:rPr>
+        <w:t>The</w:t>
+      </w:r>
+      <w:r>
+        <w:rPr>
+          <w:rFonts w:cs="Times New Roman"/>
+        </w:rPr>
+        <w:t xml:space="preserve"> material with the closest refractive index is MgF</w:t>
+      </w:r>
+      <w:r>
+        <w:rPr>
+          <w:rFonts w:cs="Times New Roman"/>
+          <w:vertAlign w:val="subscript"/>
+        </w:rPr>
+        <w:t>2</w:t>
       </w:r>
       <w:r>
         <w:rPr>
@@ -11955,44 +12103,7 @@
         <w:rPr>
           <w:rFonts w:cs="Times New Roman"/>
         </w:rPr>
-        <w:fldChar w:fldCharType="begin"/>
-      </w:r>
-      <w:r>
-        <w:rPr>
-          <w:rFonts w:cs="Times New Roman"/>
-        </w:rPr>
-        <w:instrText xml:space="preserve"> ADDIN EN.CITE &lt;EndNote&gt;&lt;Cite&gt;&lt;Author&gt;Franta&lt;/Author&gt;&lt;Year&gt;2016&lt;/Year&gt;&lt;RecNum&gt;97&lt;/RecNum&gt;&lt;DisplayText&gt;[24]&lt;/DisplayText&gt;&lt;record&gt;&lt;rec-number&gt;97&lt;/rec-number&gt;&lt;foreign-keys&gt;&lt;key app="EN" db-id="v920pft06rp9dbex2ap500x99x5rrtswxzss" timestamp="1776660410"&gt;97&lt;/key&gt;&lt;/foreign-keys&gt;&lt;ref-type name="Book"&gt;6&lt;/ref-type&gt;&lt;contributors&gt;&lt;authors&gt;&lt;author&gt;Franta, Daniel&lt;/author&gt;&lt;author&gt;Nečas, David&lt;/author&gt;&lt;author&gt;Ohlídal, Ivan&lt;/author&gt;&lt;author&gt;Giglia, Angelo&lt;/author&gt;&lt;/authors&gt;&lt;/contributors&gt;&lt;titles&gt;&lt;title&gt;Optical characterization of SiO2 thin films using universal dispersion model over wide spectral range&lt;/title&gt;&lt;secondary-title&gt;SPIE Photonics Europe&lt;/secondary-title&gt;&lt;/titles&gt;&lt;volume&gt;9890&lt;/volume&gt;&lt;section&gt;EPE&lt;/section&gt;&lt;dates&gt;&lt;year&gt;2016&lt;/year&gt;&lt;/dates&gt;&lt;publisher&gt;SPIE&lt;/publisher&gt;&lt;urls&gt;&lt;related-urls&gt;&lt;url&gt;https://doi.org/10.1117/12.2227580&lt;/url&gt;&lt;/related-urls&gt;&lt;/urls&gt;&lt;/record&gt;&lt;/Cite&gt;&lt;/EndNote&gt;</w:instrText>
-      </w:r>
-      <w:r>
-        <w:rPr>
-          <w:rFonts w:cs="Times New Roman"/>
-        </w:rPr>
-        <w:fldChar w:fldCharType="separate"/>
-      </w:r>
-      <w:r>
-        <w:rPr>
-          <w:rFonts w:cs="Times New Roman"/>
-          <w:noProof/>
-        </w:rPr>
-        <w:t>[24]</w:t>
-      </w:r>
-      <w:r>
-        <w:rPr>
-          <w:rFonts w:cs="Times New Roman"/>
-        </w:rPr>
-        <w:fldChar w:fldCharType="end"/>
-      </w:r>
-      <w:r>
-        <w:rPr>
-          <w:rFonts w:cs="Times New Roman"/>
-        </w:rPr>
-        <w:t xml:space="preserve">, the ideal QWOT-film thickness is calculated from Eq.10 to </w:t>
-      </w:r>
-      <w:r>
-        <w:rPr>
-          <w:rFonts w:cs="Times New Roman"/>
-        </w:rPr>
-        <w:t xml:space="preserve">be </w:t>
+        <w:t>(</w:t>
       </w:r>
       <w:r>
         <w:rPr>
@@ -12005,48 +12116,9 @@
       <w:r>
         <w:rPr>
           <w:rFonts w:cs="Times New Roman"/>
-          <w:i/>
-          <w:iCs/>
           <w:vertAlign w:val="subscript"/>
         </w:rPr>
-        <w:t>ideal</w:t>
-      </w:r>
-      <w:r>
-        <w:rPr>
-          <w:rFonts w:cs="Times New Roman"/>
-        </w:rPr>
-        <w:t xml:space="preserve"> = </w:t>
-      </w:r>
-      <w:r>
-        <w:rPr>
-          <w:rFonts w:cs="Times New Roman"/>
-        </w:rPr>
-        <w:t>1</w:t>
-      </w:r>
-      <w:r>
-        <w:rPr>
-          <w:rFonts w:cs="Times New Roman"/>
-        </w:rPr>
-        <w:t xml:space="preserve">.21. </w:t>
-      </w:r>
-      <w:r>
-        <w:rPr>
-          <w:rFonts w:cs="Times New Roman"/>
-        </w:rPr>
-        <w:t>The</w:t>
-      </w:r>
-      <w:r>
-        <w:rPr>
-          <w:rFonts w:cs="Times New Roman"/>
-        </w:rPr>
-        <w:t xml:space="preserve"> material with the closest refractive index is MgF</w:t>
-      </w:r>
-      <w:r>
-        <w:rPr>
-          <w:rFonts w:cs="Times New Roman"/>
-          <w:vertAlign w:val="subscript"/>
-        </w:rPr>
-        <w:t>2</w:t>
+        <w:t>MgF2</w:t>
       </w:r>
       <w:r>
         <w:rPr>
@@ -12058,30 +12130,7 @@
         <w:rPr>
           <w:rFonts w:cs="Times New Roman"/>
         </w:rPr>
-        <w:t>(</w:t>
-      </w:r>
-      <w:r>
-        <w:rPr>
-          <w:rFonts w:cs="Times New Roman"/>
-          <w:i/>
-          <w:iCs/>
-        </w:rPr>
-        <w:t>n</w:t>
-      </w:r>
-      <w:r>
-        <w:rPr>
-          <w:rFonts w:cs="Times New Roman"/>
-          <w:i/>
-          <w:iCs/>
-          <w:vertAlign w:val="subscript"/>
-        </w:rPr>
-        <w:t>MgF2</w:t>
-      </w:r>
-      <w:r>
-        <w:rPr>
-          <w:rFonts w:cs="Times New Roman"/>
-        </w:rPr>
-        <w:t xml:space="preserve"> = 1.38</w:t>
+        <w:t>= 1.38</w:t>
       </w:r>
       <w:r>
         <w:rPr>
@@ -14377,7 +14426,15 @@
           <w:vertAlign w:val="subscript"/>
           <w:lang w:bidi="th-TH"/>
         </w:rPr>
-        <w:t>f2</w:t>
+        <w:t>f</w:t>
+      </w:r>
+      <w:r>
+        <w:rPr>
+          <w:rFonts w:cs="Times New Roman"/>
+          <w:vertAlign w:val="subscript"/>
+          <w:lang w:bidi="th-TH"/>
+        </w:rPr>
+        <w:t>2</w:t>
       </w:r>
       <w:r>
         <w:rPr>
@@ -14396,7 +14453,15 @@
           <w:vertAlign w:val="subscript"/>
           <w:lang w:bidi="th-TH"/>
         </w:rPr>
-        <w:t>f1</w:t>
+        <w:t>f</w:t>
+      </w:r>
+      <w:r>
+        <w:rPr>
+          <w:rFonts w:cs="Times New Roman"/>
+          <w:vertAlign w:val="subscript"/>
+          <w:lang w:bidi="th-TH"/>
+        </w:rPr>
+        <w:t>1</w:t>
       </w:r>
       <w:r>
         <w:rPr>
@@ -14416,8 +14481,6 @@
       <w:r>
         <w:rPr>
           <w:rFonts w:cs="Times New Roman"/>
-          <w:i/>
-          <w:iCs/>
           <w:vertAlign w:val="subscript"/>
         </w:rPr>
         <w:t>0</w:t>
@@ -14588,7 +14651,15 @@
           <w:vertAlign w:val="subscript"/>
           <w:lang w:bidi="th-TH"/>
         </w:rPr>
-        <w:t>f1</w:t>
+        <w:t>f</w:t>
+      </w:r>
+      <w:r>
+        <w:rPr>
+          <w:rFonts w:cs="Times New Roman"/>
+          <w:vertAlign w:val="subscript"/>
+          <w:lang w:bidi="th-TH"/>
+        </w:rPr>
+        <w:t>1</w:t>
       </w:r>
       <w:r>
         <w:rPr>
@@ -14722,12 +14793,539 @@
       <w:r>
         <w:rPr>
           <w:rFonts w:cs="Times New Roman"/>
+          <w:vertAlign w:val="subscript"/>
+          <w:lang w:bidi="th-TH"/>
+        </w:rPr>
+        <w:t>TiO2</w:t>
+      </w:r>
+      <w:r>
+        <w:rPr>
+          <w:rFonts w:cs="Times New Roman"/>
           <w:i/>
           <w:iCs/>
           <w:vertAlign w:val="subscript"/>
           <w:lang w:bidi="th-TH"/>
         </w:rPr>
-        <w:t>TiO2</w:t>
+        <w:t xml:space="preserve"> </w:t>
+      </w:r>
+      <w:r>
+        <w:rPr>
+          <w:rFonts w:cs="Times New Roman"/>
+          <w:i/>
+          <w:iCs/>
+          <w:lang w:bidi="th-TH"/>
+        </w:rPr>
+        <w:t>=</w:t>
+      </w:r>
+      <w:r>
+        <w:rPr>
+          <w:rFonts w:cs="Times New Roman"/>
+          <w:i/>
+          <w:iCs/>
+          <w:lang w:bidi="th-TH"/>
+        </w:rPr>
+        <w:t xml:space="preserve"> </w:t>
+      </w:r>
+      <w:r>
+        <w:rPr>
+          <w:rFonts w:cs="Times New Roman"/>
+          <w:lang w:bidi="th-TH"/>
+        </w:rPr>
+        <w:t>2.31</w:t>
+      </w:r>
+      <w:r>
+        <w:rPr>
+          <w:rFonts w:cs="Times New Roman"/>
+          <w:lang w:bidi="th-TH"/>
+        </w:rPr>
+        <w:t>)</w:t>
+      </w:r>
+      <w:r>
+        <w:rPr>
+          <w:rFonts w:cs="Times New Roman"/>
+          <w:lang w:bidi="th-TH"/>
+        </w:rPr>
+        <w:t xml:space="preserve"> </w:t>
+      </w:r>
+      <w:r>
+        <w:rPr>
+          <w:rFonts w:cs="Times New Roman"/>
+          <w:lang w:bidi="th-TH"/>
+        </w:rPr>
+        <w:fldChar w:fldCharType="begin"/>
+      </w:r>
+      <w:r>
+        <w:rPr>
+          <w:rFonts w:cs="Times New Roman"/>
+          <w:lang w:bidi="th-TH"/>
+        </w:rPr>
+        <w:instrText xml:space="preserve"> ADDIN EN.CITE &lt;EndNote&gt;&lt;Cite&gt;&lt;Author&gt;Zhukovsky&lt;/Author&gt;&lt;Year&gt;2015&lt;/Year&gt;&lt;RecNum&gt;90&lt;/RecNum&gt;&lt;DisplayText&gt;[26]&lt;/DisplayText&gt;&lt;record&gt;&lt;rec-number&gt;90&lt;/rec-number&gt;&lt;foreign-keys&gt;&lt;key app="EN" db-id="v920pft06rp9dbex2ap500x99x5rrtswxzss" timestamp="1775120793"&gt;90&lt;/key&gt;&lt;/foreign-keys&gt;&lt;ref-type name="Journal Article"&gt;17&lt;/ref-type&gt;&lt;contributors&gt;&lt;authors&gt;&lt;author&gt;Zhukovsky, Sergei V.&lt;/author&gt;&lt;author&gt;Andryieuski, Andrei&lt;/author&gt;&lt;author&gt;Takayama, Osamu&lt;/author&gt;&lt;author&gt;Shkondin, Evgeniy&lt;/author&gt;&lt;author&gt;Malureanu, Radu&lt;/author&gt;&lt;author&gt;Jensen, Flemming&lt;/author&gt;&lt;author&gt;Lavrinenko, Andrei V.&lt;/author&gt;&lt;/authors&gt;&lt;/contributors&gt;&lt;titles&gt;&lt;title&gt;Experimental Demonstration of Effective Medium Approximation Breakdown in Deeply Subwavelength All-Dielectric Multilayers&lt;/title&gt;&lt;secondary-title&gt;Physical Review Letters&lt;/secondary-title&gt;&lt;/titles&gt;&lt;periodical&gt;&lt;full-title&gt;Physical Review Letters&lt;/full-title&gt;&lt;/periodical&gt;&lt;pages&gt;177402&lt;/pages&gt;&lt;volume&gt;115&lt;/volume&gt;&lt;number&gt;17&lt;/number&gt;&lt;dates&gt;&lt;year&gt;2015&lt;/year&gt;&lt;pub-dates&gt;&lt;date&gt;10/23/&lt;/date&gt;&lt;/pub-dates&gt;&lt;/dates&gt;&lt;publisher&gt;American Physical Society&lt;/publisher&gt;&lt;urls&gt;&lt;related-urls&gt;&lt;url&gt;https://link.aps.org/doi/10.1103/PhysRevLett.115.177402&lt;/url&gt;&lt;/related-urls&gt;&lt;/urls&gt;&lt;electronic-resource-num&gt;10.1103/PhysRevLett.115.177402&lt;/electronic-resource-num&gt;&lt;/record&gt;&lt;/Cite&gt;&lt;/EndNote&gt;</w:instrText>
+      </w:r>
+      <w:r>
+        <w:rPr>
+          <w:rFonts w:cs="Times New Roman"/>
+          <w:lang w:bidi="th-TH"/>
+        </w:rPr>
+        <w:fldChar w:fldCharType="separate"/>
+      </w:r>
+      <w:r>
+        <w:rPr>
+          <w:rFonts w:cs="Times New Roman"/>
+          <w:noProof/>
+          <w:lang w:bidi="th-TH"/>
+        </w:rPr>
+        <w:t>[26]</w:t>
+      </w:r>
+      <w:r>
+        <w:rPr>
+          <w:rFonts w:cs="Times New Roman"/>
+          <w:lang w:bidi="th-TH"/>
+        </w:rPr>
+        <w:fldChar w:fldCharType="end"/>
+      </w:r>
+      <w:r>
+        <w:rPr>
+          <w:rFonts w:cs="Times New Roman"/>
+          <w:lang w:bidi="th-TH"/>
+        </w:rPr>
+        <w:t xml:space="preserve">. Compared </w:t>
+      </w:r>
+      <w:r>
+        <w:rPr>
+          <w:rFonts w:cs="Times New Roman"/>
+          <w:lang w:bidi="th-TH"/>
+        </w:rPr>
+        <w:t>to</w:t>
+      </w:r>
+      <w:r>
+        <w:rPr>
+          <w:rFonts w:cs="Times New Roman"/>
+          <w:lang w:bidi="th-TH"/>
+        </w:rPr>
+        <w:t xml:space="preserve"> </w:t>
+      </w:r>
+      <w:r>
+        <w:rPr>
+          <w:rFonts w:eastAsia="MS Mincho" w:cs="Times New Roman"/>
+          <w:color w:val="000000"/>
+        </w:rPr>
+        <w:t xml:space="preserve">the </w:t>
+      </w:r>
+      <w:r>
+        <w:rPr>
+          <w:rFonts w:eastAsia="MS Mincho" w:cs="Times New Roman"/>
+          <w:color w:val="000000"/>
+        </w:rPr>
+        <w:t>single-layer Sb</w:t>
+      </w:r>
+      <w:r>
+        <w:rPr>
+          <w:rFonts w:cs="Times New Roman"/>
+          <w:vertAlign w:val="subscript"/>
+          <w:lang w:bidi="th-TH"/>
+        </w:rPr>
+        <w:t>2</w:t>
+      </w:r>
+      <w:r>
+        <w:rPr>
+          <w:rFonts w:cs="Times New Roman"/>
+          <w:lang w:bidi="th-TH"/>
+        </w:rPr>
+        <w:t>Se</w:t>
+      </w:r>
+      <w:r>
+        <w:rPr>
+          <w:rFonts w:cs="Times New Roman"/>
+          <w:vertAlign w:val="subscript"/>
+          <w:lang w:bidi="th-TH"/>
+        </w:rPr>
+        <w:t>3</w:t>
+      </w:r>
+      <w:r>
+        <w:rPr>
+          <w:rFonts w:cs="Times New Roman"/>
+          <w:lang w:bidi="th-TH"/>
+        </w:rPr>
+        <w:t xml:space="preserve"> design, </w:t>
+      </w:r>
+      <w:r>
+        <w:rPr>
+          <w:rFonts w:eastAsia="MS Mincho" w:cs="Times New Roman"/>
+          <w:color w:val="000000"/>
+        </w:rPr>
+        <w:t>the two-layer</w:t>
+      </w:r>
+      <w:r>
+        <w:rPr>
+          <w:rFonts w:cs="Times New Roman"/>
+          <w:lang w:bidi="th-TH"/>
+        </w:rPr>
+        <w:t xml:space="preserve"> Sb</w:t>
+      </w:r>
+      <w:r>
+        <w:rPr>
+          <w:rFonts w:cs="Times New Roman"/>
+          <w:vertAlign w:val="subscript"/>
+          <w:lang w:bidi="th-TH"/>
+        </w:rPr>
+        <w:t>2</w:t>
+      </w:r>
+      <w:r>
+        <w:rPr>
+          <w:rFonts w:cs="Times New Roman"/>
+          <w:lang w:bidi="th-TH"/>
+        </w:rPr>
+        <w:t>Se</w:t>
+      </w:r>
+      <w:r>
+        <w:rPr>
+          <w:rFonts w:cs="Times New Roman"/>
+          <w:vertAlign w:val="subscript"/>
+          <w:lang w:bidi="th-TH"/>
+        </w:rPr>
+        <w:t>3</w:t>
+      </w:r>
+      <w:r>
+        <w:rPr>
+          <w:rFonts w:cs="Times New Roman"/>
+          <w:lang w:bidi="th-TH"/>
+        </w:rPr>
+        <w:t>/TiO</w:t>
+      </w:r>
+      <w:r>
+        <w:rPr>
+          <w:rFonts w:cs="Times New Roman"/>
+          <w:vertAlign w:val="subscript"/>
+          <w:lang w:bidi="th-TH"/>
+        </w:rPr>
+        <w:t>2</w:t>
+      </w:r>
+      <w:r>
+        <w:rPr>
+          <w:rFonts w:cs="Times New Roman"/>
+          <w:lang w:bidi="th-TH"/>
+        </w:rPr>
+        <w:t xml:space="preserve"> design has </w:t>
+      </w:r>
+      <w:r>
+        <w:rPr>
+          <w:rFonts w:eastAsia="MS Mincho" w:cs="Times New Roman"/>
+          <w:color w:val="000000"/>
+        </w:rPr>
+        <w:t>a lower reflect</w:t>
+      </w:r>
+      <w:r>
+        <w:rPr>
+          <w:rFonts w:eastAsia="MS Mincho" w:cs="Times New Roman"/>
+          <w:color w:val="000000"/>
+        </w:rPr>
+        <w:t>ance</w:t>
+      </w:r>
+      <w:r>
+        <w:rPr>
+          <w:rFonts w:cs="Times New Roman"/>
+          <w:lang w:bidi="th-TH"/>
+        </w:rPr>
+        <w:t xml:space="preserve"> at 1064 nm</w:t>
+      </w:r>
+      <w:r>
+        <w:rPr>
+          <w:rFonts w:cs="Times New Roman"/>
+          <w:lang w:bidi="th-TH"/>
+        </w:rPr>
+        <w:t xml:space="preserve"> and</w:t>
+      </w:r>
+      <w:r>
+        <w:rPr>
+          <w:rFonts w:eastAsia="MS Mincho" w:cs="Times New Roman"/>
+          <w:color w:val="000000"/>
+        </w:rPr>
+        <w:t xml:space="preserve"> </w:t>
+      </w:r>
+      <w:r>
+        <w:rPr>
+          <w:rFonts w:eastAsia="MS Mincho" w:cs="Times New Roman"/>
+          <w:color w:val="000000"/>
+        </w:rPr>
+        <w:t>wider</w:t>
+      </w:r>
+      <w:r>
+        <w:rPr>
+          <w:rFonts w:eastAsia="MS Mincho" w:cs="Times New Roman"/>
+          <w:color w:val="000000"/>
+        </w:rPr>
+        <w:t xml:space="preserve"> </w:t>
+      </w:r>
+      <w:r>
+        <w:rPr>
+          <w:rFonts w:cs="Times New Roman"/>
+          <w:lang w:bidi="th-TH"/>
+        </w:rPr>
+        <w:t>AR region</w:t>
+      </w:r>
+      <w:r>
+        <w:rPr>
+          <w:rFonts w:cs="Times New Roman"/>
+          <w:lang w:bidi="th-TH"/>
+        </w:rPr>
+        <w:t xml:space="preserve">, as shown in Fig. </w:t>
+      </w:r>
+      <w:r>
+        <w:rPr>
+          <w:rFonts w:cs="Times New Roman"/>
+          <w:lang w:bidi="th-TH"/>
+        </w:rPr>
+        <w:t>3</w:t>
+      </w:r>
+      <w:r>
+        <w:rPr>
+          <w:rFonts w:cs="Times New Roman"/>
+          <w:lang w:bidi="th-TH"/>
+        </w:rPr>
+        <w:t xml:space="preserve">. Another way to create </w:t>
+      </w:r>
+      <w:r>
+        <w:rPr>
+          <w:rFonts w:eastAsia="MS Mincho" w:cs="Times New Roman"/>
+          <w:color w:val="000000"/>
+        </w:rPr>
+        <w:t>a two-layer AR condition is to fix</w:t>
+      </w:r>
+      <w:r>
+        <w:rPr>
+          <w:rFonts w:cs="Times New Roman"/>
+          <w:lang w:bidi="th-TH"/>
+        </w:rPr>
+        <w:t xml:space="preserve"> the two film refractive indices and vary </w:t>
+      </w:r>
+      <w:r>
+        <w:rPr>
+          <w:rFonts w:cs="Times New Roman"/>
+          <w:lang w:bidi="th-TH"/>
+        </w:rPr>
+        <w:t>the</w:t>
+      </w:r>
+      <w:r>
+        <w:rPr>
+          <w:rFonts w:cs="Times New Roman"/>
+          <w:lang w:bidi="th-TH"/>
+        </w:rPr>
+        <w:t xml:space="preserve"> thickness </w:t>
+      </w:r>
+      <w:r>
+        <w:rPr>
+          <w:rFonts w:cs="Times New Roman"/>
+          <w:lang w:bidi="th-TH"/>
+        </w:rPr>
+        <w:t>of each film</w:t>
+      </w:r>
+      <w:r>
+        <w:rPr>
+          <w:rFonts w:cs="Times New Roman"/>
+          <w:lang w:bidi="th-TH"/>
+        </w:rPr>
+        <w:t xml:space="preserve">, as </w:t>
+      </w:r>
+      <w:r>
+        <w:rPr>
+          <w:rFonts w:cs="Times New Roman"/>
+          <w:lang w:bidi="th-TH"/>
+        </w:rPr>
+        <w:t>explained</w:t>
+      </w:r>
+      <w:r>
+        <w:rPr>
+          <w:rFonts w:cs="Times New Roman"/>
+          <w:lang w:bidi="th-TH"/>
+        </w:rPr>
+        <w:t xml:space="preserve"> in </w:t>
+      </w:r>
+      <w:r>
+        <w:rPr>
+          <w:rFonts w:cs="Times New Roman"/>
+          <w:lang w:bidi="th-TH"/>
+        </w:rPr>
+        <w:t>C</w:t>
+      </w:r>
+      <w:r>
+        <w:rPr>
+          <w:rFonts w:cs="Times New Roman"/>
+          <w:lang w:bidi="th-TH"/>
+        </w:rPr>
+        <w:t xml:space="preserve">hapter 5.2 of </w:t>
+      </w:r>
+      <w:r>
+        <w:rPr>
+          <w:rFonts w:cs="Times New Roman"/>
+          <w:lang w:bidi="th-TH"/>
+        </w:rPr>
+        <w:fldChar w:fldCharType="begin"/>
+      </w:r>
+      <w:r>
+        <w:rPr>
+          <w:rFonts w:cs="Times New Roman"/>
+          <w:lang w:bidi="th-TH"/>
+        </w:rPr>
+        <w:instrText xml:space="preserve"> ADDIN EN.CITE &lt;EndNote&gt;&lt;Cite&gt;&lt;Author&gt;Sarangan&lt;/Author&gt;&lt;Year&gt;2020&lt;/Year&gt;&lt;RecNum&gt;66&lt;/RecNum&gt;&lt;DisplayText&gt;[23]&lt;/DisplayText&gt;&lt;record&gt;&lt;rec-number&gt;66&lt;/rec-number&gt;&lt;foreign-keys&gt;&lt;key app="EN" db-id="v920pft06rp9dbex2ap500x99x5rrtswxzss" timestamp="1768215215" guid="8e64e734-f3d1-4c0b-99d4-4d7caf7afa58"&gt;66&lt;/key&gt;&lt;/foreign-keys&gt;&lt;ref-type name="Book"&gt;6&lt;/ref-type&gt;&lt;contributors&gt;&lt;authors&gt;&lt;author&gt;Andrew Sarangan&lt;/author&gt;&lt;/authors&gt;&lt;/contributors&gt;&lt;titles&gt;&lt;title&gt;Optical Thin Film Design&lt;/title&gt;&lt;/titles&gt;&lt;edition&gt;1st Edition&lt;/edition&gt;&lt;section&gt;256&lt;/section&gt;&lt;dates&gt;&lt;year&gt;2020&lt;/year&gt;&lt;/dates&gt;&lt;pub-location&gt;Boca Raton&lt;/pub-location&gt;&lt;publisher&gt;CRC Press&lt;/publisher&gt;&lt;isbn&gt;9780429423352&lt;/isbn&gt;&lt;urls&gt;&lt;/urls&gt;&lt;electronic-resource-num&gt;https://doi.org/10.1201/9780429423352&lt;/electronic-resource-num&gt;&lt;/record&gt;&lt;/Cite&gt;&lt;/EndNote&gt;</w:instrText>
+      </w:r>
+      <w:r>
+        <w:rPr>
+          <w:rFonts w:cs="Times New Roman"/>
+          <w:lang w:bidi="th-TH"/>
+        </w:rPr>
+        <w:fldChar w:fldCharType="separate"/>
+      </w:r>
+      <w:r>
+        <w:rPr>
+          <w:rFonts w:cs="Times New Roman"/>
+          <w:noProof/>
+          <w:lang w:bidi="th-TH"/>
+        </w:rPr>
+        <w:t>[23]</w:t>
+      </w:r>
+      <w:r>
+        <w:rPr>
+          <w:rFonts w:cs="Times New Roman"/>
+          <w:lang w:bidi="th-TH"/>
+        </w:rPr>
+        <w:fldChar w:fldCharType="end"/>
+      </w:r>
+      <w:r>
+        <w:rPr>
+          <w:rFonts w:cs="Times New Roman"/>
+          <w:lang w:bidi="th-TH"/>
+        </w:rPr>
+        <w:t>. However, this method narrow</w:t>
+      </w:r>
+      <w:r>
+        <w:rPr>
+          <w:rFonts w:cs="Times New Roman"/>
+          <w:lang w:bidi="th-TH"/>
+        </w:rPr>
+        <w:t>s</w:t>
+      </w:r>
+      <w:r>
+        <w:rPr>
+          <w:rFonts w:cs="Times New Roman"/>
+          <w:lang w:bidi="th-TH"/>
+        </w:rPr>
+        <w:t xml:space="preserve"> </w:t>
+      </w:r>
+      <w:r>
+        <w:rPr>
+          <w:rFonts w:cs="Times New Roman"/>
+          <w:lang w:bidi="th-TH"/>
+        </w:rPr>
+        <w:t xml:space="preserve">the spectral range of </w:t>
+      </w:r>
+      <w:r>
+        <w:rPr>
+          <w:rFonts w:cs="Times New Roman"/>
+          <w:lang w:bidi="th-TH"/>
+        </w:rPr>
+        <w:t xml:space="preserve">the antireflection </w:t>
+      </w:r>
+      <w:r>
+        <w:rPr>
+          <w:rFonts w:cs="Times New Roman"/>
+          <w:lang w:bidi="th-TH"/>
+        </w:rPr>
+        <w:t>region</w:t>
+      </w:r>
+      <w:r>
+        <w:rPr>
+          <w:rFonts w:cs="Times New Roman"/>
+          <w:lang w:bidi="th-TH"/>
+        </w:rPr>
+        <w:t>.</w:t>
+      </w:r>
+    </w:p>
+    <w:p>
+      <w:pPr>
+        <w:pStyle w:val="10BodySubsequentParagraph"/>
+        <w:rPr>
+          <w:rFonts w:cs="Times New Roman"/>
+          <w:lang w:bidi="th-TH"/>
+        </w:rPr>
+      </w:pPr>
+      <w:r>
+        <w:rPr>
+          <w:rFonts w:eastAsia="MS Mincho" w:cs="Times New Roman"/>
+          <w:color w:val="000000"/>
+        </w:rPr>
+        <w:t xml:space="preserve">A </w:t>
+      </w:r>
+      <w:r>
+        <w:rPr>
+          <w:rFonts w:cs="Times New Roman"/>
+          <w:lang w:bidi="th-TH"/>
+        </w:rPr>
+        <w:t>three-layer design</w:t>
+      </w:r>
+      <w:r>
+        <w:rPr>
+          <w:rFonts w:cs="Times New Roman"/>
+          <w:lang w:bidi="th-TH"/>
+        </w:rPr>
+        <w:t xml:space="preserve"> with </w:t>
+      </w:r>
+      <w:r>
+        <w:rPr>
+          <w:rFonts w:eastAsia="MS Mincho" w:cs="Times New Roman"/>
+          <w:color w:val="000000"/>
+        </w:rPr>
+        <w:t>an HWOT-thick film in the middle</w:t>
+      </w:r>
+      <w:r>
+        <w:rPr>
+          <w:rFonts w:cs="Times New Roman"/>
+          <w:lang w:bidi="th-TH"/>
+        </w:rPr>
+        <w:t xml:space="preserve"> (Q/H/Q)</w:t>
+      </w:r>
+      <w:r>
+        <w:rPr>
+          <w:rFonts w:cs="Times New Roman"/>
+          <w:lang w:bidi="th-TH"/>
+        </w:rPr>
+        <w:t xml:space="preserve"> </w:t>
+      </w:r>
+      <w:r>
+        <w:rPr>
+          <w:rFonts w:cs="Times New Roman"/>
+          <w:lang w:bidi="th-TH"/>
+        </w:rPr>
+        <w:t>require</w:t>
+      </w:r>
+      <w:r>
+        <w:rPr>
+          <w:rFonts w:cs="Times New Roman"/>
+          <w:lang w:bidi="th-TH"/>
+        </w:rPr>
+        <w:t>s</w:t>
+      </w:r>
+      <w:r>
+        <w:rPr>
+          <w:rFonts w:cs="Times New Roman"/>
+          <w:lang w:bidi="th-TH"/>
+        </w:rPr>
+        <w:t xml:space="preserve"> </w:t>
+      </w:r>
+      <w:r>
+        <w:rPr>
+          <w:rFonts w:cs="Times New Roman"/>
+          <w:lang w:bidi="th-TH"/>
+        </w:rPr>
+        <w:t xml:space="preserve">refractive index orderings of </w:t>
+      </w:r>
+      <w:r>
+        <w:rPr>
+          <w:rFonts w:cs="Times New Roman"/>
+          <w:i/>
+          <w:iCs/>
+          <w:lang w:bidi="th-TH"/>
+        </w:rPr>
+        <w:t>n</w:t>
       </w:r>
       <w:r>
         <w:rPr>
@@ -14737,517 +15335,14 @@
           <w:vertAlign w:val="subscript"/>
           <w:lang w:bidi="th-TH"/>
         </w:rPr>
-        <w:t xml:space="preserve"> </w:t>
-      </w:r>
-      <w:r>
-        <w:rPr>
-          <w:rFonts w:cs="Times New Roman"/>
-          <w:i/>
-          <w:iCs/>
+        <w:t>s</w:t>
+      </w:r>
+      <w:r>
+        <w:rPr>
+          <w:rFonts w:cs="Times New Roman"/>
           <w:lang w:bidi="th-TH"/>
         </w:rPr>
-        <w:t>=</w:t>
-      </w:r>
-      <w:r>
-        <w:rPr>
-          <w:rFonts w:cs="Times New Roman"/>
-          <w:i/>
-          <w:iCs/>
-          <w:lang w:bidi="th-TH"/>
-        </w:rPr>
-        <w:t xml:space="preserve"> </w:t>
-      </w:r>
-      <w:r>
-        <w:rPr>
-          <w:rFonts w:cs="Times New Roman"/>
-          <w:lang w:bidi="th-TH"/>
-        </w:rPr>
-        <w:t>2.31</w:t>
-      </w:r>
-      <w:r>
-        <w:rPr>
-          <w:rFonts w:cs="Times New Roman"/>
-          <w:lang w:bidi="th-TH"/>
-        </w:rPr>
-        <w:t>)</w:t>
-      </w:r>
-      <w:r>
-        <w:rPr>
-          <w:rFonts w:cs="Times New Roman"/>
-          <w:lang w:bidi="th-TH"/>
-        </w:rPr>
-        <w:t xml:space="preserve"> </w:t>
-      </w:r>
-      <w:r>
-        <w:rPr>
-          <w:rFonts w:cs="Times New Roman"/>
-          <w:lang w:bidi="th-TH"/>
-        </w:rPr>
-        <w:fldChar w:fldCharType="begin"/>
-      </w:r>
-      <w:r>
-        <w:rPr>
-          <w:rFonts w:cs="Times New Roman"/>
-          <w:lang w:bidi="th-TH"/>
-        </w:rPr>
-        <w:instrText xml:space="preserve"> ADDIN EN.CITE &lt;EndNote&gt;&lt;Cite&gt;&lt;Author&gt;Zhukovsky&lt;/Author&gt;&lt;Year&gt;2015&lt;/Year&gt;&lt;RecNum&gt;90&lt;/RecNum&gt;&lt;DisplayText&gt;[26]&lt;/DisplayText&gt;&lt;record&gt;&lt;rec-number&gt;90&lt;/rec-number&gt;&lt;foreign-keys&gt;&lt;key app="EN" db-id="v920pft06rp9dbex2ap500x99x5rrtswxzss" timestamp="1775120793"&gt;90&lt;/key&gt;&lt;/foreign-keys&gt;&lt;ref-type name="Journal Article"&gt;17&lt;/ref-type&gt;&lt;contributors&gt;&lt;authors&gt;&lt;author&gt;Zhukovsky, Sergei V.&lt;/author&gt;&lt;author&gt;Andryieuski, Andrei&lt;/author&gt;&lt;author&gt;Takayama, Osamu&lt;/author&gt;&lt;author&gt;Shkondin, Evgeniy&lt;/author&gt;&lt;author&gt;Malureanu, Radu&lt;/author&gt;&lt;author&gt;Jensen, Flemming&lt;/author&gt;&lt;author&gt;Lavrinenko, Andrei V.&lt;/author&gt;&lt;/authors&gt;&lt;/contributors&gt;&lt;titles&gt;&lt;title&gt;Experimental Demonstration of Effective Medium Approximation Breakdown in Deeply Subwavelength All-Dielectric Multilayers&lt;/title&gt;&lt;secondary-title&gt;Physical Review Letters&lt;/secondary-title&gt;&lt;/titles&gt;&lt;periodical&gt;&lt;full-title&gt;Physical Review Letters&lt;/full-title&gt;&lt;/periodical&gt;&lt;pages&gt;177402&lt;/pages&gt;&lt;volume&gt;115&lt;/volume&gt;&lt;number&gt;17&lt;/number&gt;&lt;dates&gt;&lt;year&gt;2015&lt;/year&gt;&lt;pub-dates&gt;&lt;date&gt;10/23/&lt;/date&gt;&lt;/pub-dates&gt;&lt;/dates&gt;&lt;publisher&gt;American Physical Society&lt;/publisher&gt;&lt;urls&gt;&lt;related-urls&gt;&lt;url&gt;https://link.aps.org/doi/10.1103/PhysRevLett.115.177402&lt;/url&gt;&lt;/related-urls&gt;&lt;/urls&gt;&lt;electronic-resource-num&gt;10.1103/PhysRevLett.115.177402&lt;/electronic-resource-num&gt;&lt;/record&gt;&lt;/Cite&gt;&lt;/EndNote&gt;</w:instrText>
-      </w:r>
-      <w:r>
-        <w:rPr>
-          <w:rFonts w:cs="Times New Roman"/>
-          <w:lang w:bidi="th-TH"/>
-        </w:rPr>
-        <w:fldChar w:fldCharType="separate"/>
-      </w:r>
-      <w:r>
-        <w:rPr>
-          <w:rFonts w:cs="Times New Roman"/>
-          <w:noProof/>
-          <w:lang w:bidi="th-TH"/>
-        </w:rPr>
-        <w:t>[26]</w:t>
-      </w:r>
-      <w:r>
-        <w:rPr>
-          <w:rFonts w:cs="Times New Roman"/>
-          <w:lang w:bidi="th-TH"/>
-        </w:rPr>
-        <w:fldChar w:fldCharType="end"/>
-      </w:r>
-      <w:r>
-        <w:rPr>
-          <w:rFonts w:cs="Times New Roman"/>
-          <w:lang w:bidi="th-TH"/>
-        </w:rPr>
-        <w:t xml:space="preserve">. Compared </w:t>
-      </w:r>
-      <w:r>
-        <w:rPr>
-          <w:rFonts w:cs="Times New Roman"/>
-          <w:lang w:bidi="th-TH"/>
-        </w:rPr>
-        <w:t>to</w:t>
-      </w:r>
-      <w:r>
-        <w:rPr>
-          <w:rFonts w:cs="Times New Roman"/>
-          <w:lang w:bidi="th-TH"/>
-        </w:rPr>
-        <w:t xml:space="preserve"> </w:t>
-      </w:r>
-      <w:r>
-        <w:rPr>
-          <w:rFonts w:eastAsia="MS Mincho" w:cs="Times New Roman"/>
-          <w:color w:val="000000"/>
-        </w:rPr>
-        <w:t xml:space="preserve">the </w:t>
-      </w:r>
-      <w:r>
-        <w:rPr>
-          <w:rFonts w:eastAsia="MS Mincho" w:cs="Times New Roman"/>
-          <w:color w:val="000000"/>
-        </w:rPr>
-        <w:t>single-layer Sb</w:t>
-      </w:r>
-      <w:r>
-        <w:rPr>
-          <w:rFonts w:cs="Times New Roman"/>
-          <w:vertAlign w:val="subscript"/>
-          <w:lang w:bidi="th-TH"/>
-        </w:rPr>
-        <w:t>2</w:t>
-      </w:r>
-      <w:r>
-        <w:rPr>
-          <w:rFonts w:cs="Times New Roman"/>
-          <w:lang w:bidi="th-TH"/>
-        </w:rPr>
-        <w:t>Se</w:t>
-      </w:r>
-      <w:r>
-        <w:rPr>
-          <w:rFonts w:cs="Times New Roman"/>
-          <w:vertAlign w:val="subscript"/>
-          <w:lang w:bidi="th-TH"/>
-        </w:rPr>
-        <w:t>3</w:t>
-      </w:r>
-      <w:r>
-        <w:rPr>
-          <w:rFonts w:cs="Times New Roman"/>
-          <w:lang w:bidi="th-TH"/>
-        </w:rPr>
-        <w:t xml:space="preserve"> design, </w:t>
-      </w:r>
-      <w:r>
-        <w:rPr>
-          <w:rFonts w:eastAsia="MS Mincho" w:cs="Times New Roman"/>
-          <w:color w:val="000000"/>
-        </w:rPr>
-        <w:t>the two-layer</w:t>
-      </w:r>
-      <w:r>
-        <w:rPr>
-          <w:rFonts w:cs="Times New Roman"/>
-          <w:lang w:bidi="th-TH"/>
-        </w:rPr>
-        <w:t xml:space="preserve"> Sb</w:t>
-      </w:r>
-      <w:r>
-        <w:rPr>
-          <w:rFonts w:cs="Times New Roman"/>
-          <w:vertAlign w:val="subscript"/>
-          <w:lang w:bidi="th-TH"/>
-        </w:rPr>
-        <w:t>2</w:t>
-      </w:r>
-      <w:r>
-        <w:rPr>
-          <w:rFonts w:cs="Times New Roman"/>
-          <w:lang w:bidi="th-TH"/>
-        </w:rPr>
-        <w:t>Se</w:t>
-      </w:r>
-      <w:r>
-        <w:rPr>
-          <w:rFonts w:cs="Times New Roman"/>
-          <w:vertAlign w:val="subscript"/>
-          <w:lang w:bidi="th-TH"/>
-        </w:rPr>
-        <w:t>3</w:t>
-      </w:r>
-      <w:r>
-        <w:rPr>
-          <w:rFonts w:cs="Times New Roman"/>
-          <w:lang w:bidi="th-TH"/>
-        </w:rPr>
-        <w:t>/TiO</w:t>
-      </w:r>
-      <w:r>
-        <w:rPr>
-          <w:rFonts w:cs="Times New Roman"/>
-          <w:vertAlign w:val="subscript"/>
-          <w:lang w:bidi="th-TH"/>
-        </w:rPr>
-        <w:t>2</w:t>
-      </w:r>
-      <w:r>
-        <w:rPr>
-          <w:rFonts w:cs="Times New Roman"/>
-          <w:lang w:bidi="th-TH"/>
-        </w:rPr>
-        <w:t xml:space="preserve"> design has </w:t>
-      </w:r>
-      <w:r>
-        <w:rPr>
-          <w:rFonts w:eastAsia="MS Mincho" w:cs="Times New Roman"/>
-          <w:color w:val="000000"/>
-        </w:rPr>
-        <w:t>a lower reflect</w:t>
-      </w:r>
-      <w:r>
-        <w:rPr>
-          <w:rFonts w:eastAsia="MS Mincho" w:cs="Times New Roman"/>
-          <w:color w:val="000000"/>
-        </w:rPr>
-        <w:t>ance</w:t>
-      </w:r>
-      <w:r>
-        <w:rPr>
-          <w:rFonts w:cs="Times New Roman"/>
-          <w:lang w:bidi="th-TH"/>
-        </w:rPr>
-        <w:t xml:space="preserve"> at 1064 nm</w:t>
-      </w:r>
-      <w:r>
-        <w:rPr>
-          <w:rFonts w:cs="Times New Roman"/>
-          <w:lang w:bidi="th-TH"/>
-        </w:rPr>
-        <w:t xml:space="preserve"> and</w:t>
-      </w:r>
-      <w:r>
-        <w:rPr>
-          <w:rFonts w:eastAsia="MS Mincho" w:cs="Times New Roman"/>
-          <w:color w:val="000000"/>
-        </w:rPr>
-        <w:t xml:space="preserve"> </w:t>
-      </w:r>
-      <w:r>
-        <w:rPr>
-          <w:rFonts w:eastAsia="MS Mincho" w:cs="Times New Roman"/>
-          <w:color w:val="000000"/>
-        </w:rPr>
-        <w:t>wider</w:t>
-      </w:r>
-      <w:r>
-        <w:rPr>
-          <w:rFonts w:eastAsia="MS Mincho" w:cs="Times New Roman"/>
-          <w:color w:val="000000"/>
-        </w:rPr>
-        <w:t xml:space="preserve"> </w:t>
-      </w:r>
-      <w:r>
-        <w:rPr>
-          <w:rFonts w:cs="Times New Roman"/>
-          <w:lang w:bidi="th-TH"/>
-        </w:rPr>
-        <w:t>AR region</w:t>
-      </w:r>
-      <w:r>
-        <w:rPr>
-          <w:rFonts w:cs="Times New Roman"/>
-          <w:lang w:bidi="th-TH"/>
-        </w:rPr>
-        <w:t xml:space="preserve">, as shown in Fig. </w:t>
-      </w:r>
-      <w:r>
-        <w:rPr>
-          <w:rFonts w:cs="Times New Roman"/>
-          <w:lang w:bidi="th-TH"/>
-        </w:rPr>
-        <w:t>3</w:t>
-      </w:r>
-      <w:r>
-        <w:rPr>
-          <w:rFonts w:cs="Times New Roman"/>
-          <w:lang w:bidi="th-TH"/>
-        </w:rPr>
-        <w:t xml:space="preserve">. Another way to create </w:t>
-      </w:r>
-      <w:r>
-        <w:rPr>
-          <w:rFonts w:eastAsia="MS Mincho" w:cs="Times New Roman"/>
-          <w:color w:val="000000"/>
-        </w:rPr>
-        <w:t>a two-layer AR condition is to fix</w:t>
-      </w:r>
-      <w:r>
-        <w:rPr>
-          <w:rFonts w:cs="Times New Roman"/>
-          <w:lang w:bidi="th-TH"/>
-        </w:rPr>
-        <w:t xml:space="preserve"> the two film refractive indices and vary </w:t>
-      </w:r>
-      <w:r>
-        <w:rPr>
-          <w:rFonts w:cs="Times New Roman"/>
-          <w:lang w:bidi="th-TH"/>
-        </w:rPr>
-        <w:t>the</w:t>
-      </w:r>
-      <w:r>
-        <w:rPr>
-          <w:rFonts w:cs="Times New Roman"/>
-          <w:lang w:bidi="th-TH"/>
-        </w:rPr>
-        <w:t xml:space="preserve"> thickness </w:t>
-      </w:r>
-      <w:r>
-        <w:rPr>
-          <w:rFonts w:cs="Times New Roman"/>
-          <w:lang w:bidi="th-TH"/>
-        </w:rPr>
-        <w:t>of each film</w:t>
-      </w:r>
-      <w:r>
-        <w:rPr>
-          <w:rFonts w:cs="Times New Roman"/>
-          <w:lang w:bidi="th-TH"/>
-        </w:rPr>
-        <w:t xml:space="preserve">, as </w:t>
-      </w:r>
-      <w:r>
-        <w:rPr>
-          <w:rFonts w:cs="Times New Roman"/>
-          <w:lang w:bidi="th-TH"/>
-        </w:rPr>
-        <w:t>explained</w:t>
-      </w:r>
-      <w:r>
-        <w:rPr>
-          <w:rFonts w:cs="Times New Roman"/>
-          <w:lang w:bidi="th-TH"/>
-        </w:rPr>
-        <w:t xml:space="preserve"> in </w:t>
-      </w:r>
-      <w:r>
-        <w:rPr>
-          <w:rFonts w:cs="Times New Roman"/>
-          <w:lang w:bidi="th-TH"/>
-        </w:rPr>
-        <w:t>C</w:t>
-      </w:r>
-      <w:r>
-        <w:rPr>
-          <w:rFonts w:cs="Times New Roman"/>
-          <w:lang w:bidi="th-TH"/>
-        </w:rPr>
-        <w:t xml:space="preserve">hapter 5.2 of </w:t>
-      </w:r>
-      <w:r>
-        <w:rPr>
-          <w:rFonts w:cs="Times New Roman"/>
-          <w:lang w:bidi="th-TH"/>
-        </w:rPr>
-        <w:fldChar w:fldCharType="begin"/>
-      </w:r>
-      <w:r>
-        <w:rPr>
-          <w:rFonts w:cs="Times New Roman"/>
-          <w:lang w:bidi="th-TH"/>
-        </w:rPr>
-        <w:instrText xml:space="preserve"> ADDIN EN.CITE &lt;EndNote&gt;&lt;Cite&gt;&lt;Author&gt;Sarangan&lt;/Author&gt;&lt;Year&gt;2020&lt;/Year&gt;&lt;RecNum&gt;66&lt;/RecNum&gt;&lt;DisplayText&gt;[23]&lt;/DisplayText&gt;&lt;record&gt;&lt;rec-number&gt;66&lt;/rec-number&gt;&lt;foreign-keys&gt;&lt;key app="EN" db-id="v920pft06rp9dbex2ap500x99x5rrtswxzss" timestamp="1768215215" guid="8e64e734-f3d1-4c0b-99d4-4d7caf7afa58"&gt;66&lt;/key&gt;&lt;/foreign-keys&gt;&lt;ref-type name="Book"&gt;6&lt;/ref-type&gt;&lt;contributors&gt;&lt;authors&gt;&lt;author&gt;Andrew Sarangan&lt;/author&gt;&lt;/authors&gt;&lt;/contributors&gt;&lt;titles&gt;&lt;title&gt;Optical Thin Film Design&lt;/title&gt;&lt;/titles&gt;&lt;edition&gt;1st Edition&lt;/edition&gt;&lt;section&gt;256&lt;/section&gt;&lt;dates&gt;&lt;year&gt;2020&lt;/year&gt;&lt;/dates&gt;&lt;pub-location&gt;Boca Raton&lt;/pub-location&gt;&lt;publisher&gt;CRC Press&lt;/publisher&gt;&lt;isbn&gt;9780429423352&lt;/isbn&gt;&lt;urls&gt;&lt;/urls&gt;&lt;electronic-resource-num&gt;https://doi.org/10.1201/9780429423352&lt;/electronic-resource-num&gt;&lt;/record&gt;&lt;/Cite&gt;&lt;/EndNote&gt;</w:instrText>
-      </w:r>
-      <w:r>
-        <w:rPr>
-          <w:rFonts w:cs="Times New Roman"/>
-          <w:lang w:bidi="th-TH"/>
-        </w:rPr>
-        <w:fldChar w:fldCharType="separate"/>
-      </w:r>
-      <w:r>
-        <w:rPr>
-          <w:rFonts w:cs="Times New Roman"/>
-          <w:noProof/>
-          <w:lang w:bidi="th-TH"/>
-        </w:rPr>
-        <w:t>[23]</w:t>
-      </w:r>
-      <w:r>
-        <w:rPr>
-          <w:rFonts w:cs="Times New Roman"/>
-          <w:lang w:bidi="th-TH"/>
-        </w:rPr>
-        <w:fldChar w:fldCharType="end"/>
-      </w:r>
-      <w:r>
-        <w:rPr>
-          <w:rFonts w:cs="Times New Roman"/>
-          <w:lang w:bidi="th-TH"/>
-        </w:rPr>
-        <w:t>. However, this method narrow</w:t>
-      </w:r>
-      <w:r>
-        <w:rPr>
-          <w:rFonts w:cs="Times New Roman"/>
-          <w:lang w:bidi="th-TH"/>
-        </w:rPr>
-        <w:t>s</w:t>
-      </w:r>
-      <w:r>
-        <w:rPr>
-          <w:rFonts w:cs="Times New Roman"/>
-          <w:lang w:bidi="th-TH"/>
-        </w:rPr>
-        <w:t xml:space="preserve"> </w:t>
-      </w:r>
-      <w:r>
-        <w:rPr>
-          <w:rFonts w:cs="Times New Roman"/>
-          <w:lang w:bidi="th-TH"/>
-        </w:rPr>
-        <w:t xml:space="preserve">the spectral range of </w:t>
-      </w:r>
-      <w:r>
-        <w:rPr>
-          <w:rFonts w:cs="Times New Roman"/>
-          <w:lang w:bidi="th-TH"/>
-        </w:rPr>
-        <w:t xml:space="preserve">the antireflection </w:t>
-      </w:r>
-      <w:r>
-        <w:rPr>
-          <w:rFonts w:cs="Times New Roman"/>
-          <w:lang w:bidi="th-TH"/>
-        </w:rPr>
-        <w:t>region</w:t>
-      </w:r>
-      <w:r>
-        <w:rPr>
-          <w:rFonts w:cs="Times New Roman"/>
-          <w:lang w:bidi="th-TH"/>
-        </w:rPr>
-        <w:t>.</w:t>
-      </w:r>
-    </w:p>
-    <w:p>
-      <w:pPr>
-        <w:pStyle w:val="10BodySubsequentParagraph"/>
-        <w:rPr>
-          <w:rFonts w:cs="Times New Roman"/>
-          <w:lang w:bidi="th-TH"/>
-        </w:rPr>
-      </w:pPr>
-      <w:r>
-        <w:rPr>
-          <w:rFonts w:eastAsia="MS Mincho" w:cs="Times New Roman"/>
-          <w:color w:val="000000"/>
-        </w:rPr>
-        <w:t xml:space="preserve">A </w:t>
-      </w:r>
-      <w:r>
-        <w:rPr>
-          <w:rFonts w:cs="Times New Roman"/>
-          <w:lang w:bidi="th-TH"/>
-        </w:rPr>
-        <w:t>three-layer design</w:t>
-      </w:r>
-      <w:r>
-        <w:rPr>
-          <w:rFonts w:cs="Times New Roman"/>
-          <w:lang w:bidi="th-TH"/>
-        </w:rPr>
-        <w:t xml:space="preserve"> with </w:t>
-      </w:r>
-      <w:r>
-        <w:rPr>
-          <w:rFonts w:eastAsia="MS Mincho" w:cs="Times New Roman"/>
-          <w:color w:val="000000"/>
-        </w:rPr>
-        <w:t>an HWOT-thick film in the middle</w:t>
-      </w:r>
-      <w:r>
-        <w:rPr>
-          <w:rFonts w:cs="Times New Roman"/>
-          <w:lang w:bidi="th-TH"/>
-        </w:rPr>
-        <w:t xml:space="preserve"> (Q/H/Q)</w:t>
-      </w:r>
-      <w:r>
-        <w:rPr>
-          <w:rFonts w:cs="Times New Roman"/>
-          <w:lang w:bidi="th-TH"/>
-        </w:rPr>
-        <w:t xml:space="preserve"> </w:t>
-      </w:r>
-      <w:r>
-        <w:rPr>
-          <w:rFonts w:cs="Times New Roman"/>
-          <w:lang w:bidi="th-TH"/>
-        </w:rPr>
-        <w:t>require</w:t>
-      </w:r>
-      <w:r>
-        <w:rPr>
-          <w:rFonts w:cs="Times New Roman"/>
-          <w:lang w:bidi="th-TH"/>
-        </w:rPr>
-        <w:t>s</w:t>
-      </w:r>
-      <w:r>
-        <w:rPr>
-          <w:rFonts w:cs="Times New Roman"/>
-          <w:lang w:bidi="th-TH"/>
-        </w:rPr>
-        <w:t xml:space="preserve"> </w:t>
-      </w:r>
-      <w:r>
-        <w:rPr>
-          <w:rFonts w:cs="Times New Roman"/>
-          <w:lang w:bidi="th-TH"/>
-        </w:rPr>
-        <w:t xml:space="preserve">refractive index orderings of </w:t>
+        <w:t xml:space="preserve"> &lt; </w:t>
       </w:r>
       <w:r>
         <w:rPr>
@@ -15266,14 +15361,33 @@
           <w:vertAlign w:val="subscript"/>
           <w:lang w:bidi="th-TH"/>
         </w:rPr>
-        <w:t>s</w:t>
-      </w:r>
-      <w:r>
-        <w:rPr>
-          <w:rFonts w:cs="Times New Roman"/>
+        <w:t>f</w:t>
+      </w:r>
+      <w:r>
+        <w:rPr>
+          <w:rFonts w:cs="Times New Roman"/>
+          <w:vertAlign w:val="subscript"/>
           <w:lang w:bidi="th-TH"/>
         </w:rPr>
-        <w:t xml:space="preserve"> &lt; </w:t>
+        <w:t>1</w:t>
+      </w:r>
+      <w:r>
+        <w:rPr>
+          <w:rFonts w:cs="Times New Roman"/>
+          <w:i/>
+          <w:iCs/>
+          <w:lang w:bidi="th-TH"/>
+        </w:rPr>
+        <w:t xml:space="preserve"> </w:t>
+      </w:r>
+      <w:r>
+        <w:rPr>
+          <w:rFonts w:cs="Times New Roman"/>
+          <w:i/>
+          <w:iCs/>
+          <w:lang w:bidi="th-TH"/>
+        </w:rPr>
+        <w:t xml:space="preserve">&lt; </w:t>
       </w:r>
       <w:r>
         <w:rPr>
@@ -15292,7 +15406,15 @@
           <w:vertAlign w:val="subscript"/>
           <w:lang w:bidi="th-TH"/>
         </w:rPr>
-        <w:t xml:space="preserve">f1 </w:t>
+        <w:t>f</w:t>
+      </w:r>
+      <w:r>
+        <w:rPr>
+          <w:rFonts w:cs="Times New Roman"/>
+          <w:vertAlign w:val="subscript"/>
+          <w:lang w:bidi="th-TH"/>
+        </w:rPr>
+        <w:t>2</w:t>
       </w:r>
       <w:r>
         <w:rPr>
@@ -15301,7 +15423,23 @@
           <w:iCs/>
           <w:lang w:bidi="th-TH"/>
         </w:rPr>
-        <w:t>&lt; n</w:t>
+        <w:t xml:space="preserve"> </w:t>
+      </w:r>
+      <w:r>
+        <w:rPr>
+          <w:rFonts w:cs="Times New Roman"/>
+          <w:lang w:bidi="th-TH"/>
+        </w:rPr>
+        <w:t xml:space="preserve">and </w:t>
+      </w:r>
+      <w:r>
+        <w:rPr>
+          <w:rFonts w:cs="Times New Roman"/>
+          <w:i/>
+          <w:iCs/>
+          <w:lang w:bidi="th-TH"/>
+        </w:rPr>
+        <w:t>n</w:t>
       </w:r>
       <w:r>
         <w:rPr>
@@ -15311,7 +15449,15 @@
           <w:vertAlign w:val="subscript"/>
           <w:lang w:bidi="th-TH"/>
         </w:rPr>
-        <w:t>f2</w:t>
+        <w:t>f</w:t>
+      </w:r>
+      <w:r>
+        <w:rPr>
+          <w:rFonts w:cs="Times New Roman"/>
+          <w:vertAlign w:val="subscript"/>
+          <w:lang w:bidi="th-TH"/>
+        </w:rPr>
+        <w:t>2</w:t>
       </w:r>
       <w:r>
         <w:rPr>
@@ -15325,9 +15471,11 @@
       <w:r>
         <w:rPr>
           <w:rFonts w:cs="Times New Roman"/>
+          <w:i/>
+          <w:iCs/>
           <w:lang w:bidi="th-TH"/>
         </w:rPr>
-        <w:t xml:space="preserve">and </w:t>
+        <w:t xml:space="preserve">&gt; </w:t>
       </w:r>
       <w:r>
         <w:rPr>
@@ -15346,7 +15494,15 @@
           <w:vertAlign w:val="subscript"/>
           <w:lang w:bidi="th-TH"/>
         </w:rPr>
-        <w:t>f2</w:t>
+        <w:t>f</w:t>
+      </w:r>
+      <w:r>
+        <w:rPr>
+          <w:rFonts w:cs="Times New Roman"/>
+          <w:vertAlign w:val="subscript"/>
+          <w:lang w:bidi="th-TH"/>
+        </w:rPr>
+        <w:t>3</w:t>
       </w:r>
       <w:r>
         <w:rPr>
@@ -15355,7 +15511,16 @@
           <w:iCs/>
           <w:lang w:bidi="th-TH"/>
         </w:rPr>
-        <w:t xml:space="preserve"> &gt; n</w:t>
+        <w:t xml:space="preserve"> </w:t>
+      </w:r>
+      <w:r>
+        <w:rPr>
+          <w:rFonts w:cs="Times New Roman"/>
+          <w:i/>
+          <w:iCs/>
+          <w:lang w:bidi="th-TH"/>
+        </w:rPr>
+        <w:t>&gt; n</w:t>
       </w:r>
       <w:r>
         <w:rPr>
@@ -15365,7 +15530,7 @@
           <w:vertAlign w:val="subscript"/>
           <w:lang w:bidi="th-TH"/>
         </w:rPr>
-        <w:t>f3</w:t>
+        <w:t>a</w:t>
       </w:r>
       <w:r>
         <w:rPr>
@@ -15374,7 +15539,30 @@
           <w:iCs/>
           <w:lang w:bidi="th-TH"/>
         </w:rPr>
-        <w:t xml:space="preserve"> &gt; n</w:t>
+        <w:t xml:space="preserve"> </w:t>
+      </w:r>
+      <w:r>
+        <w:rPr>
+          <w:rFonts w:cs="Times New Roman"/>
+          <w:lang w:bidi="th-TH"/>
+        </w:rPr>
+        <w:t>for antireflection properties</w:t>
+      </w:r>
+      <w:r>
+        <w:rPr>
+          <w:rFonts w:cs="Times New Roman"/>
+          <w:lang w:bidi="th-TH"/>
+        </w:rPr>
+        <w:t>. The middle layer (</w:t>
+      </w:r>
+      <w:r>
+        <w:rPr>
+          <w:rFonts w:cs="Times New Roman"/>
+          <w:i/>
+          <w:iCs/>
+          <w:lang w:bidi="th-TH"/>
+        </w:rPr>
+        <w:t>n</w:t>
       </w:r>
       <w:r>
         <w:rPr>
@@ -15384,119 +15572,83 @@
           <w:vertAlign w:val="subscript"/>
           <w:lang w:bidi="th-TH"/>
         </w:rPr>
-        <w:t>a</w:t>
+        <w:t>f</w:t>
+      </w:r>
+      <w:r>
+        <w:rPr>
+          <w:rFonts w:cs="Times New Roman"/>
+          <w:vertAlign w:val="subscript"/>
+          <w:lang w:bidi="th-TH"/>
+        </w:rPr>
+        <w:t>2</w:t>
+      </w:r>
+      <w:r>
+        <w:rPr>
+          <w:rFonts w:cs="Times New Roman"/>
+          <w:lang w:bidi="th-TH"/>
+        </w:rPr>
+        <w:t xml:space="preserve">) acts </w:t>
+      </w:r>
+      <w:r>
+        <w:rPr>
+          <w:rFonts w:eastAsia="MS Mincho" w:cs="Times New Roman"/>
+          <w:color w:val="000000"/>
+        </w:rPr>
+        <w:t>as an absentee layer when the incident wavelength</w:t>
+      </w:r>
+      <w:r>
+        <w:rPr>
+          <w:rFonts w:cs="Times New Roman"/>
+        </w:rPr>
+        <w:t xml:space="preserve"> </w:t>
+      </w:r>
+      <w:r>
+        <w:rPr>
+          <w:rFonts w:cs="Times New Roman"/>
+          <w:lang w:bidi="th-TH"/>
+        </w:rPr>
+        <w:t xml:space="preserve">is the same as </w:t>
+      </w:r>
+      <w:r>
+        <w:rPr>
+          <w:rFonts w:eastAsia="MS Mincho" w:cs="Times New Roman"/>
+          <w:color w:val="000000"/>
+        </w:rPr>
+        <w:t xml:space="preserve">the reference wavelength </w:t>
+      </w:r>
+      <w:r>
+        <w:rPr>
+          <w:rFonts w:cs="Times New Roman"/>
+        </w:rPr>
+        <w:t>(</w:t>
       </w:r>
       <w:r>
         <w:rPr>
           <w:rFonts w:cs="Times New Roman"/>
           <w:i/>
           <w:iCs/>
-          <w:lang w:bidi="th-TH"/>
-        </w:rPr>
-        <w:t xml:space="preserve"> </w:t>
-      </w:r>
-      <w:r>
-        <w:rPr>
-          <w:rFonts w:cs="Times New Roman"/>
-          <w:lang w:bidi="th-TH"/>
-        </w:rPr>
-        <w:t>for antireflection properties</w:t>
-      </w:r>
-      <w:r>
-        <w:rPr>
-          <w:rFonts w:cs="Times New Roman"/>
-          <w:lang w:bidi="th-TH"/>
-        </w:rPr>
-        <w:t>. The middle layer (</w:t>
+        </w:rPr>
+        <w:t>λ</w:t>
       </w:r>
       <w:r>
         <w:rPr>
           <w:rFonts w:cs="Times New Roman"/>
           <w:i/>
           <w:iCs/>
-          <w:lang w:bidi="th-TH"/>
-        </w:rPr>
-        <w:t>n</w:t>
+        </w:rPr>
+        <w:t xml:space="preserve"> = </w:t>
       </w:r>
       <w:r>
         <w:rPr>
           <w:rFonts w:cs="Times New Roman"/>
           <w:i/>
           <w:iCs/>
-          <w:vertAlign w:val="subscript"/>
-          <w:lang w:bidi="th-TH"/>
-        </w:rPr>
-        <w:t>f2</w:t>
-      </w:r>
-      <w:r>
-        <w:rPr>
-          <w:rFonts w:cs="Times New Roman"/>
-          <w:lang w:bidi="th-TH"/>
-        </w:rPr>
-        <w:t xml:space="preserve">) acts </w:t>
-      </w:r>
-      <w:r>
-        <w:rPr>
-          <w:rFonts w:eastAsia="MS Mincho" w:cs="Times New Roman"/>
-          <w:color w:val="000000"/>
-        </w:rPr>
-        <w:t>as an absentee layer when the incident wavelength</w:t>
-      </w:r>
-      <w:r>
-        <w:rPr>
-          <w:rFonts w:cs="Times New Roman"/>
-        </w:rPr>
-        <w:t xml:space="preserve"> </w:t>
-      </w:r>
-      <w:r>
-        <w:rPr>
-          <w:rFonts w:cs="Times New Roman"/>
-          <w:lang w:bidi="th-TH"/>
-        </w:rPr>
-        <w:t xml:space="preserve">is the same as </w:t>
-      </w:r>
-      <w:r>
-        <w:rPr>
-          <w:rFonts w:eastAsia="MS Mincho" w:cs="Times New Roman"/>
-          <w:color w:val="000000"/>
-        </w:rPr>
-        <w:t xml:space="preserve">the reference wavelength </w:t>
-      </w:r>
-      <w:r>
-        <w:rPr>
-          <w:rFonts w:cs="Times New Roman"/>
-        </w:rPr>
-        <w:t>(</w:t>
-      </w:r>
-      <w:r>
-        <w:rPr>
-          <w:rFonts w:cs="Times New Roman"/>
-          <w:i/>
-          <w:iCs/>
         </w:rPr>
         <w:t>λ</w:t>
       </w:r>
       <w:r>
         <w:rPr>
           <w:rFonts w:cs="Times New Roman"/>
-          <w:i/>
-          <w:iCs/>
-        </w:rPr>
-        <w:t xml:space="preserve"> = </w:t>
-      </w:r>
-      <w:r>
-        <w:rPr>
-          <w:rFonts w:cs="Times New Roman"/>
-          <w:i/>
-          <w:iCs/>
-        </w:rPr>
-        <w:t>λ</w:t>
-      </w:r>
-      <w:r>
-        <w:rPr>
-          <w:rFonts w:cs="Times New Roman"/>
-          <w:i/>
-          <w:iCs/>
           <w:vertAlign w:val="subscript"/>
         </w:rPr>
         <w:t>0</w:t>
@@ -16056,6 +16208,7 @@
           <w:rFonts w:cs="Times New Roman"/>
           <w:i/>
           <w:iCs/>
+          <w:lang w:bidi="th-TH"/>
         </w:rPr>
         <w:t>n</w:t>
       </w:r>
@@ -16065,8 +16218,17 @@
           <w:i/>
           <w:iCs/>
           <w:vertAlign w:val="subscript"/>
-        </w:rPr>
-        <w:t>f2</w:t>
+          <w:lang w:bidi="th-TH"/>
+        </w:rPr>
+        <w:t>f</w:t>
+      </w:r>
+      <w:r>
+        <w:rPr>
+          <w:rFonts w:cs="Times New Roman"/>
+          <w:vertAlign w:val="subscript"/>
+          <w:lang w:bidi="th-TH"/>
+        </w:rPr>
+        <w:t>2</w:t>
       </w:r>
       <w:r>
         <w:rPr>
@@ -16126,7 +16288,20 @@
           <w:iCs/>
           <w:vertAlign w:val="subscript"/>
         </w:rPr>
-        <w:t>r2</w:t>
+        <w:t>r</w:t>
+      </w:r>
+      <w:r>
+        <w:rPr>
+          <w:rFonts w:cs="Times New Roman"/>
+          <w:vertAlign w:val="subscript"/>
+        </w:rPr>
+        <w:t>2</w:t>
+      </w:r>
+      <w:r>
+        <w:rPr>
+          <w:rFonts w:cs="Times New Roman"/>
+        </w:rPr>
+        <w:t xml:space="preserve"> </w:t>
       </w:r>
       <w:r>
         <w:rPr>
@@ -16134,7 +16309,7 @@
           <w:i/>
           <w:iCs/>
         </w:rPr>
-        <w:t xml:space="preserve"> = n</w:t>
+        <w:t>= n</w:t>
       </w:r>
       <w:r>
         <w:rPr>
@@ -16143,7 +16318,14 @@
           <w:iCs/>
           <w:vertAlign w:val="subscript"/>
         </w:rPr>
-        <w:t>r1</w:t>
+        <w:t>r</w:t>
+      </w:r>
+      <w:r>
+        <w:rPr>
+          <w:rFonts w:cs="Times New Roman"/>
+          <w:vertAlign w:val="subscript"/>
+        </w:rPr>
+        <w:t>1</w:t>
       </w:r>
       <w:r>
         <w:rPr>
@@ -17182,6 +17364,7 @@
           <w:rFonts w:cs="Times New Roman"/>
           <w:i/>
           <w:iCs/>
+          <w:lang w:bidi="th-TH"/>
         </w:rPr>
         <w:t>n</w:t>
       </w:r>
@@ -17191,8 +17374,17 @@
           <w:i/>
           <w:iCs/>
           <w:vertAlign w:val="subscript"/>
-        </w:rPr>
-        <w:t>f1</w:t>
+          <w:lang w:bidi="th-TH"/>
+        </w:rPr>
+        <w:t>f</w:t>
+      </w:r>
+      <w:r>
+        <w:rPr>
+          <w:rFonts w:cs="Times New Roman"/>
+          <w:vertAlign w:val="subscript"/>
+          <w:lang w:bidi="th-TH"/>
+        </w:rPr>
+        <w:t>1</w:t>
       </w:r>
       <w:r>
         <w:rPr>
@@ -17250,6 +17442,7 @@
           <w:rFonts w:cs="Times New Roman"/>
           <w:i/>
           <w:iCs/>
+          <w:lang w:bidi="th-TH"/>
         </w:rPr>
         <w:t>n</w:t>
       </w:r>
@@ -17259,8 +17452,17 @@
           <w:i/>
           <w:iCs/>
           <w:vertAlign w:val="subscript"/>
-        </w:rPr>
-        <w:t>f3</w:t>
+          <w:lang w:bidi="th-TH"/>
+        </w:rPr>
+        <w:t>f</w:t>
+      </w:r>
+      <w:r>
+        <w:rPr>
+          <w:rFonts w:cs="Times New Roman"/>
+          <w:vertAlign w:val="subscript"/>
+          <w:lang w:bidi="th-TH"/>
+        </w:rPr>
+        <w:t>3</w:t>
       </w:r>
       <w:r>
         <w:rPr>
@@ -17325,41 +17527,63 @@
       <w:r>
         <w:rPr>
           <w:rFonts w:cs="Times New Roman"/>
+          <w:vertAlign w:val="subscript"/>
+        </w:rPr>
+        <w:t>TiO2</w:t>
+      </w:r>
+      <w:r>
+        <w:rPr>
+          <w:rFonts w:cs="Times New Roman"/>
+        </w:rPr>
+        <w:t xml:space="preserve"> = 2.31) is used again. The middle layer needs to have the highest refractive index, so Silicon (Si) </w:t>
+      </w:r>
+      <w:r>
+        <w:rPr>
+          <w:rFonts w:cs="Times New Roman"/>
+        </w:rPr>
+        <w:t>is used</w:t>
+      </w:r>
+      <w:r>
+        <w:rPr>
+          <w:rFonts w:cs="Times New Roman"/>
+        </w:rPr>
+        <w:t xml:space="preserve"> </w:t>
+      </w:r>
+      <w:r>
+        <w:rPr>
+          <w:rFonts w:cs="Times New Roman"/>
+        </w:rPr>
+        <w:t>(</w:t>
+      </w:r>
+      <w:r>
+        <w:rPr>
+          <w:rFonts w:cs="Times New Roman"/>
+          <w:i/>
+          <w:iCs/>
+        </w:rPr>
+        <w:t>n</w:t>
+      </w:r>
+      <w:r>
+        <w:rPr>
+          <w:rFonts w:cs="Times New Roman"/>
           <w:i/>
           <w:iCs/>
           <w:vertAlign w:val="subscript"/>
         </w:rPr>
-        <w:t>TiO2</w:t>
-      </w:r>
-      <w:r>
-        <w:rPr>
-          <w:rFonts w:cs="Times New Roman"/>
-        </w:rPr>
-        <w:t xml:space="preserve"> = 2.31) is used again. The middle layer needs to have the highest refractive index, so Silicon (Si) </w:t>
-      </w:r>
-      <w:r>
-        <w:rPr>
-          <w:rFonts w:cs="Times New Roman"/>
-        </w:rPr>
-        <w:t>is used</w:t>
-      </w:r>
-      <w:r>
-        <w:rPr>
-          <w:rFonts w:cs="Times New Roman"/>
-        </w:rPr>
-        <w:t xml:space="preserve"> </w:t>
-      </w:r>
-      <w:r>
-        <w:rPr>
-          <w:rFonts w:cs="Times New Roman"/>
-        </w:rPr>
-        <w:t>(</w:t>
+        <w:t>Si</w:t>
+      </w:r>
+      <w:r>
+        <w:rPr>
+          <w:rFonts w:cs="Times New Roman"/>
+        </w:rPr>
+        <w:t xml:space="preserve"> = </w:t>
       </w:r>
       <w:r>
         <w:rPr>
           <w:rFonts w:cs="Times New Roman"/>
           <w:i/>
           <w:iCs/>
+          <w:lang w:bidi="th-TH"/>
         </w:rPr>
         <w:t>n</w:t>
       </w:r>
@@ -17369,156 +17593,149 @@
           <w:i/>
           <w:iCs/>
           <w:vertAlign w:val="subscript"/>
-        </w:rPr>
-        <w:t>Si</w:t>
-      </w:r>
-      <w:r>
-        <w:rPr>
-          <w:rFonts w:cs="Times New Roman"/>
-        </w:rPr>
-        <w:t xml:space="preserve"> = </w:t>
+          <w:lang w:bidi="th-TH"/>
+        </w:rPr>
+        <w:t>f</w:t>
+      </w:r>
+      <w:r>
+        <w:rPr>
+          <w:rFonts w:cs="Times New Roman"/>
+          <w:vertAlign w:val="subscript"/>
+          <w:lang w:bidi="th-TH"/>
+        </w:rPr>
+        <w:t>2</w:t>
       </w:r>
       <w:r>
         <w:rPr>
           <w:rFonts w:cs="Times New Roman"/>
           <w:i/>
           <w:iCs/>
-        </w:rPr>
-        <w:t>n</w:t>
+          <w:lang w:bidi="th-TH"/>
+        </w:rPr>
+        <w:t xml:space="preserve"> </w:t>
+      </w:r>
+      <w:r>
+        <w:rPr>
+          <w:rFonts w:cs="Times New Roman"/>
+        </w:rPr>
+        <w:t>= 3.55</w:t>
+      </w:r>
+      <w:r>
+        <w:rPr>
+          <w:rFonts w:cs="Times New Roman"/>
+        </w:rPr>
+        <w:t>)</w:t>
+      </w:r>
+      <w:r>
+        <w:rPr>
+          <w:rFonts w:cs="Times New Roman"/>
+        </w:rPr>
+        <w:t xml:space="preserve"> </w:t>
+      </w:r>
+      <w:r>
+        <w:rPr>
+          <w:rFonts w:cs="Times New Roman"/>
+        </w:rPr>
+        <w:fldChar w:fldCharType="begin"/>
+      </w:r>
+      <w:r>
+        <w:rPr>
+          <w:rFonts w:cs="Times New Roman"/>
+        </w:rPr>
+        <w:instrText xml:space="preserve"> ADDIN EN.CITE &lt;EndNote&gt;&lt;Cite&gt;&lt;Author&gt;Franta&lt;/Author&gt;&lt;Year&gt;2018&lt;/Year&gt;&lt;RecNum&gt;95&lt;/RecNum&gt;&lt;DisplayText&gt;[28]&lt;/DisplayText&gt;&lt;record&gt;&lt;rec-number&gt;95&lt;/rec-number&gt;&lt;foreign-keys&gt;&lt;key app="EN" db-id="v920pft06rp9dbex2ap500x99x5rrtswxzss" timestamp="1776659453"&gt;95&lt;/key&gt;&lt;/foreign-keys&gt;&lt;ref-type name="Journal Article"&gt;17&lt;/ref-type&gt;&lt;contributors&gt;&lt;authors&gt;&lt;author&gt;Franta, Daniel&lt;/author&gt;&lt;author&gt;Franta, Pavel&lt;/author&gt;&lt;author&gt;Vohánka, Jiří&lt;/author&gt;&lt;author&gt;Čermák, Martin&lt;/author&gt;&lt;author&gt;Ohlídal, Ivan&lt;/author&gt;&lt;/authors&gt;&lt;/contributors&gt;&lt;titles&gt;&lt;title&gt;Determination of thicknesses and temperatures of crystalline silicon wafers from optical measurements in the far infrared region&lt;/title&gt;&lt;secondary-title&gt;Journal of Applied Physics&lt;/secondary-title&gt;&lt;/titles&gt;&lt;periodical&gt;&lt;full-title&gt;Journal of Applied Physics&lt;/full-title&gt;&lt;/periodical&gt;&lt;volume&gt;123&lt;/volume&gt;&lt;number&gt;18&lt;/number&gt;&lt;dates&gt;&lt;year&gt;2018&lt;/year&gt;&lt;/dates&gt;&lt;isbn&gt;0021-8979&lt;/isbn&gt;&lt;urls&gt;&lt;related-urls&gt;&lt;url&gt;https://doi.org/10.1063/1.5026195&lt;/url&gt;&lt;/related-urls&gt;&lt;/urls&gt;&lt;custom1&gt;185707&lt;/custom1&gt;&lt;electronic-resource-num&gt;10.1063/1.5026195&lt;/electronic-resource-num&gt;&lt;access-date&gt;4/20/2026&lt;/access-date&gt;&lt;/record&gt;&lt;/Cite&gt;&lt;/EndNote&gt;</w:instrText>
+      </w:r>
+      <w:r>
+        <w:rPr>
+          <w:rFonts w:cs="Times New Roman"/>
+        </w:rPr>
+        <w:fldChar w:fldCharType="separate"/>
+      </w:r>
+      <w:r>
+        <w:rPr>
+          <w:rFonts w:cs="Times New Roman"/>
+          <w:noProof/>
+        </w:rPr>
+        <w:t>[28]</w:t>
+      </w:r>
+      <w:r>
+        <w:rPr>
+          <w:rFonts w:cs="Times New Roman"/>
+        </w:rPr>
+        <w:fldChar w:fldCharType="end"/>
+      </w:r>
+      <w:r>
+        <w:rPr>
+          <w:rFonts w:cs="Times New Roman"/>
+        </w:rPr>
+        <w:t>. As shown in Fig.</w:t>
+      </w:r>
+      <w:r>
+        <w:rPr>
+          <w:rFonts w:cs="Times New Roman"/>
+        </w:rPr>
+        <w:t> </w:t>
+      </w:r>
+      <w:r>
+        <w:rPr>
+          <w:rFonts w:cs="Times New Roman"/>
+        </w:rPr>
+        <w:t>3</w:t>
+      </w:r>
+      <w:r>
+        <w:rPr>
+          <w:rFonts w:cs="Times New Roman"/>
+        </w:rPr>
+        <w:t xml:space="preserve">, </w:t>
+      </w:r>
+      <w:r>
+        <w:rPr>
+          <w:rFonts w:eastAsia="MS Mincho" w:cs="Times New Roman"/>
+          <w:color w:val="000000"/>
+        </w:rPr>
+        <w:t xml:space="preserve">the reflectance of </w:t>
+      </w:r>
+      <w:r>
+        <w:rPr>
+          <w:rFonts w:cs="Times New Roman"/>
+        </w:rPr>
+        <w:t xml:space="preserve">the </w:t>
+      </w:r>
+      <w:r>
+        <w:rPr>
+          <w:rFonts w:cs="Times New Roman"/>
+        </w:rPr>
+        <w:t xml:space="preserve">three-layer design </w:t>
+      </w:r>
+      <w:r>
+        <w:rPr>
+          <w:rFonts w:cs="Times New Roman"/>
+        </w:rPr>
+        <w:t xml:space="preserve">(yellow) </w:t>
+      </w:r>
+      <w:r>
+        <w:rPr>
+          <w:rFonts w:cs="Times New Roman"/>
+        </w:rPr>
+        <w:t>at wavelength</w:t>
+      </w:r>
+      <w:r>
+        <w:rPr>
+          <w:rFonts w:eastAsia="MS Mincho" w:cs="Times New Roman"/>
+          <w:color w:val="000000"/>
+        </w:rPr>
+        <w:t xml:space="preserve">s further from </w:t>
       </w:r>
       <w:r>
         <w:rPr>
           <w:rFonts w:cs="Times New Roman"/>
           <w:i/>
           <w:iCs/>
-          <w:vertAlign w:val="subscript"/>
-        </w:rPr>
-        <w:t>f2</w:t>
-      </w:r>
-      <w:r>
-        <w:rPr>
-          <w:rFonts w:cs="Times New Roman"/>
-        </w:rPr>
-        <w:t xml:space="preserve"> = 3.55</w:t>
-      </w:r>
-      <w:r>
-        <w:rPr>
-          <w:rFonts w:cs="Times New Roman"/>
-        </w:rPr>
-        <w:t>)</w:t>
-      </w:r>
-      <w:r>
-        <w:rPr>
-          <w:rFonts w:cs="Times New Roman"/>
-        </w:rPr>
-        <w:t xml:space="preserve"> </w:t>
-      </w:r>
-      <w:r>
-        <w:rPr>
-          <w:rFonts w:cs="Times New Roman"/>
-        </w:rPr>
-        <w:fldChar w:fldCharType="begin"/>
-      </w:r>
-      <w:r>
-        <w:rPr>
-          <w:rFonts w:cs="Times New Roman"/>
-        </w:rPr>
-        <w:instrText xml:space="preserve"> ADDIN EN.CITE &lt;EndNote&gt;&lt;Cite&gt;&lt;Author&gt;Franta&lt;/Author&gt;&lt;Year&gt;2018&lt;/Year&gt;&lt;RecNum&gt;95&lt;/RecNum&gt;&lt;DisplayText&gt;[28]&lt;/DisplayText&gt;&lt;record&gt;&lt;rec-number&gt;95&lt;/rec-number&gt;&lt;foreign-keys&gt;&lt;key app="EN" db-id="v920pft06rp9dbex2ap500x99x5rrtswxzss" timestamp="1776659453"&gt;95&lt;/key&gt;&lt;/foreign-keys&gt;&lt;ref-type name="Journal Article"&gt;17&lt;/ref-type&gt;&lt;contributors&gt;&lt;authors&gt;&lt;author&gt;Franta, Daniel&lt;/author&gt;&lt;author&gt;Franta, Pavel&lt;/author&gt;&lt;author&gt;Vohánka, Jiří&lt;/author&gt;&lt;author&gt;Čermák, Martin&lt;/author&gt;&lt;author&gt;Ohlídal, Ivan&lt;/author&gt;&lt;/authors&gt;&lt;/contributors&gt;&lt;titles&gt;&lt;title&gt;Determination of thicknesses and temperatures of crystalline silicon wafers from optical measurements in the far infrared region&lt;/title&gt;&lt;secondary-title&gt;Journal of Applied Physics&lt;/secondary-title&gt;&lt;/titles&gt;&lt;periodical&gt;&lt;full-title&gt;Journal of Applied Physics&lt;/full-title&gt;&lt;/periodical&gt;&lt;volume&gt;123&lt;/volume&gt;&lt;number&gt;18&lt;/number&gt;&lt;dates&gt;&lt;year&gt;2018&lt;/year&gt;&lt;/dates&gt;&lt;isbn&gt;0021-8979&lt;/isbn&gt;&lt;urls&gt;&lt;related-urls&gt;&lt;url&gt;https://doi.org/10.1063/1.5026195&lt;/url&gt;&lt;/related-urls&gt;&lt;/urls&gt;&lt;custom1&gt;185707&lt;/custom1&gt;&lt;electronic-resource-num&gt;10.1063/1.5026195&lt;/electronic-resource-num&gt;&lt;access-date&gt;4/20/2026&lt;/access-date&gt;&lt;/record&gt;&lt;/Cite&gt;&lt;/EndNote&gt;</w:instrText>
-      </w:r>
-      <w:r>
-        <w:rPr>
-          <w:rFonts w:cs="Times New Roman"/>
-        </w:rPr>
-        <w:fldChar w:fldCharType="separate"/>
-      </w:r>
-      <w:r>
-        <w:rPr>
-          <w:rFonts w:cs="Times New Roman"/>
-          <w:noProof/>
-        </w:rPr>
-        <w:t>[28]</w:t>
-      </w:r>
-      <w:r>
-        <w:rPr>
-          <w:rFonts w:cs="Times New Roman"/>
-        </w:rPr>
-        <w:fldChar w:fldCharType="end"/>
-      </w:r>
-      <w:r>
-        <w:rPr>
-          <w:rFonts w:cs="Times New Roman"/>
-        </w:rPr>
-        <w:t>. As shown in Fig.</w:t>
-      </w:r>
-      <w:r>
-        <w:rPr>
-          <w:rFonts w:cs="Times New Roman"/>
-        </w:rPr>
-        <w:t> </w:t>
-      </w:r>
-      <w:r>
-        <w:rPr>
-          <w:rFonts w:cs="Times New Roman"/>
-        </w:rPr>
-        <w:t>3</w:t>
-      </w:r>
-      <w:r>
-        <w:rPr>
-          <w:rFonts w:cs="Times New Roman"/>
-        </w:rPr>
-        <w:t xml:space="preserve">, </w:t>
-      </w:r>
-      <w:r>
-        <w:rPr>
-          <w:rFonts w:eastAsia="MS Mincho" w:cs="Times New Roman"/>
-          <w:color w:val="000000"/>
-        </w:rPr>
-        <w:t xml:space="preserve">the reflectance of </w:t>
-      </w:r>
-      <w:r>
-        <w:rPr>
-          <w:rFonts w:cs="Times New Roman"/>
-        </w:rPr>
-        <w:t xml:space="preserve">the </w:t>
-      </w:r>
-      <w:r>
-        <w:rPr>
-          <w:rFonts w:cs="Times New Roman"/>
-        </w:rPr>
-        <w:t xml:space="preserve">three-layer design </w:t>
-      </w:r>
-      <w:r>
-        <w:rPr>
-          <w:rFonts w:cs="Times New Roman"/>
-        </w:rPr>
-        <w:t xml:space="preserve">(yellow) </w:t>
-      </w:r>
-      <w:r>
-        <w:rPr>
-          <w:rFonts w:cs="Times New Roman"/>
-        </w:rPr>
-        <w:t>at wavelength</w:t>
-      </w:r>
-      <w:r>
-        <w:rPr>
-          <w:rFonts w:eastAsia="MS Mincho" w:cs="Times New Roman"/>
-          <w:color w:val="000000"/>
-        </w:rPr>
-        <w:t xml:space="preserve">s further from </w:t>
-      </w:r>
-      <w:r>
-        <w:rPr>
-          <w:rFonts w:cs="Times New Roman"/>
-          <w:i/>
-          <w:iCs/>
         </w:rPr>
         <w:t>λ</w:t>
       </w:r>
       <w:r>
         <w:rPr>
           <w:rFonts w:cs="Times New Roman"/>
-          <w:i/>
-          <w:iCs/>
           <w:vertAlign w:val="subscript"/>
         </w:rPr>
         <w:t>0</w:t>
@@ -17697,6 +17914,7 @@
           <w:rFonts w:cs="Times New Roman"/>
           <w:i/>
           <w:iCs/>
+          <w:lang w:bidi="th-TH"/>
         </w:rPr>
         <w:t>n</w:t>
       </w:r>
@@ -17706,20 +17924,39 @@
           <w:i/>
           <w:iCs/>
           <w:vertAlign w:val="subscript"/>
-        </w:rPr>
-        <w:t>f1</w:t>
-      </w:r>
-      <w:r>
-        <w:rPr>
-          <w:rFonts w:cs="Times New Roman"/>
-        </w:rPr>
-        <w:t xml:space="preserve"> and </w:t>
+          <w:lang w:bidi="th-TH"/>
+        </w:rPr>
+        <w:t>f</w:t>
+      </w:r>
+      <w:r>
+        <w:rPr>
+          <w:rFonts w:cs="Times New Roman"/>
+          <w:vertAlign w:val="subscript"/>
+          <w:lang w:bidi="th-TH"/>
+        </w:rPr>
+        <w:t>1</w:t>
       </w:r>
       <w:r>
         <w:rPr>
           <w:rFonts w:cs="Times New Roman"/>
           <w:i/>
           <w:iCs/>
+          <w:lang w:bidi="th-TH"/>
+        </w:rPr>
+        <w:t xml:space="preserve"> </w:t>
+      </w:r>
+      <w:r>
+        <w:rPr>
+          <w:rFonts w:cs="Times New Roman"/>
+        </w:rPr>
+        <w:t xml:space="preserve">and </w:t>
+      </w:r>
+      <w:r>
+        <w:rPr>
+          <w:rFonts w:cs="Times New Roman"/>
+          <w:i/>
+          <w:iCs/>
+          <w:lang w:bidi="th-TH"/>
         </w:rPr>
         <w:t>n</w:t>
       </w:r>
@@ -17729,58 +17966,71 @@
           <w:i/>
           <w:iCs/>
           <w:vertAlign w:val="subscript"/>
-        </w:rPr>
-        <w:t>f3</w:t>
-      </w:r>
-      <w:r>
-        <w:rPr>
-          <w:rFonts w:cs="Times New Roman"/>
-        </w:rPr>
-        <w:t xml:space="preserve"> </w:t>
-      </w:r>
-      <w:r>
-        <w:rPr>
-          <w:rFonts w:cs="Times New Roman"/>
-        </w:rPr>
-        <w:t>is</w:t>
-      </w:r>
-      <w:r>
-        <w:rPr>
-          <w:rFonts w:cs="Times New Roman"/>
-        </w:rPr>
-        <w:t xml:space="preserve"> easier. The bottom layer could be Si</w:t>
+          <w:lang w:bidi="th-TH"/>
+        </w:rPr>
+        <w:t>f</w:t>
       </w:r>
       <w:r>
         <w:rPr>
           <w:rFonts w:cs="Times New Roman"/>
           <w:vertAlign w:val="subscript"/>
+          <w:lang w:bidi="th-TH"/>
         </w:rPr>
         <w:t>3</w:t>
-      </w:r>
-      <w:r>
-        <w:rPr>
-          <w:rFonts w:cs="Times New Roman"/>
-        </w:rPr>
-        <w:t>N</w:t>
-      </w:r>
-      <w:r>
-        <w:rPr>
-          <w:rFonts w:cs="Times New Roman"/>
-          <w:vertAlign w:val="subscript"/>
-        </w:rPr>
-        <w:t>4</w:t>
-      </w:r>
-      <w:r>
-        <w:rPr>
-          <w:rFonts w:cs="Times New Roman"/>
-        </w:rPr>
-        <w:t xml:space="preserve"> (</w:t>
       </w:r>
       <w:r>
         <w:rPr>
           <w:rFonts w:cs="Times New Roman"/>
           <w:i/>
           <w:iCs/>
+          <w:lang w:bidi="th-TH"/>
+        </w:rPr>
+        <w:t xml:space="preserve"> </w:t>
+      </w:r>
+      <w:r>
+        <w:rPr>
+          <w:rFonts w:cs="Times New Roman"/>
+        </w:rPr>
+        <w:t>is</w:t>
+      </w:r>
+      <w:r>
+        <w:rPr>
+          <w:rFonts w:cs="Times New Roman"/>
+        </w:rPr>
+        <w:t xml:space="preserve"> easier. The bottom layer could be Si</w:t>
+      </w:r>
+      <w:r>
+        <w:rPr>
+          <w:rFonts w:cs="Times New Roman"/>
+          <w:vertAlign w:val="subscript"/>
+        </w:rPr>
+        <w:t>3</w:t>
+      </w:r>
+      <w:r>
+        <w:rPr>
+          <w:rFonts w:cs="Times New Roman"/>
+        </w:rPr>
+        <w:t>N</w:t>
+      </w:r>
+      <w:r>
+        <w:rPr>
+          <w:rFonts w:cs="Times New Roman"/>
+          <w:vertAlign w:val="subscript"/>
+        </w:rPr>
+        <w:t>4</w:t>
+      </w:r>
+      <w:r>
+        <w:rPr>
+          <w:rFonts w:cs="Times New Roman"/>
+        </w:rPr>
+        <w:t xml:space="preserve"> (</w:t>
+      </w:r>
+      <w:r>
+        <w:rPr>
+          <w:rFonts w:cs="Times New Roman"/>
+          <w:i/>
+          <w:iCs/>
+          <w:lang w:bidi="th-TH"/>
         </w:rPr>
         <w:t>n</w:t>
       </w:r>
@@ -17790,14 +18040,24 @@
           <w:i/>
           <w:iCs/>
           <w:vertAlign w:val="subscript"/>
-        </w:rPr>
-        <w:t>f1</w:t>
+          <w:lang w:bidi="th-TH"/>
+        </w:rPr>
+        <w:t>f</w:t>
+      </w:r>
+      <w:r>
+        <w:rPr>
+          <w:rFonts w:cs="Times New Roman"/>
+          <w:vertAlign w:val="subscript"/>
+          <w:lang w:bidi="th-TH"/>
+        </w:rPr>
+        <w:t>1</w:t>
       </w:r>
       <w:r>
         <w:rPr>
           <w:rFonts w:cs="Times New Roman"/>
           <w:i/>
           <w:iCs/>
+          <w:lang w:bidi="th-TH"/>
         </w:rPr>
         <w:t xml:space="preserve"> </w:t>
       </w:r>
@@ -17806,6 +18066,18 @@
           <w:rFonts w:cs="Times New Roman"/>
         </w:rPr>
         <w:t xml:space="preserve">= </w:t>
+      </w:r>
+      <w:r>
+        <w:rPr>
+          <w:rFonts w:cs="Times New Roman"/>
+        </w:rPr>
+        <w:t>2.00</w:t>
+      </w:r>
+      <w:r>
+        <w:rPr>
+          <w:rFonts w:cs="Times New Roman"/>
+        </w:rPr>
+        <w:t>)</w:t>
       </w:r>
       <w:r>
         <w:rPr>
@@ -17813,94 +18085,81 @@
           <w:i/>
           <w:iCs/>
         </w:rPr>
-        <w:t>2.00</w:t>
-      </w:r>
-      <w:r>
-        <w:rPr>
-          <w:rFonts w:cs="Times New Roman"/>
-        </w:rPr>
-        <w:t>)</w:t>
+        <w:t xml:space="preserve"> </w:t>
+      </w:r>
+      <w:r>
+        <w:rPr>
+          <w:rFonts w:cs="Times New Roman"/>
+        </w:rPr>
+        <w:fldChar w:fldCharType="begin"/>
+      </w:r>
+      <w:r>
+        <w:rPr>
+          <w:rFonts w:cs="Times New Roman"/>
+        </w:rPr>
+        <w:instrText xml:space="preserve"> ADDIN EN.CITE &lt;EndNote&gt;&lt;Cite&gt;&lt;Author&gt;Beliaev&lt;/Author&gt;&lt;Year&gt;2022&lt;/Year&gt;&lt;RecNum&gt;70&lt;/RecNum&gt;&lt;DisplayText&gt;[29]&lt;/DisplayText&gt;&lt;record&gt;&lt;rec-number&gt;70&lt;/rec-number&gt;&lt;foreign-keys&gt;&lt;key app="EN" db-id="v920pft06rp9dbex2ap500x99x5rrtswxzss" timestamp="1768215795" guid="3f7419e0-798c-4593-84cf-4bf61aaacb06"&gt;70&lt;/key&gt;&lt;/foreign-keys&gt;&lt;ref-type name="Journal Article"&gt;17&lt;/ref-type&gt;&lt;contributors&gt;&lt;authors&gt;&lt;author&gt;Beliaev, Leonid Yu&lt;/author&gt;&lt;author&gt;Shkondin, Evgeniy&lt;/author&gt;&lt;author&gt;Lavrinenko, Andrei V.&lt;/author&gt;&lt;author&gt;Takayama, Osamu&lt;/author&gt;&lt;/authors&gt;&lt;/contributors&gt;&lt;titles&gt;&lt;title&gt;Optical, structural and composition properties of silicon nitride films deposited by reactive radio-frequency sputtering, low pressure and plasma-enhanced chemical vapor deposition&lt;/title&gt;&lt;secondary-title&gt;Thin Solid Films&lt;/secondary-title&gt;&lt;/titles&gt;&lt;periodical&gt;&lt;full-title&gt;Thin Solid Films&lt;/full-title&gt;&lt;/periodical&gt;&lt;pages&gt;139568&lt;/pages&gt;&lt;volume&gt;763&lt;/volume&gt;&lt;keywords&gt;&lt;keyword&gt;Silicon nitride&lt;/keyword&gt;&lt;keyword&gt;Ellipsometry&lt;/keyword&gt;&lt;keyword&gt;Chemical vapor deposition&lt;/keyword&gt;&lt;keyword&gt;Sputtering&lt;/keyword&gt;&lt;keyword&gt;Optical characterization&lt;/keyword&gt;&lt;keyword&gt;Thin film&lt;/keyword&gt;&lt;/keywords&gt;&lt;dates&gt;&lt;year&gt;2022&lt;/year&gt;&lt;pub-dates&gt;&lt;date&gt;2022/12/01/&lt;/date&gt;&lt;/pub-dates&gt;&lt;/dates&gt;&lt;isbn&gt;0040-6090&lt;/isbn&gt;&lt;urls&gt;&lt;related-urls&gt;&lt;url&gt;https://www.sciencedirect.com/science/article/pii/S0040609022004710&lt;/url&gt;&lt;/related-urls&gt;&lt;/urls&gt;&lt;electronic-resource-num&gt;https://doi.org/10.1016/j.tsf.2022.139568&lt;/electronic-resource-num&gt;&lt;/record&gt;&lt;/Cite&gt;&lt;/EndNote&gt;</w:instrText>
+      </w:r>
+      <w:r>
+        <w:rPr>
+          <w:rFonts w:cs="Times New Roman"/>
+        </w:rPr>
+        <w:fldChar w:fldCharType="separate"/>
+      </w:r>
+      <w:r>
+        <w:rPr>
+          <w:rFonts w:cs="Times New Roman"/>
+          <w:noProof/>
+        </w:rPr>
+        <w:t>[29]</w:t>
+      </w:r>
+      <w:r>
+        <w:rPr>
+          <w:rFonts w:cs="Times New Roman"/>
+        </w:rPr>
+        <w:fldChar w:fldCharType="end"/>
+      </w:r>
+      <w:r>
+        <w:rPr>
+          <w:rFonts w:cs="Times New Roman"/>
+        </w:rPr>
+        <w:t xml:space="preserve"> and</w:t>
+      </w:r>
+      <w:r>
+        <w:rPr>
+          <w:rFonts w:cs="Times New Roman"/>
+        </w:rPr>
+        <w:t xml:space="preserve"> the ideal top layer calculated </w:t>
+      </w:r>
+      <w:r>
+        <w:rPr>
+          <w:rFonts w:cs="Times New Roman"/>
+        </w:rPr>
+        <w:t>using</w:t>
+      </w:r>
+      <w:r>
+        <w:rPr>
+          <w:rFonts w:cs="Times New Roman"/>
+        </w:rPr>
+        <w:t xml:space="preserve"> Eq. 16 ha</w:t>
+      </w:r>
+      <w:r>
+        <w:rPr>
+          <w:rFonts w:cs="Times New Roman"/>
+        </w:rPr>
+        <w:t>s</w:t>
+      </w:r>
+      <w:r>
+        <w:rPr>
+          <w:rFonts w:cs="Times New Roman"/>
+        </w:rPr>
+        <w:t xml:space="preserve"> </w:t>
       </w:r>
       <w:r>
         <w:rPr>
           <w:rFonts w:cs="Times New Roman"/>
           <w:i/>
           <w:iCs/>
-        </w:rPr>
-        <w:t xml:space="preserve"> </w:t>
-      </w:r>
-      <w:r>
-        <w:rPr>
-          <w:rFonts w:cs="Times New Roman"/>
-        </w:rPr>
-        <w:fldChar w:fldCharType="begin"/>
-      </w:r>
-      <w:r>
-        <w:rPr>
-          <w:rFonts w:cs="Times New Roman"/>
-        </w:rPr>
-        <w:instrText xml:space="preserve"> ADDIN EN.CITE &lt;EndNote&gt;&lt;Cite&gt;&lt;Author&gt;Beliaev&lt;/Author&gt;&lt;Year&gt;2022&lt;/Year&gt;&lt;RecNum&gt;70&lt;/RecNum&gt;&lt;DisplayText&gt;[29]&lt;/DisplayText&gt;&lt;record&gt;&lt;rec-number&gt;70&lt;/rec-number&gt;&lt;foreign-keys&gt;&lt;key app="EN" db-id="v920pft06rp9dbex2ap500x99x5rrtswxzss" timestamp="1768215795" guid="3f7419e0-798c-4593-84cf-4bf61aaacb06"&gt;70&lt;/key&gt;&lt;/foreign-keys&gt;&lt;ref-type name="Journal Article"&gt;17&lt;/ref-type&gt;&lt;contributors&gt;&lt;authors&gt;&lt;author&gt;Beliaev, Leonid Yu&lt;/author&gt;&lt;author&gt;Shkondin, Evgeniy&lt;/author&gt;&lt;author&gt;Lavrinenko, Andrei V.&lt;/author&gt;&lt;author&gt;Takayama, Osamu&lt;/author&gt;&lt;/authors&gt;&lt;/contributors&gt;&lt;titles&gt;&lt;title&gt;Optical, structural and composition properties of silicon nitride films deposited by reactive radio-frequency sputtering, low pressure and plasma-enhanced chemical vapor deposition&lt;/title&gt;&lt;secondary-title&gt;Thin Solid Films&lt;/secondary-title&gt;&lt;/titles&gt;&lt;periodical&gt;&lt;full-title&gt;Thin Solid Films&lt;/full-title&gt;&lt;/periodical&gt;&lt;pages&gt;139568&lt;/pages&gt;&lt;volume&gt;763&lt;/volume&gt;&lt;keywords&gt;&lt;keyword&gt;Silicon nitride&lt;/keyword&gt;&lt;keyword&gt;Ellipsometry&lt;/keyword&gt;&lt;keyword&gt;Chemical vapor deposition&lt;/keyword&gt;&lt;keyword&gt;Sputtering&lt;/keyword&gt;&lt;keyword&gt;Optical characterization&lt;/keyword&gt;&lt;keyword&gt;Thin film&lt;/keyword&gt;&lt;/keywords&gt;&lt;dates&gt;&lt;year&gt;2022&lt;/year&gt;&lt;pub-dates&gt;&lt;date&gt;2022/12/01/&lt;/date&gt;&lt;/pub-dates&gt;&lt;/dates&gt;&lt;isbn&gt;0040-6090&lt;/isbn&gt;&lt;urls&gt;&lt;related-urls&gt;&lt;url&gt;https://www.sciencedirect.com/science/article/pii/S0040609022004710&lt;/url&gt;&lt;/related-urls&gt;&lt;/urls&gt;&lt;electronic-resource-num&gt;https://doi.org/10.1016/j.tsf.2022.139568&lt;/electronic-resource-num&gt;&lt;/record&gt;&lt;/Cite&gt;&lt;/EndNote&gt;</w:instrText>
-      </w:r>
-      <w:r>
-        <w:rPr>
-          <w:rFonts w:cs="Times New Roman"/>
-        </w:rPr>
-        <w:fldChar w:fldCharType="separate"/>
-      </w:r>
-      <w:r>
-        <w:rPr>
-          <w:rFonts w:cs="Times New Roman"/>
-          <w:noProof/>
-        </w:rPr>
-        <w:t>[29]</w:t>
-      </w:r>
-      <w:r>
-        <w:rPr>
-          <w:rFonts w:cs="Times New Roman"/>
-        </w:rPr>
-        <w:fldChar w:fldCharType="end"/>
-      </w:r>
-      <w:r>
-        <w:rPr>
-          <w:rFonts w:cs="Times New Roman"/>
-        </w:rPr>
-        <w:t xml:space="preserve"> and</w:t>
-      </w:r>
-      <w:r>
-        <w:rPr>
-          <w:rFonts w:cs="Times New Roman"/>
-        </w:rPr>
-        <w:t xml:space="preserve"> the ideal top layer calculated </w:t>
-      </w:r>
-      <w:r>
-        <w:rPr>
-          <w:rFonts w:cs="Times New Roman"/>
-        </w:rPr>
-        <w:t>using</w:t>
-      </w:r>
-      <w:r>
-        <w:rPr>
-          <w:rFonts w:cs="Times New Roman"/>
-        </w:rPr>
-        <w:t xml:space="preserve"> Eq. 16 ha</w:t>
-      </w:r>
-      <w:r>
-        <w:rPr>
-          <w:rFonts w:cs="Times New Roman"/>
-        </w:rPr>
-        <w:t>s</w:t>
-      </w:r>
-      <w:r>
-        <w:rPr>
-          <w:rFonts w:cs="Times New Roman"/>
-        </w:rPr>
-        <w:t xml:space="preserve"> </w:t>
-      </w:r>
-      <w:r>
-        <w:rPr>
-          <w:rFonts w:cs="Times New Roman"/>
-          <w:i/>
-          <w:iCs/>
+          <w:lang w:bidi="th-TH"/>
         </w:rPr>
         <w:t>n</w:t>
       </w:r>
@@ -17910,14 +18169,32 @@
           <w:i/>
           <w:iCs/>
           <w:vertAlign w:val="subscript"/>
-        </w:rPr>
-        <w:t>f3</w:t>
-      </w:r>
-      <w:r>
-        <w:rPr>
-          <w:rFonts w:cs="Times New Roman"/>
-        </w:rPr>
-        <w:t xml:space="preserve"> = 1.65, which Al</w:t>
+          <w:lang w:bidi="th-TH"/>
+        </w:rPr>
+        <w:t>f</w:t>
+      </w:r>
+      <w:r>
+        <w:rPr>
+          <w:rFonts w:cs="Times New Roman"/>
+          <w:vertAlign w:val="subscript"/>
+          <w:lang w:bidi="th-TH"/>
+        </w:rPr>
+        <w:t>3</w:t>
+      </w:r>
+      <w:r>
+        <w:rPr>
+          <w:rFonts w:cs="Times New Roman"/>
+          <w:i/>
+          <w:iCs/>
+          <w:lang w:bidi="th-TH"/>
+        </w:rPr>
+        <w:t xml:space="preserve"> </w:t>
+      </w:r>
+      <w:r>
+        <w:rPr>
+          <w:rFonts w:cs="Times New Roman"/>
+        </w:rPr>
+        <w:t>= 1.65, which Al</w:t>
       </w:r>
       <w:r>
         <w:rPr>
@@ -17976,6 +18253,232 @@
           <w:rFonts w:cs="Times New Roman"/>
           <w:i/>
           <w:iCs/>
+        </w:rPr>
+        <w:t>n</w:t>
+      </w:r>
+      <w:r>
+        <w:rPr>
+          <w:rFonts w:cs="Times New Roman"/>
+          <w:vertAlign w:val="subscript"/>
+        </w:rPr>
+        <w:t>Al2O3</w:t>
+      </w:r>
+      <w:r>
+        <w:rPr>
+          <w:rFonts w:cs="Times New Roman"/>
+        </w:rPr>
+        <w:t xml:space="preserve"> = 1.62</w:t>
+      </w:r>
+      <w:r>
+        <w:rPr>
+          <w:rFonts w:cs="Times New Roman"/>
+        </w:rPr>
+        <w:t>)</w:t>
+      </w:r>
+      <w:r>
+        <w:rPr>
+          <w:rFonts w:cs="Times New Roman"/>
+        </w:rPr>
+        <w:t xml:space="preserve"> </w:t>
+      </w:r>
+      <w:r>
+        <w:rPr>
+          <w:rFonts w:cs="Times New Roman"/>
+        </w:rPr>
+        <w:fldChar w:fldCharType="begin"/>
+      </w:r>
+      <w:r>
+        <w:rPr>
+          <w:rFonts w:cs="Times New Roman"/>
+        </w:rPr>
+        <w:instrText xml:space="preserve"> ADDIN EN.CITE &lt;EndNote&gt;&lt;Cite&gt;&lt;Author&gt;Zhukovsky&lt;/Author&gt;&lt;Year&gt;2015&lt;/Year&gt;&lt;RecNum&gt;90&lt;/RecNum&gt;&lt;DisplayText&gt;[26]&lt;/DisplayText&gt;&lt;record&gt;&lt;rec-number&gt;90&lt;/rec-number&gt;&lt;foreign-keys&gt;&lt;key app="EN" db-id="v920pft06rp9dbex2ap500x99x5rrtswxzss" timestamp="1775120793"&gt;90&lt;/key&gt;&lt;/foreign-keys&gt;&lt;ref-type name="Journal Article"&gt;17&lt;/ref-type&gt;&lt;contributors&gt;&lt;authors&gt;&lt;author&gt;Zhukovsky, Sergei V.&lt;/author&gt;&lt;author&gt;Andryieuski, Andrei&lt;/author&gt;&lt;author&gt;Takayama, Osamu&lt;/author&gt;&lt;author&gt;Shkondin, Evgeniy&lt;/author&gt;&lt;author&gt;Malureanu, Radu&lt;/author&gt;&lt;author&gt;Jensen, Flemming&lt;/author&gt;&lt;author&gt;Lavrinenko, Andrei V.&lt;/author&gt;&lt;/authors&gt;&lt;/contributors&gt;&lt;titles&gt;&lt;title&gt;Experimental Demonstration of Effective Medium Approximation Breakdown in Deeply Subwavelength All-Dielectric Multilayers&lt;/title&gt;&lt;secondary-title&gt;Physical Review Letters&lt;/secondary-title&gt;&lt;/titles&gt;&lt;periodical&gt;&lt;full-title&gt;Physical Review Letters&lt;/full-title&gt;&lt;/periodical&gt;&lt;pages&gt;177402&lt;/pages&gt;&lt;volume&gt;115&lt;/volume&gt;&lt;number&gt;17&lt;/number&gt;&lt;dates&gt;&lt;year&gt;2015&lt;/year&gt;&lt;pub-dates&gt;&lt;date&gt;10/23/&lt;/date&gt;&lt;/pub-dates&gt;&lt;/dates&gt;&lt;publisher&gt;American Physical Society&lt;/publisher&gt;&lt;urls&gt;&lt;related-urls&gt;&lt;url&gt;https://link.aps.org/doi/10.1103/PhysRevLett.115.177402&lt;/url&gt;&lt;/related-urls&gt;&lt;/urls&gt;&lt;electronic-resource-num&gt;10.1103/PhysRevLett.115.177402&lt;/electronic-resource-num&gt;&lt;/record&gt;&lt;/Cite&gt;&lt;/EndNote&gt;</w:instrText>
+      </w:r>
+      <w:r>
+        <w:rPr>
+          <w:rFonts w:cs="Times New Roman"/>
+        </w:rPr>
+        <w:fldChar w:fldCharType="separate"/>
+      </w:r>
+      <w:r>
+        <w:rPr>
+          <w:rFonts w:cs="Times New Roman"/>
+          <w:noProof/>
+        </w:rPr>
+        <w:t>[26]</w:t>
+      </w:r>
+      <w:r>
+        <w:rPr>
+          <w:rFonts w:cs="Times New Roman"/>
+        </w:rPr>
+        <w:fldChar w:fldCharType="end"/>
+      </w:r>
+      <w:r>
+        <w:rPr>
+          <w:rFonts w:cs="Times New Roman"/>
+        </w:rPr>
+        <w:t xml:space="preserve">. These designs are shown in Fig. </w:t>
+      </w:r>
+      <w:r>
+        <w:rPr>
+          <w:rFonts w:cs="Times New Roman"/>
+        </w:rPr>
+        <w:t>3</w:t>
+      </w:r>
+      <w:r>
+        <w:rPr>
+          <w:rFonts w:eastAsia="MS Mincho" w:cs="Times New Roman"/>
+          <w:color w:val="000000"/>
+        </w:rPr>
+        <w:t>,</w:t>
+      </w:r>
+      <w:r>
+        <w:rPr>
+          <w:rFonts w:cs="Times New Roman"/>
+        </w:rPr>
+        <w:t xml:space="preserve"> where the reflectance of the </w:t>
+      </w:r>
+      <w:r>
+        <w:rPr>
+          <w:rFonts w:cs="Times New Roman"/>
+        </w:rPr>
+        <w:t xml:space="preserve">designs with </w:t>
+      </w:r>
+      <w:r>
+        <w:rPr>
+          <w:rFonts w:cs="Times New Roman"/>
+        </w:rPr>
+        <w:t>Sb</w:t>
+      </w:r>
+      <w:r>
+        <w:rPr>
+          <w:rFonts w:cs="Times New Roman"/>
+          <w:vertAlign w:val="subscript"/>
+        </w:rPr>
+        <w:t>2</w:t>
+      </w:r>
+      <w:r>
+        <w:rPr>
+          <w:rFonts w:cs="Times New Roman"/>
+        </w:rPr>
+        <w:t>Se</w:t>
+      </w:r>
+      <w:r>
+        <w:rPr>
+          <w:rFonts w:cs="Times New Roman"/>
+          <w:vertAlign w:val="subscript"/>
+        </w:rPr>
+        <w:t>3</w:t>
+      </w:r>
+      <w:r>
+        <w:rPr>
+          <w:rFonts w:cs="Times New Roman"/>
+        </w:rPr>
+        <w:t xml:space="preserve"> </w:t>
+      </w:r>
+      <w:r>
+        <w:rPr>
+          <w:rFonts w:cs="Times New Roman"/>
+        </w:rPr>
+        <w:t>deposited</w:t>
+      </w:r>
+      <w:r>
+        <w:rPr>
+          <w:rFonts w:cs="Times New Roman"/>
+        </w:rPr>
+        <w:t xml:space="preserve"> directly on top of the substrate</w:t>
+      </w:r>
+      <w:r>
+        <w:rPr>
+          <w:rFonts w:cs="Times New Roman"/>
+        </w:rPr>
+        <w:t xml:space="preserve">, i.e., </w:t>
+      </w:r>
+      <w:r>
+        <w:rPr>
+          <w:rFonts w:cs="Times New Roman"/>
+        </w:rPr>
+        <w:t>single-layer, two-layer, and three-layer designs</w:t>
+      </w:r>
+      <w:r>
+        <w:rPr>
+          <w:rFonts w:cs="Times New Roman"/>
+        </w:rPr>
+        <w:t>,</w:t>
+      </w:r>
+      <w:r>
+        <w:rPr>
+          <w:rFonts w:cs="Times New Roman"/>
+        </w:rPr>
+        <w:t xml:space="preserve"> </w:t>
+      </w:r>
+      <w:r>
+        <w:rPr>
+          <w:rFonts w:cs="Times New Roman"/>
+        </w:rPr>
+        <w:t>are</w:t>
+      </w:r>
+      <w:r>
+        <w:rPr>
+          <w:rFonts w:cs="Times New Roman"/>
+        </w:rPr>
+        <w:t xml:space="preserve"> </w:t>
+      </w:r>
+      <w:r>
+        <w:rPr>
+          <w:rFonts w:cs="Times New Roman"/>
+        </w:rPr>
+        <w:t>~6.5</w:t>
+      </w:r>
+      <w:r>
+        <w:rPr>
+          <w:rFonts w:cs="Times New Roman"/>
+        </w:rPr>
+        <w:t xml:space="preserve">%. But the </w:t>
+      </w:r>
+      <w:r>
+        <w:rPr>
+          <w:rFonts w:cs="Times New Roman"/>
+        </w:rPr>
+        <w:t>three-layer</w:t>
+      </w:r>
+      <w:r>
+        <w:rPr>
+          <w:rFonts w:cs="Times New Roman"/>
+        </w:rPr>
+        <w:t xml:space="preserve"> design with Sb</w:t>
+      </w:r>
+      <w:r>
+        <w:rPr>
+          <w:rFonts w:cs="Times New Roman"/>
+          <w:vertAlign w:val="subscript"/>
+        </w:rPr>
+        <w:t>2</w:t>
+      </w:r>
+      <w:r>
+        <w:rPr>
+          <w:rFonts w:cs="Times New Roman"/>
+        </w:rPr>
+        <w:t>Se</w:t>
+      </w:r>
+      <w:r>
+        <w:rPr>
+          <w:rFonts w:cs="Times New Roman"/>
+          <w:vertAlign w:val="subscript"/>
+        </w:rPr>
+        <w:t>3</w:t>
+      </w:r>
+      <w:r>
+        <w:rPr>
+          <w:rFonts w:cs="Times New Roman"/>
+        </w:rPr>
+        <w:t xml:space="preserve"> placed in the middle (</w:t>
+      </w:r>
+      <w:r>
+        <w:rPr>
+          <w:rFonts w:cs="Times New Roman"/>
+          <w:i/>
+          <w:iCs/>
+          <w:lang w:bidi="th-TH"/>
         </w:rPr>
         <w:t>n</w:t>
       </w:r>
@@ -17985,24 +18488,24 @@
           <w:i/>
           <w:iCs/>
           <w:vertAlign w:val="subscript"/>
-        </w:rPr>
-        <w:t>Al2O3</w:t>
-      </w:r>
-      <w:r>
-        <w:rPr>
-          <w:rFonts w:cs="Times New Roman"/>
-        </w:rPr>
-        <w:t xml:space="preserve"> = 1.62</w:t>
-      </w:r>
-      <w:r>
-        <w:rPr>
-          <w:rFonts w:cs="Times New Roman"/>
-        </w:rPr>
-        <w:t>)</w:t>
-      </w:r>
-      <w:r>
-        <w:rPr>
-          <w:rFonts w:cs="Times New Roman"/>
+          <w:lang w:bidi="th-TH"/>
+        </w:rPr>
+        <w:t>f</w:t>
+      </w:r>
+      <w:r>
+        <w:rPr>
+          <w:rFonts w:cs="Times New Roman"/>
+          <w:vertAlign w:val="subscript"/>
+          <w:lang w:bidi="th-TH"/>
+        </w:rPr>
+        <w:t>2</w:t>
+      </w:r>
+      <w:r>
+        <w:rPr>
+          <w:rFonts w:cs="Times New Roman"/>
+          <w:i/>
+          <w:iCs/>
+          <w:lang w:bidi="th-TH"/>
         </w:rPr>
         <w:t xml:space="preserve"> </w:t>
       </w:r>
@@ -18010,199 +18513,60 @@
         <w:rPr>
           <w:rFonts w:cs="Times New Roman"/>
         </w:rPr>
-        <w:fldChar w:fldCharType="begin"/>
-      </w:r>
-      <w:r>
-        <w:rPr>
-          <w:rFonts w:cs="Times New Roman"/>
-        </w:rPr>
-        <w:instrText xml:space="preserve"> ADDIN EN.CITE &lt;EndNote&gt;&lt;Cite&gt;&lt;Author&gt;Zhukovsky&lt;/Author&gt;&lt;Year&gt;2015&lt;/Year&gt;&lt;RecNum&gt;90&lt;/RecNum&gt;&lt;DisplayText&gt;[26]&lt;/DisplayText&gt;&lt;record&gt;&lt;rec-number&gt;90&lt;/rec-number&gt;&lt;foreign-keys&gt;&lt;key app="EN" db-id="v920pft06rp9dbex2ap500x99x5rrtswxzss" timestamp="1775120793"&gt;90&lt;/key&gt;&lt;/foreign-keys&gt;&lt;ref-type name="Journal Article"&gt;17&lt;/ref-type&gt;&lt;contributors&gt;&lt;authors&gt;&lt;author&gt;Zhukovsky, Sergei V.&lt;/author&gt;&lt;author&gt;Andryieuski, Andrei&lt;/author&gt;&lt;author&gt;Takayama, Osamu&lt;/author&gt;&lt;author&gt;Shkondin, Evgeniy&lt;/author&gt;&lt;author&gt;Malureanu, Radu&lt;/author&gt;&lt;author&gt;Jensen, Flemming&lt;/author&gt;&lt;author&gt;Lavrinenko, Andrei V.&lt;/author&gt;&lt;/authors&gt;&lt;/contributors&gt;&lt;titles&gt;&lt;title&gt;Experimental Demonstration of Effective Medium Approximation Breakdown in Deeply Subwavelength All-Dielectric Multilayers&lt;/title&gt;&lt;secondary-title&gt;Physical Review Letters&lt;/secondary-title&gt;&lt;/titles&gt;&lt;periodical&gt;&lt;full-title&gt;Physical Review Letters&lt;/full-title&gt;&lt;/periodical&gt;&lt;pages&gt;177402&lt;/pages&gt;&lt;volume&gt;115&lt;/volume&gt;&lt;number&gt;17&lt;/number&gt;&lt;dates&gt;&lt;year&gt;2015&lt;/year&gt;&lt;pub-dates&gt;&lt;date&gt;10/23/&lt;/date&gt;&lt;/pub-dates&gt;&lt;/dates&gt;&lt;publisher&gt;American Physical Society&lt;/publisher&gt;&lt;urls&gt;&lt;related-urls&gt;&lt;url&gt;https://link.aps.org/doi/10.1103/PhysRevLett.115.177402&lt;/url&gt;&lt;/related-urls&gt;&lt;/urls&gt;&lt;electronic-resource-num&gt;10.1103/PhysRevLett.115.177402&lt;/electronic-resource-num&gt;&lt;/record&gt;&lt;/Cite&gt;&lt;/EndNote&gt;</w:instrText>
-      </w:r>
-      <w:r>
-        <w:rPr>
-          <w:rFonts w:cs="Times New Roman"/>
-        </w:rPr>
-        <w:fldChar w:fldCharType="separate"/>
-      </w:r>
-      <w:r>
-        <w:rPr>
-          <w:rFonts w:cs="Times New Roman"/>
-          <w:noProof/>
-        </w:rPr>
-        <w:t>[26]</w:t>
-      </w:r>
-      <w:r>
-        <w:rPr>
-          <w:rFonts w:cs="Times New Roman"/>
-        </w:rPr>
-        <w:fldChar w:fldCharType="end"/>
-      </w:r>
-      <w:r>
-        <w:rPr>
-          <w:rFonts w:cs="Times New Roman"/>
-        </w:rPr>
-        <w:t xml:space="preserve">. These designs are shown in Fig. </w:t>
-      </w:r>
-      <w:r>
-        <w:rPr>
-          <w:rFonts w:cs="Times New Roman"/>
+        <w:t>= Sb</w:t>
+      </w:r>
+      <w:r>
+        <w:rPr>
+          <w:rFonts w:cs="Times New Roman"/>
+          <w:vertAlign w:val="subscript"/>
+        </w:rPr>
+        <w:t>2</w:t>
+      </w:r>
+      <w:r>
+        <w:rPr>
+          <w:rFonts w:cs="Times New Roman"/>
+        </w:rPr>
+        <w:t>Se</w:t>
+      </w:r>
+      <w:r>
+        <w:rPr>
+          <w:rFonts w:cs="Times New Roman"/>
+          <w:vertAlign w:val="subscript"/>
         </w:rPr>
         <w:t>3</w:t>
+      </w:r>
+      <w:r>
+        <w:rPr>
+          <w:rFonts w:cs="Times New Roman"/>
+        </w:rPr>
+        <w:t xml:space="preserve">) has </w:t>
       </w:r>
       <w:r>
         <w:rPr>
           <w:rFonts w:eastAsia="MS Mincho" w:cs="Times New Roman"/>
           <w:color w:val="000000"/>
         </w:rPr>
-        <w:t>,</w:t>
-      </w:r>
-      <w:r>
-        <w:rPr>
-          <w:rFonts w:cs="Times New Roman"/>
-        </w:rPr>
-        <w:t xml:space="preserve"> where the reflectance of the </w:t>
-      </w:r>
-      <w:r>
-        <w:rPr>
-          <w:rFonts w:cs="Times New Roman"/>
-        </w:rPr>
-        <w:t xml:space="preserve">designs with </w:t>
-      </w:r>
-      <w:r>
-        <w:rPr>
-          <w:rFonts w:cs="Times New Roman"/>
-        </w:rPr>
-        <w:t>Sb</w:t>
-      </w:r>
-      <w:r>
-        <w:rPr>
-          <w:rFonts w:cs="Times New Roman"/>
-          <w:vertAlign w:val="subscript"/>
-        </w:rPr>
-        <w:t>2</w:t>
-      </w:r>
-      <w:r>
-        <w:rPr>
-          <w:rFonts w:cs="Times New Roman"/>
-        </w:rPr>
-        <w:t>Se</w:t>
-      </w:r>
-      <w:r>
-        <w:rPr>
-          <w:rFonts w:cs="Times New Roman"/>
-          <w:vertAlign w:val="subscript"/>
-        </w:rPr>
-        <w:t>3</w:t>
-      </w:r>
-      <w:r>
-        <w:rPr>
-          <w:rFonts w:cs="Times New Roman"/>
-        </w:rPr>
-        <w:t xml:space="preserve"> </w:t>
-      </w:r>
-      <w:r>
-        <w:rPr>
-          <w:rFonts w:cs="Times New Roman"/>
-        </w:rPr>
-        <w:t>deposited</w:t>
-      </w:r>
-      <w:r>
-        <w:rPr>
-          <w:rFonts w:cs="Times New Roman"/>
-        </w:rPr>
-        <w:t xml:space="preserve"> directly on top of the substrate</w:t>
-      </w:r>
-      <w:r>
-        <w:rPr>
-          <w:rFonts w:cs="Times New Roman"/>
-        </w:rPr>
-        <w:t xml:space="preserve">, i.e., </w:t>
-      </w:r>
-      <w:r>
-        <w:rPr>
-          <w:rFonts w:cs="Times New Roman"/>
-        </w:rPr>
-        <w:t>single-layer, two-layer, and three-layer designs</w:t>
-      </w:r>
-      <w:r>
-        <w:rPr>
-          <w:rFonts w:cs="Times New Roman"/>
-        </w:rPr>
-        <w:t>,</w:t>
-      </w:r>
-      <w:r>
-        <w:rPr>
-          <w:rFonts w:cs="Times New Roman"/>
-        </w:rPr>
-        <w:t xml:space="preserve"> </w:t>
-      </w:r>
-      <w:r>
-        <w:rPr>
-          <w:rFonts w:cs="Times New Roman"/>
-        </w:rPr>
-        <w:t>are</w:t>
-      </w:r>
-      <w:r>
-        <w:rPr>
-          <w:rFonts w:cs="Times New Roman"/>
-        </w:rPr>
-        <w:t xml:space="preserve"> </w:t>
-      </w:r>
-      <w:r>
-        <w:rPr>
-          <w:rFonts w:cs="Times New Roman"/>
-        </w:rPr>
-        <w:t>~6.5</w:t>
-      </w:r>
-      <w:r>
-        <w:rPr>
-          <w:rFonts w:cs="Times New Roman"/>
-        </w:rPr>
-        <w:t xml:space="preserve">%. But the </w:t>
-      </w:r>
-      <w:r>
-        <w:rPr>
-          <w:rFonts w:cs="Times New Roman"/>
-        </w:rPr>
-        <w:t>three-layer</w:t>
-      </w:r>
-      <w:r>
-        <w:rPr>
-          <w:rFonts w:cs="Times New Roman"/>
-        </w:rPr>
-        <w:t xml:space="preserve"> design with Sb</w:t>
-      </w:r>
-      <w:r>
-        <w:rPr>
-          <w:rFonts w:cs="Times New Roman"/>
-          <w:vertAlign w:val="subscript"/>
-        </w:rPr>
-        <w:t>2</w:t>
-      </w:r>
-      <w:r>
-        <w:rPr>
-          <w:rFonts w:cs="Times New Roman"/>
-        </w:rPr>
-        <w:t>Se</w:t>
-      </w:r>
-      <w:r>
-        <w:rPr>
-          <w:rFonts w:cs="Times New Roman"/>
-          <w:vertAlign w:val="subscript"/>
-        </w:rPr>
-        <w:t>3</w:t>
-      </w:r>
-      <w:r>
-        <w:rPr>
-          <w:rFonts w:cs="Times New Roman"/>
-        </w:rPr>
-        <w:t xml:space="preserve"> placed in the middle (</w:t>
+        <w:t xml:space="preserve">a reflectance </w:t>
+      </w:r>
+      <w:r>
+        <w:rPr>
+          <w:rFonts w:cs="Times New Roman"/>
+        </w:rPr>
+        <w:t xml:space="preserve">of 3.4%, </w:t>
+      </w:r>
+      <w:r>
+        <w:rPr>
+          <w:rFonts w:eastAsia="MS Mincho" w:cs="Times New Roman"/>
+          <w:color w:val="000000"/>
+        </w:rPr>
+        <w:t xml:space="preserve">which is the same value as that of an ideal single-layer design (3.4%). This improvement can be explained by the selection of </w:t>
       </w:r>
       <w:r>
         <w:rPr>
           <w:rFonts w:cs="Times New Roman"/>
           <w:i/>
           <w:iCs/>
+          <w:lang w:bidi="th-TH"/>
         </w:rPr>
         <w:t>n</w:t>
       </w:r>
@@ -18212,94 +18576,39 @@
           <w:i/>
           <w:iCs/>
           <w:vertAlign w:val="subscript"/>
-        </w:rPr>
-        <w:t>f2</w:t>
-      </w:r>
-      <w:r>
-        <w:rPr>
-          <w:rFonts w:cs="Times New Roman"/>
-          <w:iCs/>
-        </w:rPr>
-        <w:t xml:space="preserve"> </w:t>
-      </w:r>
-      <w:r>
-        <w:rPr>
-          <w:rFonts w:cs="Times New Roman"/>
-        </w:rPr>
-        <w:t>= Sb</w:t>
+          <w:lang w:bidi="th-TH"/>
+        </w:rPr>
+        <w:t>f</w:t>
       </w:r>
       <w:r>
         <w:rPr>
           <w:rFonts w:cs="Times New Roman"/>
           <w:vertAlign w:val="subscript"/>
-        </w:rPr>
-        <w:t>2</w:t>
-      </w:r>
-      <w:r>
-        <w:rPr>
-          <w:rFonts w:cs="Times New Roman"/>
-        </w:rPr>
-        <w:t>Se</w:t>
-      </w:r>
-      <w:r>
-        <w:rPr>
-          <w:rFonts w:cs="Times New Roman"/>
-          <w:vertAlign w:val="subscript"/>
-        </w:rPr>
-        <w:t>3</w:t>
-      </w:r>
-      <w:r>
-        <w:rPr>
-          <w:rFonts w:cs="Times New Roman"/>
-        </w:rPr>
-        <w:t xml:space="preserve">) has </w:t>
-      </w:r>
-      <w:r>
-        <w:rPr>
-          <w:rFonts w:eastAsia="MS Mincho" w:cs="Times New Roman"/>
-          <w:color w:val="000000"/>
-        </w:rPr>
-        <w:t xml:space="preserve">a reflectance </w:t>
-      </w:r>
-      <w:r>
-        <w:rPr>
-          <w:rFonts w:cs="Times New Roman"/>
-        </w:rPr>
-        <w:t xml:space="preserve">of 3.4%, </w:t>
-      </w:r>
-      <w:r>
-        <w:rPr>
-          <w:rFonts w:eastAsia="MS Mincho" w:cs="Times New Roman"/>
-          <w:color w:val="000000"/>
-        </w:rPr>
-        <w:t xml:space="preserve">which is the same value as that of an ideal single-layer design (3.4%). This improvement can be explained by the selection of </w:t>
-      </w:r>
-      <w:r>
-        <w:rPr>
-          <w:rFonts w:cs="Times New Roman"/>
-          <w:i/>
-        </w:rPr>
-        <w:t>n</w:t>
-      </w:r>
-      <w:r>
-        <w:rPr>
-          <w:rFonts w:cs="Times New Roman"/>
-          <w:i/>
-          <w:vertAlign w:val="subscript"/>
-        </w:rPr>
-        <w:t>f1</w:t>
-      </w:r>
-      <w:r>
-        <w:rPr>
-          <w:rFonts w:cs="Times New Roman"/>
-        </w:rPr>
-        <w:t xml:space="preserve"> and </w:t>
+          <w:lang w:bidi="th-TH"/>
+        </w:rPr>
+        <w:t>1</w:t>
       </w:r>
       <w:r>
         <w:rPr>
           <w:rFonts w:cs="Times New Roman"/>
           <w:i/>
           <w:iCs/>
+          <w:lang w:bidi="th-TH"/>
+        </w:rPr>
+        <w:t xml:space="preserve"> </w:t>
+      </w:r>
+      <w:r>
+        <w:rPr>
+          <w:rFonts w:cs="Times New Roman"/>
+        </w:rPr>
+        <w:t xml:space="preserve">and </w:t>
+      </w:r>
+      <w:r>
+        <w:rPr>
+          <w:rFonts w:cs="Times New Roman"/>
+          <w:i/>
+          <w:iCs/>
+          <w:lang w:bidi="th-TH"/>
         </w:rPr>
         <w:t>n</w:t>
       </w:r>
@@ -18309,14 +18618,32 @@
           <w:i/>
           <w:iCs/>
           <w:vertAlign w:val="subscript"/>
-        </w:rPr>
-        <w:t>f3</w:t>
-      </w:r>
-      <w:r>
-        <w:rPr>
-          <w:rFonts w:cs="Times New Roman"/>
-        </w:rPr>
-        <w:t xml:space="preserve"> which are closer to ideal values.</w:t>
+          <w:lang w:bidi="th-TH"/>
+        </w:rPr>
+        <w:t>f</w:t>
+      </w:r>
+      <w:r>
+        <w:rPr>
+          <w:rFonts w:cs="Times New Roman"/>
+          <w:vertAlign w:val="subscript"/>
+          <w:lang w:bidi="th-TH"/>
+        </w:rPr>
+        <w:t>3</w:t>
+      </w:r>
+      <w:r>
+        <w:rPr>
+          <w:rFonts w:cs="Times New Roman"/>
+          <w:i/>
+          <w:iCs/>
+          <w:lang w:bidi="th-TH"/>
+        </w:rPr>
+        <w:t xml:space="preserve"> </w:t>
+      </w:r>
+      <w:r>
+        <w:rPr>
+          <w:rFonts w:cs="Times New Roman"/>
+        </w:rPr>
+        <w:t>which are closer to ideal values.</w:t>
       </w:r>
     </w:p>
     <w:p>
@@ -18494,7 +18821,14 @@
           <w:iCs/>
           <w:vertAlign w:val="subscript"/>
         </w:rPr>
-        <w:t>f1</w:t>
+        <w:t>f</w:t>
+      </w:r>
+      <w:r>
+        <w:rPr>
+          <w:rFonts w:cs="Times New Roman"/>
+          <w:vertAlign w:val="subscript"/>
+        </w:rPr>
+        <w:t>1</w:t>
       </w:r>
       <w:r>
         <w:rPr>
@@ -18582,7 +18916,14 @@
           <w:iCs/>
           <w:vertAlign w:val="subscript"/>
         </w:rPr>
-        <w:t>f2</w:t>
+        <w:t>f</w:t>
+      </w:r>
+      <w:r>
+        <w:rPr>
+          <w:rFonts w:cs="Times New Roman"/>
+          <w:vertAlign w:val="subscript"/>
+        </w:rPr>
+        <w:t>2</w:t>
       </w:r>
       <w:r>
         <w:rPr>
@@ -19009,8 +19350,6 @@
       <w:r>
         <w:rPr>
           <w:rFonts w:cs="Times New Roman"/>
-          <w:i/>
-          <w:iCs/>
           <w:vertAlign w:val="subscript"/>
         </w:rPr>
         <w:t>0</w:t>
@@ -19436,8 +19775,6 @@
       <w:r>
         <w:rPr>
           <w:rFonts w:cs="Times New Roman"/>
-          <w:i/>
-          <w:iCs/>
           <w:vertAlign w:val="subscript"/>
         </w:rPr>
         <w:t>0</w:t>
@@ -19626,14 +19963,7 @@
           <w:rFonts w:cs="Times New Roman"/>
           <w:szCs w:val="16"/>
         </w:rPr>
-        <w:t xml:space="preserve"> of the designs shown in Fig. 3 before (solid) and after (dotted) phase transition. The single-layer design has the highest reflectance contrast </w:t>
-      </w:r>
-      <w:r>
-        <w:rPr>
-          <w:rFonts w:cs="Times New Roman"/>
-          <w:szCs w:val="16"/>
-        </w:rPr>
-        <w:t>(</w:t>
+        <w:t xml:space="preserve"> of the designs shown in Fig. 3 before (solid) and after (dotted) phase transition. The single-layer design has the highest reflectance contrast (</w:t>
       </w:r>
       <w:r>
         <w:rPr>
@@ -19701,14 +20031,7 @@
           <w:rFonts w:cs="Times New Roman"/>
           <w:szCs w:val="16"/>
         </w:rPr>
-        <w:t>)</w:t>
-      </w:r>
-      <w:r>
-        <w:rPr>
-          <w:rFonts w:cs="Times New Roman"/>
-          <w:szCs w:val="16"/>
-        </w:rPr>
-        <w:t xml:space="preserve"> of 55.0%.</w:t>
+        <w:t>) of 55.0%.</w:t>
       </w:r>
     </w:p>
     <w:p>
@@ -19917,8 +20240,6 @@
       <w:r>
         <w:rPr>
           <w:rFonts w:cs="Times New Roman"/>
-          <w:i/>
-          <w:iCs/>
           <w:vertAlign w:val="subscript"/>
         </w:rPr>
         <w:t>0</w:t>
@@ -21587,10 +21908,16 @@
       <w:r>
         <w:rPr>
           <w:rFonts w:cs="Times New Roman"/>
+        </w:rPr>
+        <w:t>Δ</w:t>
+      </w:r>
+      <w:r>
+        <w:rPr>
+          <w:rFonts w:cs="Times New Roman"/>
           <w:i/>
           <w:iCs/>
         </w:rPr>
-        <w:t>ΔT</w:t>
+        <w:t>T</w:t>
       </w:r>
       <w:r>
         <w:rPr>
@@ -23082,7 +23409,14 @@
           <w:iCs/>
           <w:vertAlign w:val="subscript"/>
         </w:rPr>
-        <w:t>p,0</w:t>
+        <w:t>p,</w:t>
+      </w:r>
+      <w:r>
+        <w:rPr>
+          <w:rFonts w:cs="Times New Roman"/>
+          <w:vertAlign w:val="subscript"/>
+        </w:rPr>
+        <w:t>0</w:t>
       </w:r>
       <w:r>
         <w:rPr>
@@ -23827,11 +24161,21 @@
           </m:fPr>
           <m:num>
             <m:r>
+              <m:rPr>
+                <m:sty m:val="p"/>
+              </m:rPr>
               <w:rPr>
                 <w:rFonts w:ascii="Cambria Math" w:hAnsi="Cambria Math" w:cs="Times New Roman"/>
                 <w:vertAlign w:val="subscript"/>
               </w:rPr>
-              <m:t>ΔT</m:t>
+              <m:t>Δ</m:t>
+            </m:r>
+            <m:r>
+              <w:rPr>
+                <w:rFonts w:ascii="Cambria Math" w:hAnsi="Cambria Math" w:cs="Times New Roman"/>
+                <w:vertAlign w:val="subscript"/>
+              </w:rPr>
+              <m:t>T</m:t>
             </m:r>
             <m:r>
               <m:rPr>
@@ -23858,14 +24202,7 @@
                 <w:rFonts w:ascii="Cambria Math" w:hAnsi="Cambria Math" w:cs="Times New Roman"/>
                 <w:vertAlign w:val="subscript"/>
               </w:rPr>
-              <m:t>)-</m:t>
-            </m:r>
-            <m:r>
-              <w:rPr>
-                <w:rFonts w:ascii="Cambria Math" w:hAnsi="Cambria Math" w:cs="Times New Roman"/>
-                <w:vertAlign w:val="subscript"/>
-              </w:rPr>
-              <m:t>Δ</m:t>
+              <m:t>)-Δ</m:t>
             </m:r>
             <m:sSub>
               <m:sSubPr>
@@ -23901,6 +24238,9 @@
           </m:num>
           <m:den>
             <m:r>
+              <m:rPr>
+                <m:sty m:val="p"/>
+              </m:rPr>
               <w:rPr>
                 <w:rFonts w:ascii="Cambria Math" w:hAnsi="Cambria Math" w:cs="Times New Roman"/>
                 <w:vertAlign w:val="subscript"/>
@@ -23972,10 +24312,77 @@
       <w:r>
         <w:rPr>
           <w:rFonts w:cs="Times New Roman"/>
+        </w:rPr>
+        <w:t>Δ</w:t>
+      </w:r>
+      <w:r>
+        <w:rPr>
+          <w:rFonts w:cs="Times New Roman"/>
           <w:i/>
           <w:iCs/>
         </w:rPr>
-        <w:t>ΔT</w:t>
+        <w:t>T</w:t>
+      </w:r>
+      <w:r>
+        <w:rPr>
+          <w:rFonts w:cs="Times New Roman"/>
+          <w:vertAlign w:val="subscript"/>
+        </w:rPr>
+        <w:t>0</w:t>
+      </w:r>
+      <w:r>
+        <w:rPr>
+          <w:rFonts w:cs="Times New Roman"/>
+        </w:rPr>
+        <w:t xml:space="preserve"> is the transmittance contrast between </w:t>
+      </w:r>
+      <w:r>
+        <w:rPr>
+          <w:rFonts w:eastAsia="MS Mincho" w:cs="Times New Roman"/>
+          <w:color w:val="000000"/>
+        </w:rPr>
+        <w:t xml:space="preserve">the amorphous and crystalline phases </w:t>
+      </w:r>
+      <w:r>
+        <w:rPr>
+          <w:rFonts w:cs="Times New Roman"/>
+        </w:rPr>
+        <w:t xml:space="preserve">in the initial cycle </w:t>
+      </w:r>
+      <w:r>
+        <w:rPr>
+          <w:rFonts w:cs="Times New Roman"/>
+          <w:i/>
+          <w:iCs/>
+        </w:rPr>
+        <w:t>C</w:t>
+      </w:r>
+      <w:r>
+        <w:rPr>
+          <w:rFonts w:cs="Times New Roman"/>
+        </w:rPr>
+        <w:t xml:space="preserve"> = 0  (</w:t>
+      </w:r>
+      <w:r>
+        <w:rPr>
+          <w:rFonts w:cs="Times New Roman"/>
+        </w:rPr>
+        <w:t>Δ</w:t>
+      </w:r>
+      <w:r>
+        <w:rPr>
+          <w:rFonts w:cs="Times New Roman"/>
+          <w:i/>
+          <w:iCs/>
+        </w:rPr>
+        <w:t>T</w:t>
+      </w:r>
+      <w:r>
+        <w:rPr>
+          <w:rFonts w:cs="Times New Roman"/>
+          <w:vertAlign w:val="subscript"/>
+        </w:rPr>
+        <w:t>0</w:t>
       </w:r>
       <w:r>
         <w:rPr>
@@ -23984,26 +24391,13 @@
           <w:iCs/>
           <w:vertAlign w:val="subscript"/>
         </w:rPr>
-        <w:t>0</w:t>
-      </w:r>
-      <w:r>
-        <w:rPr>
-          <w:rFonts w:cs="Times New Roman"/>
-        </w:rPr>
-        <w:t xml:space="preserve"> is the transmittance contrast between </w:t>
-      </w:r>
-      <w:r>
-        <w:rPr>
-          <w:rFonts w:eastAsia="MS Mincho" w:cs="Times New Roman"/>
-          <w:color w:val="000000"/>
-        </w:rPr>
-        <w:t xml:space="preserve">the amorphous and crystalline phases </w:t>
-      </w:r>
-      <w:r>
-        <w:rPr>
-          <w:rFonts w:cs="Times New Roman"/>
-        </w:rPr>
-        <w:t xml:space="preserve">in the initial cycle </w:t>
+        <w:t xml:space="preserve"> </w:t>
+      </w:r>
+      <w:r>
+        <w:rPr>
+          <w:rFonts w:cs="Times New Roman"/>
+        </w:rPr>
+        <w:t>=</w:t>
       </w:r>
       <w:r>
         <w:rPr>
@@ -24011,21 +24405,7 @@
           <w:i/>
           <w:iCs/>
         </w:rPr>
-        <w:t>C</w:t>
-      </w:r>
-      <w:r>
-        <w:rPr>
-          <w:rFonts w:cs="Times New Roman"/>
-        </w:rPr>
-        <w:t xml:space="preserve"> = 0  (</w:t>
-      </w:r>
-      <w:r>
-        <w:rPr>
-          <w:rFonts w:cs="Times New Roman"/>
-          <w:i/>
-          <w:iCs/>
-        </w:rPr>
-        <w:t>ΔT</w:t>
+        <w:t xml:space="preserve"> T</w:t>
       </w:r>
       <w:r>
         <w:rPr>
@@ -24034,13 +24414,13 @@
           <w:iCs/>
           <w:vertAlign w:val="subscript"/>
         </w:rPr>
-        <w:t xml:space="preserve">0 </w:t>
-      </w:r>
-      <w:r>
-        <w:rPr>
-          <w:rFonts w:cs="Times New Roman"/>
-        </w:rPr>
-        <w:t>=</w:t>
+        <w:t>a</w:t>
+      </w:r>
+      <w:r>
+        <w:rPr>
+          <w:rFonts w:cs="Times New Roman"/>
+        </w:rPr>
+        <w:t>(0)</w:t>
       </w:r>
       <w:r>
         <w:rPr>
@@ -24048,7 +24428,7 @@
           <w:i/>
           <w:iCs/>
         </w:rPr>
-        <w:t xml:space="preserve"> T</w:t>
+        <w:t xml:space="preserve"> - T</w:t>
       </w:r>
       <w:r>
         <w:rPr>
@@ -24057,30 +24437,11 @@
           <w:iCs/>
           <w:vertAlign w:val="subscript"/>
         </w:rPr>
-        <w:t>a</w:t>
-      </w:r>
-      <w:r>
-        <w:rPr>
-          <w:rFonts w:cs="Times New Roman"/>
-          <w:i/>
-          <w:iCs/>
-        </w:rPr>
-        <w:t>(0) - T</w:t>
-      </w:r>
-      <w:r>
-        <w:rPr>
-          <w:rFonts w:cs="Times New Roman"/>
-          <w:i/>
-          <w:iCs/>
-          <w:vertAlign w:val="subscript"/>
-        </w:rPr>
         <w:t>c</w:t>
       </w:r>
       <w:r>
         <w:rPr>
           <w:rFonts w:cs="Times New Roman"/>
-          <w:i/>
-          <w:iCs/>
         </w:rPr>
         <w:t>(0)</w:t>
       </w:r>
@@ -24218,9 +24579,6 @@
           </m:sSubPr>
           <m:e>
             <m:r>
-              <m:rPr>
-                <m:sty m:val="p"/>
-              </m:rPr>
               <w:rPr>
                 <w:rFonts w:ascii="Cambria Math" w:hAnsi="Cambria Math" w:cs="Times New Roman"/>
               </w:rPr>
@@ -24229,6 +24587,9 @@
           </m:e>
           <m:sub>
             <m:r>
+              <m:rPr>
+                <m:sty m:val="p"/>
+              </m:rPr>
               <w:rPr>
                 <w:rFonts w:ascii="Cambria Math" w:hAnsi="Cambria Math" w:cs="Times New Roman"/>
               </w:rPr>
@@ -24414,16 +24775,38 @@
       <w:r>
         <w:rPr>
           <w:rFonts w:cs="Times New Roman"/>
-        </w:rPr>
-        <w:t>IL</w:t>
-      </w:r>
-      <w:r>
-        <w:rPr>
-          <w:rFonts w:cs="Times New Roman"/>
           <w:i/>
           <w:iCs/>
         </w:rPr>
-        <w:t>(C)</w:t>
+        <w:t>IL</w:t>
+      </w:r>
+      <w:r>
+        <w:rPr>
+          <w:rFonts w:cs="Angsana New"/>
+          <w:vertAlign w:val="subscript"/>
+          <w:lang w:bidi="th-TH"/>
+        </w:rPr>
+        <w:t>dB</w:t>
+      </w:r>
+      <w:r>
+        <w:rPr>
+          <w:rFonts w:cs="Times New Roman"/>
+        </w:rPr>
+        <w:t>(</w:t>
+      </w:r>
+      <w:r>
+        <w:rPr>
+          <w:rFonts w:cs="Times New Roman"/>
+          <w:i/>
+          <w:iCs/>
+        </w:rPr>
+        <w:t>C</w:t>
+      </w:r>
+      <w:r>
+        <w:rPr>
+          <w:rFonts w:cs="Times New Roman"/>
+        </w:rPr>
+        <w:t>)</w:t>
       </w:r>
       <w:r>
         <w:rPr>
@@ -24451,10 +24834,22 @@
       <w:r>
         <w:rPr>
           <w:rFonts w:cs="Times New Roman"/>
+        </w:rPr>
+        <w:t>(</w:t>
+      </w:r>
+      <w:r>
+        <w:rPr>
+          <w:rFonts w:cs="Times New Roman"/>
           <w:i/>
           <w:iCs/>
         </w:rPr>
-        <w:t>(C)</w:t>
+        <w:t>C</w:t>
+      </w:r>
+      <w:r>
+        <w:rPr>
+          <w:rFonts w:cs="Times New Roman"/>
+        </w:rPr>
+        <w:t>)</w:t>
       </w:r>
       <w:r>
         <w:rPr>
@@ -24489,10 +24884,22 @@
       <w:r>
         <w:rPr>
           <w:rFonts w:cs="Times New Roman"/>
+        </w:rPr>
+        <w:t>(</w:t>
+      </w:r>
+      <w:r>
+        <w:rPr>
+          <w:rFonts w:cs="Times New Roman"/>
           <w:i/>
           <w:iCs/>
         </w:rPr>
-        <w:t>(C)</w:t>
+        <w:t>C</w:t>
+      </w:r>
+      <w:r>
+        <w:rPr>
+          <w:rFonts w:cs="Times New Roman"/>
+        </w:rPr>
+        <w:t>)</w:t>
       </w:r>
       <w:r>
         <w:rPr>
@@ -24602,10 +25009,16 @@
       <w:r>
         <w:rPr>
           <w:rFonts w:cs="Times New Roman"/>
+        </w:rPr>
+        <w:t>Δ</w:t>
+      </w:r>
+      <w:r>
+        <w:rPr>
+          <w:rFonts w:cs="Times New Roman"/>
           <w:i/>
           <w:iCs/>
         </w:rPr>
-        <w:t>ΔT</w:t>
+        <w:t>T</w:t>
       </w:r>
       <w:r>
         <w:rPr>
@@ -24682,8 +25095,34 @@
       <w:r>
         <w:rPr>
           <w:rFonts w:cs="Times New Roman"/>
+          <w:vertAlign w:val="subscript"/>
+        </w:rPr>
+        <w:t>0</w:t>
+      </w:r>
+      <w:r>
+        <w:rPr>
+          <w:rFonts w:cs="Times New Roman"/>
+        </w:rPr>
+        <w:t xml:space="preserve"> is 1064 nm for single-layer, two-layer, and three-layer designs</w:t>
+      </w:r>
+      <w:r>
+        <w:rPr>
+          <w:rFonts w:eastAsia="MS Mincho" w:cs="Times New Roman"/>
+          <w:color w:val="000000"/>
+        </w:rPr>
+        <w:t xml:space="preserve">; however, </w:t>
+      </w:r>
+      <w:r>
+        <w:rPr>
+          <w:rFonts w:cs="Times New Roman"/>
           <w:i/>
           <w:iCs/>
+        </w:rPr>
+        <w:t>λ</w:t>
+      </w:r>
+      <w:r>
+        <w:rPr>
+          <w:rFonts w:cs="Times New Roman"/>
           <w:vertAlign w:val="subscript"/>
         </w:rPr>
         <w:t>0</w:t>
@@ -24692,14 +25131,102 @@
         <w:rPr>
           <w:rFonts w:cs="Times New Roman"/>
         </w:rPr>
-        <w:t xml:space="preserve"> is 1064 nm for single-layer, two-layer, and three-layer designs</w:t>
+        <w:t xml:space="preserve"> is 740 nm for edge-filter design</w:t>
+      </w:r>
+      <w:r>
+        <w:rPr>
+          <w:rFonts w:cs="Times New Roman"/>
+        </w:rPr>
+        <w:t>s</w:t>
+      </w:r>
+      <w:r>
+        <w:rPr>
+          <w:rFonts w:cs="Times New Roman"/>
+        </w:rPr>
+        <w:t xml:space="preserve">. </w:t>
+      </w:r>
+      <w:r>
+        <w:rPr>
+          <w:rFonts w:cs="Times New Roman"/>
+        </w:rPr>
+        <w:t>The results show that o</w:t>
+      </w:r>
+      <w:r>
+        <w:rPr>
+          <w:rFonts w:cs="Times New Roman"/>
+        </w:rPr>
+        <w:t xml:space="preserve">nly single-layer and edge-filter designs with at least </w:t>
+      </w:r>
+      <w:r>
+        <w:rPr>
+          <w:rFonts w:cs="Times New Roman"/>
+        </w:rPr>
+        <w:t>two-unit</w:t>
+      </w:r>
+      <w:r>
+        <w:rPr>
+          <w:rFonts w:cs="Times New Roman"/>
+        </w:rPr>
+        <w:t xml:space="preserve"> cells (</w:t>
+      </w:r>
+      <w:r>
+        <w:rPr>
+          <w:rFonts w:cs="Times New Roman"/>
+          <w:i/>
+          <w:iCs/>
+        </w:rPr>
+        <w:t>N</w:t>
+      </w:r>
+      <w:r>
+        <w:rPr>
+          <w:rFonts w:cs="Times New Roman"/>
+        </w:rPr>
+        <w:t xml:space="preserve"> ≥ 2) have a </w:t>
+      </w:r>
+      <w:r>
+        <w:rPr>
+          <w:rFonts w:cs="Times New Roman"/>
+        </w:rPr>
+        <w:t>Δ</w:t>
+      </w:r>
+      <w:r>
+        <w:rPr>
+          <w:rFonts w:cs="Times New Roman"/>
+          <w:i/>
+          <w:iCs/>
+        </w:rPr>
+        <w:t>T</w:t>
+      </w:r>
+      <w:r>
+        <w:rPr>
+          <w:rFonts w:cs="Times New Roman"/>
+        </w:rPr>
+        <w:t xml:space="preserve"> </w:t>
+      </w:r>
+      <w:r>
+        <w:rPr>
+          <w:rFonts w:cs="Times New Roman"/>
+        </w:rPr>
+        <w:t xml:space="preserve">higher </w:t>
+      </w:r>
+      <w:r>
+        <w:rPr>
+          <w:rFonts w:cs="Times New Roman"/>
+        </w:rPr>
+        <w:t xml:space="preserve">than 50%, with </w:t>
       </w:r>
       <w:r>
         <w:rPr>
           <w:rFonts w:eastAsia="MS Mincho" w:cs="Times New Roman"/>
           <w:color w:val="000000"/>
         </w:rPr>
-        <w:t xml:space="preserve">; however, </w:t>
+        <w:t xml:space="preserve">7-unit-cell design having the highest </w:t>
+      </w:r>
+      <w:r>
+        <w:rPr>
+          <w:rFonts w:cs="Times New Roman"/>
+        </w:rPr>
+        <w:t>Δ</w:t>
       </w:r>
       <w:r>
         <w:rPr>
@@ -24707,46 +25234,64 @@
           <w:i/>
           <w:iCs/>
         </w:rPr>
-        <w:t>λ</w:t>
+        <w:t>T</w:t>
+      </w:r>
+      <w:r>
+        <w:rPr>
+          <w:rFonts w:cs="Times New Roman"/>
+        </w:rPr>
+        <w:t xml:space="preserve"> of 95.1%. </w:t>
+      </w:r>
+      <w:r>
+        <w:rPr>
+          <w:rFonts w:cs="Times New Roman"/>
+        </w:rPr>
+        <w:t xml:space="preserve">However, </w:t>
+      </w:r>
+      <w:r>
+        <w:rPr>
+          <w:rFonts w:cs="Times New Roman"/>
+        </w:rPr>
+        <w:t xml:space="preserve">while </w:t>
+      </w:r>
+      <w:r>
+        <w:rPr>
+          <w:rFonts w:cs="Times New Roman"/>
+        </w:rPr>
+        <w:t>t</w:t>
+      </w:r>
+      <w:r>
+        <w:rPr>
+          <w:rFonts w:cs="Times New Roman"/>
+        </w:rPr>
+        <w:t xml:space="preserve">here is only </w:t>
+      </w:r>
+      <w:r>
+        <w:rPr>
+          <w:rFonts w:eastAsia="MS Mincho" w:cs="Times New Roman"/>
+          <w:color w:val="000000"/>
+        </w:rPr>
+        <w:t xml:space="preserve">marginal improvement in </w:t>
+      </w:r>
+      <w:r>
+        <w:rPr>
+          <w:rFonts w:cs="Times New Roman"/>
+        </w:rPr>
+        <w:t>Δ</w:t>
       </w:r>
       <w:r>
         <w:rPr>
           <w:rFonts w:cs="Times New Roman"/>
           <w:i/>
           <w:iCs/>
-          <w:vertAlign w:val="subscript"/>
-        </w:rPr>
-        <w:t>0</w:t>
-      </w:r>
-      <w:r>
-        <w:rPr>
-          <w:rFonts w:cs="Times New Roman"/>
-        </w:rPr>
-        <w:t xml:space="preserve"> is 740 nm for edge-filter design</w:t>
-      </w:r>
-      <w:r>
-        <w:rPr>
-          <w:rFonts w:cs="Times New Roman"/>
-        </w:rPr>
-        <w:t>s</w:t>
-      </w:r>
-      <w:r>
-        <w:rPr>
-          <w:rFonts w:cs="Times New Roman"/>
-        </w:rPr>
-        <w:t xml:space="preserve">. </w:t>
-      </w:r>
-      <w:r>
-        <w:rPr>
-          <w:rFonts w:cs="Times New Roman"/>
-        </w:rPr>
-        <w:t>The results show that o</w:t>
-      </w:r>
-      <w:r>
-        <w:rPr>
-          <w:rFonts w:cs="Times New Roman"/>
-        </w:rPr>
-        <w:t>nly single-layer and edge-filter designs with at least two unit cells (</w:t>
+        </w:rPr>
+        <w:t>T</w:t>
+      </w:r>
+      <w:r>
+        <w:rPr>
+          <w:rFonts w:cs="Times New Roman"/>
+        </w:rPr>
+        <w:t xml:space="preserve"> when </w:t>
       </w:r>
       <w:r>
         <w:rPr>
@@ -24760,7 +25305,81 @@
         <w:rPr>
           <w:rFonts w:cs="Times New Roman"/>
         </w:rPr>
-        <w:t xml:space="preserve"> ≥ 2) have a </w:t>
+        <w:t xml:space="preserve"> </w:t>
+      </w:r>
+      <w:r>
+        <w:rPr>
+          <w:rFonts w:cs="Times New Roman"/>
+        </w:rPr>
+        <w:t>exceeds</w:t>
+      </w:r>
+      <w:r>
+        <w:rPr>
+          <w:rFonts w:cs="Times New Roman"/>
+        </w:rPr>
+        <w:t xml:space="preserve"> 3</w:t>
+      </w:r>
+      <w:r>
+        <w:rPr>
+          <w:rFonts w:cs="Times New Roman"/>
+        </w:rPr>
+        <w:t>, the Sb</w:t>
+      </w:r>
+      <w:r>
+        <w:rPr>
+          <w:rFonts w:cs="Times New Roman"/>
+          <w:vertAlign w:val="subscript"/>
+        </w:rPr>
+        <w:t>2</w:t>
+      </w:r>
+      <w:r>
+        <w:rPr>
+          <w:rFonts w:cs="Times New Roman"/>
+        </w:rPr>
+        <w:t>Se</w:t>
+      </w:r>
+      <w:r>
+        <w:rPr>
+          <w:rFonts w:cs="Times New Roman"/>
+          <w:vertAlign w:val="subscript"/>
+        </w:rPr>
+        <w:t>3</w:t>
+      </w:r>
+      <w:r>
+        <w:rPr>
+          <w:rFonts w:cs="Times New Roman"/>
+        </w:rPr>
+        <w:t xml:space="preserve"> </w:t>
+      </w:r>
+      <w:r>
+        <w:rPr>
+          <w:rFonts w:cs="Times New Roman"/>
+        </w:rPr>
+        <w:t xml:space="preserve">layer thickness </w:t>
+      </w:r>
+      <w:r>
+        <w:rPr>
+          <w:rFonts w:cs="Times New Roman"/>
+        </w:rPr>
+        <w:t xml:space="preserve">and the overall device </w:t>
+      </w:r>
+      <w:r>
+        <w:rPr>
+          <w:rFonts w:cs="Times New Roman"/>
+        </w:rPr>
+        <w:t>thickness</w:t>
+      </w:r>
+      <w:r>
+        <w:rPr>
+          <w:rFonts w:cs="Times New Roman"/>
+        </w:rPr>
+        <w:t xml:space="preserve"> increase drastically; for example, </w:t>
+      </w:r>
+      <w:r>
+        <w:rPr>
+          <w:rFonts w:cs="Times New Roman"/>
+        </w:rPr>
+        <w:t>Δ</w:t>
       </w:r>
       <w:r>
         <w:rPr>
@@ -24768,32 +25387,84 @@
           <w:i/>
           <w:iCs/>
         </w:rPr>
-        <w:t>ΔT</w:t>
-      </w:r>
-      <w:r>
-        <w:rPr>
-          <w:rFonts w:cs="Times New Roman"/>
-        </w:rPr>
-        <w:t xml:space="preserve"> </w:t>
-      </w:r>
-      <w:r>
-        <w:rPr>
-          <w:rFonts w:cs="Times New Roman"/>
-        </w:rPr>
-        <w:t xml:space="preserve">higher </w:t>
-      </w:r>
-      <w:r>
-        <w:rPr>
-          <w:rFonts w:cs="Times New Roman"/>
-        </w:rPr>
-        <w:t xml:space="preserve">than 50%, with </w:t>
+        <w:t>T</w:t>
+      </w:r>
+      <w:r>
+        <w:rPr>
+          <w:rFonts w:cs="Times New Roman"/>
+        </w:rPr>
+        <w:t xml:space="preserve"> improve</w:t>
+      </w:r>
+      <w:r>
+        <w:rPr>
+          <w:rFonts w:cs="Times New Roman"/>
+        </w:rPr>
+        <w:t>s</w:t>
+      </w:r>
+      <w:r>
+        <w:rPr>
+          <w:rFonts w:cs="Times New Roman"/>
+        </w:rPr>
+        <w:t xml:space="preserve"> by 2% in </w:t>
+      </w:r>
+      <w:r>
+        <w:rPr>
+          <w:rFonts w:cs="Times New Roman"/>
+          <w:i/>
+          <w:iCs/>
+        </w:rPr>
+        <w:t>N</w:t>
+      </w:r>
+      <w:r>
+        <w:rPr>
+          <w:rFonts w:cs="Times New Roman"/>
+        </w:rPr>
+        <w:t xml:space="preserve"> = 4 design when compared to </w:t>
+      </w:r>
+      <w:r>
+        <w:rPr>
+          <w:rFonts w:cs="Times New Roman"/>
+          <w:i/>
+          <w:iCs/>
+        </w:rPr>
+        <w:t>N</w:t>
+      </w:r>
+      <w:r>
+        <w:rPr>
+          <w:rFonts w:cs="Times New Roman"/>
+        </w:rPr>
+        <w:t xml:space="preserve"> = 3 design, the thickness increase</w:t>
+      </w:r>
+      <w:r>
+        <w:rPr>
+          <w:rFonts w:cs="Times New Roman"/>
+        </w:rPr>
+        <w:t>s</w:t>
+      </w:r>
+      <w:r>
+        <w:rPr>
+          <w:rFonts w:cs="Times New Roman"/>
+        </w:rPr>
+        <w:t xml:space="preserve"> by 33.3%</w:t>
       </w:r>
       <w:r>
         <w:rPr>
           <w:rFonts w:eastAsia="MS Mincho" w:cs="Times New Roman"/>
           <w:color w:val="000000"/>
         </w:rPr>
-        <w:t xml:space="preserve">7-unit-cell design having the highest </w:t>
+        <w:t xml:space="preserve">, </w:t>
+      </w:r>
+      <w:r>
+        <w:rPr>
+          <w:rFonts w:cs="Times New Roman"/>
+        </w:rPr>
+        <w:t>but</w:t>
+      </w:r>
+      <w:r>
+        <w:rPr>
+          <w:rFonts w:cs="Times New Roman"/>
+        </w:rPr>
+        <w:t xml:space="preserve"> when comparing </w:t>
       </w:r>
       <w:r>
         <w:rPr>
@@ -24801,44 +25472,13 @@
           <w:i/>
           <w:iCs/>
         </w:rPr>
-        <w:t>ΔT</w:t>
-      </w:r>
-      <w:r>
-        <w:rPr>
-          <w:rFonts w:cs="Times New Roman"/>
-        </w:rPr>
-        <w:t xml:space="preserve"> of 95.1%. </w:t>
-      </w:r>
-      <w:r>
-        <w:rPr>
-          <w:rFonts w:cs="Times New Roman"/>
-        </w:rPr>
-        <w:t xml:space="preserve">However, </w:t>
-      </w:r>
-      <w:r>
-        <w:rPr>
-          <w:rFonts w:cs="Times New Roman"/>
-        </w:rPr>
-        <w:t xml:space="preserve">while </w:t>
-      </w:r>
-      <w:r>
-        <w:rPr>
-          <w:rFonts w:cs="Times New Roman"/>
-        </w:rPr>
-        <w:t>t</w:t>
-      </w:r>
-      <w:r>
-        <w:rPr>
-          <w:rFonts w:cs="Times New Roman"/>
-        </w:rPr>
-        <w:t xml:space="preserve">here is only </w:t>
-      </w:r>
-      <w:r>
-        <w:rPr>
-          <w:rFonts w:eastAsia="MS Mincho" w:cs="Times New Roman"/>
-          <w:color w:val="000000"/>
-        </w:rPr>
-        <w:t xml:space="preserve">marginal improvement in </w:t>
+        <w:t>N</w:t>
+      </w:r>
+      <w:r>
+        <w:rPr>
+          <w:rFonts w:cs="Times New Roman"/>
+        </w:rPr>
+        <w:t xml:space="preserve"> = 5 to </w:t>
       </w:r>
       <w:r>
         <w:rPr>
@@ -24846,13 +25486,19 @@
           <w:i/>
           <w:iCs/>
         </w:rPr>
-        <w:t>ΔT</w:t>
-      </w:r>
-      <w:r>
-        <w:rPr>
-          <w:rFonts w:cs="Times New Roman"/>
-        </w:rPr>
-        <w:t xml:space="preserve"> when </w:t>
+        <w:t>N</w:t>
+      </w:r>
+      <w:r>
+        <w:rPr>
+          <w:rFonts w:cs="Times New Roman"/>
+        </w:rPr>
+        <w:t xml:space="preserve"> = 4 designs, </w:t>
+      </w:r>
+      <w:r>
+        <w:rPr>
+          <w:rFonts w:cs="Times New Roman"/>
+        </w:rPr>
+        <w:t>Δ</w:t>
       </w:r>
       <w:r>
         <w:rPr>
@@ -24860,202 +25506,7 @@
           <w:i/>
           <w:iCs/>
         </w:rPr>
-        <w:t>N</w:t>
-      </w:r>
-      <w:r>
-        <w:rPr>
-          <w:rFonts w:cs="Times New Roman"/>
-        </w:rPr>
-        <w:t xml:space="preserve"> </w:t>
-      </w:r>
-      <w:r>
-        <w:rPr>
-          <w:rFonts w:cs="Times New Roman"/>
-        </w:rPr>
-        <w:t>exceeds</w:t>
-      </w:r>
-      <w:r>
-        <w:rPr>
-          <w:rFonts w:cs="Times New Roman"/>
-        </w:rPr>
-        <w:t xml:space="preserve"> 3</w:t>
-      </w:r>
-      <w:r>
-        <w:rPr>
-          <w:rFonts w:cs="Times New Roman"/>
-        </w:rPr>
-        <w:t>, the Sb</w:t>
-      </w:r>
-      <w:r>
-        <w:rPr>
-          <w:rFonts w:cs="Times New Roman"/>
-          <w:vertAlign w:val="subscript"/>
-        </w:rPr>
-        <w:t>2</w:t>
-      </w:r>
-      <w:r>
-        <w:rPr>
-          <w:rFonts w:cs="Times New Roman"/>
-        </w:rPr>
-        <w:t>Se</w:t>
-      </w:r>
-      <w:r>
-        <w:rPr>
-          <w:rFonts w:cs="Times New Roman"/>
-          <w:vertAlign w:val="subscript"/>
-        </w:rPr>
-        <w:t>3</w:t>
-      </w:r>
-      <w:r>
-        <w:rPr>
-          <w:rFonts w:cs="Times New Roman"/>
-        </w:rPr>
-        <w:t xml:space="preserve"> </w:t>
-      </w:r>
-      <w:r>
-        <w:rPr>
-          <w:rFonts w:cs="Times New Roman"/>
-        </w:rPr>
-        <w:t xml:space="preserve">layer thickness </w:t>
-      </w:r>
-      <w:r>
-        <w:rPr>
-          <w:rFonts w:cs="Times New Roman"/>
-        </w:rPr>
-        <w:t xml:space="preserve">and the overall device </w:t>
-      </w:r>
-      <w:r>
-        <w:rPr>
-          <w:rFonts w:cs="Times New Roman"/>
-        </w:rPr>
-        <w:t>thickness</w:t>
-      </w:r>
-      <w:r>
-        <w:rPr>
-          <w:rFonts w:cs="Times New Roman"/>
-        </w:rPr>
-        <w:t xml:space="preserve"> increase drastically; for example, </w:t>
-      </w:r>
-      <w:r>
-        <w:rPr>
-          <w:rFonts w:cs="Times New Roman"/>
-          <w:i/>
-          <w:iCs/>
-        </w:rPr>
-        <w:t>ΔT</w:t>
-      </w:r>
-      <w:r>
-        <w:rPr>
-          <w:rFonts w:cs="Times New Roman"/>
-        </w:rPr>
-        <w:t xml:space="preserve"> improve</w:t>
-      </w:r>
-      <w:r>
-        <w:rPr>
-          <w:rFonts w:cs="Times New Roman"/>
-        </w:rPr>
-        <w:t>s</w:t>
-      </w:r>
-      <w:r>
-        <w:rPr>
-          <w:rFonts w:cs="Times New Roman"/>
-        </w:rPr>
-        <w:t xml:space="preserve"> by 2% in </w:t>
-      </w:r>
-      <w:r>
-        <w:rPr>
-          <w:rFonts w:cs="Times New Roman"/>
-          <w:i/>
-          <w:iCs/>
-        </w:rPr>
-        <w:t>N</w:t>
-      </w:r>
-      <w:r>
-        <w:rPr>
-          <w:rFonts w:cs="Times New Roman"/>
-        </w:rPr>
-        <w:t xml:space="preserve"> = 4 design when compared to </w:t>
-      </w:r>
-      <w:r>
-        <w:rPr>
-          <w:rFonts w:cs="Times New Roman"/>
-          <w:i/>
-          <w:iCs/>
-        </w:rPr>
-        <w:t>N</w:t>
-      </w:r>
-      <w:r>
-        <w:rPr>
-          <w:rFonts w:cs="Times New Roman"/>
-        </w:rPr>
-        <w:t xml:space="preserve"> = 3 design, the thickness increase</w:t>
-      </w:r>
-      <w:r>
-        <w:rPr>
-          <w:rFonts w:cs="Times New Roman"/>
-        </w:rPr>
-        <w:t>s</w:t>
-      </w:r>
-      <w:r>
-        <w:rPr>
-          <w:rFonts w:cs="Times New Roman"/>
-        </w:rPr>
-        <w:t xml:space="preserve"> by 33.3%</w:t>
-      </w:r>
-      <w:r>
-        <w:rPr>
-          <w:rFonts w:eastAsia="MS Mincho" w:cs="Times New Roman"/>
-          <w:color w:val="000000"/>
-        </w:rPr>
-        <w:t xml:space="preserve">, </w:t>
-      </w:r>
-      <w:r>
-        <w:rPr>
-          <w:rFonts w:cs="Times New Roman"/>
-        </w:rPr>
-        <w:t>but</w:t>
-      </w:r>
-      <w:r>
-        <w:rPr>
-          <w:rFonts w:cs="Times New Roman"/>
-        </w:rPr>
-        <w:t xml:space="preserve"> when comparing </w:t>
-      </w:r>
-      <w:r>
-        <w:rPr>
-          <w:rFonts w:cs="Times New Roman"/>
-          <w:i/>
-          <w:iCs/>
-        </w:rPr>
-        <w:t>N</w:t>
-      </w:r>
-      <w:r>
-        <w:rPr>
-          <w:rFonts w:cs="Times New Roman"/>
-        </w:rPr>
-        <w:t xml:space="preserve"> = 5 to </w:t>
-      </w:r>
-      <w:r>
-        <w:rPr>
-          <w:rFonts w:cs="Times New Roman"/>
-          <w:i/>
-          <w:iCs/>
-        </w:rPr>
-        <w:t>N</w:t>
-      </w:r>
-      <w:r>
-        <w:rPr>
-          <w:rFonts w:cs="Times New Roman"/>
-        </w:rPr>
-        <w:t xml:space="preserve"> = 4 designs, </w:t>
-      </w:r>
-      <w:r>
-        <w:rPr>
-          <w:rFonts w:cs="Times New Roman"/>
-          <w:i/>
-          <w:iCs/>
-        </w:rPr>
-        <w:t xml:space="preserve">ΔT </w:t>
+        <w:t xml:space="preserve">T </w:t>
       </w:r>
       <w:r>
         <w:rPr>
@@ -25257,47 +25708,52 @@
       <w:r>
         <w:rPr>
           <w:rFonts w:cs="Times New Roman"/>
+          <w:vertAlign w:val="subscript"/>
+        </w:rPr>
+        <w:t xml:space="preserve">0 </w:t>
+      </w:r>
+      <w:r>
+        <w:rPr>
+          <w:rFonts w:cs="Times New Roman"/>
+        </w:rPr>
+        <w:t xml:space="preserve">= 1064 nm, but all </w:t>
+      </w:r>
+      <w:r>
+        <w:rPr>
+          <w:rFonts w:cs="Times New Roman"/>
+          <w:lang w:val="en"/>
+        </w:rPr>
+        <w:t>edge-filter</w:t>
+      </w:r>
+      <w:r>
+        <w:rPr>
+          <w:rFonts w:cs="Times New Roman"/>
+        </w:rPr>
+        <w:t xml:space="preserve"> designs have </w:t>
+      </w:r>
+      <w:r>
+        <w:rPr>
+          <w:rFonts w:cs="Times New Roman"/>
+          <w:i/>
+          <w:iCs/>
+        </w:rPr>
+        <w:t>λ</w:t>
+      </w:r>
+      <w:r>
+        <w:rPr>
+          <w:rFonts w:cs="Times New Roman"/>
+          <w:vertAlign w:val="subscript"/>
+        </w:rPr>
+        <w:t>0</w:t>
+      </w:r>
+      <w:r>
+        <w:rPr>
+          <w:rFonts w:cs="Times New Roman"/>
           <w:i/>
           <w:iCs/>
           <w:vertAlign w:val="subscript"/>
         </w:rPr>
-        <w:t xml:space="preserve">0 </w:t>
-      </w:r>
-      <w:r>
-        <w:rPr>
-          <w:rFonts w:cs="Times New Roman"/>
-        </w:rPr>
-        <w:t xml:space="preserve">= 1064 nm, but all </w:t>
-      </w:r>
-      <w:r>
-        <w:rPr>
-          <w:rFonts w:cs="Times New Roman"/>
-          <w:lang w:val="en"/>
-        </w:rPr>
-        <w:t>edge-filter</w:t>
-      </w:r>
-      <w:r>
-        <w:rPr>
-          <w:rFonts w:cs="Times New Roman"/>
-        </w:rPr>
-        <w:t xml:space="preserve"> designs have </w:t>
-      </w:r>
-      <w:r>
-        <w:rPr>
-          <w:rFonts w:cs="Times New Roman"/>
-          <w:i/>
-          <w:iCs/>
-        </w:rPr>
-        <w:t>λ</w:t>
-      </w:r>
-      <w:r>
-        <w:rPr>
-          <w:rFonts w:cs="Times New Roman"/>
-          <w:i/>
-          <w:iCs/>
-          <w:vertAlign w:val="subscript"/>
-        </w:rPr>
-        <w:t xml:space="preserve">0 </w:t>
+        <w:t xml:space="preserve"> </w:t>
       </w:r>
       <w:r>
         <w:rPr>
@@ -28992,10 +29448,6 @@
         <w:t>cry</w:t>
       </w:r>
       <w:r>
-        <w:rPr>
-          <w:i/>
-          <w:iCs/>
-        </w:rPr>
         <w:t>(1064)</w:t>
       </w:r>
       <w:r>
@@ -29143,8 +29595,17 @@
         <w:rPr>
           <w:rStyle w:val="Emphasis"/>
           <w:rFonts w:cs="Times New Roman"/>
-        </w:rPr>
-        <w:t>ΔT</w:t>
+          <w:i w:val="0"/>
+          <w:iCs w:val="0"/>
+        </w:rPr>
+        <w:t>Δ</w:t>
+      </w:r>
+      <w:r>
+        <w:rPr>
+          <w:rStyle w:val="Emphasis"/>
+          <w:rFonts w:cs="Times New Roman"/>
+        </w:rPr>
+        <w:t>T</w:t>
       </w:r>
       <w:r>
         <w:rPr>
@@ -29292,8 +29753,17 @@
         <w:rPr>
           <w:rStyle w:val="Emphasis"/>
           <w:rFonts w:cs="Times New Roman"/>
-        </w:rPr>
-        <w:t>ΔT</w:t>
+          <w:i w:val="0"/>
+          <w:iCs w:val="0"/>
+        </w:rPr>
+        <w:t>Δ</w:t>
+      </w:r>
+      <w:r>
+        <w:rPr>
+          <w:rStyle w:val="Emphasis"/>
+          <w:rFonts w:cs="Times New Roman"/>
+        </w:rPr>
+        <w:t>T</w:t>
       </w:r>
       <w:r>
         <w:rPr>
@@ -29338,8 +29808,17 @@
         <w:rPr>
           <w:rStyle w:val="Emphasis"/>
           <w:rFonts w:cs="Times New Roman"/>
-        </w:rPr>
-        <w:t>ΔT</w:t>
+          <w:i w:val="0"/>
+          <w:iCs w:val="0"/>
+        </w:rPr>
+        <w:t>Δ</w:t>
+      </w:r>
+      <w:r>
+        <w:rPr>
+          <w:rStyle w:val="Emphasis"/>
+          <w:rFonts w:cs="Times New Roman"/>
+        </w:rPr>
+        <w:t>T</w:t>
       </w:r>
       <w:r>
         <w:rPr>
@@ -29685,31 +30164,49 @@
         <w:rPr>
           <w:rStyle w:val="Emphasis"/>
           <w:rFonts w:cs="Times New Roman"/>
-        </w:rPr>
-        <w:t>ΔT</w:t>
-      </w:r>
-      <w:r>
-        <w:rPr>
-          <w:rStyle w:val="Emphasis"/>
-          <w:rFonts w:cs="Times New Roman"/>
-        </w:rPr>
-        <w:t xml:space="preserve"> </w:t>
-      </w:r>
-      <w:r>
-        <w:rPr>
-          <w:rStyle w:val="Emphasis"/>
-          <w:rFonts w:cs="Times New Roman"/>
           <w:i w:val="0"/>
           <w:iCs w:val="0"/>
         </w:rPr>
+        <w:t>Δ</w:t>
+      </w:r>
+      <w:r>
+        <w:rPr>
+          <w:rStyle w:val="Emphasis"/>
+          <w:rFonts w:cs="Times New Roman"/>
+        </w:rPr>
+        <w:t>T</w:t>
+      </w:r>
+      <w:r>
+        <w:rPr>
+          <w:rStyle w:val="Emphasis"/>
+          <w:rFonts w:cs="Times New Roman"/>
+        </w:rPr>
+        <w:t xml:space="preserve"> </w:t>
+      </w:r>
+      <w:r>
+        <w:rPr>
+          <w:rStyle w:val="Emphasis"/>
+          <w:rFonts w:cs="Times New Roman"/>
+          <w:i w:val="0"/>
+          <w:iCs w:val="0"/>
+        </w:rPr>
         <w:t>remains higher than 90% from 0° to ~30°, but TM polarization causes the high-</w:t>
       </w:r>
       <w:r>
         <w:rPr>
           <w:rStyle w:val="Emphasis"/>
           <w:rFonts w:cs="Times New Roman"/>
-        </w:rPr>
-        <w:t>ΔT</w:t>
+          <w:i w:val="0"/>
+          <w:iCs w:val="0"/>
+        </w:rPr>
+        <w:t>Δ</w:t>
+      </w:r>
+      <w:r>
+        <w:rPr>
+          <w:rStyle w:val="Emphasis"/>
+          <w:rFonts w:cs="Times New Roman"/>
+        </w:rPr>
+        <w:t>T</w:t>
       </w:r>
       <w:r>
         <w:rPr>
@@ -29741,8 +30238,17 @@
         <w:rPr>
           <w:rStyle w:val="Emphasis"/>
           <w:rFonts w:cs="Times New Roman"/>
-        </w:rPr>
-        <w:t>ΔT</w:t>
+          <w:i w:val="0"/>
+          <w:iCs w:val="0"/>
+        </w:rPr>
+        <w:t>Δ</w:t>
+      </w:r>
+      <w:r>
+        <w:rPr>
+          <w:rStyle w:val="Emphasis"/>
+          <w:rFonts w:cs="Times New Roman"/>
+        </w:rPr>
+        <w:t>T</w:t>
       </w:r>
       <w:r>
         <w:rPr>
@@ -29794,8 +30300,17 @@
         <w:rPr>
           <w:rStyle w:val="Emphasis"/>
           <w:rFonts w:cs="Times New Roman"/>
-        </w:rPr>
-        <w:t>ΔT</w:t>
+          <w:i w:val="0"/>
+          <w:iCs w:val="0"/>
+        </w:rPr>
+        <w:t>Δ</w:t>
+      </w:r>
+      <w:r>
+        <w:rPr>
+          <w:rStyle w:val="Emphasis"/>
+          <w:rFonts w:cs="Times New Roman"/>
+        </w:rPr>
+        <w:t>T</w:t>
       </w:r>
       <w:r>
         <w:rPr>
@@ -29870,8 +30385,17 @@
         <w:rPr>
           <w:rStyle w:val="Emphasis"/>
           <w:rFonts w:cs="Times New Roman"/>
-        </w:rPr>
-        <w:t>ΔT</w:t>
+          <w:i w:val="0"/>
+          <w:iCs w:val="0"/>
+        </w:rPr>
+        <w:t>Δ</w:t>
+      </w:r>
+      <w:r>
+        <w:rPr>
+          <w:rStyle w:val="Emphasis"/>
+          <w:rFonts w:cs="Times New Roman"/>
+        </w:rPr>
+        <w:t>T</w:t>
       </w:r>
       <w:r>
         <w:rPr>
@@ -30530,16 +31054,7 @@
           <w:i w:val="0"/>
           <w:iCs w:val="0"/>
         </w:rPr>
-        <w:t xml:space="preserve"> increased slightly.</w:t>
-      </w:r>
-      <w:r>
-        <w:rPr>
-          <w:rStyle w:val="Emphasis"/>
-          <w:rFonts w:cs="Times New Roman"/>
-          <w:i w:val="0"/>
-          <w:iCs w:val="0"/>
-        </w:rPr>
-        <w:t xml:space="preserve"> This causes the contrast degradation to become three times larger (Fig. 8d)</w:t>
+        <w:t xml:space="preserve"> increased slightly. This causes the contrast degradation to become three times larger (Fig. 8d)</w:t>
       </w:r>
     </w:p>
     <w:p>
@@ -31317,40 +31832,23 @@
           <w:rFonts w:eastAsia="MS Mincho" w:cs="Times New Roman"/>
           <w:color w:val="000000"/>
         </w:rPr>
-        <w:t>the H layers are GST instead of Sb</w:t>
-      </w:r>
-      <w:r>
-        <w:rPr>
-          <w:rFonts w:cs="Times New Roman"/>
-          <w:vertAlign w:val="subscript"/>
-        </w:rPr>
-        <w:t>2</w:t>
-      </w:r>
-      <w:r>
-        <w:rPr>
-          <w:rFonts w:cs="Times New Roman"/>
-        </w:rPr>
-        <w:t>Se</w:t>
-      </w:r>
-      <w:r>
-        <w:rPr>
-          <w:rFonts w:cs="Times New Roman"/>
-          <w:vertAlign w:val="subscript"/>
-        </w:rPr>
-        <w:t>3</w:t>
-      </w:r>
-      <w:r>
-        <w:rPr>
-          <w:rFonts w:cs="Times New Roman"/>
-        </w:rPr>
-        <w:t xml:space="preserve">, and </w:t>
+        <w:t xml:space="preserve">the </w:t>
+      </w:r>
+      <w:r>
+        <w:rPr>
+          <w:rFonts w:eastAsia="MS Mincho" w:cs="Times New Roman"/>
+          <w:i/>
+          <w:iCs/>
+          <w:color w:val="000000"/>
+        </w:rPr>
+        <w:t>H</w:t>
       </w:r>
       <w:r>
         <w:rPr>
           <w:rFonts w:eastAsia="MS Mincho" w:cs="Times New Roman"/>
           <w:color w:val="000000"/>
         </w:rPr>
-        <w:t>the L layers are SiO</w:t>
+        <w:t xml:space="preserve"> layers are GST instead of Sb</w:t>
       </w:r>
       <w:r>
         <w:rPr>
@@ -31363,215 +31861,182 @@
         <w:rPr>
           <w:rFonts w:cs="Times New Roman"/>
         </w:rPr>
-        <w:t xml:space="preserve"> instead of MgF</w:t>
+        <w:t>Se</w:t>
       </w:r>
       <w:r>
         <w:rPr>
           <w:rFonts w:cs="Times New Roman"/>
           <w:vertAlign w:val="subscript"/>
         </w:rPr>
-        <w:t>2</w:t>
-      </w:r>
-      <w:r>
-        <w:rPr>
-          <w:rFonts w:cs="Times New Roman"/>
-        </w:rPr>
-        <w:t>. Their experimental result</w:t>
+        <w:t>3</w:t>
+      </w:r>
+      <w:r>
+        <w:rPr>
+          <w:rFonts w:cs="Times New Roman"/>
+        </w:rPr>
+        <w:t xml:space="preserve">, and </w:t>
       </w:r>
       <w:r>
         <w:rPr>
           <w:rFonts w:eastAsia="MS Mincho" w:cs="Times New Roman"/>
           <w:color w:val="000000"/>
         </w:rPr>
-        <w:t>s show</w:t>
-      </w:r>
-      <w:r>
-        <w:rPr>
-          <w:rFonts w:cs="Times New Roman"/>
-        </w:rPr>
-        <w:t xml:space="preserve">ed that the phase switching of GST layers occurs layer-by-layer in an order that is determined by the changes in </w:t>
+        <w:t xml:space="preserve">the </w:t>
+      </w:r>
+      <w:r>
+        <w:rPr>
+          <w:rFonts w:eastAsia="MS Mincho" w:cs="Times New Roman"/>
+          <w:i/>
+          <w:iCs/>
+          <w:color w:val="000000"/>
+        </w:rPr>
+        <w:t>L</w:t>
       </w:r>
       <w:r>
         <w:rPr>
           <w:rFonts w:eastAsia="MS Mincho" w:cs="Times New Roman"/>
           <w:color w:val="000000"/>
         </w:rPr>
-        <w:t>the optical field distribution and thermal crosstalk between layers</w:t>
-      </w:r>
-      <w:r>
-        <w:rPr>
-          <w:rFonts w:cs="Times New Roman"/>
-        </w:rPr>
-        <w:t xml:space="preserve">, which does not necessarily start from </w:t>
+        <w:t xml:space="preserve"> layers are SiO</w:t>
+      </w:r>
+      <w:r>
+        <w:rPr>
+          <w:rFonts w:cs="Times New Roman"/>
+          <w:vertAlign w:val="subscript"/>
+        </w:rPr>
+        <w:t>2</w:t>
+      </w:r>
+      <w:r>
+        <w:rPr>
+          <w:rFonts w:cs="Times New Roman"/>
+        </w:rPr>
+        <w:t xml:space="preserve"> instead of MgF</w:t>
+      </w:r>
+      <w:r>
+        <w:rPr>
+          <w:rFonts w:cs="Times New Roman"/>
+          <w:vertAlign w:val="subscript"/>
+        </w:rPr>
+        <w:t>2</w:t>
+      </w:r>
+      <w:r>
+        <w:rPr>
+          <w:rFonts w:cs="Times New Roman"/>
+        </w:rPr>
+        <w:t>. Their experimental result</w:t>
       </w:r>
       <w:r>
         <w:rPr>
           <w:rFonts w:eastAsia="MS Mincho" w:cs="Times New Roman"/>
           <w:color w:val="000000"/>
         </w:rPr>
-        <w:t>the air</w:t>
-      </w:r>
-      <w:r>
-        <w:rPr>
-          <w:rFonts w:cs="Times New Roman"/>
-        </w:rPr>
-        <w:t xml:space="preserve"> -side to </w:t>
+        <w:t>s show</w:t>
+      </w:r>
+      <w:r>
+        <w:rPr>
+          <w:rFonts w:cs="Times New Roman"/>
+        </w:rPr>
+        <w:t xml:space="preserve">ed that the phase switching of GST layers occurs layer-by-layer in an order that is determined by the changes in </w:t>
       </w:r>
       <w:r>
         <w:rPr>
           <w:rFonts w:eastAsia="MS Mincho" w:cs="Times New Roman"/>
           <w:color w:val="000000"/>
         </w:rPr>
-        <w:t>the substrate</w:t>
-      </w:r>
-      <w:r>
-        <w:rPr>
-          <w:rFonts w:cs="Times New Roman"/>
-        </w:rPr>
-        <w:t>-</w:t>
-      </w:r>
-      <w:r>
-        <w:rPr>
-          <w:rFonts w:cs="Times New Roman"/>
-        </w:rPr>
-        <w:t>side</w:t>
-      </w:r>
-      <w:r>
-        <w:rPr>
-          <w:rFonts w:cs="Times New Roman"/>
-        </w:rPr>
-        <w:t xml:space="preserve">. </w:t>
-      </w:r>
-      <w:r>
-        <w:rPr>
-          <w:rFonts w:cs="Times New Roman"/>
-        </w:rPr>
-        <w:t>However,</w:t>
-      </w:r>
-      <w:r>
-        <w:rPr>
-          <w:rFonts w:cs="Times New Roman"/>
-        </w:rPr>
-        <w:t xml:space="preserve"> our device is intended to be used as a </w:t>
-      </w:r>
-      <w:r>
-        <w:rPr>
-          <w:rFonts w:cs="Times New Roman"/>
-        </w:rPr>
-        <w:t>transmittance-tunable</w:t>
-      </w:r>
-      <w:r>
-        <w:rPr>
-          <w:rFonts w:cs="Times New Roman"/>
-        </w:rPr>
-        <w:t xml:space="preserve"> filter that does not require a fast switching speed</w:t>
+        <w:t>the optical field distribution and thermal crosstalk between layers</w:t>
+      </w:r>
+      <w:r>
+        <w:rPr>
+          <w:rFonts w:cs="Times New Roman"/>
+        </w:rPr>
+        <w:t xml:space="preserve">, which does not necessarily start from </w:t>
       </w:r>
       <w:r>
         <w:rPr>
           <w:rFonts w:eastAsia="MS Mincho" w:cs="Times New Roman"/>
           <w:color w:val="000000"/>
         </w:rPr>
-        <w:t xml:space="preserve">; therefore, </w:t>
-      </w:r>
-      <w:r>
-        <w:rPr>
-          <w:rFonts w:cs="Times New Roman"/>
-        </w:rPr>
-        <w:t xml:space="preserve">electrical heating is </w:t>
-      </w:r>
-      <w:r>
-        <w:rPr>
-          <w:rFonts w:cs="Times New Roman"/>
-        </w:rPr>
-        <w:t>also a</w:t>
-      </w:r>
-      <w:r>
-        <w:rPr>
-          <w:rFonts w:cs="Times New Roman"/>
-        </w:rPr>
-        <w:t>vailable as an alternative phase switching method. The ability to manually control the phase of each Sb</w:t>
-      </w:r>
-      <w:r>
-        <w:rPr>
-          <w:rFonts w:cs="Times New Roman"/>
-          <w:vertAlign w:val="subscript"/>
-        </w:rPr>
-        <w:t>2</w:t>
-      </w:r>
-      <w:r>
-        <w:rPr>
-          <w:rFonts w:cs="Times New Roman"/>
-        </w:rPr>
-        <w:t>Se</w:t>
-      </w:r>
-      <w:r>
-        <w:rPr>
-          <w:rFonts w:cs="Times New Roman"/>
-          <w:vertAlign w:val="subscript"/>
-        </w:rPr>
-        <w:t>3</w:t>
-      </w:r>
-      <w:r>
-        <w:rPr>
-          <w:rFonts w:cs="Times New Roman"/>
-        </w:rPr>
-        <w:t xml:space="preserve"> layer enable</w:t>
+        <w:t>the air</w:t>
+      </w:r>
+      <w:r>
+        <w:rPr>
+          <w:rFonts w:cs="Times New Roman"/>
+        </w:rPr>
+        <w:t xml:space="preserve"> -side to </w:t>
       </w:r>
       <w:r>
         <w:rPr>
           <w:rFonts w:eastAsia="MS Mincho" w:cs="Times New Roman"/>
           <w:color w:val="000000"/>
         </w:rPr>
-        <w:t xml:space="preserve">s </w:t>
-      </w:r>
-      <w:r>
-        <w:rPr>
-          <w:rFonts w:cs="Times New Roman"/>
-        </w:rPr>
-        <w:t xml:space="preserve">the </w:t>
-      </w:r>
-      <w:r>
-        <w:rPr>
-          <w:rFonts w:cs="Times New Roman"/>
-        </w:rPr>
-        <w:t>filter to have multiple transmittance value</w:t>
+        <w:t>the substrate</w:t>
+      </w:r>
+      <w:r>
+        <w:rPr>
+          <w:rFonts w:cs="Times New Roman"/>
+        </w:rPr>
+        <w:t>-</w:t>
+      </w:r>
+      <w:r>
+        <w:rPr>
+          <w:rFonts w:cs="Times New Roman"/>
+        </w:rPr>
+        <w:t>side</w:t>
+      </w:r>
+      <w:r>
+        <w:rPr>
+          <w:rFonts w:cs="Times New Roman"/>
+        </w:rPr>
+        <w:t xml:space="preserve">. </w:t>
+      </w:r>
+      <w:r>
+        <w:rPr>
+          <w:rFonts w:cs="Times New Roman"/>
+        </w:rPr>
+        <w:t>However,</w:t>
+      </w:r>
+      <w:r>
+        <w:rPr>
+          <w:rFonts w:cs="Times New Roman"/>
+        </w:rPr>
+        <w:t xml:space="preserve"> our device is intended to be used as a </w:t>
+      </w:r>
+      <w:r>
+        <w:rPr>
+          <w:rFonts w:cs="Times New Roman"/>
+        </w:rPr>
+        <w:t>transmittance-tunable</w:t>
+      </w:r>
+      <w:r>
+        <w:rPr>
+          <w:rFonts w:cs="Times New Roman"/>
+        </w:rPr>
+        <w:t xml:space="preserve"> filter that does not require a fast switching speed</w:t>
       </w:r>
       <w:r>
         <w:rPr>
           <w:rFonts w:eastAsia="MS Mincho" w:cs="Times New Roman"/>
           <w:color w:val="000000"/>
         </w:rPr>
-        <w:t xml:space="preserve">s. Using </w:t>
-      </w:r>
-      <w:r>
-        <w:rPr>
-          <w:rFonts w:cs="Times New Roman"/>
-        </w:rPr>
-        <w:t>the 5-</w:t>
-      </w:r>
-      <w:r>
-        <w:rPr>
-          <w:rFonts w:cs="Times New Roman"/>
-        </w:rPr>
-        <w:t>unit-cell</w:t>
-      </w:r>
-      <w:r>
-        <w:rPr>
-          <w:rFonts w:cs="Times New Roman"/>
-        </w:rPr>
-        <w:t xml:space="preserve"> edge-filter design described in Table 1, </w:t>
-      </w:r>
-      <w:r>
-        <w:rPr>
-          <w:rFonts w:cs="Times New Roman"/>
-        </w:rPr>
-        <w:t>which</w:t>
-      </w:r>
-      <w:r>
-        <w:rPr>
-          <w:rFonts w:cs="Times New Roman"/>
-        </w:rPr>
-        <w:t xml:space="preserve"> consists of 11 layers of Sb</w:t>
+        <w:t xml:space="preserve">; therefore, </w:t>
+      </w:r>
+      <w:r>
+        <w:rPr>
+          <w:rFonts w:cs="Times New Roman"/>
+        </w:rPr>
+        <w:t xml:space="preserve">electrical heating is </w:t>
+      </w:r>
+      <w:r>
+        <w:rPr>
+          <w:rFonts w:cs="Times New Roman"/>
+        </w:rPr>
+        <w:t>also a</w:t>
+      </w:r>
+      <w:r>
+        <w:rPr>
+          <w:rFonts w:cs="Times New Roman"/>
+        </w:rPr>
+        <w:t>vailable as an alternative phase switching method. The ability to manually control the phase of each Sb</w:t>
       </w:r>
       <w:r>
         <w:rPr>
@@ -31597,185 +32062,267 @@
         <w:rPr>
           <w:rFonts w:cs="Times New Roman"/>
         </w:rPr>
-        <w:t xml:space="preserve"> and MgF</w:t>
-      </w:r>
-      <w:r>
-        <w:rPr>
-          <w:rFonts w:cs="Times New Roman"/>
-          <w:vertAlign w:val="subscript"/>
-        </w:rPr>
-        <w:t>2</w:t>
-      </w:r>
-      <w:r>
-        <w:rPr>
-          <w:rFonts w:cs="Times New Roman"/>
-        </w:rPr>
-        <w:t xml:space="preserve"> </w:t>
-      </w:r>
-      <w:r>
-        <w:rPr>
-          <w:rFonts w:cs="Times New Roman"/>
-        </w:rPr>
-        <w:t>(</w:t>
-      </w:r>
-      <w:r>
-        <w:rPr>
-          <w:rFonts w:cs="Times New Roman"/>
-        </w:rPr>
-        <w:t>six layers of Sb</w:t>
-      </w:r>
-      <w:r>
-        <w:rPr>
-          <w:rFonts w:cs="Times New Roman"/>
-          <w:vertAlign w:val="subscript"/>
-        </w:rPr>
-        <w:t>2</w:t>
-      </w:r>
-      <w:r>
-        <w:rPr>
-          <w:rFonts w:cs="Times New Roman"/>
-        </w:rPr>
-        <w:t>Se</w:t>
-      </w:r>
-      <w:r>
-        <w:rPr>
-          <w:rFonts w:cs="Times New Roman"/>
-          <w:vertAlign w:val="subscript"/>
-        </w:rPr>
-        <w:t>3</w:t>
-      </w:r>
-      <w:r>
-        <w:rPr>
-          <w:rFonts w:cs="Times New Roman"/>
-        </w:rPr>
-        <w:t>)</w:t>
-      </w:r>
-      <w:r>
-        <w:rPr>
-          <w:rFonts w:cs="Times New Roman"/>
-        </w:rPr>
-        <w:t>, there would be a total of 2</w:t>
-      </w:r>
-      <w:r>
-        <w:rPr>
-          <w:rFonts w:cs="Times New Roman"/>
-          <w:vertAlign w:val="superscript"/>
-        </w:rPr>
-        <w:t>6</w:t>
-      </w:r>
-      <w:r>
-        <w:rPr>
-          <w:rFonts w:cs="Times New Roman"/>
-        </w:rPr>
-        <w:t xml:space="preserve"> configurations</w:t>
-      </w:r>
-      <w:r>
-        <w:rPr>
-          <w:rFonts w:cs="Times New Roman"/>
-        </w:rPr>
-        <w:t xml:space="preserve"> for </w:t>
+        <w:t xml:space="preserve"> layer enable</w:t>
       </w:r>
       <w:r>
         <w:rPr>
           <w:rFonts w:eastAsia="MS Mincho" w:cs="Times New Roman"/>
           <w:color w:val="000000"/>
         </w:rPr>
-        <w:t>the Sb</w:t>
-      </w:r>
-      <w:r>
-        <w:rPr>
-          <w:rFonts w:cs="Times New Roman"/>
-          <w:vertAlign w:val="subscript"/>
-        </w:rPr>
-        <w:t>2</w:t>
-      </w:r>
-      <w:r>
-        <w:rPr>
-          <w:rFonts w:cs="Times New Roman"/>
-        </w:rPr>
-        <w:t>Se</w:t>
-      </w:r>
-      <w:r>
-        <w:rPr>
-          <w:rFonts w:cs="Times New Roman"/>
-          <w:vertAlign w:val="subscript"/>
-        </w:rPr>
-        <w:t>3</w:t>
-      </w:r>
-      <w:r>
-        <w:rPr>
-          <w:rFonts w:cs="Times New Roman"/>
-        </w:rPr>
-        <w:t xml:space="preserve"> phases. </w:t>
-      </w:r>
-      <w:r>
-        <w:rPr>
-          <w:rFonts w:cs="Times New Roman"/>
-        </w:rPr>
-        <w:t xml:space="preserve">Figure </w:t>
-      </w:r>
-      <w:r>
-        <w:rPr>
-          <w:rFonts w:cs="Times New Roman"/>
-        </w:rPr>
-        <w:t>9</w:t>
-      </w:r>
-      <w:r>
-        <w:rPr>
-          <w:rFonts w:cs="Times New Roman"/>
-        </w:rPr>
-        <w:t xml:space="preserve"> </w:t>
-      </w:r>
-      <w:r>
-        <w:rPr>
-          <w:rFonts w:cs="Times New Roman"/>
-        </w:rPr>
-        <w:t>highlights some of these configurations; the legend denotes Sb</w:t>
-      </w:r>
-      <w:r>
-        <w:rPr>
-          <w:rFonts w:cs="Times New Roman"/>
-          <w:vertAlign w:val="subscript"/>
-        </w:rPr>
-        <w:t>2</w:t>
-      </w:r>
-      <w:r>
-        <w:rPr>
-          <w:rFonts w:cs="Times New Roman"/>
-        </w:rPr>
-        <w:t>Se</w:t>
-      </w:r>
-      <w:r>
-        <w:rPr>
-          <w:rFonts w:cs="Times New Roman"/>
-          <w:vertAlign w:val="subscript"/>
-        </w:rPr>
-        <w:t>3</w:t>
-      </w:r>
-      <w:r>
-        <w:rPr>
-          <w:rFonts w:cs="Times New Roman"/>
-        </w:rPr>
-        <w:t xml:space="preserve"> in </w:t>
+        <w:t xml:space="preserve">s </w:t>
+      </w:r>
+      <w:r>
+        <w:rPr>
+          <w:rFonts w:cs="Times New Roman"/>
+        </w:rPr>
+        <w:t xml:space="preserve">the </w:t>
+      </w:r>
+      <w:r>
+        <w:rPr>
+          <w:rFonts w:cs="Times New Roman"/>
+        </w:rPr>
+        <w:t>filter to have multiple transmittance value</w:t>
       </w:r>
       <w:r>
         <w:rPr>
           <w:rFonts w:eastAsia="MS Mincho" w:cs="Times New Roman"/>
           <w:color w:val="000000"/>
         </w:rPr>
-        <w:t xml:space="preserve">the amorphous (a) or crystalline phase (c), and the ordering from left to right is from the </w:t>
-      </w:r>
-      <w:r>
-        <w:rPr>
-          <w:rFonts w:cs="Times New Roman"/>
-        </w:rPr>
-        <w:t xml:space="preserve">substrate to </w:t>
+        <w:t xml:space="preserve">s. Using </w:t>
+      </w:r>
+      <w:r>
+        <w:rPr>
+          <w:rFonts w:cs="Times New Roman"/>
+        </w:rPr>
+        <w:t>the 5-</w:t>
+      </w:r>
+      <w:r>
+        <w:rPr>
+          <w:rFonts w:cs="Times New Roman"/>
+        </w:rPr>
+        <w:t>unit-cell</w:t>
+      </w:r>
+      <w:r>
+        <w:rPr>
+          <w:rFonts w:cs="Times New Roman"/>
+        </w:rPr>
+        <w:t xml:space="preserve"> edge-filter design described in Table 1, </w:t>
+      </w:r>
+      <w:r>
+        <w:rPr>
+          <w:rFonts w:cs="Times New Roman"/>
+        </w:rPr>
+        <w:t>which</w:t>
+      </w:r>
+      <w:r>
+        <w:rPr>
+          <w:rFonts w:cs="Times New Roman"/>
+        </w:rPr>
+        <w:t xml:space="preserve"> consists of 11 layers of Sb</w:t>
+      </w:r>
+      <w:r>
+        <w:rPr>
+          <w:rFonts w:cs="Times New Roman"/>
+          <w:vertAlign w:val="subscript"/>
+        </w:rPr>
+        <w:t>2</w:t>
+      </w:r>
+      <w:r>
+        <w:rPr>
+          <w:rFonts w:cs="Times New Roman"/>
+        </w:rPr>
+        <w:t>Se</w:t>
+      </w:r>
+      <w:r>
+        <w:rPr>
+          <w:rFonts w:cs="Times New Roman"/>
+          <w:vertAlign w:val="subscript"/>
+        </w:rPr>
+        <w:t>3</w:t>
+      </w:r>
+      <w:r>
+        <w:rPr>
+          <w:rFonts w:cs="Times New Roman"/>
+        </w:rPr>
+        <w:t xml:space="preserve"> and MgF</w:t>
+      </w:r>
+      <w:r>
+        <w:rPr>
+          <w:rFonts w:cs="Times New Roman"/>
+          <w:vertAlign w:val="subscript"/>
+        </w:rPr>
+        <w:t>2</w:t>
+      </w:r>
+      <w:r>
+        <w:rPr>
+          <w:rFonts w:cs="Times New Roman"/>
+        </w:rPr>
+        <w:t xml:space="preserve"> </w:t>
+      </w:r>
+      <w:r>
+        <w:rPr>
+          <w:rFonts w:cs="Times New Roman"/>
+        </w:rPr>
+        <w:t>(</w:t>
+      </w:r>
+      <w:r>
+        <w:rPr>
+          <w:rFonts w:cs="Times New Roman"/>
+        </w:rPr>
+        <w:t>six layers of Sb</w:t>
+      </w:r>
+      <w:r>
+        <w:rPr>
+          <w:rFonts w:cs="Times New Roman"/>
+          <w:vertAlign w:val="subscript"/>
+        </w:rPr>
+        <w:t>2</w:t>
+      </w:r>
+      <w:r>
+        <w:rPr>
+          <w:rFonts w:cs="Times New Roman"/>
+        </w:rPr>
+        <w:t>Se</w:t>
+      </w:r>
+      <w:r>
+        <w:rPr>
+          <w:rFonts w:cs="Times New Roman"/>
+          <w:vertAlign w:val="subscript"/>
+        </w:rPr>
+        <w:t>3</w:t>
+      </w:r>
+      <w:r>
+        <w:rPr>
+          <w:rFonts w:cs="Times New Roman"/>
+        </w:rPr>
+        <w:t>)</w:t>
+      </w:r>
+      <w:r>
+        <w:rPr>
+          <w:rFonts w:cs="Times New Roman"/>
+        </w:rPr>
+        <w:t>, there would be a total of 2</w:t>
+      </w:r>
+      <w:r>
+        <w:rPr>
+          <w:rFonts w:cs="Times New Roman"/>
+          <w:vertAlign w:val="superscript"/>
+        </w:rPr>
+        <w:t>6</w:t>
+      </w:r>
+      <w:r>
+        <w:rPr>
+          <w:rFonts w:cs="Times New Roman"/>
+        </w:rPr>
+        <w:t xml:space="preserve"> configurations</w:t>
+      </w:r>
+      <w:r>
+        <w:rPr>
+          <w:rFonts w:cs="Times New Roman"/>
+        </w:rPr>
+        <w:t xml:space="preserve"> for </w:t>
       </w:r>
       <w:r>
         <w:rPr>
           <w:rFonts w:eastAsia="MS Mincho" w:cs="Times New Roman"/>
           <w:color w:val="000000"/>
         </w:rPr>
+        <w:t>the Sb</w:t>
+      </w:r>
+      <w:r>
+        <w:rPr>
+          <w:rFonts w:cs="Times New Roman"/>
+          <w:vertAlign w:val="subscript"/>
+        </w:rPr>
+        <w:t>2</w:t>
+      </w:r>
+      <w:r>
+        <w:rPr>
+          <w:rFonts w:cs="Times New Roman"/>
+        </w:rPr>
+        <w:t>Se</w:t>
+      </w:r>
+      <w:r>
+        <w:rPr>
+          <w:rFonts w:cs="Times New Roman"/>
+          <w:vertAlign w:val="subscript"/>
+        </w:rPr>
+        <w:t>3</w:t>
+      </w:r>
+      <w:r>
+        <w:rPr>
+          <w:rFonts w:cs="Times New Roman"/>
+        </w:rPr>
+        <w:t xml:space="preserve"> phases. </w:t>
+      </w:r>
+      <w:r>
+        <w:rPr>
+          <w:rFonts w:cs="Times New Roman"/>
+        </w:rPr>
+        <w:t xml:space="preserve">Figure </w:t>
+      </w:r>
+      <w:r>
+        <w:rPr>
+          <w:rFonts w:cs="Times New Roman"/>
+        </w:rPr>
+        <w:t>9</w:t>
+      </w:r>
+      <w:r>
+        <w:rPr>
+          <w:rFonts w:cs="Times New Roman"/>
+        </w:rPr>
+        <w:t xml:space="preserve"> </w:t>
+      </w:r>
+      <w:r>
+        <w:rPr>
+          <w:rFonts w:cs="Times New Roman"/>
+        </w:rPr>
+        <w:t>highlights some of these configurations; the legend denotes Sb</w:t>
+      </w:r>
+      <w:r>
+        <w:rPr>
+          <w:rFonts w:cs="Times New Roman"/>
+          <w:vertAlign w:val="subscript"/>
+        </w:rPr>
+        <w:t>2</w:t>
+      </w:r>
+      <w:r>
+        <w:rPr>
+          <w:rFonts w:cs="Times New Roman"/>
+        </w:rPr>
+        <w:t>Se</w:t>
+      </w:r>
+      <w:r>
+        <w:rPr>
+          <w:rFonts w:cs="Times New Roman"/>
+          <w:vertAlign w:val="subscript"/>
+        </w:rPr>
+        <w:t>3</w:t>
+      </w:r>
+      <w:r>
+        <w:rPr>
+          <w:rFonts w:cs="Times New Roman"/>
+        </w:rPr>
+        <w:t xml:space="preserve"> in </w:t>
+      </w:r>
+      <w:r>
+        <w:rPr>
+          <w:rFonts w:eastAsia="MS Mincho" w:cs="Times New Roman"/>
+          <w:color w:val="000000"/>
+        </w:rPr>
+        <w:t xml:space="preserve">the amorphous (a) or crystalline phase (c), and the ordering from left to right is from the </w:t>
+      </w:r>
+      <w:r>
+        <w:rPr>
+          <w:rFonts w:cs="Times New Roman"/>
+        </w:rPr>
+        <w:t xml:space="preserve">substrate to </w:t>
+      </w:r>
+      <w:r>
+        <w:rPr>
+          <w:rFonts w:eastAsia="MS Mincho" w:cs="Times New Roman"/>
+          <w:color w:val="000000"/>
+        </w:rPr>
         <w:t>the air side</w:t>
       </w:r>
       <w:r>
@@ -31795,31 +32342,27 @@
       <w:r>
         <w:rPr>
           <w:rFonts w:cs="Times New Roman"/>
+          <w:vertAlign w:val="subscript"/>
+        </w:rPr>
+        <w:t>1</w:t>
+      </w:r>
+      <w:r>
+        <w:rPr>
+          <w:rFonts w:cs="Times New Roman"/>
+        </w:rPr>
+        <w:t xml:space="preserve"> to </w:t>
+      </w:r>
+      <w:r>
+        <w:rPr>
+          <w:rFonts w:cs="Times New Roman"/>
           <w:i/>
           <w:iCs/>
-          <w:vertAlign w:val="subscript"/>
-        </w:rPr>
-        <w:t>1</w:t>
-      </w:r>
-      <w:r>
-        <w:rPr>
-          <w:rFonts w:cs="Times New Roman"/>
-        </w:rPr>
-        <w:t xml:space="preserve"> to </w:t>
-      </w:r>
-      <w:r>
-        <w:rPr>
-          <w:rFonts w:cs="Times New Roman"/>
-          <w:i/>
-          <w:iCs/>
         </w:rPr>
         <w:t>f</w:t>
       </w:r>
       <w:r>
         <w:rPr>
           <w:rFonts w:cs="Times New Roman"/>
-          <w:i/>
-          <w:iCs/>
           <w:vertAlign w:val="subscript"/>
         </w:rPr>
         <w:t>6</w:t>
@@ -33905,16 +34448,25 @@
         <w:rPr>
           <w:rStyle w:val="Emphasis"/>
           <w:rFonts w:cs="Times New Roman"/>
-        </w:rPr>
-        <w:t>ΔT</w:t>
-      </w:r>
-      <w:r>
-        <w:rPr>
-          <w:rStyle w:val="Emphasis"/>
-          <w:rFonts w:cs="Times New Roman"/>
           <w:i w:val="0"/>
           <w:iCs w:val="0"/>
         </w:rPr>
+        <w:t>Δ</w:t>
+      </w:r>
+      <w:r>
+        <w:rPr>
+          <w:rStyle w:val="Emphasis"/>
+          <w:rFonts w:cs="Times New Roman"/>
+        </w:rPr>
+        <w:t>T</w:t>
+      </w:r>
+      <w:r>
+        <w:rPr>
+          <w:rStyle w:val="Emphasis"/>
+          <w:rFonts w:cs="Times New Roman"/>
+          <w:i w:val="0"/>
+          <w:iCs w:val="0"/>
+        </w:rPr>
         <w:t>)</w:t>
       </w:r>
       <w:r>
@@ -33933,8 +34485,17 @@
         <w:rPr>
           <w:rStyle w:val="Emphasis"/>
           <w:rFonts w:cs="Times New Roman"/>
-        </w:rPr>
-        <w:t>ΔT</w:t>
+          <w:i w:val="0"/>
+          <w:iCs w:val="0"/>
+        </w:rPr>
+        <w:t>Δ</w:t>
+      </w:r>
+      <w:r>
+        <w:rPr>
+          <w:rStyle w:val="Emphasis"/>
+          <w:rFonts w:cs="Times New Roman"/>
+        </w:rPr>
+        <w:t>T</w:t>
       </w:r>
       <w:r>
         <w:rPr>
@@ -36837,6 +37398,14 @@
 </w:numbering>
 </file>
 
+<file path=word/people.xml><?xml version="1.0" encoding="utf-8"?>
+<w15:people xmlns:wpc="http://schemas.microsoft.com/office/word/2010/wordprocessingCanvas" xmlns:cx="http://schemas.microsoft.com/office/drawing/2014/chartex" xmlns:cx1="http://schemas.microsoft.com/office/drawing/2015/9/8/chartex" xmlns:cx2="http://schemas.microsoft.com/office/drawing/2015/10/21/chartex" xmlns:cx3="http://schemas.microsoft.com/office/drawing/2016/5/9/chartex" xmlns:cx4="http://schemas.microsoft.com/office/drawing/2016/5/10/chartex" xmlns:cx5="http://schemas.microsoft.com/office/drawing/2016/5/11/chartex" xmlns:cx6="http://schemas.microsoft.com/office/drawing/2016/5/12/chartex" xmlns:cx7="http://schemas.microsoft.com/office/drawing/2016/5/13/chartex" xmlns:cx8="http://schemas.microsoft.com/office/drawing/2016/5/14/chartex" xmlns:mc="http://schemas.openxmlformats.org/markup-compatibility/2006" xmlns:aink="http://schemas.microsoft.com/office/drawing/2016/ink" xmlns:am3d="http://schemas.microsoft.com/office/drawing/2017/model3d" xmlns:o="urn:schemas-microsoft-com:office:office" xmlns:oel="http://schemas.microsoft.com/office/2019/extlst" xmlns:r="http://schemas.openxmlformats.org/officeDocument/2006/relationships" xmlns:m="http://schemas.openxmlformats.org/officeDocument/2006/math" xmlns:v="urn:schemas-microsoft-com:vml" xmlns:wp14="http://schemas.microsoft.com/office/word/2010/wordprocessingDrawing" xmlns:wp="http://schemas.openxmlformats.org/drawingml/2006/wordprocessingDrawing" xmlns:w10="urn:schemas-microsoft-com:office:word" xmlns:w="http://schemas.openxmlformats.org/wordprocessingml/2006/main" xmlns:w14="http://schemas.microsoft.com/office/word/2010/wordml" xmlns:w15="http://schemas.microsoft.com/office/word/2012/wordml" xmlns:w16cex="http://schemas.microsoft.com/office/word/2018/wordml/cex" xmlns:w16cid="http://schemas.microsoft.com/office/word/2016/wordml/cid" xmlns:w16="http://schemas.microsoft.com/office/word/2018/wordml" xmlns:w16du="http://schemas.microsoft.com/office/word/2023/wordml/word16du" xmlns:w16sdtdh="http://schemas.microsoft.com/office/word/2020/wordml/sdtdatahash" xmlns:w16sdtfl="http://schemas.microsoft.com/office/word/2024/wordml/sdtformatlock" xmlns:w16se="http://schemas.microsoft.com/office/word/2015/wordml/symex" xmlns:wpg="http://schemas.microsoft.com/office/word/2010/wordprocessingGroup" xmlns:wpi="http://schemas.microsoft.com/office/word/2010/wordprocessingInk" xmlns:wne="http://schemas.microsoft.com/office/word/2006/wordml" xmlns:wps="http://schemas.microsoft.com/office/word/2010/wordprocessingShape" mc:Ignorable="w14 w15 w16se w16cid w16 w16cex w16sdtdh w16sdtfl w16du wp14">
+  <w15:person w15:author="Chettanat Padungatthakij">
+    <w15:presenceInfo w15:providerId="Windows Live" w15:userId="ebfe893c39462592"/>
+  </w15:person>
+</w15:people>
+</file>
+
 <file path=word/styles.xml><?xml version="1.0" encoding="utf-8"?>
 <w:styles xmlns:mc="http://schemas.openxmlformats.org/markup-compatibility/2006" xmlns:r="http://schemas.openxmlformats.org/officeDocument/2006/relationships" xmlns:w="http://schemas.openxmlformats.org/wordprocessingml/2006/main" xmlns:w14="http://schemas.microsoft.com/office/word/2010/wordml" xmlns:w15="http://schemas.microsoft.com/office/word/2012/wordml" xmlns:w16cex="http://schemas.microsoft.com/office/word/2018/wordml/cex" xmlns:w16cid="http://schemas.microsoft.com/office/word/2016/wordml/cid" xmlns:w16="http://schemas.microsoft.com/office/word/2018/wordml" xmlns:w16du="http://schemas.microsoft.com/office/word/2023/wordml/word16du" xmlns:w16sdtdh="http://schemas.microsoft.com/office/word/2020/wordml/sdtdatahash" xmlns:w16sdtfl="http://schemas.microsoft.com/office/word/2024/wordml/sdtformatlock" xmlns:w16se="http://schemas.microsoft.com/office/word/2015/wordml/symex" mc:Ignorable="w14 w15 w16se w16cid w16 w16cex w16sdtdh w16sdtfl w16du">
   <w:docDefaults>
@@ -37308,6 +37877,7 @@
   <w:style w:type="character" w:default="1" w:styleId="DefaultParagraphFont">
     <w:name w:val="Default Paragraph Font"/>
     <w:uiPriority w:val="1"/>
+    <w:semiHidden/>
     <w:unhideWhenUsed/>
   </w:style>
   <w:style w:type="table" w:default="1" w:styleId="TableNormal">

--- a/paper/[Opt. Express] Design and Simulation of a Broadband Tunable Transmittance Optical Filter Using Sb2Se3 Phase Change Material.docx
+++ b/paper/[Opt. Express] Design and Simulation of a Broadband Tunable Transmittance Optical Filter Using Sb2Se3 Phase Change Material.docx
@@ -428,17 +428,10 @@
       <w:pPr>
         <w:pStyle w:val="03AuthorAffiliation"/>
         <w:rPr>
-          <w:rFonts w:hint="cs"/>
-          <w:cs/>
           <w:lang w:bidi="th-TH"/>
-          <w:rPrChange w:id="6" w:author="Chettanat Padungatthakij" w:date="2026-07-07T10:52:00Z" w16du:dateUtc="2026-07-07T03:52:00Z">
-            <w:rPr>
-              <w:rFonts w:cs="Times New Roman"/>
-            </w:rPr>
-          </w:rPrChange>
         </w:rPr>
       </w:pPr>
-      <w:ins w:id="7" w:author="Chettanat Padungatthakij" w:date="2026-07-07T10:52:00Z" w16du:dateUtc="2026-07-07T03:52:00Z">
+      <w:ins w:id="6" w:author="Chettanat Padungatthakij" w:date="2026-07-07T10:52:00Z" w16du:dateUtc="2026-07-07T03:52:00Z">
         <w:r>
           <w:rPr>
             <w:rFonts w:hint="cs"/>
@@ -472,7 +465,7 @@
       <w:pPr>
         <w:pStyle w:val="03AuthorAffiliation"/>
       </w:pPr>
-      <w:bookmarkStart w:id="8" w:name="_Hlk173847279"/>
+      <w:bookmarkStart w:id="7" w:name="_Hlk173847279"/>
       <w:r>
         <w:rPr>
           <w:rFonts w:cs="Arial"/>
@@ -480,7 +473,7 @@
         </w:rPr>
         <w:t>†</w:t>
       </w:r>
-      <w:bookmarkEnd w:id="8"/>
+      <w:bookmarkEnd w:id="7"/>
       <w:r>
         <w:t>These authors contributed equally.</w:t>
       </w:r>
@@ -2650,7 +2643,14 @@
         <w:rPr>
           <w:rFonts w:cs="Times New Roman"/>
         </w:rPr>
-        <w:t xml:space="preserve">t also has a relatively large refractive index contrast </w:t>
+        <w:t xml:space="preserve">t also has a </w:t>
+      </w:r>
+      <w:r>
+        <w:rPr>
+          <w:rFonts w:cs="Times New Roman"/>
+        </w:rPr>
+        <w:lastRenderedPageBreak/>
+        <w:t xml:space="preserve">relatively large refractive index contrast </w:t>
       </w:r>
       <w:r>
         <w:rPr>
@@ -2689,14 +2689,7 @@
         <w:rPr>
           <w:rFonts w:cs="Times New Roman"/>
         </w:rPr>
-        <w:t xml:space="preserve"> in </w:t>
-      </w:r>
-      <w:r>
-        <w:rPr>
-          <w:rFonts w:cs="Times New Roman"/>
-        </w:rPr>
-        <w:lastRenderedPageBreak/>
-        <w:t>the insulating phase (cold state)</w:t>
+        <w:t xml:space="preserve"> in the insulating phase (cold state)</w:t>
       </w:r>
       <w:r>
         <w:rPr>
@@ -6342,6 +6335,7 @@
         <w:rPr>
           <w:rFonts w:cs="Times New Roman"/>
         </w:rPr>
+        <w:lastRenderedPageBreak/>
         <w:tab/>
       </w:r>
       <m:oMath>
@@ -6533,7 +6527,6 @@
         <w:rPr>
           <w:rFonts w:cs="Times New Roman"/>
         </w:rPr>
-        <w:lastRenderedPageBreak/>
         <w:t xml:space="preserve">where </w:t>
       </w:r>
       <w:r>
@@ -7397,7 +7390,6 @@
       <w:pPr>
         <w:pStyle w:val="12FigureCaptionLong"/>
         <w:rPr>
-          <w:rFonts w:hint="cs"/>
           <w:cs/>
           <w:lang w:bidi="th-TH"/>
         </w:rPr>
@@ -7660,7 +7652,15 @@
           <w:rFonts w:eastAsia="MS Mincho" w:cs="Times New Roman"/>
           <w:color w:val="000000"/>
         </w:rPr>
-        <w:t xml:space="preserve">the ON and OFF modes. </w:t>
+        <w:t xml:space="preserve">the </w:t>
+      </w:r>
+      <w:r>
+        <w:rPr>
+          <w:rFonts w:eastAsia="MS Mincho" w:cs="Times New Roman"/>
+          <w:color w:val="000000"/>
+        </w:rPr>
+        <w:lastRenderedPageBreak/>
+        <w:t xml:space="preserve">ON and OFF modes. </w:t>
       </w:r>
       <w:r>
         <w:rPr>
@@ -7690,14 +7690,7 @@
         <w:rPr>
           <w:rFonts w:cs="Times New Roman"/>
         </w:rPr>
-        <w:t xml:space="preserve">film layer </w:t>
-      </w:r>
-      <w:r>
-        <w:rPr>
-          <w:rFonts w:cs="Times New Roman"/>
-        </w:rPr>
-        <w:lastRenderedPageBreak/>
-        <w:t xml:space="preserve">deposited on </w:t>
+        <w:t xml:space="preserve">film layer deposited on </w:t>
       </w:r>
       <w:r>
         <w:rPr>
@@ -10527,7 +10520,7 @@
                 </m:sSub>
               </m:e>
             </m:d>
-            <w:bookmarkStart w:id="9" w:name="_Hlk234148607"/>
+            <w:bookmarkStart w:id="8" w:name="_Hlk234148607"/>
             <m:r>
               <m:rPr>
                 <m:sty m:val="p"/>
@@ -10538,7 +10531,7 @@
               </w:rPr>
               <m:t>-</m:t>
             </m:r>
-            <w:bookmarkEnd w:id="9"/>
+            <w:bookmarkEnd w:id="8"/>
             <m:d>
               <m:dPr>
                 <m:ctrlPr>
@@ -11286,7 +11279,15 @@
           <w:rFonts w:eastAsia="MS Mincho" w:cs="Times New Roman"/>
           <w:color w:val="000000"/>
         </w:rPr>
-        <w:t>s its phase by π radian when reflected from a lower to a higher refractive index medium. The reflected light at the air-film interface</w:t>
+        <w:t xml:space="preserve">s its phase by π radian when reflected from a lower to a higher refractive index medium. The reflected light at the air-film </w:t>
+      </w:r>
+      <w:r>
+        <w:rPr>
+          <w:rFonts w:eastAsia="MS Mincho" w:cs="Times New Roman"/>
+          <w:color w:val="000000"/>
+        </w:rPr>
+        <w:lastRenderedPageBreak/>
+        <w:t>interface</w:t>
       </w:r>
       <w:r>
         <w:rPr>
@@ -11408,7 +11409,6 @@
         <w:rPr>
           <w:rFonts w:cs="Times New Roman"/>
         </w:rPr>
-        <w:lastRenderedPageBreak/>
         <w:t xml:space="preserve">These two conditions limit </w:t>
       </w:r>
       <w:r>
@@ -13804,7 +13804,14 @@
         <w:rPr>
           <w:rFonts w:cs="Times New Roman"/>
         </w:rPr>
-        <w:t xml:space="preserve"> is the effective reflectance index of only </w:t>
+        <w:t xml:space="preserve"> is the effective reflectance </w:t>
+      </w:r>
+      <w:r>
+        <w:rPr>
+          <w:rFonts w:cs="Times New Roman"/>
+        </w:rPr>
+        <w:lastRenderedPageBreak/>
+        <w:t xml:space="preserve">index of only </w:t>
       </w:r>
       <w:r>
         <w:rPr>
@@ -13989,7 +13996,6 @@
         <w:rPr>
           <w:rFonts w:cs="Times New Roman"/>
         </w:rPr>
-        <w:lastRenderedPageBreak/>
         <w:tab/>
       </w:r>
       <m:oMath>
@@ -17270,11 +17276,19 @@
         </w:rPr>
         <w:t xml:space="preserve"> </w:t>
       </w:r>
-      <w:r>
-        <w:rPr>
-          <w:rFonts w:cs="Times New Roman"/>
-        </w:rPr>
-        <w:t>refractive ind</w:t>
+      <w:proofErr w:type="gramStart"/>
+      <w:r>
+        <w:rPr>
+          <w:rFonts w:cs="Times New Roman"/>
+        </w:rPr>
+        <w:t>refractive</w:t>
+      </w:r>
+      <w:proofErr w:type="gramEnd"/>
+      <w:r>
+        <w:rPr>
+          <w:rFonts w:cs="Times New Roman"/>
+        </w:rPr>
+        <w:t xml:space="preserve"> ind</w:t>
       </w:r>
       <w:r>
         <w:rPr>

--- a/paper/[Opt. Express] Design and Simulation of a Broadband Tunable Transmittance Optical Filter Using Sb2Se3 Phase Change Material.docx
+++ b/paper/[Opt. Express] Design and Simulation of a Broadband Tunable Transmittance Optical Filter Using Sb2Se3 Phase Change Material.docx
@@ -25931,7 +25931,36 @@
                 <w:bCs w:val="0"/>
                 <w:szCs w:val="16"/>
               </w:rPr>
-              <w:t>SbSe</w:t>
+              <w:t>Sb</w:t>
+            </w:r>
+            <w:r>
+              <w:rPr>
+                <w:rFonts w:cs="Times New Roman"/>
+                <w:b w:val="0"/>
+                <w:bCs w:val="0"/>
+                <w:szCs w:val="16"/>
+                <w:vertAlign w:val="subscript"/>
+              </w:rPr>
+              <w:t>2</w:t>
+            </w:r>
+            <w:r>
+              <w:rPr>
+                <w:rFonts w:cs="Times New Roman"/>
+                <w:b w:val="0"/>
+                <w:bCs w:val="0"/>
+                <w:szCs w:val="16"/>
+              </w:rPr>
+              <w:t>Se</w:t>
+            </w:r>
+            <w:r>
+              <w:rPr>
+                <w:rFonts w:cs="Times New Roman"/>
+                <w:b w:val="0"/>
+                <w:bCs w:val="0"/>
+                <w:szCs w:val="16"/>
+                <w:vertAlign w:val="subscript"/>
+              </w:rPr>
+              <w:t>3</w:t>
             </w:r>
             <w:r>
               <w:rPr>
@@ -29582,10 +29611,16 @@
           <w:iCs/>
           <w:vertAlign w:val="subscript"/>
         </w:rPr>
-        <w:t xml:space="preserve">VO2, metallic </w:t>
-      </w:r>
-      <w:r>
-        <w:t xml:space="preserve"> =1.4580).</w:t>
+        <w:t>VO2, metallic</w:t>
+      </w:r>
+      <w:r>
+        <w:t xml:space="preserve"> =</w:t>
+      </w:r>
+      <w:r>
+        <w:t xml:space="preserve"> </w:t>
+      </w:r>
+      <w:r>
+        <w:t>1.4580).</w:t>
       </w:r>
       <w:r>
         <w:t xml:space="preserve"> These are illustrated in Fig. 6,</w:t>
